--- a/zht/docx/156.content.docx
+++ b/zht/docx/156.content.docx
@@ -19,7 +19,7 @@
         <w:rPr>
           <w:lang w:val="zh_TW" w:bidi="zh_TW"/>
         </w:rPr>
-        <w:t>Resource: 聖經詞典 (Tyndale)</w:t>
+        <w:t>Resource: Tyndale Open Bible Dictionary</w:t>
       </w:r>
       <w:r>
         <w:rPr>
@@ -112,7 +112,7 @@
         <w:rPr>
           <w:lang w:val="zh_TW" w:bidi="zh_TW"/>
         </w:rPr>
-        <w:t>聖經詞典 (Tyndale)</w:t>
+        <w:t>Tyndale Open Bible Dictionary</w:t>
       </w:r>
     </w:p>
     <w:p>
@@ -149,7 +149,7 @@
         <w:rPr>
           <w:lang w:val="zh_TW" w:bidi="zh_TW"/>
         </w:rPr>
-        <w:t>yan</w:t>
+        <w:t>xie</w:t>
       </w:r>
       <w:r>
         <w:rPr>
@@ -212,7 +212,7 @@
         <w:rPr>
           <w:lang w:val="zh_TW" w:bidi="zh_TW"/>
         </w:rPr>
-        <w:t>顏色</w:t>
+        <w:t>褻瀆</w:t>
       </w:r>
       <w:r>
         <w:rPr>
@@ -231,7 +231,18 @@
         <w:rPr>
           <w:lang w:val="zh_TW" w:bidi="zh_TW"/>
         </w:rPr>
-        <w:t>舊約和新約中沒有確切提及「顏色」一詞，儘管這個詞在英文聖經譯本中出現過多次。在原文中，譯為「顏色」的詞在意思上有很大的不同。</w:t>
+        <w:t>指褻瀆或輕蔑神的言語或文字（或對神的行為）。在一般意義上，「褻瀆（blasphemy）」可以指任何誹謗，包括任何侮辱或貶低他人的言語或行為。在希臘文獻中，這個詞用於侮辱或嘲笑活人或死人。這個詞的用法被延伸至神，包括質疑神的大能和嘲笑神的本性。</w:t>
+      </w:r>
+    </w:p>
+    <w:p>
+      <w:pPr>
+        <w:pStyle w:val="Heading3"/>
+      </w:pPr>
+      <w:r>
+        <w:rPr>
+          <w:lang w:val="zh_TW" w:bidi="zh_TW"/>
+        </w:rPr>
+        <w:t>舊約中的褻瀆</w:t>
       </w:r>
     </w:p>
     <w:p>
@@ -245,7 +256,7 @@
         <w:rPr>
           <w:lang w:val="zh_TW" w:bidi="zh_TW"/>
         </w:rPr>
-        <w:t>在和合本中，最常被翻譯為「顏色」的詞語字面意思是「眼目」，並引申為「觀看」（</w:t>
+        <w:t>在舊約中，「褻瀆」總是指侮辱神，可能是直接攻擊神，或是間接嘲弄神。無論哪種方式，都會減損神的榮耀和尊嚴，所以褻瀆是讚美的反面。以色列人可能會透過詛咒神（</w:t>
       </w:r>
       <w:hyperlink r:id="rId13">
         <w:r>
@@ -256,14 +267,14 @@
             <w:color w:val="0000EE"/>
             <w:u w:val="single"/>
           </w:rPr>
-          <w:t>利13:55</w:t>
+          <w:t>利24:10–16</w:t>
         </w:r>
       </w:hyperlink>
       <w:r>
         <w:rPr>
           <w:lang w:val="zh_TW" w:bidi="zh_TW"/>
         </w:rPr>
-        <w:t>；</w:t>
+        <w:t>）或故意違背神的律法（</w:t>
       </w:r>
       <w:hyperlink r:id="rId14">
         <w:r>
@@ -274,14 +285,14 @@
             <w:color w:val="0000EE"/>
             <w:u w:val="single"/>
           </w:rPr>
-          <w:t>民11:7</w:t>
+          <w:t>民15:30</w:t>
         </w:r>
       </w:hyperlink>
       <w:r>
         <w:rPr>
           <w:lang w:val="zh_TW" w:bidi="zh_TW"/>
         </w:rPr>
-        <w:t>；</w:t>
+        <w:t>）來直接侮辱祂的「名」（神的名字：耶和華）。任何一種褻瀆神的行為都會被處死刑，就像拜偶像一樣，這是最嚴重的褻瀆神（</w:t>
       </w:r>
       <w:hyperlink r:id="rId15">
         <w:r>
@@ -292,242 +303,14 @@
             <w:color w:val="0000EE"/>
             <w:u w:val="single"/>
           </w:rPr>
-          <w:t>箴23:31</w:t>
+          <w:t>賽66:3</w:t>
         </w:r>
       </w:hyperlink>
       <w:r>
         <w:rPr>
           <w:lang w:val="zh_TW" w:bidi="zh_TW"/>
         </w:rPr>
-        <w:t>；</w:t>
-      </w:r>
-      <w:hyperlink r:id="rId16">
-        <w:r>
-          <w:rPr>
-            <w:lang w:val="zh_TW" w:bidi="zh_TW"/>
-          </w:rPr>
-          <w:rPr>
-            <w:color w:val="0000EE"/>
-            <w:u w:val="single"/>
-          </w:rPr>
-          <w:t>結1:4、7、16、22、27，</w:t>
-        </w:r>
-      </w:hyperlink>
-      <w:hyperlink r:id="rId17">
-        <w:r>
-          <w:rPr>
-            <w:lang w:val="zh_TW" w:bidi="zh_TW"/>
-          </w:rPr>
-          <w:rPr>
-            <w:color w:val="0000EE"/>
-            <w:u w:val="single"/>
-          </w:rPr>
-          <w:t>8:2，</w:t>
-        </w:r>
-      </w:hyperlink>
-      <w:hyperlink r:id="rId18">
-        <w:r>
-          <w:rPr>
-            <w:lang w:val="zh_TW" w:bidi="zh_TW"/>
-          </w:rPr>
-          <w:rPr>
-            <w:color w:val="0000EE"/>
-            <w:u w:val="single"/>
-          </w:rPr>
-          <w:t>10:9</w:t>
-        </w:r>
-      </w:hyperlink>
-      <w:r>
-        <w:rPr>
-          <w:lang w:val="zh_TW" w:bidi="zh_TW"/>
-        </w:rPr>
-        <w:t>；</w:t>
-      </w:r>
-      <w:hyperlink r:id="rId19">
-        <w:r>
-          <w:rPr>
-            <w:lang w:val="zh_TW" w:bidi="zh_TW"/>
-          </w:rPr>
-          <w:rPr>
-            <w:color w:val="0000EE"/>
-            <w:u w:val="single"/>
-          </w:rPr>
-          <w:t>但10:6</w:t>
-        </w:r>
-      </w:hyperlink>
-      <w:r>
-        <w:rPr>
-          <w:lang w:val="zh_TW" w:bidi="zh_TW"/>
-        </w:rPr>
         <w:t>）。</w:t>
-      </w:r>
-      <w:hyperlink r:id="rId13">
-        <w:r>
-          <w:rPr>
-            <w:lang w:val="zh_TW" w:bidi="zh_TW"/>
-          </w:rPr>
-          <w:rPr>
-            <w:color w:val="0000EE"/>
-            <w:u w:val="single"/>
-          </w:rPr>
-          <w:t>利未記十三章55節</w:t>
-        </w:r>
-      </w:hyperlink>
-      <w:r>
-        <w:rPr>
-          <w:lang w:val="zh_TW" w:bidi="zh_TW"/>
-        </w:rPr>
-        <w:t>在和合本中保留了「色」的翻譯。在和合本中翻譯為「顏色」的其它詞語指的是面部外觀（</w:t>
-      </w:r>
-      <w:hyperlink r:id="rId20">
-        <w:r>
-          <w:rPr>
-            <w:lang w:val="zh_TW" w:bidi="zh_TW"/>
-          </w:rPr>
-          <w:rPr>
-            <w:color w:val="0000EE"/>
-            <w:u w:val="single"/>
-          </w:rPr>
-          <w:t>但5:6–10，</w:t>
-        </w:r>
-      </w:hyperlink>
-      <w:hyperlink r:id="rId21">
-        <w:r>
-          <w:rPr>
-            <w:lang w:val="zh_TW" w:bidi="zh_TW"/>
-          </w:rPr>
-          <w:rPr>
-            <w:color w:val="0000EE"/>
-            <w:u w:val="single"/>
-          </w:rPr>
-          <w:t>7:28</w:t>
-        </w:r>
-      </w:hyperlink>
-      <w:r>
-        <w:rPr>
-          <w:lang w:val="zh_TW" w:bidi="zh_TW"/>
-        </w:rPr>
-        <w:t>）、多色的布料（</w:t>
-      </w:r>
-      <w:hyperlink r:id="rId22">
-        <w:r>
-          <w:rPr>
-            <w:lang w:val="zh_TW" w:bidi="zh_TW"/>
-          </w:rPr>
-          <w:rPr>
-            <w:color w:val="0000EE"/>
-            <w:u w:val="single"/>
-          </w:rPr>
-          <w:t>箴7:16</w:t>
-        </w:r>
-      </w:hyperlink>
-      <w:r>
-        <w:rPr>
-          <w:lang w:val="zh_TW" w:bidi="zh_TW"/>
-        </w:rPr>
-        <w:t>；</w:t>
-      </w:r>
-      <w:hyperlink r:id="rId23">
-        <w:r>
-          <w:rPr>
-            <w:lang w:val="zh_TW" w:bidi="zh_TW"/>
-          </w:rPr>
-          <w:rPr>
-            <w:color w:val="0000EE"/>
-            <w:u w:val="single"/>
-          </w:rPr>
-          <w:t>結17:3，</w:t>
-        </w:r>
-      </w:hyperlink>
-      <w:hyperlink r:id="rId24">
-        <w:r>
-          <w:rPr>
-            <w:lang w:val="zh_TW" w:bidi="zh_TW"/>
-          </w:rPr>
-          <w:rPr>
-            <w:color w:val="0000EE"/>
-            <w:u w:val="single"/>
-          </w:rPr>
-          <w:t>27:24</w:t>
-        </w:r>
-      </w:hyperlink>
-      <w:r>
-        <w:rPr>
-          <w:lang w:val="zh_TW" w:bidi="zh_TW"/>
-        </w:rPr>
-        <w:t>）、寶石（</w:t>
-      </w:r>
-      <w:hyperlink r:id="rId25">
-        <w:r>
-          <w:rPr>
-            <w:lang w:val="zh_TW" w:bidi="zh_TW"/>
-          </w:rPr>
-          <w:rPr>
-            <w:color w:val="0000EE"/>
-            <w:u w:val="single"/>
-          </w:rPr>
-          <w:t>代上29:2</w:t>
-        </w:r>
-      </w:hyperlink>
-      <w:r>
-        <w:rPr>
-          <w:lang w:val="zh_TW" w:bidi="zh_TW"/>
-        </w:rPr>
-        <w:t>），以及胸甲（</w:t>
-      </w:r>
-      <w:hyperlink r:id="rId26">
-        <w:r>
-          <w:rPr>
-            <w:lang w:val="zh_TW" w:bidi="zh_TW"/>
-          </w:rPr>
-          <w:rPr>
-            <w:color w:val="0000EE"/>
-            <w:u w:val="single"/>
-          </w:rPr>
-          <w:t>啟9:17</w:t>
-        </w:r>
-      </w:hyperlink>
-      <w:r>
-        <w:rPr>
-          <w:lang w:val="zh_TW" w:bidi="zh_TW"/>
-        </w:rPr>
-        <w:t>）。約瑟的「彩衣」（</w:t>
-      </w:r>
-      <w:hyperlink r:id="rId27">
-        <w:r>
-          <w:rPr>
-            <w:lang w:val="zh_TW" w:bidi="zh_TW"/>
-          </w:rPr>
-          <w:rPr>
-            <w:color w:val="0000EE"/>
-            <w:u w:val="single"/>
-          </w:rPr>
-          <w:t>創37:3</w:t>
-        </w:r>
-      </w:hyperlink>
-      <w:r>
-        <w:rPr>
-          <w:lang w:val="zh_TW" w:bidi="zh_TW"/>
-        </w:rPr>
-        <w:t>）和她瑪的「彩衣」（</w:t>
-      </w:r>
-      <w:hyperlink r:id="rId28">
-        <w:r>
-          <w:rPr>
-            <w:lang w:val="zh_TW" w:bidi="zh_TW"/>
-          </w:rPr>
-          <w:rPr>
-            <w:color w:val="0000EE"/>
-            <w:u w:val="single"/>
-          </w:rPr>
-          <w:t>撒下13:18–19</w:t>
-        </w:r>
-      </w:hyperlink>
-      <w:r>
-        <w:rPr>
-          <w:lang w:val="zh_TW" w:bidi="zh_TW"/>
-        </w:rPr>
-        <w:t>）實際上是長袖外袍或富麗裝飾的長袍，象徵被偏愛的地位。</w:t>
       </w:r>
     </w:p>
     <w:p>
@@ -541,9 +324,9 @@
         <w:rPr>
           <w:lang w:val="zh_TW" w:bidi="zh_TW"/>
         </w:rPr>
-        <w:t>在新約中，一個意為「假作（pretense）」的詞在</w:t>
-      </w:r>
-      <w:hyperlink r:id="rId29">
+        <w:t>人們認為外邦人從未體驗過耶和華的大能和威嚴，最有可能褻瀆神。因此，在亞述王將耶和華等同於他已征服的列國的神時，就犯了褻瀆神的罪（</w:t>
+      </w:r>
+      <w:hyperlink r:id="rId16">
         <w:r>
           <w:rPr>
             <w:lang w:val="zh_TW" w:bidi="zh_TW"/>
@@ -552,16 +335,16 @@
             <w:color w:val="0000EE"/>
             <w:u w:val="single"/>
           </w:rPr>
-          <w:t>使徒行傳二十七章30節</w:t>
+          <w:t>王下19:4–6、22</w:t>
         </w:r>
       </w:hyperlink>
       <w:r>
         <w:rPr>
           <w:lang w:val="zh_TW" w:bidi="zh_TW"/>
         </w:rPr>
-        <w:t>中被用於古義，有英文譯本的譯者解釋為「顏色（color）」。他們還在</w:t>
-      </w:r>
-      <w:hyperlink r:id="rId30">
+        <w:t>）。由於亞述王的傲慢，先知以賽亞預言他必會滅亡。當以色列被擄時（</w:t>
+      </w:r>
+      <w:hyperlink r:id="rId17">
         <w:r>
           <w:rPr>
             <w:lang w:val="zh_TW" w:bidi="zh_TW"/>
@@ -570,14 +353,79 @@
             <w:color w:val="0000EE"/>
             <w:u w:val="single"/>
           </w:rPr>
-          <w:t>啟示錄十七章4節</w:t>
+          <w:t>賽52:5</w:t>
         </w:r>
       </w:hyperlink>
       <w:r>
         <w:rPr>
           <w:lang w:val="zh_TW" w:bidi="zh_TW"/>
         </w:rPr>
-        <w:t>中添加了「顏色（color）」一詞，顯然是為了闡明其意義。</w:t>
+        <w:t>），當以東嘲笑荒涼的「以色列山」時（</w:t>
+      </w:r>
+      <w:hyperlink r:id="rId18">
+        <w:r>
+          <w:rPr>
+            <w:lang w:val="zh_TW" w:bidi="zh_TW"/>
+          </w:rPr>
+          <w:rPr>
+            <w:color w:val="0000EE"/>
+            <w:u w:val="single"/>
+          </w:rPr>
+          <w:t>結35:12</w:t>
+        </w:r>
+      </w:hyperlink>
+      <w:r>
+        <w:rPr>
+          <w:lang w:val="zh_TW" w:bidi="zh_TW"/>
+        </w:rPr>
+        <w:t>），當敵人嘲笑神沒有保護耶路撒冷時（</w:t>
+      </w:r>
+      <w:hyperlink r:id="rId19">
+        <w:r>
+          <w:rPr>
+            <w:lang w:val="zh_TW" w:bidi="zh_TW"/>
+          </w:rPr>
+          <w:rPr>
+            <w:color w:val="0000EE"/>
+            <w:u w:val="single"/>
+          </w:rPr>
+          <w:t>詩74:18</w:t>
+        </w:r>
+      </w:hyperlink>
+      <w:r>
+        <w:rPr>
+          <w:lang w:val="zh_TW" w:bidi="zh_TW"/>
+        </w:rPr>
+        <w:t>；</w:t>
+      </w:r>
+      <w:hyperlink r:id="rId20">
+        <w:r>
+          <w:rPr>
+            <w:lang w:val="zh_TW" w:bidi="zh_TW"/>
+          </w:rPr>
+          <w:rPr>
+            <w:color w:val="0000EE"/>
+            <w:u w:val="single"/>
+          </w:rPr>
+          <w:t>馬加比一書2:6</w:t>
+        </w:r>
+      </w:hyperlink>
+      <w:r>
+        <w:rPr>
+          <w:lang w:val="zh_TW" w:bidi="zh_TW"/>
+        </w:rPr>
+        <w:t>），神也受到嘲笑。</w:t>
+      </w:r>
+    </w:p>
+    <w:p>
+      <w:pPr>
+        <w:pStyle w:val="Heading3"/>
+      </w:pPr>
+      <w:r>
+        <w:rPr>
+          <w:lang w:val="zh_TW" w:bidi="zh_TW"/>
+        </w:rPr>
+        <w:t>新約中的褻瀆</w:t>
       </w:r>
     </w:p>
     <w:p>
@@ -591,18 +439,127 @@
         <w:rPr>
           <w:lang w:val="zh_TW" w:bidi="zh_TW"/>
         </w:rPr>
-        <w:t>儘管聖經提到許多顏色，但顏色並未特別被強調。對於自然顏色的描述很少出現，而出現頻率最高且區別最清楚的顏色則是人造的染料。</w:t>
-      </w:r>
-    </w:p>
-    <w:p>
-      <w:pPr>
-        <w:pStyle w:val="Heading3"/>
-      </w:pPr>
-      <w:r>
-        <w:rPr>
-          <w:lang w:val="zh_TW" w:bidi="zh_TW"/>
-        </w:rPr>
-        <w:t>聖經中提到的顏色</w:t>
+        <w:t>在新約中，褻瀆具有更廣泛的希臘語含義。它包括誹謗人以及神（</w:t>
+      </w:r>
+      <w:hyperlink r:id="rId21">
+        <w:r>
+          <w:rPr>
+            <w:lang w:val="zh_TW" w:bidi="zh_TW"/>
+          </w:rPr>
+          <w:rPr>
+            <w:color w:val="0000EE"/>
+            <w:u w:val="single"/>
+          </w:rPr>
+          <w:t>太15:19</w:t>
+        </w:r>
+      </w:hyperlink>
+      <w:r>
+        <w:rPr>
+          <w:lang w:val="zh_TW" w:bidi="zh_TW"/>
+        </w:rPr>
+        <w:t>；另見</w:t>
+      </w:r>
+      <w:hyperlink r:id="rId22">
+        <w:r>
+          <w:rPr>
+            <w:lang w:val="zh_TW" w:bidi="zh_TW"/>
+          </w:rPr>
+          <w:rPr>
+            <w:color w:val="0000EE"/>
+            <w:u w:val="single"/>
+          </w:rPr>
+          <w:t>羅3:8</w:t>
+        </w:r>
+      </w:hyperlink>
+      <w:r>
+        <w:rPr>
+          <w:lang w:val="zh_TW" w:bidi="zh_TW"/>
+        </w:rPr>
+        <w:t>；</w:t>
+      </w:r>
+      <w:hyperlink r:id="rId23">
+        <w:r>
+          <w:rPr>
+            <w:lang w:val="zh_TW" w:bidi="zh_TW"/>
+          </w:rPr>
+          <w:rPr>
+            <w:color w:val="0000EE"/>
+            <w:u w:val="single"/>
+          </w:rPr>
+          <w:t>林前10:30</w:t>
+        </w:r>
+      </w:hyperlink>
+      <w:r>
+        <w:rPr>
+          <w:lang w:val="zh_TW" w:bidi="zh_TW"/>
+        </w:rPr>
+        <w:t>；</w:t>
+      </w:r>
+      <w:hyperlink r:id="rId24">
+        <w:r>
+          <w:rPr>
+            <w:lang w:val="zh_TW" w:bidi="zh_TW"/>
+          </w:rPr>
+          <w:rPr>
+            <w:color w:val="0000EE"/>
+            <w:u w:val="single"/>
+          </w:rPr>
+          <w:t>弗4:31</w:t>
+        </w:r>
+      </w:hyperlink>
+      <w:r>
+        <w:rPr>
+          <w:lang w:val="zh_TW" w:bidi="zh_TW"/>
+        </w:rPr>
+        <w:t>；</w:t>
+      </w:r>
+      <w:hyperlink r:id="rId25">
+        <w:r>
+          <w:rPr>
+            <w:lang w:val="zh_TW" w:bidi="zh_TW"/>
+          </w:rPr>
+          <w:rPr>
+            <w:color w:val="0000EE"/>
+            <w:u w:val="single"/>
+          </w:rPr>
+          <w:t>多3:2</w:t>
+        </w:r>
+      </w:hyperlink>
+      <w:r>
+        <w:rPr>
+          <w:lang w:val="zh_TW" w:bidi="zh_TW"/>
+        </w:rPr>
+        <w:t>）。它甚至包括嘲笑天使或惡魔的勢力，這與嘲笑任何其它存在物一樣都是錯的（</w:t>
+      </w:r>
+      <w:hyperlink r:id="rId26">
+        <w:r>
+          <w:rPr>
+            <w:lang w:val="zh_TW" w:bidi="zh_TW"/>
+          </w:rPr>
+          <w:rPr>
+            <w:color w:val="0000EE"/>
+            <w:u w:val="single"/>
+          </w:rPr>
+          <w:t>彼後2:10–12；</w:t>
+        </w:r>
+      </w:hyperlink>
+      <w:hyperlink r:id="rId27">
+        <w:r>
+          <w:rPr>
+            <w:lang w:val="zh_TW" w:bidi="zh_TW"/>
+          </w:rPr>
+          <w:rPr>
+            <w:color w:val="0000EE"/>
+            <w:u w:val="single"/>
+          </w:rPr>
+          <w:t>猶1:8–10</w:t>
+        </w:r>
+      </w:hyperlink>
+      <w:r>
+        <w:rPr>
+          <w:lang w:val="zh_TW" w:bidi="zh_TW"/>
+        </w:rPr>
+        <w:t>）。換句話說，任何形式的誹謗、嘲笑和嘲諷在新約中都是完全受到譴責的。</w:t>
       </w:r>
     </w:p>
     <w:p>
@@ -616,7 +573,145 @@
         <w:rPr>
           <w:lang w:val="zh_TW" w:bidi="zh_TW"/>
         </w:rPr>
-        <w:t>由於希伯來人對顏色的感知方式與現代西方文化不同，有時很難準確翻譯希伯來文中表示顏色的詞。因此，英文聖經譯本中這些詞的翻譯經常有很大差異。為了提供比較的基礎，本文主要根據和合本經文，但有例外時會另行說明。</w:t>
+        <w:t>新約中最常見的褻瀆是對神的褻瀆。人們可能會直接冒犯神（</w:t>
+      </w:r>
+      <w:hyperlink r:id="rId28">
+        <w:r>
+          <w:rPr>
+            <w:lang w:val="zh_TW" w:bidi="zh_TW"/>
+          </w:rPr>
+          <w:rPr>
+            <w:color w:val="0000EE"/>
+            <w:u w:val="single"/>
+          </w:rPr>
+          <w:t>啟13:6，</w:t>
+        </w:r>
+      </w:hyperlink>
+      <w:hyperlink r:id="rId29">
+        <w:r>
+          <w:rPr>
+            <w:lang w:val="zh_TW" w:bidi="zh_TW"/>
+          </w:rPr>
+          <w:rPr>
+            <w:color w:val="0000EE"/>
+            <w:u w:val="single"/>
+          </w:rPr>
+          <w:t>16:9</w:t>
+        </w:r>
+      </w:hyperlink>
+      <w:r>
+        <w:rPr>
+          <w:lang w:val="zh_TW" w:bidi="zh_TW"/>
+        </w:rPr>
+        <w:t>），毀謗神的道理（</w:t>
+      </w:r>
+      <w:hyperlink r:id="rId30">
+        <w:r>
+          <w:rPr>
+            <w:lang w:val="zh_TW" w:bidi="zh_TW"/>
+          </w:rPr>
+          <w:rPr>
+            <w:color w:val="0000EE"/>
+            <w:u w:val="single"/>
+          </w:rPr>
+          <w:t>多2:5</w:t>
+        </w:r>
+      </w:hyperlink>
+      <w:r>
+        <w:rPr>
+          <w:lang w:val="zh_TW" w:bidi="zh_TW"/>
+        </w:rPr>
+        <w:t>），或拒絕神的啟示及其使者（</w:t>
+      </w:r>
+      <w:hyperlink r:id="rId31">
+        <w:r>
+          <w:rPr>
+            <w:lang w:val="zh_TW" w:bidi="zh_TW"/>
+          </w:rPr>
+          <w:rPr>
+            <w:color w:val="0000EE"/>
+            <w:u w:val="single"/>
+          </w:rPr>
+          <w:t>徒6:11</w:t>
+        </w:r>
+      </w:hyperlink>
+      <w:r>
+        <w:rPr>
+          <w:lang w:val="zh_TW" w:bidi="zh_TW"/>
+        </w:rPr>
+        <w:t>）。當耶穌自稱擁有屬於神的特權——赦罪的權柄時，祂被指控褻瀆神（</w:t>
+      </w:r>
+      <w:hyperlink r:id="rId32">
+        <w:r>
+          <w:rPr>
+            <w:lang w:val="zh_TW" w:bidi="zh_TW"/>
+          </w:rPr>
+          <w:rPr>
+            <w:color w:val="0000EE"/>
+            <w:u w:val="single"/>
+          </w:rPr>
+          <w:t>可2:7</w:t>
+        </w:r>
+      </w:hyperlink>
+      <w:r>
+        <w:rPr>
+          <w:lang w:val="zh_TW" w:bidi="zh_TW"/>
+        </w:rPr>
+        <w:t>）。</w:t>
+      </w:r>
+      <w:hyperlink r:id="rId33">
+        <w:r>
+          <w:rPr>
+            <w:lang w:val="zh_TW" w:bidi="zh_TW"/>
+          </w:rPr>
+          <w:rPr>
+            <w:color w:val="0000EE"/>
+            <w:u w:val="single"/>
+          </w:rPr>
+          <w:t>約翰福音10:33–36</w:t>
+        </w:r>
+      </w:hyperlink>
+      <w:r>
+        <w:rPr>
+          <w:lang w:val="zh_TW" w:bidi="zh_TW"/>
+        </w:rPr>
+        <w:t>記載有人試圖用石頭砸死耶穌，指控祂的人對祂說：「你是個人，反將自己當作神」（</w:t>
+      </w:r>
+      <w:hyperlink r:id="rId34">
+        <w:r>
+          <w:rPr>
+            <w:lang w:val="zh_TW" w:bidi="zh_TW"/>
+          </w:rPr>
+          <w:rPr>
+            <w:color w:val="0000EE"/>
+            <w:u w:val="single"/>
+          </w:rPr>
+          <w:t>33</w:t>
+        </w:r>
+      </w:hyperlink>
+      <w:r>
+        <w:rPr>
+          <w:lang w:val="zh_TW" w:bidi="zh_TW"/>
+        </w:rPr>
+        <w:t>節）。猶太最高法院（公會）以褻瀆罪判處耶穌死刑，因為祂聲稱自己是人子（彌賽亞）。在他們看來，耶穌並沒有提供任何證據表明祂是如此崇高的人物。耶穌似乎在嘲諷彌賽亞，並進而嘲諷神本身（</w:t>
+      </w:r>
+      <w:hyperlink r:id="rId35">
+        <w:r>
+          <w:rPr>
+            <w:lang w:val="zh_TW" w:bidi="zh_TW"/>
+          </w:rPr>
+          <w:rPr>
+            <w:color w:val="0000EE"/>
+            <w:u w:val="single"/>
+          </w:rPr>
+          <w:t>可14:64</w:t>
+        </w:r>
+      </w:hyperlink>
+      <w:r>
+        <w:rPr>
+          <w:lang w:val="zh_TW" w:bidi="zh_TW"/>
+        </w:rPr>
+        <w:t>）。</w:t>
       </w:r>
     </w:p>
     <w:p>
@@ -630,23 +725,9 @@
         <w:rPr>
           <w:lang w:val="zh_TW" w:bidi="zh_TW"/>
         </w:rPr>
-        <w:t>在舊約和新約中最常提到的顏色如下：</w:t>
-      </w:r>
-    </w:p>
-    <w:p>
-      <w:pPr/>
-      <w:r>
-        <w:rPr>
-          <w:lang w:val="zh_TW" w:bidi="zh_TW"/>
-        </w:rPr>
-      </w:r>
-      <w:r>
-        <w:rPr>
-          <w:lang w:val="zh_TW" w:bidi="zh_TW"/>
-        </w:rPr>
-        <w:t>「黑色」在舊約中由五個詞表達，在新約中由一個詞表達，指不同程度的黑暗。這些詞描述了：羊的顏色（</w:t>
-      </w:r>
-      <w:hyperlink r:id="rId31">
+        <w:t>聖經明確指出，褻瀆罪是可以被赦免的（</w:t>
+      </w:r>
+      <w:hyperlink r:id="rId36">
         <w:r>
           <w:rPr>
             <w:lang w:val="zh_TW" w:bidi="zh_TW"/>
@@ -655,16 +736,16 @@
             <w:color w:val="0000EE"/>
             <w:u w:val="single"/>
           </w:rPr>
-          <w:t>創30:32–33、35、40</w:t>
+          <w:t>太12:32</w:t>
         </w:r>
       </w:hyperlink>
       <w:r>
         <w:rPr>
           <w:lang w:val="zh_TW" w:bidi="zh_TW"/>
         </w:rPr>
-        <w:t>）、頭髮（</w:t>
-      </w:r>
-      <w:hyperlink r:id="rId32">
+        <w:t>；</w:t>
+      </w:r>
+      <w:hyperlink r:id="rId37">
         <w:r>
           <w:rPr>
             <w:lang w:val="zh_TW" w:bidi="zh_TW"/>
@@ -673,16 +754,16 @@
             <w:color w:val="0000EE"/>
             <w:u w:val="single"/>
           </w:rPr>
-          <w:t>利13:31、37</w:t>
+          <w:t>可3:28–29</w:t>
         </w:r>
       </w:hyperlink>
       <w:r>
         <w:rPr>
           <w:lang w:val="zh_TW" w:bidi="zh_TW"/>
         </w:rPr>
-        <w:t>；</w:t>
-      </w:r>
-      <w:hyperlink r:id="rId33">
+        <w:t>）。但是，如果一個人不願悔改，唯一的補救辦法就是將他或她「交給撒但，使他們受責罰就不再謗瀆了」（</w:t>
+      </w:r>
+      <w:hyperlink r:id="rId38">
         <w:r>
           <w:rPr>
             <w:lang w:val="zh_TW" w:bidi="zh_TW"/>
@@ -691,2995 +772,14 @@
             <w:color w:val="0000EE"/>
             <w:u w:val="single"/>
           </w:rPr>
-          <w:t>歌5:11</w:t>
+          <w:t>提前1:20</w:t>
         </w:r>
       </w:hyperlink>
       <w:r>
         <w:rPr>
           <w:lang w:val="zh_TW" w:bidi="zh_TW"/>
         </w:rPr>
-        <w:t>；</w:t>
-      </w:r>
-      <w:hyperlink r:id="rId34">
-        <w:r>
-          <w:rPr>
-            <w:lang w:val="zh_TW" w:bidi="zh_TW"/>
-          </w:rPr>
-          <w:rPr>
-            <w:color w:val="0000EE"/>
-            <w:u w:val="single"/>
-          </w:rPr>
-          <w:t>太5:36</w:t>
-        </w:r>
-      </w:hyperlink>
-      <w:r>
-        <w:rPr>
-          <w:lang w:val="zh_TW" w:bidi="zh_TW"/>
-        </w:rPr>
-        <w:t>）、皮膚（</w:t>
-      </w:r>
-      <w:hyperlink r:id="rId35">
-        <w:r>
-          <w:rPr>
-            <w:lang w:val="zh_TW" w:bidi="zh_TW"/>
-          </w:rPr>
-          <w:rPr>
-            <w:color w:val="0000EE"/>
-            <w:u w:val="single"/>
-          </w:rPr>
-          <w:t>伯30:30</w:t>
-        </w:r>
-      </w:hyperlink>
-      <w:r>
-        <w:rPr>
-          <w:lang w:val="zh_TW" w:bidi="zh_TW"/>
-        </w:rPr>
-        <w:t>）、馬（</w:t>
-      </w:r>
-      <w:hyperlink r:id="rId36">
-        <w:r>
-          <w:rPr>
-            <w:lang w:val="zh_TW" w:bidi="zh_TW"/>
-          </w:rPr>
-          <w:rPr>
-            <w:color w:val="0000EE"/>
-            <w:u w:val="single"/>
-          </w:rPr>
-          <w:t>亞6:2、6</w:t>
-        </w:r>
-      </w:hyperlink>
-      <w:r>
-        <w:rPr>
-          <w:lang w:val="zh_TW" w:bidi="zh_TW"/>
-        </w:rPr>
-        <w:t>；</w:t>
-      </w:r>
-      <w:hyperlink r:id="rId37">
-        <w:r>
-          <w:rPr>
-            <w:lang w:val="zh_TW" w:bidi="zh_TW"/>
-          </w:rPr>
-          <w:rPr>
-            <w:color w:val="0000EE"/>
-            <w:u w:val="single"/>
-          </w:rPr>
-          <w:t>啟6:5</w:t>
-        </w:r>
-      </w:hyperlink>
-      <w:r>
-        <w:rPr>
-          <w:lang w:val="zh_TW" w:bidi="zh_TW"/>
-        </w:rPr>
-        <w:t>）、天空（</w:t>
-      </w:r>
-      <w:hyperlink r:id="rId38">
-        <w:r>
-          <w:rPr>
-            <w:lang w:val="zh_TW" w:bidi="zh_TW"/>
-          </w:rPr>
-          <w:rPr>
-            <w:color w:val="0000EE"/>
-            <w:u w:val="single"/>
-          </w:rPr>
-          <w:t>王上18:45</w:t>
-        </w:r>
-      </w:hyperlink>
-      <w:r>
-        <w:rPr>
-          <w:lang w:val="zh_TW" w:bidi="zh_TW"/>
-        </w:rPr>
-        <w:t>；</w:t>
-      </w:r>
-      <w:hyperlink r:id="rId39">
-        <w:r>
-          <w:rPr>
-            <w:lang w:val="zh_TW" w:bidi="zh_TW"/>
-          </w:rPr>
-          <w:rPr>
-            <w:color w:val="0000EE"/>
-            <w:u w:val="single"/>
-          </w:rPr>
-          <w:t>賽50:3</w:t>
-        </w:r>
-      </w:hyperlink>
-      <w:r>
-        <w:rPr>
-          <w:lang w:val="zh_TW" w:bidi="zh_TW"/>
-        </w:rPr>
-        <w:t>；</w:t>
-      </w:r>
-      <w:hyperlink r:id="rId40">
-        <w:r>
-          <w:rPr>
-            <w:lang w:val="zh_TW" w:bidi="zh_TW"/>
-          </w:rPr>
-          <w:rPr>
-            <w:color w:val="0000EE"/>
-            <w:u w:val="single"/>
-          </w:rPr>
-          <w:t>耶4:28</w:t>
-        </w:r>
-      </w:hyperlink>
-      <w:r>
-        <w:rPr>
-          <w:lang w:val="zh_TW" w:bidi="zh_TW"/>
-        </w:rPr>
-        <w:t>）、白日（</w:t>
-      </w:r>
-      <w:hyperlink r:id="rId41">
-        <w:r>
-          <w:rPr>
-            <w:lang w:val="zh_TW" w:bidi="zh_TW"/>
-          </w:rPr>
-          <w:rPr>
-            <w:color w:val="0000EE"/>
-            <w:u w:val="single"/>
-          </w:rPr>
-          <w:t>伯3:5</w:t>
-        </w:r>
-      </w:hyperlink>
-      <w:r>
-        <w:rPr>
-          <w:lang w:val="zh_TW" w:bidi="zh_TW"/>
-        </w:rPr>
-        <w:t>；</w:t>
-      </w:r>
-      <w:hyperlink r:id="rId42">
-        <w:r>
-          <w:rPr>
-            <w:lang w:val="zh_TW" w:bidi="zh_TW"/>
-          </w:rPr>
-          <w:rPr>
-            <w:color w:val="0000EE"/>
-            <w:u w:val="single"/>
-          </w:rPr>
-          <w:t>彌3:6</w:t>
-        </w:r>
-      </w:hyperlink>
-      <w:r>
-        <w:rPr>
-          <w:lang w:val="zh_TW" w:bidi="zh_TW"/>
-        </w:rPr>
-        <w:t>）、變黑的太陽（</w:t>
-      </w:r>
-      <w:hyperlink r:id="rId43">
-        <w:r>
-          <w:rPr>
-            <w:lang w:val="zh_TW" w:bidi="zh_TW"/>
-          </w:rPr>
-          <w:rPr>
-            <w:color w:val="0000EE"/>
-            <w:u w:val="single"/>
-          </w:rPr>
-          <w:t>啟6:12</w:t>
-        </w:r>
-      </w:hyperlink>
-      <w:r>
-        <w:rPr>
-          <w:lang w:val="zh_TW" w:bidi="zh_TW"/>
-        </w:rPr>
-        <w:t>），以及入侵的軍隊（</w:t>
-      </w:r>
-      <w:hyperlink r:id="rId44">
-        <w:r>
-          <w:rPr>
-            <w:lang w:val="zh_TW" w:bidi="zh_TW"/>
-          </w:rPr>
-          <w:rPr>
-            <w:color w:val="0000EE"/>
-            <w:u w:val="single"/>
-          </w:rPr>
-          <w:t>珥2:2</w:t>
-        </w:r>
-      </w:hyperlink>
-      <w:r>
-        <w:rPr>
-          <w:lang w:val="zh_TW" w:bidi="zh_TW"/>
-        </w:rPr>
-        <w:t>）。約伯記的「沒有日光」（</w:t>
-      </w:r>
-      <w:hyperlink r:id="rId45">
-        <w:r>
-          <w:rPr>
-            <w:lang w:val="zh_TW" w:bidi="zh_TW"/>
-          </w:rPr>
-          <w:rPr>
-            <w:color w:val="0000EE"/>
-            <w:u w:val="single"/>
-          </w:rPr>
-          <w:t>伯30:28</w:t>
-        </w:r>
-      </w:hyperlink>
-      <w:r>
-        <w:rPr>
-          <w:lang w:val="zh_TW" w:bidi="zh_TW"/>
-        </w:rPr>
-        <w:t>）被理解為災病或悲傷。</w:t>
-      </w:r>
-    </w:p>
-    <w:p>
-      <w:pPr/>
-      <w:r>
-        <w:rPr>
-          <w:lang w:val="zh_TW" w:bidi="zh_TW"/>
-        </w:rPr>
-      </w:r>
-      <w:r>
-        <w:rPr>
-          <w:lang w:val="zh_TW" w:bidi="zh_TW"/>
-        </w:rPr>
-        <w:t>「藍色」可能指的是從地中海軟體動物中獲得的藍紫色染料。這是一種受歡迎的顏色，但古代認為其不如「皇家紫色」高貴。這兩種染料都產於泰爾，泰爾曾一度壟斷藍色和紫色染料的製造（</w:t>
-      </w:r>
-      <w:hyperlink r:id="rId46">
-        <w:r>
-          <w:rPr>
-            <w:lang w:val="zh_TW" w:bidi="zh_TW"/>
-          </w:rPr>
-          <w:rPr>
-            <w:color w:val="0000EE"/>
-            <w:u w:val="single"/>
-          </w:rPr>
-          <w:t>代下2:7、14</w:t>
-        </w:r>
-      </w:hyperlink>
-      <w:r>
-        <w:rPr>
-          <w:lang w:val="zh_TW" w:bidi="zh_TW"/>
-        </w:rPr>
-        <w:t>；</w:t>
-      </w:r>
-      <w:hyperlink r:id="rId24">
-        <w:r>
-          <w:rPr>
-            <w:lang w:val="zh_TW" w:bidi="zh_TW"/>
-          </w:rPr>
-          <w:rPr>
-            <w:color w:val="0000EE"/>
-            <w:u w:val="single"/>
-          </w:rPr>
-          <w:t>結27:24</w:t>
-        </w:r>
-      </w:hyperlink>
-      <w:r>
-        <w:rPr>
-          <w:lang w:val="zh_TW" w:bidi="zh_TW"/>
-        </w:rPr>
-        <w:t>）。泰爾的船使用藍色和紫色作為船篷（</w:t>
-      </w:r>
-      <w:hyperlink r:id="rId47">
-        <w:r>
-          <w:rPr>
-            <w:lang w:val="zh_TW" w:bidi="zh_TW"/>
-          </w:rPr>
-          <w:rPr>
-            <w:color w:val="0000EE"/>
-            <w:u w:val="single"/>
-          </w:rPr>
-          <w:t>結27:7</w:t>
-        </w:r>
-      </w:hyperlink>
-      <w:r>
-        <w:rPr>
-          <w:lang w:val="zh_TW" w:bidi="zh_TW"/>
-        </w:rPr>
-        <w:t>）。藍色被用於會幕的布料（</w:t>
-      </w:r>
-      <w:hyperlink r:id="rId48">
-        <w:r>
-          <w:rPr>
-            <w:lang w:val="zh_TW" w:bidi="zh_TW"/>
-          </w:rPr>
-          <w:rPr>
-            <w:color w:val="0000EE"/>
-            <w:u w:val="single"/>
-          </w:rPr>
-          <w:t>出26:1</w:t>
-        </w:r>
-      </w:hyperlink>
-      <w:r>
-        <w:rPr>
-          <w:lang w:val="zh_TW" w:bidi="zh_TW"/>
-        </w:rPr>
-        <w:t>；</w:t>
-      </w:r>
-      <w:hyperlink r:id="rId49">
-        <w:r>
-          <w:rPr>
-            <w:lang w:val="zh_TW" w:bidi="zh_TW"/>
-          </w:rPr>
-          <w:rPr>
-            <w:color w:val="0000EE"/>
-            <w:u w:val="single"/>
-          </w:rPr>
-          <w:t>民4:6–9</w:t>
-        </w:r>
-      </w:hyperlink>
-      <w:r>
-        <w:rPr>
-          <w:lang w:val="zh_TW" w:bidi="zh_TW"/>
-        </w:rPr>
-        <w:t>）、祭司的衣服（</w:t>
-      </w:r>
-      <w:hyperlink r:id="rId50">
-        <w:r>
-          <w:rPr>
-            <w:lang w:val="zh_TW" w:bidi="zh_TW"/>
-          </w:rPr>
-          <w:rPr>
-            <w:color w:val="0000EE"/>
-            <w:u w:val="single"/>
-          </w:rPr>
-          <w:t>出28:5–6</w:t>
-        </w:r>
-      </w:hyperlink>
-      <w:r>
-        <w:rPr>
-          <w:lang w:val="zh_TW" w:bidi="zh_TW"/>
-        </w:rPr>
-        <w:t>）、所羅門的聖殿（</w:t>
-      </w:r>
-      <w:hyperlink r:id="rId46">
-        <w:r>
-          <w:rPr>
-            <w:lang w:val="zh_TW" w:bidi="zh_TW"/>
-          </w:rPr>
-          <w:rPr>
-            <w:color w:val="0000EE"/>
-            <w:u w:val="single"/>
-          </w:rPr>
-          <w:t>代下2:7、14</w:t>
-        </w:r>
-      </w:hyperlink>
-      <w:r>
-        <w:rPr>
-          <w:lang w:val="zh_TW" w:bidi="zh_TW"/>
-        </w:rPr>
-        <w:t>），以及波斯王宮（</w:t>
-      </w:r>
-      <w:hyperlink r:id="rId51">
-        <w:r>
-          <w:rPr>
-            <w:lang w:val="zh_TW" w:bidi="zh_TW"/>
-          </w:rPr>
-          <w:rPr>
-            <w:color w:val="0000EE"/>
-            <w:u w:val="single"/>
-          </w:rPr>
-          <w:t>斯1:6，</w:t>
-        </w:r>
-      </w:hyperlink>
-      <w:hyperlink r:id="rId52">
-        <w:r>
-          <w:rPr>
-            <w:lang w:val="zh_TW" w:bidi="zh_TW"/>
-          </w:rPr>
-          <w:rPr>
-            <w:color w:val="0000EE"/>
-            <w:u w:val="single"/>
-          </w:rPr>
-          <w:t>8:15</w:t>
-        </w:r>
-      </w:hyperlink>
-      <w:r>
-        <w:rPr>
-          <w:lang w:val="zh_TW" w:bidi="zh_TW"/>
-        </w:rPr>
-        <w:t>）。藍色在新約中沒有被提及。</w:t>
-      </w:r>
-    </w:p>
-    <w:p>
-      <w:pPr/>
-      <w:r>
-        <w:rPr>
-          <w:lang w:val="zh_TW" w:bidi="zh_TW"/>
-        </w:rPr>
-      </w:r>
-      <w:r>
-        <w:rPr>
-          <w:lang w:val="zh_TW" w:bidi="zh_TW"/>
-        </w:rPr>
-        <w:t>「紅色」是三個不同希伯來文的翻譯。這種不同色調的紅色是從某些昆蟲中提取的。這個詞描述了所羅門的聖殿中的某些布料（</w:t>
-      </w:r>
-      <w:hyperlink r:id="rId46">
-        <w:r>
-          <w:rPr>
-            <w:lang w:val="zh_TW" w:bidi="zh_TW"/>
-          </w:rPr>
-          <w:rPr>
-            <w:color w:val="0000EE"/>
-            <w:u w:val="single"/>
-          </w:rPr>
-          <w:t>代下2:7、14，</w:t>
-        </w:r>
-      </w:hyperlink>
-      <w:hyperlink r:id="rId53">
-        <w:r>
-          <w:rPr>
-            <w:lang w:val="zh_TW" w:bidi="zh_TW"/>
-          </w:rPr>
-          <w:rPr>
-            <w:color w:val="0000EE"/>
-            <w:u w:val="single"/>
-          </w:rPr>
-          <w:t>3:14</w:t>
-        </w:r>
-      </w:hyperlink>
-      <w:r>
-        <w:rPr>
-          <w:lang w:val="zh_TW" w:bidi="zh_TW"/>
-        </w:rPr>
-        <w:t>），並被用來比喻罪（</w:t>
-      </w:r>
-      <w:hyperlink r:id="rId54">
-        <w:r>
-          <w:rPr>
-            <w:lang w:val="zh_TW" w:bidi="zh_TW"/>
-          </w:rPr>
-          <w:rPr>
-            <w:color w:val="0000EE"/>
-            <w:u w:val="single"/>
-          </w:rPr>
-          <w:t>賽1:18</w:t>
-        </w:r>
-      </w:hyperlink>
-      <w:r>
-        <w:rPr>
-          <w:lang w:val="zh_TW" w:bidi="zh_TW"/>
-        </w:rPr>
-        <w:t>）。形容波斯拉衣服的「紅」（</w:t>
-      </w:r>
-      <w:hyperlink r:id="rId55">
-        <w:r>
-          <w:rPr>
-            <w:lang w:val="zh_TW" w:bidi="zh_TW"/>
-          </w:rPr>
-          <w:rPr>
-            <w:color w:val="0000EE"/>
-            <w:u w:val="single"/>
-          </w:rPr>
-          <w:t>63:1</w:t>
-        </w:r>
-      </w:hyperlink>
-      <w:r>
-        <w:rPr>
-          <w:lang w:val="zh_TW" w:bidi="zh_TW"/>
-        </w:rPr>
-        <w:t>）可能意味著「鮮豔的顏色」而不是特定的色調。</w:t>
-      </w:r>
-    </w:p>
-    <w:p>
-      <w:pPr/>
-      <w:r>
-        <w:rPr>
-          <w:lang w:val="zh_TW" w:bidi="zh_TW"/>
-        </w:rPr>
-      </w:r>
-      <w:r>
-        <w:rPr>
-          <w:lang w:val="zh_TW" w:bidi="zh_TW"/>
-        </w:rPr>
-        <w:t>「灰色」這個顏色僅在舊約中出現，專門用來形容老年，如灰白的頭髮或白髮（</w:t>
-      </w:r>
-      <w:hyperlink r:id="rId56">
-        <w:r>
-          <w:rPr>
-            <w:lang w:val="zh_TW" w:bidi="zh_TW"/>
-          </w:rPr>
-          <w:rPr>
-            <w:color w:val="0000EE"/>
-            <w:u w:val="single"/>
-          </w:rPr>
-          <w:t>創42:38</w:t>
-        </w:r>
-      </w:hyperlink>
-      <w:r>
-        <w:rPr>
-          <w:lang w:val="zh_TW" w:bidi="zh_TW"/>
-        </w:rPr>
-        <w:t>；</w:t>
-      </w:r>
-      <w:hyperlink r:id="rId57">
-        <w:r>
-          <w:rPr>
-            <w:lang w:val="zh_TW" w:bidi="zh_TW"/>
-          </w:rPr>
-          <w:rPr>
-            <w:color w:val="0000EE"/>
-            <w:u w:val="single"/>
-          </w:rPr>
-          <w:t>44:29–31</w:t>
-        </w:r>
-      </w:hyperlink>
-      <w:r>
-        <w:rPr>
-          <w:lang w:val="zh_TW" w:bidi="zh_TW"/>
-        </w:rPr>
-        <w:t>；</w:t>
-      </w:r>
-      <w:hyperlink r:id="rId58">
-        <w:r>
-          <w:rPr>
-            <w:lang w:val="zh_TW" w:bidi="zh_TW"/>
-          </w:rPr>
-          <w:rPr>
-            <w:color w:val="0000EE"/>
-            <w:u w:val="single"/>
-          </w:rPr>
-          <w:t>申32:25</w:t>
-        </w:r>
-      </w:hyperlink>
-      <w:r>
-        <w:rPr>
-          <w:lang w:val="zh_TW" w:bidi="zh_TW"/>
-        </w:rPr>
-        <w:t>；</w:t>
-      </w:r>
-      <w:hyperlink r:id="rId59">
-        <w:r>
-          <w:rPr>
-            <w:lang w:val="zh_TW" w:bidi="zh_TW"/>
-          </w:rPr>
-          <w:rPr>
-            <w:color w:val="0000EE"/>
-            <w:u w:val="single"/>
-          </w:rPr>
-          <w:t>撒上12:2</w:t>
-        </w:r>
-      </w:hyperlink>
-      <w:r>
-        <w:rPr>
-          <w:lang w:val="zh_TW" w:bidi="zh_TW"/>
-        </w:rPr>
-        <w:t>；</w:t>
-      </w:r>
-      <w:hyperlink r:id="rId60">
-        <w:r>
-          <w:rPr>
-            <w:lang w:val="zh_TW" w:bidi="zh_TW"/>
-          </w:rPr>
-          <w:rPr>
-            <w:color w:val="0000EE"/>
-            <w:u w:val="single"/>
-          </w:rPr>
-          <w:t>王上2:6、9</w:t>
-        </w:r>
-      </w:hyperlink>
-      <w:r>
-        <w:rPr>
-          <w:lang w:val="zh_TW" w:bidi="zh_TW"/>
-        </w:rPr>
-        <w:t>；</w:t>
-      </w:r>
-      <w:hyperlink r:id="rId61">
-        <w:r>
-          <w:rPr>
-            <w:lang w:val="zh_TW" w:bidi="zh_TW"/>
-          </w:rPr>
-          <w:rPr>
-            <w:color w:val="0000EE"/>
-            <w:u w:val="single"/>
-          </w:rPr>
-          <w:t>伯15:10</w:t>
-        </w:r>
-      </w:hyperlink>
-      <w:r>
-        <w:rPr>
-          <w:lang w:val="zh_TW" w:bidi="zh_TW"/>
-        </w:rPr>
-        <w:t>；</w:t>
-      </w:r>
-      <w:hyperlink r:id="rId62">
-        <w:r>
-          <w:rPr>
-            <w:lang w:val="zh_TW" w:bidi="zh_TW"/>
-          </w:rPr>
-          <w:rPr>
-            <w:color w:val="0000EE"/>
-            <w:u w:val="single"/>
-          </w:rPr>
-          <w:t>詩71:18</w:t>
-        </w:r>
-      </w:hyperlink>
-      <w:r>
-        <w:rPr>
-          <w:lang w:val="zh_TW" w:bidi="zh_TW"/>
-        </w:rPr>
-        <w:t>；</w:t>
-      </w:r>
-      <w:hyperlink r:id="rId63">
-        <w:r>
-          <w:rPr>
-            <w:lang w:val="zh_TW" w:bidi="zh_TW"/>
-          </w:rPr>
-          <w:rPr>
-            <w:color w:val="0000EE"/>
-            <w:u w:val="single"/>
-          </w:rPr>
-          <w:t>箴20:29</w:t>
-        </w:r>
-      </w:hyperlink>
-      <w:r>
-        <w:rPr>
-          <w:lang w:val="zh_TW" w:bidi="zh_TW"/>
-        </w:rPr>
-        <w:t>；</w:t>
-      </w:r>
-      <w:hyperlink r:id="rId64">
-        <w:r>
-          <w:rPr>
-            <w:lang w:val="zh_TW" w:bidi="zh_TW"/>
-          </w:rPr>
-          <w:rPr>
-            <w:color w:val="0000EE"/>
-            <w:u w:val="single"/>
-          </w:rPr>
-          <w:t>賽46:4</w:t>
-        </w:r>
-      </w:hyperlink>
-      <w:r>
-        <w:rPr>
-          <w:lang w:val="zh_TW" w:bidi="zh_TW"/>
-        </w:rPr>
-        <w:t>；</w:t>
-      </w:r>
-      <w:hyperlink r:id="rId65">
-        <w:r>
-          <w:rPr>
-            <w:lang w:val="zh_TW" w:bidi="zh_TW"/>
-          </w:rPr>
-          <w:rPr>
-            <w:color w:val="0000EE"/>
-            <w:u w:val="single"/>
-          </w:rPr>
-          <w:t>何7:9</w:t>
-        </w:r>
-      </w:hyperlink>
-      <w:r>
-        <w:rPr>
-          <w:lang w:val="zh_TW" w:bidi="zh_TW"/>
-        </w:rPr>
-        <w:t>）。用來形容雜色灰馬的另一個詞（</w:t>
-      </w:r>
-      <w:hyperlink r:id="rId66">
-        <w:r>
-          <w:rPr>
-            <w:lang w:val="zh_TW" w:bidi="zh_TW"/>
-          </w:rPr>
-          <w:rPr>
-            <w:color w:val="0000EE"/>
-            <w:u w:val="single"/>
-          </w:rPr>
-          <w:t>亞6:3</w:t>
-        </w:r>
-      </w:hyperlink>
-      <w:r>
-        <w:rPr>
-          <w:lang w:val="zh_TW" w:bidi="zh_TW"/>
-        </w:rPr>
-        <w:t>）可能意指「斑點」或「斑駁」。</w:t>
-      </w:r>
-    </w:p>
-    <w:p>
-      <w:pPr/>
-      <w:r>
-        <w:rPr>
-          <w:lang w:val="zh_TW" w:bidi="zh_TW"/>
-        </w:rPr>
-      </w:r>
-      <w:r>
-        <w:rPr>
-          <w:lang w:val="zh_TW" w:bidi="zh_TW"/>
-        </w:rPr>
-        <w:t>「綠色」在舊約中由七個詞表達，在新約中由兩個詞表達。多數詞指植物，描述植物的新鮮或濕潤狀態，而非顏色。被形容為「綠色」的有：植物（</w:t>
-      </w:r>
-      <w:hyperlink r:id="rId67">
-        <w:r>
-          <w:rPr>
-            <w:lang w:val="zh_TW" w:bidi="zh_TW"/>
-          </w:rPr>
-          <w:rPr>
-            <w:color w:val="0000EE"/>
-            <w:u w:val="single"/>
-          </w:rPr>
-          <w:t>創1:30</w:t>
-        </w:r>
-      </w:hyperlink>
-      <w:r>
-        <w:rPr>
-          <w:lang w:val="zh_TW" w:bidi="zh_TW"/>
-        </w:rPr>
-        <w:t>）、樹木（</w:t>
-      </w:r>
-      <w:hyperlink r:id="rId68">
-        <w:r>
-          <w:rPr>
-            <w:lang w:val="zh_TW" w:bidi="zh_TW"/>
-          </w:rPr>
-          <w:rPr>
-            <w:color w:val="0000EE"/>
-            <w:u w:val="single"/>
-          </w:rPr>
-          <w:t>王上14:23</w:t>
-        </w:r>
-      </w:hyperlink>
-      <w:r>
-        <w:rPr>
-          <w:lang w:val="zh_TW" w:bidi="zh_TW"/>
-        </w:rPr>
-        <w:t>）、枝子（</w:t>
-      </w:r>
-      <w:hyperlink r:id="rId69">
-        <w:r>
-          <w:rPr>
-            <w:lang w:val="zh_TW" w:bidi="zh_TW"/>
-          </w:rPr>
-          <w:rPr>
-            <w:color w:val="0000EE"/>
-            <w:u w:val="single"/>
-          </w:rPr>
-          <w:t>伯15:32</w:t>
-        </w:r>
-      </w:hyperlink>
-      <w:r>
-        <w:rPr>
-          <w:lang w:val="zh_TW" w:bidi="zh_TW"/>
-        </w:rPr>
-        <w:t>）、牧場（</w:t>
-      </w:r>
-      <w:hyperlink r:id="rId70">
-        <w:r>
-          <w:rPr>
-            <w:lang w:val="zh_TW" w:bidi="zh_TW"/>
-          </w:rPr>
-          <w:rPr>
-            <w:color w:val="0000EE"/>
-            <w:u w:val="single"/>
-          </w:rPr>
-          <w:t>詩23:2</w:t>
-        </w:r>
-      </w:hyperlink>
-      <w:r>
-        <w:rPr>
-          <w:lang w:val="zh_TW" w:bidi="zh_TW"/>
-        </w:rPr>
-        <w:t>；</w:t>
-      </w:r>
-      <w:hyperlink r:id="rId71">
-        <w:r>
-          <w:rPr>
-            <w:lang w:val="zh_TW" w:bidi="zh_TW"/>
-          </w:rPr>
-          <w:rPr>
-            <w:color w:val="0000EE"/>
-            <w:u w:val="single"/>
-          </w:rPr>
-          <w:t>珥2:22</w:t>
-        </w:r>
-      </w:hyperlink>
-      <w:r>
-        <w:rPr>
-          <w:lang w:val="zh_TW" w:bidi="zh_TW"/>
-        </w:rPr>
-        <w:t>）、草藥（</w:t>
-      </w:r>
-      <w:hyperlink r:id="rId72">
-        <w:r>
-          <w:rPr>
-            <w:lang w:val="zh_TW" w:bidi="zh_TW"/>
-          </w:rPr>
-          <w:rPr>
-            <w:color w:val="0000EE"/>
-            <w:u w:val="single"/>
-          </w:rPr>
-          <w:t>詩37:2</w:t>
-        </w:r>
-      </w:hyperlink>
-      <w:r>
-        <w:rPr>
-          <w:lang w:val="zh_TW" w:bidi="zh_TW"/>
-        </w:rPr>
-        <w:t>）、橄欖樹（</w:t>
-      </w:r>
-      <w:hyperlink r:id="rId73">
-        <w:r>
-          <w:rPr>
-            <w:lang w:val="zh_TW" w:bidi="zh_TW"/>
-          </w:rPr>
-          <w:rPr>
-            <w:color w:val="0000EE"/>
-            <w:u w:val="single"/>
-          </w:rPr>
-          <w:t>詩52:8</w:t>
-        </w:r>
-      </w:hyperlink>
-      <w:r>
-        <w:rPr>
-          <w:lang w:val="zh_TW" w:bidi="zh_TW"/>
-        </w:rPr>
-        <w:t>；</w:t>
-      </w:r>
-      <w:hyperlink r:id="rId74">
-        <w:r>
-          <w:rPr>
-            <w:lang w:val="zh_TW" w:bidi="zh_TW"/>
-          </w:rPr>
-          <w:rPr>
-            <w:color w:val="0000EE"/>
-            <w:u w:val="single"/>
-          </w:rPr>
-          <w:t>耶11:16</w:t>
-        </w:r>
-      </w:hyperlink>
-      <w:r>
-        <w:rPr>
-          <w:lang w:val="zh_TW" w:bidi="zh_TW"/>
-        </w:rPr>
-        <w:t>）、荊棘（</w:t>
-      </w:r>
-      <w:hyperlink r:id="rId75">
-        <w:r>
-          <w:rPr>
-            <w:lang w:val="zh_TW" w:bidi="zh_TW"/>
-          </w:rPr>
-          <w:rPr>
-            <w:color w:val="0000EE"/>
-            <w:u w:val="single"/>
-          </w:rPr>
-          <w:t>詩58:9</w:t>
-        </w:r>
-      </w:hyperlink>
-      <w:r>
-        <w:rPr>
-          <w:lang w:val="zh_TW" w:bidi="zh_TW"/>
-        </w:rPr>
-        <w:t>）、樹葉（</w:t>
-      </w:r>
-      <w:hyperlink r:id="rId76">
-        <w:r>
-          <w:rPr>
-            <w:lang w:val="zh_TW" w:bidi="zh_TW"/>
-          </w:rPr>
-          <w:rPr>
-            <w:color w:val="0000EE"/>
-            <w:u w:val="single"/>
-          </w:rPr>
-          <w:t>耶17:8</w:t>
-        </w:r>
-      </w:hyperlink>
-      <w:r>
-        <w:rPr>
-          <w:lang w:val="zh_TW" w:bidi="zh_TW"/>
-        </w:rPr>
-        <w:t>）、草（</w:t>
-      </w:r>
-      <w:hyperlink r:id="rId77">
-        <w:r>
-          <w:rPr>
-            <w:lang w:val="zh_TW" w:bidi="zh_TW"/>
-          </w:rPr>
-          <w:rPr>
-            <w:color w:val="0000EE"/>
-            <w:u w:val="single"/>
-          </w:rPr>
-          <w:t>可6:39</w:t>
-        </w:r>
-      </w:hyperlink>
-      <w:r>
-        <w:rPr>
-          <w:lang w:val="zh_TW" w:bidi="zh_TW"/>
-        </w:rPr>
-        <w:t>；</w:t>
-      </w:r>
-      <w:hyperlink r:id="rId78">
-        <w:r>
-          <w:rPr>
-            <w:lang w:val="zh_TW" w:bidi="zh_TW"/>
-          </w:rPr>
-          <w:rPr>
-            <w:color w:val="0000EE"/>
-            <w:u w:val="single"/>
-          </w:rPr>
-          <w:t>啟8:7</w:t>
-        </w:r>
-      </w:hyperlink>
-      <w:r>
-        <w:rPr>
-          <w:lang w:val="zh_TW" w:bidi="zh_TW"/>
-        </w:rPr>
-        <w:t>）、木材（</w:t>
-      </w:r>
-      <w:hyperlink r:id="rId79">
-        <w:r>
-          <w:rPr>
-            <w:lang w:val="zh_TW" w:bidi="zh_TW"/>
-          </w:rPr>
-          <w:rPr>
-            <w:color w:val="0000EE"/>
-            <w:u w:val="single"/>
-          </w:rPr>
-          <w:t>路23:31</w:t>
-        </w:r>
-      </w:hyperlink>
-      <w:r>
-        <w:rPr>
-          <w:lang w:val="zh_TW" w:bidi="zh_TW"/>
-        </w:rPr>
-        <w:t>）。除了各種植物之外，鴿子的翅膀（</w:t>
-      </w:r>
-      <w:hyperlink r:id="rId80">
-        <w:r>
-          <w:rPr>
-            <w:lang w:val="zh_TW" w:bidi="zh_TW"/>
-          </w:rPr>
-          <w:rPr>
-            <w:color w:val="0000EE"/>
-            <w:u w:val="single"/>
-          </w:rPr>
-          <w:t>詩68:13</w:t>
-        </w:r>
-      </w:hyperlink>
-      <w:r>
-        <w:rPr>
-          <w:lang w:val="zh_TW" w:bidi="zh_TW"/>
-        </w:rPr>
-        <w:t>）、床榻（</w:t>
-      </w:r>
-      <w:hyperlink r:id="rId81">
-        <w:r>
-          <w:rPr>
-            <w:lang w:val="zh_TW" w:bidi="zh_TW"/>
-          </w:rPr>
-          <w:rPr>
-            <w:color w:val="0000EE"/>
-            <w:u w:val="single"/>
-          </w:rPr>
-          <w:t>歌1:16</w:t>
-        </w:r>
-      </w:hyperlink>
-      <w:r>
-        <w:rPr>
-          <w:lang w:val="zh_TW" w:bidi="zh_TW"/>
-        </w:rPr>
-        <w:t>）和義人（</w:t>
-      </w:r>
-      <w:hyperlink r:id="rId82">
-        <w:r>
-          <w:rPr>
-            <w:lang w:val="zh_TW" w:bidi="zh_TW"/>
-          </w:rPr>
-          <w:rPr>
-            <w:color w:val="0000EE"/>
-            <w:u w:val="single"/>
-          </w:rPr>
-          <w:t>詩92:14</w:t>
-        </w:r>
-      </w:hyperlink>
-      <w:r>
-        <w:rPr>
-          <w:lang w:val="zh_TW" w:bidi="zh_TW"/>
-        </w:rPr>
-        <w:t>）也被描述為「綠色」。偶像崇拜的儀式在「在各青翠樹下」進行（</w:t>
-      </w:r>
-      <w:hyperlink r:id="rId83">
-        <w:r>
-          <w:rPr>
-            <w:lang w:val="zh_TW" w:bidi="zh_TW"/>
-          </w:rPr>
-          <w:rPr>
-            <w:color w:val="0000EE"/>
-            <w:u w:val="single"/>
-          </w:rPr>
-          <w:t>申12:2</w:t>
-        </w:r>
-      </w:hyperlink>
-      <w:r>
-        <w:rPr>
-          <w:lang w:val="zh_TW" w:bidi="zh_TW"/>
-        </w:rPr>
-        <w:t>；</w:t>
-      </w:r>
-      <w:hyperlink r:id="rId84">
-        <w:r>
-          <w:rPr>
-            <w:lang w:val="zh_TW" w:bidi="zh_TW"/>
-          </w:rPr>
-          <w:rPr>
-            <w:color w:val="0000EE"/>
-            <w:u w:val="single"/>
-          </w:rPr>
-          <w:t>王下16:4</w:t>
-        </w:r>
-      </w:hyperlink>
-      <w:r>
-        <w:rPr>
-          <w:lang w:val="zh_TW" w:bidi="zh_TW"/>
-        </w:rPr>
-        <w:t>；</w:t>
-      </w:r>
-      <w:hyperlink r:id="rId85">
-        <w:r>
-          <w:rPr>
-            <w:lang w:val="zh_TW" w:bidi="zh_TW"/>
-          </w:rPr>
-          <w:rPr>
-            <w:color w:val="0000EE"/>
-            <w:u w:val="single"/>
-          </w:rPr>
-          <w:t>賽57:5</w:t>
-        </w:r>
-      </w:hyperlink>
-      <w:r>
-        <w:rPr>
-          <w:lang w:val="zh_TW" w:bidi="zh_TW"/>
-        </w:rPr>
-        <w:t>；</w:t>
-      </w:r>
-      <w:hyperlink r:id="rId86">
-        <w:r>
-          <w:rPr>
-            <w:lang w:val="zh_TW" w:bidi="zh_TW"/>
-          </w:rPr>
-          <w:rPr>
-            <w:color w:val="0000EE"/>
-            <w:u w:val="single"/>
-          </w:rPr>
-          <w:t>耶2:20</w:t>
-        </w:r>
-      </w:hyperlink>
-      <w:r>
-        <w:rPr>
-          <w:lang w:val="zh_TW" w:bidi="zh_TW"/>
-        </w:rPr>
-        <w:t>；</w:t>
-      </w:r>
-      <w:hyperlink r:id="rId87">
-        <w:r>
-          <w:rPr>
-            <w:lang w:val="zh_TW" w:bidi="zh_TW"/>
-          </w:rPr>
-          <w:rPr>
-            <w:color w:val="0000EE"/>
-            <w:u w:val="single"/>
-          </w:rPr>
-          <w:t>結6:13</w:t>
-        </w:r>
-      </w:hyperlink>
-      <w:r>
-        <w:rPr>
-          <w:lang w:val="zh_TW" w:bidi="zh_TW"/>
-        </w:rPr>
-        <w:t>），儘管這個詞實際上描述的是樹葉的茂盛而不是它們的顏色。</w:t>
-      </w:r>
-    </w:p>
-    <w:p>
-      <w:pPr/>
-      <w:r>
-        <w:rPr>
-          <w:lang w:val="zh_TW" w:bidi="zh_TW"/>
-        </w:rPr>
-      </w:r>
-      <w:r>
-        <w:rPr>
-          <w:lang w:val="zh_TW" w:bidi="zh_TW"/>
-        </w:rPr>
-        <w:t>另一個詞「發綠」源自於舊約中一個表示「綠色」的詞，指的是災病（</w:t>
-      </w:r>
-      <w:hyperlink r:id="rId88">
-        <w:r>
-          <w:rPr>
-            <w:lang w:val="zh_TW" w:bidi="zh_TW"/>
-          </w:rPr>
-          <w:rPr>
-            <w:color w:val="0000EE"/>
-            <w:u w:val="single"/>
-          </w:rPr>
-          <w:t>利13:49</w:t>
-        </w:r>
-      </w:hyperlink>
-      <w:r>
-        <w:rPr>
-          <w:lang w:val="zh_TW" w:bidi="zh_TW"/>
-        </w:rPr>
-        <w:t>）和在房屋牆壁上的真菌（</w:t>
-      </w:r>
-      <w:hyperlink r:id="rId89">
-        <w:r>
-          <w:rPr>
-            <w:lang w:val="zh_TW" w:bidi="zh_TW"/>
-          </w:rPr>
-          <w:rPr>
-            <w:color w:val="0000EE"/>
-            <w:u w:val="single"/>
-          </w:rPr>
-          <w:t>14:37</w:t>
-        </w:r>
-      </w:hyperlink>
-      <w:r>
-        <w:rPr>
-          <w:lang w:val="zh_TW" w:bidi="zh_TW"/>
-        </w:rPr>
         <w:t>）。</w:t>
-      </w:r>
-    </w:p>
-    <w:p>
-      <w:pPr/>
-      <w:r>
-        <w:rPr>
-          <w:lang w:val="zh_TW" w:bidi="zh_TW"/>
-        </w:rPr>
-      </w:r>
-      <w:r>
-        <w:rPr>
-          <w:lang w:val="zh_TW" w:bidi="zh_TW"/>
-        </w:rPr>
-        <w:t>「紫色」在古代世界中是最珍貴的染料，涵蓋了從真正的紫色到紅色的色調，提取自腹足綱的軟體動物。最早使用這種染料的人可能是古代的腓尼基人，他們的名字或許源於一個希臘文詞語，意為「血紅色」。無論如何，腓尼基人多年來壟斷了紫色染料的製造業。一些布料被描述為紫色，例如用於：帳幕的布料（</w:t>
-      </w:r>
-      <w:hyperlink r:id="rId90">
-        <w:r>
-          <w:rPr>
-            <w:lang w:val="zh_TW" w:bidi="zh_TW"/>
-          </w:rPr>
-          <w:rPr>
-            <w:color w:val="0000EE"/>
-            <w:u w:val="single"/>
-          </w:rPr>
-          <w:t>出25:4</w:t>
-        </w:r>
-      </w:hyperlink>
-      <w:r>
-        <w:rPr>
-          <w:lang w:val="zh_TW" w:bidi="zh_TW"/>
-        </w:rPr>
-        <w:t>；</w:t>
-      </w:r>
-      <w:hyperlink r:id="rId48">
-        <w:r>
-          <w:rPr>
-            <w:lang w:val="zh_TW" w:bidi="zh_TW"/>
-          </w:rPr>
-          <w:rPr>
-            <w:color w:val="0000EE"/>
-            <w:u w:val="single"/>
-          </w:rPr>
-          <w:t>26:1</w:t>
-        </w:r>
-      </w:hyperlink>
-      <w:r>
-        <w:rPr>
-          <w:lang w:val="zh_TW" w:bidi="zh_TW"/>
-        </w:rPr>
-        <w:t>），祭司衣服（</w:t>
-      </w:r>
-      <w:hyperlink r:id="rId91">
-        <w:r>
-          <w:rPr>
-            <w:lang w:val="zh_TW" w:bidi="zh_TW"/>
-          </w:rPr>
-          <w:rPr>
-            <w:color w:val="0000EE"/>
-            <w:u w:val="single"/>
-          </w:rPr>
-          <w:t>28:5–8、15、33</w:t>
-        </w:r>
-      </w:hyperlink>
-      <w:r>
-        <w:rPr>
-          <w:lang w:val="zh_TW" w:bidi="zh_TW"/>
-        </w:rPr>
-        <w:t>），所羅門的聖殿（</w:t>
-      </w:r>
-      <w:hyperlink r:id="rId92">
-        <w:r>
-          <w:rPr>
-            <w:lang w:val="zh_TW" w:bidi="zh_TW"/>
-          </w:rPr>
-          <w:rPr>
-            <w:color w:val="0000EE"/>
-            <w:u w:val="single"/>
-          </w:rPr>
-          <w:t>代下2:7</w:t>
-        </w:r>
-      </w:hyperlink>
-      <w:r>
-        <w:rPr>
-          <w:lang w:val="zh_TW" w:bidi="zh_TW"/>
-        </w:rPr>
-        <w:t>），所羅門戰車的內襯（</w:t>
-      </w:r>
-      <w:hyperlink r:id="rId93">
-        <w:r>
-          <w:rPr>
-            <w:lang w:val="zh_TW" w:bidi="zh_TW"/>
-          </w:rPr>
-          <w:rPr>
-            <w:color w:val="0000EE"/>
-            <w:u w:val="single"/>
-          </w:rPr>
-          <w:t>歌3:10</w:t>
-        </w:r>
-      </w:hyperlink>
-      <w:r>
-        <w:rPr>
-          <w:lang w:val="zh_TW" w:bidi="zh_TW"/>
-        </w:rPr>
-        <w:t>），以及波斯王宮裝飾（</w:t>
-      </w:r>
-      <w:hyperlink r:id="rId51">
-        <w:r>
-          <w:rPr>
-            <w:lang w:val="zh_TW" w:bidi="zh_TW"/>
-          </w:rPr>
-          <w:rPr>
-            <w:color w:val="0000EE"/>
-            <w:u w:val="single"/>
-          </w:rPr>
-          <w:t>斯1:6</w:t>
-        </w:r>
-      </w:hyperlink>
-      <w:r>
-        <w:rPr>
-          <w:lang w:val="zh_TW" w:bidi="zh_TW"/>
-        </w:rPr>
-        <w:t>）。紫色通常是富人和皇室穿著的顏色（</w:t>
-      </w:r>
-      <w:hyperlink r:id="rId94">
-        <w:r>
-          <w:rPr>
-            <w:lang w:val="zh_TW" w:bidi="zh_TW"/>
-          </w:rPr>
-          <w:rPr>
-            <w:color w:val="0000EE"/>
-            <w:u w:val="single"/>
-          </w:rPr>
-          <w:t>士8:26</w:t>
-        </w:r>
-      </w:hyperlink>
-      <w:r>
-        <w:rPr>
-          <w:lang w:val="zh_TW" w:bidi="zh_TW"/>
-        </w:rPr>
-        <w:t>；</w:t>
-      </w:r>
-      <w:hyperlink r:id="rId95">
-        <w:r>
-          <w:rPr>
-            <w:lang w:val="zh_TW" w:bidi="zh_TW"/>
-          </w:rPr>
-          <w:rPr>
-            <w:color w:val="0000EE"/>
-            <w:u w:val="single"/>
-          </w:rPr>
-          <w:t>箴31:22</w:t>
-        </w:r>
-      </w:hyperlink>
-      <w:r>
-        <w:rPr>
-          <w:lang w:val="zh_TW" w:bidi="zh_TW"/>
-        </w:rPr>
-        <w:t>；</w:t>
-      </w:r>
-      <w:hyperlink r:id="rId96">
-        <w:r>
-          <w:rPr>
-            <w:lang w:val="zh_TW" w:bidi="zh_TW"/>
-          </w:rPr>
-          <w:rPr>
-            <w:color w:val="0000EE"/>
-            <w:u w:val="single"/>
-          </w:rPr>
-          <w:t>但5:7</w:t>
-        </w:r>
-      </w:hyperlink>
-      <w:r>
-        <w:rPr>
-          <w:lang w:val="zh_TW" w:bidi="zh_TW"/>
-        </w:rPr>
-        <w:t>）。末底改因受賞賜而穿紫袍（</w:t>
-      </w:r>
-      <w:hyperlink r:id="rId52">
-        <w:r>
-          <w:rPr>
-            <w:lang w:val="zh_TW" w:bidi="zh_TW"/>
-          </w:rPr>
-          <w:rPr>
-            <w:color w:val="0000EE"/>
-            <w:u w:val="single"/>
-          </w:rPr>
-          <w:t>斯8:15</w:t>
-        </w:r>
-      </w:hyperlink>
-      <w:r>
-        <w:rPr>
-          <w:lang w:val="zh_TW" w:bidi="zh_TW"/>
-        </w:rPr>
-        <w:t>）。但以理也得到了類似的衣服（</w:t>
-      </w:r>
-      <w:hyperlink r:id="rId97">
-        <w:r>
-          <w:rPr>
-            <w:lang w:val="zh_TW" w:bidi="zh_TW"/>
-          </w:rPr>
-          <w:rPr>
-            <w:color w:val="0000EE"/>
-            <w:u w:val="single"/>
-          </w:rPr>
-          <w:t>但5:29</w:t>
-        </w:r>
-      </w:hyperlink>
-      <w:r>
-        <w:rPr>
-          <w:lang w:val="zh_TW" w:bidi="zh_TW"/>
-        </w:rPr>
-        <w:t>）。亞述士兵也穿著紫色衣服（</w:t>
-      </w:r>
-      <w:hyperlink r:id="rId98">
-        <w:r>
-          <w:rPr>
-            <w:lang w:val="zh_TW" w:bidi="zh_TW"/>
-          </w:rPr>
-          <w:rPr>
-            <w:color w:val="0000EE"/>
-            <w:u w:val="single"/>
-          </w:rPr>
-          <w:t>結23:6</w:t>
-        </w:r>
-      </w:hyperlink>
-      <w:r>
-        <w:rPr>
-          <w:lang w:val="zh_TW" w:bidi="zh_TW"/>
-        </w:rPr>
-        <w:t>）。耶利米書描述偶像穿著藍色和紫色的衣服（</w:t>
-      </w:r>
-      <w:hyperlink r:id="rId99">
-        <w:r>
-          <w:rPr>
-            <w:lang w:val="zh_TW" w:bidi="zh_TW"/>
-          </w:rPr>
-          <w:rPr>
-            <w:color w:val="0000EE"/>
-            <w:u w:val="single"/>
-          </w:rPr>
-          <w:t>耶10:9</w:t>
-        </w:r>
-      </w:hyperlink>
-      <w:r>
-        <w:rPr>
-          <w:lang w:val="zh_TW" w:bidi="zh_TW"/>
-        </w:rPr>
-        <w:t>）。泰爾的船有藍色和紫色的遮篷（</w:t>
-      </w:r>
-      <w:hyperlink r:id="rId47">
-        <w:r>
-          <w:rPr>
-            <w:lang w:val="zh_TW" w:bidi="zh_TW"/>
-          </w:rPr>
-          <w:rPr>
-            <w:color w:val="0000EE"/>
-            <w:u w:val="single"/>
-          </w:rPr>
-          <w:t>結27:7</w:t>
-        </w:r>
-      </w:hyperlink>
-      <w:r>
-        <w:rPr>
-          <w:lang w:val="zh_TW" w:bidi="zh_TW"/>
-        </w:rPr>
-        <w:t>），紫色染料是泰爾與亞蘭人之間的貿易商品（見</w:t>
-      </w:r>
-      <w:hyperlink r:id="rId100">
-        <w:r>
-          <w:rPr>
-            <w:lang w:val="zh_TW" w:bidi="zh_TW"/>
-          </w:rPr>
-          <w:rPr>
-            <w:color w:val="0000EE"/>
-            <w:u w:val="single"/>
-          </w:rPr>
-          <w:t>16節</w:t>
-        </w:r>
-      </w:hyperlink>
-      <w:r>
-        <w:rPr>
-          <w:lang w:val="zh_TW" w:bidi="zh_TW"/>
-        </w:rPr>
-        <w:t>）。「紫色」也用來形容頭髮的顏色（</w:t>
-      </w:r>
-      <w:hyperlink r:id="rId101">
-        <w:r>
-          <w:rPr>
-            <w:lang w:val="zh_TW" w:bidi="zh_TW"/>
-          </w:rPr>
-          <w:rPr>
-            <w:color w:val="0000EE"/>
-            <w:u w:val="single"/>
-          </w:rPr>
-          <w:t>歌7:5</w:t>
-        </w:r>
-      </w:hyperlink>
-      <w:r>
-        <w:rPr>
-          <w:lang w:val="zh_TW" w:bidi="zh_TW"/>
-        </w:rPr>
-        <w:t>）。</w:t>
-      </w:r>
-    </w:p>
-    <w:p>
-      <w:pPr/>
-      <w:r>
-        <w:rPr>
-          <w:lang w:val="zh_TW" w:bidi="zh_TW"/>
-        </w:rPr>
-      </w:r>
-      <w:r>
-        <w:rPr>
-          <w:lang w:val="zh_TW" w:bidi="zh_TW"/>
-        </w:rPr>
-        <w:t>新約中提到紫色的次數少於舊約，但肯定了該染料的經濟重要性。紫色衣服象徵財富（</w:t>
-      </w:r>
-      <w:hyperlink r:id="rId102">
-        <w:r>
-          <w:rPr>
-            <w:lang w:val="zh_TW" w:bidi="zh_TW"/>
-          </w:rPr>
-          <w:rPr>
-            <w:color w:val="0000EE"/>
-            <w:u w:val="single"/>
-          </w:rPr>
-          <w:t>路16:19</w:t>
-        </w:r>
-      </w:hyperlink>
-      <w:r>
-        <w:rPr>
-          <w:lang w:val="zh_TW" w:bidi="zh_TW"/>
-        </w:rPr>
-        <w:t>）。羅馬兵丁為耶穌披上紫袍（</w:t>
-      </w:r>
-      <w:hyperlink r:id="rId103">
-        <w:r>
-          <w:rPr>
-            <w:lang w:val="zh_TW" w:bidi="zh_TW"/>
-          </w:rPr>
-          <w:rPr>
-            <w:color w:val="0000EE"/>
-            <w:u w:val="single"/>
-          </w:rPr>
-          <w:t>可15:17、20</w:t>
-        </w:r>
-      </w:hyperlink>
-      <w:r>
-        <w:rPr>
-          <w:lang w:val="zh_TW" w:bidi="zh_TW"/>
-        </w:rPr>
-        <w:t>；</w:t>
-      </w:r>
-      <w:hyperlink r:id="rId104">
-        <w:r>
-          <w:rPr>
-            <w:lang w:val="zh_TW" w:bidi="zh_TW"/>
-          </w:rPr>
-          <w:rPr>
-            <w:color w:val="0000EE"/>
-            <w:u w:val="single"/>
-          </w:rPr>
-          <w:t>約19:2、5</w:t>
-        </w:r>
-      </w:hyperlink>
-      <w:r>
-        <w:rPr>
-          <w:lang w:val="zh_TW" w:bidi="zh_TW"/>
-        </w:rPr>
-        <w:t>；參</w:t>
-      </w:r>
-      <w:hyperlink r:id="rId105">
-        <w:r>
-          <w:rPr>
-            <w:lang w:val="zh_TW" w:bidi="zh_TW"/>
-          </w:rPr>
-          <w:rPr>
-            <w:color w:val="0000EE"/>
-            <w:u w:val="single"/>
-          </w:rPr>
-          <w:t>太27:28</w:t>
-        </w:r>
-      </w:hyperlink>
-      <w:r>
-        <w:rPr>
-          <w:lang w:val="zh_TW" w:bidi="zh_TW"/>
-        </w:rPr>
-        <w:t>，「朱紅色」）。啟示錄中的大淫婦穿著紫色和朱紅色衣服，象徵王室地位（</w:t>
-      </w:r>
-      <w:hyperlink r:id="rId30">
-        <w:r>
-          <w:rPr>
-            <w:lang w:val="zh_TW" w:bidi="zh_TW"/>
-          </w:rPr>
-          <w:rPr>
-            <w:color w:val="0000EE"/>
-            <w:u w:val="single"/>
-          </w:rPr>
-          <w:t>啟17:4</w:t>
-        </w:r>
-      </w:hyperlink>
-      <w:r>
-        <w:rPr>
-          <w:lang w:val="zh_TW" w:bidi="zh_TW"/>
-        </w:rPr>
-        <w:t>）。推雅推喇的呂底亞是紫色布料的商人（</w:t>
-      </w:r>
-      <w:hyperlink r:id="rId106">
-        <w:r>
-          <w:rPr>
-            <w:lang w:val="zh_TW" w:bidi="zh_TW"/>
-          </w:rPr>
-          <w:rPr>
-            <w:color w:val="0000EE"/>
-            <w:u w:val="single"/>
-          </w:rPr>
-          <w:t>徒16:14</w:t>
-        </w:r>
-      </w:hyperlink>
-      <w:r>
-        <w:rPr>
-          <w:lang w:val="zh_TW" w:bidi="zh_TW"/>
-        </w:rPr>
-        <w:t>）。</w:t>
-      </w:r>
-    </w:p>
-    <w:p>
-      <w:pPr/>
-      <w:r>
-        <w:rPr>
-          <w:lang w:val="zh_TW" w:bidi="zh_TW"/>
-        </w:rPr>
-      </w:r>
-      <w:r>
-        <w:rPr>
-          <w:lang w:val="zh_TW" w:bidi="zh_TW"/>
-        </w:rPr>
-        <w:t>「紅色」經常指聖經中提到的某些物體的自然顏色，例如：皮膚（</w:t>
-      </w:r>
-      <w:hyperlink r:id="rId107">
-        <w:r>
-          <w:rPr>
-            <w:lang w:val="zh_TW" w:bidi="zh_TW"/>
-          </w:rPr>
-          <w:rPr>
-            <w:color w:val="0000EE"/>
-            <w:u w:val="single"/>
-          </w:rPr>
-          <w:t>創25:25</w:t>
-        </w:r>
-      </w:hyperlink>
-      <w:r>
-        <w:rPr>
-          <w:lang w:val="zh_TW" w:bidi="zh_TW"/>
-        </w:rPr>
-        <w:t>）、紅湯（</w:t>
-      </w:r>
-      <w:hyperlink r:id="rId108">
-        <w:r>
-          <w:rPr>
-            <w:lang w:val="zh_TW" w:bidi="zh_TW"/>
-          </w:rPr>
-          <w:rPr>
-            <w:color w:val="0000EE"/>
-            <w:u w:val="single"/>
-          </w:rPr>
-          <w:t>30</w:t>
-        </w:r>
-      </w:hyperlink>
-      <w:r>
-        <w:rPr>
-          <w:lang w:val="zh_TW" w:bidi="zh_TW"/>
-        </w:rPr>
-        <w:t>節）、眼睛（</w:t>
-      </w:r>
-      <w:hyperlink r:id="rId109">
-        <w:r>
-          <w:rPr>
-            <w:lang w:val="zh_TW" w:bidi="zh_TW"/>
-          </w:rPr>
-          <w:rPr>
-            <w:color w:val="0000EE"/>
-            <w:u w:val="single"/>
-          </w:rPr>
-          <w:t>49:12</w:t>
-        </w:r>
-      </w:hyperlink>
-      <w:r>
-        <w:rPr>
-          <w:lang w:val="zh_TW" w:bidi="zh_TW"/>
-        </w:rPr>
-        <w:t>，雖然這裡使用的詞可能意味著「閃亮」或「暗色」）、獻祭的母牛（</w:t>
-      </w:r>
-      <w:hyperlink r:id="rId110">
-        <w:r>
-          <w:rPr>
-            <w:lang w:val="zh_TW" w:bidi="zh_TW"/>
-          </w:rPr>
-          <w:rPr>
-            <w:color w:val="0000EE"/>
-            <w:u w:val="single"/>
-          </w:rPr>
-          <w:t>民19:2</w:t>
-        </w:r>
-      </w:hyperlink>
-      <w:r>
-        <w:rPr>
-          <w:lang w:val="zh_TW" w:bidi="zh_TW"/>
-        </w:rPr>
-        <w:t>）、水（</w:t>
-      </w:r>
-      <w:hyperlink r:id="rId111">
-        <w:r>
-          <w:rPr>
-            <w:lang w:val="zh_TW" w:bidi="zh_TW"/>
-          </w:rPr>
-          <w:rPr>
-            <w:color w:val="0000EE"/>
-            <w:u w:val="single"/>
-          </w:rPr>
-          <w:t>王下3:22</w:t>
-        </w:r>
-      </w:hyperlink>
-      <w:r>
-        <w:rPr>
-          <w:lang w:val="zh_TW" w:bidi="zh_TW"/>
-        </w:rPr>
-        <w:t>）、哭泣者的臉（</w:t>
-      </w:r>
-      <w:hyperlink r:id="rId112">
-        <w:r>
-          <w:rPr>
-            <w:lang w:val="zh_TW" w:bidi="zh_TW"/>
-          </w:rPr>
-          <w:rPr>
-            <w:color w:val="0000EE"/>
-            <w:u w:val="single"/>
-          </w:rPr>
-          <w:t>伯16:16</w:t>
-        </w:r>
-      </w:hyperlink>
-      <w:r>
-        <w:rPr>
-          <w:lang w:val="zh_TW" w:bidi="zh_TW"/>
-        </w:rPr>
-        <w:t>）、酒（</w:t>
-      </w:r>
-      <w:hyperlink r:id="rId15">
-        <w:r>
-          <w:rPr>
-            <w:lang w:val="zh_TW" w:bidi="zh_TW"/>
-          </w:rPr>
-          <w:rPr>
-            <w:color w:val="0000EE"/>
-            <w:u w:val="single"/>
-          </w:rPr>
-          <w:t>箴23:31</w:t>
-        </w:r>
-      </w:hyperlink>
-      <w:r>
-        <w:rPr>
-          <w:lang w:val="zh_TW" w:bidi="zh_TW"/>
-        </w:rPr>
-        <w:t>）、喝酒的人的眼睛（</w:t>
-      </w:r>
-      <w:hyperlink r:id="rId113">
-        <w:r>
-          <w:rPr>
-            <w:lang w:val="zh_TW" w:bidi="zh_TW"/>
-          </w:rPr>
-          <w:rPr>
-            <w:color w:val="0000EE"/>
-            <w:u w:val="single"/>
-          </w:rPr>
-          <w:t>29</w:t>
-        </w:r>
-      </w:hyperlink>
-      <w:r>
-        <w:rPr>
-          <w:lang w:val="zh_TW" w:bidi="zh_TW"/>
-        </w:rPr>
-        <w:t>節）、衣服（</w:t>
-      </w:r>
-      <w:hyperlink r:id="rId114">
-        <w:r>
-          <w:rPr>
-            <w:lang w:val="zh_TW" w:bidi="zh_TW"/>
-          </w:rPr>
-          <w:rPr>
-            <w:color w:val="0000EE"/>
-            <w:u w:val="single"/>
-          </w:rPr>
-          <w:t>賽63:2</w:t>
-        </w:r>
-      </w:hyperlink>
-      <w:r>
-        <w:rPr>
-          <w:lang w:val="zh_TW" w:bidi="zh_TW"/>
-        </w:rPr>
-        <w:t>）、盾牌（</w:t>
-      </w:r>
-      <w:hyperlink r:id="rId115">
-        <w:r>
-          <w:rPr>
-            <w:lang w:val="zh_TW" w:bidi="zh_TW"/>
-          </w:rPr>
-          <w:rPr>
-            <w:color w:val="0000EE"/>
-            <w:u w:val="single"/>
-          </w:rPr>
-          <w:t>鴻2:3</w:t>
-        </w:r>
-      </w:hyperlink>
-      <w:r>
-        <w:rPr>
-          <w:lang w:val="zh_TW" w:bidi="zh_TW"/>
-        </w:rPr>
-        <w:t>）和馬（</w:t>
-      </w:r>
-      <w:hyperlink r:id="rId116">
-        <w:r>
-          <w:rPr>
-            <w:lang w:val="zh_TW" w:bidi="zh_TW"/>
-          </w:rPr>
-          <w:rPr>
-            <w:color w:val="0000EE"/>
-            <w:u w:val="single"/>
-          </w:rPr>
-          <w:t>亞1:8，</w:t>
-        </w:r>
-      </w:hyperlink>
-      <w:hyperlink r:id="rId117">
-        <w:r>
-          <w:rPr>
-            <w:lang w:val="zh_TW" w:bidi="zh_TW"/>
-          </w:rPr>
-          <w:rPr>
-            <w:color w:val="0000EE"/>
-            <w:u w:val="single"/>
-          </w:rPr>
-          <w:t>6:2</w:t>
-        </w:r>
-      </w:hyperlink>
-      <w:r>
-        <w:rPr>
-          <w:lang w:val="zh_TW" w:bidi="zh_TW"/>
-        </w:rPr>
-        <w:t>）。「紅色」也用來比喻罪（</w:t>
-      </w:r>
-      <w:hyperlink r:id="rId54">
-        <w:r>
-          <w:rPr>
-            <w:lang w:val="zh_TW" w:bidi="zh_TW"/>
-          </w:rPr>
-          <w:rPr>
-            <w:color w:val="0000EE"/>
-            <w:u w:val="single"/>
-          </w:rPr>
-          <w:t>賽1:18</w:t>
-        </w:r>
-      </w:hyperlink>
-      <w:r>
-        <w:rPr>
-          <w:lang w:val="zh_TW" w:bidi="zh_TW"/>
-        </w:rPr>
-        <w:t>）。痲瘋病（</w:t>
-      </w:r>
-      <w:hyperlink r:id="rId88">
-        <w:r>
-          <w:rPr>
-            <w:lang w:val="zh_TW" w:bidi="zh_TW"/>
-          </w:rPr>
-          <w:rPr>
-            <w:color w:val="0000EE"/>
-            <w:u w:val="single"/>
-          </w:rPr>
-          <w:t>利13:49</w:t>
-        </w:r>
-      </w:hyperlink>
-      <w:r>
-        <w:rPr>
-          <w:lang w:val="zh_TW" w:bidi="zh_TW"/>
-        </w:rPr>
-        <w:t>）、皮膚上的斑點（</w:t>
-      </w:r>
-      <w:hyperlink r:id="rId118">
-        <w:r>
-          <w:rPr>
-            <w:lang w:val="zh_TW" w:bidi="zh_TW"/>
-          </w:rPr>
-          <w:rPr>
-            <w:color w:val="0000EE"/>
-            <w:u w:val="single"/>
-          </w:rPr>
-          <w:t>19、24、42–43</w:t>
-        </w:r>
-      </w:hyperlink>
-      <w:r>
-        <w:rPr>
-          <w:lang w:val="zh_TW" w:bidi="zh_TW"/>
-        </w:rPr>
-        <w:t>節）、和房屋牆上的真菌（</w:t>
-      </w:r>
-      <w:hyperlink r:id="rId89">
-        <w:r>
-          <w:rPr>
-            <w:lang w:val="zh_TW" w:bidi="zh_TW"/>
-          </w:rPr>
-          <w:rPr>
-            <w:color w:val="0000EE"/>
-            <w:u w:val="single"/>
-          </w:rPr>
-          <w:t>14:37</w:t>
-        </w:r>
-      </w:hyperlink>
-      <w:r>
-        <w:rPr>
-          <w:lang w:val="zh_TW" w:bidi="zh_TW"/>
-        </w:rPr>
-        <w:t>）都被染上了紅色的色調。舊約中經常提到紅海（</w:t>
-      </w:r>
-      <w:hyperlink r:id="rId119">
-        <w:r>
-          <w:rPr>
-            <w:lang w:val="zh_TW" w:bidi="zh_TW"/>
-          </w:rPr>
-          <w:rPr>
-            <w:color w:val="0000EE"/>
-            <w:u w:val="single"/>
-          </w:rPr>
-          <w:t>出10:19，</w:t>
-        </w:r>
-      </w:hyperlink>
-      <w:hyperlink r:id="rId120">
-        <w:r>
-          <w:rPr>
-            <w:lang w:val="zh_TW" w:bidi="zh_TW"/>
-          </w:rPr>
-          <w:rPr>
-            <w:color w:val="0000EE"/>
-            <w:u w:val="single"/>
-          </w:rPr>
-          <w:t>15:4</w:t>
-        </w:r>
-      </w:hyperlink>
-      <w:r>
-        <w:rPr>
-          <w:lang w:val="zh_TW" w:bidi="zh_TW"/>
-        </w:rPr>
-        <w:t>），但希伯來文實際意為「蘆葦海」。然而，新約中的希臘文確實表示「紅色」（</w:t>
-      </w:r>
-      <w:hyperlink r:id="rId121">
-        <w:r>
-          <w:rPr>
-            <w:lang w:val="zh_TW" w:bidi="zh_TW"/>
-          </w:rPr>
-          <w:rPr>
-            <w:color w:val="0000EE"/>
-            <w:u w:val="single"/>
-          </w:rPr>
-          <w:t>徒7:36</w:t>
-        </w:r>
-      </w:hyperlink>
-      <w:r>
-        <w:rPr>
-          <w:lang w:val="zh_TW" w:bidi="zh_TW"/>
-        </w:rPr>
-        <w:t>；</w:t>
-      </w:r>
-      <w:hyperlink r:id="rId122">
-        <w:r>
-          <w:rPr>
-            <w:lang w:val="zh_TW" w:bidi="zh_TW"/>
-          </w:rPr>
-          <w:rPr>
-            <w:color w:val="0000EE"/>
-            <w:u w:val="single"/>
-          </w:rPr>
-          <w:t>來11:29</w:t>
-        </w:r>
-      </w:hyperlink>
-      <w:r>
-        <w:rPr>
-          <w:lang w:val="zh_TW" w:bidi="zh_TW"/>
-        </w:rPr>
-        <w:t>）。在新約中，紅色用來描述天空（</w:t>
-      </w:r>
-      <w:hyperlink r:id="rId123">
-        <w:r>
-          <w:rPr>
-            <w:lang w:val="zh_TW" w:bidi="zh_TW"/>
-          </w:rPr>
-          <w:rPr>
-            <w:color w:val="0000EE"/>
-            <w:u w:val="single"/>
-          </w:rPr>
-          <w:t>太16:2–3</w:t>
-        </w:r>
-      </w:hyperlink>
-      <w:r>
-        <w:rPr>
-          <w:lang w:val="zh_TW" w:bidi="zh_TW"/>
-        </w:rPr>
-        <w:t>）、馬（</w:t>
-      </w:r>
-      <w:hyperlink r:id="rId124">
-        <w:r>
-          <w:rPr>
-            <w:lang w:val="zh_TW" w:bidi="zh_TW"/>
-          </w:rPr>
-          <w:rPr>
-            <w:color w:val="0000EE"/>
-            <w:u w:val="single"/>
-          </w:rPr>
-          <w:t>啟6:4</w:t>
-        </w:r>
-      </w:hyperlink>
-      <w:r>
-        <w:rPr>
-          <w:lang w:val="zh_TW" w:bidi="zh_TW"/>
-        </w:rPr>
-        <w:t>）和龍（</w:t>
-      </w:r>
-      <w:hyperlink r:id="rId125">
-        <w:r>
-          <w:rPr>
-            <w:lang w:val="zh_TW" w:bidi="zh_TW"/>
-          </w:rPr>
-          <w:rPr>
-            <w:color w:val="0000EE"/>
-            <w:u w:val="single"/>
-          </w:rPr>
-          <w:t>12:3</w:t>
-        </w:r>
-      </w:hyperlink>
-      <w:r>
-        <w:rPr>
-          <w:lang w:val="zh_TW" w:bidi="zh_TW"/>
-        </w:rPr>
-        <w:t>）。</w:t>
-      </w:r>
-    </w:p>
-    <w:p>
-      <w:pPr/>
-      <w:r>
-        <w:rPr>
-          <w:lang w:val="zh_TW" w:bidi="zh_TW"/>
-        </w:rPr>
-      </w:r>
-      <w:r>
-        <w:rPr>
-          <w:lang w:val="zh_TW" w:bidi="zh_TW"/>
-        </w:rPr>
-        <w:t>「朱紅色」是一種鮮紅色染料，來源於某些昆蟲，常用於布料和紗線，是古代世界中極為珍貴的顏色（</w:t>
-      </w:r>
-      <w:hyperlink r:id="rId126">
-        <w:r>
-          <w:rPr>
-            <w:lang w:val="zh_TW" w:bidi="zh_TW"/>
-          </w:rPr>
-          <w:rPr>
-            <w:color w:val="0000EE"/>
-            <w:u w:val="single"/>
-          </w:rPr>
-          <w:t>啟18:12</w:t>
-        </w:r>
-      </w:hyperlink>
-      <w:r>
-        <w:rPr>
-          <w:lang w:val="zh_TW" w:bidi="zh_TW"/>
-        </w:rPr>
-        <w:t>）。在聖經中，很難區分「朱紅色」和「深紅色」。在謝拉出生時，一根朱紅線被綁在他的手上（</w:t>
-      </w:r>
-      <w:hyperlink r:id="rId127">
-        <w:r>
-          <w:rPr>
-            <w:lang w:val="zh_TW" w:bidi="zh_TW"/>
-          </w:rPr>
-          <w:rPr>
-            <w:color w:val="0000EE"/>
-            <w:u w:val="single"/>
-          </w:rPr>
-          <w:t>創38:28、30</w:t>
-        </w:r>
-      </w:hyperlink>
-      <w:r>
-        <w:rPr>
-          <w:lang w:val="zh_TW" w:bidi="zh_TW"/>
-        </w:rPr>
-        <w:t>）。這個詞描述了會幕中的某些布料（</w:t>
-      </w:r>
-      <w:hyperlink r:id="rId90">
-        <w:r>
-          <w:rPr>
-            <w:lang w:val="zh_TW" w:bidi="zh_TW"/>
-          </w:rPr>
-          <w:rPr>
-            <w:color w:val="0000EE"/>
-            <w:u w:val="single"/>
-          </w:rPr>
-          <w:t>出25:4</w:t>
-        </w:r>
-      </w:hyperlink>
-      <w:r>
-        <w:rPr>
-          <w:lang w:val="zh_TW" w:bidi="zh_TW"/>
-        </w:rPr>
-        <w:t>；</w:t>
-      </w:r>
-      <w:hyperlink r:id="rId128">
-        <w:r>
-          <w:rPr>
-            <w:lang w:val="zh_TW" w:bidi="zh_TW"/>
-          </w:rPr>
-          <w:rPr>
-            <w:color w:val="0000EE"/>
-            <w:u w:val="single"/>
-          </w:rPr>
-          <w:t>26:1、31、36，</w:t>
-        </w:r>
-      </w:hyperlink>
-      <w:hyperlink r:id="rId129">
-        <w:r>
-          <w:rPr>
-            <w:lang w:val="zh_TW" w:bidi="zh_TW"/>
-          </w:rPr>
-          <w:rPr>
-            <w:color w:val="0000EE"/>
-            <w:u w:val="single"/>
-          </w:rPr>
-          <w:t>27:16</w:t>
-        </w:r>
-      </w:hyperlink>
-      <w:r>
-        <w:rPr>
-          <w:lang w:val="zh_TW" w:bidi="zh_TW"/>
-        </w:rPr>
-        <w:t>）、祭司的衣服（</w:t>
-      </w:r>
-      <w:hyperlink r:id="rId91">
-        <w:r>
-          <w:rPr>
-            <w:lang w:val="zh_TW" w:bidi="zh_TW"/>
-          </w:rPr>
-          <w:rPr>
-            <w:color w:val="0000EE"/>
-            <w:u w:val="single"/>
-          </w:rPr>
-          <w:t>28:5–8、15、33</w:t>
-        </w:r>
-      </w:hyperlink>
-      <w:r>
-        <w:rPr>
-          <w:lang w:val="zh_TW" w:bidi="zh_TW"/>
-        </w:rPr>
-        <w:t>）、繩子（</w:t>
-      </w:r>
-      <w:hyperlink r:id="rId130">
-        <w:r>
-          <w:rPr>
-            <w:lang w:val="zh_TW" w:bidi="zh_TW"/>
-          </w:rPr>
-          <w:rPr>
-            <w:color w:val="0000EE"/>
-            <w:u w:val="single"/>
-          </w:rPr>
-          <w:t>書2:18、21</w:t>
-        </w:r>
-      </w:hyperlink>
-      <w:r>
-        <w:rPr>
-          <w:lang w:val="zh_TW" w:bidi="zh_TW"/>
-        </w:rPr>
-        <w:t>）、衣服（</w:t>
-      </w:r>
-      <w:hyperlink r:id="rId131">
-        <w:r>
-          <w:rPr>
-            <w:lang w:val="zh_TW" w:bidi="zh_TW"/>
-          </w:rPr>
-          <w:rPr>
-            <w:color w:val="0000EE"/>
-            <w:u w:val="single"/>
-          </w:rPr>
-          <w:t>撒下1:24</w:t>
-        </w:r>
-      </w:hyperlink>
-      <w:r>
-        <w:rPr>
-          <w:lang w:val="zh_TW" w:bidi="zh_TW"/>
-        </w:rPr>
-        <w:t>；</w:t>
-      </w:r>
-      <w:hyperlink r:id="rId132">
-        <w:r>
-          <w:rPr>
-            <w:lang w:val="zh_TW" w:bidi="zh_TW"/>
-          </w:rPr>
-          <w:rPr>
-            <w:color w:val="0000EE"/>
-            <w:u w:val="single"/>
-          </w:rPr>
-          <w:t>箴31:21</w:t>
-        </w:r>
-      </w:hyperlink>
-      <w:r>
-        <w:rPr>
-          <w:lang w:val="zh_TW" w:bidi="zh_TW"/>
-        </w:rPr>
-        <w:t>；</w:t>
-      </w:r>
-      <w:hyperlink r:id="rId133">
-        <w:r>
-          <w:rPr>
-            <w:lang w:val="zh_TW" w:bidi="zh_TW"/>
-          </w:rPr>
-          <w:rPr>
-            <w:color w:val="0000EE"/>
-            <w:u w:val="single"/>
-          </w:rPr>
-          <w:t>耶4:30</w:t>
-        </w:r>
-      </w:hyperlink>
-      <w:r>
-        <w:rPr>
-          <w:lang w:val="zh_TW" w:bidi="zh_TW"/>
-        </w:rPr>
-        <w:t>）、嘴唇（</w:t>
-      </w:r>
-      <w:hyperlink r:id="rId134">
-        <w:r>
-          <w:rPr>
-            <w:lang w:val="zh_TW" w:bidi="zh_TW"/>
-          </w:rPr>
-          <w:rPr>
-            <w:color w:val="0000EE"/>
-            <w:u w:val="single"/>
-          </w:rPr>
-          <w:t>歌4:3</w:t>
-        </w:r>
-      </w:hyperlink>
-      <w:r>
-        <w:rPr>
-          <w:lang w:val="zh_TW" w:bidi="zh_TW"/>
-        </w:rPr>
-        <w:t>）和士兵的制服（</w:t>
-      </w:r>
-      <w:hyperlink r:id="rId115">
-        <w:r>
-          <w:rPr>
-            <w:lang w:val="zh_TW" w:bidi="zh_TW"/>
-          </w:rPr>
-          <w:rPr>
-            <w:color w:val="0000EE"/>
-            <w:u w:val="single"/>
-          </w:rPr>
-          <w:t>鴻2:3</w:t>
-        </w:r>
-      </w:hyperlink>
-      <w:r>
-        <w:rPr>
-          <w:lang w:val="zh_TW" w:bidi="zh_TW"/>
-        </w:rPr>
-        <w:t>）。某種朱紅材料用於西奈山立約（</w:t>
-      </w:r>
-      <w:hyperlink r:id="rId135">
-        <w:r>
-          <w:rPr>
-            <w:lang w:val="zh_TW" w:bidi="zh_TW"/>
-          </w:rPr>
-          <w:rPr>
-            <w:color w:val="0000EE"/>
-            <w:u w:val="single"/>
-          </w:rPr>
-          <w:t>來9:19</w:t>
-        </w:r>
-      </w:hyperlink>
-      <w:r>
-        <w:rPr>
-          <w:lang w:val="zh_TW" w:bidi="zh_TW"/>
-        </w:rPr>
-        <w:t>）、潔淨痲瘋病人（</w:t>
-      </w:r>
-      <w:hyperlink r:id="rId136">
-        <w:r>
-          <w:rPr>
-            <w:lang w:val="zh_TW" w:bidi="zh_TW"/>
-          </w:rPr>
-          <w:rPr>
-            <w:color w:val="0000EE"/>
-            <w:u w:val="single"/>
-          </w:rPr>
-          <w:t>利14:4–6</w:t>
-        </w:r>
-      </w:hyperlink>
-      <w:r>
-        <w:rPr>
-          <w:lang w:val="zh_TW" w:bidi="zh_TW"/>
-        </w:rPr>
-        <w:t>）和房屋（</w:t>
-      </w:r>
-      <w:hyperlink r:id="rId137">
-        <w:r>
-          <w:rPr>
-            <w:lang w:val="zh_TW" w:bidi="zh_TW"/>
-          </w:rPr>
-          <w:rPr>
-            <w:color w:val="0000EE"/>
-            <w:u w:val="single"/>
-          </w:rPr>
-          <w:t>49–52節</w:t>
-        </w:r>
-      </w:hyperlink>
-      <w:r>
-        <w:rPr>
-          <w:lang w:val="zh_TW" w:bidi="zh_TW"/>
-        </w:rPr>
-        <w:t>）、遮蓋陳設餅桌子的器物（</w:t>
-      </w:r>
-      <w:hyperlink r:id="rId138">
-        <w:r>
-          <w:rPr>
-            <w:lang w:val="zh_TW" w:bidi="zh_TW"/>
-          </w:rPr>
-          <w:rPr>
-            <w:color w:val="0000EE"/>
-            <w:u w:val="single"/>
-          </w:rPr>
-          <w:t>民4:8</w:t>
-        </w:r>
-      </w:hyperlink>
-      <w:r>
-        <w:rPr>
-          <w:lang w:val="zh_TW" w:bidi="zh_TW"/>
-        </w:rPr>
-        <w:t>），以及潔淨母牛的儀式（</w:t>
-      </w:r>
-      <w:hyperlink r:id="rId139">
-        <w:r>
-          <w:rPr>
-            <w:lang w:val="zh_TW" w:bidi="zh_TW"/>
-          </w:rPr>
-          <w:rPr>
-            <w:color w:val="0000EE"/>
-            <w:u w:val="single"/>
-          </w:rPr>
-          <w:t>19:6</w:t>
-        </w:r>
-      </w:hyperlink>
-      <w:r>
-        <w:rPr>
-          <w:lang w:val="zh_TW" w:bidi="zh_TW"/>
-        </w:rPr>
-        <w:t>）。馬太福音描述耶穌在受審時的袍子為朱紅色（</w:t>
-      </w:r>
-      <w:hyperlink r:id="rId105">
-        <w:r>
-          <w:rPr>
-            <w:lang w:val="zh_TW" w:bidi="zh_TW"/>
-          </w:rPr>
-          <w:rPr>
-            <w:color w:val="0000EE"/>
-            <w:u w:val="single"/>
-          </w:rPr>
-          <w:t>太27:28</w:t>
-        </w:r>
-      </w:hyperlink>
-      <w:r>
-        <w:rPr>
-          <w:lang w:val="zh_TW" w:bidi="zh_TW"/>
-        </w:rPr>
-        <w:t>）。啟示錄中，大淫婦穿著紫色和朱紅色，坐在朱紅色的獸上（</w:t>
-      </w:r>
-      <w:hyperlink r:id="rId140">
-        <w:r>
-          <w:rPr>
-            <w:lang w:val="zh_TW" w:bidi="zh_TW"/>
-          </w:rPr>
-          <w:rPr>
-            <w:color w:val="0000EE"/>
-            <w:u w:val="single"/>
-          </w:rPr>
-          <w:t>啟17:3–4</w:t>
-        </w:r>
-      </w:hyperlink>
-      <w:r>
-        <w:rPr>
-          <w:lang w:val="zh_TW" w:bidi="zh_TW"/>
-        </w:rPr>
-        <w:t>）。羅馬的奢華也透過紫色和朱紅色的衣物表現出來（</w:t>
-      </w:r>
-      <w:hyperlink r:id="rId141">
-        <w:r>
-          <w:rPr>
-            <w:lang w:val="zh_TW" w:bidi="zh_TW"/>
-          </w:rPr>
-          <w:rPr>
-            <w:color w:val="0000EE"/>
-            <w:u w:val="single"/>
-          </w:rPr>
-          <w:t>啟18:16</w:t>
-        </w:r>
-      </w:hyperlink>
-      <w:r>
-        <w:rPr>
-          <w:lang w:val="zh_TW" w:bidi="zh_TW"/>
-        </w:rPr>
-        <w:t>）。像紅色和深紅色一樣，朱紅色也比喻罪（</w:t>
-      </w:r>
-      <w:hyperlink r:id="rId54">
-        <w:r>
-          <w:rPr>
-            <w:lang w:val="zh_TW" w:bidi="zh_TW"/>
-          </w:rPr>
-          <w:rPr>
-            <w:color w:val="0000EE"/>
-            <w:u w:val="single"/>
-          </w:rPr>
-          <w:t>賽1:18</w:t>
-        </w:r>
-      </w:hyperlink>
-      <w:r>
-        <w:rPr>
-          <w:lang w:val="zh_TW" w:bidi="zh_TW"/>
-        </w:rPr>
-        <w:t>）。</w:t>
-      </w:r>
-    </w:p>
-    <w:p>
-      <w:pPr/>
-      <w:r>
-        <w:rPr>
-          <w:lang w:val="zh_TW" w:bidi="zh_TW"/>
-        </w:rPr>
-      </w:r>
-      <w:r>
-        <w:rPr>
-          <w:lang w:val="zh_TW" w:bidi="zh_TW"/>
-        </w:rPr>
-        <w:t>「白色」翻譯了聖經中的多個詞語。通常用於描述自然物體的顏色，例如：山羊（</w:t>
-      </w:r>
-      <w:hyperlink r:id="rId142">
-        <w:r>
-          <w:rPr>
-            <w:lang w:val="zh_TW" w:bidi="zh_TW"/>
-          </w:rPr>
-          <w:rPr>
-            <w:color w:val="0000EE"/>
-            <w:u w:val="single"/>
-          </w:rPr>
-          <w:t>創30:35</w:t>
-        </w:r>
-      </w:hyperlink>
-      <w:r>
-        <w:rPr>
-          <w:lang w:val="zh_TW" w:bidi="zh_TW"/>
-        </w:rPr>
-        <w:t>）、頭髮（</w:t>
-      </w:r>
-      <w:hyperlink r:id="rId143">
-        <w:r>
-          <w:rPr>
-            <w:lang w:val="zh_TW" w:bidi="zh_TW"/>
-          </w:rPr>
-          <w:rPr>
-            <w:color w:val="0000EE"/>
-            <w:u w:val="single"/>
-          </w:rPr>
-          <w:t>利13:10</w:t>
-        </w:r>
-      </w:hyperlink>
-      <w:r>
-        <w:rPr>
-          <w:lang w:val="zh_TW" w:bidi="zh_TW"/>
-        </w:rPr>
-        <w:t>；</w:t>
-      </w:r>
-      <w:hyperlink r:id="rId34">
-        <w:r>
-          <w:rPr>
-            <w:lang w:val="zh_TW" w:bidi="zh_TW"/>
-          </w:rPr>
-          <w:rPr>
-            <w:color w:val="0000EE"/>
-            <w:u w:val="single"/>
-          </w:rPr>
-          <w:t>太5:36</w:t>
-        </w:r>
-      </w:hyperlink>
-      <w:r>
-        <w:rPr>
-          <w:lang w:val="zh_TW" w:bidi="zh_TW"/>
-        </w:rPr>
-        <w:t>；</w:t>
-      </w:r>
-      <w:hyperlink r:id="rId144">
-        <w:r>
-          <w:rPr>
-            <w:lang w:val="zh_TW" w:bidi="zh_TW"/>
-          </w:rPr>
-          <w:rPr>
-            <w:color w:val="0000EE"/>
-            <w:u w:val="single"/>
-          </w:rPr>
-          <w:t>啟1:14</w:t>
-        </w:r>
-      </w:hyperlink>
-      <w:r>
-        <w:rPr>
-          <w:lang w:val="zh_TW" w:bidi="zh_TW"/>
-        </w:rPr>
-        <w:t>）、患病的皮膚（</w:t>
-      </w:r>
-      <w:hyperlink r:id="rId145">
-        <w:r>
-          <w:rPr>
-            <w:lang w:val="zh_TW" w:bidi="zh_TW"/>
-          </w:rPr>
-          <w:rPr>
-            <w:color w:val="0000EE"/>
-            <w:u w:val="single"/>
-          </w:rPr>
-          <w:t>出4:6</w:t>
-        </w:r>
-      </w:hyperlink>
-      <w:r>
-        <w:rPr>
-          <w:lang w:val="zh_TW" w:bidi="zh_TW"/>
-        </w:rPr>
-        <w:t>；</w:t>
-      </w:r>
-      <w:hyperlink r:id="rId146">
-        <w:r>
-          <w:rPr>
-            <w:lang w:val="zh_TW" w:bidi="zh_TW"/>
-          </w:rPr>
-          <w:rPr>
-            <w:color w:val="0000EE"/>
-            <w:u w:val="single"/>
-          </w:rPr>
-          <w:t>利13:4、17</w:t>
-        </w:r>
-      </w:hyperlink>
-      <w:r>
-        <w:rPr>
-          <w:lang w:val="zh_TW" w:bidi="zh_TW"/>
-        </w:rPr>
-        <w:t>）、嗎哪（</w:t>
-      </w:r>
-      <w:hyperlink r:id="rId147">
-        <w:r>
-          <w:rPr>
-            <w:lang w:val="zh_TW" w:bidi="zh_TW"/>
-          </w:rPr>
-          <w:rPr>
-            <w:color w:val="0000EE"/>
-            <w:u w:val="single"/>
-          </w:rPr>
-          <w:t>出16:31</w:t>
-        </w:r>
-      </w:hyperlink>
-      <w:r>
-        <w:rPr>
-          <w:lang w:val="zh_TW" w:bidi="zh_TW"/>
-        </w:rPr>
-        <w:t>）、雪（</w:t>
-      </w:r>
-      <w:hyperlink r:id="rId148">
-        <w:r>
-          <w:rPr>
-            <w:lang w:val="zh_TW" w:bidi="zh_TW"/>
-          </w:rPr>
-          <w:rPr>
-            <w:color w:val="0000EE"/>
-            <w:u w:val="single"/>
-          </w:rPr>
-          <w:t>王下5:27</w:t>
-        </w:r>
-      </w:hyperlink>
-      <w:r>
-        <w:rPr>
-          <w:lang w:val="zh_TW" w:bidi="zh_TW"/>
-        </w:rPr>
-        <w:t>）、牛奶和牙齒（</w:t>
-      </w:r>
-      <w:hyperlink r:id="rId109">
-        <w:r>
-          <w:rPr>
-            <w:lang w:val="zh_TW" w:bidi="zh_TW"/>
-          </w:rPr>
-          <w:rPr>
-            <w:color w:val="0000EE"/>
-            <w:u w:val="single"/>
-          </w:rPr>
-          <w:t>創49:12</w:t>
-        </w:r>
-      </w:hyperlink>
-      <w:r>
-        <w:rPr>
-          <w:lang w:val="zh_TW" w:bidi="zh_TW"/>
-        </w:rPr>
-        <w:t>）、馬（</w:t>
-      </w:r>
-      <w:hyperlink r:id="rId116">
-        <w:r>
-          <w:rPr>
-            <w:lang w:val="zh_TW" w:bidi="zh_TW"/>
-          </w:rPr>
-          <w:rPr>
-            <w:color w:val="0000EE"/>
-            <w:u w:val="single"/>
-          </w:rPr>
-          <w:t>亞1:8，</w:t>
-        </w:r>
-      </w:hyperlink>
-      <w:hyperlink r:id="rId66">
-        <w:r>
-          <w:rPr>
-            <w:lang w:val="zh_TW" w:bidi="zh_TW"/>
-          </w:rPr>
-          <w:rPr>
-            <w:color w:val="0000EE"/>
-            <w:u w:val="single"/>
-          </w:rPr>
-          <w:t>6:3</w:t>
-        </w:r>
-      </w:hyperlink>
-      <w:r>
-        <w:rPr>
-          <w:lang w:val="zh_TW" w:bidi="zh_TW"/>
-        </w:rPr>
-        <w:t>；</w:t>
-      </w:r>
-      <w:hyperlink r:id="rId149">
-        <w:r>
-          <w:rPr>
-            <w:lang w:val="zh_TW" w:bidi="zh_TW"/>
-          </w:rPr>
-          <w:rPr>
-            <w:color w:val="0000EE"/>
-            <w:u w:val="single"/>
-          </w:rPr>
-          <w:t>啟6:2，</w:t>
-        </w:r>
-      </w:hyperlink>
-      <w:hyperlink r:id="rId150">
-        <w:r>
-          <w:rPr>
-            <w:lang w:val="zh_TW" w:bidi="zh_TW"/>
-          </w:rPr>
-          <w:rPr>
-            <w:color w:val="0000EE"/>
-            <w:u w:val="single"/>
-          </w:rPr>
-          <w:t>19:11</w:t>
-        </w:r>
-      </w:hyperlink>
-      <w:r>
-        <w:rPr>
-          <w:lang w:val="zh_TW" w:bidi="zh_TW"/>
-        </w:rPr>
-        <w:t>）、驢（</w:t>
-      </w:r>
-      <w:hyperlink r:id="rId151">
-        <w:r>
-          <w:rPr>
-            <w:lang w:val="zh_TW" w:bidi="zh_TW"/>
-          </w:rPr>
-          <w:rPr>
-            <w:color w:val="0000EE"/>
-            <w:u w:val="single"/>
-          </w:rPr>
-          <w:t>士5:10</w:t>
-        </w:r>
-      </w:hyperlink>
-      <w:r>
-        <w:rPr>
-          <w:lang w:val="zh_TW" w:bidi="zh_TW"/>
-        </w:rPr>
-        <w:t>，有英文譯本譯為「茶褐色（tawny）」）、羊毛（</w:t>
-      </w:r>
-      <w:hyperlink r:id="rId152">
-        <w:r>
-          <w:rPr>
-            <w:lang w:val="zh_TW" w:bidi="zh_TW"/>
-          </w:rPr>
-          <w:rPr>
-            <w:color w:val="0000EE"/>
-            <w:u w:val="single"/>
-          </w:rPr>
-          <w:t>結27:18</w:t>
-        </w:r>
-      </w:hyperlink>
-      <w:r>
-        <w:rPr>
-          <w:lang w:val="zh_TW" w:bidi="zh_TW"/>
-        </w:rPr>
-        <w:t>）、特殊的石頭（</w:t>
-      </w:r>
-      <w:hyperlink r:id="rId153">
-        <w:r>
-          <w:rPr>
-            <w:lang w:val="zh_TW" w:bidi="zh_TW"/>
-          </w:rPr>
-          <w:rPr>
-            <w:color w:val="0000EE"/>
-            <w:u w:val="single"/>
-          </w:rPr>
-          <w:t>啟2:17</w:t>
-        </w:r>
-      </w:hyperlink>
-      <w:r>
-        <w:rPr>
-          <w:lang w:val="zh_TW" w:bidi="zh_TW"/>
-        </w:rPr>
-        <w:t>）、光（</w:t>
-      </w:r>
-      <w:hyperlink r:id="rId154">
-        <w:r>
-          <w:rPr>
-            <w:lang w:val="zh_TW" w:bidi="zh_TW"/>
-          </w:rPr>
-          <w:rPr>
-            <w:color w:val="0000EE"/>
-            <w:u w:val="single"/>
-          </w:rPr>
-          <w:t>太17:2</w:t>
-        </w:r>
-      </w:hyperlink>
-      <w:r>
-        <w:rPr>
-          <w:lang w:val="zh_TW" w:bidi="zh_TW"/>
-        </w:rPr>
-        <w:t>）、雲（</w:t>
-      </w:r>
-      <w:hyperlink r:id="rId155">
-        <w:r>
-          <w:rPr>
-            <w:lang w:val="zh_TW" w:bidi="zh_TW"/>
-          </w:rPr>
-          <w:rPr>
-            <w:color w:val="0000EE"/>
-            <w:u w:val="single"/>
-          </w:rPr>
-          <w:t>啟14:14</w:t>
-        </w:r>
-      </w:hyperlink>
-      <w:r>
-        <w:rPr>
-          <w:lang w:val="zh_TW" w:bidi="zh_TW"/>
-        </w:rPr>
-        <w:t>），以及已熟的莊稼（</w:t>
-      </w:r>
-      <w:hyperlink r:id="rId156">
-        <w:r>
-          <w:rPr>
-            <w:lang w:val="zh_TW" w:bidi="zh_TW"/>
-          </w:rPr>
-          <w:rPr>
-            <w:color w:val="0000EE"/>
-            <w:u w:val="single"/>
-          </w:rPr>
-          <w:t>約4:35</w:t>
-        </w:r>
-      </w:hyperlink>
-      <w:r>
-        <w:rPr>
-          <w:lang w:val="zh_TW" w:bidi="zh_TW"/>
-        </w:rPr>
-        <w:t>）。「白色」也用來形容簾子（</w:t>
-      </w:r>
-      <w:hyperlink r:id="rId51">
-        <w:r>
-          <w:rPr>
-            <w:lang w:val="zh_TW" w:bidi="zh_TW"/>
-          </w:rPr>
-          <w:rPr>
-            <w:color w:val="0000EE"/>
-            <w:u w:val="single"/>
-          </w:rPr>
-          <w:t>斯1:6</w:t>
-        </w:r>
-      </w:hyperlink>
-      <w:r>
-        <w:rPr>
-          <w:lang w:val="zh_TW" w:bidi="zh_TW"/>
-        </w:rPr>
-        <w:t>）、衣服（</w:t>
-      </w:r>
-      <w:hyperlink r:id="rId52">
-        <w:r>
-          <w:rPr>
-            <w:lang w:val="zh_TW" w:bidi="zh_TW"/>
-          </w:rPr>
-          <w:rPr>
-            <w:color w:val="0000EE"/>
-            <w:u w:val="single"/>
-          </w:rPr>
-          <w:t>斯8:15</w:t>
-        </w:r>
-      </w:hyperlink>
-      <w:r>
-        <w:rPr>
-          <w:lang w:val="zh_TW" w:bidi="zh_TW"/>
-        </w:rPr>
-        <w:t>；</w:t>
-      </w:r>
-      <w:hyperlink r:id="rId157">
-        <w:r>
-          <w:rPr>
-            <w:lang w:val="zh_TW" w:bidi="zh_TW"/>
-          </w:rPr>
-          <w:rPr>
-            <w:color w:val="0000EE"/>
-            <w:u w:val="single"/>
-          </w:rPr>
-          <w:t>傳9:8</w:t>
-        </w:r>
-      </w:hyperlink>
-      <w:r>
-        <w:rPr>
-          <w:lang w:val="zh_TW" w:bidi="zh_TW"/>
-        </w:rPr>
-        <w:t>；</w:t>
-      </w:r>
-      <w:hyperlink r:id="rId158">
-        <w:r>
-          <w:rPr>
-            <w:lang w:val="zh_TW" w:bidi="zh_TW"/>
-          </w:rPr>
-          <w:rPr>
-            <w:color w:val="0000EE"/>
-            <w:u w:val="single"/>
-          </w:rPr>
-          <w:t>但7:9</w:t>
-        </w:r>
-      </w:hyperlink>
-      <w:r>
-        <w:rPr>
-          <w:lang w:val="zh_TW" w:bidi="zh_TW"/>
-        </w:rPr>
-        <w:t>；</w:t>
-      </w:r>
-      <w:hyperlink r:id="rId159">
-        <w:r>
-          <w:rPr>
-            <w:lang w:val="zh_TW" w:bidi="zh_TW"/>
-          </w:rPr>
-          <w:rPr>
-            <w:color w:val="0000EE"/>
-            <w:u w:val="single"/>
-          </w:rPr>
-          <w:t>可16:5</w:t>
-        </w:r>
-      </w:hyperlink>
-      <w:r>
-        <w:rPr>
-          <w:lang w:val="zh_TW" w:bidi="zh_TW"/>
-        </w:rPr>
-        <w:t>；</w:t>
-      </w:r>
-      <w:hyperlink r:id="rId160">
-        <w:r>
-          <w:rPr>
-            <w:lang w:val="zh_TW" w:bidi="zh_TW"/>
-          </w:rPr>
-          <w:rPr>
-            <w:color w:val="0000EE"/>
-            <w:u w:val="single"/>
-          </w:rPr>
-          <w:t>啟3:5、18，</w:t>
-        </w:r>
-      </w:hyperlink>
-      <w:hyperlink r:id="rId161">
-        <w:r>
-          <w:rPr>
-            <w:lang w:val="zh_TW" w:bidi="zh_TW"/>
-          </w:rPr>
-          <w:rPr>
-            <w:color w:val="0000EE"/>
-            <w:u w:val="single"/>
-          </w:rPr>
-          <w:t>4:4</w:t>
-        </w:r>
-      </w:hyperlink>
-      <w:r>
-        <w:rPr>
-          <w:lang w:val="zh_TW" w:bidi="zh_TW"/>
-        </w:rPr>
-        <w:t>）、天使的衣服（</w:t>
-      </w:r>
-      <w:hyperlink r:id="rId162">
-        <w:r>
-          <w:rPr>
-            <w:lang w:val="zh_TW" w:bidi="zh_TW"/>
-          </w:rPr>
-          <w:rPr>
-            <w:color w:val="0000EE"/>
-            <w:u w:val="single"/>
-          </w:rPr>
-          <w:t>約20:12</w:t>
-        </w:r>
-      </w:hyperlink>
-      <w:r>
-        <w:rPr>
-          <w:lang w:val="zh_TW" w:bidi="zh_TW"/>
-        </w:rPr>
-        <w:t>；</w:t>
-      </w:r>
-      <w:hyperlink r:id="rId163">
-        <w:r>
-          <w:rPr>
-            <w:lang w:val="zh_TW" w:bidi="zh_TW"/>
-          </w:rPr>
-          <w:rPr>
-            <w:color w:val="0000EE"/>
-            <w:u w:val="single"/>
-          </w:rPr>
-          <w:t>徒1:10</w:t>
-        </w:r>
-      </w:hyperlink>
-      <w:r>
-        <w:rPr>
-          <w:lang w:val="zh_TW" w:bidi="zh_TW"/>
-        </w:rPr>
-        <w:t>），以及寶座（</w:t>
-      </w:r>
-      <w:hyperlink r:id="rId164">
-        <w:r>
-          <w:rPr>
-            <w:lang w:val="zh_TW" w:bidi="zh_TW"/>
-          </w:rPr>
-          <w:rPr>
-            <w:color w:val="0000EE"/>
-            <w:u w:val="single"/>
-          </w:rPr>
-          <w:t>啟20:11</w:t>
-        </w:r>
-      </w:hyperlink>
-      <w:r>
-        <w:rPr>
-          <w:lang w:val="zh_TW" w:bidi="zh_TW"/>
-        </w:rPr>
-        <w:t>）。此外，「白色」還象徵從罪中的潔淨（</w:t>
-      </w:r>
-      <w:hyperlink r:id="rId165">
-        <w:r>
-          <w:rPr>
-            <w:lang w:val="zh_TW" w:bidi="zh_TW"/>
-          </w:rPr>
-          <w:rPr>
-            <w:color w:val="0000EE"/>
-            <w:u w:val="single"/>
-          </w:rPr>
-          <w:t>詩51:7</w:t>
-        </w:r>
-      </w:hyperlink>
-      <w:r>
-        <w:rPr>
-          <w:lang w:val="zh_TW" w:bidi="zh_TW"/>
-        </w:rPr>
-        <w:t>；</w:t>
-      </w:r>
-      <w:hyperlink r:id="rId54">
-        <w:r>
-          <w:rPr>
-            <w:lang w:val="zh_TW" w:bidi="zh_TW"/>
-          </w:rPr>
-          <w:rPr>
-            <w:color w:val="0000EE"/>
-            <w:u w:val="single"/>
-          </w:rPr>
-          <w:t>賽1:18</w:t>
-        </w:r>
-      </w:hyperlink>
-      <w:r>
-        <w:rPr>
-          <w:lang w:val="zh_TW" w:bidi="zh_TW"/>
-        </w:rPr>
-        <w:t>；</w:t>
-      </w:r>
-      <w:hyperlink r:id="rId166">
-        <w:r>
-          <w:rPr>
-            <w:lang w:val="zh_TW" w:bidi="zh_TW"/>
-          </w:rPr>
-          <w:rPr>
-            <w:color w:val="0000EE"/>
-            <w:u w:val="single"/>
-          </w:rPr>
-          <w:t>但12:10</w:t>
-        </w:r>
-      </w:hyperlink>
-      <w:r>
-        <w:rPr>
-          <w:lang w:val="zh_TW" w:bidi="zh_TW"/>
-        </w:rPr>
-        <w:t>）和王子的外貌（</w:t>
-      </w:r>
-      <w:hyperlink r:id="rId167">
-        <w:r>
-          <w:rPr>
-            <w:lang w:val="zh_TW" w:bidi="zh_TW"/>
-          </w:rPr>
-          <w:rPr>
-            <w:color w:val="0000EE"/>
-            <w:u w:val="single"/>
-          </w:rPr>
-          <w:t>哀4:7</w:t>
-        </w:r>
-      </w:hyperlink>
-      <w:r>
-        <w:rPr>
-          <w:lang w:val="zh_TW" w:bidi="zh_TW"/>
-        </w:rPr>
-        <w:t>）。</w:t>
-      </w:r>
-    </w:p>
-    <w:p>
-      <w:pPr/>
-      <w:r>
-        <w:rPr>
-          <w:lang w:val="zh_TW" w:bidi="zh_TW"/>
-        </w:rPr>
-      </w:r>
-      <w:r>
-        <w:rPr>
-          <w:i/>
-          <w:lang w:val="zh_TW" w:bidi="zh_TW"/>
-        </w:rPr>
-        <w:t>另見</w:t>
-      </w:r>
-      <w:r>
-        <w:rPr>
-          <w:lang w:val="zh_TW" w:bidi="zh_TW"/>
-        </w:rPr>
-        <w:t xml:space="preserve"> </w:t>
-      </w:r>
-      <w:r>
-        <w:rPr>
-          <w:lang w:val="zh_TW" w:bidi="zh_TW"/>
-        </w:rPr>
-        <w:t>布料和布料製造</w:t>
-      </w:r>
-      <w:r>
-        <w:rPr>
-          <w:lang w:val="zh_TW" w:bidi="zh_TW"/>
-        </w:rPr>
-        <w:t>；</w:t>
-      </w:r>
-      <w:r>
-        <w:rPr>
-          <w:lang w:val="zh_TW" w:bidi="zh_TW"/>
-        </w:rPr>
-        <w:t>染料，染色，染匠</w:t>
-      </w:r>
-      <w:r>
-        <w:rPr>
-          <w:lang w:val="zh_TW" w:bidi="zh_TW"/>
-        </w:rPr>
-        <w:t>。</w:t>
       </w:r>
       <w:r>
         <w:rPr>

--- a/zht/docx/156.content.docx
+++ b/zht/docx/156.content.docx
@@ -4245,6 +4245,840 @@
         <w:rPr>
           <w:lang w:val="zh_TW" w:bidi="zh_TW"/>
         </w:rPr>
+        <w:t>希臘文</w:t>
+      </w:r>
+      <w:r>
+        <w:rPr>
+          <w:lang w:val="zh_TW" w:bidi="zh_TW"/>
+        </w:rPr>
+      </w:r>
+    </w:p>
+    <w:p>
+      <w:pPr/>
+      <w:r>
+        <w:rPr>
+          <w:lang w:val="zh_TW" w:bidi="zh_TW"/>
+        </w:rPr>
+      </w:r>
+      <w:r>
+        <w:rPr>
+          <w:lang w:val="zh_TW" w:bidi="zh_TW"/>
+        </w:rPr>
+        <w:t>希臘人的語言。</w:t>
+      </w:r>
+    </w:p>
+    <w:p>
+      <w:pPr/>
+      <w:r>
+        <w:rPr>
+          <w:lang w:val="zh_TW" w:bidi="zh_TW"/>
+        </w:rPr>
+      </w:r>
+      <w:r>
+        <w:rPr>
+          <w:lang w:val="zh_TW" w:bidi="zh_TW"/>
+        </w:rPr>
+        <w:t>希臘文是一種美麗、豐富且精緻的溝通工具，也是一種適合深入思考和宗教上虔誠表達的合適工具。在古典時期，希臘文是世界上最偉大的文化之一。在那個文化繁榮的時期，語言、文學和藝術得以蓬勃發展，超越了戰爭的影響。希臘人的思想專注於美的理想，而希臘文在哲學對話、詩歌以及莊嚴的演說中，反映出了這種藝術性。</w:t>
+      </w:r>
+    </w:p>
+    <w:p>
+      <w:pPr/>
+      <w:r>
+        <w:rPr>
+          <w:lang w:val="zh_TW" w:bidi="zh_TW"/>
+        </w:rPr>
+      </w:r>
+      <w:r>
+        <w:rPr>
+          <w:lang w:val="zh_TW" w:bidi="zh_TW"/>
+        </w:rPr>
+        <w:t>希臘文也以力量和活力為著稱，具備多樣性和顯著的表達效果。它是一種辯論的語言，擁有能夠深入探究和澄清現象的詞彙和風格，而不僅僅是講述故事。古典希臘文從少數詞根中精心發展出許多形式，其複雜的句法結構允許通過精細的詞語排列來表達微妙的意義。</w:t>
+      </w:r>
+    </w:p>
+    <w:p>
+      <w:pPr>
+        <w:pStyle w:val="Heading3"/>
+      </w:pPr>
+      <w:r>
+        <w:rPr>
+          <w:lang w:val="zh_TW" w:bidi="zh_TW"/>
+        </w:rPr>
+        <w:t>古代歷史</w:t>
+      </w:r>
+    </w:p>
+    <w:p>
+      <w:pPr/>
+      <w:r>
+        <w:rPr>
+          <w:lang w:val="zh_TW" w:bidi="zh_TW"/>
+        </w:rPr>
+      </w:r>
+      <w:r>
+        <w:rPr>
+          <w:lang w:val="zh_TW" w:bidi="zh_TW"/>
+        </w:rPr>
+        <w:t>雖然希臘文的前身不明，但可稱為古希臘文前身的最早痕跡出現在邁錫尼（Mycenaea）和米諾安（Minoan）文獻中（公元前1400–1200年），這些文獻使用三種不同的文字：米諾安象形文字（Minoan hieroglyphic，最早）、線形文字A和線形文字B（最晚）。線形文字B通常被視為「前希臘文（pre-Greek）」，是用音節（syllabic）文字書寫的，音節文字是一種在克里特島和希臘本土的泥板（clay tablets）上發現的。</w:t>
+      </w:r>
+    </w:p>
+    <w:p>
+      <w:pPr/>
+      <w:r>
+        <w:rPr>
+          <w:lang w:val="zh_TW" w:bidi="zh_TW"/>
+        </w:rPr>
+      </w:r>
+      <w:r>
+        <w:rPr>
+          <w:lang w:val="zh_TW" w:bidi="zh_TW"/>
+        </w:rPr>
+        <w:t>邁錫尼文明和文字在多利安人（Dorian）入侵（公元前1200年）時突然終結，文字書寫似乎中斷了數個世紀。後來，大約在公元前八世紀，希臘文以另一種不同的文字形式出現。這種文字的基礎想必是從腓尼基人那裏借來的字母表，並經過調整以適應希臘語音系統和書寫方向。希臘文最初是從右到左書寫的，就像西閃族（West Semitic）語系的語言一樣，接著採用了從前至後的往返書寫形式，最後改為從左到右書寫。在古風時期（archaic period，公元前8至6世紀）出現了幾種方言：多利安、伊奧尼亞（Eonian）、亞該亞（Achaean）和</w:t>
+      </w:r>
+      <w:r>
+        <w:rPr>
+          <w:lang w:val="zh_TW" w:bidi="zh_TW"/>
+        </w:rPr>
+        <w:t>伊奧里斯</w:t>
+      </w:r>
+      <w:r>
+        <w:rPr>
+          <w:lang w:val="zh_TW" w:bidi="zh_TW"/>
+        </w:rPr>
+        <w:t>（Aeolic）。</w:t>
+      </w:r>
+    </w:p>
+    <w:p>
+      <w:pPr/>
+      <w:r>
+        <w:rPr>
+          <w:lang w:val="zh_TW" w:bidi="zh_TW"/>
+        </w:rPr>
+      </w:r>
+      <w:r>
+        <w:rPr>
+          <w:lang w:val="zh_TW" w:bidi="zh_TW"/>
+        </w:rPr>
+        <w:t>在古典時期（公元前5至4世紀），希臘文化在文學和藝術上達到了頂峰。古典（或雅典）希臘文以語法的精妙和語助詞（短小、無詞形變化的詞類，通常無法翻譯）的表達方式著稱。隨著雅典城在文化和政治上的崛起，雅典方言的聲望也隨之提升。隨著馬其頓的征服，雅典希臘文結合了來自其它方言（尤其是愛奧尼亞〔Ionic〕方言）的影響，成為東地中海地區的國際語言。</w:t>
+      </w:r>
+    </w:p>
+    <w:p>
+      <w:pPr>
+        <w:pStyle w:val="Heading3"/>
+      </w:pPr>
+      <w:r>
+        <w:rPr>
+          <w:lang w:val="zh_TW" w:bidi="zh_TW"/>
+        </w:rPr>
+        <w:t>希臘化和通用希臘文方言</w:t>
+      </w:r>
+    </w:p>
+    <w:p>
+      <w:pPr/>
+      <w:r>
+        <w:rPr>
+          <w:lang w:val="zh_TW" w:bidi="zh_TW"/>
+        </w:rPr>
+      </w:r>
+      <w:r>
+        <w:rPr>
+          <w:lang w:val="zh_TW" w:bidi="zh_TW"/>
+        </w:rPr>
+        <w:t>亞歷山大大帝的征服促進了希臘語言和文化的傳播。區域方言大多被「希臘化」或被「通用希臘文」（Koine，意為「通用」）取代。通用希臘文是一種方言，通過數千個反映日常生活各個方面的銘文得以保存並傳承。通用希臘文方言增加了許多白話（vernacular）表達，使其比雅典希臘文更具國際化。簡化語法也更適合全球文化。這種新語言反映了簡單而通俗的語言風格，成為商業和外交的通用語言。隨著希臘語言從古典希臘文演變為通用希臘文，它失去了許多優雅和細膩的語義層次。然而，它仍然保留了力量、美感、清晰度和邏輯修辭的特徵。</w:t>
+      </w:r>
+    </w:p>
+    <w:p>
+      <w:pPr/>
+      <w:r>
+        <w:rPr>
+          <w:lang w:val="zh_TW" w:bidi="zh_TW"/>
+        </w:rPr>
+      </w:r>
+      <w:r>
+        <w:rPr>
+          <w:lang w:val="zh_TW" w:bidi="zh_TW"/>
+        </w:rPr>
+        <w:t>值得注意的是，使徒保羅用希臘文而不是拉丁文寫信給羅馬的基督徒。當時的羅馬帝國在文化上幾乎是一個希臘世界，除了政府事務外，希臘文依然是主要語言。</w:t>
+      </w:r>
+    </w:p>
+    <w:p>
+      <w:pPr>
+        <w:pStyle w:val="Heading3"/>
+      </w:pPr>
+      <w:r>
+        <w:rPr>
+          <w:lang w:val="zh_TW" w:bidi="zh_TW"/>
+        </w:rPr>
+        <w:t>七十士譯本</w:t>
+      </w:r>
+    </w:p>
+    <w:p>
+      <w:pPr/>
+      <w:r>
+        <w:rPr>
+          <w:lang w:val="zh_TW" w:bidi="zh_TW"/>
+        </w:rPr>
+      </w:r>
+      <w:r>
+        <w:rPr>
+          <w:lang w:val="zh_TW" w:bidi="zh_TW"/>
+        </w:rPr>
+        <w:t>在基督降生之前的幾個世紀，地中海東部不僅經歷了希臘化，還受到閃族化的影響。這兩種影響都體現在舊約的希臘文翻譯中。</w:t>
+      </w:r>
+    </w:p>
+    <w:p>
+      <w:pPr/>
+      <w:r>
+        <w:rPr>
+          <w:lang w:val="zh_TW" w:bidi="zh_TW"/>
+        </w:rPr>
+      </w:r>
+      <w:r>
+        <w:rPr>
+          <w:lang w:val="zh_TW" w:bidi="zh_TW"/>
+        </w:rPr>
+        <w:t>將希伯來經文翻譯成希臘文是一個劃時代的事件。七十士譯本（最早的希臘文舊約譯本）後來對基督教思想產生了深遠的影響。希伯來作家使用希臘文的一個必然結果是，希臘精神和希臘思維形式影響了猶太文化。猶太人很快從豐富且精緻的希臘詞彙中，汲取了一些超出希伯來文術語範疇以外的思想表達方式。在這部由希臘文使用者翻譯的舊約中，某些舊有的希臘文表達方式也獲得了新的延伸意義。</w:t>
+      </w:r>
+    </w:p>
+    <w:p>
+      <w:pPr/>
+      <w:r>
+        <w:rPr>
+          <w:lang w:val="zh_TW" w:bidi="zh_TW"/>
+        </w:rPr>
+      </w:r>
+      <w:r>
+        <w:rPr>
+          <w:lang w:val="zh_TW" w:bidi="zh_TW"/>
+        </w:rPr>
+        <w:t>希臘文舊約在基督教思想的發展中非常重要。七十士譯本中希臘文詞語的用法，經常成為理解新約中詞義的關鍵。有時新約中出現的「猶太希臘文」方言，反映了字面上非常直譯的舊約經文；而在其它情況下，新約對舊約經文的翻譯則相對自由。</w:t>
+      </w:r>
+    </w:p>
+    <w:p>
+      <w:pPr>
+        <w:pStyle w:val="Heading3"/>
+      </w:pPr>
+      <w:r>
+        <w:rPr>
+          <w:lang w:val="zh_TW" w:bidi="zh_TW"/>
+        </w:rPr>
+        <w:t>新約希臘文</w:t>
+      </w:r>
+    </w:p>
+    <w:p>
+      <w:pPr/>
+      <w:r>
+        <w:rPr>
+          <w:lang w:val="zh_TW" w:bidi="zh_TW"/>
+        </w:rPr>
+      </w:r>
+      <w:r>
+        <w:rPr>
+          <w:lang w:val="zh_TW" w:bidi="zh_TW"/>
+        </w:rPr>
+        <w:t>雖然大多數新約作者是猶太人，但他們都是用希臘文寫作，希臘文是當時的通用語言。此外，使徒約翰似乎熟悉一些希臘哲學，這影響了他的寫作風格。約翰使用「道」（希臘文logos）來指基督（</w:t>
+      </w:r>
+      <w:hyperlink r:id="rId120">
+        <w:r>
+          <w:rPr>
+            <w:lang w:val="zh_TW" w:bidi="zh_TW"/>
+          </w:rPr>
+          <w:rPr>
+            <w:color w:val="0000EE"/>
+            <w:u w:val="single"/>
+          </w:rPr>
+          <w:t>約1:1</w:t>
+        </w:r>
+      </w:hyperlink>
+      <w:r>
+        <w:rPr>
+          <w:lang w:val="zh_TW" w:bidi="zh_TW"/>
+        </w:rPr>
+        <w:t>），以及其它幾種抽象的表達方式。約翰可能受到了埃及的中心亞歷山大的影響，在那裡，希臘哲學和希伯來學問以一種獨特的方式融合在一起。</w:t>
+      </w:r>
+    </w:p>
+    <w:p>
+      <w:pPr/>
+      <w:r>
+        <w:rPr>
+          <w:lang w:val="zh_TW" w:bidi="zh_TW"/>
+        </w:rPr>
+      </w:r>
+      <w:r>
+        <w:rPr>
+          <w:lang w:val="zh_TW" w:bidi="zh_TW"/>
+        </w:rPr>
+        <w:t>使徒保羅也熟悉希臘作家（</w:t>
+      </w:r>
+      <w:hyperlink r:id="rId121">
+        <w:r>
+          <w:rPr>
+            <w:lang w:val="zh_TW" w:bidi="zh_TW"/>
+          </w:rPr>
+          <w:rPr>
+            <w:color w:val="0000EE"/>
+            <w:u w:val="single"/>
+          </w:rPr>
+          <w:t>徒17:28</w:t>
+        </w:r>
+      </w:hyperlink>
+      <w:r>
+        <w:rPr>
+          <w:lang w:val="zh_TW" w:bidi="zh_TW"/>
+        </w:rPr>
+        <w:t>；</w:t>
+      </w:r>
+      <w:hyperlink r:id="rId122">
+        <w:r>
+          <w:rPr>
+            <w:lang w:val="zh_TW" w:bidi="zh_TW"/>
+          </w:rPr>
+          <w:rPr>
+            <w:color w:val="0000EE"/>
+            <w:u w:val="single"/>
+          </w:rPr>
+          <w:t>林前15:33</w:t>
+        </w:r>
+      </w:hyperlink>
+      <w:r>
+        <w:rPr>
+          <w:lang w:val="zh_TW" w:bidi="zh_TW"/>
+        </w:rPr>
+        <w:t>；</w:t>
+      </w:r>
+      <w:hyperlink r:id="rId123">
+        <w:r>
+          <w:rPr>
+            <w:lang w:val="zh_TW" w:bidi="zh_TW"/>
+          </w:rPr>
+          <w:rPr>
+            <w:color w:val="0000EE"/>
+            <w:u w:val="single"/>
+          </w:rPr>
+          <w:t>多1:12</w:t>
+        </w:r>
+      </w:hyperlink>
+      <w:r>
+        <w:rPr>
+          <w:lang w:val="zh_TW" w:bidi="zh_TW"/>
+        </w:rPr>
+        <w:t>）。因此，保羅的語言不僅受到了希伯來先知和學者的影響，也受到了希臘演說家和哲學家的影響。</w:t>
+      </w:r>
+    </w:p>
+    <w:p>
+      <w:pPr/>
+      <w:r>
+        <w:rPr>
+          <w:lang w:val="zh_TW" w:bidi="zh_TW"/>
+        </w:rPr>
+      </w:r>
+      <w:r>
+        <w:rPr>
+          <w:lang w:val="zh_TW" w:bidi="zh_TW"/>
+        </w:rPr>
+        <w:t>關於耶穌到底說的是哪種希伯來文或亞蘭文，仍有爭議，但耶穌也可能會說希臘文。事實上，福音書最初是以希臘文寫成的。這些希臘文記錄了耶穌的教導和作為，為福音在希臘文文化中傳播鋪平了道路。</w:t>
+      </w:r>
+    </w:p>
+    <w:p>
+      <w:pPr/>
+      <w:r>
+        <w:rPr>
+          <w:lang w:val="zh_TW" w:bidi="zh_TW"/>
+        </w:rPr>
+      </w:r>
+      <w:r>
+        <w:rPr>
+          <w:lang w:val="zh_TW" w:bidi="zh_TW"/>
+        </w:rPr>
+        <w:t>基督教作家使用的通用希臘文具有莊重和克制的特質，既不像某些古典作品那樣矯揉造作和賣弄學問，也不像口語通用希臘文那樣瑣碎和粗俗。</w:t>
+      </w:r>
+    </w:p>
+    <w:p>
+      <w:pPr/>
+      <w:r>
+        <w:rPr>
+          <w:lang w:val="zh_TW" w:bidi="zh_TW"/>
+        </w:rPr>
+      </w:r>
+      <w:r>
+        <w:rPr>
+          <w:lang w:val="zh_TW" w:bidi="zh_TW"/>
+        </w:rPr>
+        <w:t>在聖經的上下文中，希臘文詞語具有更豐富、更具靈性的意義。受到簡單而生動的閃族風格的影響，新約並不是以某種「聖靈（Holy Ghost）」語言（如一些中世紀學者所認為的那樣）寫成的，而是用通用希臘文寫成的，主要是由以閃族思維為主的作者所寫。公元20世紀初，在埃及出土的數萬份蒲草紙抄本提供了與聖經語言相似的詞彙和語法，揭示了它是那個時代語言結構的一部分。然而，新約希臘文仍然是「自由的」，經常創造出自己的成語。基督教作家通過引入新的表達方式來傳達關於耶穌基督的信息，從而影響了希臘人的思想。</w:t>
+      </w:r>
+    </w:p>
+    <w:p>
+      <w:pPr>
+        <w:pStyle w:val="Heading4"/>
+      </w:pPr>
+      <w:r>
+        <w:rPr>
+          <w:lang w:val="zh_TW" w:bidi="zh_TW"/>
+        </w:rPr>
+        <w:t>閃族影響</w:t>
+      </w:r>
+    </w:p>
+    <w:p>
+      <w:pPr/>
+      <w:r>
+        <w:rPr>
+          <w:lang w:val="zh_TW" w:bidi="zh_TW"/>
+        </w:rPr>
+      </w:r>
+      <w:r>
+        <w:rPr>
+          <w:lang w:val="zh_TW" w:bidi="zh_TW"/>
+        </w:rPr>
+        <w:t>由於新約希臘文結合了希伯來思想的直接性和希臘文表達的精確性，使希臘文的微妙精緻經常能夠解釋希伯來概念。閃族影響在福音書、啟示錄和雅各書中最為明顯，而路加福音和希伯來書則展現出更典型的希臘寫作風格。新約書信融合了希伯來的智慧和希臘辯證哲學，而新約中的講道結合了希伯來先知的信息和希臘的演說力量。</w:t>
+      </w:r>
+    </w:p>
+    <w:p>
+      <w:pPr/>
+      <w:r>
+        <w:rPr>
+          <w:lang w:val="zh_TW" w:bidi="zh_TW"/>
+        </w:rPr>
+      </w:r>
+      <w:r>
+        <w:rPr>
+          <w:lang w:val="zh_TW" w:bidi="zh_TW"/>
+        </w:rPr>
+        <w:t>除了直接引用和影射七十士譯本外，新約希臘文在許多方面也顯示出普遍的閃族影響。例如，新約希臘文的語法包含許多閃族風格的表現形式。</w:t>
+      </w:r>
+    </w:p>
+    <w:p>
+      <w:pPr>
+        <w:pStyle w:val="Heading4"/>
+      </w:pPr>
+      <w:r>
+        <w:rPr>
+          <w:lang w:val="zh_TW" w:bidi="zh_TW"/>
+        </w:rPr>
+        <w:t>詞彙</w:t>
+      </w:r>
+    </w:p>
+    <w:p>
+      <w:pPr/>
+      <w:r>
+        <w:rPr>
+          <w:lang w:val="zh_TW" w:bidi="zh_TW"/>
+        </w:rPr>
+      </w:r>
+      <w:r>
+        <w:rPr>
+          <w:lang w:val="zh_TW" w:bidi="zh_TW"/>
+        </w:rPr>
+        <w:t>希臘文新約的詞彙豐富且足以傳達作者所希望的細微含義。例如，新約使用兩個不同的詞來表示「愛」（兩種愛），兩個詞來表示「另一個」（同類的另一個，或不同類的另一個），以及幾個詞來表示各種知識。值得注意的是，有些詞語被省略了，例如情愛（eros，第三種愛）和當時希臘文化中常用的其它詞語。</w:t>
+      </w:r>
+    </w:p>
+    <w:p>
+      <w:pPr/>
+      <w:r>
+        <w:rPr>
+          <w:lang w:val="zh_TW" w:bidi="zh_TW"/>
+        </w:rPr>
+      </w:r>
+      <w:r>
+        <w:rPr>
+          <w:lang w:val="zh_TW" w:bidi="zh_TW"/>
+        </w:rPr>
+        <w:t>此外，希臘文詞語在福音的語境中經常賦予新的含義，這源於新教義與崇高道德的結合。作者毫不猶豫地以新的方式使用「生命」、「死亡」、「榮耀」和「忿怒」等詞來表達新的思想。有時候，一個詞的字面意思幾乎完全消失，例如當作者使用「水」、「洗滌」和「洗禮」來指基督的屬靈潔淨大能。新約詞彙還包含僅在希臘文舊約中出現的詞語，例如「割禮」、「偶像崇拜」、「詛咒」、「散居」和「五旬節」。來自希伯來文或亞蘭文的外來詞包括：哈利路亞和阿門（希伯來文），以及阿爸</w:t>
+      </w:r>
+      <w:r>
+        <w:rPr>
+          <w:i/>
+          <w:lang w:val="zh_TW" w:bidi="zh_TW"/>
+        </w:rPr>
+        <w:t>、</w:t>
+      </w:r>
+      <w:r>
+        <w:rPr>
+          <w:lang w:val="zh_TW" w:bidi="zh_TW"/>
+        </w:rPr>
+        <w:t>瑪門</w:t>
+      </w:r>
+      <w:r>
+        <w:rPr>
+          <w:i/>
+          <w:lang w:val="zh_TW" w:bidi="zh_TW"/>
+        </w:rPr>
+        <w:t>、</w:t>
+      </w:r>
+      <w:r>
+        <w:rPr>
+          <w:lang w:val="zh_TW" w:bidi="zh_TW"/>
+        </w:rPr>
+        <w:t>和各耳板（亞蘭文）。</w:t>
+      </w:r>
+    </w:p>
+    <w:p>
+      <w:pPr/>
+      <w:r>
+        <w:rPr>
+          <w:lang w:val="zh_TW" w:bidi="zh_TW"/>
+        </w:rPr>
+      </w:r>
+      <w:r>
+        <w:rPr>
+          <w:lang w:val="zh_TW" w:bidi="zh_TW"/>
+        </w:rPr>
+        <w:t>因此，為了理解新約詞語的含義，古典希臘文詞典是有幫助的，但並不足夠，還需要了解這些詞在希臘文舊約、希臘化時期的著作以及日常生活語言中的使用方式。蒲草紙文獻提供了許多關於新約聖經詞語意義的例證。 例如，希臘文的「捐錢」一詞（</w:t>
+      </w:r>
+      <w:hyperlink r:id="rId124">
+        <w:r>
+          <w:rPr>
+            <w:lang w:val="zh_TW" w:bidi="zh_TW"/>
+          </w:rPr>
+          <w:rPr>
+            <w:color w:val="0000EE"/>
+            <w:u w:val="single"/>
+          </w:rPr>
+          <w:t>林前16:1</w:t>
+        </w:r>
+      </w:hyperlink>
+      <w:r>
+        <w:rPr>
+          <w:lang w:val="zh_TW" w:bidi="zh_TW"/>
+        </w:rPr>
+        <w:t>），曾一度被認為僅限於新約使用，但在蒲草紙文獻中常見到相同意義的用法。許多根據古典希臘文定義的希臘詞彙，經過蒲草紙文獻的研究，已被賦予更為精確的意義。</w:t>
+      </w:r>
+    </w:p>
+    <w:p>
+      <w:pPr>
+        <w:pStyle w:val="Heading3"/>
+      </w:pPr>
+      <w:r>
+        <w:rPr>
+          <w:lang w:val="zh_TW" w:bidi="zh_TW"/>
+        </w:rPr>
+        <w:t>語法</w:t>
+      </w:r>
+    </w:p>
+    <w:p>
+      <w:pPr/>
+      <w:r>
+        <w:rPr>
+          <w:lang w:val="zh_TW" w:bidi="zh_TW"/>
+        </w:rPr>
+      </w:r>
+      <w:r>
+        <w:rPr>
+          <w:lang w:val="zh_TW" w:bidi="zh_TW"/>
+        </w:rPr>
+        <w:t>如同其它印歐語系的語言一樣，希臘文詞語的意義會受到各種前綴和後綴的添加和變化的影響（這個過程稱為屈折變化〔inflection〕）。雖然與古典希臘文相比，新約希臘文的屈折變化系統有所簡化，但它仍比許多語言具有更多的屈折變化。希臘文的意思因此比英文較不容易產生歧義。</w:t>
+      </w:r>
+    </w:p>
+    <w:p>
+      <w:pPr/>
+      <w:r>
+        <w:rPr>
+          <w:lang w:val="zh_TW" w:bidi="zh_TW"/>
+        </w:rPr>
+      </w:r>
+      <w:r>
+        <w:rPr>
+          <w:lang w:val="zh_TW" w:bidi="zh_TW"/>
+        </w:rPr>
+        <w:t>與希伯來文相比，希臘文有中性、陽性和陰性。希臘文的介詞種類繁多且精確，在不同的上下文中具有多種含義。新約希臘文只使用了古典希臘文中約一半的質詞（particles）。</w:t>
+      </w:r>
+    </w:p>
+    <w:p>
+      <w:pPr/>
+      <w:r>
+        <w:rPr>
+          <w:lang w:val="zh_TW" w:bidi="zh_TW"/>
+        </w:rPr>
+      </w:r>
+      <w:r>
+        <w:rPr>
+          <w:lang w:val="zh_TW" w:bidi="zh_TW"/>
+        </w:rPr>
+        <w:t>希臘文的動詞系統，比希伯來文的動詞系統複雜得多，能夠表達即使在英文中也難以表達的細微意義。每個希臘文動詞有五個方面，語法學家稱之為時態、語氣、語態、人稱和數。</w:t>
+      </w:r>
+    </w:p>
+    <w:p>
+      <w:pPr>
+        <w:pStyle w:val="Heading4"/>
+      </w:pPr>
+      <w:r>
+        <w:rPr>
+          <w:lang w:val="zh_TW" w:bidi="zh_TW"/>
+        </w:rPr>
+        <w:t>時態</w:t>
+      </w:r>
+    </w:p>
+    <w:p>
+      <w:pPr/>
+      <w:r>
+        <w:rPr>
+          <w:lang w:val="zh_TW" w:bidi="zh_TW"/>
+        </w:rPr>
+      </w:r>
+      <w:r>
+        <w:rPr>
+          <w:lang w:val="zh_TW" w:bidi="zh_TW"/>
+        </w:rPr>
+        <w:t>希臘文的動詞時態主要與動作的類型有關，而不是像英文那樣與動作發生的時間有關。在希臘文中，有三種基本的動作類型：</w:t>
+      </w:r>
+      <w:r>
+        <w:rPr>
+          <w:i/>
+          <w:lang w:val="zh_TW" w:bidi="zh_TW"/>
+        </w:rPr>
+        <w:t>持續的動作（durative），</w:t>
+      </w:r>
+      <w:r>
+        <w:rPr>
+          <w:lang w:val="zh_TW" w:bidi="zh_TW"/>
+        </w:rPr>
+        <w:t>由現在時態、未完成時態和（有時）未來時態表達；</w:t>
+      </w:r>
+      <w:r>
+        <w:rPr>
+          <w:i/>
+          <w:lang w:val="zh_TW" w:bidi="zh_TW"/>
+        </w:rPr>
+        <w:t>簡單的（simple）</w:t>
+      </w:r>
+      <w:r>
+        <w:rPr>
+          <w:lang w:val="zh_TW" w:bidi="zh_TW"/>
+        </w:rPr>
+        <w:t>或瞬間的（punctiliar）動作，由不定過去時態（the aorist）和（通常）未來時態表達；以及</w:t>
+      </w:r>
+      <w:r>
+        <w:rPr>
+          <w:i/>
+          <w:lang w:val="zh_TW" w:bidi="zh_TW"/>
+        </w:rPr>
+        <w:t>完成的動作，</w:t>
+      </w:r>
+      <w:r>
+        <w:rPr>
+          <w:lang w:val="zh_TW" w:bidi="zh_TW"/>
+        </w:rPr>
+        <w:t>由完成時態（Perfect tense，過去動作的結果持續到現在）和過去完成時態（pluperfect tense，結果僅限於過去）表達。</w:t>
+      </w:r>
+    </w:p>
+    <w:p>
+      <w:pPr/>
+      <w:r>
+        <w:rPr>
+          <w:lang w:val="zh_TW" w:bidi="zh_TW"/>
+        </w:rPr>
+      </w:r>
+      <w:r>
+        <w:rPr>
+          <w:lang w:val="zh_TW" w:bidi="zh_TW"/>
+        </w:rPr>
+        <w:t>希臘文時態通常很難翻譯成英文；因為除了需要考慮動作的時間外，還要將動詞詞根的基本意義（例如是否需要賓語）與動作的類型巧妙地融合為一個單一的概念。</w:t>
+      </w:r>
+    </w:p>
+    <w:p>
+      <w:pPr>
+        <w:pStyle w:val="Heading4"/>
+      </w:pPr>
+      <w:r>
+        <w:rPr>
+          <w:lang w:val="zh_TW" w:bidi="zh_TW"/>
+        </w:rPr>
+        <w:t>語氣</w:t>
+      </w:r>
+    </w:p>
+    <w:p>
+      <w:pPr/>
+      <w:r>
+        <w:rPr>
+          <w:lang w:val="zh_TW" w:bidi="zh_TW"/>
+        </w:rPr>
+      </w:r>
+      <w:r>
+        <w:rPr>
+          <w:lang w:val="zh_TW" w:bidi="zh_TW"/>
+        </w:rPr>
+        <w:t>語氣表示應該如何理解動詞的動作。這個動作是真實的嗎？（使用直說語氣〔the indicative mood〕）。這個動作是被某人要求的嗎？（使用命令語氣〔the imperative mood〕）。這個動作取決於其它條件嗎？（使用假設語氣或期許語氣〔the subjunctive or optative mood〕）。這個動作基本上是描述另一個實體的嗎？（使用分詞〔a participle〕）。這個動作基本上是名詞性的嗎？（使用不定詞〔infinitive〕）。在語法中，名詞性實詞（substantive）是指作為名詞功能的單詞或詞組；最後兩個例子嚴格來說不是語氣（moods），但語法學家通常會這樣使用。語氣給希臘作家提供了豐富的動詞表達選擇。</w:t>
+      </w:r>
+    </w:p>
+    <w:p>
+      <w:pPr>
+        <w:pStyle w:val="Heading4"/>
+      </w:pPr>
+      <w:r>
+        <w:rPr>
+          <w:lang w:val="zh_TW" w:bidi="zh_TW"/>
+        </w:rPr>
+        <w:t>語態</w:t>
+      </w:r>
+    </w:p>
+    <w:p>
+      <w:pPr/>
+      <w:r>
+        <w:rPr>
+          <w:lang w:val="zh_TW" w:bidi="zh_TW"/>
+        </w:rPr>
+      </w:r>
+      <w:r>
+        <w:rPr>
+          <w:lang w:val="zh_TW" w:bidi="zh_TW"/>
+        </w:rPr>
+        <w:t>動詞的語態描述了動作是向外（active，主動語態）、向內（middle，關身語態），還是回到句子的主語（passive，被動語態）。</w:t>
+      </w:r>
+    </w:p>
+    <w:p>
+      <w:pPr>
+        <w:pStyle w:val="Heading4"/>
+      </w:pPr>
+      <w:r>
+        <w:rPr>
+          <w:lang w:val="zh_TW" w:bidi="zh_TW"/>
+        </w:rPr>
+        <w:t>人稱</w:t>
+      </w:r>
+    </w:p>
+    <w:p>
+      <w:pPr/>
+      <w:r>
+        <w:rPr>
+          <w:lang w:val="zh_TW" w:bidi="zh_TW"/>
+        </w:rPr>
+      </w:r>
+      <w:r>
+        <w:rPr>
+          <w:lang w:val="zh_TW" w:bidi="zh_TW"/>
+        </w:rPr>
+        <w:t>動詞的人稱告訴我們誰在做動作，是我（第一人稱）、你（第二人稱），還是其他人（第三人稱）。</w:t>
+      </w:r>
+    </w:p>
+    <w:p>
+      <w:pPr>
+        <w:pStyle w:val="Heading4"/>
+      </w:pPr>
+      <w:r>
+        <w:rPr>
+          <w:lang w:val="zh_TW" w:bidi="zh_TW"/>
+        </w:rPr>
+        <w:t>數</w:t>
+      </w:r>
+    </w:p>
+    <w:p>
+      <w:pPr/>
+      <w:r>
+        <w:rPr>
+          <w:lang w:val="zh_TW" w:bidi="zh_TW"/>
+        </w:rPr>
+      </w:r>
+      <w:r>
+        <w:rPr>
+          <w:lang w:val="zh_TW" w:bidi="zh_TW"/>
+        </w:rPr>
+        <w:t>動詞的數顯示動作是由一個人（單數）還是多於一個人（複數）執行。</w:t>
+      </w:r>
+    </w:p>
+    <w:p>
+      <w:pPr>
+        <w:pStyle w:val="Heading3"/>
+      </w:pPr>
+      <w:r>
+        <w:rPr>
+          <w:lang w:val="zh_TW" w:bidi="zh_TW"/>
+        </w:rPr>
+        <w:t>風格</w:t>
+      </w:r>
+    </w:p>
+    <w:p>
+      <w:pPr/>
+      <w:r>
+        <w:rPr>
+          <w:lang w:val="zh_TW" w:bidi="zh_TW"/>
+        </w:rPr>
+      </w:r>
+      <w:r>
+        <w:rPr>
+          <w:lang w:val="zh_TW" w:bidi="zh_TW"/>
+        </w:rPr>
+        <w:t>新約中使用希臘語包含了多種寫作風格。福音書尤其展現了閃族文的特徵。馬太福音使用的風格不如馬可福音那樣生動，在某些方面接近路加福音、使徒行傳、希伯來書、雅各書和彼得前書的風格。路加福音的風格與馬可福音和馬太福音的風格不同，顯得較為優雅。約翰福音的風格相當簡單，但包含許多閃族文的特徵。</w:t>
+      </w:r>
+    </w:p>
+    <w:p>
+      <w:pPr/>
+      <w:r>
+        <w:rPr>
+          <w:lang w:val="zh_TW" w:bidi="zh_TW"/>
+        </w:rPr>
+      </w:r>
+      <w:r>
+        <w:rPr>
+          <w:lang w:val="zh_TW" w:bidi="zh_TW"/>
+        </w:rPr>
+        <w:t>在使徒保羅的書信中，風格上的差異也有所體現。他寫給帖撒羅尼迦人的信是最不具文學性且表達得最為直接。教牧書信（提摩太前後書、提多書）風格比其它大多數書信更接近通用希臘文——不那麼猶太化，也不那麼受七十士譯本影響。</w:t>
+      </w:r>
+    </w:p>
+    <w:p>
+      <w:pPr/>
+      <w:r>
+        <w:rPr>
+          <w:lang w:val="zh_TW" w:bidi="zh_TW"/>
+        </w:rPr>
+      </w:r>
+      <w:r>
+        <w:rPr>
+          <w:lang w:val="zh_TW" w:bidi="zh_TW"/>
+        </w:rPr>
+        <w:t>希伯來書結合了優雅與猶太-希臘風格。雅各的書信雖然文化質量很高，但風格上不如希伯來書那麼細膩。彼得前書的風格不那麼優雅，強烈受七十士譯本的影響，因而反映了閃族文風格。</w:t>
+      </w:r>
+    </w:p>
+    <w:p>
+      <w:pPr/>
+      <w:r>
+        <w:rPr>
+          <w:lang w:val="zh_TW" w:bidi="zh_TW"/>
+        </w:rPr>
+      </w:r>
+      <w:r>
+        <w:rPr>
+          <w:lang w:val="zh_TW" w:bidi="zh_TW"/>
+        </w:rPr>
+        <w:t>猶大書使用了較為莊重和深奧的措辭，並顯示出猶太風格的影響。彼得後書的高雅風格類似於猶大書，且更受七十士譯本的影響。</w:t>
+      </w:r>
+    </w:p>
+    <w:p>
+      <w:pPr/>
+      <w:r>
+        <w:rPr>
+          <w:lang w:val="zh_TW" w:bidi="zh_TW"/>
+        </w:rPr>
+      </w:r>
+      <w:r>
+        <w:rPr>
+          <w:lang w:val="zh_TW" w:bidi="zh_TW"/>
+        </w:rPr>
+        <w:t>啟示錄的風格大致簡單，但在使用平行結構和重複方面顯示出相當大的閃族文的影響。語言學者已經在啟示錄的希臘文中發現了一些明顯的語法錯誤。</w:t>
+      </w:r>
+      <w:r>
+        <w:rPr>
+          <w:lang w:val="zh_TW" w:bidi="zh_TW"/>
+        </w:rPr>
+      </w:r>
+      <w:r>
+        <w:rPr>
+          <w:lang w:val="zh_TW" w:bidi="zh_TW"/>
+        </w:rPr>
+      </w:r>
+    </w:p>
+    <w:p>
+      <w:pPr/>
+      <w:r>
+        <w:rPr>
+          <w:lang w:val="zh_TW" w:bidi="zh_TW"/>
+        </w:rPr>
+      </w:r>
+    </w:p>
+    <w:p>
+      <w:pPr>
+        <w:pStyle w:val="Heading2"/>
+      </w:pPr>
+      <w:r>
+        <w:rPr>
+          <w:lang w:val="zh_TW" w:bidi="zh_TW"/>
+        </w:rPr>
         <w:t>希臘，希臘人</w:t>
       </w:r>
       <w:r>
@@ -4278,7 +5112,7 @@
         </w:rPr>
         <w:t>聖經中提到希臘及希臘人的地方，往往含義不甚清楚。在《舊約》中，有些經文將希臘或希臘人稱作 「雅完 （Javan）」或 「雅完的子孫」。雅完是雅弗的第四個兒子，雅弗出現在</w:t>
       </w:r>
-      <w:hyperlink r:id="rId120">
+      <w:hyperlink r:id="rId125">
         <w:r>
           <w:rPr>
             <w:lang w:val="zh_TW" w:bidi="zh_TW"/>
@@ -4310,7 +5144,7 @@
         </w:rPr>
         <w:t>根據聖經對雅完和他兒子的記載，可以看出他們居住在希臘地，就是希臘人（</w:t>
       </w:r>
-      <w:hyperlink r:id="rId121">
+      <w:hyperlink r:id="rId126">
         <w:r>
           <w:rPr>
             <w:lang w:val="zh_TW" w:bidi="zh_TW"/>
@@ -4328,7 +5162,7 @@
         </w:rPr>
         <w:t>；</w:t>
       </w:r>
-      <w:hyperlink r:id="rId122">
+      <w:hyperlink r:id="rId127">
         <w:r>
           <w:rPr>
             <w:lang w:val="zh_TW" w:bidi="zh_TW"/>
@@ -4346,7 +5180,7 @@
         </w:rPr>
         <w:t>；</w:t>
       </w:r>
-      <w:hyperlink r:id="rId123">
+      <w:hyperlink r:id="rId128">
         <w:r>
           <w:rPr>
             <w:lang w:val="zh_TW" w:bidi="zh_TW"/>
@@ -4364,7 +5198,7 @@
         </w:rPr>
         <w:t>）。但以理書甚至提到亞歷山大大帝的帝國，這進一步證明「雅完」（Javan）就是指「希臘」。當猶太學者將希伯來聖經翻譯成希臘文（即七十士譯本）時，他們經常直接用「希臘人」（Greek）來取代「雅完」這個字。這種情況可以在</w:t>
       </w:r>
-      <w:hyperlink r:id="rId124">
+      <w:hyperlink r:id="rId129">
         <w:r>
           <w:rPr>
             <w:lang w:val="zh_TW" w:bidi="zh_TW"/>
@@ -4382,7 +5216,7 @@
         </w:rPr>
         <w:t>；</w:t>
       </w:r>
-      <w:hyperlink r:id="rId125">
+      <w:hyperlink r:id="rId130">
         <w:r>
           <w:rPr>
             <w:lang w:val="zh_TW" w:bidi="zh_TW"/>
@@ -4400,7 +5234,7 @@
         </w:rPr>
         <w:t>；</w:t>
       </w:r>
-      <w:hyperlink r:id="rId126">
+      <w:hyperlink r:id="rId131">
         <w:r>
           <w:rPr>
             <w:lang w:val="zh_TW" w:bidi="zh_TW"/>
@@ -4418,7 +5252,7 @@
         </w:rPr>
         <w:t>；和</w:t>
       </w:r>
-      <w:hyperlink r:id="rId127">
+      <w:hyperlink r:id="rId132">
         <w:r>
           <w:rPr>
             <w:lang w:val="zh_TW" w:bidi="zh_TW"/>
@@ -4436,7 +5270,7 @@
         </w:rPr>
         <w:t>、</w:t>
       </w:r>
-      <w:hyperlink r:id="rId128">
+      <w:hyperlink r:id="rId133">
         <w:r>
           <w:rPr>
             <w:lang w:val="zh_TW" w:bidi="zh_TW"/>
@@ -4468,7 +5302,7 @@
         </w:rPr>
         <w:t>在新約中，「希臘人」一詞有時特別指希臘化猶太人，即居住在希臘化（講希臘文）的城的猶太人（</w:t>
       </w:r>
-      <w:hyperlink r:id="rId129">
+      <w:hyperlink r:id="rId134">
         <w:r>
           <w:rPr>
             <w:lang w:val="zh_TW" w:bidi="zh_TW"/>
@@ -4480,7 +5314,7 @@
           <w:t>徒6:1，</w:t>
         </w:r>
       </w:hyperlink>
-      <w:hyperlink r:id="rId130">
+      <w:hyperlink r:id="rId135">
         <w:r>
           <w:rPr>
             <w:lang w:val="zh_TW" w:bidi="zh_TW"/>
@@ -4492,7 +5326,7 @@
           <w:t>9:29，</w:t>
         </w:r>
       </w:hyperlink>
-      <w:hyperlink r:id="rId131">
+      <w:hyperlink r:id="rId136">
         <w:r>
           <w:rPr>
             <w:lang w:val="zh_TW" w:bidi="zh_TW"/>
@@ -4510,7 +5344,7 @@
         </w:rPr>
         <w:t>）。在</w:t>
       </w:r>
-      <w:hyperlink r:id="rId132">
+      <w:hyperlink r:id="rId137">
         <w:r>
           <w:rPr>
             <w:lang w:val="zh_TW" w:bidi="zh_TW"/>
@@ -4528,7 +5362,7 @@
         </w:rPr>
         <w:t>、</w:t>
       </w:r>
-      <w:hyperlink r:id="rId133">
+      <w:hyperlink r:id="rId138">
         <w:r>
           <w:rPr>
             <w:lang w:val="zh_TW" w:bidi="zh_TW"/>
@@ -4546,7 +5380,7 @@
         </w:rPr>
         <w:t>和</w:t>
       </w:r>
-      <w:hyperlink r:id="rId134">
+      <w:hyperlink r:id="rId139">
         <w:r>
           <w:rPr>
             <w:lang w:val="zh_TW" w:bidi="zh_TW"/>
@@ -4564,7 +5398,7 @@
         </w:rPr>
         <w:t>中，這個詞似乎特指希臘人。但新約中「希臘人」一詞通常被用來指「非猶太人」。猶太人僅將人分為猶太人與非猶太人，因此該詞幾乎等同於「外邦人」（</w:t>
       </w:r>
-      <w:hyperlink r:id="rId135">
+      <w:hyperlink r:id="rId140">
         <w:r>
           <w:rPr>
             <w:lang w:val="zh_TW" w:bidi="zh_TW"/>
@@ -4576,7 +5410,7 @@
           <w:t>羅1:16，</w:t>
         </w:r>
       </w:hyperlink>
-      <w:hyperlink r:id="rId136">
+      <w:hyperlink r:id="rId141">
         <w:r>
           <w:rPr>
             <w:lang w:val="zh_TW" w:bidi="zh_TW"/>
@@ -4594,7 +5428,7 @@
         </w:rPr>
         <w:t>；</w:t>
       </w:r>
-      <w:hyperlink r:id="rId137">
+      <w:hyperlink r:id="rId142">
         <w:r>
           <w:rPr>
             <w:lang w:val="zh_TW" w:bidi="zh_TW"/>
@@ -4612,6 +5446,122 @@
         </w:rPr>
         <w:t>；</w:t>
       </w:r>
+      <w:hyperlink r:id="rId143">
+        <w:r>
+          <w:rPr>
+            <w:lang w:val="zh_TW" w:bidi="zh_TW"/>
+          </w:rPr>
+          <w:rPr>
+            <w:color w:val="0000EE"/>
+            <w:u w:val="single"/>
+          </w:rPr>
+          <w:t>加2:3，</w:t>
+        </w:r>
+      </w:hyperlink>
+      <w:hyperlink r:id="rId144">
+        <w:r>
+          <w:rPr>
+            <w:lang w:val="zh_TW" w:bidi="zh_TW"/>
+          </w:rPr>
+          <w:rPr>
+            <w:color w:val="0000EE"/>
+            <w:u w:val="single"/>
+          </w:rPr>
+          <w:t>3:28</w:t>
+        </w:r>
+      </w:hyperlink>
+      <w:r>
+        <w:rPr>
+          <w:lang w:val="zh_TW" w:bidi="zh_TW"/>
+        </w:rPr>
+        <w:t>）。</w:t>
+      </w:r>
+    </w:p>
+    <w:p>
+      <w:pPr/>
+      <w:r>
+        <w:rPr>
+          <w:lang w:val="zh_TW" w:bidi="zh_TW"/>
+        </w:rPr>
+      </w:r>
+      <w:r>
+        <w:rPr>
+          <w:lang w:val="zh_TW" w:bidi="zh_TW"/>
+        </w:rPr>
+        <w:t>有時，英文Greek一詞指的是希臘文（</w:t>
+      </w:r>
+      <w:hyperlink r:id="rId145">
+        <w:r>
+          <w:rPr>
+            <w:lang w:val="zh_TW" w:bidi="zh_TW"/>
+          </w:rPr>
+          <w:rPr>
+            <w:color w:val="0000EE"/>
+            <w:u w:val="single"/>
+          </w:rPr>
+          <w:t>約19:20</w:t>
+        </w:r>
+      </w:hyperlink>
+      <w:r>
+        <w:rPr>
+          <w:lang w:val="zh_TW" w:bidi="zh_TW"/>
+        </w:rPr>
+        <w:t>；</w:t>
+      </w:r>
+      <w:hyperlink r:id="rId146">
+        <w:r>
+          <w:rPr>
+            <w:lang w:val="zh_TW" w:bidi="zh_TW"/>
+          </w:rPr>
+          <w:rPr>
+            <w:color w:val="0000EE"/>
+            <w:u w:val="single"/>
+          </w:rPr>
+          <w:t>徒21:37</w:t>
+        </w:r>
+      </w:hyperlink>
+      <w:r>
+        <w:rPr>
+          <w:lang w:val="zh_TW" w:bidi="zh_TW"/>
+        </w:rPr>
+        <w:t>；</w:t>
+      </w:r>
+      <w:hyperlink r:id="rId147">
+        <w:r>
+          <w:rPr>
+            <w:lang w:val="zh_TW" w:bidi="zh_TW"/>
+          </w:rPr>
+          <w:rPr>
+            <w:color w:val="0000EE"/>
+            <w:u w:val="single"/>
+          </w:rPr>
+          <w:t>啟9:11</w:t>
+        </w:r>
+      </w:hyperlink>
+      <w:r>
+        <w:rPr>
+          <w:lang w:val="zh_TW" w:bidi="zh_TW"/>
+        </w:rPr>
+        <w:t>）。將「希臘人」這個詞用於敘利腓尼基婦女（</w:t>
+      </w:r>
+      <w:hyperlink r:id="rId148">
+        <w:r>
+          <w:rPr>
+            <w:lang w:val="zh_TW" w:bidi="zh_TW"/>
+          </w:rPr>
+          <w:rPr>
+            <w:color w:val="0000EE"/>
+            <w:u w:val="single"/>
+          </w:rPr>
+          <w:t>可7:26</w:t>
+        </w:r>
+      </w:hyperlink>
+      <w:r>
+        <w:rPr>
+          <w:lang w:val="zh_TW" w:bidi="zh_TW"/>
+        </w:rPr>
+        <w:t>）可能帶有文化意義。使徒行傳提到希臘人出現在會堂中作為旁觀者，這些人是不是真正的希臘人，尚不確定（</w:t>
+      </w:r>
       <w:hyperlink r:id="rId138">
         <w:r>
           <w:rPr>
@@ -4621,126 +5571,10 @@
             <w:color w:val="0000EE"/>
             <w:u w:val="single"/>
           </w:rPr>
-          <w:t>加2:3，</w:t>
-        </w:r>
-      </w:hyperlink>
-      <w:hyperlink r:id="rId139">
-        <w:r>
-          <w:rPr>
-            <w:lang w:val="zh_TW" w:bidi="zh_TW"/>
-          </w:rPr>
-          <w:rPr>
-            <w:color w:val="0000EE"/>
-            <w:u w:val="single"/>
-          </w:rPr>
-          <w:t>3:28</w:t>
-        </w:r>
-      </w:hyperlink>
-      <w:r>
-        <w:rPr>
-          <w:lang w:val="zh_TW" w:bidi="zh_TW"/>
-        </w:rPr>
-        <w:t>）。</w:t>
-      </w:r>
-    </w:p>
-    <w:p>
-      <w:pPr/>
-      <w:r>
-        <w:rPr>
-          <w:lang w:val="zh_TW" w:bidi="zh_TW"/>
-        </w:rPr>
-      </w:r>
-      <w:r>
-        <w:rPr>
-          <w:lang w:val="zh_TW" w:bidi="zh_TW"/>
-        </w:rPr>
-        <w:t>有時，英文Greek一詞指的是希臘文（</w:t>
-      </w:r>
-      <w:hyperlink r:id="rId140">
-        <w:r>
-          <w:rPr>
-            <w:lang w:val="zh_TW" w:bidi="zh_TW"/>
-          </w:rPr>
-          <w:rPr>
-            <w:color w:val="0000EE"/>
-            <w:u w:val="single"/>
-          </w:rPr>
-          <w:t>約19:20</w:t>
-        </w:r>
-      </w:hyperlink>
-      <w:r>
-        <w:rPr>
-          <w:lang w:val="zh_TW" w:bidi="zh_TW"/>
-        </w:rPr>
-        <w:t>；</w:t>
-      </w:r>
-      <w:hyperlink r:id="rId141">
-        <w:r>
-          <w:rPr>
-            <w:lang w:val="zh_TW" w:bidi="zh_TW"/>
-          </w:rPr>
-          <w:rPr>
-            <w:color w:val="0000EE"/>
-            <w:u w:val="single"/>
-          </w:rPr>
-          <w:t>徒21:37</w:t>
-        </w:r>
-      </w:hyperlink>
-      <w:r>
-        <w:rPr>
-          <w:lang w:val="zh_TW" w:bidi="zh_TW"/>
-        </w:rPr>
-        <w:t>；</w:t>
-      </w:r>
-      <w:hyperlink r:id="rId142">
-        <w:r>
-          <w:rPr>
-            <w:lang w:val="zh_TW" w:bidi="zh_TW"/>
-          </w:rPr>
-          <w:rPr>
-            <w:color w:val="0000EE"/>
-            <w:u w:val="single"/>
-          </w:rPr>
-          <w:t>啟9:11</w:t>
-        </w:r>
-      </w:hyperlink>
-      <w:r>
-        <w:rPr>
-          <w:lang w:val="zh_TW" w:bidi="zh_TW"/>
-        </w:rPr>
-        <w:t>）。將「希臘人」這個詞用於敘利腓尼基婦女（</w:t>
-      </w:r>
-      <w:hyperlink r:id="rId143">
-        <w:r>
-          <w:rPr>
-            <w:lang w:val="zh_TW" w:bidi="zh_TW"/>
-          </w:rPr>
-          <w:rPr>
-            <w:color w:val="0000EE"/>
-            <w:u w:val="single"/>
-          </w:rPr>
-          <w:t>可7:26</w:t>
-        </w:r>
-      </w:hyperlink>
-      <w:r>
-        <w:rPr>
-          <w:lang w:val="zh_TW" w:bidi="zh_TW"/>
-        </w:rPr>
-        <w:t>）可能帶有文化意義。使徒行傳提到希臘人出現在會堂中作為旁觀者，這些人是不是真正的希臘人，尚不確定（</w:t>
-      </w:r>
-      <w:hyperlink r:id="rId133">
-        <w:r>
-          <w:rPr>
-            <w:lang w:val="zh_TW" w:bidi="zh_TW"/>
-          </w:rPr>
-          <w:rPr>
-            <w:color w:val="0000EE"/>
-            <w:u w:val="single"/>
-          </w:rPr>
           <w:t>徒14:1，</w:t>
         </w:r>
       </w:hyperlink>
-      <w:hyperlink r:id="rId144">
+      <w:hyperlink r:id="rId149">
         <w:r>
           <w:rPr>
             <w:lang w:val="zh_TW" w:bidi="zh_TW"/>
@@ -4752,7 +5586,7 @@
           <w:t>17:4，</w:t>
         </w:r>
       </w:hyperlink>
-      <w:hyperlink r:id="rId145">
+      <w:hyperlink r:id="rId150">
         <w:r>
           <w:rPr>
             <w:lang w:val="zh_TW" w:bidi="zh_TW"/>
@@ -5325,7 +6159,7 @@
         </w:rPr>
         <w:t>希臘地區最終完全落入羅馬人的控制之下。公元前198年，羅馬人進入希臘地區，並在隨後幾年間建立了羅馬行省，如亞該亞（</w:t>
       </w:r>
-      <w:hyperlink r:id="rId146">
+      <w:hyperlink r:id="rId151">
         <w:r>
           <w:rPr>
             <w:lang w:val="zh_TW" w:bidi="zh_TW"/>
@@ -5532,54 +6366,443 @@
         <w:rPr>
           <w:lang w:val="zh_TW" w:bidi="zh_TW"/>
         </w:rPr>
-        <w:t>希臘文</w:t>
-      </w:r>
-      <w:r>
-        <w:rPr>
-          <w:lang w:val="zh_TW" w:bidi="zh_TW"/>
-        </w:rPr>
-      </w:r>
-    </w:p>
-    <w:p>
-      <w:pPr/>
-      <w:r>
-        <w:rPr>
-          <w:lang w:val="zh_TW" w:bidi="zh_TW"/>
-        </w:rPr>
-      </w:r>
-      <w:r>
-        <w:rPr>
-          <w:lang w:val="zh_TW" w:bidi="zh_TW"/>
-        </w:rPr>
-        <w:t>希臘人的語言。</w:t>
-      </w:r>
-    </w:p>
-    <w:p>
-      <w:pPr/>
-      <w:r>
-        <w:rPr>
-          <w:lang w:val="zh_TW" w:bidi="zh_TW"/>
-        </w:rPr>
-      </w:r>
-      <w:r>
-        <w:rPr>
-          <w:lang w:val="zh_TW" w:bidi="zh_TW"/>
-        </w:rPr>
-        <w:t>希臘文是一種美麗、豐富且精緻的溝通工具，也是一種適合深入思考和宗教上虔誠表達的合適工具。在古典時期，希臘文是世界上最偉大的文化之一。在那個文化繁榮的時期，語言、文學和藝術得以蓬勃發展，超越了戰爭的影響。希臘人的思想專注於美的理想，而希臘文在哲學對話、詩歌以及莊嚴的演說中，反映出了這種藝術性。</w:t>
-      </w:r>
-    </w:p>
-    <w:p>
-      <w:pPr/>
-      <w:r>
-        <w:rPr>
-          <w:lang w:val="zh_TW" w:bidi="zh_TW"/>
-        </w:rPr>
-      </w:r>
-      <w:r>
-        <w:rPr>
-          <w:lang w:val="zh_TW" w:bidi="zh_TW"/>
-        </w:rPr>
-        <w:t>希臘文也以力量和活力為著稱，具備多樣性和顯著的表達效果。它是一種辯論的語言，擁有能夠深入探究和澄清現象的詞彙和風格，而不僅僅是講述故事。古典希臘文從少數詞根中精心發展出許多形式，其複雜的句法結構允許通過精細的詞語排列來表達微妙的意義。</w:t>
+        <w:t>希律黨人</w:t>
+      </w:r>
+      <w:r>
+        <w:rPr>
+          <w:lang w:val="zh_TW" w:bidi="zh_TW"/>
+        </w:rPr>
+      </w:r>
+    </w:p>
+    <w:p>
+      <w:pPr/>
+      <w:r>
+        <w:rPr>
+          <w:lang w:val="zh_TW" w:bidi="zh_TW"/>
+        </w:rPr>
+      </w:r>
+      <w:r>
+        <w:rPr>
+          <w:lang w:val="zh_TW" w:bidi="zh_TW"/>
+        </w:rPr>
+        <w:t>福音書中提到的猶太黨派，與法利賽人一同反對基督，福音書中提到過三次，涉及兩個事件（一兩在加利利，另一兩在耶路撒冷）。在</w:t>
+      </w:r>
+      <w:hyperlink r:id="rId152">
+        <w:r>
+          <w:rPr>
+            <w:lang w:val="zh_TW" w:bidi="zh_TW"/>
+          </w:rPr>
+          <w:rPr>
+            <w:color w:val="0000EE"/>
+            <w:u w:val="single"/>
+          </w:rPr>
+          <w:t>馬可福音三章6節</w:t>
+        </w:r>
+      </w:hyperlink>
+      <w:r>
+        <w:rPr>
+          <w:lang w:val="zh_TW" w:bidi="zh_TW"/>
+        </w:rPr>
+        <w:t>中，當耶穌醫治枯乾手的那人後，法利賽人出去與希律黨人商議，圖謀如何除滅耶穌。在</w:t>
+      </w:r>
+      <w:hyperlink r:id="rId153">
+        <w:r>
+          <w:rPr>
+            <w:lang w:val="zh_TW" w:bidi="zh_TW"/>
+          </w:rPr>
+          <w:rPr>
+            <w:color w:val="0000EE"/>
+            <w:u w:val="single"/>
+          </w:rPr>
+          <w:t>馬太福音二十二章16節</w:t>
+        </w:r>
+      </w:hyperlink>
+      <w:r>
+        <w:rPr>
+          <w:lang w:val="zh_TW" w:bidi="zh_TW"/>
+        </w:rPr>
+        <w:t>和</w:t>
+      </w:r>
+      <w:hyperlink r:id="rId154">
+        <w:r>
+          <w:rPr>
+            <w:lang w:val="zh_TW" w:bidi="zh_TW"/>
+          </w:rPr>
+          <w:rPr>
+            <w:color w:val="0000EE"/>
+            <w:u w:val="single"/>
+          </w:rPr>
+          <w:t>馬可福音十二章13節</w:t>
+        </w:r>
+      </w:hyperlink>
+      <w:r>
+        <w:rPr>
+          <w:lang w:val="zh_TW" w:bidi="zh_TW"/>
+        </w:rPr>
+        <w:t>中，法利賽人和希律黨人聯手，試圖用關於是否應當納稅給該撒的問題來陷害耶穌。路加福音和約翰福音並未提及希律黨人。</w:t>
+      </w:r>
+    </w:p>
+    <w:p>
+      <w:pPr/>
+      <w:r>
+        <w:rPr>
+          <w:lang w:val="zh_TW" w:bidi="zh_TW"/>
+        </w:rPr>
+      </w:r>
+      <w:r>
+        <w:rPr>
+          <w:lang w:val="zh_TW" w:bidi="zh_TW"/>
+        </w:rPr>
+        <w:t>問題出現在</w:t>
+      </w:r>
+      <w:hyperlink r:id="rId155">
+        <w:r>
+          <w:rPr>
+            <w:lang w:val="zh_TW" w:bidi="zh_TW"/>
+          </w:rPr>
+          <w:rPr>
+            <w:color w:val="0000EE"/>
+            <w:u w:val="single"/>
+          </w:rPr>
+          <w:t>馬可福音八章15節</w:t>
+        </w:r>
+      </w:hyperlink>
+      <w:r>
+        <w:rPr>
+          <w:lang w:val="zh_TW" w:bidi="zh_TW"/>
+        </w:rPr>
+        <w:t>，那裡提到「希律的酵」。另一種讀法是「希律黨人的酵」。然而，平行經文在</w:t>
+      </w:r>
+      <w:hyperlink r:id="rId156">
+        <w:r>
+          <w:rPr>
+            <w:lang w:val="zh_TW" w:bidi="zh_TW"/>
+          </w:rPr>
+          <w:rPr>
+            <w:color w:val="0000EE"/>
+            <w:u w:val="single"/>
+          </w:rPr>
+          <w:t>馬太福音十六章6節</w:t>
+        </w:r>
+      </w:hyperlink>
+      <w:r>
+        <w:rPr>
+          <w:lang w:val="zh_TW" w:bidi="zh_TW"/>
+        </w:rPr>
+        <w:t>中提到「撒都該人的酵」。這是否意味著撒都該人和希律黨人是同一群體？</w:t>
+      </w:r>
+    </w:p>
+    <w:p>
+      <w:pPr/>
+      <w:r>
+        <w:rPr>
+          <w:lang w:val="zh_TW" w:bidi="zh_TW"/>
+        </w:rPr>
+      </w:r>
+      <w:r>
+        <w:rPr>
+          <w:lang w:val="zh_TW" w:bidi="zh_TW"/>
+        </w:rPr>
+        <w:t>馬太福音傾向於將宗教領袖標記為耶穌的對手，而馬可福音強調耶穌的對手是既有宗教勢力，也有政治勢力。那麼，馬太福音為何使用「撒都該人的酵」來代替馬可的「希律的酵」或「希律黨人的酵」呢？有些人推測，希律黨人是一個主要由撒都該人組成的政治黨派。有人認為他們與撒都該人是同一群體，還有人將他們與波伊圖斯人（Boethusian）混為一談，這個名字常與撒都該人互換使用。波伊圖斯人和撒都該人在神學上沒有區別，但撒都該人則效忠於希律家族，因此被稱為希律黨人。因此，希律黨人在政治上與希律家族有聯繫，在宗教上則與撒都該人有關聯。希律黨人與撒都該人一樣，是有影響力的貴族——巴勒斯坦的貴族階層。</w:t>
+      </w:r>
+    </w:p>
+    <w:p>
+      <w:pPr/>
+      <w:r>
+        <w:rPr>
+          <w:lang w:val="zh_TW" w:bidi="zh_TW"/>
+        </w:rPr>
+      </w:r>
+      <w:r>
+        <w:rPr>
+          <w:lang w:val="zh_TW" w:bidi="zh_TW"/>
+        </w:rPr>
+        <w:t>然而，在耶穌時代，希律黨人和撒都該人之間的政治分歧不那麼明顯，因為希律安提帕斯與哈斯蒙尼王朝的希羅底結婚。希律黨人和撒都該人在政治上應該站在法利賽人的對立面，前者支持政府，而法利賽人則既反對哈斯蒙尼王朝也反對希律家族。與此一致，</w:t>
+      </w:r>
+      <w:hyperlink r:id="rId157">
+        <w:r>
+          <w:rPr>
+            <w:lang w:val="zh_TW" w:bidi="zh_TW"/>
+          </w:rPr>
+          <w:rPr>
+            <w:color w:val="0000EE"/>
+            <w:u w:val="single"/>
+          </w:rPr>
+          <w:t>馬太福音十交章12節</w:t>
+        </w:r>
+      </w:hyperlink>
+      <w:r>
+        <w:rPr>
+          <w:lang w:val="zh_TW" w:bidi="zh_TW"/>
+        </w:rPr>
+        <w:t>和</w:t>
+      </w:r>
+      <w:hyperlink r:id="rId155">
+        <w:r>
+          <w:rPr>
+            <w:lang w:val="zh_TW" w:bidi="zh_TW"/>
+          </w:rPr>
+          <w:rPr>
+            <w:color w:val="0000EE"/>
+            <w:u w:val="single"/>
+          </w:rPr>
+          <w:t>馬可福音八章15節</w:t>
+        </w:r>
+      </w:hyperlink>
+      <w:r>
+        <w:rPr>
+          <w:lang w:val="zh_TW" w:bidi="zh_TW"/>
+        </w:rPr>
+        <w:t>將法利賽人和撒都該人/希律黨人描繪為反對耶穌的敵對陣營。</w:t>
+      </w:r>
+    </w:p>
+    <w:p>
+      <w:pPr/>
+      <w:r>
+        <w:rPr>
+          <w:lang w:val="zh_TW" w:bidi="zh_TW"/>
+        </w:rPr>
+      </w:r>
+      <w:r>
+        <w:rPr>
+          <w:lang w:val="zh_TW" w:bidi="zh_TW"/>
+        </w:rPr>
+        <w:t>總結來說，希律黨人也被稱為波伊圖斯派。在神學上與撒都該人一致，但在政治上，比撒都該人更傾向於支持希律家族。當法利賽人期待一個顛覆當前希律統治的彌賽亞國度時，希律黨人則努力維持希律王朝的統治。</w:t>
+      </w:r>
+    </w:p>
+    <w:p>
+      <w:pPr/>
+      <w:r>
+        <w:rPr>
+          <w:lang w:val="zh_TW" w:bidi="zh_TW"/>
+        </w:rPr>
+      </w:r>
+      <w:r>
+        <w:rPr>
+          <w:i/>
+          <w:lang w:val="zh_TW" w:bidi="zh_TW"/>
+        </w:rPr>
+        <w:t>另見</w:t>
+      </w:r>
+      <w:r>
+        <w:rPr>
+          <w:lang w:val="zh_TW" w:bidi="zh_TW"/>
+        </w:rPr>
+        <w:t xml:space="preserve"> </w:t>
+      </w:r>
+      <w:r>
+        <w:rPr>
+          <w:lang w:val="zh_TW" w:bidi="zh_TW"/>
+        </w:rPr>
+        <w:t>希律，希律家族</w:t>
+      </w:r>
+      <w:r>
+        <w:rPr>
+          <w:lang w:val="zh_TW" w:bidi="zh_TW"/>
+        </w:rPr>
+        <w:t>。</w:t>
+      </w:r>
+      <w:r>
+        <w:rPr>
+          <w:lang w:val="zh_TW" w:bidi="zh_TW"/>
+        </w:rPr>
+      </w:r>
+      <w:r>
+        <w:rPr>
+          <w:lang w:val="zh_TW" w:bidi="zh_TW"/>
+        </w:rPr>
+      </w:r>
+    </w:p>
+    <w:p>
+      <w:pPr/>
+      <w:r>
+        <w:rPr>
+          <w:lang w:val="zh_TW" w:bidi="zh_TW"/>
+        </w:rPr>
+      </w:r>
+    </w:p>
+    <w:p>
+      <w:pPr>
+        <w:pStyle w:val="Heading2"/>
+      </w:pPr>
+      <w:r>
+        <w:rPr>
+          <w:lang w:val="zh_TW" w:bidi="zh_TW"/>
+        </w:rPr>
+        <w:t>希律、希律家族</w:t>
+      </w:r>
+      <w:r>
+        <w:rPr>
+          <w:lang w:val="zh_TW" w:bidi="zh_TW"/>
+        </w:rPr>
+      </w:r>
+    </w:p>
+    <w:p>
+      <w:pPr/>
+      <w:r>
+        <w:rPr>
+          <w:lang w:val="zh_TW" w:bidi="zh_TW"/>
+        </w:rPr>
+      </w:r>
+      <w:r>
+        <w:rPr>
+          <w:lang w:val="zh_TW" w:bidi="zh_TW"/>
+        </w:rPr>
+        <w:t>希律家族是在新約所記載的歷史事件期間掌權的政治統治者。基督出生時，正值大希律的統治時期。希律的兒子希律安提帕是加利利和比利亞的統治者，耶穌和施洗約翰主要在這些地區進行其大部份事工。正是這位統治者下令將施洗約翰斬首，並在基督去世前審判了祂。希律亞基帕一世是在</w:t>
+      </w:r>
+      <w:hyperlink r:id="rId158">
+        <w:r>
+          <w:rPr>
+            <w:lang w:val="zh_TW" w:bidi="zh_TW"/>
+          </w:rPr>
+          <w:rPr>
+            <w:color w:val="0000EE"/>
+            <w:u w:val="single"/>
+          </w:rPr>
+          <w:t>使徒行傳十二章</w:t>
+        </w:r>
+      </w:hyperlink>
+      <w:r>
+        <w:rPr>
+          <w:lang w:val="zh_TW" w:bidi="zh_TW"/>
+        </w:rPr>
+        <w:t>中教會的迫害者，希律亞基帕二世在保羅前去羅馬，接受凱撒審判之前，聽取保羅的證供（</w:t>
+      </w:r>
+      <w:hyperlink r:id="rId159">
+        <w:r>
+          <w:rPr>
+            <w:lang w:val="zh_TW" w:bidi="zh_TW"/>
+          </w:rPr>
+          <w:rPr>
+            <w:color w:val="0000EE"/>
+            <w:u w:val="single"/>
+          </w:rPr>
+          <w:t>徒26章</w:t>
+        </w:r>
+      </w:hyperlink>
+      <w:r>
+        <w:rPr>
+          <w:lang w:val="zh_TW" w:bidi="zh_TW"/>
+        </w:rPr>
+        <w:t>）。如果不了解希律王朝，就很難正確理解基督身處的時代。</w:t>
+      </w:r>
+    </w:p>
+    <w:p>
+      <w:pPr/>
+      <w:r>
+        <w:rPr>
+          <w:lang w:val="zh_TW" w:bidi="zh_TW"/>
+        </w:rPr>
+      </w:r>
+      <w:r>
+        <w:rPr>
+          <w:lang w:val="zh_TW" w:bidi="zh_TW"/>
+        </w:rPr>
+        <w:t>概述</w:t>
+      </w:r>
+    </w:p>
+    <w:p>
+      <w:pPr/>
+      <w:r>
+        <w:rPr>
+          <w:lang w:val="zh_TW" w:bidi="zh_TW"/>
+        </w:rPr>
+      </w:r>
+      <w:r>
+        <w:rPr>
+          <w:lang w:val="zh_TW" w:bidi="zh_TW"/>
+        </w:rPr>
+        <w:t>• 希律王朝</w:t>
+      </w:r>
+    </w:p>
+    <w:p>
+      <w:pPr/>
+      <w:r>
+        <w:rPr>
+          <w:lang w:val="zh_TW" w:bidi="zh_TW"/>
+        </w:rPr>
+      </w:r>
+      <w:r>
+        <w:rPr>
+          <w:lang w:val="zh_TW" w:bidi="zh_TW"/>
+        </w:rPr>
+        <w:t>• 希律大帝</w:t>
+      </w:r>
+    </w:p>
+    <w:p>
+      <w:pPr/>
+      <w:r>
+        <w:rPr>
+          <w:lang w:val="zh_TW" w:bidi="zh_TW"/>
+        </w:rPr>
+      </w:r>
+      <w:r>
+        <w:rPr>
+          <w:lang w:val="zh_TW" w:bidi="zh_TW"/>
+        </w:rPr>
+        <w:t xml:space="preserve">• </w:t>
+      </w:r>
+      <w:r>
+        <w:rPr>
+          <w:lang w:val="zh_TW" w:bidi="zh_TW"/>
+        </w:rPr>
+        <w:t>亞基老</w:t>
+      </w:r>
+    </w:p>
+    <w:p>
+      <w:pPr/>
+      <w:r>
+        <w:rPr>
+          <w:lang w:val="zh_TW" w:bidi="zh_TW"/>
+        </w:rPr>
+      </w:r>
+      <w:r>
+        <w:rPr>
+          <w:lang w:val="zh_TW" w:bidi="zh_TW"/>
+        </w:rPr>
+        <w:t>• 安提帕</w:t>
+      </w:r>
+    </w:p>
+    <w:p>
+      <w:pPr/>
+      <w:r>
+        <w:rPr>
+          <w:lang w:val="zh_TW" w:bidi="zh_TW"/>
+        </w:rPr>
+      </w:r>
+      <w:r>
+        <w:rPr>
+          <w:lang w:val="zh_TW" w:bidi="zh_TW"/>
+        </w:rPr>
+        <w:t>• 腓力分封王</w:t>
+      </w:r>
+    </w:p>
+    <w:p>
+      <w:pPr/>
+      <w:r>
+        <w:rPr>
+          <w:lang w:val="zh_TW" w:bidi="zh_TW"/>
+        </w:rPr>
+      </w:r>
+      <w:r>
+        <w:rPr>
+          <w:lang w:val="zh_TW" w:bidi="zh_TW"/>
+        </w:rPr>
+        <w:t>• 亞基帕一世</w:t>
+      </w:r>
+    </w:p>
+    <w:p>
+      <w:pPr/>
+      <w:r>
+        <w:rPr>
+          <w:lang w:val="zh_TW" w:bidi="zh_TW"/>
+        </w:rPr>
+      </w:r>
+      <w:r>
+        <w:rPr>
+          <w:lang w:val="zh_TW" w:bidi="zh_TW"/>
+        </w:rPr>
+        <w:t>• 亞基帕二世</w:t>
       </w:r>
     </w:p>
     <w:p>
@@ -5590,61 +6813,21 @@
         <w:rPr>
           <w:lang w:val="zh_TW" w:bidi="zh_TW"/>
         </w:rPr>
-        <w:t>古代歷史</w:t>
-      </w:r>
-    </w:p>
-    <w:p>
-      <w:pPr/>
-      <w:r>
-        <w:rPr>
-          <w:lang w:val="zh_TW" w:bidi="zh_TW"/>
-        </w:rPr>
-      </w:r>
-      <w:r>
-        <w:rPr>
-          <w:lang w:val="zh_TW" w:bidi="zh_TW"/>
-        </w:rPr>
-        <w:t>雖然希臘文的前身不明，但可稱為古希臘文前身的最早痕跡出現在邁錫尼（Mycenaea）和米諾安（Minoan）文獻中（公元前1400–1200年），這些文獻使用三種不同的文字：米諾安象形文字（Minoan hieroglyphic，最早）、線形文字A和線形文字B（最晚）。線形文字B通常被視為「前希臘文（pre-Greek）」，是用音節（syllabic）文字書寫的，音節文字是一種在克里特島和希臘本土的泥板（clay tablets）上發現的。</w:t>
-      </w:r>
-    </w:p>
-    <w:p>
-      <w:pPr/>
-      <w:r>
-        <w:rPr>
-          <w:lang w:val="zh_TW" w:bidi="zh_TW"/>
-        </w:rPr>
-      </w:r>
-      <w:r>
-        <w:rPr>
-          <w:lang w:val="zh_TW" w:bidi="zh_TW"/>
-        </w:rPr>
-        <w:t>邁錫尼文明和文字在多利安人（Dorian）入侵（公元前1200年）時突然終結，文字書寫似乎中斷了數個世紀。後來，大約在公元前八世紀，希臘文以另一種不同的文字形式出現。這種文字的基礎想必是從腓尼基人那裏借來的字母表，並經過調整以適應希臘語音系統和書寫方向。希臘文最初是從右到左書寫的，就像西閃族（West Semitic）語系的語言一樣，接著採用了從前至後的往返書寫形式，最後改為從左到右書寫。在古風時期（archaic period，公元前8至6世紀）出現了幾種方言：多利安、伊奧尼亞（Eonian）、亞該亞（Achaean）和</w:t>
-      </w:r>
-      <w:r>
-        <w:rPr>
-          <w:lang w:val="zh_TW" w:bidi="zh_TW"/>
-        </w:rPr>
-        <w:t>伊奧里斯</w:t>
-      </w:r>
-      <w:r>
-        <w:rPr>
-          <w:lang w:val="zh_TW" w:bidi="zh_TW"/>
-        </w:rPr>
-        <w:t>（Aeolic）。</w:t>
-      </w:r>
-    </w:p>
-    <w:p>
-      <w:pPr/>
-      <w:r>
-        <w:rPr>
-          <w:lang w:val="zh_TW" w:bidi="zh_TW"/>
-        </w:rPr>
-      </w:r>
-      <w:r>
-        <w:rPr>
-          <w:lang w:val="zh_TW" w:bidi="zh_TW"/>
-        </w:rPr>
-        <w:t>在古典時期（公元前5至4世紀），希臘文化在文學和藝術上達到了頂峰。古典（或雅典）希臘文以語法的精妙和語助詞（短小、無詞形變化的詞類，通常無法翻譯）的表達方式著稱。隨著雅典城在文化和政治上的崛起，雅典方言的聲望也隨之提升。隨著馬其頓的征服，雅典希臘文結合了來自其它方言（尤其是愛奧尼亞〔Ionic〕方言）的影響，成為東地中海地區的國際語言。</w:t>
+        <w:t>希律王朝（公元前67–47年）</w:t>
+      </w:r>
+    </w:p>
+    <w:p>
+      <w:pPr/>
+      <w:r>
+        <w:rPr>
+          <w:lang w:val="zh_TW" w:bidi="zh_TW"/>
+        </w:rPr>
+      </w:r>
+      <w:r>
+        <w:rPr>
+          <w:lang w:val="zh_TW" w:bidi="zh_TW"/>
+        </w:rPr>
+        <w:t>希律王朝在哈斯蒙尼（Hasmonean）家族王朝衰落、敘利亞和巴勒斯坦受羅馬統治期間，以及標誌國家衰落的內戰中，開始變得顯赫。我們對希律王朝的了解，大多來自歷史學家約瑟夫的著作：《猶太古史記》和《猶太戰史》。</w:t>
       </w:r>
     </w:p>
     <w:p>
@@ -5655,35 +6838,276 @@
         <w:rPr>
           <w:lang w:val="zh_TW" w:bidi="zh_TW"/>
         </w:rPr>
-        <w:t>希臘化和通用希臘文方言</w:t>
-      </w:r>
-    </w:p>
-    <w:p>
-      <w:pPr/>
-      <w:r>
-        <w:rPr>
-          <w:lang w:val="zh_TW" w:bidi="zh_TW"/>
-        </w:rPr>
-      </w:r>
-      <w:r>
-        <w:rPr>
-          <w:lang w:val="zh_TW" w:bidi="zh_TW"/>
-        </w:rPr>
-        <w:t>亞歷山大大帝的征服促進了希臘語言和文化的傳播。區域方言大多被「希臘化」或被「通用希臘文」（Koine，意為「通用」）取代。通用希臘文是一種方言，通過數千個反映日常生活各個方面的銘文得以保存並傳承。通用希臘文方言增加了許多白話（vernacular）表達，使其比雅典希臘文更具國際化。簡化語法也更適合全球文化。這種新語言反映了簡單而通俗的語言風格，成為商業和外交的通用語言。隨著希臘語言從古典希臘文演變為通用希臘文，它失去了許多優雅和細膩的語義層次。然而，它仍然保留了力量、美感、清晰度和邏輯修辭的特徵。</w:t>
-      </w:r>
-    </w:p>
-    <w:p>
-      <w:pPr/>
-      <w:r>
-        <w:rPr>
-          <w:lang w:val="zh_TW" w:bidi="zh_TW"/>
-        </w:rPr>
-      </w:r>
-      <w:r>
-        <w:rPr>
-          <w:lang w:val="zh_TW" w:bidi="zh_TW"/>
-        </w:rPr>
-        <w:t>值得注意的是，使徒保羅用希臘文而不是拉丁文寫信給羅馬的基督徒。當時的羅馬帝國在文化上幾乎是一個希臘世界，除了政府事務外，希臘文依然是主要語言。</w:t>
+        <w:t>大希律（公元前47–4年）</w:t>
+      </w:r>
+    </w:p>
+    <w:p>
+      <w:pPr>
+        <w:pStyle w:val="Heading4"/>
+      </w:pPr>
+      <w:r>
+        <w:rPr>
+          <w:lang w:val="zh_TW" w:bidi="zh_TW"/>
+        </w:rPr>
+        <w:t>作為加利利的巡撫（公元前47–37年）</w:t>
+      </w:r>
+    </w:p>
+    <w:p>
+      <w:pPr/>
+      <w:r>
+        <w:rPr>
+          <w:lang w:val="zh_TW" w:bidi="zh_TW"/>
+        </w:rPr>
+      </w:r>
+      <w:r>
+        <w:rPr>
+          <w:lang w:val="zh_TW" w:bidi="zh_TW"/>
+        </w:rPr>
+        <w:t>大希律在25歲時成為加利利的巡撫。雖然他因為迅速捕獲並處決盜賊首領以西結（Ezekias），而贏得羅馬和加利利猶太人的尊重，但許爾堪（Hyrcanus）的宮廷中人認為他太過強大，便捉拿他受審判。他獲無罪釋放後，隨即投靠大馬士革的敘利亞巡撫塞克斯圖斯凱撒（Sextus Caesar）。他任命希律為柯里—敘利亞（Coele-Syria）的巡撫，於是他開始參與管理羅馬政府在敘利亞的事務。他在一系列統治者治下，仍然身居此職，成功徵稅和鎮壓各種叛亂。因此，公元前41年，安東尼在屋大維凱撒（Octavius Caesar）的統治下執政時，聽取許爾堪二世的建議，塞克斯圖斯任命希律和法撒伊勒（Phasael）為猶大分封王。</w:t>
+      </w:r>
+    </w:p>
+    <w:p>
+      <w:pPr>
+        <w:pStyle w:val="Heading4"/>
+      </w:pPr>
+      <w:r>
+        <w:rPr>
+          <w:lang w:val="zh_TW" w:bidi="zh_TW"/>
+        </w:rPr>
+        <w:t>作王（公元前37–4年）</w:t>
+      </w:r>
+    </w:p>
+    <w:p>
+      <w:pPr/>
+      <w:r>
+        <w:rPr>
+          <w:lang w:val="zh_TW" w:bidi="zh_TW"/>
+        </w:rPr>
+      </w:r>
+      <w:r>
+        <w:rPr>
+          <w:lang w:val="zh_TW" w:bidi="zh_TW"/>
+        </w:rPr>
+        <w:t>大多數學者將大希律的統治分為三個時期：（1）公元前37年到25年的鞏固時期；（2）公元前25年到13年的繁榮時期；（3）公元前13年到4年的內部動亂時期。</w:t>
+      </w:r>
+    </w:p>
+    <w:p>
+      <w:pPr/>
+      <w:r>
+        <w:rPr>
+          <w:lang w:val="zh_TW" w:bidi="zh_TW"/>
+        </w:rPr>
+      </w:r>
+      <w:r>
+        <w:rPr>
+          <w:lang w:val="zh_TW" w:bidi="zh_TW"/>
+        </w:rPr>
+        <w:t>鞏固時期從他公元前37年即位開始，直到巴巴斯（Babas）的兒子去世為止，他們是哈斯蒙尼家族最後的男性代表。期間，他須面對很多強大勢力。</w:t>
+      </w:r>
+    </w:p>
+    <w:p>
+      <w:pPr/>
+      <w:r>
+        <w:rPr>
+          <w:lang w:val="zh_TW" w:bidi="zh_TW"/>
+        </w:rPr>
+      </w:r>
+      <w:r>
+        <w:rPr>
+          <w:lang w:val="zh_TW" w:bidi="zh_TW"/>
+        </w:rPr>
+        <w:t>第一批反對者就是人民和法利賽人，他們反對他成為以土買人（Idumean）、半個猶太人，以及羅馬人的朋友。反對他的人受盡懲罰，而支持他的人則名成利就。</w:t>
+      </w:r>
+    </w:p>
+    <w:p>
+      <w:pPr/>
+      <w:r>
+        <w:rPr>
+          <w:lang w:val="zh_TW" w:bidi="zh_TW"/>
+        </w:rPr>
+      </w:r>
+      <w:r>
+        <w:rPr>
+          <w:lang w:val="zh_TW" w:bidi="zh_TW"/>
+        </w:rPr>
+        <w:t>第二批反對者是支持安提哥諾斯（Antigonus）的貴族。希律處決了45名最富有的人，沒收財產並充公國有。</w:t>
+      </w:r>
+    </w:p>
+    <w:p>
+      <w:pPr/>
+      <w:r>
+        <w:rPr>
+          <w:lang w:val="zh_TW" w:bidi="zh_TW"/>
+        </w:rPr>
+      </w:r>
+      <w:r>
+        <w:rPr>
+          <w:lang w:val="zh_TW" w:bidi="zh_TW"/>
+        </w:rPr>
+        <w:t>第三批反對者是哈斯蒙尼家族。希律面對的主要難題，是他的岳母亞歷山德拉（Alexandra）。她十分不滿，因為希律沒有任命另一位哈斯蒙尼家族成員，以取代許爾堪擔任大祭司職份，特別是她的兒子阿里斯托布魯斯（Aristobulus）。她寫信給</w:t>
+      </w:r>
+      <w:r>
+        <w:rPr>
+          <w:lang w:val="zh_TW" w:bidi="zh_TW"/>
+        </w:rPr>
+        <w:t>克麗奧佩特拉（</w:t>
+      </w:r>
+      <w:r>
+        <w:rPr>
+          <w:lang w:val="zh_TW" w:bidi="zh_TW"/>
+        </w:rPr>
+        <w:t>Cleopatra</w:t>
+      </w:r>
+      <w:r>
+        <w:rPr>
+          <w:lang w:val="zh_TW" w:bidi="zh_TW"/>
+        </w:rPr>
+        <w:t>）</w:t>
+      </w:r>
+      <w:r>
+        <w:rPr>
+          <w:lang w:val="zh_TW" w:bidi="zh_TW"/>
+        </w:rPr>
+        <w:t>，請她慫恿安東尼，迫使希律撤換已任命的大祭司阿納內爾（Ananel），並由阿里斯托布魯斯取而代之。最終希律不堪壓力，在住棚節慶祝結束後，設計使阿里斯托布魯斯遇溺身亡，並使之看似意外。希律用鎖鏈鎖住亞歷山德拉，又派人看守她，以免她再帶來麻煩。</w:t>
+      </w:r>
+    </w:p>
+    <w:p>
+      <w:pPr/>
+      <w:r>
+        <w:rPr>
+          <w:lang w:val="zh_TW" w:bidi="zh_TW"/>
+        </w:rPr>
+      </w:r>
+      <w:r>
+        <w:rPr>
+          <w:lang w:val="zh_TW" w:bidi="zh_TW"/>
+        </w:rPr>
+        <w:t>希律的第四個反對者是克麗奧佩特拉。當安東尼與屋大維爆發內戰時，希律想要幫助安東尼；但克麗奧佩特拉說服安東尼，讓希律與未有向她進貢的阿拉伯王馬勒古（Malchus）揮戈。她看到希律將要獲勝時，就命令她的軍隊幫助馬勒古，希望削弱雙方勢力直至崩潰，以便她一石二鳥。公元前31年，希律的領地發生一場如同災難的地震，他擊敗了阿拉伯人，重返家園。不久後，在公元前31年9月2日，屋大維在亞克興（Actium）海戰中擊敗安東尼，安東尼和克麗奧佩特拉雙雙自殺。</w:t>
+      </w:r>
+    </w:p>
+    <w:p>
+      <w:pPr/>
+      <w:r>
+        <w:rPr>
+          <w:lang w:val="zh_TW" w:bidi="zh_TW"/>
+        </w:rPr>
+      </w:r>
+      <w:r>
+        <w:rPr>
+          <w:lang w:val="zh_TW" w:bidi="zh_TW"/>
+        </w:rPr>
+        <w:t>希律統治的第二個時期是繁榮期（公元前25–14年），雖是輝煌和享樂的時期，但偶爾也會被動亂所打斷。根據約瑟夫記載，希律最崇高的成就，是始於公元前20/19年（猶太古史記 15.8.1），重建耶路撒冷的聖殿。拉比文獻稱：「未見過希律所建聖殿的人，就如未見過美麗的建築」（巴比倫塔木德：</w:t>
+      </w:r>
+      <w:r>
+        <w:rPr>
+          <w:i/>
+          <w:lang w:val="zh_TW" w:bidi="zh_TW"/>
+        </w:rPr>
+        <w:t>Baba Bathra</w:t>
+      </w:r>
+      <w:r>
+        <w:rPr>
+          <w:lang w:val="zh_TW" w:bidi="zh_TW"/>
+        </w:rPr>
+        <w:t xml:space="preserve"> 4a）。在此之前，他也建造了劇院、圓形劇場和人馬競技場。公元前24年，希律為自己建造了一座皇家宮殿，並建造或重建了大量堡壘和異教神廟，包括斯特拉托塔（Strato’s Tower），後來正名為凱撒利亞。</w:t>
+      </w:r>
+    </w:p>
+    <w:p>
+      <w:pPr/>
+      <w:r>
+        <w:rPr>
+          <w:lang w:val="zh_TW" w:bidi="zh_TW"/>
+        </w:rPr>
+      </w:r>
+      <w:r>
+        <w:rPr>
+          <w:lang w:val="zh_TW" w:bidi="zh_TW"/>
+        </w:rPr>
+        <w:t>這段時間，他對文化產生極大的興趣，並聚集了專研希臘文學和藝術的哲士。希臘修辭學家獲任命，成為國家最高職位，其中一位是大馬士革的尼古拉（Nicolas of Damascus），他是希律的哲學、修辭和歷史導師和顧問。在公元前24年末，他娶了瑪利暗（Mariamne），著名耶路撒冷祭司西門的女兒（下稱瑪利暗二世）。</w:t>
+      </w:r>
+    </w:p>
+    <w:p>
+      <w:pPr/>
+      <w:r>
+        <w:rPr>
+          <w:lang w:val="zh_TW" w:bidi="zh_TW"/>
+        </w:rPr>
+      </w:r>
+      <w:r>
+        <w:rPr>
+          <w:lang w:val="zh_TW" w:bidi="zh_TW"/>
+        </w:rPr>
+        <w:t>期間，希律的統治深受人民愛戴。然而，他們對兩件事情感到不滿。首先，他引入五年一度的競技比賽，以此榮耀凱撒，違反猶太法律；其次，他建造劇院和競技場。除了少數特權人士外，臣民都須要宣誓效忠。此外，因害怕叛亂，他不允許自由集會。儘管如此，他採取懷柔政策，兩次減稅來籠絡人心（在公元前14年，他將稅務減少了四分之一）。</w:t>
+      </w:r>
+    </w:p>
+    <w:p>
+      <w:pPr/>
+      <w:r>
+        <w:rPr>
+          <w:lang w:val="zh_TW" w:bidi="zh_TW"/>
+        </w:rPr>
+      </w:r>
+      <w:r>
+        <w:rPr>
+          <w:lang w:val="zh_TW" w:bidi="zh_TW"/>
+        </w:rPr>
+        <w:t>希律統治的第三個時期，顯然受到國內動亂的影響（公元前13–4年）。此時他已經娶了十位妻子。他的第一任妻子多利斯（Doris）只有一個兒子，名為安提帕特（Antipater）。他在娶瑪利暗一世時，休掉多利斯和放棄安提帕特，只允許他們在節日期間到訪耶路撒冷。他在公元前37年娶了瑪利暗一世，她是許爾堪的孫女，有兩個女兒和三個兒子。最小的兒子在羅馬去世，其餘兩個兒子在希律的統治中扮演了重要角色。在公元前24年末，他娶了第三任妻子瑪利暗二世，生了一個孩子，名為希律（腓力）。他的第四任妻子馬爾他斯（Malthace）是撒馬利亞人，育有兩個兒子，亞基老和安提帕。他的第五任妻子耶路撒冷的克麗奧佩特拉，是分封王腓力的母親。其餘五位妻子中，只有帕拉斯（Pallas）、法拉（Phaedra）和阿巴斯（Elpsis）為人所知，而她們不是這段歷史時期的重要角色。</w:t>
+      </w:r>
+    </w:p>
+    <w:p>
+      <w:pPr/>
+      <w:r>
+        <w:rPr>
+          <w:lang w:val="zh_TW" w:bidi="zh_TW"/>
+        </w:rPr>
+      </w:r>
+      <w:r>
+        <w:rPr>
+          <w:lang w:val="zh_TW" w:bidi="zh_TW"/>
+        </w:rPr>
+        <w:t>亞歷山大和阿里斯托布魯斯，就是瑪利暗一世的兒子，是她的心肝寶貝。在他們各自結婚不久，希律家族內部的鬧劇便開始。希律的妹妹撒羅米和阿里斯托布魯斯的妻子貝勒尼基（Berenice）的母親，憎恨這兩個兒子，主要因為她想將他們的地位給予自己的兒子。希律決定召回被流放的兒子安提帕特，藉此讓亞歷山大和阿里斯托布魯斯知道，他有另一位王位繼承人。安提帕特便想到可以利用這個情況，設法獲得夢寐以求的王位。最終，品行欠佳的拉克代蒙的歐律克勒斯（Eurycles from Lacedaemon）自作主張，挑撥父王與兩個兒子之間的關係。不久，又有其他滋事者加入歐律克勒斯的行列。希律耐心耗盡，將亞歷山大和阿里斯托布魯斯關進監牢，任命安提帕特為繼承人。</w:t>
+      </w:r>
+    </w:p>
+    <w:p>
+      <w:pPr/>
+      <w:r>
+        <w:rPr>
+          <w:lang w:val="zh_TW" w:bidi="zh_TW"/>
+        </w:rPr>
+      </w:r>
+      <w:r>
+        <w:rPr>
+          <w:lang w:val="zh_TW" w:bidi="zh_TW"/>
+        </w:rPr>
+        <w:t>為了謀朝篡位，安提帕特企圖毒死希律，這個陰謀卻以失敗告終，因為希律的兄弟費羅拉斯（Pheroras）誤喝毒藥。希律將安提帕特關進監獄，並將此事報告給皇帝（約公元前5年）。此時希律患了絕症，立下了一份新遺囑，繞過了他的長子亞基老和腓力，因為安提帕特危言聳聽，使希律厭惡他們二人。他最終選擇了最小的兒子安提帕，作為唯一的繼承人。</w:t>
+      </w:r>
+    </w:p>
+    <w:p>
+      <w:pPr/>
+      <w:r>
+        <w:rPr>
+          <w:lang w:val="zh_TW" w:bidi="zh_TW"/>
+        </w:rPr>
+      </w:r>
+      <w:r>
+        <w:rPr>
+          <w:lang w:val="zh_TW" w:bidi="zh_TW"/>
+        </w:rPr>
+        <w:t>就在這段時間，博士來到猶大，尋找猶太人的新生王。希律指示他們，找到這個孩子就要向他報告其下落。博士卻在夢中得到警告，沒有照辦，而是從另一條路返回家鄉。因為希律打算殺死耶穌，神警告約瑟逃往埃及，約瑟於是帶著家人離開伯利恆。不久，希律就下令，將伯利恆所有兩歲或以下的男孩趕盡殺絕。</w:t>
+      </w:r>
+    </w:p>
+    <w:p>
+      <w:pPr/>
+      <w:r>
+        <w:rPr>
+          <w:lang w:val="zh_TW" w:bidi="zh_TW"/>
+        </w:rPr>
+      </w:r>
+      <w:r>
+        <w:rPr>
+          <w:lang w:val="zh_TW" w:bidi="zh_TW"/>
+        </w:rPr>
+        <w:t>希律身患重病，病情每況愈下。在得到羅馬政府許可，允許處決安提帕特時，他便立即執行。他再次修改遺囑，讓亞基老成為猶大、以土買和撒馬利亞的分封王，安提帕成為加利利和比利亞的分封王，腓力成為加利利東方地區的分封王。在安提帕特被處決的第五天，希律於公元前4年的春天在耶利哥去世。人們都擁戴新王亞基老。</w:t>
       </w:r>
     </w:p>
     <w:p>
@@ -5694,49 +7118,80 @@
         <w:rPr>
           <w:lang w:val="zh_TW" w:bidi="zh_TW"/>
         </w:rPr>
-        <w:t>七十士譯本</w:t>
-      </w:r>
-    </w:p>
-    <w:p>
-      <w:pPr/>
-      <w:r>
-        <w:rPr>
-          <w:lang w:val="zh_TW" w:bidi="zh_TW"/>
-        </w:rPr>
-      </w:r>
-      <w:r>
-        <w:rPr>
-          <w:lang w:val="zh_TW" w:bidi="zh_TW"/>
-        </w:rPr>
-        <w:t>在基督降生之前的幾個世紀，地中海東部不僅經歷了希臘化，還受到閃族化的影響。這兩種影響都體現在舊約的希臘文翻譯中。</w:t>
-      </w:r>
-    </w:p>
-    <w:p>
-      <w:pPr/>
-      <w:r>
-        <w:rPr>
-          <w:lang w:val="zh_TW" w:bidi="zh_TW"/>
-        </w:rPr>
-      </w:r>
-      <w:r>
-        <w:rPr>
-          <w:lang w:val="zh_TW" w:bidi="zh_TW"/>
-        </w:rPr>
-        <w:t>將希伯來經文翻譯成希臘文是一個劃時代的事件。七十士譯本（最早的希臘文舊約譯本）後來對基督教思想產生了深遠的影響。希伯來作家使用希臘文的一個必然結果是，希臘精神和希臘思維形式影響了猶太文化。猶太人很快從豐富且精緻的希臘詞彙中，汲取了一些超出希伯來文術語範疇以外的思想表達方式。在這部由希臘文使用者翻譯的舊約中，某些舊有的希臘文表達方式也獲得了新的延伸意義。</w:t>
-      </w:r>
-    </w:p>
-    <w:p>
-      <w:pPr/>
-      <w:r>
-        <w:rPr>
-          <w:lang w:val="zh_TW" w:bidi="zh_TW"/>
-        </w:rPr>
-      </w:r>
-      <w:r>
-        <w:rPr>
-          <w:lang w:val="zh_TW" w:bidi="zh_TW"/>
-        </w:rPr>
-        <w:t>希臘文舊約在基督教思想的發展中非常重要。七十士譯本中希臘文詞語的用法，經常成為理解新約中詞義的關鍵。有時新約中出現的「猶太希臘文」方言，反映了字面上非常直譯的舊約經文；而在其它情況下，新約對舊約經文的翻譯則相對自由。</w:t>
+        <w:t>亞基老（公元前4年–公元6年）</w:t>
+      </w:r>
+    </w:p>
+    <w:p>
+      <w:pPr/>
+      <w:r>
+        <w:rPr>
+          <w:lang w:val="zh_TW" w:bidi="zh_TW"/>
+        </w:rPr>
+      </w:r>
+      <w:r>
+        <w:rPr>
+          <w:lang w:val="zh_TW" w:bidi="zh_TW"/>
+        </w:rPr>
+        <w:t>亞基老生於公元前22年，是大希律和馬爾他斯（撒馬利亞人）的兒子。亞基老一生面對林林總總的問題。他曾鎮壓一場因報復所致的革命，因為其父希律曾經殺人；亞基老在鎮壓期間，殺了三千人，因此，他的統治在開始時已經並不順利。在公元前4年的五旬節，另一場叛亂爆發，持續了大約兩個半月，期間聖殿的柱廊被焚燒，庫房被羅馬人掠奪。這場動亂蔓延到猶大的鄉村，波及加利利和比利亞。</w:t>
+      </w:r>
+    </w:p>
+    <w:p>
+      <w:pPr/>
+      <w:r>
+        <w:rPr>
+          <w:lang w:val="zh_TW" w:bidi="zh_TW"/>
+        </w:rPr>
+      </w:r>
+      <w:r>
+        <w:rPr>
+          <w:lang w:val="zh_TW" w:bidi="zh_TW"/>
+        </w:rPr>
+        <w:t>亞基老以強硬手段對待猶太人和撒瑪利亞人（</w:t>
+      </w:r>
+      <w:r>
+        <w:rPr>
+          <w:i/>
+          <w:lang w:val="zh_TW" w:bidi="zh_TW"/>
+        </w:rPr>
+        <w:t>猶太戰史</w:t>
+      </w:r>
+      <w:r>
+        <w:rPr>
+          <w:lang w:val="zh_TW" w:bidi="zh_TW"/>
+        </w:rPr>
+        <w:t xml:space="preserve"> 2.7.3），福音書對此加以證實。當約瑟從逃往埃及，返回時得知亞基老正在統治猶大時，他害怕前去，又蒙神警告阻止；於是他帶著嬰兒耶穌去了加利利（</w:t>
+      </w:r>
+      <w:hyperlink r:id="rId160">
+        <w:r>
+          <w:rPr>
+            <w:lang w:val="zh_TW" w:bidi="zh_TW"/>
+          </w:rPr>
+          <w:rPr>
+            <w:color w:val="0000EE"/>
+            <w:u w:val="single"/>
+          </w:rPr>
+          <w:t>太2:22</w:t>
+        </w:r>
+      </w:hyperlink>
+      <w:r>
+        <w:rPr>
+          <w:lang w:val="zh_TW" w:bidi="zh_TW"/>
+        </w:rPr>
+        <w:t>）。</w:t>
+      </w:r>
+    </w:p>
+    <w:p>
+      <w:pPr/>
+      <w:r>
+        <w:rPr>
+          <w:lang w:val="zh_TW" w:bidi="zh_TW"/>
+        </w:rPr>
+      </w:r>
+      <w:r>
+        <w:rPr>
+          <w:lang w:val="zh_TW" w:bidi="zh_TW"/>
+        </w:rPr>
+        <w:t>亞基老的暴政，最終導致猶太人和撒瑪利亞人派代表團到羅馬，正式向奧古斯都投訴。有趣的是，猶太人和撒馬利亞人本屬死敵，竟能在此事上合作，充份顯示出亞基老暴政的嚴苛程度。安提帕和腓力相繼前往羅馬投訴他，大概是不滿他作為巴勒斯坦的羅馬代表，卻毫無建樹。因此在公元6年，亞基老被罷黜，流放到高盧的維也納（現代的羅納河〔Rhône〕上的維埃納〔Vienne〕，里昂的南方）。安提帕和腓力獲羅馬政府允許，繼續他們各自的統治，而亞基老的領土被削權，降格為由總督或地方長官統治的省份。</w:t>
       </w:r>
     </w:p>
     <w:p>
@@ -5747,64 +7202,46 @@
         <w:rPr>
           <w:lang w:val="zh_TW" w:bidi="zh_TW"/>
         </w:rPr>
-        <w:t>新約希臘文</w:t>
-      </w:r>
-    </w:p>
-    <w:p>
-      <w:pPr/>
-      <w:r>
-        <w:rPr>
-          <w:lang w:val="zh_TW" w:bidi="zh_TW"/>
-        </w:rPr>
-      </w:r>
-      <w:r>
-        <w:rPr>
-          <w:lang w:val="zh_TW" w:bidi="zh_TW"/>
-        </w:rPr>
-        <w:t>雖然大多數新約作者是猶太人，但他們都是用希臘文寫作，希臘文是當時的通用語言。此外，使徒約翰似乎熟悉一些希臘哲學，這影響了他的寫作風格。約翰使用「道」（希臘文logos）來指基督（</w:t>
-      </w:r>
-      <w:hyperlink r:id="rId147">
-        <w:r>
-          <w:rPr>
-            <w:lang w:val="zh_TW" w:bidi="zh_TW"/>
-          </w:rPr>
-          <w:rPr>
-            <w:color w:val="0000EE"/>
-            <w:u w:val="single"/>
-          </w:rPr>
-          <w:t>約1:1</w:t>
-        </w:r>
-      </w:hyperlink>
-      <w:r>
-        <w:rPr>
-          <w:lang w:val="zh_TW" w:bidi="zh_TW"/>
-        </w:rPr>
-        <w:t>），以及其它幾種抽象的表達方式。約翰可能受到了埃及的中心亞歷山大的影響，在那裡，希臘哲學和希伯來學問以一種獨特的方式融合在一起。</w:t>
-      </w:r>
-    </w:p>
-    <w:p>
-      <w:pPr/>
-      <w:r>
-        <w:rPr>
-          <w:lang w:val="zh_TW" w:bidi="zh_TW"/>
-        </w:rPr>
-      </w:r>
-      <w:r>
-        <w:rPr>
-          <w:lang w:val="zh_TW" w:bidi="zh_TW"/>
-        </w:rPr>
-        <w:t>使徒保羅也熟悉希臘作家（</w:t>
-      </w:r>
-      <w:hyperlink r:id="rId148">
-        <w:r>
-          <w:rPr>
-            <w:lang w:val="zh_TW" w:bidi="zh_TW"/>
-          </w:rPr>
-          <w:rPr>
-            <w:color w:val="0000EE"/>
-            <w:u w:val="single"/>
-          </w:rPr>
-          <w:t>徒17:28</w:t>
+        <w:t>安提帕（公元前4年–公元39年）</w:t>
+      </w:r>
+    </w:p>
+    <w:p>
+      <w:pPr/>
+      <w:r>
+        <w:rPr>
+          <w:lang w:val="zh_TW" w:bidi="zh_TW"/>
+        </w:rPr>
+      </w:r>
+      <w:r>
+        <w:rPr>
+          <w:lang w:val="zh_TW" w:bidi="zh_TW"/>
+        </w:rPr>
+        <w:t>安提帕是亞基老的弟弟，出生於公元前20年。他是在新約出現次數最多的希律黨人，因他統治加利利和比利亞，耶穌和施洗約翰主要在這兩個地方開展事工。</w:t>
+      </w:r>
+    </w:p>
+    <w:p>
+      <w:pPr/>
+      <w:r>
+        <w:rPr>
+          <w:lang w:val="zh_TW" w:bidi="zh_TW"/>
+        </w:rPr>
+      </w:r>
+      <w:r>
+        <w:rPr>
+          <w:lang w:val="zh_TW" w:bidi="zh_TW"/>
+        </w:rPr>
+        <w:t>安提帕的領地在公元前4年五旬節開始發生叛變，因而陷入混亂。他即位後著手恢復秩序，重建被摧毀的部份，效仿他的父親大希律，建立了多個城市。賽弗里（Sepphoris）是他的第一個項目；它是加利利最大的城市，也是他的首都城市，直到他後來建造了提比哩亞。由於拿撒勒距離賽弗里的東南面只有四英里（6.4公里），因此，馬利亞的丈夫約瑟很可能受僱作為木匠（</w:t>
+      </w:r>
+      <w:hyperlink r:id="rId24">
+        <w:r>
+          <w:rPr>
+            <w:lang w:val="zh_TW" w:bidi="zh_TW"/>
+          </w:rPr>
+          <w:rPr>
+            <w:color w:val="0000EE"/>
+            <w:u w:val="single"/>
+          </w:rPr>
+          <w:t>太13:55</w:t>
         </w:r>
       </w:hyperlink>
       <w:r>
@@ -5813,16 +7250,62 @@
         </w:rPr>
         <w:t>；</w:t>
       </w:r>
-      <w:hyperlink r:id="rId149">
-        <w:r>
-          <w:rPr>
-            <w:lang w:val="zh_TW" w:bidi="zh_TW"/>
-          </w:rPr>
-          <w:rPr>
-            <w:color w:val="0000EE"/>
-            <w:u w:val="single"/>
-          </w:rPr>
-          <w:t>林前15:33</w:t>
+      <w:hyperlink r:id="rId25">
+        <w:r>
+          <w:rPr>
+            <w:lang w:val="zh_TW" w:bidi="zh_TW"/>
+          </w:rPr>
+          <w:rPr>
+            <w:color w:val="0000EE"/>
+            <w:u w:val="single"/>
+          </w:rPr>
+          <w:t>可6:3</w:t>
+        </w:r>
+      </w:hyperlink>
+      <w:r>
+        <w:rPr>
+          <w:lang w:val="zh_TW" w:bidi="zh_TW"/>
+        </w:rPr>
+        <w:t>），幫助那城市的重建工作。</w:t>
+      </w:r>
+    </w:p>
+    <w:p>
+      <w:pPr/>
+      <w:r>
+        <w:rPr>
+          <w:lang w:val="zh_TW" w:bidi="zh_TW"/>
+        </w:rPr>
+      </w:r>
+      <w:r>
+        <w:rPr>
+          <w:lang w:val="zh_TW" w:bidi="zh_TW"/>
+        </w:rPr>
+        <w:t>在希律家族建造的12座城市中，提比哩亞是最重要的。這是猶太歷史上第一個以希臘城邦市政框架建立的城市，為了紀念當時的皇帝提庇留（Tiberius）而建造的。在建造過程中，有一個墓地受到破壞，於是提比哩亞被猶太人視為不潔。安提帕向願意搬入城市居住的人，提供免費房屋、土地，以及首幾年免稅優惠。工程在公元23年竣工，安提帕視之為首都。</w:t>
+      </w:r>
+    </w:p>
+    <w:p>
+      <w:pPr/>
+      <w:r>
+        <w:rPr>
+          <w:lang w:val="zh_TW" w:bidi="zh_TW"/>
+        </w:rPr>
+      </w:r>
+      <w:r>
+        <w:rPr>
+          <w:lang w:val="zh_TW" w:bidi="zh_TW"/>
+        </w:rPr>
+        <w:t>在基督教世界中，安提帕最為人所知的事件，是他將施洗約翰斬首（</w:t>
+      </w:r>
+      <w:hyperlink r:id="rId161">
+        <w:r>
+          <w:rPr>
+            <w:lang w:val="zh_TW" w:bidi="zh_TW"/>
+          </w:rPr>
+          <w:rPr>
+            <w:color w:val="0000EE"/>
+            <w:u w:val="single"/>
+          </w:rPr>
+          <w:t>太14:3–12</w:t>
         </w:r>
       </w:hyperlink>
       <w:r>
@@ -5831,513 +7314,819 @@
         </w:rPr>
         <w:t>；</w:t>
       </w:r>
-      <w:hyperlink r:id="rId150">
-        <w:r>
-          <w:rPr>
-            <w:lang w:val="zh_TW" w:bidi="zh_TW"/>
-          </w:rPr>
-          <w:rPr>
-            <w:color w:val="0000EE"/>
-            <w:u w:val="single"/>
-          </w:rPr>
-          <w:t>多1:12</w:t>
-        </w:r>
-      </w:hyperlink>
-      <w:r>
-        <w:rPr>
-          <w:lang w:val="zh_TW" w:bidi="zh_TW"/>
-        </w:rPr>
-        <w:t>）。因此，保羅的語言不僅受到了希伯來先知和學者的影響，也受到了希臘演說家和哲學家的影響。</w:t>
-      </w:r>
-    </w:p>
-    <w:p>
-      <w:pPr/>
-      <w:r>
-        <w:rPr>
-          <w:lang w:val="zh_TW" w:bidi="zh_TW"/>
-        </w:rPr>
-      </w:r>
-      <w:r>
-        <w:rPr>
-          <w:lang w:val="zh_TW" w:bidi="zh_TW"/>
-        </w:rPr>
-        <w:t>關於耶穌到底說的是哪種希伯來文或亞蘭文，仍有爭議，但耶穌也可能會說希臘文。事實上，福音書最初是以希臘文寫成的。這些希臘文記錄了耶穌的教導和作為，為福音在希臘文文化中傳播鋪平了道路。</w:t>
-      </w:r>
-    </w:p>
-    <w:p>
-      <w:pPr/>
-      <w:r>
-        <w:rPr>
-          <w:lang w:val="zh_TW" w:bidi="zh_TW"/>
-        </w:rPr>
-      </w:r>
-      <w:r>
-        <w:rPr>
-          <w:lang w:val="zh_TW" w:bidi="zh_TW"/>
-        </w:rPr>
-        <w:t>基督教作家使用的通用希臘文具有莊重和克制的特質，既不像某些古典作品那樣矯揉造作和賣弄學問，也不像口語通用希臘文那樣瑣碎和粗俗。</w:t>
-      </w:r>
-    </w:p>
-    <w:p>
-      <w:pPr/>
-      <w:r>
-        <w:rPr>
-          <w:lang w:val="zh_TW" w:bidi="zh_TW"/>
-        </w:rPr>
-      </w:r>
-      <w:r>
-        <w:rPr>
-          <w:lang w:val="zh_TW" w:bidi="zh_TW"/>
-        </w:rPr>
-        <w:t>在聖經的上下文中，希臘文詞語具有更豐富、更具靈性的意義。受到簡單而生動的閃族風格的影響，新約並不是以某種「聖靈（Holy Ghost）」語言（如一些中世紀學者所認為的那樣）寫成的，而是用通用希臘文寫成的，主要是由以閃族思維為主的作者所寫。公元20世紀初，在埃及出土的數萬份蒲草紙抄本提供了與聖經語言相似的詞彙和語法，揭示了它是那個時代語言結構的一部分。然而，新約希臘文仍然是「自由的」，經常創造出自己的成語。基督教作家通過引入新的表達方式來傳達關於耶穌基督的信息，從而影響了希臘人的思想。</w:t>
-      </w:r>
-    </w:p>
-    <w:p>
-      <w:pPr>
-        <w:pStyle w:val="Heading4"/>
-      </w:pPr>
-      <w:r>
-        <w:rPr>
-          <w:lang w:val="zh_TW" w:bidi="zh_TW"/>
-        </w:rPr>
-        <w:t>閃族影響</w:t>
-      </w:r>
-    </w:p>
-    <w:p>
-      <w:pPr/>
-      <w:r>
-        <w:rPr>
-          <w:lang w:val="zh_TW" w:bidi="zh_TW"/>
-        </w:rPr>
-      </w:r>
-      <w:r>
-        <w:rPr>
-          <w:lang w:val="zh_TW" w:bidi="zh_TW"/>
-        </w:rPr>
-        <w:t>由於新約希臘文結合了希伯來思想的直接性和希臘文表達的精確性，使希臘文的微妙精緻經常能夠解釋希伯來概念。閃族影響在福音書、啟示錄和雅各書中最為明顯，而路加福音和希伯來書則展現出更典型的希臘寫作風格。新約書信融合了希伯來的智慧和希臘辯證哲學，而新約中的講道結合了希伯來先知的信息和希臘的演說力量。</w:t>
-      </w:r>
-    </w:p>
-    <w:p>
-      <w:pPr/>
-      <w:r>
-        <w:rPr>
-          <w:lang w:val="zh_TW" w:bidi="zh_TW"/>
-        </w:rPr>
-      </w:r>
-      <w:r>
-        <w:rPr>
-          <w:lang w:val="zh_TW" w:bidi="zh_TW"/>
-        </w:rPr>
-        <w:t>除了直接引用和影射七十士譯本外，新約希臘文在許多方面也顯示出普遍的閃族影響。例如，新約希臘文的語法包含許多閃族風格的表現形式。</w:t>
-      </w:r>
-    </w:p>
-    <w:p>
-      <w:pPr>
-        <w:pStyle w:val="Heading4"/>
-      </w:pPr>
-      <w:r>
-        <w:rPr>
-          <w:lang w:val="zh_TW" w:bidi="zh_TW"/>
-        </w:rPr>
-        <w:t>詞彙</w:t>
-      </w:r>
-    </w:p>
-    <w:p>
-      <w:pPr/>
-      <w:r>
-        <w:rPr>
-          <w:lang w:val="zh_TW" w:bidi="zh_TW"/>
-        </w:rPr>
-      </w:r>
-      <w:r>
-        <w:rPr>
-          <w:lang w:val="zh_TW" w:bidi="zh_TW"/>
-        </w:rPr>
-        <w:t>希臘文新約的詞彙豐富且足以傳達作者所希望的細微含義。例如，新約使用兩個不同的詞來表示「愛」（兩種愛），兩個詞來表示「另一個」（同類的另一個，或不同類的另一個），以及幾個詞來表示各種知識。值得注意的是，有些詞語被省略了，例如情愛（eros，第三種愛）和當時希臘文化中常用的其它詞語。</w:t>
-      </w:r>
-    </w:p>
-    <w:p>
-      <w:pPr/>
-      <w:r>
-        <w:rPr>
-          <w:lang w:val="zh_TW" w:bidi="zh_TW"/>
-        </w:rPr>
-      </w:r>
-      <w:r>
-        <w:rPr>
-          <w:lang w:val="zh_TW" w:bidi="zh_TW"/>
-        </w:rPr>
-        <w:t>此外，希臘文詞語在福音的語境中經常賦予新的含義，這源於新教義與崇高道德的結合。作者毫不猶豫地以新的方式使用「生命」、「死亡」、「榮耀」和「忿怒」等詞來表達新的思想。有時候，一個詞的字面意思幾乎完全消失，例如當作者使用「水」、「洗滌」和「洗禮」來指基督的屬靈潔淨大能。新約詞彙還包含僅在希臘文舊約中出現的詞語，例如「割禮」、「偶像崇拜」、「詛咒」、「散居」和「五旬節」。來自希伯來文或亞蘭文的外來詞包括：哈利路亞和阿門（希伯來文），以及阿爸</w:t>
+      <w:hyperlink r:id="rId162">
+        <w:r>
+          <w:rPr>
+            <w:lang w:val="zh_TW" w:bidi="zh_TW"/>
+          </w:rPr>
+          <w:rPr>
+            <w:color w:val="0000EE"/>
+            <w:u w:val="single"/>
+          </w:rPr>
+          <w:t>可6:17–29</w:t>
+        </w:r>
+      </w:hyperlink>
+      <w:r>
+        <w:rPr>
+          <w:lang w:val="zh_TW" w:bidi="zh_TW"/>
+        </w:rPr>
+        <w:t>；</w:t>
+      </w:r>
+      <w:hyperlink r:id="rId163">
+        <w:r>
+          <w:rPr>
+            <w:lang w:val="zh_TW" w:bidi="zh_TW"/>
+          </w:rPr>
+          <w:rPr>
+            <w:color w:val="0000EE"/>
+            <w:u w:val="single"/>
+          </w:rPr>
+          <w:t>路3:19–20</w:t>
+        </w:r>
+      </w:hyperlink>
+      <w:r>
+        <w:rPr>
+          <w:lang w:val="zh_TW" w:bidi="zh_TW"/>
+        </w:rPr>
+        <w:t>；猶太古史記 18.5.2.116–119）。施洗約翰被斬首，是由一連串錯綜複雜串的家族事件所致。安提帕娶了亞哩達四世（Aretas IV）的女兒（名字不詳）。亞哩達四世是拿巴提人的王，奧古斯都可能鼓勵二人成婚，因為他主張以政治婚姻建立外交關係，穩定時勢。</w:t>
+      </w:r>
+    </w:p>
+    <w:p>
+      <w:pPr/>
+      <w:r>
+        <w:rPr>
+          <w:lang w:val="zh_TW" w:bidi="zh_TW"/>
+        </w:rPr>
+      </w:r>
+      <w:r>
+        <w:rPr>
+          <w:lang w:val="zh_TW" w:bidi="zh_TW"/>
+        </w:rPr>
+        <w:t>大約在公元29年，安提帕前往羅馬旅行，途中探望他同父異母的兄弟希律腓力，腓力可能住在巴勒斯坦的沿海城市。安提帕愛上了希羅底，即腓力的妻子，她也是安提帕的姪女。希羅底很想成為分封王的妻子，同意在安提帕從羅馬回來後嫁給他，前提是他必須放棄與亞哩達女兒的政治婚盟，安提帕同意。亞哩達的女兒知道這件事後，便逃到父親那裡。此事不僅破壞了二人的政治婚盟，也是個人層面上的侮辱，因此導致亞哩達的報復。</w:t>
+      </w:r>
+    </w:p>
+    <w:p>
+      <w:pPr/>
+      <w:r>
+        <w:rPr>
+          <w:lang w:val="zh_TW" w:bidi="zh_TW"/>
+        </w:rPr>
+      </w:r>
+      <w:r>
+        <w:rPr>
+          <w:lang w:val="zh_TW" w:bidi="zh_TW"/>
+        </w:rPr>
+        <w:t>安提帕和希羅底的婚姻顯然違反了摩西律法：禁止與兄弟的妻子結婚（</w:t>
+      </w:r>
+      <w:hyperlink r:id="rId164">
+        <w:r>
+          <w:rPr>
+            <w:lang w:val="zh_TW" w:bidi="zh_TW"/>
+          </w:rPr>
+          <w:rPr>
+            <w:color w:val="0000EE"/>
+            <w:u w:val="single"/>
+          </w:rPr>
+          <w:t>利18:16</w:t>
+        </w:r>
+      </w:hyperlink>
+      <w:r>
+        <w:rPr>
+          <w:lang w:val="zh_TW" w:bidi="zh_TW"/>
+        </w:rPr>
+        <w:t>，</w:t>
+      </w:r>
+      <w:hyperlink r:id="rId165">
+        <w:r>
+          <w:rPr>
+            <w:lang w:val="zh_TW" w:bidi="zh_TW"/>
+          </w:rPr>
+          <w:rPr>
+            <w:color w:val="0000EE"/>
+            <w:u w:val="single"/>
+          </w:rPr>
+          <w:t>20:21</w:t>
+        </w:r>
+      </w:hyperlink>
+      <w:r>
+        <w:rPr>
+          <w:lang w:val="zh_TW" w:bidi="zh_TW"/>
+        </w:rPr>
+        <w:t>），除非是為了讓已故無子的兄弟留下子嗣而進行娶寡嫂婚（levirate marriage，</w:t>
+      </w:r>
+      <w:hyperlink r:id="rId166">
+        <w:r>
+          <w:rPr>
+            <w:lang w:val="zh_TW" w:bidi="zh_TW"/>
+          </w:rPr>
+          <w:rPr>
+            <w:color w:val="0000EE"/>
+            <w:u w:val="single"/>
+          </w:rPr>
+          <w:t>申25:5</w:t>
+        </w:r>
+      </w:hyperlink>
+      <w:r>
+        <w:rPr>
+          <w:lang w:val="zh_TW" w:bidi="zh_TW"/>
+        </w:rPr>
+        <w:t>；</w:t>
+      </w:r>
+      <w:hyperlink r:id="rId167">
+        <w:r>
+          <w:rPr>
+            <w:lang w:val="zh_TW" w:bidi="zh_TW"/>
+          </w:rPr>
+          <w:rPr>
+            <w:color w:val="0000EE"/>
+            <w:u w:val="single"/>
+          </w:rPr>
+          <w:t>可12:19</w:t>
+        </w:r>
+      </w:hyperlink>
+      <w:r>
+        <w:rPr>
+          <w:lang w:val="zh_TW" w:bidi="zh_TW"/>
+        </w:rPr>
+        <w:t>）。在這次情況中，腓力不僅有一個孩子撒羅米，而且腓力本人仍然活著。施洗約翰極力反對這個情況，安提帕因此將他下到監獄。希羅底對施洗約翰的指責演變成深仇大恨，囚禁他當然不能撲熄她的烈怒。她於是找到合適的時機，就是安提帕的生日，在比利亞的馬卡魯斯策劃了一場宴會。當她的女兒撒羅米為王跳舞時，安提帕衝動發誓，會應允她的要求，甚至是他王國的一半。王便答應撒羅米母親的要求，將施洗約翰的頭放在盤子上。安提帕立刻為自己草率承諾而後悔莫及，但為了在下屬面前保住面子，於是無奈同意這個要求。於是，約翰的事工在公元31或32年左右結束。</w:t>
+      </w:r>
+    </w:p>
+    <w:p>
+      <w:pPr/>
+      <w:r>
+        <w:rPr>
+          <w:lang w:val="zh_TW" w:bidi="zh_TW"/>
+        </w:rPr>
+      </w:r>
+      <w:r>
+        <w:rPr>
+          <w:lang w:val="zh_TW" w:bidi="zh_TW"/>
+        </w:rPr>
+        <w:t>在福音書中，有三個特別時刻，同時提及安提帕和耶穌。</w:t>
+      </w:r>
+    </w:p>
+    <w:p>
+      <w:pPr/>
+      <w:r>
+        <w:rPr>
+          <w:lang w:val="zh_TW" w:bidi="zh_TW"/>
+        </w:rPr>
+      </w:r>
+      <w:r>
+        <w:rPr>
+          <w:lang w:val="zh_TW" w:bidi="zh_TW"/>
+        </w:rPr>
+        <w:t>在耶穌的事工早期，安提帕聽到祂的事蹟，並可能語帶諷刺評論：耶穌是施洗約翰復活了（</w:t>
+      </w:r>
+      <w:hyperlink r:id="rId168">
+        <w:r>
+          <w:rPr>
+            <w:lang w:val="zh_TW" w:bidi="zh_TW"/>
+          </w:rPr>
+          <w:rPr>
+            <w:color w:val="0000EE"/>
+            <w:u w:val="single"/>
+          </w:rPr>
+          <w:t>太14:1–2</w:t>
+        </w:r>
+      </w:hyperlink>
+      <w:r>
+        <w:rPr>
+          <w:lang w:val="zh_TW" w:bidi="zh_TW"/>
+        </w:rPr>
+        <w:t>；</w:t>
+      </w:r>
+      <w:hyperlink r:id="rId169">
+        <w:r>
+          <w:rPr>
+            <w:lang w:val="zh_TW" w:bidi="zh_TW"/>
+          </w:rPr>
+          <w:rPr>
+            <w:color w:val="0000EE"/>
+            <w:u w:val="single"/>
+          </w:rPr>
+          <w:t>可6:14–16</w:t>
+        </w:r>
+      </w:hyperlink>
+      <w:r>
+        <w:rPr>
+          <w:lang w:val="zh_TW" w:bidi="zh_TW"/>
+        </w:rPr>
+        <w:t>；</w:t>
+      </w:r>
+      <w:hyperlink r:id="rId170">
+        <w:r>
+          <w:rPr>
+            <w:lang w:val="zh_TW" w:bidi="zh_TW"/>
+          </w:rPr>
+          <w:rPr>
+            <w:color w:val="0000EE"/>
+            <w:u w:val="single"/>
+          </w:rPr>
+          <w:t>路9:7–9</w:t>
+        </w:r>
+      </w:hyperlink>
+      <w:r>
+        <w:rPr>
+          <w:lang w:val="zh_TW" w:bidi="zh_TW"/>
+        </w:rPr>
+        <w:t>）。對安提帕來說，顯然耶穌的事工比約翰的更為出色，但因為害怕再次引起人民反感，所以不擬使用武力來促成會面。最終，耶穌從安提帕的領地撤退，兩人未能相會。</w:t>
+      </w:r>
+    </w:p>
+    <w:p>
+      <w:pPr/>
+      <w:r>
+        <w:rPr>
+          <w:lang w:val="zh_TW" w:bidi="zh_TW"/>
+        </w:rPr>
+      </w:r>
+      <w:r>
+        <w:rPr>
+          <w:lang w:val="zh_TW" w:bidi="zh_TW"/>
+        </w:rPr>
+        <w:t>後來，隨著耶穌越來越受民眾愛戴，安提帕認為這是對自己權力的潛在威脅，便威脅殺死耶穌。因此，在耶穌最後一次前往耶路撒冷的旅程中，有些法利賽人警告他應該離開安提帕的領地以保安全（</w:t>
+      </w:r>
+      <w:hyperlink r:id="rId171">
+        <w:r>
+          <w:rPr>
+            <w:lang w:val="zh_TW" w:bidi="zh_TW"/>
+          </w:rPr>
+          <w:rPr>
+            <w:color w:val="0000EE"/>
+            <w:u w:val="single"/>
+          </w:rPr>
+          <w:t>路13:31–33</w:t>
+        </w:r>
+      </w:hyperlink>
+      <w:r>
+        <w:rPr>
+          <w:lang w:val="zh_TW" w:bidi="zh_TW"/>
+        </w:rPr>
+        <w:t>）。耶穌回應「那隻狐狸」說，他將繼續醫治和趕鬼的事工，維持一段時間；完成後，將前往耶路撒冷接受死亡。獅子和狐狸在古代文學中經常用作對比，耶穌基督是猶大的獅子，不會被狡猾的懦夫安提帕所脅迫。</w:t>
+      </w:r>
+    </w:p>
+    <w:p>
+      <w:pPr/>
+      <w:r>
+        <w:rPr>
+          <w:lang w:val="zh_TW" w:bidi="zh_TW"/>
+        </w:rPr>
+      </w:r>
+      <w:r>
+        <w:rPr>
+          <w:lang w:val="zh_TW" w:bidi="zh_TW"/>
+        </w:rPr>
+        <w:t>兩人最後的一次相遇發生在公元33年，當時耶穌被安提帕審判（</w:t>
+      </w:r>
+      <w:hyperlink r:id="rId172">
+        <w:r>
+          <w:rPr>
+            <w:lang w:val="zh_TW" w:bidi="zh_TW"/>
+          </w:rPr>
+          <w:rPr>
+            <w:color w:val="0000EE"/>
+            <w:u w:val="single"/>
+          </w:rPr>
+          <w:t>路23:6–12</w:t>
+        </w:r>
+      </w:hyperlink>
+      <w:r>
+        <w:rPr>
+          <w:lang w:val="zh_TW" w:bidi="zh_TW"/>
+        </w:rPr>
+        <w:t>）。由於這事件僅有路加提及，一些學者認為它如同傳奇一樣。然而，我們應該記住的是，路加的寫作對象是提阿非羅大人，他可能是一位羅馬官員，所以他會特別留意這段經文中，彼拉多和安提帕之間的復和。</w:t>
+      </w:r>
+    </w:p>
+    <w:p>
+      <w:pPr/>
+      <w:r>
+        <w:rPr>
+          <w:lang w:val="zh_TW" w:bidi="zh_TW"/>
+        </w:rPr>
+      </w:r>
+      <w:r>
+        <w:rPr>
+          <w:lang w:val="zh_TW" w:bidi="zh_TW"/>
+        </w:rPr>
+        <w:t>根據路加記載，當彼拉多找不到耶穌的過錯時，他把他送到安提帕（正在耶路撒冷慶祝逾越節）那裡。彼拉多因此脫離了尷尬的局面，此舉更微妙的原因，可能是彼拉多有意與安提帕和解。他們的關係自從加利利大屠殺（</w:t>
+      </w:r>
+      <w:hyperlink r:id="rId173">
+        <w:r>
+          <w:rPr>
+            <w:lang w:val="zh_TW" w:bidi="zh_TW"/>
+          </w:rPr>
+          <w:rPr>
+            <w:color w:val="0000EE"/>
+            <w:u w:val="single"/>
+          </w:rPr>
+          <w:t>路13:1</w:t>
+        </w:r>
+      </w:hyperlink>
+      <w:r>
+        <w:rPr>
+          <w:lang w:val="zh_TW" w:bidi="zh_TW"/>
+        </w:rPr>
+        <w:t xml:space="preserve">）開始，就一直相當地緊張，又因為彼拉多將作奉獻的盾牌帶入耶路撒冷，激起猶太人的忿怒（斐羅的致該尤書 〔Philo’s </w:t>
       </w:r>
       <w:r>
         <w:rPr>
           <w:i/>
           <w:lang w:val="zh_TW" w:bidi="zh_TW"/>
         </w:rPr>
-        <w:t>、</w:t>
-      </w:r>
-      <w:r>
-        <w:rPr>
-          <w:lang w:val="zh_TW" w:bidi="zh_TW"/>
-        </w:rPr>
-        <w:t>瑪門</w:t>
+        <w:t xml:space="preserve">Legatio ad Gaium </w:t>
+      </w:r>
+      <w:r>
+        <w:rPr>
+          <w:lang w:val="zh_TW" w:bidi="zh_TW"/>
+        </w:rPr>
+        <w:t>299–304〕）。當耶穌被帶到安提帕面前時，安提帕只是嘲笑他，然後把他送回彼拉多那裡。所以，這件事的主要政治成就是安提帕和彼拉多的復和。</w:t>
+      </w:r>
+    </w:p>
+    <w:p>
+      <w:pPr>
+        <w:pStyle w:val="Heading3"/>
+      </w:pPr>
+      <w:r>
+        <w:rPr>
+          <w:lang w:val="zh_TW" w:bidi="zh_TW"/>
+        </w:rPr>
+        <w:t>分封王腓力（公元前4年–公元34年）</w:t>
+      </w:r>
+    </w:p>
+    <w:p>
+      <w:pPr/>
+      <w:r>
+        <w:rPr>
+          <w:lang w:val="zh_TW" w:bidi="zh_TW"/>
+        </w:rPr>
+      </w:r>
+      <w:r>
+        <w:rPr>
+          <w:lang w:val="zh_TW" w:bidi="zh_TW"/>
+        </w:rPr>
+        <w:t>分封王腓力是大希律和耶路撒冷的克麗奧佩特拉的兒子，出生於公元前22年左右。按著希律的遺囑，腓力獲任命為分封王，統治高拉尼提斯（Gaulanitis）、奧拉尼提斯（Auranitis）、巴坦尼亞（Batanea）、特拉可尼（Trachonitis）和伊土利亞（Iturea），這些地區都位於大希律領土的北部（</w:t>
+      </w:r>
+      <w:hyperlink r:id="rId174">
+        <w:r>
+          <w:rPr>
+            <w:lang w:val="zh_TW" w:bidi="zh_TW"/>
+          </w:rPr>
+          <w:rPr>
+            <w:color w:val="0000EE"/>
+            <w:u w:val="single"/>
+          </w:rPr>
+          <w:t>路3:1</w:t>
+        </w:r>
+      </w:hyperlink>
+      <w:r>
+        <w:rPr>
+          <w:lang w:val="zh_TW" w:bidi="zh_TW"/>
+        </w:rPr>
+        <w:t>）。他的臣民主要是敘利亞人和希臘人。因此，他是第一位也是唯一一位，在硬幣上印有自己肖像的希律王室成員。</w:t>
+      </w:r>
+    </w:p>
+    <w:p>
+      <w:pPr/>
+      <w:r>
+        <w:rPr>
+          <w:lang w:val="zh_TW" w:bidi="zh_TW"/>
+        </w:rPr>
+      </w:r>
+      <w:r>
+        <w:rPr>
+          <w:lang w:val="zh_TW" w:bidi="zh_TW"/>
+        </w:rPr>
+        <w:t>他建造了兩座城市。首先，他重建並擴大了潘尼亞斯（Paneas），並將其命名為凱撒利亞腓立比。在這裡，彼得認信耶穌是基督，並領受耶穌對教會的啟示（</w:t>
+      </w:r>
+      <w:hyperlink r:id="rId175">
+        <w:r>
+          <w:rPr>
+            <w:lang w:val="zh_TW" w:bidi="zh_TW"/>
+          </w:rPr>
+          <w:rPr>
+            <w:color w:val="0000EE"/>
+            <w:u w:val="single"/>
+          </w:rPr>
+          <w:t>太16:13–20</w:t>
+        </w:r>
+      </w:hyperlink>
+      <w:r>
+        <w:rPr>
+          <w:lang w:val="zh_TW" w:bidi="zh_TW"/>
+        </w:rPr>
+        <w:t>；</w:t>
+      </w:r>
+      <w:hyperlink r:id="rId176">
+        <w:r>
+          <w:rPr>
+            <w:lang w:val="zh_TW" w:bidi="zh_TW"/>
+          </w:rPr>
+          <w:rPr>
+            <w:color w:val="0000EE"/>
+            <w:u w:val="single"/>
+          </w:rPr>
+          <w:t>可8:27–30</w:t>
+        </w:r>
+      </w:hyperlink>
+      <w:r>
+        <w:rPr>
+          <w:lang w:val="zh_TW" w:bidi="zh_TW"/>
+        </w:rPr>
+        <w:t>）。接著，他重建並擴大伯賽大，並將其更名為</w:t>
+      </w:r>
+      <w:r>
+        <w:rPr>
+          <w:lang w:val="zh_TW" w:bidi="zh_TW"/>
+        </w:rPr>
+        <w:t>猶利亞（Julias）</w:t>
+      </w:r>
+      <w:r>
+        <w:rPr>
+          <w:lang w:val="zh_TW" w:bidi="zh_TW"/>
+        </w:rPr>
+        <w:t>。在這裡，耶穌治好了盲人（</w:t>
+      </w:r>
+      <w:hyperlink r:id="rId177">
+        <w:r>
+          <w:rPr>
+            <w:lang w:val="zh_TW" w:bidi="zh_TW"/>
+          </w:rPr>
+          <w:rPr>
+            <w:color w:val="0000EE"/>
+            <w:u w:val="single"/>
+          </w:rPr>
+          <w:t>可8:22–26</w:t>
+        </w:r>
+      </w:hyperlink>
+      <w:r>
+        <w:rPr>
+          <w:lang w:val="zh_TW" w:bidi="zh_TW"/>
+        </w:rPr>
+        <w:t>），又在附近曠野餵飽了五千人（</w:t>
+      </w:r>
+      <w:hyperlink r:id="rId178">
+        <w:r>
+          <w:rPr>
+            <w:lang w:val="zh_TW" w:bidi="zh_TW"/>
+          </w:rPr>
+          <w:rPr>
+            <w:color w:val="0000EE"/>
+            <w:u w:val="single"/>
+          </w:rPr>
+          <w:t>路9:10–17</w:t>
+        </w:r>
+      </w:hyperlink>
+      <w:r>
+        <w:rPr>
+          <w:lang w:val="zh_TW" w:bidi="zh_TW"/>
+        </w:rPr>
+        <w:t>）。</w:t>
+      </w:r>
+    </w:p>
+    <w:p>
+      <w:pPr/>
+      <w:r>
+        <w:rPr>
+          <w:lang w:val="zh_TW" w:bidi="zh_TW"/>
+        </w:rPr>
+      </w:r>
+      <w:r>
+        <w:rPr>
+          <w:lang w:val="zh_TW" w:bidi="zh_TW"/>
+        </w:rPr>
+        <w:t>腓力不像他的兄弟那樣，具有政治野心；他的統治以平靜和忠誠的臣民見稱。當腓力於公元34年去世時，提庇留將他的領土併入敘利亞。當卡理古拉（Caligula）於公元37年成為皇帝時，他將這些領土給了亞基帕一世，希羅底的兄弟。</w:t>
+      </w:r>
+    </w:p>
+    <w:p>
+      <w:pPr>
+        <w:pStyle w:val="Heading3"/>
+      </w:pPr>
+      <w:r>
+        <w:rPr>
+          <w:lang w:val="zh_TW" w:bidi="zh_TW"/>
+        </w:rPr>
+        <w:t>亞基帕一世（公元37–44）</w:t>
+      </w:r>
+    </w:p>
+    <w:p>
+      <w:pPr/>
+      <w:r>
+        <w:rPr>
+          <w:lang w:val="zh_TW" w:bidi="zh_TW"/>
+        </w:rPr>
+      </w:r>
+      <w:r>
+        <w:rPr>
+          <w:lang w:val="zh_TW" w:bidi="zh_TW"/>
+        </w:rPr>
+        <w:t>亞基帕一世是阿里斯托布魯斯的兒子（大希律和瑪利暗一世的兒子）和貝勒尼基的兄弟。他出生於公元前10年，是希羅底的兄弟。</w:t>
+      </w:r>
+    </w:p>
+    <w:p>
+      <w:pPr/>
+      <w:r>
+        <w:rPr>
+          <w:lang w:val="zh_TW" w:bidi="zh_TW"/>
+        </w:rPr>
+      </w:r>
+      <w:r>
+        <w:rPr>
+          <w:lang w:val="zh_TW" w:bidi="zh_TW"/>
+        </w:rPr>
+        <w:t>亞基帕一世可能被視為希律家族中的害群之馬。他在羅馬求學時，生活放蕩，欠債纍纍，又成為卡理古拉的朋友，曾表示希望作王的是卡理古拉而不是提庇留。有人聽見這話並報告提庇留，於是他被監禁。在監獄中待了六個月，直到提庇留去世。</w:t>
+      </w:r>
+    </w:p>
+    <w:p>
+      <w:pPr/>
+      <w:r>
+        <w:rPr>
+          <w:lang w:val="zh_TW" w:bidi="zh_TW"/>
+        </w:rPr>
+      </w:r>
+      <w:r>
+        <w:rPr>
+          <w:lang w:val="zh_TW" w:bidi="zh_TW"/>
+        </w:rPr>
+        <w:t>卡理古拉登上王位後，釋放亞基帕，並賜他分封王腓力的領土、呂撒聶（ Lysanias）領土的北部，以及王的頭銜。卡理古拉得到王的頭銜，引起妹妹希羅底的嫉妒，最終導致她丈夫安提帕被拉下王位。公元39年，亞基帕獲得安提帕所有領土和財產。</w:t>
+      </w:r>
+    </w:p>
+    <w:p>
+      <w:pPr/>
+      <w:r>
+        <w:rPr>
+          <w:lang w:val="zh_TW" w:bidi="zh_TW"/>
+        </w:rPr>
+      </w:r>
+      <w:r>
+        <w:rPr>
+          <w:lang w:val="zh_TW" w:bidi="zh_TW"/>
+        </w:rPr>
+        <w:t>當卡理古拉於公元41年去世時，亞基帕討好新皇帝克勞第（Claudius），隨後克勞第將猶大和撒馬利亞拼入亞基帕的領地，這片領地曾由亞基帕的祖父大希律所統治。</w:t>
+      </w:r>
+    </w:p>
+    <w:p>
+      <w:pPr/>
+      <w:r>
+        <w:rPr>
+          <w:lang w:val="zh_TW" w:bidi="zh_TW"/>
+        </w:rPr>
+      </w:r>
+      <w:r>
+        <w:rPr>
+          <w:lang w:val="zh_TW" w:bidi="zh_TW"/>
+        </w:rPr>
+        <w:t>亞基帕一世在新約中出現，因他為了贏得猶太人的歡心，迫害早期教會（</w:t>
+      </w:r>
+      <w:hyperlink r:id="rId179">
+        <w:r>
+          <w:rPr>
+            <w:lang w:val="zh_TW" w:bidi="zh_TW"/>
+          </w:rPr>
+          <w:rPr>
+            <w:color w:val="0000EE"/>
+            <w:u w:val="single"/>
+          </w:rPr>
+          <w:t>徒12:1–19</w:t>
+        </w:r>
+      </w:hyperlink>
+      <w:r>
+        <w:rPr>
+          <w:lang w:val="zh_TW" w:bidi="zh_TW"/>
+        </w:rPr>
+        <w:t>）。他殺了西庇太的兒子雅各，又囚禁彼得。當彼得獲天使釋放時，亞基帕處死了守衛。</w:t>
+      </w:r>
+    </w:p>
+    <w:p>
+      <w:pPr/>
+      <w:r>
+        <w:rPr>
+          <w:lang w:val="zh_TW" w:bidi="zh_TW"/>
+        </w:rPr>
+      </w:r>
+      <w:r>
+        <w:rPr>
+          <w:lang w:val="zh_TW" w:bidi="zh_TW"/>
+        </w:rPr>
+        <w:t>亞基帕於公元44年在凱撒利亞去世。這一事件的記載既見於約瑟夫（猶太古史記 19.9.1.274–275；猶太戰史 2.11.5.214–215），也見於聖經。事件發生在凱撒利亞；亞基帕身穿閃閃發光的銀袍，當人們奉承他、稱他為神時，他突然被致命的疾病擊中，死得慘烈。他的女兒百妮基、瑪利暗和土西拉，以及兒子亞基帕倖存下來，當時他只有17歲。由於亞基帕二世年紀尚輕，他父親的領地暫時被劃為省份。</w:t>
+      </w:r>
+    </w:p>
+    <w:p>
+      <w:pPr>
+        <w:pStyle w:val="Heading3"/>
+      </w:pPr>
+      <w:r>
+        <w:rPr>
+          <w:lang w:val="zh_TW" w:bidi="zh_TW"/>
+        </w:rPr>
+        <w:t>亞基帕二世（公元50–100）</w:t>
+      </w:r>
+    </w:p>
+    <w:p>
+      <w:pPr/>
+      <w:r>
+        <w:rPr>
+          <w:lang w:val="zh_TW" w:bidi="zh_TW"/>
+        </w:rPr>
+      </w:r>
+      <w:r>
+        <w:rPr>
+          <w:lang w:val="zh_TW" w:bidi="zh_TW"/>
+        </w:rPr>
+        <w:t>亞基帕二世是亞基帕一世和賽普勒斯（Cypros）的兒子。在公元50年，亞基帕二世的父親去世六年後，克勞第任命他為哈爾基斯（Chalcis）的王。</w:t>
+      </w:r>
+    </w:p>
+    <w:p>
+      <w:pPr/>
+      <w:r>
+        <w:rPr>
+          <w:lang w:val="zh_TW" w:bidi="zh_TW"/>
+        </w:rPr>
+      </w:r>
+      <w:r>
+        <w:rPr>
+          <w:lang w:val="zh_TW" w:bidi="zh_TW"/>
+        </w:rPr>
+        <w:t>亞基帕二世掌管聖殿的庫房和大祭司的實權，因此可以任命大祭司。羅馬人會在宗教事務上諮詢他的意見，可能亦因如此，</w:t>
+      </w:r>
+      <w:r>
+        <w:rPr>
+          <w:lang w:val="zh_TW" w:bidi="zh_TW"/>
+        </w:rPr>
+        <w:t>非斯都會</w:t>
+      </w:r>
+      <w:r>
+        <w:rPr>
+          <w:lang w:val="zh_TW" w:bidi="zh_TW"/>
+        </w:rPr>
+        <w:t>請他在凱撒利亞聽取使徒保羅的證供（公元59年），當時他由妹妹百妮基陪同（</w:t>
+      </w:r>
+      <w:hyperlink r:id="rId180">
+        <w:r>
+          <w:rPr>
+            <w:lang w:val="zh_TW" w:bidi="zh_TW"/>
+          </w:rPr>
+          <w:rPr>
+            <w:color w:val="0000EE"/>
+            <w:u w:val="single"/>
+          </w:rPr>
+          <w:t>使徒行傳25–26</w:t>
+        </w:r>
+      </w:hyperlink>
+      <w:r>
+        <w:rPr>
+          <w:lang w:val="zh_TW" w:bidi="zh_TW"/>
+        </w:rPr>
+        <w:t>）。</w:t>
+      </w:r>
+    </w:p>
+    <w:p>
+      <w:pPr/>
+      <w:r>
+        <w:rPr>
+          <w:lang w:val="zh_TW" w:bidi="zh_TW"/>
+        </w:rPr>
+      </w:r>
+      <w:r>
+        <w:rPr>
+          <w:lang w:val="zh_TW" w:bidi="zh_TW"/>
+        </w:rPr>
+        <w:t xml:space="preserve">在公元66年5月，巴勒斯坦革命開始（猶太戰史 2.14.4.284）。亞基帕試圖平息叛亂失敗後，他在整次戰爭期間（公元66–70年）與羅馬結盟。在此期間，尼祿自殺，新皇帝加爾巴（Galba）被謀殺，維斯帕先（Vespasian）成為皇帝。在向新皇帝效忠後，亞基帕與維斯帕先的兒子提多（Titus）留在一起，就是他負責這場戰爭（塔西圖的史記（Tacitus’s </w:t>
       </w:r>
       <w:r>
         <w:rPr>
           <w:i/>
           <w:lang w:val="zh_TW" w:bidi="zh_TW"/>
         </w:rPr>
-        <w:t>、</w:t>
-      </w:r>
-      <w:r>
-        <w:rPr>
-          <w:lang w:val="zh_TW" w:bidi="zh_TW"/>
-        </w:rPr>
-        <w:t>和各耳板（亞蘭文）。</w:t>
-      </w:r>
-    </w:p>
-    <w:p>
-      <w:pPr/>
-      <w:r>
-        <w:rPr>
-          <w:lang w:val="zh_TW" w:bidi="zh_TW"/>
-        </w:rPr>
-      </w:r>
-      <w:r>
-        <w:rPr>
-          <w:lang w:val="zh_TW" w:bidi="zh_TW"/>
-        </w:rPr>
-        <w:t>因此，為了理解新約詞語的含義，古典希臘文詞典是有幫助的，但並不足夠，還需要了解這些詞在希臘文舊約、希臘化時期的著作以及日常生活語言中的使用方式。蒲草紙文獻提供了許多關於新約聖經詞語意義的例證。 例如，希臘文的「捐錢」一詞（</w:t>
-      </w:r>
-      <w:hyperlink r:id="rId151">
-        <w:r>
-          <w:rPr>
-            <w:lang w:val="zh_TW" w:bidi="zh_TW"/>
-          </w:rPr>
-          <w:rPr>
-            <w:color w:val="0000EE"/>
-            <w:u w:val="single"/>
-          </w:rPr>
-          <w:t>林前16:1</w:t>
-        </w:r>
-      </w:hyperlink>
-      <w:r>
-        <w:rPr>
-          <w:lang w:val="zh_TW" w:bidi="zh_TW"/>
-        </w:rPr>
-        <w:t>），曾一度被認為僅限於新約使用，但在蒲草紙文獻中常見到相同意義的用法。許多根據古典希臘文定義的希臘詞彙，經過蒲草紙文獻的研究，已被賦予更為精確的意義。</w:t>
-      </w:r>
-    </w:p>
-    <w:p>
-      <w:pPr>
-        <w:pStyle w:val="Heading3"/>
-      </w:pPr>
-      <w:r>
-        <w:rPr>
-          <w:lang w:val="zh_TW" w:bidi="zh_TW"/>
-        </w:rPr>
-        <w:t>語法</w:t>
-      </w:r>
-    </w:p>
-    <w:p>
-      <w:pPr/>
-      <w:r>
-        <w:rPr>
-          <w:lang w:val="zh_TW" w:bidi="zh_TW"/>
-        </w:rPr>
-      </w:r>
-      <w:r>
-        <w:rPr>
-          <w:lang w:val="zh_TW" w:bidi="zh_TW"/>
-        </w:rPr>
-        <w:t>如同其它印歐語系的語言一樣，希臘文詞語的意義會受到各種前綴和後綴的添加和變化的影響（這個過程稱為屈折變化〔inflection〕）。雖然與古典希臘文相比，新約希臘文的屈折變化系統有所簡化，但它仍比許多語言具有更多的屈折變化。希臘文的意思因此比英文較不容易產生歧義。</w:t>
-      </w:r>
-    </w:p>
-    <w:p>
-      <w:pPr/>
-      <w:r>
-        <w:rPr>
-          <w:lang w:val="zh_TW" w:bidi="zh_TW"/>
-        </w:rPr>
-      </w:r>
-      <w:r>
-        <w:rPr>
-          <w:lang w:val="zh_TW" w:bidi="zh_TW"/>
-        </w:rPr>
-        <w:t>與希伯來文相比，希臘文有中性、陽性和陰性。希臘文的介詞種類繁多且精確，在不同的上下文中具有多種含義。新約希臘文只使用了古典希臘文中約一半的質詞（particles）。</w:t>
-      </w:r>
-    </w:p>
-    <w:p>
-      <w:pPr/>
-      <w:r>
-        <w:rPr>
-          <w:lang w:val="zh_TW" w:bidi="zh_TW"/>
-        </w:rPr>
-      </w:r>
-      <w:r>
-        <w:rPr>
-          <w:lang w:val="zh_TW" w:bidi="zh_TW"/>
-        </w:rPr>
-        <w:t>希臘文的動詞系統，比希伯來文的動詞系統複雜得多，能夠表達即使在英文中也難以表達的細微意義。每個希臘文動詞有五個方面，語法學家稱之為時態、語氣、語態、人稱和數。</w:t>
-      </w:r>
-    </w:p>
-    <w:p>
-      <w:pPr>
-        <w:pStyle w:val="Heading4"/>
-      </w:pPr>
-      <w:r>
-        <w:rPr>
-          <w:lang w:val="zh_TW" w:bidi="zh_TW"/>
-        </w:rPr>
-        <w:t>時態</w:t>
-      </w:r>
-    </w:p>
-    <w:p>
-      <w:pPr/>
-      <w:r>
-        <w:rPr>
-          <w:lang w:val="zh_TW" w:bidi="zh_TW"/>
-        </w:rPr>
-      </w:r>
-      <w:r>
-        <w:rPr>
-          <w:lang w:val="zh_TW" w:bidi="zh_TW"/>
-        </w:rPr>
-        <w:t>希臘文的動詞時態主要與動作的類型有關，而不是像英文那樣與動作發生的時間有關。在希臘文中，有三種基本的動作類型：</w:t>
+        <w:t>History</w:t>
+      </w:r>
+      <w:r>
+        <w:rPr>
+          <w:lang w:val="zh_TW" w:bidi="zh_TW"/>
+        </w:rPr>
+        <w:t xml:space="preserve"> ） 5.81）。在耶路撒冷淪陷後（公元70年8月6日），亞基帕可能在場，慶祝自己民族的滅亡。</w:t>
+      </w:r>
+    </w:p>
+    <w:p>
+      <w:pPr/>
+      <w:r>
+        <w:rPr>
+          <w:lang w:val="zh_TW" w:bidi="zh_TW"/>
+        </w:rPr>
+      </w:r>
+      <w:r>
+        <w:rPr>
+          <w:lang w:val="zh_TW" w:bidi="zh_TW"/>
+        </w:rPr>
+        <w:t>此事以後，維斯帕先將新的領土併入到亞基帕的王國中，但我們不清楚是具體哪些領土。在公元79年，維斯帕先去世，提多成為皇帝。我們對亞基帕在此之後的統治所知甚少，只知道他曾寫信給歷史學家約瑟夫，讚揚他所著的《猶太戰史》，並購買一本（約瑟夫的</w:t>
       </w:r>
       <w:r>
         <w:rPr>
           <w:i/>
           <w:lang w:val="zh_TW" w:bidi="zh_TW"/>
         </w:rPr>
-        <w:t>持續的動作（durative），</w:t>
-      </w:r>
-      <w:r>
-        <w:rPr>
-          <w:lang w:val="zh_TW" w:bidi="zh_TW"/>
-        </w:rPr>
-        <w:t>由現在時態、未完成時態和（有時）未來時態表達；</w:t>
+        <w:t>生命</w:t>
+      </w:r>
+      <w:r>
+        <w:rPr>
+          <w:lang w:val="zh_TW" w:bidi="zh_TW"/>
+        </w:rPr>
+        <w:t>65.361–367；</w:t>
       </w:r>
       <w:r>
         <w:rPr>
           <w:i/>
           <w:lang w:val="zh_TW" w:bidi="zh_TW"/>
         </w:rPr>
-        <w:t>簡單的（simple）</w:t>
-      </w:r>
-      <w:r>
-        <w:rPr>
-          <w:lang w:val="zh_TW" w:bidi="zh_TW"/>
-        </w:rPr>
-        <w:t>或瞬間的（punctiliar）動作，由不定過去時態（the aorist）和（通常）未來時態表達；以及</w:t>
+        <w:t>反駁阿皮安</w:t>
+      </w:r>
+      <w:r>
+        <w:rPr>
+          <w:lang w:val="zh_TW" w:bidi="zh_TW"/>
+        </w:rPr>
+        <w:t xml:space="preserve"> 1.9.47–52）。</w:t>
+      </w:r>
+    </w:p>
+    <w:p>
+      <w:pPr/>
+      <w:r>
+        <w:rPr>
+          <w:lang w:val="zh_TW" w:bidi="zh_TW"/>
+        </w:rPr>
+      </w:r>
+      <w:r>
+        <w:rPr>
+          <w:lang w:val="zh_TW" w:bidi="zh_TW"/>
+        </w:rPr>
+        <w:t>塔木德暗示亞基帕二世有兩位妻子（巴比倫塔木德：</w:t>
+      </w:r>
+      <w:r>
+        <w:rPr>
+          <w:lang w:val="zh_TW" w:bidi="zh_TW"/>
+        </w:rPr>
+        <w:t>論棚子</w:t>
+      </w:r>
+      <w:r>
+        <w:rPr>
+          <w:lang w:val="zh_TW" w:bidi="zh_TW"/>
+        </w:rPr>
+        <w:t>〔Babylonian Sukkah〕</w:t>
+      </w:r>
+      <w:r>
+        <w:rPr>
+          <w:lang w:val="zh_TW" w:bidi="zh_TW"/>
+        </w:rPr>
+        <w:t xml:space="preserve"> </w:t>
+      </w:r>
+      <w:r>
+        <w:rPr>
+          <w:lang w:val="zh_TW" w:bidi="zh_TW"/>
+        </w:rPr>
+        <w:t>27a），但約瑟夫則沒有表示他有任何妻子或子女。相反，他因與妹妹百妮基的亂倫關係而聞名。他大約在公元100年去世。他的去世標誌著希律王朝的結束。</w:t>
+      </w:r>
+    </w:p>
+    <w:p>
+      <w:pPr/>
+      <w:r>
+        <w:rPr>
+          <w:lang w:val="zh_TW" w:bidi="zh_TW"/>
+        </w:rPr>
       </w:r>
       <w:r>
         <w:rPr>
           <w:i/>
           <w:lang w:val="zh_TW" w:bidi="zh_TW"/>
         </w:rPr>
-        <w:t>完成的動作，</w:t>
-      </w:r>
-      <w:r>
-        <w:rPr>
-          <w:lang w:val="zh_TW" w:bidi="zh_TW"/>
-        </w:rPr>
-        <w:t>由完成時態（Perfect tense，過去動作的結果持續到現在）和過去完成時態（pluperfect tense，結果僅限於過去）表達。</w:t>
-      </w:r>
-    </w:p>
-    <w:p>
-      <w:pPr/>
-      <w:r>
-        <w:rPr>
-          <w:lang w:val="zh_TW" w:bidi="zh_TW"/>
-        </w:rPr>
-      </w:r>
-      <w:r>
-        <w:rPr>
-          <w:lang w:val="zh_TW" w:bidi="zh_TW"/>
-        </w:rPr>
-        <w:t>希臘文時態通常很難翻譯成英文；因為除了需要考慮動作的時間外，還要將動詞詞根的基本意義（例如是否需要賓語）與動作的類型巧妙地融合為一個單一的概念。</w:t>
-      </w:r>
-    </w:p>
-    <w:p>
-      <w:pPr>
-        <w:pStyle w:val="Heading4"/>
-      </w:pPr>
-      <w:r>
-        <w:rPr>
-          <w:lang w:val="zh_TW" w:bidi="zh_TW"/>
-        </w:rPr>
-        <w:t>語氣</w:t>
-      </w:r>
-    </w:p>
-    <w:p>
-      <w:pPr/>
-      <w:r>
-        <w:rPr>
-          <w:lang w:val="zh_TW" w:bidi="zh_TW"/>
-        </w:rPr>
-      </w:r>
-      <w:r>
-        <w:rPr>
-          <w:lang w:val="zh_TW" w:bidi="zh_TW"/>
-        </w:rPr>
-        <w:t>語氣表示應該如何理解動詞的動作。這個動作是真實的嗎？（使用直說語氣〔the indicative mood〕）。這個動作是被某人要求的嗎？（使用命令語氣〔the imperative mood〕）。這個動作取決於其它條件嗎？（使用假設語氣或期許語氣〔the subjunctive or optative mood〕）。這個動作基本上是描述另一個實體的嗎？（使用分詞〔a participle〕）。這個動作基本上是名詞性的嗎？（使用不定詞〔infinitive〕）。在語法中，名詞性實詞（substantive）是指作為名詞功能的單詞或詞組；最後兩個例子嚴格來說不是語氣（moods），但語法學家通常會這樣使用。語氣給希臘作家提供了豐富的動詞表達選擇。</w:t>
-      </w:r>
-    </w:p>
-    <w:p>
-      <w:pPr>
-        <w:pStyle w:val="Heading4"/>
-      </w:pPr>
-      <w:r>
-        <w:rPr>
-          <w:lang w:val="zh_TW" w:bidi="zh_TW"/>
-        </w:rPr>
-        <w:t>語態</w:t>
-      </w:r>
-    </w:p>
-    <w:p>
-      <w:pPr/>
-      <w:r>
-        <w:rPr>
-          <w:lang w:val="zh_TW" w:bidi="zh_TW"/>
-        </w:rPr>
-      </w:r>
-      <w:r>
-        <w:rPr>
-          <w:lang w:val="zh_TW" w:bidi="zh_TW"/>
-        </w:rPr>
-        <w:t>動詞的語態描述了動作是向外（active，主動語態）、向內（middle，關身語態），還是回到句子的主語（passive，被動語態）。</w:t>
-      </w:r>
-    </w:p>
-    <w:p>
-      <w:pPr>
-        <w:pStyle w:val="Heading4"/>
-      </w:pPr>
-      <w:r>
-        <w:rPr>
-          <w:lang w:val="zh_TW" w:bidi="zh_TW"/>
-        </w:rPr>
-        <w:t>人稱</w:t>
-      </w:r>
-    </w:p>
-    <w:p>
-      <w:pPr/>
-      <w:r>
-        <w:rPr>
-          <w:lang w:val="zh_TW" w:bidi="zh_TW"/>
-        </w:rPr>
-      </w:r>
-      <w:r>
-        <w:rPr>
-          <w:lang w:val="zh_TW" w:bidi="zh_TW"/>
-        </w:rPr>
-        <w:t>動詞的人稱告訴我們誰在做動作，是我（第一人稱）、你（第二人稱），還是其他人（第三人稱）。</w:t>
-      </w:r>
-    </w:p>
-    <w:p>
-      <w:pPr>
-        <w:pStyle w:val="Heading4"/>
-      </w:pPr>
-      <w:r>
-        <w:rPr>
-          <w:lang w:val="zh_TW" w:bidi="zh_TW"/>
-        </w:rPr>
-        <w:t>數</w:t>
-      </w:r>
-    </w:p>
-    <w:p>
-      <w:pPr/>
-      <w:r>
-        <w:rPr>
-          <w:lang w:val="zh_TW" w:bidi="zh_TW"/>
-        </w:rPr>
-      </w:r>
-      <w:r>
-        <w:rPr>
-          <w:lang w:val="zh_TW" w:bidi="zh_TW"/>
-        </w:rPr>
-        <w:t>動詞的數顯示動作是由一個人（單數）還是多於一個人（複數）執行。</w:t>
-      </w:r>
-    </w:p>
-    <w:p>
-      <w:pPr>
-        <w:pStyle w:val="Heading3"/>
-      </w:pPr>
-      <w:r>
-        <w:rPr>
-          <w:lang w:val="zh_TW" w:bidi="zh_TW"/>
-        </w:rPr>
-        <w:t>風格</w:t>
-      </w:r>
-    </w:p>
-    <w:p>
-      <w:pPr/>
-      <w:r>
-        <w:rPr>
-          <w:lang w:val="zh_TW" w:bidi="zh_TW"/>
-        </w:rPr>
-      </w:r>
-      <w:r>
-        <w:rPr>
-          <w:lang w:val="zh_TW" w:bidi="zh_TW"/>
-        </w:rPr>
-        <w:t>新約中使用希臘語包含了多種寫作風格。福音書尤其展現了閃族文的特徵。馬太福音使用的風格不如馬可福音那樣生動，在某些方面接近路加福音、使徒行傳、希伯來書、雅各書和彼得前書的風格。路加福音的風格與馬可福音和馬太福音的風格不同，顯得較為優雅。約翰福音的風格相當簡單，但包含許多閃族文的特徵。</w:t>
-      </w:r>
-    </w:p>
-    <w:p>
-      <w:pPr/>
-      <w:r>
-        <w:rPr>
-          <w:lang w:val="zh_TW" w:bidi="zh_TW"/>
-        </w:rPr>
-      </w:r>
-      <w:r>
-        <w:rPr>
-          <w:lang w:val="zh_TW" w:bidi="zh_TW"/>
-        </w:rPr>
-        <w:t>在使徒保羅的書信中，風格上的差異也有所體現。他寫給帖撒羅尼迦人的信是最不具文學性且表達得最為直接。教牧書信（提摩太前後書、提多書）風格比其它大多數書信更接近通用希臘文——不那麼猶太化，也不那麼受七十士譯本影響。</w:t>
-      </w:r>
-    </w:p>
-    <w:p>
-      <w:pPr/>
-      <w:r>
-        <w:rPr>
-          <w:lang w:val="zh_TW" w:bidi="zh_TW"/>
-        </w:rPr>
-      </w:r>
-      <w:r>
-        <w:rPr>
-          <w:lang w:val="zh_TW" w:bidi="zh_TW"/>
-        </w:rPr>
-        <w:t>希伯來書結合了優雅與猶太-希臘風格。雅各的書信雖然文化質量很高，但風格上不如希伯來書那麼細膩。彼得前書的風格不那麼優雅，強烈受七十士譯本的影響，因而反映了閃族文風格。</w:t>
-      </w:r>
-    </w:p>
-    <w:p>
-      <w:pPr/>
-      <w:r>
-        <w:rPr>
-          <w:lang w:val="zh_TW" w:bidi="zh_TW"/>
-        </w:rPr>
-      </w:r>
-      <w:r>
-        <w:rPr>
-          <w:lang w:val="zh_TW" w:bidi="zh_TW"/>
-        </w:rPr>
-        <w:t>猶大書使用了較為莊重和深奧的措辭，並顯示出猶太風格的影響。彼得後書的高雅風格類似於猶大書，且更受七十士譯本的影響。</w:t>
-      </w:r>
-    </w:p>
-    <w:p>
-      <w:pPr/>
-      <w:r>
-        <w:rPr>
-          <w:lang w:val="zh_TW" w:bidi="zh_TW"/>
-        </w:rPr>
-      </w:r>
-      <w:r>
-        <w:rPr>
-          <w:lang w:val="zh_TW" w:bidi="zh_TW"/>
-        </w:rPr>
-        <w:t>啟示錄的風格大致簡單，但在使用平行結構和重複方面顯示出相當大的閃族文的影響。語言學者已經在啟示錄的希臘文中發現了一些明顯的語法錯誤。</w:t>
+        <w:t>另見</w:t>
+      </w:r>
+      <w:r>
+        <w:rPr>
+          <w:lang w:val="zh_TW" w:bidi="zh_TW"/>
+        </w:rPr>
+        <w:t xml:space="preserve"> </w:t>
+      </w:r>
+      <w:r>
+        <w:rPr>
+          <w:lang w:val="zh_TW" w:bidi="zh_TW"/>
+        </w:rPr>
+        <w:t>希律黨人</w:t>
+      </w:r>
+      <w:r>
+        <w:rPr>
+          <w:lang w:val="zh_TW" w:bidi="zh_TW"/>
+        </w:rPr>
+        <w:t>；</w:t>
+      </w:r>
+      <w:r>
+        <w:rPr>
+          <w:lang w:val="zh_TW" w:bidi="zh_TW"/>
+        </w:rPr>
+        <w:t>猶太教</w:t>
+      </w:r>
+      <w:r>
+        <w:rPr>
+          <w:lang w:val="zh_TW" w:bidi="zh_TW"/>
+        </w:rPr>
+        <w:t>。</w:t>
       </w:r>
       <w:r>
         <w:rPr>
@@ -6366,334 +8155,38 @@
         <w:rPr>
           <w:lang w:val="zh_TW" w:bidi="zh_TW"/>
         </w:rPr>
-        <w:t>希律、希律家族</w:t>
-      </w:r>
-      <w:r>
-        <w:rPr>
-          <w:lang w:val="zh_TW" w:bidi="zh_TW"/>
-        </w:rPr>
-      </w:r>
-    </w:p>
-    <w:p>
-      <w:pPr/>
-      <w:r>
-        <w:rPr>
-          <w:lang w:val="zh_TW" w:bidi="zh_TW"/>
-        </w:rPr>
-      </w:r>
-      <w:r>
-        <w:rPr>
-          <w:lang w:val="zh_TW" w:bidi="zh_TW"/>
-        </w:rPr>
-        <w:t>希律家族是在新約所記載的歷史事件期間掌權的政治統治者。基督出生時，正值大希律的統治時期。希律的兒子希律安提帕是加利利和比利亞的統治者，耶穌和施洗約翰主要在這些地區進行其大部份事工。正是這位統治者下令將施洗約翰斬首，並在基督去世前審判了祂。希律亞基帕一世是在</w:t>
-      </w:r>
-      <w:hyperlink r:id="rId152">
-        <w:r>
-          <w:rPr>
-            <w:lang w:val="zh_TW" w:bidi="zh_TW"/>
-          </w:rPr>
-          <w:rPr>
-            <w:color w:val="0000EE"/>
-            <w:u w:val="single"/>
-          </w:rPr>
-          <w:t>使徒行傳十二章</w:t>
-        </w:r>
-      </w:hyperlink>
-      <w:r>
-        <w:rPr>
-          <w:lang w:val="zh_TW" w:bidi="zh_TW"/>
-        </w:rPr>
-        <w:t>中教會的迫害者，希律亞基帕二世在保羅前去羅馬，接受凱撒審判之前，聽取保羅的證供（</w:t>
-      </w:r>
-      <w:hyperlink r:id="rId153">
-        <w:r>
-          <w:rPr>
-            <w:lang w:val="zh_TW" w:bidi="zh_TW"/>
-          </w:rPr>
-          <w:rPr>
-            <w:color w:val="0000EE"/>
-            <w:u w:val="single"/>
-          </w:rPr>
-          <w:t>徒26章</w:t>
-        </w:r>
-      </w:hyperlink>
-      <w:r>
-        <w:rPr>
-          <w:lang w:val="zh_TW" w:bidi="zh_TW"/>
-        </w:rPr>
-        <w:t>）。如果不了解希律王朝，就很難正確理解基督身處的時代。</w:t>
-      </w:r>
-    </w:p>
-    <w:p>
-      <w:pPr/>
-      <w:r>
-        <w:rPr>
-          <w:lang w:val="zh_TW" w:bidi="zh_TW"/>
-        </w:rPr>
-      </w:r>
-      <w:r>
-        <w:rPr>
-          <w:lang w:val="zh_TW" w:bidi="zh_TW"/>
-        </w:rPr>
-        <w:t>概述</w:t>
-      </w:r>
-    </w:p>
-    <w:p>
-      <w:pPr/>
-      <w:r>
-        <w:rPr>
-          <w:lang w:val="zh_TW" w:bidi="zh_TW"/>
-        </w:rPr>
-      </w:r>
-      <w:r>
-        <w:rPr>
-          <w:lang w:val="zh_TW" w:bidi="zh_TW"/>
-        </w:rPr>
-        <w:t>• 希律王朝</w:t>
-      </w:r>
-    </w:p>
-    <w:p>
-      <w:pPr/>
-      <w:r>
-        <w:rPr>
-          <w:lang w:val="zh_TW" w:bidi="zh_TW"/>
-        </w:rPr>
-      </w:r>
-      <w:r>
-        <w:rPr>
-          <w:lang w:val="zh_TW" w:bidi="zh_TW"/>
-        </w:rPr>
-        <w:t>• 希律大帝</w:t>
-      </w:r>
-    </w:p>
-    <w:p>
-      <w:pPr/>
-      <w:r>
-        <w:rPr>
-          <w:lang w:val="zh_TW" w:bidi="zh_TW"/>
-        </w:rPr>
-      </w:r>
-      <w:r>
-        <w:rPr>
-          <w:lang w:val="zh_TW" w:bidi="zh_TW"/>
-        </w:rPr>
-        <w:t xml:space="preserve">• </w:t>
-      </w:r>
-      <w:r>
-        <w:rPr>
-          <w:lang w:val="zh_TW" w:bidi="zh_TW"/>
-        </w:rPr>
-        <w:t>亞基老</w:t>
-      </w:r>
-    </w:p>
-    <w:p>
-      <w:pPr/>
-      <w:r>
-        <w:rPr>
-          <w:lang w:val="zh_TW" w:bidi="zh_TW"/>
-        </w:rPr>
-      </w:r>
-      <w:r>
-        <w:rPr>
-          <w:lang w:val="zh_TW" w:bidi="zh_TW"/>
-        </w:rPr>
-        <w:t>• 安提帕</w:t>
-      </w:r>
-    </w:p>
-    <w:p>
-      <w:pPr/>
-      <w:r>
-        <w:rPr>
-          <w:lang w:val="zh_TW" w:bidi="zh_TW"/>
-        </w:rPr>
-      </w:r>
-      <w:r>
-        <w:rPr>
-          <w:lang w:val="zh_TW" w:bidi="zh_TW"/>
-        </w:rPr>
-        <w:t>• 腓力分封王</w:t>
-      </w:r>
-    </w:p>
-    <w:p>
-      <w:pPr/>
-      <w:r>
-        <w:rPr>
-          <w:lang w:val="zh_TW" w:bidi="zh_TW"/>
-        </w:rPr>
-      </w:r>
-      <w:r>
-        <w:rPr>
-          <w:lang w:val="zh_TW" w:bidi="zh_TW"/>
-        </w:rPr>
-        <w:t>• 亞基帕一世</w:t>
-      </w:r>
-    </w:p>
-    <w:p>
-      <w:pPr/>
-      <w:r>
-        <w:rPr>
-          <w:lang w:val="zh_TW" w:bidi="zh_TW"/>
-        </w:rPr>
-      </w:r>
-      <w:r>
-        <w:rPr>
-          <w:lang w:val="zh_TW" w:bidi="zh_TW"/>
-        </w:rPr>
-        <w:t>• 亞基帕二世</w:t>
-      </w:r>
-    </w:p>
-    <w:p>
-      <w:pPr>
-        <w:pStyle w:val="Heading3"/>
-      </w:pPr>
-      <w:r>
-        <w:rPr>
-          <w:lang w:val="zh_TW" w:bidi="zh_TW"/>
-        </w:rPr>
-        <w:t>希律王朝（公元前67–47年）</w:t>
-      </w:r>
-    </w:p>
-    <w:p>
-      <w:pPr/>
-      <w:r>
-        <w:rPr>
-          <w:lang w:val="zh_TW" w:bidi="zh_TW"/>
-        </w:rPr>
-      </w:r>
-      <w:r>
-        <w:rPr>
-          <w:lang w:val="zh_TW" w:bidi="zh_TW"/>
-        </w:rPr>
-        <w:t>希律王朝在哈斯蒙尼（Hasmonean）家族王朝衰落、敘利亞和巴勒斯坦受羅馬統治期間，以及標誌國家衰落的內戰中，開始變得顯赫。我們對希律王朝的了解，大多來自歷史學家約瑟夫的著作：《猶太古史記》和《猶太戰史》。</w:t>
-      </w:r>
-    </w:p>
-    <w:p>
-      <w:pPr>
-        <w:pStyle w:val="Heading3"/>
-      </w:pPr>
-      <w:r>
-        <w:rPr>
-          <w:lang w:val="zh_TW" w:bidi="zh_TW"/>
-        </w:rPr>
-        <w:t>大希律（公元前47–4年）</w:t>
-      </w:r>
-    </w:p>
-    <w:p>
-      <w:pPr>
-        <w:pStyle w:val="Heading4"/>
-      </w:pPr>
-      <w:r>
-        <w:rPr>
-          <w:lang w:val="zh_TW" w:bidi="zh_TW"/>
-        </w:rPr>
-        <w:t>作為加利利的巡撫（公元前47–37年）</w:t>
-      </w:r>
-    </w:p>
-    <w:p>
-      <w:pPr/>
-      <w:r>
-        <w:rPr>
-          <w:lang w:val="zh_TW" w:bidi="zh_TW"/>
-        </w:rPr>
-      </w:r>
-      <w:r>
-        <w:rPr>
-          <w:lang w:val="zh_TW" w:bidi="zh_TW"/>
-        </w:rPr>
-        <w:t>大希律在25歲時成為加利利的巡撫。雖然他因為迅速捕獲並處決盜賊首領以西結（Ezekias），而贏得羅馬和加利利猶太人的尊重，但許爾堪（Hyrcanus）的宮廷中人認為他太過強大，便捉拿他受審判。他獲無罪釋放後，隨即投靠大馬士革的敘利亞巡撫塞克斯圖斯凱撒（Sextus Caesar）。他任命希律為柯里—敘利亞（Coele-Syria）的巡撫，於是他開始參與管理羅馬政府在敘利亞的事務。他在一系列統治者治下，仍然身居此職，成功徵稅和鎮壓各種叛亂。因此，公元前41年，安東尼在屋大維凱撒（Octavius Caesar）的統治下執政時，聽取許爾堪二世的建議，塞克斯圖斯任命希律和法撒伊勒（Phasael）為猶大分封王。</w:t>
-      </w:r>
-    </w:p>
-    <w:p>
-      <w:pPr>
-        <w:pStyle w:val="Heading4"/>
-      </w:pPr>
-      <w:r>
-        <w:rPr>
-          <w:lang w:val="zh_TW" w:bidi="zh_TW"/>
-        </w:rPr>
-        <w:t>作王（公元前37–4年）</w:t>
-      </w:r>
-    </w:p>
-    <w:p>
-      <w:pPr/>
-      <w:r>
-        <w:rPr>
-          <w:lang w:val="zh_TW" w:bidi="zh_TW"/>
-        </w:rPr>
-      </w:r>
-      <w:r>
-        <w:rPr>
-          <w:lang w:val="zh_TW" w:bidi="zh_TW"/>
-        </w:rPr>
-        <w:t>大多數學者將大希律的統治分為三個時期：（1）公元前37年到25年的鞏固時期；（2）公元前25年到13年的繁榮時期；（3）公元前13年到4年的內部動亂時期。</w:t>
-      </w:r>
-    </w:p>
-    <w:p>
-      <w:pPr/>
-      <w:r>
-        <w:rPr>
-          <w:lang w:val="zh_TW" w:bidi="zh_TW"/>
-        </w:rPr>
-      </w:r>
-      <w:r>
-        <w:rPr>
-          <w:lang w:val="zh_TW" w:bidi="zh_TW"/>
-        </w:rPr>
-        <w:t>鞏固時期從他公元前37年即位開始，直到巴巴斯（Babas）的兒子去世為止，他們是哈斯蒙尼家族最後的男性代表。期間，他須面對很多強大勢力。</w:t>
-      </w:r>
-    </w:p>
-    <w:p>
-      <w:pPr/>
-      <w:r>
-        <w:rPr>
-          <w:lang w:val="zh_TW" w:bidi="zh_TW"/>
-        </w:rPr>
-      </w:r>
-      <w:r>
-        <w:rPr>
-          <w:lang w:val="zh_TW" w:bidi="zh_TW"/>
-        </w:rPr>
-        <w:t>第一批反對者就是人民和法利賽人，他們反對他成為以土買人（Idumean）、半個猶太人，以及羅馬人的朋友。反對他的人受盡懲罰，而支持他的人則名成利就。</w:t>
-      </w:r>
-    </w:p>
-    <w:p>
-      <w:pPr/>
-      <w:r>
-        <w:rPr>
-          <w:lang w:val="zh_TW" w:bidi="zh_TW"/>
-        </w:rPr>
-      </w:r>
-      <w:r>
-        <w:rPr>
-          <w:lang w:val="zh_TW" w:bidi="zh_TW"/>
-        </w:rPr>
-        <w:t>第二批反對者是支持安提哥諾斯（Antigonus）的貴族。希律處決了45名最富有的人，沒收財產並充公國有。</w:t>
-      </w:r>
-    </w:p>
-    <w:p>
-      <w:pPr/>
-      <w:r>
-        <w:rPr>
-          <w:lang w:val="zh_TW" w:bidi="zh_TW"/>
-        </w:rPr>
-      </w:r>
-      <w:r>
-        <w:rPr>
-          <w:lang w:val="zh_TW" w:bidi="zh_TW"/>
-        </w:rPr>
-        <w:t>第三批反對者是哈斯蒙尼家族。希律面對的主要難題，是他的岳母亞歷山德拉（Alexandra）。她十分不滿，因為希律沒有任命另一位哈斯蒙尼家族成員，以取代許爾堪擔任大祭司職份，特別是她的兒子阿里斯托布魯斯（Aristobulus）。她寫信給</w:t>
-      </w:r>
-      <w:r>
-        <w:rPr>
-          <w:lang w:val="zh_TW" w:bidi="zh_TW"/>
-        </w:rPr>
-        <w:t>克麗奧佩特拉（</w:t>
-      </w:r>
-      <w:r>
-        <w:rPr>
-          <w:lang w:val="zh_TW" w:bidi="zh_TW"/>
-        </w:rPr>
-        <w:t>Cleopatra</w:t>
+        <w:t>希羅底</w:t>
+      </w:r>
+      <w:r>
+        <w:rPr>
+          <w:lang w:val="zh_TW" w:bidi="zh_TW"/>
+        </w:rPr>
+      </w:r>
+    </w:p>
+    <w:p>
+      <w:pPr/>
+      <w:r>
+        <w:rPr>
+          <w:lang w:val="zh_TW" w:bidi="zh_TW"/>
+        </w:rPr>
+      </w:r>
+      <w:r>
+        <w:rPr>
+          <w:lang w:val="zh_TW" w:bidi="zh_TW"/>
+        </w:rPr>
+        <w:t>大希律和貝日麗斯（Berenice）的兒子亞里斯托布魯斯</w:t>
+      </w:r>
+      <w:r>
+        <w:rPr>
+          <w:lang w:val="zh_TW" w:bidi="zh_TW"/>
+        </w:rPr>
+        <w:t>（</w:t>
+      </w:r>
+      <w:r>
+        <w:rPr>
+          <w:lang w:val="zh_TW" w:bidi="zh_TW"/>
+        </w:rPr>
+        <w:t>Aristobulus</w:t>
       </w:r>
       <w:r>
         <w:rPr>
@@ -6705,280 +8198,46 @@
         <w:rPr>
           <w:lang w:val="zh_TW" w:bidi="zh_TW"/>
         </w:rPr>
-        <w:t>，請她慫恿安東尼，迫使希律撤換已任命的大祭司阿納內爾（Ananel），並由阿里斯托布魯斯取而代之。最終希律不堪壓力，在住棚節慶祝結束後，設計使阿里斯托布魯斯遇溺身亡，並使之看似意外。希律用鎖鏈鎖住亞歷山德拉，又派人看守她，以免她再帶來麻煩。</w:t>
-      </w:r>
-    </w:p>
-    <w:p>
-      <w:pPr/>
-      <w:r>
-        <w:rPr>
-          <w:lang w:val="zh_TW" w:bidi="zh_TW"/>
-        </w:rPr>
-      </w:r>
-      <w:r>
-        <w:rPr>
-          <w:lang w:val="zh_TW" w:bidi="zh_TW"/>
-        </w:rPr>
-        <w:t>希律的第四個反對者是克麗奧佩特拉。當安東尼與屋大維爆發內戰時，希律想要幫助安東尼；但克麗奧佩特拉說服安東尼，讓希律與未有向她進貢的阿拉伯王馬勒古（Malchus）揮戈。她看到希律將要獲勝時，就命令她的軍隊幫助馬勒古，希望削弱雙方勢力直至崩潰，以便她一石二鳥。公元前31年，希律的領地發生一場如同災難的地震，他擊敗了阿拉伯人，重返家園。不久後，在公元前31年9月2日，屋大維在亞克興（Actium）海戰中擊敗安東尼，安東尼和克麗奧佩特拉雙雙自殺。</w:t>
-      </w:r>
-    </w:p>
-    <w:p>
-      <w:pPr/>
-      <w:r>
-        <w:rPr>
-          <w:lang w:val="zh_TW" w:bidi="zh_TW"/>
-        </w:rPr>
-      </w:r>
-      <w:r>
-        <w:rPr>
-          <w:lang w:val="zh_TW" w:bidi="zh_TW"/>
-        </w:rPr>
-        <w:t>希律統治的第二個時期是繁榮期（公元前25–14年），雖是輝煌和享樂的時期，但偶爾也會被動亂所打斷。根據約瑟夫記載，希律最崇高的成就，是始於公元前20/19年（猶太古史記 15.8.1），重建耶路撒冷的聖殿。拉比文獻稱：「未見過希律所建聖殿的人，就如未見過美麗的建築」（巴比倫塔木德：</w:t>
-      </w:r>
-      <w:r>
-        <w:rPr>
-          <w:i/>
-          <w:lang w:val="zh_TW" w:bidi="zh_TW"/>
-        </w:rPr>
-        <w:t>Baba Bathra</w:t>
-      </w:r>
-      <w:r>
-        <w:rPr>
-          <w:lang w:val="zh_TW" w:bidi="zh_TW"/>
-        </w:rPr>
-        <w:t xml:space="preserve"> 4a）。在此之前，他也建造了劇院、圓形劇場和人馬競技場。公元前24年，希律為自己建造了一座皇家宮殿，並建造或重建了大量堡壘和異教神廟，包括斯特拉托塔（Strato’s Tower），後來正名為凱撒利亞。</w:t>
-      </w:r>
-    </w:p>
-    <w:p>
-      <w:pPr/>
-      <w:r>
-        <w:rPr>
-          <w:lang w:val="zh_TW" w:bidi="zh_TW"/>
-        </w:rPr>
-      </w:r>
-      <w:r>
-        <w:rPr>
-          <w:lang w:val="zh_TW" w:bidi="zh_TW"/>
-        </w:rPr>
-        <w:t>這段時間，他對文化產生極大的興趣，並聚集了專研希臘文學和藝術的哲士。希臘修辭學家獲任命，成為國家最高職位，其中一位是大馬士革的尼古拉（Nicolas of Damascus），他是希律的哲學、修辭和歷史導師和顧問。在公元前24年末，他娶了瑪利暗（Mariamne），著名耶路撒冷祭司西門的女兒（下稱瑪利暗二世）。</w:t>
-      </w:r>
-    </w:p>
-    <w:p>
-      <w:pPr/>
-      <w:r>
-        <w:rPr>
-          <w:lang w:val="zh_TW" w:bidi="zh_TW"/>
-        </w:rPr>
-      </w:r>
-      <w:r>
-        <w:rPr>
-          <w:lang w:val="zh_TW" w:bidi="zh_TW"/>
-        </w:rPr>
-        <w:t>期間，希律的統治深受人民愛戴。然而，他們對兩件事情感到不滿。首先，他引入五年一度的競技比賽，以此榮耀凱撒，違反猶太法律；其次，他建造劇院和競技場。除了少數特權人士外，臣民都須要宣誓效忠。此外，因害怕叛亂，他不允許自由集會。儘管如此，他採取懷柔政策，兩次減稅來籠絡人心（在公元前14年，他將稅務減少了四分之一）。</w:t>
-      </w:r>
-    </w:p>
-    <w:p>
-      <w:pPr/>
-      <w:r>
-        <w:rPr>
-          <w:lang w:val="zh_TW" w:bidi="zh_TW"/>
-        </w:rPr>
-      </w:r>
-      <w:r>
-        <w:rPr>
-          <w:lang w:val="zh_TW" w:bidi="zh_TW"/>
-        </w:rPr>
-        <w:t>希律統治的第三個時期，顯然受到國內動亂的影響（公元前13–4年）。此時他已經娶了十位妻子。他的第一任妻子多利斯（Doris）只有一個兒子，名為安提帕特（Antipater）。他在娶瑪利暗一世時，休掉多利斯和放棄安提帕特，只允許他們在節日期間到訪耶路撒冷。他在公元前37年娶了瑪利暗一世，她是許爾堪的孫女，有兩個女兒和三個兒子。最小的兒子在羅馬去世，其餘兩個兒子在希律的統治中扮演了重要角色。在公元前24年末，他娶了第三任妻子瑪利暗二世，生了一個孩子，名為希律（腓力）。他的第四任妻子馬爾他斯（Malthace）是撒馬利亞人，育有兩個兒子，亞基老和安提帕。他的第五任妻子耶路撒冷的克麗奧佩特拉，是分封王腓力的母親。其餘五位妻子中，只有帕拉斯（Pallas）、法拉（Phaedra）和阿巴斯（Elpsis）為人所知，而她們不是這段歷史時期的重要角色。</w:t>
-      </w:r>
-    </w:p>
-    <w:p>
-      <w:pPr/>
-      <w:r>
-        <w:rPr>
-          <w:lang w:val="zh_TW" w:bidi="zh_TW"/>
-        </w:rPr>
-      </w:r>
-      <w:r>
-        <w:rPr>
-          <w:lang w:val="zh_TW" w:bidi="zh_TW"/>
-        </w:rPr>
-        <w:t>亞歷山大和阿里斯托布魯斯，就是瑪利暗一世的兒子，是她的心肝寶貝。在他們各自結婚不久，希律家族內部的鬧劇便開始。希律的妹妹撒羅米和阿里斯托布魯斯的妻子貝勒尼基（Berenice）的母親，憎恨這兩個兒子，主要因為她想將他們的地位給予自己的兒子。希律決定召回被流放的兒子安提帕特，藉此讓亞歷山大和阿里斯托布魯斯知道，他有另一位王位繼承人。安提帕特便想到可以利用這個情況，設法獲得夢寐以求的王位。最終，品行欠佳的拉克代蒙的歐律克勒斯（Eurycles from Lacedaemon）自作主張，挑撥父王與兩個兒子之間的關係。不久，又有其他滋事者加入歐律克勒斯的行列。希律耐心耗盡，將亞歷山大和阿里斯托布魯斯關進監牢，任命安提帕特為繼承人。</w:t>
-      </w:r>
-    </w:p>
-    <w:p>
-      <w:pPr/>
-      <w:r>
-        <w:rPr>
-          <w:lang w:val="zh_TW" w:bidi="zh_TW"/>
-        </w:rPr>
-      </w:r>
-      <w:r>
-        <w:rPr>
-          <w:lang w:val="zh_TW" w:bidi="zh_TW"/>
-        </w:rPr>
-        <w:t>為了謀朝篡位，安提帕特企圖毒死希律，這個陰謀卻以失敗告終，因為希律的兄弟費羅拉斯（Pheroras）誤喝毒藥。希律將安提帕特關進監獄，並將此事報告給皇帝（約公元前5年）。此時希律患了絕症，立下了一份新遺囑，繞過了他的長子亞基老和腓力，因為安提帕特危言聳聽，使希律厭惡他們二人。他最終選擇了最小的兒子安提帕，作為唯一的繼承人。</w:t>
-      </w:r>
-    </w:p>
-    <w:p>
-      <w:pPr/>
-      <w:r>
-        <w:rPr>
-          <w:lang w:val="zh_TW" w:bidi="zh_TW"/>
-        </w:rPr>
-      </w:r>
-      <w:r>
-        <w:rPr>
-          <w:lang w:val="zh_TW" w:bidi="zh_TW"/>
-        </w:rPr>
-        <w:t>就在這段時間，博士來到猶大，尋找猶太人的新生王。希律指示他們，找到這個孩子就要向他報告其下落。博士卻在夢中得到警告，沒有照辦，而是從另一條路返回家鄉。因為希律打算殺死耶穌，神警告約瑟逃往埃及，約瑟於是帶著家人離開伯利恆。不久，希律就下令，將伯利恆所有兩歲或以下的男孩趕盡殺絕。</w:t>
-      </w:r>
-    </w:p>
-    <w:p>
-      <w:pPr/>
-      <w:r>
-        <w:rPr>
-          <w:lang w:val="zh_TW" w:bidi="zh_TW"/>
-        </w:rPr>
-      </w:r>
-      <w:r>
-        <w:rPr>
-          <w:lang w:val="zh_TW" w:bidi="zh_TW"/>
-        </w:rPr>
-        <w:t>希律身患重病，病情每況愈下。在得到羅馬政府許可，允許處決安提帕特時，他便立即執行。他再次修改遺囑，讓亞基老成為猶大、以土買和撒馬利亞的分封王，安提帕成為加利利和比利亞的分封王，腓力成為加利利東方地區的分封王。在安提帕特被處決的第五天，希律於公元前4年的春天在耶利哥去世。人們都擁戴新王亞基老。</w:t>
-      </w:r>
-    </w:p>
-    <w:p>
-      <w:pPr>
-        <w:pStyle w:val="Heading3"/>
-      </w:pPr>
-      <w:r>
-        <w:rPr>
-          <w:lang w:val="zh_TW" w:bidi="zh_TW"/>
-        </w:rPr>
-        <w:t>亞基老（公元前4年–公元6年）</w:t>
-      </w:r>
-    </w:p>
-    <w:p>
-      <w:pPr/>
-      <w:r>
-        <w:rPr>
-          <w:lang w:val="zh_TW" w:bidi="zh_TW"/>
-        </w:rPr>
-      </w:r>
-      <w:r>
-        <w:rPr>
-          <w:lang w:val="zh_TW" w:bidi="zh_TW"/>
-        </w:rPr>
-        <w:t>亞基老生於公元前22年，是大希律和馬爾他斯（撒馬利亞人）的兒子。亞基老一生面對林林總總的問題。他曾鎮壓一場因報復所致的革命，因為其父希律曾經殺人；亞基老在鎮壓期間，殺了三千人，因此，他的統治在開始時已經並不順利。在公元前4年的五旬節，另一場叛亂爆發，持續了大約兩個半月，期間聖殿的柱廊被焚燒，庫房被羅馬人掠奪。這場動亂蔓延到猶大的鄉村，波及加利利和比利亞。</w:t>
-      </w:r>
-    </w:p>
-    <w:p>
-      <w:pPr/>
-      <w:r>
-        <w:rPr>
-          <w:lang w:val="zh_TW" w:bidi="zh_TW"/>
-        </w:rPr>
-      </w:r>
-      <w:r>
-        <w:rPr>
-          <w:lang w:val="zh_TW" w:bidi="zh_TW"/>
-        </w:rPr>
-        <w:t>亞基老以強硬手段對待猶太人和撒瑪利亞人（</w:t>
-      </w:r>
-      <w:r>
-        <w:rPr>
-          <w:i/>
-          <w:lang w:val="zh_TW" w:bidi="zh_TW"/>
-        </w:rPr>
-        <w:t>猶太戰史</w:t>
-      </w:r>
-      <w:r>
-        <w:rPr>
-          <w:lang w:val="zh_TW" w:bidi="zh_TW"/>
-        </w:rPr>
-        <w:t xml:space="preserve"> 2.7.3），福音書對此加以證實。當約瑟從逃往埃及，返回時得知亞基老正在統治猶大時，他害怕前去，又蒙神警告阻止；於是他帶著嬰兒耶穌去了加利利（</w:t>
-      </w:r>
-      <w:hyperlink r:id="rId154">
-        <w:r>
-          <w:rPr>
-            <w:lang w:val="zh_TW" w:bidi="zh_TW"/>
-          </w:rPr>
-          <w:rPr>
-            <w:color w:val="0000EE"/>
-            <w:u w:val="single"/>
-          </w:rPr>
-          <w:t>太2:22</w:t>
-        </w:r>
-      </w:hyperlink>
-      <w:r>
-        <w:rPr>
-          <w:lang w:val="zh_TW" w:bidi="zh_TW"/>
-        </w:rPr>
-        <w:t>）。</w:t>
-      </w:r>
-    </w:p>
-    <w:p>
-      <w:pPr/>
-      <w:r>
-        <w:rPr>
-          <w:lang w:val="zh_TW" w:bidi="zh_TW"/>
-        </w:rPr>
-      </w:r>
-      <w:r>
-        <w:rPr>
-          <w:lang w:val="zh_TW" w:bidi="zh_TW"/>
-        </w:rPr>
-        <w:t>亞基老的暴政，最終導致猶太人和撒瑪利亞人派代表團到羅馬，正式向奧古斯都投訴。有趣的是，猶太人和撒馬利亞人本屬死敵，竟能在此事上合作，充份顯示出亞基老暴政的嚴苛程度。安提帕和腓力相繼前往羅馬投訴他，大概是不滿他作為巴勒斯坦的羅馬代表，卻毫無建樹。因此在公元6年，亞基老被罷黜，流放到高盧的維也納（現代的羅納河〔Rhône〕上的維埃納〔Vienne〕，里昂的南方）。安提帕和腓力獲羅馬政府允許，繼續他們各自的統治，而亞基老的領土被削權，降格為由總督或地方長官統治的省份。</w:t>
-      </w:r>
-    </w:p>
-    <w:p>
-      <w:pPr>
-        <w:pStyle w:val="Heading3"/>
-      </w:pPr>
-      <w:r>
-        <w:rPr>
-          <w:lang w:val="zh_TW" w:bidi="zh_TW"/>
-        </w:rPr>
-        <w:t>安提帕（公元前4年–公元39年）</w:t>
-      </w:r>
-    </w:p>
-    <w:p>
-      <w:pPr/>
-      <w:r>
-        <w:rPr>
-          <w:lang w:val="zh_TW" w:bidi="zh_TW"/>
-        </w:rPr>
-      </w:r>
-      <w:r>
-        <w:rPr>
-          <w:lang w:val="zh_TW" w:bidi="zh_TW"/>
-        </w:rPr>
-        <w:t>安提帕是亞基老的弟弟，出生於公元前20年。他是在新約出現次數最多的希律黨人，因他統治加利利和比利亞，耶穌和施洗約翰主要在這兩個地方開展事工。</w:t>
-      </w:r>
-    </w:p>
-    <w:p>
-      <w:pPr/>
-      <w:r>
-        <w:rPr>
-          <w:lang w:val="zh_TW" w:bidi="zh_TW"/>
-        </w:rPr>
-      </w:r>
-      <w:r>
-        <w:rPr>
-          <w:lang w:val="zh_TW" w:bidi="zh_TW"/>
-        </w:rPr>
-        <w:t>安提帕的領地在公元前4年五旬節開始發生叛變，因而陷入混亂。他即位後著手恢復秩序，重建被摧毀的部份，效仿他的父親大希律，建立了多個城市。賽弗里（Sepphoris）是他的第一個項目；它是加利利最大的城市，也是他的首都城市，直到他後來建造了提比哩亞。由於拿撒勒距離賽弗里的東南面只有四英里（6.4公里），因此，馬利亞的丈夫約瑟很可能受僱作為木匠（</w:t>
-      </w:r>
-      <w:hyperlink r:id="rId24">
-        <w:r>
-          <w:rPr>
-            <w:lang w:val="zh_TW" w:bidi="zh_TW"/>
-          </w:rPr>
-          <w:rPr>
-            <w:color w:val="0000EE"/>
-            <w:u w:val="single"/>
-          </w:rPr>
-          <w:t>太13:55</w:t>
+        <w:t>的女兒。生於公元前9至7年間，她的哥哥是希律王亞基帕一世。在公元前6年，當她還是一個嬰兒時，她就被她的祖父大希律許配給他自己和瑪利暗二世（Mariamne II）所生的希律腓力（Herod Philip）。希羅底是撒羅米的母親，撒羅米生於公元15至19年間。</w:t>
+      </w:r>
+    </w:p>
+    <w:p>
+      <w:pPr/>
+      <w:r>
+        <w:rPr>
+          <w:lang w:val="zh_TW" w:bidi="zh_TW"/>
+        </w:rPr>
+      </w:r>
+      <w:r>
+        <w:rPr>
+          <w:lang w:val="zh_TW" w:bidi="zh_TW"/>
+        </w:rPr>
+        <w:t>希羅底和希律腓力住在猶大的海岸，可能在亞鎖都（Azotus）或凱撒利亞。公元29年，希律安提帕在前往羅馬的途中拜訪了希羅底（他的侄女）的住所。他們互相吸引，希羅底同意嫁給他，條件是他必須休掉他現在的妻子，即亞哩達四世（Aretas IV）——佩特拉的納巴泰王（the Nebatean king of Petra）——的女兒，。希羅底作為哈斯蒙尼家族的一員，不想與阿拉伯人，就是哈斯蒙尼家族的世仇共享家園。當亞哩達的女兒得知這個陰謀時，她秘密逃回她的父親那裡，希羅底和安提帕旋即結婚。這一事件是安提帕和亞哩達之間敵視彼此之始，最終導致亞哩達在公元36年對安提帕的戰爭中，擊敗了他。</w:t>
+      </w:r>
+    </w:p>
+    <w:p>
+      <w:pPr/>
+      <w:r>
+        <w:rPr>
+          <w:lang w:val="zh_TW" w:bidi="zh_TW"/>
+        </w:rPr>
+      </w:r>
+      <w:r>
+        <w:rPr>
+          <w:lang w:val="zh_TW" w:bidi="zh_TW"/>
+        </w:rPr>
+        <w:t>施洗約翰公開譴責這段婚姻（</w:t>
+      </w:r>
+      <w:hyperlink r:id="rId161">
+        <w:r>
+          <w:rPr>
+            <w:lang w:val="zh_TW" w:bidi="zh_TW"/>
+          </w:rPr>
+          <w:rPr>
+            <w:color w:val="0000EE"/>
+            <w:u w:val="single"/>
+          </w:rPr>
+          <w:t>太14:3–12</w:t>
         </w:r>
       </w:hyperlink>
       <w:r>
@@ -6987,62 +8246,16 @@
         </w:rPr>
         <w:t>；</w:t>
       </w:r>
-      <w:hyperlink r:id="rId25">
-        <w:r>
-          <w:rPr>
-            <w:lang w:val="zh_TW" w:bidi="zh_TW"/>
-          </w:rPr>
-          <w:rPr>
-            <w:color w:val="0000EE"/>
-            <w:u w:val="single"/>
-          </w:rPr>
-          <w:t>可6:3</w:t>
-        </w:r>
-      </w:hyperlink>
-      <w:r>
-        <w:rPr>
-          <w:lang w:val="zh_TW" w:bidi="zh_TW"/>
-        </w:rPr>
-        <w:t>），幫助那城市的重建工作。</w:t>
-      </w:r>
-    </w:p>
-    <w:p>
-      <w:pPr/>
-      <w:r>
-        <w:rPr>
-          <w:lang w:val="zh_TW" w:bidi="zh_TW"/>
-        </w:rPr>
-      </w:r>
-      <w:r>
-        <w:rPr>
-          <w:lang w:val="zh_TW" w:bidi="zh_TW"/>
-        </w:rPr>
-        <w:t>在希律家族建造的12座城市中，提比哩亞是最重要的。這是猶太歷史上第一個以希臘城邦市政框架建立的城市，為了紀念當時的皇帝提庇留（Tiberius）而建造的。在建造過程中，有一個墓地受到破壞，於是提比哩亞被猶太人視為不潔。安提帕向願意搬入城市居住的人，提供免費房屋、土地，以及首幾年免稅優惠。工程在公元23年竣工，安提帕視之為首都。</w:t>
-      </w:r>
-    </w:p>
-    <w:p>
-      <w:pPr/>
-      <w:r>
-        <w:rPr>
-          <w:lang w:val="zh_TW" w:bidi="zh_TW"/>
-        </w:rPr>
-      </w:r>
-      <w:r>
-        <w:rPr>
-          <w:lang w:val="zh_TW" w:bidi="zh_TW"/>
-        </w:rPr>
-        <w:t>在基督教世界中，安提帕最為人所知的事件，是他將施洗約翰斬首（</w:t>
-      </w:r>
-      <w:hyperlink r:id="rId155">
-        <w:r>
-          <w:rPr>
-            <w:lang w:val="zh_TW" w:bidi="zh_TW"/>
-          </w:rPr>
-          <w:rPr>
-            <w:color w:val="0000EE"/>
-            <w:u w:val="single"/>
-          </w:rPr>
-          <w:t>太14:3–12</w:t>
+      <w:hyperlink r:id="rId162">
+        <w:r>
+          <w:rPr>
+            <w:lang w:val="zh_TW" w:bidi="zh_TW"/>
+          </w:rPr>
+          <w:rPr>
+            <w:color w:val="0000EE"/>
+            <w:u w:val="single"/>
+          </w:rPr>
+          <w:t>可6:17–29</w:t>
         </w:r>
       </w:hyperlink>
       <w:r>
@@ -7051,16 +8264,70 @@
         </w:rPr>
         <w:t>；</w:t>
       </w:r>
-      <w:hyperlink r:id="rId156">
-        <w:r>
-          <w:rPr>
-            <w:lang w:val="zh_TW" w:bidi="zh_TW"/>
-          </w:rPr>
-          <w:rPr>
-            <w:color w:val="0000EE"/>
-            <w:u w:val="single"/>
-          </w:rPr>
-          <w:t>可6:17–29</w:t>
+      <w:hyperlink r:id="rId163">
+        <w:r>
+          <w:rPr>
+            <w:lang w:val="zh_TW" w:bidi="zh_TW"/>
+          </w:rPr>
+          <w:rPr>
+            <w:color w:val="0000EE"/>
+            <w:u w:val="single"/>
+          </w:rPr>
+          <w:t>路3:19–20</w:t>
+        </w:r>
+      </w:hyperlink>
+      <w:r>
+        <w:rPr>
+          <w:lang w:val="zh_TW" w:bidi="zh_TW"/>
+        </w:rPr>
+        <w:t>），因為猶太律法禁止與兄弟的妻子結婚（</w:t>
+      </w:r>
+      <w:hyperlink r:id="rId164">
+        <w:r>
+          <w:rPr>
+            <w:lang w:val="zh_TW" w:bidi="zh_TW"/>
+          </w:rPr>
+          <w:rPr>
+            <w:color w:val="0000EE"/>
+            <w:u w:val="single"/>
+          </w:rPr>
+          <w:t>利18:16</w:t>
+        </w:r>
+      </w:hyperlink>
+      <w:r>
+        <w:rPr>
+          <w:lang w:val="zh_TW" w:bidi="zh_TW"/>
+        </w:rPr>
+        <w:t>，</w:t>
+      </w:r>
+      <w:hyperlink r:id="rId165">
+        <w:r>
+          <w:rPr>
+            <w:lang w:val="zh_TW" w:bidi="zh_TW"/>
+          </w:rPr>
+          <w:rPr>
+            <w:color w:val="0000EE"/>
+            <w:u w:val="single"/>
+          </w:rPr>
+          <w:t>20:21</w:t>
+        </w:r>
+      </w:hyperlink>
+      <w:r>
+        <w:rPr>
+          <w:lang w:val="zh_TW" w:bidi="zh_TW"/>
+        </w:rPr>
+        <w:t>），除非是為了給已故無嗣的兄弟留下後代而進行的娶寡嫂婚（levirate marriage，</w:t>
+      </w:r>
+      <w:hyperlink r:id="rId166">
+        <w:r>
+          <w:rPr>
+            <w:lang w:val="zh_TW" w:bidi="zh_TW"/>
+          </w:rPr>
+          <w:rPr>
+            <w:color w:val="0000EE"/>
+            <w:u w:val="single"/>
+          </w:rPr>
+          <w:t>申25:5</w:t>
         </w:r>
       </w:hyperlink>
       <w:r>
@@ -7069,1274 +8336,7 @@
         </w:rPr>
         <w:t>；</w:t>
       </w:r>
-      <w:hyperlink r:id="rId157">
-        <w:r>
-          <w:rPr>
-            <w:lang w:val="zh_TW" w:bidi="zh_TW"/>
-          </w:rPr>
-          <w:rPr>
-            <w:color w:val="0000EE"/>
-            <w:u w:val="single"/>
-          </w:rPr>
-          <w:t>路3:19–20</w:t>
-        </w:r>
-      </w:hyperlink>
-      <w:r>
-        <w:rPr>
-          <w:lang w:val="zh_TW" w:bidi="zh_TW"/>
-        </w:rPr>
-        <w:t>；猶太古史記 18.5.2.116–119）。施洗約翰被斬首，是由一連串錯綜複雜串的家族事件所致。安提帕娶了亞哩達四世（Aretas IV）的女兒（名字不詳）。亞哩達四世是拿巴提人的王，奧古斯都可能鼓勵二人成婚，因為他主張以政治婚姻建立外交關係，穩定時勢。</w:t>
-      </w:r>
-    </w:p>
-    <w:p>
-      <w:pPr/>
-      <w:r>
-        <w:rPr>
-          <w:lang w:val="zh_TW" w:bidi="zh_TW"/>
-        </w:rPr>
-      </w:r>
-      <w:r>
-        <w:rPr>
-          <w:lang w:val="zh_TW" w:bidi="zh_TW"/>
-        </w:rPr>
-        <w:t>大約在公元29年，安提帕前往羅馬旅行，途中探望他同父異母的兄弟希律腓力，腓力可能住在巴勒斯坦的沿海城市。安提帕愛上了希羅底，即腓力的妻子，她也是安提帕的姪女。希羅底很想成為分封王的妻子，同意在安提帕從羅馬回來後嫁給他，前提是他必須放棄與亞哩達女兒的政治婚盟，安提帕同意。亞哩達的女兒知道這件事後，便逃到父親那裡。此事不僅破壞了二人的政治婚盟，也是個人層面上的侮辱，因此導致亞哩達的報復。</w:t>
-      </w:r>
-    </w:p>
-    <w:p>
-      <w:pPr/>
-      <w:r>
-        <w:rPr>
-          <w:lang w:val="zh_TW" w:bidi="zh_TW"/>
-        </w:rPr>
-      </w:r>
-      <w:r>
-        <w:rPr>
-          <w:lang w:val="zh_TW" w:bidi="zh_TW"/>
-        </w:rPr>
-        <w:t>安提帕和希羅底的婚姻顯然違反了摩西律法：禁止與兄弟的妻子結婚（</w:t>
-      </w:r>
-      <w:hyperlink r:id="rId158">
-        <w:r>
-          <w:rPr>
-            <w:lang w:val="zh_TW" w:bidi="zh_TW"/>
-          </w:rPr>
-          <w:rPr>
-            <w:color w:val="0000EE"/>
-            <w:u w:val="single"/>
-          </w:rPr>
-          <w:t>利18:16</w:t>
-        </w:r>
-      </w:hyperlink>
-      <w:r>
-        <w:rPr>
-          <w:lang w:val="zh_TW" w:bidi="zh_TW"/>
-        </w:rPr>
-        <w:t>，</w:t>
-      </w:r>
-      <w:hyperlink r:id="rId159">
-        <w:r>
-          <w:rPr>
-            <w:lang w:val="zh_TW" w:bidi="zh_TW"/>
-          </w:rPr>
-          <w:rPr>
-            <w:color w:val="0000EE"/>
-            <w:u w:val="single"/>
-          </w:rPr>
-          <w:t>20:21</w:t>
-        </w:r>
-      </w:hyperlink>
-      <w:r>
-        <w:rPr>
-          <w:lang w:val="zh_TW" w:bidi="zh_TW"/>
-        </w:rPr>
-        <w:t>），除非是為了讓已故無子的兄弟留下子嗣而進行娶寡嫂婚（levirate marriage，</w:t>
-      </w:r>
-      <w:hyperlink r:id="rId160">
-        <w:r>
-          <w:rPr>
-            <w:lang w:val="zh_TW" w:bidi="zh_TW"/>
-          </w:rPr>
-          <w:rPr>
-            <w:color w:val="0000EE"/>
-            <w:u w:val="single"/>
-          </w:rPr>
-          <w:t>申25:5</w:t>
-        </w:r>
-      </w:hyperlink>
-      <w:r>
-        <w:rPr>
-          <w:lang w:val="zh_TW" w:bidi="zh_TW"/>
-        </w:rPr>
-        <w:t>；</w:t>
-      </w:r>
-      <w:hyperlink r:id="rId161">
-        <w:r>
-          <w:rPr>
-            <w:lang w:val="zh_TW" w:bidi="zh_TW"/>
-          </w:rPr>
-          <w:rPr>
-            <w:color w:val="0000EE"/>
-            <w:u w:val="single"/>
-          </w:rPr>
-          <w:t>可12:19</w:t>
-        </w:r>
-      </w:hyperlink>
-      <w:r>
-        <w:rPr>
-          <w:lang w:val="zh_TW" w:bidi="zh_TW"/>
-        </w:rPr>
-        <w:t>）。在這次情況中，腓力不僅有一個孩子撒羅米，而且腓力本人仍然活著。施洗約翰極力反對這個情況，安提帕因此將他下到監獄。希羅底對施洗約翰的指責演變成深仇大恨，囚禁他當然不能撲熄她的烈怒。她於是找到合適的時機，就是安提帕的生日，在比利亞的馬卡魯斯策劃了一場宴會。當她的女兒撒羅米為王跳舞時，安提帕衝動發誓，會應允她的要求，甚至是他王國的一半。王便答應撒羅米母親的要求，將施洗約翰的頭放在盤子上。安提帕立刻為自己草率承諾而後悔莫及，但為了在下屬面前保住面子，於是無奈同意這個要求。於是，約翰的事工在公元31或32年左右結束。</w:t>
-      </w:r>
-    </w:p>
-    <w:p>
-      <w:pPr/>
-      <w:r>
-        <w:rPr>
-          <w:lang w:val="zh_TW" w:bidi="zh_TW"/>
-        </w:rPr>
-      </w:r>
-      <w:r>
-        <w:rPr>
-          <w:lang w:val="zh_TW" w:bidi="zh_TW"/>
-        </w:rPr>
-        <w:t>在福音書中，有三個特別時刻，同時提及安提帕和耶穌。</w:t>
-      </w:r>
-    </w:p>
-    <w:p>
-      <w:pPr/>
-      <w:r>
-        <w:rPr>
-          <w:lang w:val="zh_TW" w:bidi="zh_TW"/>
-        </w:rPr>
-      </w:r>
-      <w:r>
-        <w:rPr>
-          <w:lang w:val="zh_TW" w:bidi="zh_TW"/>
-        </w:rPr>
-        <w:t>在耶穌的事工早期，安提帕聽到祂的事蹟，並可能語帶諷刺評論：耶穌是施洗約翰復活了（</w:t>
-      </w:r>
-      <w:hyperlink r:id="rId162">
-        <w:r>
-          <w:rPr>
-            <w:lang w:val="zh_TW" w:bidi="zh_TW"/>
-          </w:rPr>
-          <w:rPr>
-            <w:color w:val="0000EE"/>
-            <w:u w:val="single"/>
-          </w:rPr>
-          <w:t>太14:1–2</w:t>
-        </w:r>
-      </w:hyperlink>
-      <w:r>
-        <w:rPr>
-          <w:lang w:val="zh_TW" w:bidi="zh_TW"/>
-        </w:rPr>
-        <w:t>；</w:t>
-      </w:r>
-      <w:hyperlink r:id="rId163">
-        <w:r>
-          <w:rPr>
-            <w:lang w:val="zh_TW" w:bidi="zh_TW"/>
-          </w:rPr>
-          <w:rPr>
-            <w:color w:val="0000EE"/>
-            <w:u w:val="single"/>
-          </w:rPr>
-          <w:t>可6:14–16</w:t>
-        </w:r>
-      </w:hyperlink>
-      <w:r>
-        <w:rPr>
-          <w:lang w:val="zh_TW" w:bidi="zh_TW"/>
-        </w:rPr>
-        <w:t>；</w:t>
-      </w:r>
-      <w:hyperlink r:id="rId164">
-        <w:r>
-          <w:rPr>
-            <w:lang w:val="zh_TW" w:bidi="zh_TW"/>
-          </w:rPr>
-          <w:rPr>
-            <w:color w:val="0000EE"/>
-            <w:u w:val="single"/>
-          </w:rPr>
-          <w:t>路9:7–9</w:t>
-        </w:r>
-      </w:hyperlink>
-      <w:r>
-        <w:rPr>
-          <w:lang w:val="zh_TW" w:bidi="zh_TW"/>
-        </w:rPr>
-        <w:t>）。對安提帕來說，顯然耶穌的事工比約翰的更為出色，但因為害怕再次引起人民反感，所以不擬使用武力來促成會面。最終，耶穌從安提帕的領地撤退，兩人未能相會。</w:t>
-      </w:r>
-    </w:p>
-    <w:p>
-      <w:pPr/>
-      <w:r>
-        <w:rPr>
-          <w:lang w:val="zh_TW" w:bidi="zh_TW"/>
-        </w:rPr>
-      </w:r>
-      <w:r>
-        <w:rPr>
-          <w:lang w:val="zh_TW" w:bidi="zh_TW"/>
-        </w:rPr>
-        <w:t>後來，隨著耶穌越來越受民眾愛戴，安提帕認為這是對自己權力的潛在威脅，便威脅殺死耶穌。因此，在耶穌最後一次前往耶路撒冷的旅程中，有些法利賽人警告他應該離開安提帕的領地以保安全（</w:t>
-      </w:r>
-      <w:hyperlink r:id="rId165">
-        <w:r>
-          <w:rPr>
-            <w:lang w:val="zh_TW" w:bidi="zh_TW"/>
-          </w:rPr>
-          <w:rPr>
-            <w:color w:val="0000EE"/>
-            <w:u w:val="single"/>
-          </w:rPr>
-          <w:t>路13:31–33</w:t>
-        </w:r>
-      </w:hyperlink>
-      <w:r>
-        <w:rPr>
-          <w:lang w:val="zh_TW" w:bidi="zh_TW"/>
-        </w:rPr>
-        <w:t>）。耶穌回應「那隻狐狸」說，他將繼續醫治和趕鬼的事工，維持一段時間；完成後，將前往耶路撒冷接受死亡。獅子和狐狸在古代文學中經常用作對比，耶穌基督是猶大的獅子，不會被狡猾的懦夫安提帕所脅迫。</w:t>
-      </w:r>
-    </w:p>
-    <w:p>
-      <w:pPr/>
-      <w:r>
-        <w:rPr>
-          <w:lang w:val="zh_TW" w:bidi="zh_TW"/>
-        </w:rPr>
-      </w:r>
-      <w:r>
-        <w:rPr>
-          <w:lang w:val="zh_TW" w:bidi="zh_TW"/>
-        </w:rPr>
-        <w:t>兩人最後的一次相遇發生在公元33年，當時耶穌被安提帕審判（</w:t>
-      </w:r>
-      <w:hyperlink r:id="rId166">
-        <w:r>
-          <w:rPr>
-            <w:lang w:val="zh_TW" w:bidi="zh_TW"/>
-          </w:rPr>
-          <w:rPr>
-            <w:color w:val="0000EE"/>
-            <w:u w:val="single"/>
-          </w:rPr>
-          <w:t>路23:6–12</w:t>
-        </w:r>
-      </w:hyperlink>
-      <w:r>
-        <w:rPr>
-          <w:lang w:val="zh_TW" w:bidi="zh_TW"/>
-        </w:rPr>
-        <w:t>）。由於這事件僅有路加提及，一些學者認為它如同傳奇一樣。然而，我們應該記住的是，路加的寫作對象是提阿非羅大人，他可能是一位羅馬官員，所以他會特別留意這段經文中，彼拉多和安提帕之間的復和。</w:t>
-      </w:r>
-    </w:p>
-    <w:p>
-      <w:pPr/>
-      <w:r>
-        <w:rPr>
-          <w:lang w:val="zh_TW" w:bidi="zh_TW"/>
-        </w:rPr>
-      </w:r>
-      <w:r>
-        <w:rPr>
-          <w:lang w:val="zh_TW" w:bidi="zh_TW"/>
-        </w:rPr>
-        <w:t>根據路加記載，當彼拉多找不到耶穌的過錯時，他把他送到安提帕（正在耶路撒冷慶祝逾越節）那裡。彼拉多因此脫離了尷尬的局面，此舉更微妙的原因，可能是彼拉多有意與安提帕和解。他們的關係自從加利利大屠殺（</w:t>
-      </w:r>
       <w:hyperlink r:id="rId167">
-        <w:r>
-          <w:rPr>
-            <w:lang w:val="zh_TW" w:bidi="zh_TW"/>
-          </w:rPr>
-          <w:rPr>
-            <w:color w:val="0000EE"/>
-            <w:u w:val="single"/>
-          </w:rPr>
-          <w:t>路13:1</w:t>
-        </w:r>
-      </w:hyperlink>
-      <w:r>
-        <w:rPr>
-          <w:lang w:val="zh_TW" w:bidi="zh_TW"/>
-        </w:rPr>
-        <w:t xml:space="preserve">）開始，就一直相當地緊張，又因為彼拉多將作奉獻的盾牌帶入耶路撒冷，激起猶太人的忿怒（斐羅的致該尤書 〔Philo’s </w:t>
-      </w:r>
-      <w:r>
-        <w:rPr>
-          <w:i/>
-          <w:lang w:val="zh_TW" w:bidi="zh_TW"/>
-        </w:rPr>
-        <w:t xml:space="preserve">Legatio ad Gaium </w:t>
-      </w:r>
-      <w:r>
-        <w:rPr>
-          <w:lang w:val="zh_TW" w:bidi="zh_TW"/>
-        </w:rPr>
-        <w:t>299–304〕）。當耶穌被帶到安提帕面前時，安提帕只是嘲笑他，然後把他送回彼拉多那裡。所以，這件事的主要政治成就是安提帕和彼拉多的復和。</w:t>
-      </w:r>
-    </w:p>
-    <w:p>
-      <w:pPr>
-        <w:pStyle w:val="Heading3"/>
-      </w:pPr>
-      <w:r>
-        <w:rPr>
-          <w:lang w:val="zh_TW" w:bidi="zh_TW"/>
-        </w:rPr>
-        <w:t>分封王腓力（公元前4年–公元34年）</w:t>
-      </w:r>
-    </w:p>
-    <w:p>
-      <w:pPr/>
-      <w:r>
-        <w:rPr>
-          <w:lang w:val="zh_TW" w:bidi="zh_TW"/>
-        </w:rPr>
-      </w:r>
-      <w:r>
-        <w:rPr>
-          <w:lang w:val="zh_TW" w:bidi="zh_TW"/>
-        </w:rPr>
-        <w:t>分封王腓力是大希律和耶路撒冷的克麗奧佩特拉的兒子，出生於公元前22年左右。按著希律的遺囑，腓力獲任命為分封王，統治高拉尼提斯（Gaulanitis）、奧拉尼提斯（Auranitis）、巴坦尼亞（Batanea）、特拉可尼（Trachonitis）和伊土利亞（Iturea），這些地區都位於大希律領土的北部（</w:t>
-      </w:r>
-      <w:hyperlink r:id="rId168">
-        <w:r>
-          <w:rPr>
-            <w:lang w:val="zh_TW" w:bidi="zh_TW"/>
-          </w:rPr>
-          <w:rPr>
-            <w:color w:val="0000EE"/>
-            <w:u w:val="single"/>
-          </w:rPr>
-          <w:t>路3:1</w:t>
-        </w:r>
-      </w:hyperlink>
-      <w:r>
-        <w:rPr>
-          <w:lang w:val="zh_TW" w:bidi="zh_TW"/>
-        </w:rPr>
-        <w:t>）。他的臣民主要是敘利亞人和希臘人。因此，他是第一位也是唯一一位，在硬幣上印有自己肖像的希律王室成員。</w:t>
-      </w:r>
-    </w:p>
-    <w:p>
-      <w:pPr/>
-      <w:r>
-        <w:rPr>
-          <w:lang w:val="zh_TW" w:bidi="zh_TW"/>
-        </w:rPr>
-      </w:r>
-      <w:r>
-        <w:rPr>
-          <w:lang w:val="zh_TW" w:bidi="zh_TW"/>
-        </w:rPr>
-        <w:t>他建造了兩座城市。首先，他重建並擴大了潘尼亞斯（Paneas），並將其命名為凱撒利亞腓立比。在這裡，彼得認信耶穌是基督，並領受耶穌對教會的啟示（</w:t>
-      </w:r>
-      <w:hyperlink r:id="rId169">
-        <w:r>
-          <w:rPr>
-            <w:lang w:val="zh_TW" w:bidi="zh_TW"/>
-          </w:rPr>
-          <w:rPr>
-            <w:color w:val="0000EE"/>
-            <w:u w:val="single"/>
-          </w:rPr>
-          <w:t>太16:13–20</w:t>
-        </w:r>
-      </w:hyperlink>
-      <w:r>
-        <w:rPr>
-          <w:lang w:val="zh_TW" w:bidi="zh_TW"/>
-        </w:rPr>
-        <w:t>；</w:t>
-      </w:r>
-      <w:hyperlink r:id="rId170">
-        <w:r>
-          <w:rPr>
-            <w:lang w:val="zh_TW" w:bidi="zh_TW"/>
-          </w:rPr>
-          <w:rPr>
-            <w:color w:val="0000EE"/>
-            <w:u w:val="single"/>
-          </w:rPr>
-          <w:t>可8:27–30</w:t>
-        </w:r>
-      </w:hyperlink>
-      <w:r>
-        <w:rPr>
-          <w:lang w:val="zh_TW" w:bidi="zh_TW"/>
-        </w:rPr>
-        <w:t>）。接著，他重建並擴大伯賽大，並將其更名為</w:t>
-      </w:r>
-      <w:r>
-        <w:rPr>
-          <w:lang w:val="zh_TW" w:bidi="zh_TW"/>
-        </w:rPr>
-        <w:t>猶利亞（Julias）</w:t>
-      </w:r>
-      <w:r>
-        <w:rPr>
-          <w:lang w:val="zh_TW" w:bidi="zh_TW"/>
-        </w:rPr>
-        <w:t>。在這裡，耶穌治好了盲人（</w:t>
-      </w:r>
-      <w:hyperlink r:id="rId171">
-        <w:r>
-          <w:rPr>
-            <w:lang w:val="zh_TW" w:bidi="zh_TW"/>
-          </w:rPr>
-          <w:rPr>
-            <w:color w:val="0000EE"/>
-            <w:u w:val="single"/>
-          </w:rPr>
-          <w:t>可8:22–26</w:t>
-        </w:r>
-      </w:hyperlink>
-      <w:r>
-        <w:rPr>
-          <w:lang w:val="zh_TW" w:bidi="zh_TW"/>
-        </w:rPr>
-        <w:t>），又在附近曠野餵飽了五千人（</w:t>
-      </w:r>
-      <w:hyperlink r:id="rId172">
-        <w:r>
-          <w:rPr>
-            <w:lang w:val="zh_TW" w:bidi="zh_TW"/>
-          </w:rPr>
-          <w:rPr>
-            <w:color w:val="0000EE"/>
-            <w:u w:val="single"/>
-          </w:rPr>
-          <w:t>路9:10–17</w:t>
-        </w:r>
-      </w:hyperlink>
-      <w:r>
-        <w:rPr>
-          <w:lang w:val="zh_TW" w:bidi="zh_TW"/>
-        </w:rPr>
-        <w:t>）。</w:t>
-      </w:r>
-    </w:p>
-    <w:p>
-      <w:pPr/>
-      <w:r>
-        <w:rPr>
-          <w:lang w:val="zh_TW" w:bidi="zh_TW"/>
-        </w:rPr>
-      </w:r>
-      <w:r>
-        <w:rPr>
-          <w:lang w:val="zh_TW" w:bidi="zh_TW"/>
-        </w:rPr>
-        <w:t>腓力不像他的兄弟那樣，具有政治野心；他的統治以平靜和忠誠的臣民見稱。當腓力於公元34年去世時，提庇留將他的領土併入敘利亞。當卡理古拉（Caligula）於公元37年成為皇帝時，他將這些領土給了亞基帕一世，希羅底的兄弟。</w:t>
-      </w:r>
-    </w:p>
-    <w:p>
-      <w:pPr>
-        <w:pStyle w:val="Heading3"/>
-      </w:pPr>
-      <w:r>
-        <w:rPr>
-          <w:lang w:val="zh_TW" w:bidi="zh_TW"/>
-        </w:rPr>
-        <w:t>亞基帕一世（公元37–44）</w:t>
-      </w:r>
-    </w:p>
-    <w:p>
-      <w:pPr/>
-      <w:r>
-        <w:rPr>
-          <w:lang w:val="zh_TW" w:bidi="zh_TW"/>
-        </w:rPr>
-      </w:r>
-      <w:r>
-        <w:rPr>
-          <w:lang w:val="zh_TW" w:bidi="zh_TW"/>
-        </w:rPr>
-        <w:t>亞基帕一世是阿里斯托布魯斯的兒子（大希律和瑪利暗一世的兒子）和貝勒尼基的兄弟。他出生於公元前10年，是希羅底的兄弟。</w:t>
-      </w:r>
-    </w:p>
-    <w:p>
-      <w:pPr/>
-      <w:r>
-        <w:rPr>
-          <w:lang w:val="zh_TW" w:bidi="zh_TW"/>
-        </w:rPr>
-      </w:r>
-      <w:r>
-        <w:rPr>
-          <w:lang w:val="zh_TW" w:bidi="zh_TW"/>
-        </w:rPr>
-        <w:t>亞基帕一世可能被視為希律家族中的害群之馬。他在羅馬求學時，生活放蕩，欠債纍纍，又成為卡理古拉的朋友，曾表示希望作王的是卡理古拉而不是提庇留。有人聽見這話並報告提庇留，於是他被監禁。在監獄中待了六個月，直到提庇留去世。</w:t>
-      </w:r>
-    </w:p>
-    <w:p>
-      <w:pPr/>
-      <w:r>
-        <w:rPr>
-          <w:lang w:val="zh_TW" w:bidi="zh_TW"/>
-        </w:rPr>
-      </w:r>
-      <w:r>
-        <w:rPr>
-          <w:lang w:val="zh_TW" w:bidi="zh_TW"/>
-        </w:rPr>
-        <w:t>卡理古拉登上王位後，釋放亞基帕，並賜他分封王腓力的領土、呂撒聶（ Lysanias）領土的北部，以及王的頭銜。卡理古拉得到王的頭銜，引起妹妹希羅底的嫉妒，最終導致她丈夫安提帕被拉下王位。公元39年，亞基帕獲得安提帕所有領土和財產。</w:t>
-      </w:r>
-    </w:p>
-    <w:p>
-      <w:pPr/>
-      <w:r>
-        <w:rPr>
-          <w:lang w:val="zh_TW" w:bidi="zh_TW"/>
-        </w:rPr>
-      </w:r>
-      <w:r>
-        <w:rPr>
-          <w:lang w:val="zh_TW" w:bidi="zh_TW"/>
-        </w:rPr>
-        <w:t>當卡理古拉於公元41年去世時，亞基帕討好新皇帝克勞第（Claudius），隨後克勞第將猶大和撒馬利亞拼入亞基帕的領地，這片領地曾由亞基帕的祖父大希律所統治。</w:t>
-      </w:r>
-    </w:p>
-    <w:p>
-      <w:pPr/>
-      <w:r>
-        <w:rPr>
-          <w:lang w:val="zh_TW" w:bidi="zh_TW"/>
-        </w:rPr>
-      </w:r>
-      <w:r>
-        <w:rPr>
-          <w:lang w:val="zh_TW" w:bidi="zh_TW"/>
-        </w:rPr>
-        <w:t>亞基帕一世在新約中出現，因他為了贏得猶太人的歡心，迫害早期教會（</w:t>
-      </w:r>
-      <w:hyperlink r:id="rId173">
-        <w:r>
-          <w:rPr>
-            <w:lang w:val="zh_TW" w:bidi="zh_TW"/>
-          </w:rPr>
-          <w:rPr>
-            <w:color w:val="0000EE"/>
-            <w:u w:val="single"/>
-          </w:rPr>
-          <w:t>徒12:1–19</w:t>
-        </w:r>
-      </w:hyperlink>
-      <w:r>
-        <w:rPr>
-          <w:lang w:val="zh_TW" w:bidi="zh_TW"/>
-        </w:rPr>
-        <w:t>）。他殺了西庇太的兒子雅各，又囚禁彼得。當彼得獲天使釋放時，亞基帕處死了守衛。</w:t>
-      </w:r>
-    </w:p>
-    <w:p>
-      <w:pPr/>
-      <w:r>
-        <w:rPr>
-          <w:lang w:val="zh_TW" w:bidi="zh_TW"/>
-        </w:rPr>
-      </w:r>
-      <w:r>
-        <w:rPr>
-          <w:lang w:val="zh_TW" w:bidi="zh_TW"/>
-        </w:rPr>
-        <w:t>亞基帕於公元44年在凱撒利亞去世。這一事件的記載既見於約瑟夫（猶太古史記 19.9.1.274–275；猶太戰史 2.11.5.214–215），也見於聖經。事件發生在凱撒利亞；亞基帕身穿閃閃發光的銀袍，當人們奉承他、稱他為神時，他突然被致命的疾病擊中，死得慘烈。他的女兒百妮基、瑪利暗和土西拉，以及兒子亞基帕倖存下來，當時他只有17歲。由於亞基帕二世年紀尚輕，他父親的領地暫時被劃為省份。</w:t>
-      </w:r>
-    </w:p>
-    <w:p>
-      <w:pPr>
-        <w:pStyle w:val="Heading3"/>
-      </w:pPr>
-      <w:r>
-        <w:rPr>
-          <w:lang w:val="zh_TW" w:bidi="zh_TW"/>
-        </w:rPr>
-        <w:t>亞基帕二世（公元50–100）</w:t>
-      </w:r>
-    </w:p>
-    <w:p>
-      <w:pPr/>
-      <w:r>
-        <w:rPr>
-          <w:lang w:val="zh_TW" w:bidi="zh_TW"/>
-        </w:rPr>
-      </w:r>
-      <w:r>
-        <w:rPr>
-          <w:lang w:val="zh_TW" w:bidi="zh_TW"/>
-        </w:rPr>
-        <w:t>亞基帕二世是亞基帕一世和賽普勒斯（Cypros）的兒子。在公元50年，亞基帕二世的父親去世六年後，克勞第任命他為哈爾基斯（Chalcis）的王。</w:t>
-      </w:r>
-    </w:p>
-    <w:p>
-      <w:pPr/>
-      <w:r>
-        <w:rPr>
-          <w:lang w:val="zh_TW" w:bidi="zh_TW"/>
-        </w:rPr>
-      </w:r>
-      <w:r>
-        <w:rPr>
-          <w:lang w:val="zh_TW" w:bidi="zh_TW"/>
-        </w:rPr>
-        <w:t>亞基帕二世掌管聖殿的庫房和大祭司的實權，因此可以任命大祭司。羅馬人會在宗教事務上諮詢他的意見，可能亦因如此，</w:t>
-      </w:r>
-      <w:r>
-        <w:rPr>
-          <w:lang w:val="zh_TW" w:bidi="zh_TW"/>
-        </w:rPr>
-        <w:t>非斯都會</w:t>
-      </w:r>
-      <w:r>
-        <w:rPr>
-          <w:lang w:val="zh_TW" w:bidi="zh_TW"/>
-        </w:rPr>
-        <w:t>請他在凱撒利亞聽取使徒保羅的證供（公元59年），當時他由妹妹百妮基陪同（</w:t>
-      </w:r>
-      <w:hyperlink r:id="rId174">
-        <w:r>
-          <w:rPr>
-            <w:lang w:val="zh_TW" w:bidi="zh_TW"/>
-          </w:rPr>
-          <w:rPr>
-            <w:color w:val="0000EE"/>
-            <w:u w:val="single"/>
-          </w:rPr>
-          <w:t>使徒行傳25–26</w:t>
-        </w:r>
-      </w:hyperlink>
-      <w:r>
-        <w:rPr>
-          <w:lang w:val="zh_TW" w:bidi="zh_TW"/>
-        </w:rPr>
-        <w:t>）。</w:t>
-      </w:r>
-    </w:p>
-    <w:p>
-      <w:pPr/>
-      <w:r>
-        <w:rPr>
-          <w:lang w:val="zh_TW" w:bidi="zh_TW"/>
-        </w:rPr>
-      </w:r>
-      <w:r>
-        <w:rPr>
-          <w:lang w:val="zh_TW" w:bidi="zh_TW"/>
-        </w:rPr>
-        <w:t xml:space="preserve">在公元66年5月，巴勒斯坦革命開始（猶太戰史 2.14.4.284）。亞基帕試圖平息叛亂失敗後，他在整次戰爭期間（公元66–70年）與羅馬結盟。在此期間，尼祿自殺，新皇帝加爾巴（Galba）被謀殺，維斯帕先（Vespasian）成為皇帝。在向新皇帝效忠後，亞基帕與維斯帕先的兒子提多（Titus）留在一起，就是他負責這場戰爭（塔西圖的史記（Tacitus’s </w:t>
-      </w:r>
-      <w:r>
-        <w:rPr>
-          <w:i/>
-          <w:lang w:val="zh_TW" w:bidi="zh_TW"/>
-        </w:rPr>
-        <w:t>History</w:t>
-      </w:r>
-      <w:r>
-        <w:rPr>
-          <w:lang w:val="zh_TW" w:bidi="zh_TW"/>
-        </w:rPr>
-        <w:t xml:space="preserve"> ） 5.81）。在耶路撒冷淪陷後（公元70年8月6日），亞基帕可能在場，慶祝自己民族的滅亡。</w:t>
-      </w:r>
-    </w:p>
-    <w:p>
-      <w:pPr/>
-      <w:r>
-        <w:rPr>
-          <w:lang w:val="zh_TW" w:bidi="zh_TW"/>
-        </w:rPr>
-      </w:r>
-      <w:r>
-        <w:rPr>
-          <w:lang w:val="zh_TW" w:bidi="zh_TW"/>
-        </w:rPr>
-        <w:t>此事以後，維斯帕先將新的領土併入到亞基帕的王國中，但我們不清楚是具體哪些領土。在公元79年，維斯帕先去世，提多成為皇帝。我們對亞基帕在此之後的統治所知甚少，只知道他曾寫信給歷史學家約瑟夫，讚揚他所著的《猶太戰史》，並購買一本（約瑟夫的</w:t>
-      </w:r>
-      <w:r>
-        <w:rPr>
-          <w:i/>
-          <w:lang w:val="zh_TW" w:bidi="zh_TW"/>
-        </w:rPr>
-        <w:t>生命</w:t>
-      </w:r>
-      <w:r>
-        <w:rPr>
-          <w:lang w:val="zh_TW" w:bidi="zh_TW"/>
-        </w:rPr>
-        <w:t>65.361–367；</w:t>
-      </w:r>
-      <w:r>
-        <w:rPr>
-          <w:i/>
-          <w:lang w:val="zh_TW" w:bidi="zh_TW"/>
-        </w:rPr>
-        <w:t>反駁阿皮安</w:t>
-      </w:r>
-      <w:r>
-        <w:rPr>
-          <w:lang w:val="zh_TW" w:bidi="zh_TW"/>
-        </w:rPr>
-        <w:t xml:space="preserve"> 1.9.47–52）。</w:t>
-      </w:r>
-    </w:p>
-    <w:p>
-      <w:pPr/>
-      <w:r>
-        <w:rPr>
-          <w:lang w:val="zh_TW" w:bidi="zh_TW"/>
-        </w:rPr>
-      </w:r>
-      <w:r>
-        <w:rPr>
-          <w:lang w:val="zh_TW" w:bidi="zh_TW"/>
-        </w:rPr>
-        <w:t>塔木德暗示亞基帕二世有兩位妻子（巴比倫塔木德：</w:t>
-      </w:r>
-      <w:r>
-        <w:rPr>
-          <w:lang w:val="zh_TW" w:bidi="zh_TW"/>
-        </w:rPr>
-        <w:t>論棚子</w:t>
-      </w:r>
-      <w:r>
-        <w:rPr>
-          <w:lang w:val="zh_TW" w:bidi="zh_TW"/>
-        </w:rPr>
-        <w:t>〔Babylonian Sukkah〕</w:t>
-      </w:r>
-      <w:r>
-        <w:rPr>
-          <w:lang w:val="zh_TW" w:bidi="zh_TW"/>
-        </w:rPr>
-        <w:t xml:space="preserve"> </w:t>
-      </w:r>
-      <w:r>
-        <w:rPr>
-          <w:lang w:val="zh_TW" w:bidi="zh_TW"/>
-        </w:rPr>
-        <w:t>27a），但約瑟夫則沒有表示他有任何妻子或子女。相反，他因與妹妹百妮基的亂倫關係而聞名。他大約在公元100年去世。他的去世標誌著希律王朝的結束。</w:t>
-      </w:r>
-    </w:p>
-    <w:p>
-      <w:pPr/>
-      <w:r>
-        <w:rPr>
-          <w:lang w:val="zh_TW" w:bidi="zh_TW"/>
-        </w:rPr>
-      </w:r>
-      <w:r>
-        <w:rPr>
-          <w:i/>
-          <w:lang w:val="zh_TW" w:bidi="zh_TW"/>
-        </w:rPr>
-        <w:t>另見</w:t>
-      </w:r>
-      <w:r>
-        <w:rPr>
-          <w:lang w:val="zh_TW" w:bidi="zh_TW"/>
-        </w:rPr>
-        <w:t xml:space="preserve"> </w:t>
-      </w:r>
-      <w:r>
-        <w:rPr>
-          <w:lang w:val="zh_TW" w:bidi="zh_TW"/>
-        </w:rPr>
-        <w:t>希律黨人</w:t>
-      </w:r>
-      <w:r>
-        <w:rPr>
-          <w:lang w:val="zh_TW" w:bidi="zh_TW"/>
-        </w:rPr>
-        <w:t>；</w:t>
-      </w:r>
-      <w:r>
-        <w:rPr>
-          <w:lang w:val="zh_TW" w:bidi="zh_TW"/>
-        </w:rPr>
-        <w:t>猶太教</w:t>
-      </w:r>
-      <w:r>
-        <w:rPr>
-          <w:lang w:val="zh_TW" w:bidi="zh_TW"/>
-        </w:rPr>
-        <w:t>。</w:t>
-      </w:r>
-      <w:r>
-        <w:rPr>
-          <w:lang w:val="zh_TW" w:bidi="zh_TW"/>
-        </w:rPr>
-      </w:r>
-      <w:r>
-        <w:rPr>
-          <w:lang w:val="zh_TW" w:bidi="zh_TW"/>
-        </w:rPr>
-      </w:r>
-    </w:p>
-    <w:p>
-      <w:pPr/>
-      <w:r>
-        <w:rPr>
-          <w:lang w:val="zh_TW" w:bidi="zh_TW"/>
-        </w:rPr>
-      </w:r>
-    </w:p>
-    <w:p>
-      <w:pPr>
-        <w:pStyle w:val="Heading2"/>
-      </w:pPr>
-      <w:r>
-        <w:rPr>
-          <w:lang w:val="zh_TW" w:bidi="zh_TW"/>
-        </w:rPr>
-        <w:t>希律黨人</w:t>
-      </w:r>
-      <w:r>
-        <w:rPr>
-          <w:lang w:val="zh_TW" w:bidi="zh_TW"/>
-        </w:rPr>
-      </w:r>
-    </w:p>
-    <w:p>
-      <w:pPr/>
-      <w:r>
-        <w:rPr>
-          <w:lang w:val="zh_TW" w:bidi="zh_TW"/>
-        </w:rPr>
-      </w:r>
-      <w:r>
-        <w:rPr>
-          <w:lang w:val="zh_TW" w:bidi="zh_TW"/>
-        </w:rPr>
-        <w:t>福音書中提到的猶太黨派，與法利賽人一同反對基督，福音書中提到過三次，涉及兩個事件（一兩在加利利，另一兩在耶路撒冷）。在</w:t>
-      </w:r>
-      <w:hyperlink r:id="rId175">
-        <w:r>
-          <w:rPr>
-            <w:lang w:val="zh_TW" w:bidi="zh_TW"/>
-          </w:rPr>
-          <w:rPr>
-            <w:color w:val="0000EE"/>
-            <w:u w:val="single"/>
-          </w:rPr>
-          <w:t>馬可福音三章6節</w:t>
-        </w:r>
-      </w:hyperlink>
-      <w:r>
-        <w:rPr>
-          <w:lang w:val="zh_TW" w:bidi="zh_TW"/>
-        </w:rPr>
-        <w:t>中，當耶穌醫治枯乾手的那人後，法利賽人出去與希律黨人商議，圖謀如何除滅耶穌。在</w:t>
-      </w:r>
-      <w:hyperlink r:id="rId176">
-        <w:r>
-          <w:rPr>
-            <w:lang w:val="zh_TW" w:bidi="zh_TW"/>
-          </w:rPr>
-          <w:rPr>
-            <w:color w:val="0000EE"/>
-            <w:u w:val="single"/>
-          </w:rPr>
-          <w:t>馬太福音二十二章16節</w:t>
-        </w:r>
-      </w:hyperlink>
-      <w:r>
-        <w:rPr>
-          <w:lang w:val="zh_TW" w:bidi="zh_TW"/>
-        </w:rPr>
-        <w:t>和</w:t>
-      </w:r>
-      <w:hyperlink r:id="rId177">
-        <w:r>
-          <w:rPr>
-            <w:lang w:val="zh_TW" w:bidi="zh_TW"/>
-          </w:rPr>
-          <w:rPr>
-            <w:color w:val="0000EE"/>
-            <w:u w:val="single"/>
-          </w:rPr>
-          <w:t>馬可福音十二章13節</w:t>
-        </w:r>
-      </w:hyperlink>
-      <w:r>
-        <w:rPr>
-          <w:lang w:val="zh_TW" w:bidi="zh_TW"/>
-        </w:rPr>
-        <w:t>中，法利賽人和希律黨人聯手，試圖用關於是否應當納稅給該撒的問題來陷害耶穌。路加福音和約翰福音並未提及希律黨人。</w:t>
-      </w:r>
-    </w:p>
-    <w:p>
-      <w:pPr/>
-      <w:r>
-        <w:rPr>
-          <w:lang w:val="zh_TW" w:bidi="zh_TW"/>
-        </w:rPr>
-      </w:r>
-      <w:r>
-        <w:rPr>
-          <w:lang w:val="zh_TW" w:bidi="zh_TW"/>
-        </w:rPr>
-        <w:t>問題出現在</w:t>
-      </w:r>
-      <w:hyperlink r:id="rId178">
-        <w:r>
-          <w:rPr>
-            <w:lang w:val="zh_TW" w:bidi="zh_TW"/>
-          </w:rPr>
-          <w:rPr>
-            <w:color w:val="0000EE"/>
-            <w:u w:val="single"/>
-          </w:rPr>
-          <w:t>馬可福音八章15節</w:t>
-        </w:r>
-      </w:hyperlink>
-      <w:r>
-        <w:rPr>
-          <w:lang w:val="zh_TW" w:bidi="zh_TW"/>
-        </w:rPr>
-        <w:t>，那裡提到「希律的酵」。另一種讀法是「希律黨人的酵」。然而，平行經文在</w:t>
-      </w:r>
-      <w:hyperlink r:id="rId179">
-        <w:r>
-          <w:rPr>
-            <w:lang w:val="zh_TW" w:bidi="zh_TW"/>
-          </w:rPr>
-          <w:rPr>
-            <w:color w:val="0000EE"/>
-            <w:u w:val="single"/>
-          </w:rPr>
-          <w:t>馬太福音十六章6節</w:t>
-        </w:r>
-      </w:hyperlink>
-      <w:r>
-        <w:rPr>
-          <w:lang w:val="zh_TW" w:bidi="zh_TW"/>
-        </w:rPr>
-        <w:t>中提到「撒都該人的酵」。這是否意味著撒都該人和希律黨人是同一群體？</w:t>
-      </w:r>
-    </w:p>
-    <w:p>
-      <w:pPr/>
-      <w:r>
-        <w:rPr>
-          <w:lang w:val="zh_TW" w:bidi="zh_TW"/>
-        </w:rPr>
-      </w:r>
-      <w:r>
-        <w:rPr>
-          <w:lang w:val="zh_TW" w:bidi="zh_TW"/>
-        </w:rPr>
-        <w:t>馬太福音傾向於將宗教領袖標記為耶穌的對手，而馬可福音強調耶穌的對手是既有宗教勢力，也有政治勢力。那麼，馬太福音為何使用「撒都該人的酵」來代替馬可的「希律的酵」或「希律黨人的酵」呢？有些人推測，希律黨人是一個主要由撒都該人組成的政治黨派。有人認為他們與撒都該人是同一群體，還有人將他們與波伊圖斯人（Boethusian）混為一談，這個名字常與撒都該人互換使用。波伊圖斯人和撒都該人在神學上沒有區別，但撒都該人則效忠於希律家族，因此被稱為希律黨人。因此，希律黨人在政治上與希律家族有聯繫，在宗教上則與撒都該人有關聯。希律黨人與撒都該人一樣，是有影響力的貴族——巴勒斯坦的貴族階層。</w:t>
-      </w:r>
-    </w:p>
-    <w:p>
-      <w:pPr/>
-      <w:r>
-        <w:rPr>
-          <w:lang w:val="zh_TW" w:bidi="zh_TW"/>
-        </w:rPr>
-      </w:r>
-      <w:r>
-        <w:rPr>
-          <w:lang w:val="zh_TW" w:bidi="zh_TW"/>
-        </w:rPr>
-        <w:t>然而，在耶穌時代，希律黨人和撒都該人之間的政治分歧不那麼明顯，因為希律安提帕斯與哈斯蒙尼王朝的希羅底結婚。希律黨人和撒都該人在政治上應該站在法利賽人的對立面，前者支持政府，而法利賽人則既反對哈斯蒙尼王朝也反對希律家族。與此一致，</w:t>
-      </w:r>
-      <w:hyperlink r:id="rId180">
-        <w:r>
-          <w:rPr>
-            <w:lang w:val="zh_TW" w:bidi="zh_TW"/>
-          </w:rPr>
-          <w:rPr>
-            <w:color w:val="0000EE"/>
-            <w:u w:val="single"/>
-          </w:rPr>
-          <w:t>馬太福音十交章12節</w:t>
-        </w:r>
-      </w:hyperlink>
-      <w:r>
-        <w:rPr>
-          <w:lang w:val="zh_TW" w:bidi="zh_TW"/>
-        </w:rPr>
-        <w:t>和</w:t>
-      </w:r>
-      <w:hyperlink r:id="rId178">
-        <w:r>
-          <w:rPr>
-            <w:lang w:val="zh_TW" w:bidi="zh_TW"/>
-          </w:rPr>
-          <w:rPr>
-            <w:color w:val="0000EE"/>
-            <w:u w:val="single"/>
-          </w:rPr>
-          <w:t>馬可福音八章15節</w:t>
-        </w:r>
-      </w:hyperlink>
-      <w:r>
-        <w:rPr>
-          <w:lang w:val="zh_TW" w:bidi="zh_TW"/>
-        </w:rPr>
-        <w:t>將法利賽人和撒都該人/希律黨人描繪為反對耶穌的敵對陣營。</w:t>
-      </w:r>
-    </w:p>
-    <w:p>
-      <w:pPr/>
-      <w:r>
-        <w:rPr>
-          <w:lang w:val="zh_TW" w:bidi="zh_TW"/>
-        </w:rPr>
-      </w:r>
-      <w:r>
-        <w:rPr>
-          <w:lang w:val="zh_TW" w:bidi="zh_TW"/>
-        </w:rPr>
-        <w:t>總結來說，希律黨人也被稱為波伊圖斯派。在神學上與撒都該人一致，但在政治上，比撒都該人更傾向於支持希律家族。當法利賽人期待一個顛覆當前希律統治的彌賽亞國度時，希律黨人則努力維持希律王朝的統治。</w:t>
-      </w:r>
-    </w:p>
-    <w:p>
-      <w:pPr/>
-      <w:r>
-        <w:rPr>
-          <w:lang w:val="zh_TW" w:bidi="zh_TW"/>
-        </w:rPr>
-      </w:r>
-      <w:r>
-        <w:rPr>
-          <w:i/>
-          <w:lang w:val="zh_TW" w:bidi="zh_TW"/>
-        </w:rPr>
-        <w:t>另見</w:t>
-      </w:r>
-      <w:r>
-        <w:rPr>
-          <w:lang w:val="zh_TW" w:bidi="zh_TW"/>
-        </w:rPr>
-        <w:t xml:space="preserve"> </w:t>
-      </w:r>
-      <w:r>
-        <w:rPr>
-          <w:lang w:val="zh_TW" w:bidi="zh_TW"/>
-        </w:rPr>
-        <w:t>希律，希律家族</w:t>
-      </w:r>
-      <w:r>
-        <w:rPr>
-          <w:lang w:val="zh_TW" w:bidi="zh_TW"/>
-        </w:rPr>
-        <w:t>。</w:t>
-      </w:r>
-      <w:r>
-        <w:rPr>
-          <w:lang w:val="zh_TW" w:bidi="zh_TW"/>
-        </w:rPr>
-      </w:r>
-      <w:r>
-        <w:rPr>
-          <w:lang w:val="zh_TW" w:bidi="zh_TW"/>
-        </w:rPr>
-      </w:r>
-    </w:p>
-    <w:p>
-      <w:pPr/>
-      <w:r>
-        <w:rPr>
-          <w:lang w:val="zh_TW" w:bidi="zh_TW"/>
-        </w:rPr>
-      </w:r>
-    </w:p>
-    <w:p>
-      <w:pPr>
-        <w:pStyle w:val="Heading2"/>
-      </w:pPr>
-      <w:r>
-        <w:rPr>
-          <w:lang w:val="zh_TW" w:bidi="zh_TW"/>
-        </w:rPr>
-        <w:t>希羅底</w:t>
-      </w:r>
-      <w:r>
-        <w:rPr>
-          <w:lang w:val="zh_TW" w:bidi="zh_TW"/>
-        </w:rPr>
-      </w:r>
-    </w:p>
-    <w:p>
-      <w:pPr/>
-      <w:r>
-        <w:rPr>
-          <w:lang w:val="zh_TW" w:bidi="zh_TW"/>
-        </w:rPr>
-      </w:r>
-      <w:r>
-        <w:rPr>
-          <w:lang w:val="zh_TW" w:bidi="zh_TW"/>
-        </w:rPr>
-        <w:t>大希律和貝日麗斯（Berenice）的兒子亞里斯托布魯斯</w:t>
-      </w:r>
-      <w:r>
-        <w:rPr>
-          <w:lang w:val="zh_TW" w:bidi="zh_TW"/>
-        </w:rPr>
-        <w:t>（</w:t>
-      </w:r>
-      <w:r>
-        <w:rPr>
-          <w:lang w:val="zh_TW" w:bidi="zh_TW"/>
-        </w:rPr>
-        <w:t>Aristobulus</w:t>
-      </w:r>
-      <w:r>
-        <w:rPr>
-          <w:lang w:val="zh_TW" w:bidi="zh_TW"/>
-        </w:rPr>
-        <w:t>）</w:t>
-      </w:r>
-      <w:r>
-        <w:rPr>
-          <w:lang w:val="zh_TW" w:bidi="zh_TW"/>
-        </w:rPr>
-        <w:t>的女兒。生於公元前9至7年間，她的哥哥是希律王亞基帕一世。在公元前6年，當她還是一個嬰兒時，她就被她的祖父大希律許配給他自己和瑪利暗二世（Mariamne II）所生的希律腓力（Herod Philip）。希羅底是撒羅米的母親，撒羅米生於公元15至19年間。</w:t>
-      </w:r>
-    </w:p>
-    <w:p>
-      <w:pPr/>
-      <w:r>
-        <w:rPr>
-          <w:lang w:val="zh_TW" w:bidi="zh_TW"/>
-        </w:rPr>
-      </w:r>
-      <w:r>
-        <w:rPr>
-          <w:lang w:val="zh_TW" w:bidi="zh_TW"/>
-        </w:rPr>
-        <w:t>希羅底和希律腓力住在猶大的海岸，可能在亞鎖都（Azotus）或凱撒利亞。公元29年，希律安提帕在前往羅馬的途中拜訪了希羅底（他的侄女）的住所。他們互相吸引，希羅底同意嫁給他，條件是他必須休掉他現在的妻子，即亞哩達四世（Aretas IV）——佩特拉的納巴泰王（the Nebatean king of Petra）——的女兒，。希羅底作為哈斯蒙尼家族的一員，不想與阿拉伯人，就是哈斯蒙尼家族的世仇共享家園。當亞哩達的女兒得知這個陰謀時，她秘密逃回她的父親那裡，希羅底和安提帕旋即結婚。這一事件是安提帕和亞哩達之間敵視彼此之始，最終導致亞哩達在公元36年對安提帕的戰爭中，擊敗了他。</w:t>
-      </w:r>
-    </w:p>
-    <w:p>
-      <w:pPr/>
-      <w:r>
-        <w:rPr>
-          <w:lang w:val="zh_TW" w:bidi="zh_TW"/>
-        </w:rPr>
-      </w:r>
-      <w:r>
-        <w:rPr>
-          <w:lang w:val="zh_TW" w:bidi="zh_TW"/>
-        </w:rPr>
-        <w:t>施洗約翰公開譴責這段婚姻（</w:t>
-      </w:r>
-      <w:hyperlink r:id="rId155">
-        <w:r>
-          <w:rPr>
-            <w:lang w:val="zh_TW" w:bidi="zh_TW"/>
-          </w:rPr>
-          <w:rPr>
-            <w:color w:val="0000EE"/>
-            <w:u w:val="single"/>
-          </w:rPr>
-          <w:t>太14:3–12</w:t>
-        </w:r>
-      </w:hyperlink>
-      <w:r>
-        <w:rPr>
-          <w:lang w:val="zh_TW" w:bidi="zh_TW"/>
-        </w:rPr>
-        <w:t>；</w:t>
-      </w:r>
-      <w:hyperlink r:id="rId156">
-        <w:r>
-          <w:rPr>
-            <w:lang w:val="zh_TW" w:bidi="zh_TW"/>
-          </w:rPr>
-          <w:rPr>
-            <w:color w:val="0000EE"/>
-            <w:u w:val="single"/>
-          </w:rPr>
-          <w:t>可6:17–29</w:t>
-        </w:r>
-      </w:hyperlink>
-      <w:r>
-        <w:rPr>
-          <w:lang w:val="zh_TW" w:bidi="zh_TW"/>
-        </w:rPr>
-        <w:t>；</w:t>
-      </w:r>
-      <w:hyperlink r:id="rId157">
-        <w:r>
-          <w:rPr>
-            <w:lang w:val="zh_TW" w:bidi="zh_TW"/>
-          </w:rPr>
-          <w:rPr>
-            <w:color w:val="0000EE"/>
-            <w:u w:val="single"/>
-          </w:rPr>
-          <w:t>路3:19–20</w:t>
-        </w:r>
-      </w:hyperlink>
-      <w:r>
-        <w:rPr>
-          <w:lang w:val="zh_TW" w:bidi="zh_TW"/>
-        </w:rPr>
-        <w:t>），因為猶太律法禁止與兄弟的妻子結婚（</w:t>
-      </w:r>
-      <w:hyperlink r:id="rId158">
-        <w:r>
-          <w:rPr>
-            <w:lang w:val="zh_TW" w:bidi="zh_TW"/>
-          </w:rPr>
-          <w:rPr>
-            <w:color w:val="0000EE"/>
-            <w:u w:val="single"/>
-          </w:rPr>
-          <w:t>利18:16</w:t>
-        </w:r>
-      </w:hyperlink>
-      <w:r>
-        <w:rPr>
-          <w:lang w:val="zh_TW" w:bidi="zh_TW"/>
-        </w:rPr>
-        <w:t>，</w:t>
-      </w:r>
-      <w:hyperlink r:id="rId159">
-        <w:r>
-          <w:rPr>
-            <w:lang w:val="zh_TW" w:bidi="zh_TW"/>
-          </w:rPr>
-          <w:rPr>
-            <w:color w:val="0000EE"/>
-            <w:u w:val="single"/>
-          </w:rPr>
-          <w:t>20:21</w:t>
-        </w:r>
-      </w:hyperlink>
-      <w:r>
-        <w:rPr>
-          <w:lang w:val="zh_TW" w:bidi="zh_TW"/>
-        </w:rPr>
-        <w:t>），除非是為了給已故無嗣的兄弟留下後代而進行的娶寡嫂婚（levirate marriage，</w:t>
-      </w:r>
-      <w:hyperlink r:id="rId160">
-        <w:r>
-          <w:rPr>
-            <w:lang w:val="zh_TW" w:bidi="zh_TW"/>
-          </w:rPr>
-          <w:rPr>
-            <w:color w:val="0000EE"/>
-            <w:u w:val="single"/>
-          </w:rPr>
-          <w:t>申25:5</w:t>
-        </w:r>
-      </w:hyperlink>
-      <w:r>
-        <w:rPr>
-          <w:lang w:val="zh_TW" w:bidi="zh_TW"/>
-        </w:rPr>
-        <w:t>；</w:t>
-      </w:r>
-      <w:hyperlink r:id="rId161">
         <w:r>
           <w:rPr>
             <w:lang w:val="zh_TW" w:bidi="zh_TW"/>

--- a/zht/docx/156.content.docx
+++ b/zht/docx/156.content.docx
@@ -149,7 +149,7 @@
         <w:rPr>
           <w:lang w:val="zh_TW" w:bidi="zh_TW"/>
         </w:rPr>
-        <w:t>ti</w:t>
+        <w:t>suo</w:t>
       </w:r>
       <w:r>
         <w:rPr>
@@ -212,7 +212,7 @@
         <w:rPr>
           <w:lang w:val="zh_TW" w:bidi="zh_TW"/>
         </w:rPr>
-        <w:t>提八（人物）</w:t>
+        <w:t>所多瑪和蛾摩拉</w:t>
       </w:r>
       <w:r>
         <w:rPr>
@@ -231,7 +231,7 @@
         <w:rPr>
           <w:lang w:val="zh_TW" w:bidi="zh_TW"/>
         </w:rPr>
-        <w:t>亞伯拉罕的兄弟拿鶴的兒子（</w:t>
+        <w:t>這是</w:t>
       </w:r>
       <w:hyperlink r:id="rId13">
         <w:r>
@@ -242,126 +242,38 @@
             <w:color w:val="0000EE"/>
             <w:u w:val="single"/>
           </w:rPr>
-          <w:t>創22:24</w:t>
+          <w:t>創世記十三章12節</w:t>
         </w:r>
       </w:hyperlink>
       <w:r>
         <w:rPr>
           <w:lang w:val="zh_TW" w:bidi="zh_TW"/>
         </w:rPr>
-        <w:t>）。他的母親是拿鶴的妾流瑪。</w:t>
-      </w:r>
-      <w:r>
-        <w:rPr>
-          <w:lang w:val="zh_TW" w:bidi="zh_TW"/>
-        </w:rPr>
-      </w:r>
-      <w:r>
-        <w:rPr>
-          <w:lang w:val="zh_TW" w:bidi="zh_TW"/>
-        </w:rPr>
-      </w:r>
-    </w:p>
-    <w:p>
-      <w:pPr/>
-      <w:r>
-        <w:rPr>
-          <w:lang w:val="zh_TW" w:bidi="zh_TW"/>
-        </w:rPr>
-      </w:r>
-    </w:p>
-    <w:p>
-      <w:pPr>
-        <w:pStyle w:val="Heading2"/>
-      </w:pPr>
-      <w:r>
-        <w:rPr>
-          <w:lang w:val="zh_TW" w:bidi="zh_TW"/>
-        </w:rPr>
-        <w:t>提達</w:t>
-      </w:r>
-      <w:r>
-        <w:rPr>
-          <w:lang w:val="zh_TW" w:bidi="zh_TW"/>
-        </w:rPr>
-      </w:r>
-    </w:p>
-    <w:p>
-      <w:pPr/>
-      <w:r>
-        <w:rPr>
-          <w:lang w:val="zh_TW" w:bidi="zh_TW"/>
-        </w:rPr>
-      </w:r>
-      <w:r>
-        <w:rPr>
-          <w:lang w:val="zh_TW" w:bidi="zh_TW"/>
-        </w:rPr>
-        <w:t>這是戈印王，他曾加入</w:t>
-      </w:r>
-      <w:r>
-        <w:rPr>
-          <w:lang w:val="zh_TW" w:bidi="zh_TW"/>
-        </w:rPr>
-        <w:t>基大老瑪</w:t>
-      </w:r>
-      <w:r>
-        <w:rPr>
-          <w:lang w:val="zh_TW" w:bidi="zh_TW"/>
-        </w:rPr>
-        <w:t>的聯軍，參與對抗所多瑪及其盟友的戰役（</w:t>
-      </w:r>
-      <w:hyperlink r:id="rId14">
-        <w:r>
-          <w:rPr>
-            <w:lang w:val="zh_TW" w:bidi="zh_TW"/>
-          </w:rPr>
-          <w:rPr>
-            <w:color w:val="0000EE"/>
-            <w:u w:val="single"/>
-          </w:rPr>
-          <w:t>創14:1–9</w:t>
-        </w:r>
-      </w:hyperlink>
-      <w:r>
-        <w:rPr>
-          <w:lang w:val="zh_TW" w:bidi="zh_TW"/>
-        </w:rPr>
-        <w:t>）。</w:t>
-      </w:r>
-      <w:r>
-        <w:rPr>
-          <w:lang w:val="zh_TW" w:bidi="zh_TW"/>
-        </w:rPr>
-      </w:r>
-      <w:r>
-        <w:rPr>
-          <w:lang w:val="zh_TW" w:bidi="zh_TW"/>
-        </w:rPr>
-      </w:r>
-    </w:p>
-    <w:p>
-      <w:pPr/>
-      <w:r>
-        <w:rPr>
-          <w:lang w:val="zh_TW" w:bidi="zh_TW"/>
-        </w:rPr>
-      </w:r>
-    </w:p>
-    <w:p>
-      <w:pPr>
-        <w:pStyle w:val="Heading2"/>
-      </w:pPr>
-      <w:r>
-        <w:rPr>
-          <w:lang w:val="zh_TW" w:bidi="zh_TW"/>
-        </w:rPr>
-        <w:t>提多（人物）</w:t>
-      </w:r>
-      <w:r>
-        <w:rPr>
-          <w:lang w:val="zh_TW" w:bidi="zh_TW"/>
-        </w:rPr>
+        <w:t>中提到的兩座平原〔谷〕上的城（cities of the plain</w:t>
+      </w:r>
+      <w:r>
+        <w:rPr>
+          <w:lang w:val="zh_TW" w:bidi="zh_TW"/>
+        </w:rPr>
+        <w:t>〔</w:t>
+      </w:r>
+      <w:r>
+        <w:rPr>
+          <w:lang w:val="zh_TW" w:bidi="zh_TW"/>
+        </w:rPr>
+        <w:t>valley</w:t>
+      </w:r>
+      <w:r>
+        <w:rPr>
+          <w:lang w:val="zh_TW" w:bidi="zh_TW"/>
+        </w:rPr>
+        <w:t>〕</w:t>
+      </w:r>
+      <w:r>
+        <w:rPr>
+          <w:lang w:val="zh_TW" w:bidi="zh_TW"/>
+        </w:rPr>
+        <w:t>）。在西訂谷共有五座城市：</w:t>
       </w:r>
     </w:p>
     <w:p>
@@ -383,310 +295,7 @@
         <w:rPr>
           <w:lang w:val="zh_TW" w:bidi="zh_TW"/>
         </w:rPr>
-        <w:t>保羅的門徒之一——「照著我們共信之道作我真兒子的」（</w:t>
-      </w:r>
-      <w:hyperlink r:id="rId15">
-        <w:r>
-          <w:rPr>
-            <w:lang w:val="zh_TW" w:bidi="zh_TW"/>
-          </w:rPr>
-          <w:rPr>
-            <w:color w:val="0000EE"/>
-            <w:u w:val="single"/>
-          </w:rPr>
-          <w:t>提後1:4</w:t>
-        </w:r>
-      </w:hyperlink>
-      <w:r>
-        <w:rPr>
-          <w:lang w:val="zh_TW" w:bidi="zh_TW"/>
-        </w:rPr>
-        <w:t>）。提多是保羅的門徒和親密朋友，幫助保羅將基督教傳遍地中海世界（</w:t>
-      </w:r>
-      <w:hyperlink r:id="rId16">
-        <w:r>
-          <w:rPr>
-            <w:lang w:val="zh_TW" w:bidi="zh_TW"/>
-          </w:rPr>
-          <w:rPr>
-            <w:color w:val="0000EE"/>
-            <w:u w:val="single"/>
-          </w:rPr>
-          <w:t>林後8:23</w:t>
-        </w:r>
-      </w:hyperlink>
-      <w:r>
-        <w:rPr>
-          <w:lang w:val="zh_TW" w:bidi="zh_TW"/>
-        </w:rPr>
-        <w:t>；</w:t>
-      </w:r>
-      <w:hyperlink r:id="rId17">
-        <w:r>
-          <w:rPr>
-            <w:lang w:val="zh_TW" w:bidi="zh_TW"/>
-          </w:rPr>
-          <w:rPr>
-            <w:color w:val="0000EE"/>
-            <w:u w:val="single"/>
-          </w:rPr>
-          <w:t>提後4:10</w:t>
-        </w:r>
-      </w:hyperlink>
-      <w:r>
-        <w:rPr>
-          <w:lang w:val="zh_TW" w:bidi="zh_TW"/>
-        </w:rPr>
-        <w:t>；</w:t>
-      </w:r>
-      <w:hyperlink r:id="rId18">
-        <w:r>
-          <w:rPr>
-            <w:lang w:val="zh_TW" w:bidi="zh_TW"/>
-          </w:rPr>
-          <w:rPr>
-            <w:color w:val="0000EE"/>
-            <w:u w:val="single"/>
-          </w:rPr>
-          <w:t>多1:4–5</w:t>
-        </w:r>
-      </w:hyperlink>
-      <w:r>
-        <w:rPr>
-          <w:lang w:val="zh_TW" w:bidi="zh_TW"/>
-        </w:rPr>
-        <w:t>）。保羅在他的信中多次提到提多（在哥林多後書提到八次，在加拉太書提到兩次，在提摩太後書和提多書各提到一次）。使徒行傳沒有提及提多，學者對此原因不詳。有些人推測他是使徒行傳的作者路加的兄弟。</w:t>
-        <w:br/>
-      </w:r>
-      <w:r>
-        <w:rPr>
-          <w:lang w:val="zh_TW" w:bidi="zh_TW"/>
-        </w:rPr>
-        <w:t>提多與提摩太不同，提摩太有一位猶太母親，而提多由非猶太父母所生。我們不知道提多如何成為基督徒或如何遇見保羅。第一次提到提多，是在他與保羅和巴拿巴一起前往耶路撒冷的時候（</w:t>
-      </w:r>
-      <w:hyperlink r:id="rId19">
-        <w:r>
-          <w:rPr>
-            <w:lang w:val="zh_TW" w:bidi="zh_TW"/>
-          </w:rPr>
-          <w:rPr>
-            <w:color w:val="0000EE"/>
-            <w:u w:val="single"/>
-          </w:rPr>
-          <w:t>加2:3</w:t>
-        </w:r>
-      </w:hyperlink>
-      <w:r>
-        <w:rPr>
-          <w:lang w:val="zh_TW" w:bidi="zh_TW"/>
-        </w:rPr>
-        <w:t>）。這大概是在公元50年左右，當時教會領袖在耶路撒冷會議上討論重要問題（</w:t>
-      </w:r>
-      <w:hyperlink r:id="rId20">
-        <w:r>
-          <w:rPr>
-            <w:lang w:val="zh_TW" w:bidi="zh_TW"/>
-          </w:rPr>
-          <w:rPr>
-            <w:color w:val="0000EE"/>
-            <w:u w:val="single"/>
-          </w:rPr>
-          <w:t>徒15章</w:t>
-        </w:r>
-      </w:hyperlink>
-      <w:r>
-        <w:rPr>
-          <w:lang w:val="zh_TW" w:bidi="zh_TW"/>
-        </w:rPr>
-        <w:t>）。在保羅第一次宣教旅行之後不久，安提阿教會就差遣保羅和巴拿巴參加這次會議。</w:t>
-        <w:br/>
-      </w:r>
-      <w:r>
-        <w:rPr>
-          <w:lang w:val="zh_TW" w:bidi="zh_TW"/>
-        </w:rPr>
-        <w:t>當時，一些基督徒認為新的信徒如果不是猶太人（即不是出生於猶太信仰之家），就應該遵循猶太習俗。保羅不同意這個觀點，他帶來了不是猶太人的提多，以證明成為基督徒不需要遵循猶太習俗。教會領袖同意保羅的觀點。他們接受提多為基督徒，而不要求他遵循猶太習俗。這一決定幫助早期教會歡迎更多非猶太人。</w:t>
-        <w:br/>
-      </w:r>
-      <w:r>
-        <w:rPr>
-          <w:lang w:val="zh_TW" w:bidi="zh_TW"/>
-        </w:rPr>
-        <w:t>提多可能在此之後與保羅一起旅行，但直到保羅與哥林多教會發生問題時，我們才再次聽到提多的名字，這發生在保羅第三次宣教旅程中分享耶穌的信息時。</w:t>
-        <w:br/>
-        <w:br/>
-      </w:r>
-      <w:r>
-        <w:rPr>
-          <w:lang w:val="zh_TW" w:bidi="zh_TW"/>
-        </w:rPr>
-        <w:t>根據哥林多後書，保羅在以弗所教導了很長一段時間。在此期間，他聽說哥林多的基督徒對他感到不滿。他們不再接受保羅作為神所揀選的領袖（使徒）。保羅試圖與他們和好，但並未成功。所以保羅派提多去哥林多幫助修復關係。後來，提多在馬其頓（希臘的一個地區）見到保羅，並帶來了好消息。他說哥林多的基督徒已經改變心意，他們現在重新愛戴和尊重保羅（</w:t>
-      </w:r>
-      <w:hyperlink r:id="rId21">
-        <w:r>
-          <w:rPr>
-            <w:lang w:val="zh_TW" w:bidi="zh_TW"/>
-          </w:rPr>
-          <w:rPr>
-            <w:color w:val="0000EE"/>
-            <w:u w:val="single"/>
-          </w:rPr>
-          <w:t>林後7:6–7</w:t>
-        </w:r>
-      </w:hyperlink>
-      <w:r>
-        <w:rPr>
-          <w:lang w:val="zh_TW" w:bidi="zh_TW"/>
-        </w:rPr>
-        <w:t>）。因此，保羅讓提多帶著哥林多後書返回哥林多。這封信包括為猶太地區貧困的基督徒籌集資金的指示（</w:t>
-      </w:r>
-      <w:hyperlink r:id="rId22">
-        <w:r>
-          <w:rPr>
-            <w:lang w:val="zh_TW" w:bidi="zh_TW"/>
-          </w:rPr>
-          <w:rPr>
-            <w:color w:val="0000EE"/>
-            <w:u w:val="single"/>
-          </w:rPr>
-          <w:t>8:6、16</w:t>
-        </w:r>
-      </w:hyperlink>
-      <w:r>
-        <w:rPr>
-          <w:lang w:val="zh_TW" w:bidi="zh_TW"/>
-        </w:rPr>
-        <w:t>）。提多也成功完成了這項任務（</w:t>
-      </w:r>
-      <w:hyperlink r:id="rId23">
-        <w:r>
-          <w:rPr>
-            <w:lang w:val="zh_TW" w:bidi="zh_TW"/>
-          </w:rPr>
-          <w:rPr>
-            <w:color w:val="0000EE"/>
-            <w:u w:val="single"/>
-          </w:rPr>
-          <w:t>羅15:25–6</w:t>
-        </w:r>
-      </w:hyperlink>
-      <w:r>
-        <w:rPr>
-          <w:lang w:val="zh_TW" w:bidi="zh_TW"/>
-        </w:rPr>
-        <w:t>）。</w:t>
-        <w:br/>
-      </w:r>
-      <w:r>
-        <w:rPr>
-          <w:lang w:val="zh_TW" w:bidi="zh_TW"/>
-        </w:rPr>
-        <w:t>有些人認為保羅在羅馬監禁後被釋放。如果這是真的，提多可能與保羅一起前往克里特島。當保羅離開克里特時，他要求提多留下來幫助那裡的新基督徒群體變得更堅固（</w:t>
-      </w:r>
-      <w:hyperlink r:id="rId24">
-        <w:r>
-          <w:rPr>
-            <w:lang w:val="zh_TW" w:bidi="zh_TW"/>
-          </w:rPr>
-          <w:rPr>
-            <w:color w:val="0000EE"/>
-            <w:u w:val="single"/>
-          </w:rPr>
-          <w:t>多1:5</w:t>
-        </w:r>
-      </w:hyperlink>
-      <w:r>
-        <w:rPr>
-          <w:lang w:val="zh_TW" w:bidi="zh_TW"/>
-        </w:rPr>
-        <w:t>）。這項工作並不容易，因為克里特人難以管理，並且有假教師在給新基督徒製造麻煩（</w:t>
-      </w:r>
-      <w:hyperlink r:id="rId25">
-        <w:r>
-          <w:rPr>
-            <w:lang w:val="zh_TW" w:bidi="zh_TW"/>
-          </w:rPr>
-          <w:rPr>
-            <w:color w:val="0000EE"/>
-            <w:u w:val="single"/>
-          </w:rPr>
-          <w:t>10–16節</w:t>
-        </w:r>
-      </w:hyperlink>
-      <w:r>
-        <w:rPr>
-          <w:lang w:val="zh_TW" w:bidi="zh_TW"/>
-        </w:rPr>
-        <w:t>）。但保羅知道提多能夠應付這個困難的任務。</w:t>
-        <w:br/>
-      </w:r>
-      <w:r>
-        <w:rPr>
-          <w:lang w:val="zh_TW" w:bidi="zh_TW"/>
-        </w:rPr>
-        <w:t>後來，保羅寫了一封信給提多。這封信是保羅的三封教牧書信之一（寫給教會領袖的信）。保羅寫這封信是為了鼓勵提多在克里特與基督徒的工作。保羅在信的結尾吩咐提多在尼哥坡里與他會合，這是一個位於希臘西海岸的城，保羅計劃在那裡過冬（</w:t>
-      </w:r>
-      <w:hyperlink r:id="rId26">
-        <w:r>
-          <w:rPr>
-            <w:lang w:val="zh_TW" w:bidi="zh_TW"/>
-          </w:rPr>
-          <w:rPr>
-            <w:color w:val="0000EE"/>
-            <w:u w:val="single"/>
-          </w:rPr>
-          <w:t>多3:12</w:t>
-        </w:r>
-      </w:hyperlink>
-      <w:r>
-        <w:rPr>
-          <w:lang w:val="zh_TW" w:bidi="zh_TW"/>
-        </w:rPr>
-        <w:t>）。保羅可能從尼哥坡里派提多去撻馬太執行任務，或者保羅稍後在羅馬再次被監禁時差遣提多（見</w:t>
-      </w:r>
-      <w:hyperlink r:id="rId17">
-        <w:r>
-          <w:rPr>
-            <w:lang w:val="zh_TW" w:bidi="zh_TW"/>
-          </w:rPr>
-          <w:rPr>
-            <w:color w:val="0000EE"/>
-            <w:u w:val="single"/>
-          </w:rPr>
-          <w:t>提後4:10</w:t>
-        </w:r>
-      </w:hyperlink>
-      <w:r>
-        <w:rPr>
-          <w:lang w:val="zh_TW" w:bidi="zh_TW"/>
-        </w:rPr>
-        <w:t>）。撻馬太是現在克羅地亞的一個地區。如果後來的傳統資料是正確的話，提多後來回到克里特，並在那裡擔任監督（教會領袖）直到老年。</w:t>
-        <w:br/>
-      </w:r>
-      <w:r>
-        <w:rPr>
-          <w:i/>
-          <w:lang w:val="zh_TW" w:bidi="zh_TW"/>
-        </w:rPr>
-        <w:t>另見</w:t>
-      </w:r>
-      <w:r>
-        <w:rPr>
-          <w:lang w:val="zh_TW" w:bidi="zh_TW"/>
-        </w:rPr>
-        <w:t xml:space="preserve"> </w:t>
-      </w:r>
-      <w:r>
-        <w:rPr>
-          <w:lang w:val="zh_TW" w:bidi="zh_TW"/>
-        </w:rPr>
-        <w:t>提多書</w:t>
-      </w:r>
-      <w:r>
-        <w:rPr>
-          <w:lang w:val="zh_TW" w:bidi="zh_TW"/>
-        </w:rPr>
-        <w:t>。</w:t>
+        <w:t>所多瑪</w:t>
       </w:r>
     </w:p>
     <w:p>
@@ -704,50 +313,7 @@
         <w:rPr>
           <w:lang w:val="zh_TW" w:bidi="zh_TW"/>
         </w:rPr>
-        <w:t>哥林多一位外邦歸信者的名字的另一種拼寫。當猶太群體拒絕保羅的信息時，保羅前往這個人的家（</w:t>
-      </w:r>
-      <w:hyperlink r:id="rId27">
-        <w:r>
-          <w:rPr>
-            <w:lang w:val="zh_TW" w:bidi="zh_TW"/>
-          </w:rPr>
-          <w:rPr>
-            <w:color w:val="0000EE"/>
-            <w:u w:val="single"/>
-          </w:rPr>
-          <w:t>徒18:7</w:t>
-        </w:r>
-      </w:hyperlink>
-      <w:r>
-        <w:rPr>
-          <w:lang w:val="zh_TW" w:bidi="zh_TW"/>
-        </w:rPr>
-        <w:t>）。更好的抄本證據稱他為提多‧猶士都。</w:t>
-      </w:r>
-      <w:r>
-        <w:rPr>
-          <w:i/>
-          <w:lang w:val="zh_TW" w:bidi="zh_TW"/>
-        </w:rPr>
-        <w:t>另見</w:t>
-      </w:r>
-      <w:r>
-        <w:rPr>
-          <w:lang w:val="zh_TW" w:bidi="zh_TW"/>
-        </w:rPr>
-        <w:t xml:space="preserve"> </w:t>
-      </w:r>
-      <w:r>
-        <w:rPr>
-          <w:lang w:val="zh_TW" w:bidi="zh_TW"/>
-        </w:rPr>
-        <w:t>猶士都#2</w:t>
-      </w:r>
-      <w:r>
-        <w:rPr>
-          <w:lang w:val="zh_TW" w:bidi="zh_TW"/>
-        </w:rPr>
-        <w:t>。</w:t>
+        <w:t>蛾摩拉</w:t>
       </w:r>
     </w:p>
     <w:p>
@@ -765,42 +331,72 @@
         <w:rPr>
           <w:lang w:val="zh_TW" w:bidi="zh_TW"/>
         </w:rPr>
-        <w:t>維斯帕先（Vespasian）的兒子。他是公元79年至81年的羅馬皇帝。</w:t>
-      </w:r>
-      <w:r>
-        <w:rPr>
-          <w:i/>
-          <w:lang w:val="zh_TW" w:bidi="zh_TW"/>
-        </w:rPr>
-        <w:t>另見</w:t>
-      </w:r>
-      <w:r>
-        <w:rPr>
-          <w:lang w:val="zh_TW" w:bidi="zh_TW"/>
-        </w:rPr>
-        <w:t xml:space="preserve"> </w:t>
-      </w:r>
-      <w:r>
-        <w:rPr>
-          <w:lang w:val="zh_TW" w:bidi="zh_TW"/>
-        </w:rPr>
-        <w:t>凱撒</w:t>
-      </w:r>
-      <w:r>
-        <w:rPr>
-          <w:lang w:val="zh_TW" w:bidi="zh_TW"/>
-        </w:rPr>
-        <w:t>。</w:t>
-      </w:r>
-      <w:r>
-        <w:rPr>
-          <w:lang w:val="zh_TW" w:bidi="zh_TW"/>
-        </w:rPr>
-      </w:r>
-      <w:r>
-        <w:rPr>
-          <w:lang w:val="zh_TW" w:bidi="zh_TW"/>
-        </w:rPr>
+        <w:t>押瑪</w:t>
+      </w:r>
+    </w:p>
+    <w:p>
+      <w:pPr>
+        <w:pStyle w:val="ListNumber"/>
+        <w:spacing w:line="240" w:lineRule="auto"/>
+        <w:ind w:left="720"/>
+      </w:pPr>
+      <w:r>
+        <w:rPr>
+          <w:lang w:val="zh_TW" w:bidi="zh_TW"/>
+        </w:rPr>
+      </w:r>
+      <w:r>
+        <w:rPr>
+          <w:lang w:val="zh_TW" w:bidi="zh_TW"/>
+        </w:rPr>
+        <w:t>洗扁</w:t>
+      </w:r>
+    </w:p>
+    <w:p>
+      <w:pPr>
+        <w:pStyle w:val="ListNumber"/>
+        <w:spacing w:line="240" w:lineRule="auto"/>
+        <w:ind w:left="720"/>
+      </w:pPr>
+      <w:r>
+        <w:rPr>
+          <w:lang w:val="zh_TW" w:bidi="zh_TW"/>
+        </w:rPr>
+      </w:r>
+      <w:r>
+        <w:rPr>
+          <w:lang w:val="zh_TW" w:bidi="zh_TW"/>
+        </w:rPr>
+        <w:t>比拉或瑣珥（</w:t>
+      </w:r>
+      <w:hyperlink r:id="rId14">
+        <w:r>
+          <w:rPr>
+            <w:lang w:val="zh_TW" w:bidi="zh_TW"/>
+          </w:rPr>
+          <w:rPr>
+            <w:color w:val="0000EE"/>
+            <w:u w:val="single"/>
+          </w:rPr>
+          <w:t>創14:2</w:t>
+        </w:r>
+      </w:hyperlink>
+      <w:r>
+        <w:rPr>
+          <w:lang w:val="zh_TW" w:bidi="zh_TW"/>
+        </w:rPr>
+        <w:t>）</w:t>
+      </w:r>
+    </w:p>
+    <w:p>
+      <w:pPr>
+        <w:pStyle w:val="Heading3"/>
+      </w:pPr>
+      <w:r>
+        <w:rPr>
+          <w:lang w:val="zh_TW" w:bidi="zh_TW"/>
+        </w:rPr>
+        <w:t>聖經中的所多瑪和蛾摩拉</w:t>
       </w:r>
     </w:p>
     <w:p>
@@ -810,22 +406,198 @@
           <w:lang w:val="zh_TW" w:bidi="zh_TW"/>
         </w:rPr>
       </w:r>
+      <w:r>
+        <w:rPr>
+          <w:lang w:val="zh_TW" w:bidi="zh_TW"/>
+        </w:rPr>
+        <w:t>西訂谷靠近死海。在這些城市中，所多瑪在創世記中被提及的次數最多。它共出現了36次，其中16次是單獨提到所多瑪。聖經視所多瑪為邪惡城市的典型。它被毀滅的記載（</w:t>
+      </w:r>
+      <w:hyperlink r:id="rId15">
+        <w:r>
+          <w:rPr>
+            <w:lang w:val="zh_TW" w:bidi="zh_TW"/>
+          </w:rPr>
+          <w:rPr>
+            <w:color w:val="0000EE"/>
+            <w:u w:val="single"/>
+          </w:rPr>
+          <w:t>創19:24</w:t>
+        </w:r>
+      </w:hyperlink>
+      <w:r>
+        <w:rPr>
+          <w:lang w:val="zh_TW" w:bidi="zh_TW"/>
+        </w:rPr>
+        <w:t>）在其它聖經經卷中被用作神審判的警戒：</w:t>
+      </w:r>
     </w:p>
     <w:p>
       <w:pPr>
-        <w:pStyle w:val="Heading2"/>
-      </w:pPr>
-      <w:r>
-        <w:rPr>
-          <w:lang w:val="zh_TW" w:bidi="zh_TW"/>
-        </w:rPr>
-        <w:t>提多書，信件至</w:t>
-      </w:r>
-      <w:r>
-        <w:rPr>
-          <w:lang w:val="zh_TW" w:bidi="zh_TW"/>
-        </w:rPr>
-      </w:r>
+        <w:pStyle w:val="ListBullet"/>
+        <w:spacing w:line="240" w:lineRule="auto"/>
+        <w:ind w:left="720"/>
+      </w:pPr>
+      <w:r>
+        <w:rPr>
+          <w:lang w:val="zh_TW" w:bidi="zh_TW"/>
+        </w:rPr>
+      </w:r>
+      <w:hyperlink r:id="rId16">
+        <w:r>
+          <w:rPr>
+            <w:lang w:val="zh_TW" w:bidi="zh_TW"/>
+          </w:rPr>
+          <w:rPr>
+            <w:color w:val="0000EE"/>
+            <w:u w:val="single"/>
+          </w:rPr>
+          <w:t>申命記二十九章23節</w:t>
+        </w:r>
+      </w:hyperlink>
+    </w:p>
+    <w:p>
+      <w:pPr>
+        <w:pStyle w:val="ListBullet"/>
+        <w:spacing w:line="240" w:lineRule="auto"/>
+        <w:ind w:left="720"/>
+      </w:pPr>
+      <w:r>
+        <w:rPr>
+          <w:lang w:val="zh_TW" w:bidi="zh_TW"/>
+        </w:rPr>
+      </w:r>
+      <w:hyperlink r:id="rId17">
+        <w:r>
+          <w:rPr>
+            <w:lang w:val="zh_TW" w:bidi="zh_TW"/>
+          </w:rPr>
+          <w:rPr>
+            <w:color w:val="0000EE"/>
+            <w:u w:val="single"/>
+          </w:rPr>
+          <w:t>以賽亞書一章9至10節</w:t>
+        </w:r>
+      </w:hyperlink>
+    </w:p>
+    <w:p>
+      <w:pPr>
+        <w:pStyle w:val="ListBullet"/>
+        <w:spacing w:line="240" w:lineRule="auto"/>
+        <w:ind w:left="720"/>
+      </w:pPr>
+      <w:r>
+        <w:rPr>
+          <w:lang w:val="zh_TW" w:bidi="zh_TW"/>
+        </w:rPr>
+      </w:r>
+      <w:hyperlink r:id="rId18">
+        <w:r>
+          <w:rPr>
+            <w:lang w:val="zh_TW" w:bidi="zh_TW"/>
+          </w:rPr>
+          <w:rPr>
+            <w:color w:val="0000EE"/>
+            <w:u w:val="single"/>
+          </w:rPr>
+          <w:t>耶利米書二十三章14節</w:t>
+        </w:r>
+      </w:hyperlink>
+    </w:p>
+    <w:p>
+      <w:pPr>
+        <w:pStyle w:val="ListBullet"/>
+        <w:spacing w:line="240" w:lineRule="auto"/>
+        <w:ind w:left="720"/>
+      </w:pPr>
+      <w:r>
+        <w:rPr>
+          <w:lang w:val="zh_TW" w:bidi="zh_TW"/>
+        </w:rPr>
+      </w:r>
+      <w:hyperlink r:id="rId19">
+        <w:r>
+          <w:rPr>
+            <w:lang w:val="zh_TW" w:bidi="zh_TW"/>
+          </w:rPr>
+          <w:rPr>
+            <w:color w:val="0000EE"/>
+            <w:u w:val="single"/>
+          </w:rPr>
+          <w:t>耶利米書四十九章18節</w:t>
+        </w:r>
+      </w:hyperlink>
+    </w:p>
+    <w:p>
+      <w:pPr>
+        <w:pStyle w:val="ListBullet"/>
+        <w:spacing w:line="240" w:lineRule="auto"/>
+        <w:ind w:left="720"/>
+      </w:pPr>
+      <w:r>
+        <w:rPr>
+          <w:lang w:val="zh_TW" w:bidi="zh_TW"/>
+        </w:rPr>
+      </w:r>
+      <w:hyperlink r:id="rId20">
+        <w:r>
+          <w:rPr>
+            <w:lang w:val="zh_TW" w:bidi="zh_TW"/>
+          </w:rPr>
+          <w:rPr>
+            <w:color w:val="0000EE"/>
+            <w:u w:val="single"/>
+          </w:rPr>
+          <w:t>耶利米哀歌四章6節</w:t>
+        </w:r>
+      </w:hyperlink>
+    </w:p>
+    <w:p>
+      <w:pPr>
+        <w:pStyle w:val="ListBullet"/>
+        <w:spacing w:line="240" w:lineRule="auto"/>
+        <w:ind w:left="720"/>
+      </w:pPr>
+      <w:r>
+        <w:rPr>
+          <w:lang w:val="zh_TW" w:bidi="zh_TW"/>
+        </w:rPr>
+      </w:r>
+      <w:hyperlink r:id="rId21">
+        <w:r>
+          <w:rPr>
+            <w:lang w:val="zh_TW" w:bidi="zh_TW"/>
+          </w:rPr>
+          <w:rPr>
+            <w:color w:val="0000EE"/>
+            <w:u w:val="single"/>
+          </w:rPr>
+          <w:t>阿摩司書四章11節</w:t>
+        </w:r>
+      </w:hyperlink>
+    </w:p>
+    <w:p>
+      <w:pPr>
+        <w:pStyle w:val="ListBullet"/>
+        <w:spacing w:line="240" w:lineRule="auto"/>
+        <w:ind w:left="720"/>
+      </w:pPr>
+      <w:r>
+        <w:rPr>
+          <w:lang w:val="zh_TW" w:bidi="zh_TW"/>
+        </w:rPr>
+      </w:r>
+      <w:hyperlink r:id="rId22">
+        <w:r>
+          <w:rPr>
+            <w:lang w:val="zh_TW" w:bidi="zh_TW"/>
+          </w:rPr>
+          <w:rPr>
+            <w:color w:val="0000EE"/>
+            <w:u w:val="single"/>
+          </w:rPr>
+          <w:t>西番雅書二章9節</w:t>
+        </w:r>
+      </w:hyperlink>
     </w:p>
     <w:p>
       <w:pPr/>
@@ -838,7 +610,186 @@
         <w:rPr>
           <w:lang w:val="zh_TW" w:bidi="zh_TW"/>
         </w:rPr>
-        <w:t>保羅寫給他同工提多的書信。</w:t>
+        <w:t>新約聖經中也有提到所多瑪毀滅的故事：</w:t>
+      </w:r>
+    </w:p>
+    <w:p>
+      <w:pPr>
+        <w:pStyle w:val="ListBullet"/>
+        <w:spacing w:line="240" w:lineRule="auto"/>
+        <w:ind w:left="720"/>
+      </w:pPr>
+      <w:r>
+        <w:rPr>
+          <w:lang w:val="zh_TW" w:bidi="zh_TW"/>
+        </w:rPr>
+      </w:r>
+      <w:hyperlink r:id="rId23">
+        <w:r>
+          <w:rPr>
+            <w:lang w:val="zh_TW" w:bidi="zh_TW"/>
+          </w:rPr>
+          <w:rPr>
+            <w:color w:val="0000EE"/>
+            <w:u w:val="single"/>
+          </w:rPr>
+          <w:t>馬太福音十章15節</w:t>
+        </w:r>
+      </w:hyperlink>
+    </w:p>
+    <w:p>
+      <w:pPr>
+        <w:pStyle w:val="ListBullet"/>
+        <w:spacing w:line="240" w:lineRule="auto"/>
+        <w:ind w:left="720"/>
+      </w:pPr>
+      <w:r>
+        <w:rPr>
+          <w:lang w:val="zh_TW" w:bidi="zh_TW"/>
+        </w:rPr>
+      </w:r>
+      <w:hyperlink r:id="rId24">
+        <w:r>
+          <w:rPr>
+            <w:lang w:val="zh_TW" w:bidi="zh_TW"/>
+          </w:rPr>
+          <w:rPr>
+            <w:color w:val="0000EE"/>
+            <w:u w:val="single"/>
+          </w:rPr>
+          <w:t>路加福音十章12節</w:t>
+        </w:r>
+      </w:hyperlink>
+    </w:p>
+    <w:p>
+      <w:pPr>
+        <w:pStyle w:val="ListBullet"/>
+        <w:spacing w:line="240" w:lineRule="auto"/>
+        <w:ind w:left="720"/>
+      </w:pPr>
+      <w:r>
+        <w:rPr>
+          <w:lang w:val="zh_TW" w:bidi="zh_TW"/>
+        </w:rPr>
+      </w:r>
+      <w:hyperlink r:id="rId25">
+        <w:r>
+          <w:rPr>
+            <w:lang w:val="zh_TW" w:bidi="zh_TW"/>
+          </w:rPr>
+          <w:rPr>
+            <w:color w:val="0000EE"/>
+            <w:u w:val="single"/>
+          </w:rPr>
+          <w:t>路加福音十七章29節</w:t>
+        </w:r>
+      </w:hyperlink>
+    </w:p>
+    <w:p>
+      <w:pPr>
+        <w:pStyle w:val="ListBullet"/>
+        <w:spacing w:line="240" w:lineRule="auto"/>
+        <w:ind w:left="720"/>
+      </w:pPr>
+      <w:r>
+        <w:rPr>
+          <w:lang w:val="zh_TW" w:bidi="zh_TW"/>
+        </w:rPr>
+      </w:r>
+      <w:hyperlink r:id="rId26">
+        <w:r>
+          <w:rPr>
+            <w:lang w:val="zh_TW" w:bidi="zh_TW"/>
+          </w:rPr>
+          <w:rPr>
+            <w:color w:val="0000EE"/>
+            <w:u w:val="single"/>
+          </w:rPr>
+          <w:t>羅馬書九章29節</w:t>
+        </w:r>
+      </w:hyperlink>
+    </w:p>
+    <w:p>
+      <w:pPr>
+        <w:pStyle w:val="ListBullet"/>
+        <w:spacing w:line="240" w:lineRule="auto"/>
+        <w:ind w:left="720"/>
+      </w:pPr>
+      <w:r>
+        <w:rPr>
+          <w:lang w:val="zh_TW" w:bidi="zh_TW"/>
+        </w:rPr>
+      </w:r>
+      <w:hyperlink r:id="rId27">
+        <w:r>
+          <w:rPr>
+            <w:lang w:val="zh_TW" w:bidi="zh_TW"/>
+          </w:rPr>
+          <w:rPr>
+            <w:color w:val="0000EE"/>
+            <w:u w:val="single"/>
+          </w:rPr>
+          <w:t>彼得後書二章6節</w:t>
+        </w:r>
+      </w:hyperlink>
+    </w:p>
+    <w:p>
+      <w:pPr>
+        <w:pStyle w:val="ListBullet"/>
+        <w:spacing w:line="240" w:lineRule="auto"/>
+        <w:ind w:left="720"/>
+      </w:pPr>
+      <w:r>
+        <w:rPr>
+          <w:lang w:val="zh_TW" w:bidi="zh_TW"/>
+        </w:rPr>
+      </w:r>
+      <w:hyperlink r:id="rId28">
+        <w:r>
+          <w:rPr>
+            <w:lang w:val="zh_TW" w:bidi="zh_TW"/>
+          </w:rPr>
+          <w:rPr>
+            <w:color w:val="0000EE"/>
+            <w:u w:val="single"/>
+          </w:rPr>
+          <w:t>猶大書一章7節</w:t>
+        </w:r>
+      </w:hyperlink>
+    </w:p>
+    <w:p>
+      <w:pPr>
+        <w:pStyle w:val="ListBullet"/>
+        <w:spacing w:line="240" w:lineRule="auto"/>
+        <w:ind w:left="720"/>
+      </w:pPr>
+      <w:r>
+        <w:rPr>
+          <w:lang w:val="zh_TW" w:bidi="zh_TW"/>
+        </w:rPr>
+      </w:r>
+      <w:hyperlink r:id="rId29">
+        <w:r>
+          <w:rPr>
+            <w:lang w:val="zh_TW" w:bidi="zh_TW"/>
+          </w:rPr>
+          <w:rPr>
+            <w:color w:val="0000EE"/>
+            <w:u w:val="single"/>
+          </w:rPr>
+          <w:t>啟示錄十一章8節</w:t>
+        </w:r>
+      </w:hyperlink>
+    </w:p>
+    <w:p>
+      <w:pPr>
+        <w:pStyle w:val="Heading3"/>
+      </w:pPr>
+      <w:r>
+        <w:rPr>
+          <w:lang w:val="zh_TW" w:bidi="zh_TW"/>
+        </w:rPr>
+        <w:t>所多瑪和蛾摩拉發生了什麼事？</w:t>
       </w:r>
     </w:p>
     <w:p>
@@ -852,108 +803,61 @@
         <w:rPr>
           <w:lang w:val="zh_TW" w:bidi="zh_TW"/>
         </w:rPr>
-        <w:t>概述</w:t>
-      </w:r>
-    </w:p>
-    <w:p>
-      <w:pPr>
-        <w:pStyle w:val="ListBullet"/>
-        <w:spacing w:line="240" w:lineRule="auto"/>
-        <w:ind w:left="720"/>
-      </w:pPr>
-      <w:r>
-        <w:rPr>
-          <w:lang w:val="zh_TW" w:bidi="zh_TW"/>
-        </w:rPr>
-      </w:r>
-      <w:r>
-        <w:rPr>
-          <w:lang w:val="zh_TW" w:bidi="zh_TW"/>
-        </w:rPr>
-        <w:t>作者</w:t>
-      </w:r>
-    </w:p>
-    <w:p>
-      <w:pPr>
-        <w:pStyle w:val="ListBullet"/>
-        <w:spacing w:line="240" w:lineRule="auto"/>
-        <w:ind w:left="720"/>
-      </w:pPr>
-      <w:r>
-        <w:rPr>
-          <w:lang w:val="zh_TW" w:bidi="zh_TW"/>
-        </w:rPr>
-      </w:r>
-      <w:r>
-        <w:rPr>
-          <w:lang w:val="zh_TW" w:bidi="zh_TW"/>
-        </w:rPr>
-        <w:t>收信人</w:t>
-      </w:r>
-    </w:p>
-    <w:p>
-      <w:pPr>
-        <w:pStyle w:val="ListBullet"/>
-        <w:spacing w:line="240" w:lineRule="auto"/>
-        <w:ind w:left="720"/>
-      </w:pPr>
-      <w:r>
-        <w:rPr>
-          <w:lang w:val="zh_TW" w:bidi="zh_TW"/>
-        </w:rPr>
-      </w:r>
-      <w:r>
-        <w:rPr>
-          <w:lang w:val="zh_TW" w:bidi="zh_TW"/>
-        </w:rPr>
-        <w:t>日期</w:t>
-      </w:r>
-    </w:p>
-    <w:p>
-      <w:pPr>
-        <w:pStyle w:val="ListBullet"/>
-        <w:spacing w:line="240" w:lineRule="auto"/>
-        <w:ind w:left="720"/>
-      </w:pPr>
-      <w:r>
-        <w:rPr>
-          <w:lang w:val="zh_TW" w:bidi="zh_TW"/>
-        </w:rPr>
-      </w:r>
-      <w:r>
-        <w:rPr>
-          <w:lang w:val="zh_TW" w:bidi="zh_TW"/>
-        </w:rPr>
-        <w:t>目的和教導</w:t>
-      </w:r>
-    </w:p>
-    <w:p>
-      <w:pPr>
-        <w:pStyle w:val="ListBullet"/>
-        <w:spacing w:line="240" w:lineRule="auto"/>
-        <w:ind w:left="720"/>
-      </w:pPr>
-      <w:r>
-        <w:rPr>
-          <w:lang w:val="zh_TW" w:bidi="zh_TW"/>
-        </w:rPr>
-      </w:r>
-      <w:r>
-        <w:rPr>
-          <w:lang w:val="zh_TW" w:bidi="zh_TW"/>
-        </w:rPr>
-        <w:t>內容</w:t>
-      </w:r>
-    </w:p>
-    <w:p>
-      <w:pPr>
-        <w:pStyle w:val="Heading3"/>
-      </w:pPr>
-      <w:r>
-        <w:rPr>
-          <w:lang w:val="zh_TW" w:bidi="zh_TW"/>
-        </w:rPr>
-        <w:t>作者</w:t>
+        <w:t>所多瑪和蛾摩拉的主要故事發生在</w:t>
+      </w:r>
+      <w:hyperlink r:id="rId30">
+        <w:r>
+          <w:rPr>
+            <w:lang w:val="zh_TW" w:bidi="zh_TW"/>
+          </w:rPr>
+          <w:rPr>
+            <w:color w:val="0000EE"/>
+            <w:u w:val="single"/>
+          </w:rPr>
+          <w:t>創世記十八</w:t>
+        </w:r>
+      </w:hyperlink>
+      <w:r>
+        <w:rPr>
+          <w:lang w:val="zh_TW" w:bidi="zh_TW"/>
+        </w:rPr>
+        <w:t>和</w:t>
+      </w:r>
+      <w:hyperlink r:id="rId31">
+        <w:r>
+          <w:rPr>
+            <w:lang w:val="zh_TW" w:bidi="zh_TW"/>
+          </w:rPr>
+          <w:rPr>
+            <w:color w:val="0000EE"/>
+            <w:u w:val="single"/>
+          </w:rPr>
+          <w:t>十九章</w:t>
+        </w:r>
+      </w:hyperlink>
+      <w:r>
+        <w:rPr>
+          <w:lang w:val="zh_TW" w:bidi="zh_TW"/>
+        </w:rPr>
+        <w:t>。聖經對這座城市的描述由第</w:t>
+      </w:r>
+      <w:hyperlink r:id="rId32">
+        <w:r>
+          <w:rPr>
+            <w:lang w:val="zh_TW" w:bidi="zh_TW"/>
+          </w:rPr>
+          <w:rPr>
+            <w:color w:val="0000EE"/>
+            <w:u w:val="single"/>
+          </w:rPr>
+          <w:t>十三</w:t>
+        </w:r>
+      </w:hyperlink>
+      <w:r>
+        <w:rPr>
+          <w:lang w:val="zh_TW" w:bidi="zh_TW"/>
+        </w:rPr>
+        <w:t>章開始。亞伯拉罕的姪兒羅得決定定居在約旦河谷，靠近所多瑪，那裡的人以極度邪惡著稱。所多瑪最嚴重的罪惡之一是性變態，特別是同性戀行為。羅得曾提出將自己的處女女兒交給所多瑪的男子，以保護他來自天上的客人，這顯示了該城腐敗的影響力。</w:t>
       </w:r>
     </w:p>
     <w:p>
@@ -967,9 +871,9 @@
         <w:rPr>
           <w:lang w:val="zh_TW" w:bidi="zh_TW"/>
         </w:rPr>
-        <w:t>雖然這封信以保羅的名字和問候開始（</w:t>
-      </w:r>
-      <w:hyperlink r:id="rId28">
+        <w:t>在羅得定居在所多瑪後，四個東方的王進攻該地區，包括所多瑪和蛾摩拉，並取得了控制權。14年後，他們再次回來平定一場叛亂（</w:t>
+      </w:r>
+      <w:hyperlink r:id="rId33">
         <w:r>
           <w:rPr>
             <w:lang w:val="zh_TW" w:bidi="zh_TW"/>
@@ -978,25 +882,32 @@
             <w:color w:val="0000EE"/>
             <w:u w:val="single"/>
           </w:rPr>
-          <w:t>多1:1–3</w:t>
+          <w:t>創14:1–5</w:t>
         </w:r>
       </w:hyperlink>
       <w:r>
         <w:rPr>
           <w:lang w:val="zh_TW" w:bidi="zh_TW"/>
         </w:rPr>
-        <w:t>），但現代學者基於其措辭和風格、所呈現的教會情況以及其闡述基督教教義的方式，對保羅的作者身份提出質疑。但是，著名學者和細心的研究者堅決捍衛保羅的作者身份，他們認為沒有理由假設這封書信是由其他人在保羅去世後使用保羅的名義寫的。這封書信與保羅其它書信的差異已在先前「提摩太前書」的「作者」部分中做了解釋。</w:t>
-      </w:r>
-    </w:p>
-    <w:p>
-      <w:pPr>
-        <w:pStyle w:val="Heading3"/>
-      </w:pPr>
-      <w:r>
-        <w:rPr>
-          <w:lang w:val="zh_TW" w:bidi="zh_TW"/>
-        </w:rPr>
-        <w:t>收信人</w:t>
+        <w:t>）。羅得在這場衝突中被擄，但後來被亞伯拉罕救出。所多瑪與蛾摩拉的罪惡如此重大，以至於耶和華決定毀滅它們。亞伯拉罕曾為其求情，問神如果城裡能找到十個義人，是否能饒恕這些城（</w:t>
+      </w:r>
+      <w:hyperlink r:id="rId34">
+        <w:r>
+          <w:rPr>
+            <w:lang w:val="zh_TW" w:bidi="zh_TW"/>
+          </w:rPr>
+          <w:rPr>
+            <w:color w:val="0000EE"/>
+            <w:u w:val="single"/>
+          </w:rPr>
+          <w:t>創18:20–33</w:t>
+        </w:r>
+      </w:hyperlink>
+      <w:r>
+        <w:rPr>
+          <w:lang w:val="zh_TW" w:bidi="zh_TW"/>
+        </w:rPr>
+        <w:t>）。</w:t>
       </w:r>
     </w:p>
     <w:p>
@@ -1010,9 +921,9 @@
         <w:rPr>
           <w:lang w:val="zh_TW" w:bidi="zh_TW"/>
         </w:rPr>
-        <w:t>提多似乎是保羅最信任和最寶貴的同工之一。保羅提到他（</w:t>
-      </w:r>
-      <w:hyperlink r:id="rId16">
+        <w:t>那兩位從亞伯拉罕那裡前往所多瑪來自天上的客人，發現羅得正坐在城門口（</w:t>
+      </w:r>
+      <w:hyperlink r:id="rId35">
         <w:r>
           <w:rPr>
             <w:lang w:val="zh_TW" w:bidi="zh_TW"/>
@@ -1021,121 +932,14 @@
             <w:color w:val="0000EE"/>
             <w:u w:val="single"/>
           </w:rPr>
-          <w:t>林後8:23</w:t>
+          <w:t>創19:1</w:t>
         </w:r>
       </w:hyperlink>
       <w:r>
         <w:rPr>
           <w:lang w:val="zh_TW" w:bidi="zh_TW"/>
         </w:rPr>
-        <w:t>）是「我的同伴，一同為你們勞碌的」。根據</w:t>
-      </w:r>
-      <w:hyperlink r:id="rId15">
-        <w:r>
-          <w:rPr>
-            <w:lang w:val="zh_TW" w:bidi="zh_TW"/>
-          </w:rPr>
-          <w:rPr>
-            <w:color w:val="0000EE"/>
-            <w:u w:val="single"/>
-          </w:rPr>
-          <w:t>提多書一章4節，</w:t>
-        </w:r>
-      </w:hyperlink>
-      <w:r>
-        <w:rPr>
-          <w:lang w:val="zh_TW" w:bidi="zh_TW"/>
-        </w:rPr>
-        <w:t>提多因保羅的工作而信主。很明顯從</w:t>
-      </w:r>
-      <w:hyperlink r:id="rId29">
-        <w:r>
-          <w:rPr>
-            <w:lang w:val="zh_TW" w:bidi="zh_TW"/>
-          </w:rPr>
-          <w:rPr>
-            <w:color w:val="0000EE"/>
-            <w:u w:val="single"/>
-          </w:rPr>
-          <w:t>加拉太書二章1至4節</w:t>
-        </w:r>
-      </w:hyperlink>
-      <w:r>
-        <w:rPr>
-          <w:lang w:val="zh_TW" w:bidi="zh_TW"/>
-        </w:rPr>
-        <w:t>可以看出提多是外邦人，他成為外邦基督徒是否應受割禮的試金石。那時提多與保羅和巴拿巴在耶路撒冷。後來，在保羅第三次宣教旅程中，提多為保羅在哥林多執行了兩項艱鉅的任務：第一項任務涉及保羅與哥林多教會之間的緊張關係；第二項任務與為耶路撒冷教會收集外邦人的奉獻有關（</w:t>
-      </w:r>
-      <w:hyperlink r:id="rId30">
-        <w:r>
-          <w:rPr>
-            <w:lang w:val="zh_TW" w:bidi="zh_TW"/>
-          </w:rPr>
-          <w:rPr>
-            <w:color w:val="0000EE"/>
-            <w:u w:val="single"/>
-          </w:rPr>
-          <w:t>林後2:12–13，</w:t>
-        </w:r>
-      </w:hyperlink>
-      <w:hyperlink r:id="rId31">
-        <w:r>
-          <w:rPr>
-            <w:lang w:val="zh_TW" w:bidi="zh_TW"/>
-          </w:rPr>
-          <w:rPr>
-            <w:color w:val="0000EE"/>
-            <w:u w:val="single"/>
-          </w:rPr>
-          <w:t>7:5–16，</w:t>
-        </w:r>
-      </w:hyperlink>
-      <w:hyperlink r:id="rId32">
-        <w:r>
-          <w:rPr>
-            <w:lang w:val="zh_TW" w:bidi="zh_TW"/>
-          </w:rPr>
-          <w:rPr>
-            <w:color w:val="0000EE"/>
-            <w:u w:val="single"/>
-          </w:rPr>
-          <w:t>8:1–24</w:t>
-        </w:r>
-      </w:hyperlink>
-      <w:r>
-        <w:rPr>
-          <w:lang w:val="zh_TW" w:bidi="zh_TW"/>
-        </w:rPr>
-        <w:t>）。如果</w:t>
-      </w:r>
-      <w:hyperlink r:id="rId33">
-        <w:r>
-          <w:rPr>
-            <w:lang w:val="zh_TW" w:bidi="zh_TW"/>
-          </w:rPr>
-          <w:rPr>
-            <w:color w:val="0000EE"/>
-            <w:u w:val="single"/>
-          </w:rPr>
-          <w:t>提摩太後書四章9至18節</w:t>
-        </w:r>
-      </w:hyperlink>
-      <w:r>
-        <w:rPr>
-          <w:lang w:val="zh_TW" w:bidi="zh_TW"/>
-        </w:rPr>
-        <w:t>保羅在晚年所寫，那麼提多在此信寫成後前往撻馬太。</w:t>
-      </w:r>
-    </w:p>
-    <w:p>
-      <w:pPr>
-        <w:pStyle w:val="Heading3"/>
-      </w:pPr>
-      <w:r>
-        <w:rPr>
-          <w:lang w:val="zh_TW" w:bidi="zh_TW"/>
-        </w:rPr>
-        <w:t>日期</w:t>
+        <w:t>）。他們將神的計畫告訴羅得，並催促他、他的妻子和兩個女兒逃離該城。隨後，耶和華將硫磺與火降在所多瑪與蛾摩拉。第二天早晨，亞伯拉罕看見被毀城市的煙氣上騰，如同窯中的煙一樣。</w:t>
       </w:r>
     </w:p>
     <w:p>
@@ -1147,92 +951,32 @@
       </w:r>
       <w:r>
         <w:rPr>
-          <w:lang w:val="zh_TW" w:bidi="zh_TW"/>
-        </w:rPr>
-        <w:t>要準確地確定這封信的日期並不容易。保羅吩咐提多留在克里特繼續他的工作（</w:t>
-      </w:r>
-      <w:hyperlink r:id="rId24">
-        <w:r>
-          <w:rPr>
-            <w:lang w:val="zh_TW" w:bidi="zh_TW"/>
-          </w:rPr>
-          <w:rPr>
-            <w:color w:val="0000EE"/>
-            <w:u w:val="single"/>
-          </w:rPr>
-          <w:t>多1:5</w:t>
-        </w:r>
-      </w:hyperlink>
-      <w:r>
-        <w:rPr>
-          <w:lang w:val="zh_TW" w:bidi="zh_TW"/>
-        </w:rPr>
-        <w:t>）。保羅曾在前往羅馬的途中短暫停留在克里特（</w:t>
-      </w:r>
-      <w:hyperlink r:id="rId34">
-        <w:r>
-          <w:rPr>
-            <w:lang w:val="zh_TW" w:bidi="zh_TW"/>
-          </w:rPr>
-          <w:rPr>
-            <w:color w:val="0000EE"/>
-            <w:u w:val="single"/>
-          </w:rPr>
-          <w:t>徒27:7–13</w:t>
-        </w:r>
-      </w:hyperlink>
-      <w:r>
-        <w:rPr>
-          <w:lang w:val="zh_TW" w:bidi="zh_TW"/>
-        </w:rPr>
-        <w:t>），但這並不是信中提到的事件。在</w:t>
-      </w:r>
-      <w:hyperlink r:id="rId26">
-        <w:r>
-          <w:rPr>
-            <w:lang w:val="zh_TW" w:bidi="zh_TW"/>
-          </w:rPr>
-          <w:rPr>
-            <w:color w:val="0000EE"/>
-            <w:u w:val="single"/>
-          </w:rPr>
-          <w:t>提多書三章12節</w:t>
-        </w:r>
-      </w:hyperlink>
-      <w:r>
-        <w:rPr>
-          <w:lang w:val="zh_TW" w:bidi="zh_TW"/>
-        </w:rPr>
-        <w:t>，提多被召來到尼哥坡里（可能是希臘伊庇魯斯〔Epirus〕的尼哥坡里），因為保羅決定在那裡過冬。許多學者認為，保羅在羅馬的第一次監禁結束後（</w:t>
-      </w:r>
-      <w:hyperlink r:id="rId35">
-        <w:r>
-          <w:rPr>
-            <w:lang w:val="zh_TW" w:bidi="zh_TW"/>
-          </w:rPr>
-          <w:rPr>
-            <w:color w:val="0000EE"/>
-            <w:u w:val="single"/>
-          </w:rPr>
-          <w:t>徒28:16–31</w:t>
-        </w:r>
-      </w:hyperlink>
-      <w:r>
-        <w:rPr>
-          <w:lang w:val="zh_TW" w:bidi="zh_TW"/>
-        </w:rPr>
-        <w:t>），他被釋放並繼續在各地（包括西班牙、克里特和希臘）進行事工，然後被逮捕，第二次被監禁，最後被處死。那些不接受保羅為提多書作者的人，則認為這封信與提摩太前書及提摩太後書一樣，都是保羅死後的那一代所寫的。</w:t>
-      </w:r>
-    </w:p>
-    <w:p>
-      <w:pPr>
-        <w:pStyle w:val="Heading3"/>
-      </w:pPr>
-      <w:r>
-        <w:rPr>
-          <w:lang w:val="zh_TW" w:bidi="zh_TW"/>
-        </w:rPr>
-        <w:t>目的和教導</w:t>
+          <w:i/>
+          <w:lang w:val="zh_TW" w:bidi="zh_TW"/>
+        </w:rPr>
+        <w:t>另見</w:t>
+      </w:r>
+      <w:r>
+        <w:rPr>
+          <w:lang w:val="zh_TW" w:bidi="zh_TW"/>
+        </w:rPr>
+        <w:t>平原上的城</w:t>
+      </w:r>
+      <w:r>
+        <w:rPr>
+          <w:lang w:val="zh_TW" w:bidi="zh_TW"/>
+        </w:rPr>
+        <w:t>。</w:t>
+      </w:r>
+      <w:r>
+        <w:rPr>
+          <w:lang w:val="zh_TW" w:bidi="zh_TW"/>
+        </w:rPr>
+      </w:r>
+      <w:r>
+        <w:rPr>
+          <w:lang w:val="zh_TW" w:bidi="zh_TW"/>
+        </w:rPr>
       </w:r>
     </w:p>
     <w:p>
@@ -1242,147 +986,21 @@
           <w:lang w:val="zh_TW" w:bidi="zh_TW"/>
         </w:rPr>
       </w:r>
-      <w:r>
-        <w:rPr>
-          <w:lang w:val="zh_TW" w:bidi="zh_TW"/>
-        </w:rPr>
-        <w:t>雖然這封信是寫給保羅的一位同工，但其中個人的提及和勸勉極少。保羅的主要關注點是克里特教會的成長和發展，這些教會當時遭受一些虛假教導的困擾，這些教導似乎帶有猶太元素、禁欲主義傾向，以及大量的推測性討論（</w:t>
-      </w:r>
-      <w:hyperlink r:id="rId36">
-        <w:r>
-          <w:rPr>
-            <w:lang w:val="zh_TW" w:bidi="zh_TW"/>
-          </w:rPr>
-          <w:rPr>
-            <w:color w:val="0000EE"/>
-            <w:u w:val="single"/>
-          </w:rPr>
-          <w:t>多1:10、14–15，</w:t>
-        </w:r>
-      </w:hyperlink>
-      <w:hyperlink r:id="rId37">
-        <w:r>
-          <w:rPr>
-            <w:lang w:val="zh_TW" w:bidi="zh_TW"/>
-          </w:rPr>
-          <w:rPr>
-            <w:color w:val="0000EE"/>
-            <w:u w:val="single"/>
-          </w:rPr>
-          <w:t>3:9</w:t>
-        </w:r>
-      </w:hyperlink>
-      <w:r>
-        <w:rPr>
-          <w:lang w:val="zh_TW" w:bidi="zh_TW"/>
-        </w:rPr>
-        <w:t>）。總的來說，這些教會似乎面臨著一種早期猶太形式的諾斯底主義的感脅。這些教導的提倡者是為了「貪不義之財」（</w:t>
-      </w:r>
-      <w:hyperlink r:id="rId38">
-        <w:r>
-          <w:rPr>
-            <w:lang w:val="zh_TW" w:bidi="zh_TW"/>
-          </w:rPr>
-          <w:rPr>
-            <w:color w:val="0000EE"/>
-            <w:u w:val="single"/>
-          </w:rPr>
-          <w:t>1:11</w:t>
-        </w:r>
-      </w:hyperlink>
-      <w:r>
-        <w:rPr>
-          <w:lang w:val="zh_TW" w:bidi="zh_TW"/>
-        </w:rPr>
-        <w:t>）。保羅吩咐提多和他要任命的長老們駁斥錯誤教導，並為信徒提供正確的教義（</w:t>
-      </w:r>
-      <w:hyperlink r:id="rId39">
-        <w:r>
-          <w:rPr>
-            <w:lang w:val="zh_TW" w:bidi="zh_TW"/>
-          </w:rPr>
-          <w:rPr>
-            <w:color w:val="0000EE"/>
-            <w:u w:val="single"/>
-          </w:rPr>
-          <w:t>9</w:t>
-        </w:r>
-      </w:hyperlink>
-      <w:r>
-        <w:rPr>
-          <w:lang w:val="zh_TW" w:bidi="zh_TW"/>
-        </w:rPr>
-        <w:t>節）。雖然這些正確的教義並未明確說明，但它必定涉及神在基督裡的救恩、聖靈更新的工作，以及主耶穌的再來（</w:t>
-      </w:r>
-      <w:hyperlink r:id="rId40">
-        <w:r>
-          <w:rPr>
-            <w:lang w:val="zh_TW" w:bidi="zh_TW"/>
-          </w:rPr>
-          <w:rPr>
-            <w:color w:val="0000EE"/>
-            <w:u w:val="single"/>
-          </w:rPr>
-          <w:t>2:11–13，</w:t>
-        </w:r>
-      </w:hyperlink>
-      <w:hyperlink r:id="rId41">
-        <w:r>
-          <w:rPr>
-            <w:lang w:val="zh_TW" w:bidi="zh_TW"/>
-          </w:rPr>
-          <w:rPr>
-            <w:color w:val="0000EE"/>
-            <w:u w:val="single"/>
-          </w:rPr>
-          <w:t>3:4–7</w:t>
-        </w:r>
-      </w:hyperlink>
-      <w:r>
-        <w:rPr>
-          <w:lang w:val="zh_TW" w:bidi="zh_TW"/>
-        </w:rPr>
-        <w:t>）。 在這封信中，不斷強調一種與福音相稱的生活方式——應用於基督教社區中的不同群體：年長的男女、年輕的男女和奴隸。</w:t>
-      </w:r>
     </w:p>
     <w:p>
       <w:pPr>
-        <w:pStyle w:val="Heading3"/>
-      </w:pPr>
-      <w:r>
-        <w:rPr>
-          <w:lang w:val="zh_TW" w:bidi="zh_TW"/>
-        </w:rPr>
-        <w:t>內容</w:t>
-      </w:r>
-    </w:p>
-    <w:p>
-      <w:pPr>
-        <w:pStyle w:val="Heading4"/>
-      </w:pPr>
-      <w:r>
-        <w:rPr>
-          <w:lang w:val="zh_TW" w:bidi="zh_TW"/>
-        </w:rPr>
-        <w:t>問安（</w:t>
-      </w:r>
-      <w:hyperlink r:id="rId42">
-        <w:r>
-          <w:rPr>
-            <w:lang w:val="zh_TW" w:bidi="zh_TW"/>
-          </w:rPr>
-          <w:rPr>
-            <w:color w:val="0000EE"/>
-            <w:u w:val="single"/>
-          </w:rPr>
-          <w:t>1:1–4</w:t>
-        </w:r>
-      </w:hyperlink>
-      <w:r>
-        <w:rPr>
-          <w:lang w:val="zh_TW" w:bidi="zh_TW"/>
-        </w:rPr>
-        <w:t>）</w:t>
+        <w:pStyle w:val="Heading2"/>
+      </w:pPr>
+      <w:r>
+        <w:rPr>
+          <w:lang w:val="zh_TW" w:bidi="zh_TW"/>
+        </w:rPr>
+        <w:t>瑣珥</w:t>
+      </w:r>
+      <w:r>
+        <w:rPr>
+          <w:lang w:val="zh_TW" w:bidi="zh_TW"/>
+        </w:rPr>
       </w:r>
     </w:p>
     <w:p>
@@ -1396,20 +1014,9 @@
         <w:rPr>
           <w:lang w:val="zh_TW" w:bidi="zh_TW"/>
         </w:rPr>
-        <w:t>問安來自保羅——他的使徒職分被描述為作為福音的管家，這促進了信仰並加強了對真理的認識、永生的盼望和敬虔的生活——給提多，他被稱為「共信之道作我真兒子的」。</w:t>
-      </w:r>
-    </w:p>
-    <w:p>
-      <w:pPr>
-        <w:pStyle w:val="Heading4"/>
-      </w:pPr>
-      <w:r>
-        <w:rPr>
-          <w:lang w:val="zh_TW" w:bidi="zh_TW"/>
-        </w:rPr>
-        <w:t>提多在克里特的工作（</w:t>
-      </w:r>
-      <w:hyperlink r:id="rId43">
+        <w:t>瑣珥是「平原上的城（cities of the plain）」之一，曾與所多瑪、蛾摩拉、押瑪及洗扁結為同盟（</w:t>
+      </w:r>
+      <w:hyperlink r:id="rId36">
         <w:r>
           <w:rPr>
             <w:lang w:val="zh_TW" w:bidi="zh_TW"/>
@@ -1418,14 +1025,176 @@
             <w:color w:val="0000EE"/>
             <w:u w:val="single"/>
           </w:rPr>
-          <w:t>1:5–9</w:t>
+          <w:t>創14:2</w:t>
         </w:r>
       </w:hyperlink>
       <w:r>
         <w:rPr>
           <w:lang w:val="zh_TW" w:bidi="zh_TW"/>
         </w:rPr>
-        <w:t>）</w:t>
+        <w:t>、</w:t>
+      </w:r>
+      <w:hyperlink r:id="rId36">
+        <w:r>
+          <w:rPr>
+            <w:lang w:val="zh_TW" w:bidi="zh_TW"/>
+          </w:rPr>
+          <w:rPr>
+            <w:color w:val="0000EE"/>
+            <w:u w:val="single"/>
+          </w:rPr>
+          <w:t>8</w:t>
+        </w:r>
+      </w:hyperlink>
+      <w:r>
+        <w:rPr>
+          <w:lang w:val="zh_TW" w:bidi="zh_TW"/>
+        </w:rPr>
+        <w:t>）。瑣珥舊稱比拉（Bela），其最為人熟知的事蹟，是在所多瑪及其它平原上的城覆滅之際，曾作為羅得和他女兒們的臨時避難所（</w:t>
+      </w:r>
+      <w:hyperlink r:id="rId37">
+        <w:r>
+          <w:rPr>
+            <w:lang w:val="zh_TW" w:bidi="zh_TW"/>
+          </w:rPr>
+          <w:rPr>
+            <w:color w:val="0000EE"/>
+            <w:u w:val="single"/>
+          </w:rPr>
+          <w:t>創19:22–23</w:t>
+        </w:r>
+      </w:hyperlink>
+      <w:r>
+        <w:rPr>
+          <w:lang w:val="zh_TW" w:bidi="zh_TW"/>
+        </w:rPr>
+        <w:t>、</w:t>
+      </w:r>
+      <w:hyperlink r:id="rId37">
+        <w:r>
+          <w:rPr>
+            <w:lang w:val="zh_TW" w:bidi="zh_TW"/>
+          </w:rPr>
+          <w:rPr>
+            <w:color w:val="0000EE"/>
+            <w:u w:val="single"/>
+          </w:rPr>
+          <w:t>30</w:t>
+        </w:r>
+      </w:hyperlink>
+      <w:r>
+        <w:rPr>
+          <w:lang w:val="zh_TW" w:bidi="zh_TW"/>
+        </w:rPr>
+        <w:t>）。儘管瑣珥顯然是一個小鎮（</w:t>
+      </w:r>
+      <w:hyperlink r:id="rId38">
+        <w:r>
+          <w:rPr>
+            <w:lang w:val="zh_TW" w:bidi="zh_TW"/>
+          </w:rPr>
+          <w:rPr>
+            <w:color w:val="0000EE"/>
+            <w:u w:val="single"/>
+          </w:rPr>
+          <w:t>22節</w:t>
+        </w:r>
+      </w:hyperlink>
+      <w:r>
+        <w:rPr>
+          <w:lang w:val="zh_TW" w:bidi="zh_TW"/>
+        </w:rPr>
+        <w:t>；瑣珥的意思為「小」），但在古代它顯然被視為一個重要的地理標誌。當亞伯拉罕與羅得分地時，羅得選中的便是靠近瑣珥一帶的土地（</w:t>
+      </w:r>
+      <w:hyperlink r:id="rId39">
+        <w:r>
+          <w:rPr>
+            <w:lang w:val="zh_TW" w:bidi="zh_TW"/>
+          </w:rPr>
+          <w:rPr>
+            <w:color w:val="0000EE"/>
+            <w:u w:val="single"/>
+          </w:rPr>
+          <w:t>創13:10</w:t>
+        </w:r>
+      </w:hyperlink>
+      <w:r>
+        <w:rPr>
+          <w:lang w:val="zh_TW" w:bidi="zh_TW"/>
+        </w:rPr>
+        <w:t>）。後來摩西從毗斯迦山（Mt Pisgah）眺望應許之地時，他將瑣珥看作耶利哥平原谷地的最南端（</w:t>
+      </w:r>
+      <w:hyperlink r:id="rId40">
+        <w:r>
+          <w:rPr>
+            <w:lang w:val="zh_TW" w:bidi="zh_TW"/>
+          </w:rPr>
+          <w:rPr>
+            <w:color w:val="0000EE"/>
+            <w:u w:val="single"/>
+          </w:rPr>
+          <w:t>申34:3</w:t>
+        </w:r>
+      </w:hyperlink>
+      <w:r>
+        <w:rPr>
+          <w:lang w:val="zh_TW" w:bidi="zh_TW"/>
+        </w:rPr>
+        <w:t>）。到了先知時代，瑣珥則被視為摩押南部的疆界（</w:t>
+      </w:r>
+      <w:hyperlink r:id="rId41">
+        <w:r>
+          <w:rPr>
+            <w:lang w:val="zh_TW" w:bidi="zh_TW"/>
+          </w:rPr>
+          <w:rPr>
+            <w:color w:val="0000EE"/>
+            <w:u w:val="single"/>
+          </w:rPr>
+          <w:t>賽15:5</w:t>
+        </w:r>
+      </w:hyperlink>
+      <w:r>
+        <w:rPr>
+          <w:lang w:val="zh_TW" w:bidi="zh_TW"/>
+        </w:rPr>
+        <w:t>；</w:t>
+      </w:r>
+      <w:hyperlink r:id="rId42">
+        <w:r>
+          <w:rPr>
+            <w:lang w:val="zh_TW" w:bidi="zh_TW"/>
+          </w:rPr>
+          <w:rPr>
+            <w:color w:val="0000EE"/>
+            <w:u w:val="single"/>
+          </w:rPr>
+          <w:t>耶48:4</w:t>
+        </w:r>
+      </w:hyperlink>
+      <w:r>
+        <w:rPr>
+          <w:lang w:val="zh_TW" w:bidi="zh_TW"/>
+        </w:rPr>
+        <w:t>、</w:t>
+      </w:r>
+      <w:hyperlink r:id="rId42">
+        <w:r>
+          <w:rPr>
+            <w:lang w:val="zh_TW" w:bidi="zh_TW"/>
+          </w:rPr>
+          <w:rPr>
+            <w:color w:val="0000EE"/>
+            <w:u w:val="single"/>
+          </w:rPr>
+          <w:t>34</w:t>
+        </w:r>
+      </w:hyperlink>
+      <w:r>
+        <w:rPr>
+          <w:lang w:val="zh_TW" w:bidi="zh_TW"/>
+        </w:rPr>
+        <w:t>）。</w:t>
       </w:r>
     </w:p>
     <w:p>
@@ -1437,92 +1206,32 @@
       </w:r>
       <w:r>
         <w:rPr>
-          <w:lang w:val="zh_TW" w:bidi="zh_TW"/>
-        </w:rPr>
-        <w:t>提多留在克里特以繼續保羅的工作，並在各教會中選立長老（參</w:t>
-      </w:r>
-      <w:hyperlink r:id="rId44">
-        <w:r>
-          <w:rPr>
-            <w:lang w:val="zh_TW" w:bidi="zh_TW"/>
-          </w:rPr>
-          <w:rPr>
-            <w:color w:val="0000EE"/>
-            <w:u w:val="single"/>
-          </w:rPr>
-          <w:t>徒14:23</w:t>
-        </w:r>
-      </w:hyperlink>
-      <w:r>
-        <w:rPr>
-          <w:lang w:val="zh_TW" w:bidi="zh_TW"/>
-        </w:rPr>
-        <w:t>）。這些長老也被稱為監督（參</w:t>
-      </w:r>
-      <w:hyperlink r:id="rId45">
-        <w:r>
-          <w:rPr>
-            <w:lang w:val="zh_TW" w:bidi="zh_TW"/>
-          </w:rPr>
-          <w:rPr>
-            <w:color w:val="0000EE"/>
-            <w:u w:val="single"/>
-          </w:rPr>
-          <w:t>20:17、28</w:t>
-        </w:r>
-      </w:hyperlink>
-      <w:r>
-        <w:rPr>
-          <w:lang w:val="zh_TW" w:bidi="zh_TW"/>
-        </w:rPr>
-        <w:t>）——也就是那些負責照管教會的人。保羅在這裡描述了這些領袖應具備的生活品質（參照</w:t>
-      </w:r>
-      <w:hyperlink r:id="rId46">
-        <w:r>
-          <w:rPr>
-            <w:lang w:val="zh_TW" w:bidi="zh_TW"/>
-          </w:rPr>
-          <w:rPr>
-            <w:color w:val="0000EE"/>
-            <w:u w:val="single"/>
-          </w:rPr>
-          <w:t>提前3:2–7</w:t>
-        </w:r>
-      </w:hyperlink>
-      <w:r>
-        <w:rPr>
-          <w:lang w:val="zh_TW" w:bidi="zh_TW"/>
-        </w:rPr>
-        <w:t>）。</w:t>
-      </w:r>
-    </w:p>
-    <w:p>
-      <w:pPr>
-        <w:pStyle w:val="Heading4"/>
-      </w:pPr>
-      <w:r>
-        <w:rPr>
-          <w:lang w:val="zh_TW" w:bidi="zh_TW"/>
-        </w:rPr>
-        <w:t>處理錯誤教導（</w:t>
-      </w:r>
-      <w:hyperlink r:id="rId25">
-        <w:r>
-          <w:rPr>
-            <w:lang w:val="zh_TW" w:bidi="zh_TW"/>
-          </w:rPr>
-          <w:rPr>
-            <w:color w:val="0000EE"/>
-            <w:u w:val="single"/>
-          </w:rPr>
-          <w:t>1:10–16</w:t>
-        </w:r>
-      </w:hyperlink>
-      <w:r>
-        <w:rPr>
-          <w:lang w:val="zh_TW" w:bidi="zh_TW"/>
-        </w:rPr>
-        <w:t>）</w:t>
+          <w:i/>
+          <w:lang w:val="zh_TW" w:bidi="zh_TW"/>
+        </w:rPr>
+        <w:t>另見</w:t>
+      </w:r>
+      <w:r>
+        <w:rPr>
+          <w:lang w:val="zh_TW" w:bidi="zh_TW"/>
+        </w:rPr>
+        <w:t>平原上的城</w:t>
+      </w:r>
+      <w:r>
+        <w:rPr>
+          <w:lang w:val="zh_TW" w:bidi="zh_TW"/>
+        </w:rPr>
+        <w:t>。</w:t>
+      </w:r>
+      <w:r>
+        <w:rPr>
+          <w:lang w:val="zh_TW" w:bidi="zh_TW"/>
+        </w:rPr>
+      </w:r>
+      <w:r>
+        <w:rPr>
+          <w:lang w:val="zh_TW" w:bidi="zh_TW"/>
+        </w:rPr>
       </w:r>
     </w:p>
     <w:p>
@@ -1532,860 +1241,21 @@
           <w:lang w:val="zh_TW" w:bidi="zh_TW"/>
         </w:rPr>
       </w:r>
-      <w:r>
-        <w:rPr>
-          <w:lang w:val="zh_TW" w:bidi="zh_TW"/>
-        </w:rPr>
-        <w:t>上一部分結束時提到長老們的責任：「將純正的教訓勸化人，又能把爭辯的人駁倒」。反對者透過錯誤的教導擾亂了「全家人」，保羅以貶損的語氣形容這些假教師，指出他們的生活與他們所宣稱認識的神並不相符。</w:t>
-      </w:r>
     </w:p>
     <w:p>
       <w:pPr>
-        <w:pStyle w:val="Heading4"/>
-      </w:pPr>
-      <w:r>
-        <w:rPr>
-          <w:lang w:val="zh_TW" w:bidi="zh_TW"/>
-        </w:rPr>
-        <w:t>推廣正確的教導（</w:t>
-      </w:r>
-      <w:hyperlink r:id="rId47">
-        <w:r>
-          <w:rPr>
-            <w:lang w:val="zh_TW" w:bidi="zh_TW"/>
-          </w:rPr>
-          <w:rPr>
-            <w:color w:val="0000EE"/>
-            <w:u w:val="single"/>
-          </w:rPr>
-          <w:t>2:1–10</w:t>
-        </w:r>
-      </w:hyperlink>
-      <w:r>
-        <w:rPr>
-          <w:lang w:val="zh_TW" w:bidi="zh_TW"/>
-        </w:rPr>
-        <w:t>）</w:t>
-      </w:r>
-    </w:p>
-    <w:p>
-      <w:pPr/>
-      <w:r>
-        <w:rPr>
-          <w:lang w:val="zh_TW" w:bidi="zh_TW"/>
-        </w:rPr>
-      </w:r>
-      <w:r>
-        <w:rPr>
-          <w:lang w:val="zh_TW" w:bidi="zh_TW"/>
-        </w:rPr>
-        <w:t>提多有責任「講的總要合乎那純正的道理」。保羅託付他要勸誡年長的男人保持節制（</w:t>
-      </w:r>
-      <w:hyperlink r:id="rId48">
-        <w:r>
-          <w:rPr>
-            <w:lang w:val="zh_TW" w:bidi="zh_TW"/>
-          </w:rPr>
-          <w:rPr>
-            <w:color w:val="0000EE"/>
-            <w:u w:val="single"/>
-          </w:rPr>
-          <w:t>2:2</w:t>
-        </w:r>
-      </w:hyperlink>
-      <w:r>
-        <w:rPr>
-          <w:lang w:val="zh_TW" w:bidi="zh_TW"/>
-        </w:rPr>
-        <w:t>），並教導年長的婦女過敬虔的生活（</w:t>
-      </w:r>
-      <w:hyperlink r:id="rId49">
-        <w:r>
-          <w:rPr>
-            <w:lang w:val="zh_TW" w:bidi="zh_TW"/>
-          </w:rPr>
-          <w:rPr>
-            <w:color w:val="0000EE"/>
-            <w:u w:val="single"/>
-          </w:rPr>
-          <w:t>3節</w:t>
-        </w:r>
-      </w:hyperlink>
-      <w:r>
-        <w:rPr>
-          <w:lang w:val="zh_TW" w:bidi="zh_TW"/>
-        </w:rPr>
-        <w:t>）。這些年長的婦女則應教導年輕的婦女在家庭中過純潔且充滿愛的生活，這樣才能避免神的道被毀謗（</w:t>
-      </w:r>
-      <w:hyperlink r:id="rId50">
-        <w:r>
-          <w:rPr>
-            <w:lang w:val="zh_TW" w:bidi="zh_TW"/>
-          </w:rPr>
-          <w:rPr>
-            <w:color w:val="0000EE"/>
-            <w:u w:val="single"/>
-          </w:rPr>
-          <w:t>4–5節</w:t>
-        </w:r>
-      </w:hyperlink>
-      <w:r>
-        <w:rPr>
-          <w:lang w:val="zh_TW" w:bidi="zh_TW"/>
-        </w:rPr>
-        <w:t>）。年輕人則要保持節制（</w:t>
-      </w:r>
-      <w:hyperlink r:id="rId51">
-        <w:r>
-          <w:rPr>
-            <w:lang w:val="zh_TW" w:bidi="zh_TW"/>
-          </w:rPr>
-          <w:rPr>
-            <w:color w:val="0000EE"/>
-            <w:u w:val="single"/>
-          </w:rPr>
-          <w:t>6</w:t>
-        </w:r>
-      </w:hyperlink>
-      <w:r>
-        <w:rPr>
-          <w:lang w:val="zh_TW" w:bidi="zh_TW"/>
-        </w:rPr>
-        <w:t>節），而提多本身也應在言語和行為上做榜樣，以使反對者無可指責（</w:t>
-      </w:r>
-      <w:hyperlink r:id="rId52">
-        <w:r>
-          <w:rPr>
-            <w:lang w:val="zh_TW" w:bidi="zh_TW"/>
-          </w:rPr>
-          <w:rPr>
-            <w:color w:val="0000EE"/>
-            <w:u w:val="single"/>
-          </w:rPr>
-          <w:t>7–8</w:t>
-        </w:r>
-      </w:hyperlink>
-      <w:r>
-        <w:rPr>
-          <w:lang w:val="zh_TW" w:bidi="zh_TW"/>
-        </w:rPr>
-        <w:t>節）。最後，奴僕們應順服主人，誠實工作，目的是「以致凡事尊榮我們救主—神的道」（</w:t>
-      </w:r>
-      <w:hyperlink r:id="rId53">
-        <w:r>
-          <w:rPr>
-            <w:lang w:val="zh_TW" w:bidi="zh_TW"/>
-          </w:rPr>
-          <w:rPr>
-            <w:color w:val="0000EE"/>
-            <w:u w:val="single"/>
-          </w:rPr>
-          <w:t>10</w:t>
-        </w:r>
-      </w:hyperlink>
-      <w:r>
-        <w:rPr>
-          <w:lang w:val="zh_TW" w:bidi="zh_TW"/>
-        </w:rPr>
-        <w:t>節）。</w:t>
-      </w:r>
-    </w:p>
-    <w:p>
-      <w:pPr>
-        <w:pStyle w:val="Heading4"/>
-      </w:pPr>
-      <w:r>
-        <w:rPr>
-          <w:lang w:val="zh_TW" w:bidi="zh_TW"/>
-        </w:rPr>
-        <w:t>神的恩典（</w:t>
-      </w:r>
-      <w:hyperlink r:id="rId54">
-        <w:r>
-          <w:rPr>
-            <w:lang w:val="zh_TW" w:bidi="zh_TW"/>
-          </w:rPr>
-          <w:rPr>
-            <w:color w:val="0000EE"/>
-            <w:u w:val="single"/>
-          </w:rPr>
-          <w:t>2:11–15</w:t>
-        </w:r>
-      </w:hyperlink>
-      <w:r>
-        <w:rPr>
-          <w:lang w:val="zh_TW" w:bidi="zh_TW"/>
-        </w:rPr>
-        <w:t>）</w:t>
-      </w:r>
-    </w:p>
-    <w:p>
-      <w:pPr/>
-      <w:r>
-        <w:rPr>
-          <w:lang w:val="zh_TW" w:bidi="zh_TW"/>
-        </w:rPr>
-      </w:r>
-      <w:r>
-        <w:rPr>
-          <w:lang w:val="zh_TW" w:bidi="zh_TW"/>
-        </w:rPr>
-        <w:t>保羅接著闡述了神在耶穌基督裡恩典的啟示：目的是將救恩帶給所有人，使他們與不敬虔和世俗的情慾徹底決裂，並過正直的生活，同時常常期待「至大的神和我們救主耶穌基督」的再來。他們的生活將表明他們是屬於神的子民，總是渴望熱心行善。</w:t>
-      </w:r>
-    </w:p>
-    <w:p>
-      <w:pPr>
-        <w:pStyle w:val="Heading4"/>
-      </w:pPr>
-      <w:r>
-        <w:rPr>
-          <w:lang w:val="zh_TW" w:bidi="zh_TW"/>
-        </w:rPr>
-        <w:t>行善（</w:t>
-      </w:r>
-      <w:hyperlink r:id="rId55">
-        <w:r>
-          <w:rPr>
-            <w:lang w:val="zh_TW" w:bidi="zh_TW"/>
-          </w:rPr>
-          <w:rPr>
-            <w:color w:val="0000EE"/>
-            <w:u w:val="single"/>
-          </w:rPr>
-          <w:t>3:1–8</w:t>
-        </w:r>
-      </w:hyperlink>
-      <w:r>
-        <w:rPr>
-          <w:lang w:val="zh_TW" w:bidi="zh_TW"/>
-        </w:rPr>
-        <w:t>）</w:t>
-      </w:r>
-    </w:p>
-    <w:p>
-      <w:pPr/>
-      <w:r>
-        <w:rPr>
-          <w:lang w:val="zh_TW" w:bidi="zh_TW"/>
-        </w:rPr>
-      </w:r>
-      <w:r>
-        <w:rPr>
-          <w:lang w:val="zh_TW" w:bidi="zh_TW"/>
-        </w:rPr>
-        <w:t>在這部分，保羅勸告提多要提醒克里特的基督徒順服執政掌權者（參</w:t>
-      </w:r>
-      <w:hyperlink r:id="rId56">
-        <w:r>
-          <w:rPr>
-            <w:lang w:val="zh_TW" w:bidi="zh_TW"/>
-          </w:rPr>
-          <w:rPr>
-            <w:color w:val="0000EE"/>
-            <w:u w:val="single"/>
-          </w:rPr>
-          <w:t>羅13:1–7</w:t>
-        </w:r>
-      </w:hyperlink>
-      <w:r>
-        <w:rPr>
-          <w:lang w:val="zh_TW" w:bidi="zh_TW"/>
-        </w:rPr>
-        <w:t>；</w:t>
-      </w:r>
-      <w:hyperlink r:id="rId57">
-        <w:r>
-          <w:rPr>
-            <w:lang w:val="zh_TW" w:bidi="zh_TW"/>
-          </w:rPr>
-          <w:rPr>
-            <w:color w:val="0000EE"/>
-            <w:u w:val="single"/>
-          </w:rPr>
-          <w:t>彼前2:13–17</w:t>
-        </w:r>
-      </w:hyperlink>
-      <w:r>
-        <w:rPr>
-          <w:lang w:val="zh_TW" w:bidi="zh_TW"/>
-        </w:rPr>
-        <w:t>），積極參與社區中的工作並且要誠實地工作。保羅再次強調了生活的品質，尤其是禮貌和渴望與他人和平相處的態度。這種生活方式來自於靈命的更新，而這樣的更新是基於基督的救贖工作，這不是我們配得的，而是完全出於祂的憐憫。祂帶來了罪的潔淨，「藉著聖靈的重生和更新」。</w:t>
-      </w:r>
-    </w:p>
-    <w:p>
-      <w:pPr>
-        <w:pStyle w:val="Heading4"/>
-      </w:pPr>
-      <w:r>
-        <w:rPr>
-          <w:lang w:val="zh_TW" w:bidi="zh_TW"/>
-        </w:rPr>
-        <w:t>保羅的最後勸誡和問安（</w:t>
-      </w:r>
-      <w:hyperlink r:id="rId58">
-        <w:r>
-          <w:rPr>
-            <w:lang w:val="zh_TW" w:bidi="zh_TW"/>
-          </w:rPr>
-          <w:rPr>
-            <w:color w:val="0000EE"/>
-            <w:u w:val="single"/>
-          </w:rPr>
-          <w:t>3:9–15</w:t>
-        </w:r>
-      </w:hyperlink>
-      <w:r>
-        <w:rPr>
-          <w:lang w:val="zh_TW" w:bidi="zh_TW"/>
-        </w:rPr>
-        <w:t>）</w:t>
-      </w:r>
-    </w:p>
-    <w:p>
-      <w:pPr/>
-      <w:r>
-        <w:rPr>
-          <w:lang w:val="zh_TW" w:bidi="zh_TW"/>
-        </w:rPr>
-      </w:r>
-      <w:r>
-        <w:rPr>
-          <w:lang w:val="zh_TW" w:bidi="zh_TW"/>
-        </w:rPr>
-        <w:t>在最後的部分，保羅勸告提多要避開那些喜歡為了辯論而辯論宗教的人，並指導提多如何處理那些製造紛爭的人。</w:t>
-      </w:r>
-    </w:p>
-    <w:p>
-      <w:pPr/>
-      <w:r>
-        <w:rPr>
-          <w:lang w:val="zh_TW" w:bidi="zh_TW"/>
-        </w:rPr>
-      </w:r>
-      <w:r>
-        <w:rPr>
-          <w:lang w:val="zh_TW" w:bidi="zh_TW"/>
-        </w:rPr>
-        <w:t>接著，保羅告訴提多他將派亞提馬（在新約中未曾提及）或推基古來見他，並勸提多，若阿波羅和西納路過克里特，要好好照顧他們。提多自己則應在冬天之前到尼哥坡里見保羅。</w:t>
-      </w:r>
-    </w:p>
-    <w:p>
-      <w:pPr/>
-      <w:r>
-        <w:rPr>
-          <w:lang w:val="zh_TW" w:bidi="zh_TW"/>
-        </w:rPr>
-      </w:r>
-      <w:r>
-        <w:rPr>
-          <w:lang w:val="zh_TW" w:bidi="zh_TW"/>
-        </w:rPr>
-        <w:t>這封書信以對「行善」和屬靈上豐盛的生活的勸誡作結。</w:t>
-      </w:r>
-    </w:p>
-    <w:p>
-      <w:pPr/>
-      <w:r>
-        <w:rPr>
-          <w:lang w:val="zh_TW" w:bidi="zh_TW"/>
-        </w:rPr>
-      </w:r>
-      <w:r>
-        <w:rPr>
-          <w:i/>
-          <w:lang w:val="zh_TW" w:bidi="zh_TW"/>
-        </w:rPr>
-        <w:t>另見</w:t>
-      </w:r>
-      <w:r>
-        <w:rPr>
-          <w:lang w:val="zh_TW" w:bidi="zh_TW"/>
-        </w:rPr>
-        <w:t xml:space="preserve"> </w:t>
-      </w:r>
-      <w:r>
-        <w:rPr>
-          <w:lang w:val="zh_TW" w:bidi="zh_TW"/>
-        </w:rPr>
-        <w:t>使徒保羅</w:t>
-      </w:r>
-      <w:r>
-        <w:rPr>
-          <w:lang w:val="zh_TW" w:bidi="zh_TW"/>
-        </w:rPr>
-        <w:t>；</w:t>
-      </w:r>
-      <w:r>
-        <w:rPr>
-          <w:lang w:val="zh_TW" w:bidi="zh_TW"/>
-        </w:rPr>
-        <w:t>提摩太前書</w:t>
-      </w:r>
-      <w:r>
-        <w:rPr>
-          <w:lang w:val="zh_TW" w:bidi="zh_TW"/>
-        </w:rPr>
-        <w:t>；</w:t>
-      </w:r>
-      <w:r>
-        <w:rPr>
-          <w:lang w:val="zh_TW" w:bidi="zh_TW"/>
-        </w:rPr>
-        <w:t>提摩太後書</w:t>
-      </w:r>
-      <w:r>
-        <w:rPr>
-          <w:lang w:val="zh_TW" w:bidi="zh_TW"/>
-        </w:rPr>
-        <w:t>；</w:t>
-      </w:r>
-      <w:r>
-        <w:rPr>
-          <w:lang w:val="zh_TW" w:bidi="zh_TW"/>
-        </w:rPr>
-        <w:t>提多（人物）#1</w:t>
-      </w:r>
-      <w:r>
-        <w:rPr>
-          <w:lang w:val="zh_TW" w:bidi="zh_TW"/>
-        </w:rPr>
-        <w:t>。</w:t>
-      </w:r>
-      <w:r>
-        <w:rPr>
-          <w:lang w:val="zh_TW" w:bidi="zh_TW"/>
-        </w:rPr>
-      </w:r>
-      <w:r>
-        <w:rPr>
-          <w:lang w:val="zh_TW" w:bidi="zh_TW"/>
-        </w:rPr>
-      </w:r>
-    </w:p>
-    <w:p>
-      <w:pPr/>
-      <w:r>
-        <w:rPr>
-          <w:lang w:val="zh_TW" w:bidi="zh_TW"/>
-        </w:rPr>
-      </w:r>
-    </w:p>
-    <w:p>
-      <w:pPr>
         <w:pStyle w:val="Heading2"/>
       </w:pPr>
       <w:r>
         <w:rPr>
           <w:lang w:val="zh_TW" w:bidi="zh_TW"/>
         </w:rPr>
-        <w:t>提拉</w:t>
-      </w:r>
-      <w:r>
-        <w:rPr>
-          <w:lang w:val="zh_TW" w:bidi="zh_TW"/>
-        </w:rPr>
-      </w:r>
-    </w:p>
-    <w:p>
-      <w:pPr/>
-      <w:r>
-        <w:rPr>
-          <w:lang w:val="zh_TW" w:bidi="zh_TW"/>
-        </w:rPr>
-      </w:r>
-      <w:r>
-        <w:rPr>
-          <w:lang w:val="zh_TW" w:bidi="zh_TW"/>
-        </w:rPr>
-        <w:t>在「列國表（table of nations）」中，提拉被列為雅弗的第七個兒子（</w:t>
-      </w:r>
-      <w:hyperlink r:id="rId59">
-        <w:r>
-          <w:rPr>
-            <w:lang w:val="zh_TW" w:bidi="zh_TW"/>
-          </w:rPr>
-          <w:rPr>
-            <w:color w:val="0000EE"/>
-            <w:u w:val="single"/>
-          </w:rPr>
-          <w:t>創10:2</w:t>
-        </w:r>
-      </w:hyperlink>
-      <w:r>
-        <w:rPr>
-          <w:lang w:val="zh_TW" w:bidi="zh_TW"/>
-        </w:rPr>
-        <w:t>；</w:t>
-      </w:r>
-      <w:hyperlink r:id="rId60">
-        <w:r>
-          <w:rPr>
-            <w:lang w:val="zh_TW" w:bidi="zh_TW"/>
-          </w:rPr>
-          <w:rPr>
-            <w:color w:val="0000EE"/>
-            <w:u w:val="single"/>
-          </w:rPr>
-          <w:t>代上1:5</w:t>
-        </w:r>
-      </w:hyperlink>
-      <w:r>
-        <w:rPr>
-          <w:lang w:val="zh_TW" w:bidi="zh_TW"/>
-        </w:rPr>
-        <w:t>）。他的後裔曾分別與色雷斯人（Thracians）、阿加瑟西人（Agathyrsi）、托魯斯（Taurus）山區的部落，以及海上的第勒尼安人（Tyrrheni）聯繫起來，但所有這些認定都純屬推測。</w:t>
-      </w:r>
-      <w:r>
-        <w:rPr>
-          <w:lang w:val="zh_TW" w:bidi="zh_TW"/>
-        </w:rPr>
-      </w:r>
-      <w:r>
-        <w:rPr>
-          <w:lang w:val="zh_TW" w:bidi="zh_TW"/>
-        </w:rPr>
-      </w:r>
-    </w:p>
-    <w:p>
-      <w:pPr/>
-      <w:r>
-        <w:rPr>
-          <w:lang w:val="zh_TW" w:bidi="zh_TW"/>
-        </w:rPr>
-      </w:r>
-    </w:p>
-    <w:p>
-      <w:pPr>
-        <w:pStyle w:val="Heading2"/>
-      </w:pPr>
-      <w:r>
-        <w:rPr>
-          <w:lang w:val="zh_TW" w:bidi="zh_TW"/>
-        </w:rPr>
-        <w:t>提瑪（人物）</w:t>
-      </w:r>
-      <w:r>
-        <w:rPr>
-          <w:lang w:val="zh_TW" w:bidi="zh_TW"/>
-        </w:rPr>
-      </w:r>
-    </w:p>
-    <w:p>
-      <w:pPr/>
-      <w:r>
-        <w:rPr>
-          <w:lang w:val="zh_TW" w:bidi="zh_TW"/>
-        </w:rPr>
-      </w:r>
-      <w:r>
-        <w:rPr>
-          <w:lang w:val="zh_TW" w:bidi="zh_TW"/>
-        </w:rPr>
-        <w:t>以實瑪利的第九個兒子，後成為北阿拉伯曠野中一個強大游牧部落的首領（</w:t>
-      </w:r>
-      <w:hyperlink r:id="rId61">
-        <w:r>
-          <w:rPr>
-            <w:lang w:val="zh_TW" w:bidi="zh_TW"/>
-          </w:rPr>
-          <w:rPr>
-            <w:color w:val="0000EE"/>
-            <w:u w:val="single"/>
-          </w:rPr>
-          <w:t>創25:15</w:t>
-        </w:r>
-      </w:hyperlink>
-      <w:r>
-        <w:rPr>
-          <w:lang w:val="zh_TW" w:bidi="zh_TW"/>
-        </w:rPr>
-        <w:t>；</w:t>
-      </w:r>
-      <w:hyperlink r:id="rId62">
-        <w:r>
-          <w:rPr>
-            <w:lang w:val="zh_TW" w:bidi="zh_TW"/>
-          </w:rPr>
-          <w:rPr>
-            <w:color w:val="0000EE"/>
-            <w:u w:val="single"/>
-          </w:rPr>
-          <w:t>代上1:30</w:t>
-        </w:r>
-      </w:hyperlink>
-      <w:r>
-        <w:rPr>
-          <w:lang w:val="zh_TW" w:bidi="zh_TW"/>
-        </w:rPr>
-        <w:t>；</w:t>
-      </w:r>
-      <w:hyperlink r:id="rId63">
-        <w:r>
-          <w:rPr>
-            <w:lang w:val="zh_TW" w:bidi="zh_TW"/>
-          </w:rPr>
-          <w:rPr>
-            <w:color w:val="0000EE"/>
-            <w:u w:val="single"/>
-          </w:rPr>
-          <w:t>耶25:23</w:t>
-        </w:r>
-      </w:hyperlink>
-      <w:r>
-        <w:rPr>
-          <w:lang w:val="zh_TW" w:bidi="zh_TW"/>
-        </w:rPr>
-        <w:t>）。提瑪的後裔主要是控制曠野重要路線的商隊貿易者（</w:t>
-      </w:r>
-      <w:hyperlink r:id="rId64">
-        <w:r>
-          <w:rPr>
-            <w:lang w:val="zh_TW" w:bidi="zh_TW"/>
-          </w:rPr>
-          <w:rPr>
-            <w:color w:val="0000EE"/>
-            <w:u w:val="single"/>
-          </w:rPr>
-          <w:t>伯6:19</w:t>
-        </w:r>
-      </w:hyperlink>
-      <w:r>
-        <w:rPr>
-          <w:lang w:val="zh_TW" w:bidi="zh_TW"/>
-        </w:rPr>
-        <w:t>）。提瑪也與一個地區和一個城市有關聯。</w:t>
-      </w:r>
-    </w:p>
-    <w:p>
-      <w:pPr/>
-      <w:r>
-        <w:rPr>
-          <w:lang w:val="zh_TW" w:bidi="zh_TW"/>
-        </w:rPr>
-      </w:r>
-      <w:r>
-        <w:rPr>
-          <w:i/>
-          <w:lang w:val="zh_TW" w:bidi="zh_TW"/>
-        </w:rPr>
-        <w:t xml:space="preserve">見 </w:t>
-      </w:r>
-      <w:r>
-        <w:rPr>
-          <w:lang w:val="zh_TW" w:bidi="zh_TW"/>
-        </w:rPr>
-        <w:t>提瑪（地點）</w:t>
-      </w:r>
-      <w:r>
-        <w:rPr>
-          <w:lang w:val="zh_TW" w:bidi="zh_TW"/>
-        </w:rPr>
-        <w:t>。</w:t>
-      </w:r>
-      <w:r>
-        <w:rPr>
-          <w:lang w:val="zh_TW" w:bidi="zh_TW"/>
-        </w:rPr>
-      </w:r>
-      <w:r>
-        <w:rPr>
-          <w:lang w:val="zh_TW" w:bidi="zh_TW"/>
-        </w:rPr>
-      </w:r>
-    </w:p>
-    <w:p>
-      <w:pPr/>
-      <w:r>
-        <w:rPr>
-          <w:lang w:val="zh_TW" w:bidi="zh_TW"/>
-        </w:rPr>
-      </w:r>
-    </w:p>
-    <w:p>
-      <w:pPr>
-        <w:pStyle w:val="Heading2"/>
-      </w:pPr>
-      <w:r>
-        <w:rPr>
-          <w:lang w:val="zh_TW" w:bidi="zh_TW"/>
-        </w:rPr>
-        <w:t>提摩太前書</w:t>
-      </w:r>
-      <w:r>
-        <w:rPr>
-          <w:lang w:val="zh_TW" w:bidi="zh_TW"/>
-        </w:rPr>
-      </w:r>
-    </w:p>
-    <w:p>
-      <w:pPr/>
-      <w:r>
-        <w:rPr>
-          <w:lang w:val="zh_TW" w:bidi="zh_TW"/>
-        </w:rPr>
-      </w:r>
-      <w:r>
-        <w:rPr>
-          <w:lang w:val="zh_TW" w:bidi="zh_TW"/>
-        </w:rPr>
-        <w:t>保羅寫給他年輕同工提摩太的第一封書信。</w:t>
-      </w:r>
-    </w:p>
-    <w:p>
-      <w:pPr/>
-      <w:r>
-        <w:rPr>
-          <w:lang w:val="zh_TW" w:bidi="zh_TW"/>
-        </w:rPr>
-      </w:r>
-      <w:r>
-        <w:rPr>
-          <w:lang w:val="zh_TW" w:bidi="zh_TW"/>
-        </w:rPr>
-        <w:t>提摩太前書的作者、日期和背景必須與其他兩封教牧書信提摩太後書和提多書一起考慮，這些書信是寫給保羅的兩位年輕同工，幫助他們處理以弗所和克里特教會的牧養問題。</w:t>
-      </w:r>
-    </w:p>
-    <w:p>
-      <w:pPr/>
-      <w:r>
-        <w:rPr>
-          <w:lang w:val="zh_TW" w:bidi="zh_TW"/>
-        </w:rPr>
-      </w:r>
-      <w:r>
-        <w:rPr>
-          <w:lang w:val="zh_TW" w:bidi="zh_TW"/>
-        </w:rPr>
-        <w:t>概述</w:t>
-      </w:r>
-    </w:p>
-    <w:p>
-      <w:pPr>
-        <w:pStyle w:val="ListBullet"/>
-        <w:spacing w:line="240" w:lineRule="auto"/>
-        <w:ind w:left="720"/>
-      </w:pPr>
-      <w:r>
-        <w:rPr>
-          <w:lang w:val="zh_TW" w:bidi="zh_TW"/>
-        </w:rPr>
-      </w:r>
-      <w:r>
-        <w:rPr>
-          <w:lang w:val="zh_TW" w:bidi="zh_TW"/>
-        </w:rPr>
-        <w:t>作者</w:t>
-      </w:r>
-    </w:p>
-    <w:p>
-      <w:pPr>
-        <w:pStyle w:val="ListBullet"/>
-        <w:spacing w:line="240" w:lineRule="auto"/>
-        <w:ind w:left="720"/>
-      </w:pPr>
-      <w:r>
-        <w:rPr>
-          <w:lang w:val="zh_TW" w:bidi="zh_TW"/>
-        </w:rPr>
-      </w:r>
-      <w:r>
-        <w:rPr>
-          <w:lang w:val="zh_TW" w:bidi="zh_TW"/>
-        </w:rPr>
-        <w:t>日期</w:t>
-      </w:r>
-    </w:p>
-    <w:p>
-      <w:pPr>
-        <w:pStyle w:val="ListBullet"/>
-        <w:spacing w:line="240" w:lineRule="auto"/>
-        <w:ind w:left="720"/>
-      </w:pPr>
-      <w:r>
-        <w:rPr>
-          <w:lang w:val="zh_TW" w:bidi="zh_TW"/>
-        </w:rPr>
-      </w:r>
-      <w:r>
-        <w:rPr>
-          <w:lang w:val="zh_TW" w:bidi="zh_TW"/>
-        </w:rPr>
-        <w:t>背景</w:t>
-      </w:r>
-    </w:p>
-    <w:p>
-      <w:pPr>
-        <w:pStyle w:val="ListBullet"/>
-        <w:spacing w:line="240" w:lineRule="auto"/>
-        <w:ind w:left="720"/>
-      </w:pPr>
-      <w:r>
-        <w:rPr>
-          <w:lang w:val="zh_TW" w:bidi="zh_TW"/>
-        </w:rPr>
-      </w:r>
-      <w:r>
-        <w:rPr>
-          <w:lang w:val="zh_TW" w:bidi="zh_TW"/>
-        </w:rPr>
-        <w:t>神學</w:t>
-      </w:r>
-    </w:p>
-    <w:p>
-      <w:pPr>
-        <w:pStyle w:val="ListBullet"/>
-        <w:spacing w:line="240" w:lineRule="auto"/>
-        <w:ind w:left="720"/>
-      </w:pPr>
-      <w:r>
-        <w:rPr>
-          <w:lang w:val="zh_TW" w:bidi="zh_TW"/>
-        </w:rPr>
-      </w:r>
-      <w:r>
-        <w:rPr>
-          <w:lang w:val="zh_TW" w:bidi="zh_TW"/>
-        </w:rPr>
-        <w:t>內容</w:t>
-      </w:r>
-    </w:p>
-    <w:p>
-      <w:pPr>
-        <w:pStyle w:val="Heading3"/>
-      </w:pPr>
-      <w:r>
-        <w:rPr>
-          <w:lang w:val="zh_TW" w:bidi="zh_TW"/>
-        </w:rPr>
-        <w:t>作者</w:t>
-      </w:r>
-    </w:p>
-    <w:p>
-      <w:pPr/>
-      <w:r>
-        <w:rPr>
-          <w:lang w:val="zh_TW" w:bidi="zh_TW"/>
-        </w:rPr>
-      </w:r>
-      <w:r>
-        <w:rPr>
-          <w:lang w:val="zh_TW" w:bidi="zh_TW"/>
-        </w:rPr>
-        <w:t>在提摩太前書中，如同提摩太後書和提多書一樣，保羅在第一節就被指名為作者。自愛任紐（Irenaeus）時期（大約公元185年）以來，在早期教會的傳統中，保羅始終是這三封信唯一被認定為作者的人。這三封信中包含了許多保羅生平的個人細節，這些都強有力地證明了保羅是真正的作者。</w:t>
-      </w:r>
-    </w:p>
-    <w:p>
-      <w:pPr/>
-      <w:r>
-        <w:rPr>
-          <w:lang w:val="zh_TW" w:bidi="zh_TW"/>
-        </w:rPr>
-      </w:r>
-      <w:r>
-        <w:rPr>
-          <w:lang w:val="zh_TW" w:bidi="zh_TW"/>
-        </w:rPr>
-        <w:t>然而，一些學者基於以下理由質疑保羅的作者身份：</w:t>
+        <w:t>瑣轄</w:t>
+      </w:r>
+      <w:r>
+        <w:rPr>
+          <w:lang w:val="zh_TW" w:bidi="zh_TW"/>
+        </w:rPr>
       </w:r>
     </w:p>
     <w:p>
@@ -2407,15 +1277,43 @@
         <w:rPr>
           <w:lang w:val="zh_TW" w:bidi="zh_TW"/>
         </w:rPr>
-        <w:t>希臘文詞彙包含大量在其它保羅書信中未出現的詞彙。</w:t>
-        <w:br/>
-        <w:br/>
-      </w:r>
-      <w:r>
-        <w:rPr>
-          <w:lang w:val="zh_TW" w:bidi="zh_TW"/>
-        </w:rPr>
-        <w:t>但這些書信中的主題並不相同。在教牧書信中，作者所處理的是教會組織和紀律方面較為技術性的問題——是一位教會領袖寫信給其他領袖。保羅是一位受過高等教育的人，詞彙豐富。教牧書信中特有的詞彙並不會超出保羅所能使用的詞彙範圍。如果這些詞彙不是出自保羅本人，也可能來自經常幫助保羅撰寫書信的文士。</w:t>
+        <w:t>赫人以弗崙的父親。亞伯拉罕從以弗崙那裡買了麥比拉洞（</w:t>
+      </w:r>
+      <w:hyperlink r:id="rId43">
+        <w:r>
+          <w:rPr>
+            <w:lang w:val="zh_TW" w:bidi="zh_TW"/>
+          </w:rPr>
+          <w:rPr>
+            <w:color w:val="0000EE"/>
+            <w:u w:val="single"/>
+          </w:rPr>
+          <w:t>創23:7–9</w:t>
+        </w:r>
+      </w:hyperlink>
+      <w:r>
+        <w:rPr>
+          <w:lang w:val="zh_TW" w:bidi="zh_TW"/>
+        </w:rPr>
+        <w:t>，</w:t>
+      </w:r>
+      <w:hyperlink r:id="rId44">
+        <w:r>
+          <w:rPr>
+            <w:lang w:val="zh_TW" w:bidi="zh_TW"/>
+          </w:rPr>
+          <w:rPr>
+            <w:color w:val="0000EE"/>
+            <w:u w:val="single"/>
+          </w:rPr>
+          <w:t>25:9</w:t>
+        </w:r>
+      </w:hyperlink>
+      <w:r>
+        <w:rPr>
+          <w:lang w:val="zh_TW" w:bidi="zh_TW"/>
+        </w:rPr>
+        <w:t>）。</w:t>
       </w:r>
     </w:p>
     <w:p>
@@ -2433,15 +1331,63 @@
         <w:rPr>
           <w:lang w:val="zh_TW" w:bidi="zh_TW"/>
         </w:rPr>
-        <w:t>有關保羅行程的記載，與使徒行傳中所描述的旅程不符。</w:t>
+        <w:t>在</w:t>
+      </w:r>
+      <w:hyperlink r:id="rId45">
+        <w:r>
+          <w:rPr>
+            <w:lang w:val="zh_TW" w:bidi="zh_TW"/>
+          </w:rPr>
+          <w:rPr>
+            <w:color w:val="0000EE"/>
+            <w:u w:val="single"/>
+          </w:rPr>
+          <w:t>創世記四十六章10節</w:t>
+        </w:r>
+      </w:hyperlink>
+      <w:r>
+        <w:rPr>
+          <w:lang w:val="zh_TW" w:bidi="zh_TW"/>
+        </w:rPr>
+        <w:t>和</w:t>
+      </w:r>
+      <w:hyperlink r:id="rId46">
+        <w:r>
+          <w:rPr>
+            <w:lang w:val="zh_TW" w:bidi="zh_TW"/>
+          </w:rPr>
+          <w:rPr>
+            <w:color w:val="0000EE"/>
+            <w:u w:val="single"/>
+          </w:rPr>
+          <w:t>出埃及記六章15節</w:t>
+        </w:r>
+      </w:hyperlink>
+      <w:r>
+        <w:rPr>
+          <w:lang w:val="zh_TW" w:bidi="zh_TW"/>
+        </w:rPr>
+        <w:t>中，西緬的兒子謝拉（Zerah）的另一種拼寫方式。（譯註：和合本在這兩處經文中未將其譯為謝拉，僅譯為瑣轄）</w:t>
         <w:br/>
-        <w:br/>
-      </w:r>
-      <w:r>
-        <w:rPr>
-          <w:lang w:val="zh_TW" w:bidi="zh_TW"/>
-        </w:rPr>
-        <w:t>如果相信保羅寫了教牧書信，並且完成了書信中所描述的事，那麼他必須是在羅馬被監禁後獲釋，並且前往了克里特、以弗所和馬其頓。使徒行傳中的記述以保羅在羅馬被囚禁為結尾，因此這些後來的行程可能沒有被提及。有法律證據表明，如果保羅在兩年內沒有被定罪，他應該會自動獲釋。</w:t>
+      </w:r>
+      <w:r>
+        <w:rPr>
+          <w:i/>
+          <w:lang w:val="zh_TW" w:bidi="zh_TW"/>
+        </w:rPr>
+        <w:t xml:space="preserve">見 </w:t>
+      </w:r>
+      <w:r>
+        <w:rPr>
+          <w:lang w:val="zh_TW" w:bidi="zh_TW"/>
+        </w:rPr>
+        <w:t>謝拉#3</w:t>
+      </w:r>
+      <w:r>
+        <w:rPr>
+          <w:lang w:val="zh_TW" w:bidi="zh_TW"/>
+        </w:rPr>
+        <w:t>。</w:t>
       </w:r>
     </w:p>
     <w:p>
@@ -2455,21 +1401,7 @@
           <w:lang w:val="zh_TW" w:bidi="zh_TW"/>
         </w:rPr>
       </w:r>
-      <w:r>
-        <w:rPr>
-          <w:lang w:val="zh_TW" w:bidi="zh_TW"/>
-        </w:rPr>
-        <w:t>教牧書信中提到的教會進步發展（如長老、監督和執事），證明其日期晚於保羅的生平。</w:t>
-        <w:br/>
-        <w:br/>
-      </w:r>
-      <w:r>
-        <w:rPr>
-          <w:lang w:val="zh_TW" w:bidi="zh_TW"/>
-        </w:rPr>
-        <w:t>然而，長老在舊約時代就已存在，而作為地方教會職員的監督，幾乎可以肯定與長老是同一職分。此外，保羅在他的其它書信中也提到執事，例如</w:t>
-      </w:r>
-      <w:hyperlink r:id="rId65">
+      <w:hyperlink r:id="rId47">
         <w:r>
           <w:rPr>
             <w:lang w:val="zh_TW" w:bidi="zh_TW"/>
@@ -2478,1048 +1410,20 @@
             <w:color w:val="0000EE"/>
             <w:u w:val="single"/>
           </w:rPr>
-          <w:t>腓立比書一章1節</w:t>
+          <w:t>歷代志上四章7節</w:t>
         </w:r>
       </w:hyperlink>
       <w:r>
         <w:rPr>
           <w:lang w:val="zh_TW" w:bidi="zh_TW"/>
         </w:rPr>
-        <w:t>。</w:t>
-      </w:r>
-    </w:p>
-    <w:p>
-      <w:pPr/>
-      <w:r>
-        <w:rPr>
-          <w:lang w:val="zh_TW" w:bidi="zh_TW"/>
-        </w:rPr>
-      </w:r>
-      <w:r>
-        <w:rPr>
-          <w:lang w:val="zh_TW" w:bidi="zh_TW"/>
-        </w:rPr>
-        <w:t>大多數保守派學者及許多其他學者強烈認為，保羅確實寫了這三封教牧書信。</w:t>
-      </w:r>
-    </w:p>
-    <w:p>
-      <w:pPr>
-        <w:pStyle w:val="Heading3"/>
-      </w:pPr>
-      <w:r>
-        <w:rPr>
-          <w:lang w:val="zh_TW" w:bidi="zh_TW"/>
-        </w:rPr>
-        <w:t>日期</w:t>
-      </w:r>
-    </w:p>
-    <w:p>
-      <w:pPr/>
-      <w:r>
-        <w:rPr>
-          <w:lang w:val="zh_TW" w:bidi="zh_TW"/>
-        </w:rPr>
-      </w:r>
-      <w:r>
-        <w:rPr>
-          <w:lang w:val="zh_TW" w:bidi="zh_TW"/>
-        </w:rPr>
-        <w:t>假設保羅寫了教牧書信，提摩太前書應該寫於他第一次羅馬監禁釋放後，大約公元61或62年，並在他第二次羅馬監禁之前，大約在64至67年間，即尼祿去世的日期。至於地點，保羅將提摩太留在以弗所，然後前往馬其頓（</w:t>
-      </w:r>
-      <w:hyperlink r:id="rId66">
-        <w:r>
-          <w:rPr>
-            <w:lang w:val="zh_TW" w:bidi="zh_TW"/>
-          </w:rPr>
-          <w:rPr>
-            <w:color w:val="0000EE"/>
-            <w:u w:val="single"/>
-          </w:rPr>
-          <w:t>提前1:3</w:t>
-        </w:r>
-      </w:hyperlink>
-      <w:r>
-        <w:rPr>
-          <w:lang w:val="zh_TW" w:bidi="zh_TW"/>
-        </w:rPr>
-        <w:t>），他可能在那裡寫了提摩太前書。這封信當然是寫給在以弗所的提摩太的。</w:t>
-      </w:r>
-    </w:p>
-    <w:p>
-      <w:pPr>
-        <w:pStyle w:val="Heading3"/>
-      </w:pPr>
-      <w:r>
-        <w:rPr>
-          <w:lang w:val="zh_TW" w:bidi="zh_TW"/>
-        </w:rPr>
-        <w:t>背景</w:t>
-      </w:r>
-    </w:p>
-    <w:p>
-      <w:pPr/>
-      <w:r>
-        <w:rPr>
-          <w:lang w:val="zh_TW" w:bidi="zh_TW"/>
-        </w:rPr>
-      </w:r>
-      <w:r>
-        <w:rPr>
-          <w:lang w:val="zh_TW" w:bidi="zh_TW"/>
-        </w:rPr>
-        <w:t>保羅把以弗所的教會交給提摩太管理（</w:t>
-      </w:r>
-      <w:hyperlink r:id="rId67">
-        <w:r>
-          <w:rPr>
-            <w:lang w:val="zh_TW" w:bidi="zh_TW"/>
-          </w:rPr>
-          <w:rPr>
-            <w:color w:val="0000EE"/>
-            <w:u w:val="single"/>
-          </w:rPr>
-          <w:t>1:2–3</w:t>
-        </w:r>
-      </w:hyperlink>
-      <w:r>
-        <w:rPr>
-          <w:lang w:val="zh_TW" w:bidi="zh_TW"/>
-        </w:rPr>
-        <w:t>）。保羅在第二次宣教旅程中想去羅馬的亞細亞省（以弗是其主要的城），但聖靈不允許他這樣做。他繼續前往馬其頓和希臘（</w:t>
-      </w:r>
-      <w:hyperlink r:id="rId68">
-        <w:r>
-          <w:rPr>
-            <w:lang w:val="zh_TW" w:bidi="zh_TW"/>
-          </w:rPr>
-          <w:rPr>
-            <w:color w:val="0000EE"/>
-            <w:u w:val="single"/>
-          </w:rPr>
-          <w:t>徒16:6</w:t>
-        </w:r>
-      </w:hyperlink>
-      <w:r>
-        <w:rPr>
-          <w:lang w:val="zh_TW" w:bidi="zh_TW"/>
-        </w:rPr>
-        <w:t>）。他在完成第二次旅程時短暫到訪以弗所（</w:t>
-      </w:r>
-      <w:hyperlink r:id="rId69">
-        <w:r>
-          <w:rPr>
-            <w:lang w:val="zh_TW" w:bidi="zh_TW"/>
-          </w:rPr>
-          <w:rPr>
-            <w:color w:val="0000EE"/>
-            <w:u w:val="single"/>
-          </w:rPr>
-          <w:t>18:19–20</w:t>
-        </w:r>
-      </w:hyperlink>
-      <w:r>
-        <w:rPr>
-          <w:lang w:val="zh_TW" w:bidi="zh_TW"/>
-        </w:rPr>
-        <w:t>）。然後在他的第三次旅程中，他以以弗所為活動中心，並在那裡度過了三年（</w:t>
-      </w:r>
-      <w:hyperlink r:id="rId70">
-        <w:r>
-          <w:rPr>
-            <w:lang w:val="zh_TW" w:bidi="zh_TW"/>
-          </w:rPr>
-          <w:rPr>
-            <w:color w:val="0000EE"/>
-            <w:u w:val="single"/>
-          </w:rPr>
-          <w:t>19:1–20:1</w:t>
-        </w:r>
-      </w:hyperlink>
-      <w:r>
-        <w:rPr>
-          <w:lang w:val="zh_TW" w:bidi="zh_TW"/>
-        </w:rPr>
-        <w:t>）。在他第一次被囚禁於羅馬期間，他寫了一封通函給以弗所和附近的教會。僅僅幾年後，他在以弗所寫了提摩太前書給提摩太。</w:t>
-      </w:r>
-    </w:p>
-    <w:p>
-      <w:pPr>
-        <w:pStyle w:val="Heading3"/>
-      </w:pPr>
-      <w:r>
-        <w:rPr>
-          <w:lang w:val="zh_TW" w:bidi="zh_TW"/>
-        </w:rPr>
-        <w:t>神學</w:t>
-      </w:r>
-    </w:p>
-    <w:p>
-      <w:pPr/>
-      <w:r>
-        <w:rPr>
-          <w:lang w:val="zh_TW" w:bidi="zh_TW"/>
-        </w:rPr>
-      </w:r>
-      <w:r>
-        <w:rPr>
-          <w:lang w:val="zh_TW" w:bidi="zh_TW"/>
-        </w:rPr>
-        <w:t>總的來說，提摩太前書的神學與其它保羅書信以及整個新約的神學一致。神的主權和愛在這封信中一再被清楚呈現。耶穌總是被描繪為真正的神以及人。救恩是藉著基督對神的信心而得的。律法不能拯救人，因為所有人都違背了律法。然而，律法是好的，是神給得救之人的指引，引導他們過討神喜悅的生活。</w:t>
-      </w:r>
-    </w:p>
-    <w:p>
-      <w:pPr/>
-      <w:r>
-        <w:rPr>
-          <w:lang w:val="zh_TW" w:bidi="zh_TW"/>
-        </w:rPr>
-      </w:r>
-      <w:r>
-        <w:rPr>
-          <w:lang w:val="zh_TW" w:bidi="zh_TW"/>
-        </w:rPr>
-        <w:t>教會在這封信中佔有重要地位。所有基督徒都應該成為教會的一部分。他們從教會中獲得了大量關於培養基督徒品格的資源，並且他們在教會中服事神可以比獨自一人服事神有效得多。教會需要組織才能有效地完成其工作。教會必須時刻努力避免異端，並教導福音的真理。</w:t>
-      </w:r>
-    </w:p>
-    <w:p>
-      <w:pPr>
-        <w:pStyle w:val="Heading3"/>
-      </w:pPr>
-      <w:r>
-        <w:rPr>
-          <w:lang w:val="zh_TW" w:bidi="zh_TW"/>
-        </w:rPr>
-        <w:t>內容</w:t>
-      </w:r>
-    </w:p>
-    <w:p>
-      <w:pPr>
-        <w:pStyle w:val="Heading4"/>
-      </w:pPr>
-      <w:r>
-        <w:rPr>
-          <w:lang w:val="zh_TW" w:bidi="zh_TW"/>
-        </w:rPr>
-        <w:t>問安（</w:t>
-      </w:r>
-      <w:hyperlink r:id="rId71">
-        <w:r>
-          <w:rPr>
-            <w:lang w:val="zh_TW" w:bidi="zh_TW"/>
-          </w:rPr>
-          <w:rPr>
-            <w:color w:val="0000EE"/>
-            <w:u w:val="single"/>
-          </w:rPr>
-          <w:t>1:1–2</w:t>
-        </w:r>
-      </w:hyperlink>
-      <w:r>
-        <w:rPr>
-          <w:lang w:val="zh_TW" w:bidi="zh_TW"/>
-        </w:rPr>
-        <w:t>）</w:t>
-      </w:r>
-    </w:p>
-    <w:p>
-      <w:pPr/>
-      <w:r>
-        <w:rPr>
-          <w:lang w:val="zh_TW" w:bidi="zh_TW"/>
-        </w:rPr>
-      </w:r>
-      <w:r>
-        <w:rPr>
-          <w:lang w:val="zh_TW" w:bidi="zh_TW"/>
-        </w:rPr>
-        <w:t>作者自稱保羅，並描述自己是由神揀選並由父神和祂的兒子基督耶穌授權的使徒。保羅有權對年輕的牧者和教會說權威的話語。</w:t>
-      </w:r>
-    </w:p>
-    <w:p>
-      <w:pPr/>
-      <w:r>
-        <w:rPr>
-          <w:lang w:val="zh_TW" w:bidi="zh_TW"/>
-        </w:rPr>
-      </w:r>
-      <w:r>
-        <w:rPr>
-          <w:lang w:val="zh_TW" w:bidi="zh_TW"/>
-        </w:rPr>
-        <w:t>這封信是寫給提摩太的，保羅所親愛的屬靈孩子，保羅給他三重祝福——從神而來的恩惠、憐憫、平安。</w:t>
-      </w:r>
-    </w:p>
-    <w:p>
-      <w:pPr>
-        <w:pStyle w:val="Heading4"/>
-      </w:pPr>
-      <w:r>
-        <w:rPr>
-          <w:lang w:val="zh_TW" w:bidi="zh_TW"/>
-        </w:rPr>
-        <w:t>處理異端（</w:t>
-      </w:r>
-      <w:hyperlink r:id="rId72">
-        <w:r>
-          <w:rPr>
-            <w:lang w:val="zh_TW" w:bidi="zh_TW"/>
-          </w:rPr>
-          <w:rPr>
-            <w:color w:val="0000EE"/>
-            <w:u w:val="single"/>
-          </w:rPr>
-          <w:t>1:3–20</w:t>
-        </w:r>
-      </w:hyperlink>
-      <w:r>
-        <w:rPr>
-          <w:lang w:val="zh_TW" w:bidi="zh_TW"/>
-        </w:rPr>
-        <w:t>）</w:t>
-      </w:r>
-    </w:p>
-    <w:p>
-      <w:pPr/>
-      <w:r>
-        <w:rPr>
-          <w:lang w:val="zh_TW" w:bidi="zh_TW"/>
-        </w:rPr>
-      </w:r>
-      <w:r>
-        <w:rPr>
-          <w:lang w:val="zh_TW" w:bidi="zh_TW"/>
-        </w:rPr>
-        <w:t>保羅留下提摩太在以弗所的原因之一是希望他「囑咐那幾個人不可傳異教」（</w:t>
-      </w:r>
-      <w:hyperlink r:id="rId66">
-        <w:r>
-          <w:rPr>
-            <w:lang w:val="zh_TW" w:bidi="zh_TW"/>
-          </w:rPr>
-          <w:rPr>
-            <w:color w:val="0000EE"/>
-            <w:u w:val="single"/>
-          </w:rPr>
-          <w:t>1:3</w:t>
-        </w:r>
-      </w:hyperlink>
-      <w:r>
-        <w:rPr>
-          <w:lang w:val="zh_TW" w:bidi="zh_TW"/>
-        </w:rPr>
-        <w:t>）。保羅相信一個人所信的和他所做的一樣重要。這裡的異端被描述為一種早期諾斯底主義異端，這是一種危險的異端，困擾教會已有數個世紀。</w:t>
-      </w:r>
-    </w:p>
-    <w:p>
-      <w:pPr/>
-      <w:r>
-        <w:rPr>
-          <w:lang w:val="zh_TW" w:bidi="zh_TW"/>
-        </w:rPr>
-      </w:r>
-      <w:r>
-        <w:rPr>
-          <w:lang w:val="zh_TW" w:bidi="zh_TW"/>
-        </w:rPr>
-        <w:t>這些早期的諾斯底主義者聲稱比普通基督徒對真理擁有更深的洞見。他們將神視為靈，將人視為物質，並將神和人區分開來。他們認為兩者之間的橋樑不是耶穌基督這位唯一的中保，而是由無數不同等級的天使、化身、伊安（aeons）等等所構成。他們爭論神話和虛構的事，他們尋求救恩的方法是試圖取悅一連串無窮無盡的天使鎖鏈來獲得拯救，而不是藉著信心接受神所賜的救恩。但保羅深知，唯有神的恩典才能拯救罪人。</w:t>
-      </w:r>
-    </w:p>
-    <w:p>
-      <w:pPr>
-        <w:pStyle w:val="Heading4"/>
-      </w:pPr>
-      <w:r>
-        <w:rPr>
-          <w:lang w:val="zh_TW" w:bidi="zh_TW"/>
-        </w:rPr>
-        <w:t>教會中的正確敬拜（</w:t>
-      </w:r>
-      <w:hyperlink r:id="rId73">
-        <w:r>
-          <w:rPr>
-            <w:lang w:val="zh_TW" w:bidi="zh_TW"/>
-          </w:rPr>
-          <w:rPr>
-            <w:color w:val="0000EE"/>
-            <w:u w:val="single"/>
-          </w:rPr>
-          <w:t>2:1–15</w:t>
-        </w:r>
-      </w:hyperlink>
-      <w:r>
-        <w:rPr>
-          <w:lang w:val="zh_TW" w:bidi="zh_TW"/>
-        </w:rPr>
-        <w:t>）</w:t>
-      </w:r>
-    </w:p>
-    <w:p>
-      <w:pPr/>
-      <w:r>
-        <w:rPr>
-          <w:lang w:val="zh_TW" w:bidi="zh_TW"/>
-        </w:rPr>
-      </w:r>
-      <w:r>
-        <w:rPr>
-          <w:lang w:val="zh_TW" w:bidi="zh_TW"/>
-        </w:rPr>
-        <w:t>「我勸你，第一要為萬人懇求、禱告、代求、祝謝」（</w:t>
-      </w:r>
-      <w:hyperlink r:id="rId74">
-        <w:r>
-          <w:rPr>
-            <w:lang w:val="zh_TW" w:bidi="zh_TW"/>
-          </w:rPr>
-          <w:rPr>
-            <w:color w:val="0000EE"/>
-            <w:u w:val="single"/>
-          </w:rPr>
-          <w:t>2:1</w:t>
-        </w:r>
-      </w:hyperlink>
-      <w:r>
-        <w:rPr>
-          <w:lang w:val="zh_TW" w:bidi="zh_TW"/>
-        </w:rPr>
-        <w:t>）。禱告是基督教會敬拜中極其重要的一部分。保羅強調為國家中高位上的人作特別禱告的重要性（即使國是以尼祿為皇帝的羅馬帝國）。保羅在</w:t>
-      </w:r>
-      <w:hyperlink r:id="rId75">
-        <w:r>
-          <w:rPr>
-            <w:lang w:val="zh_TW" w:bidi="zh_TW"/>
-          </w:rPr>
-          <w:rPr>
-            <w:color w:val="0000EE"/>
-            <w:u w:val="single"/>
-          </w:rPr>
-          <w:t>羅馬書第十三章</w:t>
-        </w:r>
-      </w:hyperlink>
-      <w:r>
-        <w:rPr>
-          <w:lang w:val="zh_TW" w:bidi="zh_TW"/>
-        </w:rPr>
-        <w:t>中清楚地教導這一點，而耶穌也告訴祂的門徒要把屬於凱撒的東西交給凱撒（</w:t>
-      </w:r>
-      <w:hyperlink r:id="rId76">
-        <w:r>
-          <w:rPr>
-            <w:lang w:val="zh_TW" w:bidi="zh_TW"/>
-          </w:rPr>
-          <w:rPr>
-            <w:color w:val="0000EE"/>
-            <w:u w:val="single"/>
-          </w:rPr>
-          <w:t>太22:17</w:t>
-        </w:r>
-      </w:hyperlink>
-      <w:r>
-        <w:rPr>
-          <w:lang w:val="zh_TW" w:bidi="zh_TW"/>
-        </w:rPr>
-        <w:t>）。</w:t>
-      </w:r>
-    </w:p>
-    <w:p>
-      <w:pPr/>
-      <w:r>
-        <w:rPr>
-          <w:lang w:val="zh_TW" w:bidi="zh_TW"/>
-        </w:rPr>
-      </w:r>
-      <w:r>
-        <w:rPr>
-          <w:lang w:val="zh_TW" w:bidi="zh_TW"/>
-        </w:rPr>
-        <w:t>基督徒男女應該向神祈禱，舉起聖潔的手，這些手應當遠離罪、怒氣和怨恨。保羅特別勸誡姊妹們：「又願女人廉恥、自守，以正派衣裳為妝飾，不以編髮、黃金、珍珠，和貴價的衣裳為妝飾，只要有善行，這才與自稱是敬神的女人相宜。」（</w:t>
-      </w:r>
-      <w:hyperlink r:id="rId77">
-        <w:r>
-          <w:rPr>
-            <w:lang w:val="zh_TW" w:bidi="zh_TW"/>
-          </w:rPr>
-          <w:rPr>
-            <w:color w:val="0000EE"/>
-            <w:u w:val="single"/>
-          </w:rPr>
-          <w:t>提前2:9–10</w:t>
-        </w:r>
-      </w:hyperlink>
-      <w:r>
-        <w:rPr>
-          <w:lang w:val="zh_TW" w:bidi="zh_TW"/>
-        </w:rPr>
-        <w:t>）。然後保羅說：「不許女人講道，也不許她轄管男人，只要沉靜」（</w:t>
-      </w:r>
-      <w:hyperlink r:id="rId78">
-        <w:r>
-          <w:rPr>
-            <w:lang w:val="zh_TW" w:bidi="zh_TW"/>
-          </w:rPr>
-          <w:rPr>
-            <w:color w:val="0000EE"/>
-            <w:u w:val="single"/>
-          </w:rPr>
-          <w:t>12</w:t>
-        </w:r>
-      </w:hyperlink>
-      <w:r>
-        <w:rPr>
-          <w:lang w:val="zh_TW" w:bidi="zh_TW"/>
-        </w:rPr>
-        <w:t>節）。這並不意味著他們不能在教會聚會中發言。使徒行傳和哥林多前書清楚表明，婦女可以在教會聚會中禱告、說預言和作見證。但教導的職責是由男性擔任，因為作為長老（男性）的職責就是教導。因此，教導和行使權柄是密不可分的。</w:t>
-      </w:r>
-    </w:p>
-    <w:p>
-      <w:pPr>
-        <w:pStyle w:val="Heading4"/>
-      </w:pPr>
-      <w:r>
-        <w:rPr>
-          <w:lang w:val="zh_TW" w:bidi="zh_TW"/>
-        </w:rPr>
-        <w:t>教會中的適當組織（</w:t>
-      </w:r>
-      <w:hyperlink r:id="rId79">
-        <w:r>
-          <w:rPr>
-            <w:lang w:val="zh_TW" w:bidi="zh_TW"/>
-          </w:rPr>
-          <w:rPr>
-            <w:color w:val="0000EE"/>
-            <w:u w:val="single"/>
-          </w:rPr>
-          <w:t>3:1–5:25</w:t>
-        </w:r>
-      </w:hyperlink>
-      <w:r>
-        <w:rPr>
-          <w:lang w:val="zh_TW" w:bidi="zh_TW"/>
-        </w:rPr>
-        <w:t>）</w:t>
-      </w:r>
-    </w:p>
-    <w:p>
-      <w:pPr/>
-      <w:r>
-        <w:rPr>
-          <w:lang w:val="zh_TW" w:bidi="zh_TW"/>
-        </w:rPr>
-      </w:r>
-      <w:r>
-        <w:rPr>
-          <w:lang w:val="zh_TW" w:bidi="zh_TW"/>
-        </w:rPr>
-        <w:t>關於早期教會的組織，首要問題是誰是監督。這處經文的第一節是：「人若想要得監督的職分，就是羨慕善工」（</w:t>
-      </w:r>
-      <w:hyperlink r:id="rId80">
-        <w:r>
-          <w:rPr>
-            <w:lang w:val="zh_TW" w:bidi="zh_TW"/>
-          </w:rPr>
-          <w:rPr>
-            <w:color w:val="0000EE"/>
-            <w:u w:val="single"/>
-          </w:rPr>
-          <w:t>3:1）</w:t>
-        </w:r>
-      </w:hyperlink>
-      <w:r>
-        <w:rPr>
-          <w:lang w:val="zh_TW" w:bidi="zh_TW"/>
-        </w:rPr>
-        <w:t>。在所有教牧書信中，監督顯然是地方教會內的一個職分，而不是一個管理多個教會的職員，例如在公元二世紀初期發展起來的主教職位。而且根據</w:t>
-      </w:r>
-      <w:hyperlink r:id="rId81">
-        <w:r>
-          <w:rPr>
-            <w:lang w:val="zh_TW" w:bidi="zh_TW"/>
-          </w:rPr>
-          <w:rPr>
-            <w:color w:val="0000EE"/>
-            <w:u w:val="single"/>
-          </w:rPr>
-          <w:t>提多書一章4至6節</w:t>
-        </w:r>
-      </w:hyperlink>
-      <w:r>
-        <w:rPr>
-          <w:lang w:val="zh_TW" w:bidi="zh_TW"/>
-        </w:rPr>
-        <w:t>，保羅將長老和監督這兩個詞交替使用，因此大多數學者相信保羅認為這兩者是可以互換的。提摩太自己是教會中類似現代牧師的角色，並且有長老（監督）和執事幫助他管理教會。</w:t>
-      </w:r>
-    </w:p>
-    <w:p>
-      <w:pPr/>
-      <w:r>
-        <w:rPr>
-          <w:lang w:val="zh_TW" w:bidi="zh_TW"/>
-        </w:rPr>
-      </w:r>
-      <w:r>
-        <w:rPr>
-          <w:lang w:val="zh_TW" w:bidi="zh_TW"/>
-        </w:rPr>
-        <w:t>在教會中成為長老是一個值得追求的目標。但是，一個人必須具備高資格才能當選這樣負責任的職位。他應該受到教會其他成員和教會外部人士的尊重。大多數的資格都很清楚，但其中幾個值得特別注意。</w:t>
-      </w:r>
-    </w:p>
-    <w:p>
-      <w:pPr/>
-      <w:r>
-        <w:rPr>
-          <w:lang w:val="zh_TW" w:bidi="zh_TW"/>
-        </w:rPr>
-      </w:r>
-      <w:r>
-        <w:rPr>
-          <w:lang w:val="zh_TW" w:bidi="zh_TW"/>
-        </w:rPr>
-        <w:t>「作監督的，必須無可指責，只作一個婦人的丈夫」（</w:t>
-      </w:r>
-      <w:hyperlink r:id="rId82">
-        <w:r>
-          <w:rPr>
-            <w:lang w:val="zh_TW" w:bidi="zh_TW"/>
-          </w:rPr>
-          <w:rPr>
-            <w:color w:val="0000EE"/>
-            <w:u w:val="single"/>
-          </w:rPr>
-          <w:t>3:2</w:t>
-        </w:r>
-      </w:hyperlink>
-      <w:r>
-        <w:rPr>
-          <w:lang w:val="zh_TW" w:bidi="zh_TW"/>
-        </w:rPr>
-        <w:t>）。希臘文的字面意思是「一個女人的男人」。這顯然禁止一夫多妻制，並排除對妻子不忠的男人。它可能不會排除一個離婚後再婚的男人，也不會排除一個從未有過妻子的單身男子。教會應該堅持其領袖在性道德上有很高的標準。</w:t>
-      </w:r>
-    </w:p>
-    <w:p>
-      <w:pPr/>
-      <w:r>
-        <w:rPr>
-          <w:lang w:val="zh_TW" w:bidi="zh_TW"/>
-        </w:rPr>
-      </w:r>
-      <w:r>
-        <w:rPr>
-          <w:lang w:val="zh_TW" w:bidi="zh_TW"/>
-        </w:rPr>
-        <w:t>如果一個人無法管理好自己的家庭，他也無法在教會中行使紀律。這個人也不應該酗酒。保羅並未要求完全禁酒，但他明確要求長老不可被烈酒支配。而且擔任長老高職的人不應該是新信徒（字面意義為初信者），以免因驕傲而失去做長老的資格。總的來說，只有品格優良的人才能當選為教會的長老或監督。</w:t>
-      </w:r>
-    </w:p>
-    <w:p>
-      <w:pPr/>
-      <w:r>
-        <w:rPr>
-          <w:lang w:val="zh_TW" w:bidi="zh_TW"/>
-        </w:rPr>
-      </w:r>
-      <w:r>
-        <w:rPr>
-          <w:lang w:val="zh_TW" w:bidi="zh_TW"/>
-        </w:rPr>
-        <w:t>接著，保羅繼續談到執事的職分：「作執事的，也是如此：必須端莊，不一口兩舌，不好喝酒，不貪不義之財」（</w:t>
-      </w:r>
-      <w:hyperlink r:id="rId83">
-        <w:r>
-          <w:rPr>
-            <w:lang w:val="zh_TW" w:bidi="zh_TW"/>
-          </w:rPr>
-          <w:rPr>
-            <w:color w:val="0000EE"/>
-            <w:u w:val="single"/>
-          </w:rPr>
-          <w:t>3:8</w:t>
-        </w:r>
-      </w:hyperlink>
-      <w:r>
-        <w:rPr>
-          <w:lang w:val="zh_TW" w:bidi="zh_TW"/>
-        </w:rPr>
-        <w:t>）。執事的資格幾乎與長老的資格相同。在被選為執事之前，他們應該有教會工作的經驗。</w:t>
-      </w:r>
-      <w:hyperlink r:id="rId84">
-        <w:r>
-          <w:rPr>
-            <w:lang w:val="zh_TW" w:bidi="zh_TW"/>
-          </w:rPr>
-          <w:rPr>
-            <w:color w:val="0000EE"/>
-            <w:u w:val="single"/>
-          </w:rPr>
-          <w:t>提摩太前書三章11節</w:t>
-        </w:r>
-      </w:hyperlink>
-      <w:r>
-        <w:rPr>
-          <w:lang w:val="zh_TW" w:bidi="zh_TW"/>
-        </w:rPr>
-        <w:t>將相同的資格應用於有志成為執事的婦女和/或執事的妻子。第</w:t>
-      </w:r>
-      <w:hyperlink r:id="rId85">
-        <w:r>
-          <w:rPr>
-            <w:lang w:val="zh_TW" w:bidi="zh_TW"/>
-          </w:rPr>
-          <w:rPr>
-            <w:color w:val="0000EE"/>
-            <w:u w:val="single"/>
-          </w:rPr>
-          <w:t>12節</w:t>
-        </w:r>
-      </w:hyperlink>
-      <w:r>
-        <w:rPr>
-          <w:lang w:val="zh_TW" w:bidi="zh_TW"/>
-        </w:rPr>
-        <w:t>繼續說明執事的資格。</w:t>
-      </w:r>
-    </w:p>
-    <w:p>
-      <w:pPr/>
-      <w:r>
-        <w:rPr>
-          <w:lang w:val="zh_TW" w:bidi="zh_TW"/>
-        </w:rPr>
-      </w:r>
-      <w:r>
-        <w:rPr>
-          <w:lang w:val="zh_TW" w:bidi="zh_TW"/>
-        </w:rPr>
-        <w:t>在第</w:t>
-      </w:r>
-      <w:hyperlink r:id="rId86">
-        <w:r>
-          <w:rPr>
-            <w:lang w:val="zh_TW" w:bidi="zh_TW"/>
-          </w:rPr>
-          <w:rPr>
-            <w:color w:val="0000EE"/>
-            <w:u w:val="single"/>
-          </w:rPr>
-          <w:t>四</w:t>
-        </w:r>
-      </w:hyperlink>
-      <w:r>
-        <w:rPr>
-          <w:lang w:val="zh_TW" w:bidi="zh_TW"/>
-        </w:rPr>
-        <w:t>章中，保羅敦促提摩太在教會中發揮他的領導作用，特別是在他與異端的關係上。一些諾斯底異端教導一種虛假的禁欲主義，禁止婚姻和某些食物。但神賜給我們這些東西是為了使用和享受，以榮耀神。提摩太的牧職責任是教導人神的真理，不要讓自己捲入異端無神和荒謬傳說的爭論中（</w:t>
-      </w:r>
-      <w:hyperlink r:id="rId87">
-        <w:r>
-          <w:rPr>
-            <w:lang w:val="zh_TW" w:bidi="zh_TW"/>
-          </w:rPr>
-          <w:rPr>
-            <w:color w:val="0000EE"/>
-            <w:u w:val="single"/>
-          </w:rPr>
-          <w:t>4:7</w:t>
-        </w:r>
-      </w:hyperlink>
-      <w:r>
-        <w:rPr>
-          <w:lang w:val="zh_TW" w:bidi="zh_TW"/>
-        </w:rPr>
-        <w:t>）。保羅敦促提摩太通過不斷的靈性操練來保持靈性健壯，這比鍛鍊身體更重要。</w:t>
-      </w:r>
-    </w:p>
-    <w:p>
-      <w:pPr/>
-      <w:r>
-        <w:rPr>
-          <w:lang w:val="zh_TW" w:bidi="zh_TW"/>
-        </w:rPr>
-      </w:r>
-      <w:r>
-        <w:rPr>
-          <w:lang w:val="zh_TW" w:bidi="zh_TW"/>
-        </w:rPr>
-        <w:t>保羅認識到提摩太是一個年輕人，一些年長的基督徒可能會因為他年輕而看輕他。提摩太應該更加努力以贏得他們的尊重——「在言語、行為、愛心、信心、清潔上，都作信徒的榜樣」（</w:t>
-      </w:r>
-      <w:hyperlink r:id="rId88">
-        <w:r>
-          <w:rPr>
-            <w:lang w:val="zh_TW" w:bidi="zh_TW"/>
-          </w:rPr>
-          <w:rPr>
-            <w:color w:val="0000EE"/>
-            <w:u w:val="single"/>
-          </w:rPr>
-          <w:t>4:12</w:t>
-        </w:r>
-      </w:hyperlink>
-      <w:r>
-        <w:rPr>
-          <w:lang w:val="zh_TW" w:bidi="zh_TW"/>
-        </w:rPr>
-        <w:t>）。因為神已經呼召提摩太，並且教會藉按手禮任命了他，提摩太應該努力履行這些崇高的責任。</w:t>
-      </w:r>
-    </w:p>
-    <w:p>
-      <w:pPr/>
-      <w:r>
-        <w:rPr>
-          <w:lang w:val="zh_TW" w:bidi="zh_TW"/>
-        </w:rPr>
-      </w:r>
-      <w:r>
-        <w:rPr>
-          <w:lang w:val="zh_TW" w:bidi="zh_TW"/>
-        </w:rPr>
-        <w:t>保羅給了提摩太一些實際的建議，告訴他一個年輕的傳道人應該如何處理教會中不同年齡和性別的群體。他應該像對待自己的父親一樣對待年長的男人，像對待自己的母親一樣對待年長的女人，像對待自己的兄弟一樣對待年輕的男人，像對待自己的姐妹一樣對待年輕的女人——並特別強調：「總要清清潔潔的」（</w:t>
-      </w:r>
-      <w:hyperlink r:id="rId89">
-        <w:r>
-          <w:rPr>
-            <w:lang w:val="zh_TW" w:bidi="zh_TW"/>
-          </w:rPr>
-          <w:rPr>
-            <w:color w:val="0000EE"/>
-            <w:u w:val="single"/>
-          </w:rPr>
-          <w:t>5:2</w:t>
-        </w:r>
-      </w:hyperlink>
-      <w:r>
-        <w:rPr>
-          <w:lang w:val="zh_TW" w:bidi="zh_TW"/>
-        </w:rPr>
-        <w:t>）。</w:t>
-      </w:r>
-    </w:p>
-    <w:p>
-      <w:pPr/>
-      <w:r>
-        <w:rPr>
-          <w:lang w:val="zh_TW" w:bidi="zh_TW"/>
-        </w:rPr>
-      </w:r>
-      <w:r>
-        <w:rPr>
-          <w:lang w:val="zh_TW" w:bidi="zh_TW"/>
-        </w:rPr>
-        <w:t>保羅還告訴提摩太如何處理寡婦的問題。在那個時候，極少婦女可以工作，且當時還沒有保險和社會保障，失去丈夫的婦女往往陷入絕望的境地。早期教會制定了一個寡婦名冊，以便能夠照顧她們的需要。年輕的寡婦應該被勸勉再婚，讓新的丈夫來支持她們。有能力的家庭應該認識到他們有責任照顧自己有需要的親人。教會因此有責任照顧那些沒有家人照顧的年長寡婦。教會在履行其慈善義務時，必須明智、公平，妥善分配有限的資源，以達到最大的益處。</w:t>
-      </w:r>
-    </w:p>
-    <w:p>
-      <w:pPr/>
-      <w:r>
-        <w:rPr>
-          <w:lang w:val="zh_TW" w:bidi="zh_TW"/>
-        </w:rPr>
-      </w:r>
-      <w:r>
-        <w:rPr>
-          <w:lang w:val="zh_TW" w:bidi="zh_TW"/>
-        </w:rPr>
-        <w:t>即使在早期教會，教會領袖也因其工作而獲得報酬。保羅說他們應該「當以為配受加倍的敬奉」（</w:t>
-      </w:r>
-      <w:hyperlink r:id="rId90">
-        <w:r>
-          <w:rPr>
-            <w:lang w:val="zh_TW" w:bidi="zh_TW"/>
-          </w:rPr>
-          <w:rPr>
-            <w:color w:val="0000EE"/>
-            <w:u w:val="single"/>
-          </w:rPr>
-          <w:t>5:17</w:t>
-        </w:r>
-      </w:hyperlink>
-      <w:r>
-        <w:rPr>
-          <w:lang w:val="zh_TW" w:bidi="zh_TW"/>
-        </w:rPr>
-        <w:t>）。教會的領袖不應該被選立得太快，他們的罪過也不應被忽視。即便是提摩太本人，也被警告要遠離罪惡。這處經文最後再次討論了教會領袖的罪（</w:t>
-      </w:r>
-      <w:hyperlink r:id="rId91">
-        <w:r>
-          <w:rPr>
-            <w:lang w:val="zh_TW" w:bidi="zh_TW"/>
-          </w:rPr>
-          <w:rPr>
-            <w:color w:val="0000EE"/>
-            <w:u w:val="single"/>
-          </w:rPr>
-          <w:t>24–25節</w:t>
-        </w:r>
-      </w:hyperlink>
-      <w:r>
-        <w:rPr>
-          <w:lang w:val="zh_TW" w:bidi="zh_TW"/>
-        </w:rPr>
-        <w:t>）。當一個人的罪行明顯時，罪人必須由教會懲戒。有時候，一個人的罪可能不被其他人發現，但神知道並會處理。相反，領袖們的許多善行也是如此。</w:t>
-      </w:r>
-    </w:p>
-    <w:p>
-      <w:pPr>
-        <w:pStyle w:val="Heading4"/>
-      </w:pPr>
-      <w:r>
-        <w:rPr>
-          <w:lang w:val="zh_TW" w:bidi="zh_TW"/>
-        </w:rPr>
-        <w:t>一些關於基督徒生活的實際教導（</w:t>
-      </w:r>
-      <w:hyperlink r:id="rId92">
-        <w:r>
-          <w:rPr>
-            <w:lang w:val="zh_TW" w:bidi="zh_TW"/>
-          </w:rPr>
-          <w:rPr>
-            <w:color w:val="0000EE"/>
-            <w:u w:val="single"/>
-          </w:rPr>
-          <w:t>6:1–21</w:t>
-        </w:r>
-      </w:hyperlink>
-      <w:r>
-        <w:rPr>
-          <w:lang w:val="zh_TW" w:bidi="zh_TW"/>
-        </w:rPr>
-        <w:t>）</w:t>
-      </w:r>
-    </w:p>
-    <w:p>
-      <w:pPr/>
-      <w:r>
-        <w:rPr>
-          <w:lang w:val="zh_TW" w:bidi="zh_TW"/>
-        </w:rPr>
-      </w:r>
-      <w:r>
-        <w:rPr>
-          <w:lang w:val="zh_TW" w:bidi="zh_TW"/>
-        </w:rPr>
-        <w:t>奴隸制度在當時是被普遍接受的制度。保羅教導基督徒奴隸要做忠實的奴隸，而基督徒主人也應該做良善的主人。在許多世紀後，基督教的原則最終會導致奴隸制度的終結，但在保羅的時代，無論是保羅還是其他人，都不可能發起一場廢除奴隸制的運動。</w:t>
-      </w:r>
-    </w:p>
-    <w:p>
-      <w:pPr/>
-      <w:r>
-        <w:rPr>
-          <w:lang w:val="zh_TW" w:bidi="zh_TW"/>
-        </w:rPr>
-      </w:r>
-      <w:r>
-        <w:rPr>
-          <w:lang w:val="zh_TW" w:bidi="zh_TW"/>
-        </w:rPr>
-        <w:t>保羅敦促提摩太遠離異端的教導，堅守傳揚福音的真理。</w:t>
-      </w:r>
-    </w:p>
-    <w:p>
-      <w:pPr/>
-      <w:r>
-        <w:rPr>
-          <w:lang w:val="zh_TW" w:bidi="zh_TW"/>
-        </w:rPr>
-      </w:r>
-      <w:r>
-        <w:rPr>
-          <w:lang w:val="zh_TW" w:bidi="zh_TW"/>
-        </w:rPr>
-        <w:t>有兩個部分（</w:t>
-      </w:r>
-      <w:hyperlink r:id="rId93">
-        <w:r>
-          <w:rPr>
-            <w:lang w:val="zh_TW" w:bidi="zh_TW"/>
-          </w:rPr>
-          <w:rPr>
-            <w:color w:val="0000EE"/>
-            <w:u w:val="single"/>
-          </w:rPr>
-          <w:t>6:6–10、17–19</w:t>
-        </w:r>
-      </w:hyperlink>
-      <w:r>
-        <w:rPr>
-          <w:lang w:val="zh_TW" w:bidi="zh_TW"/>
-        </w:rPr>
-        <w:t>）討論基督徒對財富的態度。在這裡，保羅緊密遵循耶穌的教導。金錢可能會成為人們心中的偶像，帶來各種罪惡，但它也可以用來事奉神，成為積存在天上的財寶。</w:t>
-      </w:r>
-    </w:p>
-    <w:p>
-      <w:pPr/>
-      <w:r>
-        <w:rPr>
-          <w:lang w:val="zh_TW" w:bidi="zh_TW"/>
-        </w:rPr>
-      </w:r>
-      <w:r>
-        <w:rPr>
-          <w:lang w:val="zh_TW" w:bidi="zh_TW"/>
-        </w:rPr>
-        <w:t>最後，保羅在另外兩個部分（</w:t>
-      </w:r>
-      <w:hyperlink r:id="rId94">
-        <w:r>
-          <w:rPr>
-            <w:lang w:val="zh_TW" w:bidi="zh_TW"/>
-          </w:rPr>
-          <w:rPr>
-            <w:color w:val="0000EE"/>
-            <w:u w:val="single"/>
-          </w:rPr>
-          <w:t>6:11–16，20–21</w:t>
-        </w:r>
-      </w:hyperlink>
-      <w:r>
-        <w:rPr>
-          <w:lang w:val="zh_TW" w:bidi="zh_TW"/>
-        </w:rPr>
-        <w:t>），鼓勵提摩太要竭盡全力，成為真正屬於神的人。他應該像神的士兵一樣打那美好的仗。這一生往往是艱難的，但提摩太應該將他的眼目定睛在榮耀基督的再來上。</w:t>
-      </w:r>
-    </w:p>
-    <w:p>
-      <w:pPr/>
-      <w:r>
-        <w:rPr>
-          <w:lang w:val="zh_TW" w:bidi="zh_TW"/>
-        </w:rPr>
-      </w:r>
-      <w:r>
-        <w:rPr>
-          <w:i/>
-          <w:lang w:val="zh_TW" w:bidi="zh_TW"/>
-        </w:rPr>
-        <w:t>另見</w:t>
-      </w:r>
-      <w:r>
-        <w:rPr>
-          <w:lang w:val="zh_TW" w:bidi="zh_TW"/>
-        </w:rPr>
-        <w:t xml:space="preserve"> </w:t>
-      </w:r>
-      <w:r>
-        <w:rPr>
-          <w:lang w:val="zh_TW" w:bidi="zh_TW"/>
-        </w:rPr>
-        <w:t>提摩太後書</w:t>
-      </w:r>
-      <w:r>
-        <w:rPr>
-          <w:lang w:val="zh_TW" w:bidi="zh_TW"/>
-        </w:rPr>
-        <w:t>；</w:t>
-      </w:r>
-      <w:r>
-        <w:rPr>
-          <w:lang w:val="zh_TW" w:bidi="zh_TW"/>
-        </w:rPr>
-        <w:t>提多書</w:t>
-      </w:r>
-      <w:r>
-        <w:rPr>
-          <w:lang w:val="zh_TW" w:bidi="zh_TW"/>
-        </w:rPr>
-        <w:t>。</w:t>
+        <w:t>中，以斯哈（Izhar ）的另一種拼寫方式。（譯註：和合本在此節經文未將其譯為以斯哈，僅譯為</w:t>
+      </w:r>
+      <w:r>
+        <w:rPr>
+          <w:lang w:val="zh_TW" w:bidi="zh_TW"/>
+        </w:rPr>
+        <w:t>瑣轄）</w:t>
       </w:r>
       <w:r>
         <w:rPr>

--- a/zht/docx/156.content.docx
+++ b/zht/docx/156.content.docx
@@ -149,7 +149,7 @@
         <w:rPr>
           <w:lang w:val="zh_TW" w:bidi="zh_TW"/>
         </w:rPr>
-        <w:t>suo</w:t>
+        <w:t>shun</w:t>
       </w:r>
       <w:r>
         <w:rPr>
@@ -212,7 +212,7 @@
         <w:rPr>
           <w:lang w:val="zh_TW" w:bidi="zh_TW"/>
         </w:rPr>
-        <w:t>所多瑪和蛾摩拉</w:t>
+        <w:t>順服</w:t>
       </w:r>
       <w:r>
         <w:rPr>
@@ -231,172 +231,7 @@
         <w:rPr>
           <w:lang w:val="zh_TW" w:bidi="zh_TW"/>
         </w:rPr>
-        <w:t>這是</w:t>
-      </w:r>
-      <w:hyperlink r:id="rId13">
-        <w:r>
-          <w:rPr>
-            <w:lang w:val="zh_TW" w:bidi="zh_TW"/>
-          </w:rPr>
-          <w:rPr>
-            <w:color w:val="0000EE"/>
-            <w:u w:val="single"/>
-          </w:rPr>
-          <w:t>創世記十三章12節</w:t>
-        </w:r>
-      </w:hyperlink>
-      <w:r>
-        <w:rPr>
-          <w:lang w:val="zh_TW" w:bidi="zh_TW"/>
-        </w:rPr>
-        <w:t>中提到的兩座平原〔谷〕上的城（cities of the plain</w:t>
-      </w:r>
-      <w:r>
-        <w:rPr>
-          <w:lang w:val="zh_TW" w:bidi="zh_TW"/>
-        </w:rPr>
-        <w:t>〔</w:t>
-      </w:r>
-      <w:r>
-        <w:rPr>
-          <w:lang w:val="zh_TW" w:bidi="zh_TW"/>
-        </w:rPr>
-        <w:t>valley</w:t>
-      </w:r>
-      <w:r>
-        <w:rPr>
-          <w:lang w:val="zh_TW" w:bidi="zh_TW"/>
-        </w:rPr>
-        <w:t>〕</w:t>
-      </w:r>
-      <w:r>
-        <w:rPr>
-          <w:lang w:val="zh_TW" w:bidi="zh_TW"/>
-        </w:rPr>
-        <w:t>）。在西訂谷共有五座城市：</w:t>
-      </w:r>
-    </w:p>
-    <w:p>
-      <w:pPr>
-        <w:pStyle w:val="ListNumber"/>
-        <w:numPr>
-          <w:ilvl w:val="0"/>
-          <w:numId w:val="14"/>
-        </w:numPr>
-        <w:spacing w:line="240" w:lineRule="auto"/>
-        <w:ind w:left="720"/>
-      </w:pPr>
-      <w:r>
-        <w:rPr>
-          <w:lang w:val="zh_TW" w:bidi="zh_TW"/>
-        </w:rPr>
-      </w:r>
-      <w:r>
-        <w:rPr>
-          <w:lang w:val="zh_TW" w:bidi="zh_TW"/>
-        </w:rPr>
-        <w:t>所多瑪</w:t>
-      </w:r>
-    </w:p>
-    <w:p>
-      <w:pPr>
-        <w:pStyle w:val="ListNumber"/>
-        <w:spacing w:line="240" w:lineRule="auto"/>
-        <w:ind w:left="720"/>
-      </w:pPr>
-      <w:r>
-        <w:rPr>
-          <w:lang w:val="zh_TW" w:bidi="zh_TW"/>
-        </w:rPr>
-      </w:r>
-      <w:r>
-        <w:rPr>
-          <w:lang w:val="zh_TW" w:bidi="zh_TW"/>
-        </w:rPr>
-        <w:t>蛾摩拉</w:t>
-      </w:r>
-    </w:p>
-    <w:p>
-      <w:pPr>
-        <w:pStyle w:val="ListNumber"/>
-        <w:spacing w:line="240" w:lineRule="auto"/>
-        <w:ind w:left="720"/>
-      </w:pPr>
-      <w:r>
-        <w:rPr>
-          <w:lang w:val="zh_TW" w:bidi="zh_TW"/>
-        </w:rPr>
-      </w:r>
-      <w:r>
-        <w:rPr>
-          <w:lang w:val="zh_TW" w:bidi="zh_TW"/>
-        </w:rPr>
-        <w:t>押瑪</w:t>
-      </w:r>
-    </w:p>
-    <w:p>
-      <w:pPr>
-        <w:pStyle w:val="ListNumber"/>
-        <w:spacing w:line="240" w:lineRule="auto"/>
-        <w:ind w:left="720"/>
-      </w:pPr>
-      <w:r>
-        <w:rPr>
-          <w:lang w:val="zh_TW" w:bidi="zh_TW"/>
-        </w:rPr>
-      </w:r>
-      <w:r>
-        <w:rPr>
-          <w:lang w:val="zh_TW" w:bidi="zh_TW"/>
-        </w:rPr>
-        <w:t>洗扁</w:t>
-      </w:r>
-    </w:p>
-    <w:p>
-      <w:pPr>
-        <w:pStyle w:val="ListNumber"/>
-        <w:spacing w:line="240" w:lineRule="auto"/>
-        <w:ind w:left="720"/>
-      </w:pPr>
-      <w:r>
-        <w:rPr>
-          <w:lang w:val="zh_TW" w:bidi="zh_TW"/>
-        </w:rPr>
-      </w:r>
-      <w:r>
-        <w:rPr>
-          <w:lang w:val="zh_TW" w:bidi="zh_TW"/>
-        </w:rPr>
-        <w:t>比拉或瑣珥（</w:t>
-      </w:r>
-      <w:hyperlink r:id="rId14">
-        <w:r>
-          <w:rPr>
-            <w:lang w:val="zh_TW" w:bidi="zh_TW"/>
-          </w:rPr>
-          <w:rPr>
-            <w:color w:val="0000EE"/>
-            <w:u w:val="single"/>
-          </w:rPr>
-          <w:t>創14:2</w:t>
-        </w:r>
-      </w:hyperlink>
-      <w:r>
-        <w:rPr>
-          <w:lang w:val="zh_TW" w:bidi="zh_TW"/>
-        </w:rPr>
-        <w:t>）</w:t>
-      </w:r>
-    </w:p>
-    <w:p>
-      <w:pPr>
-        <w:pStyle w:val="Heading3"/>
-      </w:pPr>
-      <w:r>
-        <w:rPr>
-          <w:lang w:val="zh_TW" w:bidi="zh_TW"/>
-        </w:rPr>
-        <w:t>聖經中的所多瑪和蛾摩拉</w:t>
+        <w:t>服從權威的約束或命令的行為或實例，這是對上級要求或請求的服從。希伯來文和希臘文中，表示順服的一般詞語都指聽從或聆聽上級權威的命令。另一個重要的希臘文詞彙包含了服從權威的意思，表示將自己安排在有指揮權的人之下。第三個希臘文詞彙則表明順服更多是出於說服力而非單純的服從。</w:t>
       </w:r>
     </w:p>
     <w:p>
@@ -410,7 +245,43 @@
         <w:rPr>
           <w:lang w:val="zh_TW" w:bidi="zh_TW"/>
         </w:rPr>
-        <w:t>西訂谷靠近死海。在這些城市中，所多瑪在創世記中被提及的次數最多。它共出現了36次，其中16次是單獨提到所多瑪。聖經視所多瑪為邪惡城市的典型。它被毀滅的記載（</w:t>
+        <w:t>順服神和人的權柄是舊約和新約中強調的義務。亞伯拉罕在一次事件中因為聽從神的命令，把以撒獻在祭壇上，而得到更多的祝福（</w:t>
+      </w:r>
+      <w:hyperlink r:id="rId13">
+        <w:r>
+          <w:rPr>
+            <w:lang w:val="zh_TW" w:bidi="zh_TW"/>
+          </w:rPr>
+          <w:rPr>
+            <w:color w:val="0000EE"/>
+            <w:u w:val="single"/>
+          </w:rPr>
+          <w:t>創22:18</w:t>
+        </w:r>
+      </w:hyperlink>
+      <w:r>
+        <w:rPr>
+          <w:lang w:val="zh_TW" w:bidi="zh_TW"/>
+        </w:rPr>
+        <w:t>；參</w:t>
+      </w:r>
+      <w:hyperlink r:id="rId14">
+        <w:r>
+          <w:rPr>
+            <w:lang w:val="zh_TW" w:bidi="zh_TW"/>
+          </w:rPr>
+          <w:rPr>
+            <w:color w:val="0000EE"/>
+            <w:u w:val="single"/>
+          </w:rPr>
+          <w:t>26:5</w:t>
+        </w:r>
+      </w:hyperlink>
+      <w:r>
+        <w:rPr>
+          <w:lang w:val="zh_TW" w:bidi="zh_TW"/>
+        </w:rPr>
+        <w:t>）。神會繼續祝福以色列，因為在西奈山立了約，但這取決於他們是否聽從神的聲音並遵守神的約（</w:t>
       </w:r>
       <w:hyperlink r:id="rId15">
         <w:r>
@@ -421,14 +292,182 @@
             <w:color w:val="0000EE"/>
             <w:u w:val="single"/>
           </w:rPr>
-          <w:t>創19:24</w:t>
+          <w:t>出19:5</w:t>
         </w:r>
       </w:hyperlink>
       <w:r>
         <w:rPr>
           <w:lang w:val="zh_TW" w:bidi="zh_TW"/>
         </w:rPr>
-        <w:t>）在其它聖經經卷中被用作神審判的警戒：</w:t>
+        <w:t>）。當他們即將進入迦南時，摩西將祝福和詛咒擺在以色列人面前——若他們聽從並遵守耶和華的誡命，便得祝福；若不聽從，便遭詛咒（</w:t>
+      </w:r>
+      <w:hyperlink r:id="rId16">
+        <w:r>
+          <w:rPr>
+            <w:lang w:val="zh_TW" w:bidi="zh_TW"/>
+          </w:rPr>
+          <w:rPr>
+            <w:color w:val="0000EE"/>
+            <w:u w:val="single"/>
+          </w:rPr>
+          <w:t>申11:22–28</w:t>
+        </w:r>
+      </w:hyperlink>
+      <w:r>
+        <w:rPr>
+          <w:lang w:val="zh_TW" w:bidi="zh_TW"/>
+        </w:rPr>
+        <w:t>）。</w:t>
+      </w:r>
+    </w:p>
+    <w:p>
+      <w:pPr/>
+      <w:r>
+        <w:rPr>
+          <w:lang w:val="zh_TW" w:bidi="zh_TW"/>
+        </w:rPr>
+      </w:r>
+      <w:r>
+        <w:rPr>
+          <w:lang w:val="zh_TW" w:bidi="zh_TW"/>
+        </w:rPr>
+        <w:t>申命記警告說，頑梗悖逆的兒子首先會受到懲罰，如果他們執意不聽，最終會被石頭打死（</w:t>
+      </w:r>
+      <w:hyperlink r:id="rId17">
+        <w:r>
+          <w:rPr>
+            <w:lang w:val="zh_TW" w:bidi="zh_TW"/>
+          </w:rPr>
+          <w:rPr>
+            <w:color w:val="0000EE"/>
+            <w:u w:val="single"/>
+          </w:rPr>
+          <w:t>申21:18–21</w:t>
+        </w:r>
+      </w:hyperlink>
+      <w:r>
+        <w:rPr>
+          <w:lang w:val="zh_TW" w:bidi="zh_TW"/>
+        </w:rPr>
+        <w:t>）。</w:t>
+      </w:r>
+    </w:p>
+    <w:p>
+      <w:pPr/>
+      <w:r>
+        <w:rPr>
+          <w:lang w:val="zh_TW" w:bidi="zh_TW"/>
+        </w:rPr>
+      </w:r>
+      <w:r>
+        <w:rPr>
+          <w:lang w:val="zh_TW" w:bidi="zh_TW"/>
+        </w:rPr>
+        <w:t>一個人是否為神的兒女，其標誌之一是持續遵守神的誡命（</w:t>
+      </w:r>
+      <w:hyperlink r:id="rId18">
+        <w:r>
+          <w:rPr>
+            <w:lang w:val="zh_TW" w:bidi="zh_TW"/>
+          </w:rPr>
+          <w:rPr>
+            <w:color w:val="0000EE"/>
+            <w:u w:val="single"/>
+          </w:rPr>
+          <w:t>約一2:3–5</w:t>
+        </w:r>
+      </w:hyperlink>
+      <w:r>
+        <w:rPr>
+          <w:lang w:val="zh_TW" w:bidi="zh_TW"/>
+        </w:rPr>
+        <w:t>）。耶穌說，那些愛祂的人會遵守祂的命令（</w:t>
+      </w:r>
+      <w:hyperlink r:id="rId19">
+        <w:r>
+          <w:rPr>
+            <w:lang w:val="zh_TW" w:bidi="zh_TW"/>
+          </w:rPr>
+          <w:rPr>
+            <w:color w:val="0000EE"/>
+            <w:u w:val="single"/>
+          </w:rPr>
+          <w:t>約14:15</w:t>
+        </w:r>
+      </w:hyperlink>
+      <w:r>
+        <w:rPr>
+          <w:lang w:val="zh_TW" w:bidi="zh_TW"/>
+        </w:rPr>
+        <w:t>）。彼得在談到基督徒時，稱他們為「順命的兒女」（</w:t>
+      </w:r>
+      <w:hyperlink r:id="rId20">
+        <w:r>
+          <w:rPr>
+            <w:lang w:val="zh_TW" w:bidi="zh_TW"/>
+          </w:rPr>
+          <w:rPr>
+            <w:color w:val="0000EE"/>
+            <w:u w:val="single"/>
+          </w:rPr>
+          <w:t>彼前1:14</w:t>
+        </w:r>
+      </w:hyperlink>
+      <w:r>
+        <w:rPr>
+          <w:lang w:val="zh_TW" w:bidi="zh_TW"/>
+        </w:rPr>
+        <w:t>；見</w:t>
+      </w:r>
+      <w:hyperlink r:id="rId21">
+        <w:r>
+          <w:rPr>
+            <w:lang w:val="zh_TW" w:bidi="zh_TW"/>
+          </w:rPr>
+          <w:rPr>
+            <w:color w:val="0000EE"/>
+            <w:u w:val="single"/>
+          </w:rPr>
+          <w:t>來5:9</w:t>
+        </w:r>
+      </w:hyperlink>
+      <w:r>
+        <w:rPr>
+          <w:lang w:val="zh_TW" w:bidi="zh_TW"/>
+        </w:rPr>
+        <w:t>，</w:t>
+      </w:r>
+      <w:hyperlink r:id="rId22">
+        <w:r>
+          <w:rPr>
+            <w:lang w:val="zh_TW" w:bidi="zh_TW"/>
+          </w:rPr>
+          <w:rPr>
+            <w:color w:val="0000EE"/>
+            <w:u w:val="single"/>
+          </w:rPr>
+          <w:t>11:8</w:t>
+        </w:r>
+      </w:hyperlink>
+      <w:r>
+        <w:rPr>
+          <w:lang w:val="zh_TW" w:bidi="zh_TW"/>
+        </w:rPr>
+        <w:t>）。</w:t>
+      </w:r>
+    </w:p>
+    <w:p>
+      <w:pPr/>
+      <w:r>
+        <w:rPr>
+          <w:lang w:val="zh_TW" w:bidi="zh_TW"/>
+        </w:rPr>
+      </w:r>
+      <w:r>
+        <w:rPr>
+          <w:lang w:val="zh_TW" w:bidi="zh_TW"/>
+        </w:rPr>
+        <w:t>基督徒應該順服多種人：</w:t>
       </w:r>
     </w:p>
     <w:p>
@@ -442,7 +481,13 @@
           <w:lang w:val="zh_TW" w:bidi="zh_TW"/>
         </w:rPr>
       </w:r>
-      <w:hyperlink r:id="rId16">
+      <w:r>
+        <w:rPr>
+          <w:lang w:val="zh_TW" w:bidi="zh_TW"/>
+        </w:rPr>
+        <w:t>信徒應該順服主（</w:t>
+      </w:r>
+      <w:hyperlink r:id="rId23">
         <w:r>
           <w:rPr>
             <w:lang w:val="zh_TW" w:bidi="zh_TW"/>
@@ -451,9 +496,33 @@
             <w:color w:val="0000EE"/>
             <w:u w:val="single"/>
           </w:rPr>
-          <w:t>申命記二十九章23節</w:t>
+          <w:t>約14:21–24</w:t>
         </w:r>
       </w:hyperlink>
+      <w:r>
+        <w:rPr>
+          <w:lang w:val="zh_TW" w:bidi="zh_TW"/>
+        </w:rPr>
+        <w:t>，</w:t>
+      </w:r>
+      <w:hyperlink r:id="rId24">
+        <w:r>
+          <w:rPr>
+            <w:lang w:val="zh_TW" w:bidi="zh_TW"/>
+          </w:rPr>
+          <w:rPr>
+            <w:color w:val="0000EE"/>
+            <w:u w:val="single"/>
+          </w:rPr>
+          <w:t>15:10</w:t>
+        </w:r>
+      </w:hyperlink>
+      <w:r>
+        <w:rPr>
+          <w:lang w:val="zh_TW" w:bidi="zh_TW"/>
+        </w:rPr>
+        <w:t>）。</w:t>
+      </w:r>
     </w:p>
     <w:p>
       <w:pPr>
@@ -466,7 +535,13 @@
           <w:lang w:val="zh_TW" w:bidi="zh_TW"/>
         </w:rPr>
       </w:r>
-      <w:hyperlink r:id="rId17">
+      <w:r>
+        <w:rPr>
+          <w:lang w:val="zh_TW" w:bidi="zh_TW"/>
+        </w:rPr>
+        <w:t>妻子應該順服丈夫（</w:t>
+      </w:r>
+      <w:hyperlink r:id="rId25">
         <w:r>
           <w:rPr>
             <w:lang w:val="zh_TW" w:bidi="zh_TW"/>
@@ -475,9 +550,69 @@
             <w:color w:val="0000EE"/>
             <w:u w:val="single"/>
           </w:rPr>
-          <w:t>以賽亞書一章9至10節</w:t>
+          <w:t>弗5:22–24</w:t>
         </w:r>
       </w:hyperlink>
+      <w:r>
+        <w:rPr>
+          <w:lang w:val="zh_TW" w:bidi="zh_TW"/>
+        </w:rPr>
+        <w:t>；</w:t>
+      </w:r>
+      <w:hyperlink r:id="rId26">
+        <w:r>
+          <w:rPr>
+            <w:lang w:val="zh_TW" w:bidi="zh_TW"/>
+          </w:rPr>
+          <w:rPr>
+            <w:color w:val="0000EE"/>
+            <w:u w:val="single"/>
+          </w:rPr>
+          <w:t>西3:18</w:t>
+        </w:r>
+      </w:hyperlink>
+      <w:r>
+        <w:rPr>
+          <w:lang w:val="zh_TW" w:bidi="zh_TW"/>
+        </w:rPr>
+        <w:t>；</w:t>
+      </w:r>
+      <w:hyperlink r:id="rId27">
+        <w:r>
+          <w:rPr>
+            <w:lang w:val="zh_TW" w:bidi="zh_TW"/>
+          </w:rPr>
+          <w:rPr>
+            <w:color w:val="0000EE"/>
+            <w:u w:val="single"/>
+          </w:rPr>
+          <w:t>多2:5</w:t>
+        </w:r>
+      </w:hyperlink>
+      <w:r>
+        <w:rPr>
+          <w:lang w:val="zh_TW" w:bidi="zh_TW"/>
+        </w:rPr>
+        <w:t>；</w:t>
+      </w:r>
+      <w:hyperlink r:id="rId28">
+        <w:r>
+          <w:rPr>
+            <w:lang w:val="zh_TW" w:bidi="zh_TW"/>
+          </w:rPr>
+          <w:rPr>
+            <w:color w:val="0000EE"/>
+            <w:u w:val="single"/>
+          </w:rPr>
+          <w:t>彼前3:1、5</w:t>
+        </w:r>
+      </w:hyperlink>
+      <w:r>
+        <w:rPr>
+          <w:lang w:val="zh_TW" w:bidi="zh_TW"/>
+        </w:rPr>
+        <w:t>）。</w:t>
+      </w:r>
     </w:p>
     <w:p>
       <w:pPr>
@@ -490,7 +625,13 @@
           <w:lang w:val="zh_TW" w:bidi="zh_TW"/>
         </w:rPr>
       </w:r>
-      <w:hyperlink r:id="rId18">
+      <w:r>
+        <w:rPr>
+          <w:lang w:val="zh_TW" w:bidi="zh_TW"/>
+        </w:rPr>
+        <w:t>兒女要聽從父母（</w:t>
+      </w:r>
+      <w:hyperlink r:id="rId29">
         <w:r>
           <w:rPr>
             <w:lang w:val="zh_TW" w:bidi="zh_TW"/>
@@ -499,9 +640,33 @@
             <w:color w:val="0000EE"/>
             <w:u w:val="single"/>
           </w:rPr>
-          <w:t>耶利米書二十三章14節</w:t>
+          <w:t>弗6:1</w:t>
         </w:r>
       </w:hyperlink>
+      <w:r>
+        <w:rPr>
+          <w:lang w:val="zh_TW" w:bidi="zh_TW"/>
+        </w:rPr>
+        <w:t>；</w:t>
+      </w:r>
+      <w:hyperlink r:id="rId30">
+        <w:r>
+          <w:rPr>
+            <w:lang w:val="zh_TW" w:bidi="zh_TW"/>
+          </w:rPr>
+          <w:rPr>
+            <w:color w:val="0000EE"/>
+            <w:u w:val="single"/>
+          </w:rPr>
+          <w:t>西3:20</w:t>
+        </w:r>
+      </w:hyperlink>
+      <w:r>
+        <w:rPr>
+          <w:lang w:val="zh_TW" w:bidi="zh_TW"/>
+        </w:rPr>
+        <w:t>）。</w:t>
+      </w:r>
     </w:p>
     <w:p>
       <w:pPr>
@@ -514,7 +679,13 @@
           <w:lang w:val="zh_TW" w:bidi="zh_TW"/>
         </w:rPr>
       </w:r>
-      <w:hyperlink r:id="rId19">
+      <w:r>
+        <w:rPr>
+          <w:lang w:val="zh_TW" w:bidi="zh_TW"/>
+        </w:rPr>
+        <w:t>公民應該順服政府官員（</w:t>
+      </w:r>
+      <w:hyperlink r:id="rId31">
         <w:r>
           <w:rPr>
             <w:lang w:val="zh_TW" w:bidi="zh_TW"/>
@@ -523,9 +694,51 @@
             <w:color w:val="0000EE"/>
             <w:u w:val="single"/>
           </w:rPr>
-          <w:t>耶利米書四十九章18節</w:t>
+          <w:t>羅13:1–7</w:t>
         </w:r>
       </w:hyperlink>
+      <w:r>
+        <w:rPr>
+          <w:lang w:val="zh_TW" w:bidi="zh_TW"/>
+        </w:rPr>
+        <w:t>；</w:t>
+      </w:r>
+      <w:hyperlink r:id="rId32">
+        <w:r>
+          <w:rPr>
+            <w:lang w:val="zh_TW" w:bidi="zh_TW"/>
+          </w:rPr>
+          <w:rPr>
+            <w:color w:val="0000EE"/>
+            <w:u w:val="single"/>
+          </w:rPr>
+          <w:t>多3:1</w:t>
+        </w:r>
+      </w:hyperlink>
+      <w:r>
+        <w:rPr>
+          <w:lang w:val="zh_TW" w:bidi="zh_TW"/>
+        </w:rPr>
+        <w:t>；</w:t>
+      </w:r>
+      <w:hyperlink r:id="rId33">
+        <w:r>
+          <w:rPr>
+            <w:lang w:val="zh_TW" w:bidi="zh_TW"/>
+          </w:rPr>
+          <w:rPr>
+            <w:color w:val="0000EE"/>
+            <w:u w:val="single"/>
+          </w:rPr>
+          <w:t>彼前2:13–14</w:t>
+        </w:r>
+      </w:hyperlink>
+      <w:r>
+        <w:rPr>
+          <w:lang w:val="zh_TW" w:bidi="zh_TW"/>
+        </w:rPr>
+        <w:t>）。</w:t>
+      </w:r>
     </w:p>
     <w:p>
       <w:pPr>
@@ -538,7 +751,13 @@
           <w:lang w:val="zh_TW" w:bidi="zh_TW"/>
         </w:rPr>
       </w:r>
-      <w:hyperlink r:id="rId20">
+      <w:r>
+        <w:rPr>
+          <w:lang w:val="zh_TW" w:bidi="zh_TW"/>
+        </w:rPr>
+        <w:t>僕人應該順服主人（</w:t>
+      </w:r>
+      <w:hyperlink r:id="rId34">
         <w:r>
           <w:rPr>
             <w:lang w:val="zh_TW" w:bidi="zh_TW"/>
@@ -547,22 +766,16 @@
             <w:color w:val="0000EE"/>
             <w:u w:val="single"/>
           </w:rPr>
-          <w:t>耶利米哀歌四章6節</w:t>
+          <w:t>弗6:5</w:t>
         </w:r>
       </w:hyperlink>
-    </w:p>
-    <w:p>
-      <w:pPr>
-        <w:pStyle w:val="ListBullet"/>
-        <w:spacing w:line="240" w:lineRule="auto"/>
-        <w:ind w:left="720"/>
-      </w:pPr>
-      <w:r>
-        <w:rPr>
-          <w:lang w:val="zh_TW" w:bidi="zh_TW"/>
-        </w:rPr>
-      </w:r>
-      <w:hyperlink r:id="rId21">
+      <w:r>
+        <w:rPr>
+          <w:lang w:val="zh_TW" w:bidi="zh_TW"/>
+        </w:rPr>
+        <w:t>；</w:t>
+      </w:r>
+      <w:hyperlink r:id="rId35">
         <w:r>
           <w:rPr>
             <w:lang w:val="zh_TW" w:bidi="zh_TW"/>
@@ -571,22 +784,16 @@
             <w:color w:val="0000EE"/>
             <w:u w:val="single"/>
           </w:rPr>
-          <w:t>阿摩司書四章11節</w:t>
+          <w:t>西3:22</w:t>
         </w:r>
       </w:hyperlink>
-    </w:p>
-    <w:p>
-      <w:pPr>
-        <w:pStyle w:val="ListBullet"/>
-        <w:spacing w:line="240" w:lineRule="auto"/>
-        <w:ind w:left="720"/>
-      </w:pPr>
-      <w:r>
-        <w:rPr>
-          <w:lang w:val="zh_TW" w:bidi="zh_TW"/>
-        </w:rPr>
-      </w:r>
-      <w:hyperlink r:id="rId22">
+      <w:r>
+        <w:rPr>
+          <w:lang w:val="zh_TW" w:bidi="zh_TW"/>
+        </w:rPr>
+        <w:t>；</w:t>
+      </w:r>
+      <w:hyperlink r:id="rId36">
         <w:r>
           <w:rPr>
             <w:lang w:val="zh_TW" w:bidi="zh_TW"/>
@@ -595,9 +802,33 @@
             <w:color w:val="0000EE"/>
             <w:u w:val="single"/>
           </w:rPr>
-          <w:t>西番雅書二章9節</w:t>
+          <w:t>多2:9</w:t>
         </w:r>
       </w:hyperlink>
+      <w:r>
+        <w:rPr>
+          <w:lang w:val="zh_TW" w:bidi="zh_TW"/>
+        </w:rPr>
+        <w:t>；</w:t>
+      </w:r>
+      <w:hyperlink r:id="rId37">
+        <w:r>
+          <w:rPr>
+            <w:lang w:val="zh_TW" w:bidi="zh_TW"/>
+          </w:rPr>
+          <w:rPr>
+            <w:color w:val="0000EE"/>
+            <w:u w:val="single"/>
+          </w:rPr>
+          <w:t>彼前2:18</w:t>
+        </w:r>
+      </w:hyperlink>
+      <w:r>
+        <w:rPr>
+          <w:lang w:val="zh_TW" w:bidi="zh_TW"/>
+        </w:rPr>
+        <w:t>）。</w:t>
+      </w:r>
     </w:p>
     <w:p>
       <w:pPr/>
@@ -610,21 +841,9 @@
         <w:rPr>
           <w:lang w:val="zh_TW" w:bidi="zh_TW"/>
         </w:rPr>
-        <w:t>新約聖經中也有提到所多瑪毀滅的故事：</w:t>
-      </w:r>
-    </w:p>
-    <w:p>
-      <w:pPr>
-        <w:pStyle w:val="ListBullet"/>
-        <w:spacing w:line="240" w:lineRule="auto"/>
-        <w:ind w:left="720"/>
-      </w:pPr>
-      <w:r>
-        <w:rPr>
-          <w:lang w:val="zh_TW" w:bidi="zh_TW"/>
-        </w:rPr>
-      </w:r>
-      <w:hyperlink r:id="rId23">
+        <w:t>然而，儘管聖經非常強調順服，但這種順服從未成為在神面前稱義的基礎。保羅宣稱救恩是神的恩賜，會產生善行（</w:t>
+      </w:r>
+      <w:hyperlink r:id="rId38">
         <w:r>
           <w:rPr>
             <w:lang w:val="zh_TW" w:bidi="zh_TW"/>
@@ -633,22 +852,16 @@
             <w:color w:val="0000EE"/>
             <w:u w:val="single"/>
           </w:rPr>
-          <w:t>馬太福音十章15節</w:t>
+          <w:t>弗2:8–10</w:t>
         </w:r>
       </w:hyperlink>
-    </w:p>
-    <w:p>
-      <w:pPr>
-        <w:pStyle w:val="ListBullet"/>
-        <w:spacing w:line="240" w:lineRule="auto"/>
-        <w:ind w:left="720"/>
-      </w:pPr>
-      <w:r>
-        <w:rPr>
-          <w:lang w:val="zh_TW" w:bidi="zh_TW"/>
-        </w:rPr>
-      </w:r>
-      <w:hyperlink r:id="rId24">
+      <w:r>
+        <w:rPr>
+          <w:lang w:val="zh_TW" w:bidi="zh_TW"/>
+        </w:rPr>
+        <w:t>）。同樣，雅各也談到順服的行為是出於信心（</w:t>
+      </w:r>
+      <w:hyperlink r:id="rId39">
         <w:r>
           <w:rPr>
             <w:lang w:val="zh_TW" w:bidi="zh_TW"/>
@@ -657,139 +870,14 @@
             <w:color w:val="0000EE"/>
             <w:u w:val="single"/>
           </w:rPr>
-          <w:t>路加福音十章12節</w:t>
+          <w:t>雅2:14–26</w:t>
         </w:r>
       </w:hyperlink>
-    </w:p>
-    <w:p>
-      <w:pPr>
-        <w:pStyle w:val="ListBullet"/>
-        <w:spacing w:line="240" w:lineRule="auto"/>
-        <w:ind w:left="720"/>
-      </w:pPr>
-      <w:r>
-        <w:rPr>
-          <w:lang w:val="zh_TW" w:bidi="zh_TW"/>
-        </w:rPr>
-      </w:r>
-      <w:hyperlink r:id="rId25">
-        <w:r>
-          <w:rPr>
-            <w:lang w:val="zh_TW" w:bidi="zh_TW"/>
-          </w:rPr>
-          <w:rPr>
-            <w:color w:val="0000EE"/>
-            <w:u w:val="single"/>
-          </w:rPr>
-          <w:t>路加福音十七章29節</w:t>
-        </w:r>
-      </w:hyperlink>
-    </w:p>
-    <w:p>
-      <w:pPr>
-        <w:pStyle w:val="ListBullet"/>
-        <w:spacing w:line="240" w:lineRule="auto"/>
-        <w:ind w:left="720"/>
-      </w:pPr>
-      <w:r>
-        <w:rPr>
-          <w:lang w:val="zh_TW" w:bidi="zh_TW"/>
-        </w:rPr>
-      </w:r>
-      <w:hyperlink r:id="rId26">
-        <w:r>
-          <w:rPr>
-            <w:lang w:val="zh_TW" w:bidi="zh_TW"/>
-          </w:rPr>
-          <w:rPr>
-            <w:color w:val="0000EE"/>
-            <w:u w:val="single"/>
-          </w:rPr>
-          <w:t>羅馬書九章29節</w:t>
-        </w:r>
-      </w:hyperlink>
-    </w:p>
-    <w:p>
-      <w:pPr>
-        <w:pStyle w:val="ListBullet"/>
-        <w:spacing w:line="240" w:lineRule="auto"/>
-        <w:ind w:left="720"/>
-      </w:pPr>
-      <w:r>
-        <w:rPr>
-          <w:lang w:val="zh_TW" w:bidi="zh_TW"/>
-        </w:rPr>
-      </w:r>
-      <w:hyperlink r:id="rId27">
-        <w:r>
-          <w:rPr>
-            <w:lang w:val="zh_TW" w:bidi="zh_TW"/>
-          </w:rPr>
-          <w:rPr>
-            <w:color w:val="0000EE"/>
-            <w:u w:val="single"/>
-          </w:rPr>
-          <w:t>彼得後書二章6節</w:t>
-        </w:r>
-      </w:hyperlink>
-    </w:p>
-    <w:p>
-      <w:pPr>
-        <w:pStyle w:val="ListBullet"/>
-        <w:spacing w:line="240" w:lineRule="auto"/>
-        <w:ind w:left="720"/>
-      </w:pPr>
-      <w:r>
-        <w:rPr>
-          <w:lang w:val="zh_TW" w:bidi="zh_TW"/>
-        </w:rPr>
-      </w:r>
-      <w:hyperlink r:id="rId28">
-        <w:r>
-          <w:rPr>
-            <w:lang w:val="zh_TW" w:bidi="zh_TW"/>
-          </w:rPr>
-          <w:rPr>
-            <w:color w:val="0000EE"/>
-            <w:u w:val="single"/>
-          </w:rPr>
-          <w:t>猶大書一章7節</w:t>
-        </w:r>
-      </w:hyperlink>
-    </w:p>
-    <w:p>
-      <w:pPr>
-        <w:pStyle w:val="ListBullet"/>
-        <w:spacing w:line="240" w:lineRule="auto"/>
-        <w:ind w:left="720"/>
-      </w:pPr>
-      <w:r>
-        <w:rPr>
-          <w:lang w:val="zh_TW" w:bidi="zh_TW"/>
-        </w:rPr>
-      </w:r>
-      <w:hyperlink r:id="rId29">
-        <w:r>
-          <w:rPr>
-            <w:lang w:val="zh_TW" w:bidi="zh_TW"/>
-          </w:rPr>
-          <w:rPr>
-            <w:color w:val="0000EE"/>
-            <w:u w:val="single"/>
-          </w:rPr>
-          <w:t>啟示錄十一章8節</w:t>
-        </w:r>
-      </w:hyperlink>
-    </w:p>
-    <w:p>
-      <w:pPr>
-        <w:pStyle w:val="Heading3"/>
-      </w:pPr>
-      <w:r>
-        <w:rPr>
-          <w:lang w:val="zh_TW" w:bidi="zh_TW"/>
-        </w:rPr>
-        <w:t>所多瑪和蛾摩拉發生了什麼事？</w:t>
+      <w:r>
+        <w:rPr>
+          <w:lang w:val="zh_TW" w:bidi="zh_TW"/>
+        </w:rPr>
+        <w:t>）。</w:t>
       </w:r>
     </w:p>
     <w:p>
@@ -803,9 +891,9 @@
         <w:rPr>
           <w:lang w:val="zh_TW" w:bidi="zh_TW"/>
         </w:rPr>
-        <w:t>所多瑪和蛾摩拉的主要故事發生在</w:t>
-      </w:r>
-      <w:hyperlink r:id="rId30">
+        <w:t>耶穌自己在被出賣的那夜，重複強調對祂的愛是以遵守祂的誡命來衡量的（</w:t>
+      </w:r>
+      <w:hyperlink r:id="rId19">
         <w:r>
           <w:rPr>
             <w:lang w:val="zh_TW" w:bidi="zh_TW"/>
@@ -814,16 +902,16 @@
             <w:color w:val="0000EE"/>
             <w:u w:val="single"/>
           </w:rPr>
-          <w:t>創世記十八</w:t>
+          <w:t>約14:15、21、23–24</w:t>
         </w:r>
       </w:hyperlink>
       <w:r>
         <w:rPr>
           <w:lang w:val="zh_TW" w:bidi="zh_TW"/>
         </w:rPr>
-        <w:t>和</w:t>
-      </w:r>
-      <w:hyperlink r:id="rId31">
+        <w:t>，</w:t>
+      </w:r>
+      <w:hyperlink r:id="rId24">
         <w:r>
           <w:rPr>
             <w:lang w:val="zh_TW" w:bidi="zh_TW"/>
@@ -832,16 +920,16 @@
             <w:color w:val="0000EE"/>
             <w:u w:val="single"/>
           </w:rPr>
-          <w:t>十九章</w:t>
+          <w:t>15:10</w:t>
         </w:r>
       </w:hyperlink>
       <w:r>
         <w:rPr>
           <w:lang w:val="zh_TW" w:bidi="zh_TW"/>
         </w:rPr>
-        <w:t>。聖經對這座城市的描述由第</w:t>
-      </w:r>
-      <w:hyperlink r:id="rId32">
+        <w:t>）。祂也強調，祂對神父的愛是通過遵守父神的命令來表現的（</w:t>
+      </w:r>
+      <w:hyperlink r:id="rId40">
         <w:r>
           <w:rPr>
             <w:lang w:val="zh_TW" w:bidi="zh_TW"/>
@@ -850,30 +938,16 @@
             <w:color w:val="0000EE"/>
             <w:u w:val="single"/>
           </w:rPr>
-          <w:t>十三</w:t>
+          <w:t>14:31</w:t>
         </w:r>
       </w:hyperlink>
       <w:r>
         <w:rPr>
           <w:lang w:val="zh_TW" w:bidi="zh_TW"/>
         </w:rPr>
-        <w:t>章開始。亞伯拉罕的姪兒羅得決定定居在約旦河谷，靠近所多瑪，那裡的人以極度邪惡著稱。所多瑪最嚴重的罪惡之一是性變態，特別是同性戀行為。羅得曾提出將自己的處女女兒交給所多瑪的男子，以保護他來自天上的客人，這顯示了該城腐敗的影響力。</w:t>
-      </w:r>
-    </w:p>
-    <w:p>
-      <w:pPr/>
-      <w:r>
-        <w:rPr>
-          <w:lang w:val="zh_TW" w:bidi="zh_TW"/>
-        </w:rPr>
-      </w:r>
-      <w:r>
-        <w:rPr>
-          <w:lang w:val="zh_TW" w:bidi="zh_TW"/>
-        </w:rPr>
-        <w:t>在羅得定居在所多瑪後，四個東方的王進攻該地區，包括所多瑪和蛾摩拉，並取得了控制權。14年後，他們再次回來平定一場叛亂（</w:t>
-      </w:r>
-      <w:hyperlink r:id="rId33">
+        <w:t>）。聖經提到許多人的順服是出於他們對神的信心和愛（</w:t>
+      </w:r>
+      <w:hyperlink r:id="rId41">
         <w:r>
           <w:rPr>
             <w:lang w:val="zh_TW" w:bidi="zh_TW"/>
@@ -882,16 +956,16 @@
             <w:color w:val="0000EE"/>
             <w:u w:val="single"/>
           </w:rPr>
-          <w:t>創14:1–5</w:t>
+          <w:t>來11章</w:t>
         </w:r>
       </w:hyperlink>
       <w:r>
         <w:rPr>
           <w:lang w:val="zh_TW" w:bidi="zh_TW"/>
         </w:rPr>
-        <w:t>）。羅得在這場衝突中被擄，但後來被亞伯拉罕救出。所多瑪與蛾摩拉的罪惡如此重大，以至於耶和華決定毀滅它們。亞伯拉罕曾為其求情，問神如果城裡能找到十個義人，是否能饒恕這些城（</w:t>
-      </w:r>
-      <w:hyperlink r:id="rId34">
+        <w:t>）。例如，亞伯相信神並獻上更美的祭物（</w:t>
+      </w:r>
+      <w:hyperlink r:id="rId42">
         <w:r>
           <w:rPr>
             <w:lang w:val="zh_TW" w:bidi="zh_TW"/>
@@ -900,30 +974,16 @@
             <w:color w:val="0000EE"/>
             <w:u w:val="single"/>
           </w:rPr>
-          <w:t>創18:20–33</w:t>
+          <w:t>4</w:t>
         </w:r>
       </w:hyperlink>
       <w:r>
         <w:rPr>
           <w:lang w:val="zh_TW" w:bidi="zh_TW"/>
         </w:rPr>
-        <w:t>）。</w:t>
-      </w:r>
-    </w:p>
-    <w:p>
-      <w:pPr/>
-      <w:r>
-        <w:rPr>
-          <w:lang w:val="zh_TW" w:bidi="zh_TW"/>
-        </w:rPr>
-      </w:r>
-      <w:r>
-        <w:rPr>
-          <w:lang w:val="zh_TW" w:bidi="zh_TW"/>
-        </w:rPr>
-        <w:t>那兩位從亞伯拉罕那裡前往所多瑪來自天上的客人，發現羅得正坐在城門口（</w:t>
-      </w:r>
-      <w:hyperlink r:id="rId35">
+        <w:t>節）。挪亞相信神的話而建造了一艘大船（或方舟；見</w:t>
+      </w:r>
+      <w:hyperlink r:id="rId43">
         <w:r>
           <w:rPr>
             <w:lang w:val="zh_TW" w:bidi="zh_TW"/>
@@ -932,109 +992,16 @@
             <w:color w:val="0000EE"/>
             <w:u w:val="single"/>
           </w:rPr>
-          <w:t>創19:1</w:t>
+          <w:t>7</w:t>
         </w:r>
       </w:hyperlink>
       <w:r>
         <w:rPr>
           <w:lang w:val="zh_TW" w:bidi="zh_TW"/>
         </w:rPr>
-        <w:t>）。他們將神的計畫告訴羅得，並催促他、他的妻子和兩個女兒逃離該城。隨後，耶和華將硫磺與火降在所多瑪與蛾摩拉。第二天早晨，亞伯拉罕看見被毀城市的煙氣上騰，如同窯中的煙一樣。</w:t>
-      </w:r>
-    </w:p>
-    <w:p>
-      <w:pPr/>
-      <w:r>
-        <w:rPr>
-          <w:lang w:val="zh_TW" w:bidi="zh_TW"/>
-        </w:rPr>
-      </w:r>
-      <w:r>
-        <w:rPr>
-          <w:i/>
-          <w:lang w:val="zh_TW" w:bidi="zh_TW"/>
-        </w:rPr>
-        <w:t>另見</w:t>
-      </w:r>
-      <w:r>
-        <w:rPr>
-          <w:lang w:val="zh_TW" w:bidi="zh_TW"/>
-        </w:rPr>
-        <w:t>平原上的城</w:t>
-      </w:r>
-      <w:r>
-        <w:rPr>
-          <w:lang w:val="zh_TW" w:bidi="zh_TW"/>
-        </w:rPr>
-        <w:t>。</w:t>
-      </w:r>
-      <w:r>
-        <w:rPr>
-          <w:lang w:val="zh_TW" w:bidi="zh_TW"/>
-        </w:rPr>
-      </w:r>
-      <w:r>
-        <w:rPr>
-          <w:lang w:val="zh_TW" w:bidi="zh_TW"/>
-        </w:rPr>
-      </w:r>
-    </w:p>
-    <w:p>
-      <w:pPr/>
-      <w:r>
-        <w:rPr>
-          <w:lang w:val="zh_TW" w:bidi="zh_TW"/>
-        </w:rPr>
-      </w:r>
-    </w:p>
-    <w:p>
-      <w:pPr>
-        <w:pStyle w:val="Heading2"/>
-      </w:pPr>
-      <w:r>
-        <w:rPr>
-          <w:lang w:val="zh_TW" w:bidi="zh_TW"/>
-        </w:rPr>
-        <w:t>瑣珥</w:t>
-      </w:r>
-      <w:r>
-        <w:rPr>
-          <w:lang w:val="zh_TW" w:bidi="zh_TW"/>
-        </w:rPr>
-      </w:r>
-    </w:p>
-    <w:p>
-      <w:pPr/>
-      <w:r>
-        <w:rPr>
-          <w:lang w:val="zh_TW" w:bidi="zh_TW"/>
-        </w:rPr>
-      </w:r>
-      <w:r>
-        <w:rPr>
-          <w:lang w:val="zh_TW" w:bidi="zh_TW"/>
-        </w:rPr>
-        <w:t>瑣珥是「平原上的城（cities of the plain）」之一，曾與所多瑪、蛾摩拉、押瑪及洗扁結為同盟（</w:t>
-      </w:r>
-      <w:hyperlink r:id="rId36">
-        <w:r>
-          <w:rPr>
-            <w:lang w:val="zh_TW" w:bidi="zh_TW"/>
-          </w:rPr>
-          <w:rPr>
-            <w:color w:val="0000EE"/>
-            <w:u w:val="single"/>
-          </w:rPr>
-          <w:t>創14:2</w:t>
-        </w:r>
-      </w:hyperlink>
-      <w:r>
-        <w:rPr>
-          <w:lang w:val="zh_TW" w:bidi="zh_TW"/>
-        </w:rPr>
-        <w:t>、</w:t>
-      </w:r>
-      <w:hyperlink r:id="rId36">
+        <w:t>節）。亞伯拉罕憑著信心在神的指示下離開吾珥的家，那時他並不知道自己的目的地（</w:t>
+      </w:r>
+      <w:hyperlink r:id="rId22">
         <w:r>
           <w:rPr>
             <w:lang w:val="zh_TW" w:bidi="zh_TW"/>
@@ -1050,9 +1017,9 @@
         <w:rPr>
           <w:lang w:val="zh_TW" w:bidi="zh_TW"/>
         </w:rPr>
-        <w:t>）。瑣珥舊稱比拉（Bela），其最為人熟知的事蹟，是在所多瑪及其它平原上的城覆滅之際，曾作為羅得和他女兒們的臨時避難所（</w:t>
-      </w:r>
-      <w:hyperlink r:id="rId37">
+        <w:t>節）。摩西因信神而拒絕了被稱為法老兒子的特權，寧願選擇與神的百姓以色列人同在（</w:t>
+      </w:r>
+      <w:hyperlink r:id="rId44">
         <w:r>
           <w:rPr>
             <w:lang w:val="zh_TW" w:bidi="zh_TW"/>
@@ -1061,16 +1028,16 @@
             <w:color w:val="0000EE"/>
             <w:u w:val="single"/>
           </w:rPr>
-          <w:t>創19:22–23</w:t>
+          <w:t>24–25</w:t>
         </w:r>
       </w:hyperlink>
       <w:r>
         <w:rPr>
           <w:lang w:val="zh_TW" w:bidi="zh_TW"/>
         </w:rPr>
-        <w:t>、</w:t>
-      </w:r>
-      <w:hyperlink r:id="rId37">
+        <w:t>節）。信而順服神的最大例子是耶穌基督自己。祂虛己，取了奴僕的形象，謙卑自己，順服至死，甚至死在十字架上（</w:t>
+      </w:r>
+      <w:hyperlink r:id="rId45">
         <w:r>
           <w:rPr>
             <w:lang w:val="zh_TW" w:bidi="zh_TW"/>
@@ -1079,351 +1046,14 @@
             <w:color w:val="0000EE"/>
             <w:u w:val="single"/>
           </w:rPr>
-          <w:t>30</w:t>
+          <w:t>腓2:7–8</w:t>
         </w:r>
       </w:hyperlink>
       <w:r>
         <w:rPr>
           <w:lang w:val="zh_TW" w:bidi="zh_TW"/>
         </w:rPr>
-        <w:t>）。儘管瑣珥顯然是一個小鎮（</w:t>
-      </w:r>
-      <w:hyperlink r:id="rId38">
-        <w:r>
-          <w:rPr>
-            <w:lang w:val="zh_TW" w:bidi="zh_TW"/>
-          </w:rPr>
-          <w:rPr>
-            <w:color w:val="0000EE"/>
-            <w:u w:val="single"/>
-          </w:rPr>
-          <w:t>22節</w:t>
-        </w:r>
-      </w:hyperlink>
-      <w:r>
-        <w:rPr>
-          <w:lang w:val="zh_TW" w:bidi="zh_TW"/>
-        </w:rPr>
-        <w:t>；瑣珥的意思為「小」），但在古代它顯然被視為一個重要的地理標誌。當亞伯拉罕與羅得分地時，羅得選中的便是靠近瑣珥一帶的土地（</w:t>
-      </w:r>
-      <w:hyperlink r:id="rId39">
-        <w:r>
-          <w:rPr>
-            <w:lang w:val="zh_TW" w:bidi="zh_TW"/>
-          </w:rPr>
-          <w:rPr>
-            <w:color w:val="0000EE"/>
-            <w:u w:val="single"/>
-          </w:rPr>
-          <w:t>創13:10</w:t>
-        </w:r>
-      </w:hyperlink>
-      <w:r>
-        <w:rPr>
-          <w:lang w:val="zh_TW" w:bidi="zh_TW"/>
-        </w:rPr>
-        <w:t>）。後來摩西從毗斯迦山（Mt Pisgah）眺望應許之地時，他將瑣珥看作耶利哥平原谷地的最南端（</w:t>
-      </w:r>
-      <w:hyperlink r:id="rId40">
-        <w:r>
-          <w:rPr>
-            <w:lang w:val="zh_TW" w:bidi="zh_TW"/>
-          </w:rPr>
-          <w:rPr>
-            <w:color w:val="0000EE"/>
-            <w:u w:val="single"/>
-          </w:rPr>
-          <w:t>申34:3</w:t>
-        </w:r>
-      </w:hyperlink>
-      <w:r>
-        <w:rPr>
-          <w:lang w:val="zh_TW" w:bidi="zh_TW"/>
-        </w:rPr>
-        <w:t>）。到了先知時代，瑣珥則被視為摩押南部的疆界（</w:t>
-      </w:r>
-      <w:hyperlink r:id="rId41">
-        <w:r>
-          <w:rPr>
-            <w:lang w:val="zh_TW" w:bidi="zh_TW"/>
-          </w:rPr>
-          <w:rPr>
-            <w:color w:val="0000EE"/>
-            <w:u w:val="single"/>
-          </w:rPr>
-          <w:t>賽15:5</w:t>
-        </w:r>
-      </w:hyperlink>
-      <w:r>
-        <w:rPr>
-          <w:lang w:val="zh_TW" w:bidi="zh_TW"/>
-        </w:rPr>
-        <w:t>；</w:t>
-      </w:r>
-      <w:hyperlink r:id="rId42">
-        <w:r>
-          <w:rPr>
-            <w:lang w:val="zh_TW" w:bidi="zh_TW"/>
-          </w:rPr>
-          <w:rPr>
-            <w:color w:val="0000EE"/>
-            <w:u w:val="single"/>
-          </w:rPr>
-          <w:t>耶48:4</w:t>
-        </w:r>
-      </w:hyperlink>
-      <w:r>
-        <w:rPr>
-          <w:lang w:val="zh_TW" w:bidi="zh_TW"/>
-        </w:rPr>
-        <w:t>、</w:t>
-      </w:r>
-      <w:hyperlink r:id="rId42">
-        <w:r>
-          <w:rPr>
-            <w:lang w:val="zh_TW" w:bidi="zh_TW"/>
-          </w:rPr>
-          <w:rPr>
-            <w:color w:val="0000EE"/>
-            <w:u w:val="single"/>
-          </w:rPr>
-          <w:t>34</w:t>
-        </w:r>
-      </w:hyperlink>
-      <w:r>
-        <w:rPr>
-          <w:lang w:val="zh_TW" w:bidi="zh_TW"/>
-        </w:rPr>
         <w:t>）。</w:t>
-      </w:r>
-    </w:p>
-    <w:p>
-      <w:pPr/>
-      <w:r>
-        <w:rPr>
-          <w:lang w:val="zh_TW" w:bidi="zh_TW"/>
-        </w:rPr>
-      </w:r>
-      <w:r>
-        <w:rPr>
-          <w:i/>
-          <w:lang w:val="zh_TW" w:bidi="zh_TW"/>
-        </w:rPr>
-        <w:t>另見</w:t>
-      </w:r>
-      <w:r>
-        <w:rPr>
-          <w:lang w:val="zh_TW" w:bidi="zh_TW"/>
-        </w:rPr>
-        <w:t>平原上的城</w:t>
-      </w:r>
-      <w:r>
-        <w:rPr>
-          <w:lang w:val="zh_TW" w:bidi="zh_TW"/>
-        </w:rPr>
-        <w:t>。</w:t>
-      </w:r>
-      <w:r>
-        <w:rPr>
-          <w:lang w:val="zh_TW" w:bidi="zh_TW"/>
-        </w:rPr>
-      </w:r>
-      <w:r>
-        <w:rPr>
-          <w:lang w:val="zh_TW" w:bidi="zh_TW"/>
-        </w:rPr>
-      </w:r>
-    </w:p>
-    <w:p>
-      <w:pPr/>
-      <w:r>
-        <w:rPr>
-          <w:lang w:val="zh_TW" w:bidi="zh_TW"/>
-        </w:rPr>
-      </w:r>
-    </w:p>
-    <w:p>
-      <w:pPr>
-        <w:pStyle w:val="Heading2"/>
-      </w:pPr>
-      <w:r>
-        <w:rPr>
-          <w:lang w:val="zh_TW" w:bidi="zh_TW"/>
-        </w:rPr>
-        <w:t>瑣轄</w:t>
-      </w:r>
-      <w:r>
-        <w:rPr>
-          <w:lang w:val="zh_TW" w:bidi="zh_TW"/>
-        </w:rPr>
-      </w:r>
-    </w:p>
-    <w:p>
-      <w:pPr>
-        <w:pStyle w:val="ListNumber"/>
-        <w:numPr>
-          <w:ilvl w:val="0"/>
-          <w:numId w:val="15"/>
-        </w:numPr>
-        <w:spacing w:line="240" w:lineRule="auto"/>
-        <w:ind w:left="720"/>
-      </w:pPr>
-      <w:r>
-        <w:rPr>
-          <w:lang w:val="zh_TW" w:bidi="zh_TW"/>
-        </w:rPr>
-      </w:r>
-      <w:r>
-        <w:rPr>
-          <w:lang w:val="zh_TW" w:bidi="zh_TW"/>
-        </w:rPr>
-        <w:t>赫人以弗崙的父親。亞伯拉罕從以弗崙那裡買了麥比拉洞（</w:t>
-      </w:r>
-      <w:hyperlink r:id="rId43">
-        <w:r>
-          <w:rPr>
-            <w:lang w:val="zh_TW" w:bidi="zh_TW"/>
-          </w:rPr>
-          <w:rPr>
-            <w:color w:val="0000EE"/>
-            <w:u w:val="single"/>
-          </w:rPr>
-          <w:t>創23:7–9</w:t>
-        </w:r>
-      </w:hyperlink>
-      <w:r>
-        <w:rPr>
-          <w:lang w:val="zh_TW" w:bidi="zh_TW"/>
-        </w:rPr>
-        <w:t>，</w:t>
-      </w:r>
-      <w:hyperlink r:id="rId44">
-        <w:r>
-          <w:rPr>
-            <w:lang w:val="zh_TW" w:bidi="zh_TW"/>
-          </w:rPr>
-          <w:rPr>
-            <w:color w:val="0000EE"/>
-            <w:u w:val="single"/>
-          </w:rPr>
-          <w:t>25:9</w:t>
-        </w:r>
-      </w:hyperlink>
-      <w:r>
-        <w:rPr>
-          <w:lang w:val="zh_TW" w:bidi="zh_TW"/>
-        </w:rPr>
-        <w:t>）。</w:t>
-      </w:r>
-    </w:p>
-    <w:p>
-      <w:pPr>
-        <w:pStyle w:val="ListNumber"/>
-        <w:spacing w:line="240" w:lineRule="auto"/>
-        <w:ind w:left="720"/>
-      </w:pPr>
-      <w:r>
-        <w:rPr>
-          <w:lang w:val="zh_TW" w:bidi="zh_TW"/>
-        </w:rPr>
-      </w:r>
-      <w:r>
-        <w:rPr>
-          <w:lang w:val="zh_TW" w:bidi="zh_TW"/>
-        </w:rPr>
-        <w:t>在</w:t>
-      </w:r>
-      <w:hyperlink r:id="rId45">
-        <w:r>
-          <w:rPr>
-            <w:lang w:val="zh_TW" w:bidi="zh_TW"/>
-          </w:rPr>
-          <w:rPr>
-            <w:color w:val="0000EE"/>
-            <w:u w:val="single"/>
-          </w:rPr>
-          <w:t>創世記四十六章10節</w:t>
-        </w:r>
-      </w:hyperlink>
-      <w:r>
-        <w:rPr>
-          <w:lang w:val="zh_TW" w:bidi="zh_TW"/>
-        </w:rPr>
-        <w:t>和</w:t>
-      </w:r>
-      <w:hyperlink r:id="rId46">
-        <w:r>
-          <w:rPr>
-            <w:lang w:val="zh_TW" w:bidi="zh_TW"/>
-          </w:rPr>
-          <w:rPr>
-            <w:color w:val="0000EE"/>
-            <w:u w:val="single"/>
-          </w:rPr>
-          <w:t>出埃及記六章15節</w:t>
-        </w:r>
-      </w:hyperlink>
-      <w:r>
-        <w:rPr>
-          <w:lang w:val="zh_TW" w:bidi="zh_TW"/>
-        </w:rPr>
-        <w:t>中，西緬的兒子謝拉（Zerah）的另一種拼寫方式。（譯註：和合本在這兩處經文中未將其譯為謝拉，僅譯為瑣轄）</w:t>
-        <w:br/>
-      </w:r>
-      <w:r>
-        <w:rPr>
-          <w:i/>
-          <w:lang w:val="zh_TW" w:bidi="zh_TW"/>
-        </w:rPr>
-        <w:t xml:space="preserve">見 </w:t>
-      </w:r>
-      <w:r>
-        <w:rPr>
-          <w:lang w:val="zh_TW" w:bidi="zh_TW"/>
-        </w:rPr>
-        <w:t>謝拉#3</w:t>
-      </w:r>
-      <w:r>
-        <w:rPr>
-          <w:lang w:val="zh_TW" w:bidi="zh_TW"/>
-        </w:rPr>
-        <w:t>。</w:t>
-      </w:r>
-    </w:p>
-    <w:p>
-      <w:pPr>
-        <w:pStyle w:val="ListNumber"/>
-        <w:spacing w:line="240" w:lineRule="auto"/>
-        <w:ind w:left="720"/>
-      </w:pPr>
-      <w:r>
-        <w:rPr>
-          <w:lang w:val="zh_TW" w:bidi="zh_TW"/>
-        </w:rPr>
-      </w:r>
-      <w:hyperlink r:id="rId47">
-        <w:r>
-          <w:rPr>
-            <w:lang w:val="zh_TW" w:bidi="zh_TW"/>
-          </w:rPr>
-          <w:rPr>
-            <w:color w:val="0000EE"/>
-            <w:u w:val="single"/>
-          </w:rPr>
-          <w:t>歷代志上四章7節</w:t>
-        </w:r>
-      </w:hyperlink>
-      <w:r>
-        <w:rPr>
-          <w:lang w:val="zh_TW" w:bidi="zh_TW"/>
-        </w:rPr>
-        <w:t>中，以斯哈（Izhar ）的另一種拼寫方式。（譯註：和合本在此節經文未將其譯為以斯哈，僅譯為</w:t>
-      </w:r>
-      <w:r>
-        <w:rPr>
-          <w:lang w:val="zh_TW" w:bidi="zh_TW"/>
-        </w:rPr>
-        <w:t>瑣轄）</w:t>
       </w:r>
       <w:r>
         <w:rPr>
@@ -3325,18 +2955,6 @@
   </w:num>
   <w:num w:numId="13" w16cid:durableId="592781308">
     <w:abstractNumId w:val="11"/>
-  </w:num>
-  <w:num w:numId="14">
-    <w:abstractNumId w:val="3"/>
-    <w:lvlOverride w:ilvl="0">
-      <w:startOverride w:val="1"/>
-    </w:lvlOverride>
-  </w:num>
-  <w:num w:numId="15">
-    <w:abstractNumId w:val="3"/>
-    <w:lvlOverride w:ilvl="0">
-      <w:startOverride w:val="1"/>
-    </w:lvlOverride>
   </w:num>
   <w:numIdMacAtCleanup w:val="10"/>
 </w:numbering>

--- a/zht/docx/156.content.docx
+++ b/zht/docx/156.content.docx
@@ -149,7 +149,7 @@
         <w:rPr>
           <w:lang w:val="zh_TW" w:bidi="zh_TW"/>
         </w:rPr>
-        <w:t>shun</w:t>
+        <w:t>shou</w:t>
       </w:r>
       <w:r>
         <w:rPr>
@@ -212,7 +212,7 @@
         <w:rPr>
           <w:lang w:val="zh_TW" w:bidi="zh_TW"/>
         </w:rPr>
-        <w:t>順服</w:t>
+        <w:t>手</w:t>
       </w:r>
       <w:r>
         <w:rPr>
@@ -231,7 +231,7 @@
         <w:rPr>
           <w:lang w:val="zh_TW" w:bidi="zh_TW"/>
         </w:rPr>
-        <w:t>服從權威的約束或命令的行為或實例，這是對上級要求或請求的服從。希伯來文和希臘文中，表示順服的一般詞語都指聽從或聆聽上級權威的命令。另一個重要的希臘文詞彙包含了服從權威的意思，表示將自己安排在有指揮權的人之下。第三個希臘文詞彙則表明順服更多是出於說服力而非單純的服從。</w:t>
+        <w:t>手是身體前肢的末端部份，具有抓握的能力。聖經中使用了「手」數百次來描述人體的一個部份，也經常用於隱喻或比喻中。</w:t>
       </w:r>
     </w:p>
     <w:p>
@@ -245,7 +245,7 @@
         <w:rPr>
           <w:lang w:val="zh_TW" w:bidi="zh_TW"/>
         </w:rPr>
-        <w:t>順服神和人的權柄是舊約和新約中強調的義務。亞伯拉罕在一次事件中因為聽從神的命令，把以撒獻在祭壇上，而得到更多的祝福（</w:t>
+        <w:t>比喻上，手意味著權力（</w:t>
       </w:r>
       <w:hyperlink r:id="rId13">
         <w:r>
@@ -256,14 +256,14 @@
             <w:color w:val="0000EE"/>
             <w:u w:val="single"/>
           </w:rPr>
-          <w:t>創22:18</w:t>
-        </w:r>
-      </w:hyperlink>
-      <w:r>
-        <w:rPr>
-          <w:lang w:val="zh_TW" w:bidi="zh_TW"/>
-        </w:rPr>
-        <w:t>；參</w:t>
+          <w:t>申2:15</w:t>
+        </w:r>
+      </w:hyperlink>
+      <w:r>
+        <w:rPr>
+          <w:lang w:val="zh_TW" w:bidi="zh_TW"/>
+        </w:rPr>
+        <w:t>；</w:t>
       </w:r>
       <w:hyperlink r:id="rId14">
         <w:r>
@@ -274,14 +274,14 @@
             <w:color w:val="0000EE"/>
             <w:u w:val="single"/>
           </w:rPr>
-          <w:t>26:5</w:t>
-        </w:r>
-      </w:hyperlink>
-      <w:r>
-        <w:rPr>
-          <w:lang w:val="zh_TW" w:bidi="zh_TW"/>
-        </w:rPr>
-        <w:t>）。神會繼續祝福以色列，因為在西奈山立了約，但這取決於他們是否聽從神的聲音並遵守神的約（</w:t>
+          <w:t>詩31:5</w:t>
+        </w:r>
+      </w:hyperlink>
+      <w:r>
+        <w:rPr>
+          <w:lang w:val="zh_TW" w:bidi="zh_TW"/>
+        </w:rPr>
+        <w:t>；</w:t>
       </w:r>
       <w:hyperlink r:id="rId15">
         <w:r>
@@ -292,14 +292,14 @@
             <w:color w:val="0000EE"/>
             <w:u w:val="single"/>
           </w:rPr>
-          <w:t>出19:5</w:t>
-        </w:r>
-      </w:hyperlink>
-      <w:r>
-        <w:rPr>
-          <w:lang w:val="zh_TW" w:bidi="zh_TW"/>
-        </w:rPr>
-        <w:t>）。當他們即將進入迦南時，摩西將祝福和詛咒擺在以色列人面前——若他們聽從並遵守耶和華的誡命，便得祝福；若不聽從，便遭詛咒（</w:t>
+          <w:t>可14:62</w:t>
+        </w:r>
+      </w:hyperlink>
+      <w:r>
+        <w:rPr>
+          <w:lang w:val="zh_TW" w:bidi="zh_TW"/>
+        </w:rPr>
+        <w:t>）。在</w:t>
       </w:r>
       <w:hyperlink r:id="rId16">
         <w:r>
@@ -310,7 +310,289 @@
             <w:color w:val="0000EE"/>
             <w:u w:val="single"/>
           </w:rPr>
-          <w:t>申11:22–28</w:t>
+          <w:t>約書亞記8:20</w:t>
+        </w:r>
+      </w:hyperlink>
+      <w:r>
+        <w:rPr>
+          <w:lang w:val="zh_TW" w:bidi="zh_TW"/>
+        </w:rPr>
+        <w:t>中「手的力量（原文）」被翻譯為「逃跑」（見</w:t>
+      </w:r>
+      <w:hyperlink r:id="rId17">
+        <w:r>
+          <w:rPr>
+            <w:lang w:val="zh_TW" w:bidi="zh_TW"/>
+          </w:rPr>
+          <w:rPr>
+            <w:color w:val="0000EE"/>
+            <w:u w:val="single"/>
+          </w:rPr>
+          <w:t>詩76:5</w:t>
+        </w:r>
+      </w:hyperlink>
+      <w:r>
+        <w:rPr>
+          <w:lang w:val="zh_TW" w:bidi="zh_TW"/>
+        </w:rPr>
+        <w:t>）。相反，無力的手象徵著優柔寡斷和軟弱（</w:t>
+      </w:r>
+      <w:hyperlink r:id="rId18">
+        <w:r>
+          <w:rPr>
+            <w:lang w:val="zh_TW" w:bidi="zh_TW"/>
+          </w:rPr>
+          <w:rPr>
+            <w:color w:val="0000EE"/>
+            <w:u w:val="single"/>
+          </w:rPr>
+          <w:t>賽35:3</w:t>
+        </w:r>
+      </w:hyperlink>
+      <w:r>
+        <w:rPr>
+          <w:lang w:val="zh_TW" w:bidi="zh_TW"/>
+        </w:rPr>
+        <w:t>）。握手表示友誼（</w:t>
+      </w:r>
+      <w:hyperlink r:id="rId19">
+        <w:r>
+          <w:rPr>
+            <w:lang w:val="zh_TW" w:bidi="zh_TW"/>
+          </w:rPr>
+          <w:rPr>
+            <w:color w:val="0000EE"/>
+            <w:u w:val="single"/>
+          </w:rPr>
+          <w:t>王下10:15</w:t>
+        </w:r>
+      </w:hyperlink>
+      <w:r>
+        <w:rPr>
+          <w:lang w:val="zh_TW" w:bidi="zh_TW"/>
+        </w:rPr>
+        <w:t>）。讓某人坐在右手邊，表示對他的偏愛（</w:t>
+      </w:r>
+      <w:hyperlink r:id="rId20">
+        <w:r>
+          <w:rPr>
+            <w:lang w:val="zh_TW" w:bidi="zh_TW"/>
+          </w:rPr>
+          <w:rPr>
+            <w:color w:val="0000EE"/>
+            <w:u w:val="single"/>
+          </w:rPr>
+          <w:t>詩16:11</w:t>
+        </w:r>
+      </w:hyperlink>
+      <w:r>
+        <w:rPr>
+          <w:lang w:val="zh_TW" w:bidi="zh_TW"/>
+        </w:rPr>
+        <w:t>，</w:t>
+      </w:r>
+      <w:hyperlink r:id="rId20">
+        <w:r>
+          <w:rPr>
+            <w:lang w:val="zh_TW" w:bidi="zh_TW"/>
+          </w:rPr>
+          <w:rPr>
+            <w:color w:val="0000EE"/>
+            <w:u w:val="single"/>
+          </w:rPr>
+          <w:t xml:space="preserve"> </w:t>
+        </w:r>
+      </w:hyperlink>
+      <w:hyperlink r:id="rId21">
+        <w:r>
+          <w:rPr>
+            <w:lang w:val="zh_TW" w:bidi="zh_TW"/>
+          </w:rPr>
+          <w:rPr>
+            <w:color w:val="0000EE"/>
+            <w:u w:val="single"/>
+          </w:rPr>
+          <w:t>77:10</w:t>
+        </w:r>
+      </w:hyperlink>
+      <w:r>
+        <w:rPr>
+          <w:lang w:val="zh_TW" w:bidi="zh_TW"/>
+        </w:rPr>
+        <w:t>，</w:t>
+      </w:r>
+      <w:hyperlink r:id="rId22">
+        <w:r>
+          <w:rPr>
+            <w:lang w:val="zh_TW" w:bidi="zh_TW"/>
+          </w:rPr>
+          <w:rPr>
+            <w:color w:val="0000EE"/>
+            <w:u w:val="single"/>
+          </w:rPr>
+          <w:t>110:1</w:t>
+        </w:r>
+      </w:hyperlink>
+      <w:r>
+        <w:rPr>
+          <w:lang w:val="zh_TW" w:bidi="zh_TW"/>
+        </w:rPr>
+        <w:t>）。潔淨的手象徵著清白無罪（</w:t>
+      </w:r>
+      <w:hyperlink r:id="rId23">
+        <w:r>
+          <w:rPr>
+            <w:lang w:val="zh_TW" w:bidi="zh_TW"/>
+          </w:rPr>
+          <w:rPr>
+            <w:color w:val="0000EE"/>
+            <w:u w:val="single"/>
+          </w:rPr>
+          <w:t>詩26:6</w:t>
+        </w:r>
+      </w:hyperlink>
+      <w:r>
+        <w:rPr>
+          <w:lang w:val="zh_TW" w:bidi="zh_TW"/>
+        </w:rPr>
+        <w:t>），而擊掌則表示達成協議（</w:t>
+      </w:r>
+      <w:hyperlink r:id="rId24">
+        <w:r>
+          <w:rPr>
+            <w:lang w:val="zh_TW" w:bidi="zh_TW"/>
+          </w:rPr>
+          <w:rPr>
+            <w:color w:val="0000EE"/>
+            <w:u w:val="single"/>
+          </w:rPr>
+          <w:t>箴6:1</w:t>
+        </w:r>
+      </w:hyperlink>
+      <w:r>
+        <w:rPr>
+          <w:lang w:val="zh_TW" w:bidi="zh_TW"/>
+        </w:rPr>
+        <w:t>）。舉手象徵暴力（</w:t>
+      </w:r>
+      <w:hyperlink r:id="rId25">
+        <w:r>
+          <w:rPr>
+            <w:lang w:val="zh_TW" w:bidi="zh_TW"/>
+          </w:rPr>
+          <w:rPr>
+            <w:color w:val="0000EE"/>
+            <w:u w:val="single"/>
+          </w:rPr>
+          <w:t>王上11:26</w:t>
+        </w:r>
+      </w:hyperlink>
+      <w:r>
+        <w:rPr>
+          <w:lang w:val="zh_TW" w:bidi="zh_TW"/>
+        </w:rPr>
+        <w:t>）。舉手又可用於懇求的禱告（</w:t>
+      </w:r>
+      <w:hyperlink r:id="rId26">
+        <w:r>
+          <w:rPr>
+            <w:lang w:val="zh_TW" w:bidi="zh_TW"/>
+          </w:rPr>
+          <w:rPr>
+            <w:color w:val="0000EE"/>
+            <w:u w:val="single"/>
+          </w:rPr>
+          <w:t>出17:11</w:t>
+        </w:r>
+      </w:hyperlink>
+      <w:r>
+        <w:rPr>
+          <w:lang w:val="zh_TW" w:bidi="zh_TW"/>
+        </w:rPr>
+        <w:t>；</w:t>
+      </w:r>
+      <w:hyperlink r:id="rId27">
+        <w:r>
+          <w:rPr>
+            <w:lang w:val="zh_TW" w:bidi="zh_TW"/>
+          </w:rPr>
+          <w:rPr>
+            <w:color w:val="0000EE"/>
+            <w:u w:val="single"/>
+          </w:rPr>
+          <w:t>利9:22</w:t>
+        </w:r>
+      </w:hyperlink>
+      <w:r>
+        <w:rPr>
+          <w:lang w:val="zh_TW" w:bidi="zh_TW"/>
+        </w:rPr>
+        <w:t>；</w:t>
+      </w:r>
+      <w:hyperlink r:id="rId28">
+        <w:r>
+          <w:rPr>
+            <w:lang w:val="zh_TW" w:bidi="zh_TW"/>
+          </w:rPr>
+          <w:rPr>
+            <w:color w:val="0000EE"/>
+            <w:u w:val="single"/>
+          </w:rPr>
+          <w:t>賽1:15</w:t>
+        </w:r>
+      </w:hyperlink>
+      <w:r>
+        <w:rPr>
+          <w:lang w:val="zh_TW" w:bidi="zh_TW"/>
+        </w:rPr>
+        <w:t>；</w:t>
+      </w:r>
+      <w:hyperlink r:id="rId29">
+        <w:r>
+          <w:rPr>
+            <w:lang w:val="zh_TW" w:bidi="zh_TW"/>
+          </w:rPr>
+          <w:rPr>
+            <w:color w:val="0000EE"/>
+            <w:u w:val="single"/>
+          </w:rPr>
+          <w:t>提前2:8</w:t>
+        </w:r>
+      </w:hyperlink>
+      <w:r>
+        <w:rPr>
+          <w:lang w:val="zh_TW" w:bidi="zh_TW"/>
+        </w:rPr>
+        <w:t>）和發誓（</w:t>
+      </w:r>
+      <w:hyperlink r:id="rId30">
+        <w:r>
+          <w:rPr>
+            <w:lang w:val="zh_TW" w:bidi="zh_TW"/>
+          </w:rPr>
+          <w:rPr>
+            <w:color w:val="0000EE"/>
+            <w:u w:val="single"/>
+          </w:rPr>
+          <w:t>創14:22</w:t>
+        </w:r>
+      </w:hyperlink>
+      <w:r>
+        <w:rPr>
+          <w:lang w:val="zh_TW" w:bidi="zh_TW"/>
+        </w:rPr>
+        <w:t>；</w:t>
+      </w:r>
+      <w:hyperlink r:id="rId31">
+        <w:r>
+          <w:rPr>
+            <w:lang w:val="zh_TW" w:bidi="zh_TW"/>
+          </w:rPr>
+          <w:rPr>
+            <w:color w:val="0000EE"/>
+            <w:u w:val="single"/>
+          </w:rPr>
+          <w:t>24:2</w:t>
         </w:r>
       </w:hyperlink>
       <w:r>
@@ -331,25 +613,277 @@
         <w:rPr>
           <w:lang w:val="zh_TW" w:bidi="zh_TW"/>
         </w:rPr>
-        <w:t>申命記警告說，頑梗悖逆的兒子首先會受到懲罰，如果他們執意不聽，最終會被石頭打死（</w:t>
-      </w:r>
-      <w:hyperlink r:id="rId17">
-        <w:r>
-          <w:rPr>
-            <w:lang w:val="zh_TW" w:bidi="zh_TW"/>
-          </w:rPr>
-          <w:rPr>
-            <w:color w:val="0000EE"/>
-            <w:u w:val="single"/>
-          </w:rPr>
-          <w:t>申21:18–21</w:t>
-        </w:r>
-      </w:hyperlink>
-      <w:r>
-        <w:rPr>
-          <w:lang w:val="zh_TW" w:bidi="zh_TW"/>
-        </w:rPr>
-        <w:t>）。</w:t>
+        <w:t>其它與手相關的片語表達了危及生命（</w:t>
+      </w:r>
+      <w:hyperlink r:id="rId32">
+        <w:r>
+          <w:rPr>
+            <w:lang w:val="zh_TW" w:bidi="zh_TW"/>
+          </w:rPr>
+          <w:rPr>
+            <w:color w:val="0000EE"/>
+            <w:u w:val="single"/>
+          </w:rPr>
+          <w:t>士12:3</w:t>
+        </w:r>
+      </w:hyperlink>
+      <w:r>
+        <w:rPr>
+          <w:lang w:val="zh_TW" w:bidi="zh_TW"/>
+        </w:rPr>
+        <w:t>）、喜悅（</w:t>
+      </w:r>
+      <w:hyperlink r:id="rId33">
+        <w:r>
+          <w:rPr>
+            <w:lang w:val="zh_TW" w:bidi="zh_TW"/>
+          </w:rPr>
+          <w:rPr>
+            <w:color w:val="0000EE"/>
+            <w:u w:val="single"/>
+          </w:rPr>
+          <w:t>王下11:12</w:t>
+        </w:r>
+      </w:hyperlink>
+      <w:r>
+        <w:rPr>
+          <w:lang w:val="zh_TW" w:bidi="zh_TW"/>
+        </w:rPr>
+        <w:t>）、慷慨（</w:t>
+      </w:r>
+      <w:hyperlink r:id="rId34">
+        <w:r>
+          <w:rPr>
+            <w:lang w:val="zh_TW" w:bidi="zh_TW"/>
+          </w:rPr>
+          <w:rPr>
+            <w:color w:val="0000EE"/>
+            <w:u w:val="single"/>
+          </w:rPr>
+          <w:t>申15:11</w:t>
+        </w:r>
+      </w:hyperlink>
+      <w:r>
+        <w:rPr>
+          <w:lang w:val="zh_TW" w:bidi="zh_TW"/>
+        </w:rPr>
+        <w:t>）、悲傷（</w:t>
+      </w:r>
+      <w:hyperlink r:id="rId35">
+        <w:r>
+          <w:rPr>
+            <w:lang w:val="zh_TW" w:bidi="zh_TW"/>
+          </w:rPr>
+          <w:rPr>
+            <w:color w:val="0000EE"/>
+            <w:u w:val="single"/>
+          </w:rPr>
+          <w:t>撒下13:19</w:t>
+        </w:r>
+      </w:hyperlink>
+      <w:r>
+        <w:rPr>
+          <w:lang w:val="zh_TW" w:bidi="zh_TW"/>
+        </w:rPr>
+        <w:t>）、謙卑（</w:t>
+      </w:r>
+      <w:hyperlink r:id="rId36">
+        <w:r>
+          <w:rPr>
+            <w:lang w:val="zh_TW" w:bidi="zh_TW"/>
+          </w:rPr>
+          <w:rPr>
+            <w:color w:val="0000EE"/>
+            <w:u w:val="single"/>
+          </w:rPr>
+          <w:t>箴30:32</w:t>
+        </w:r>
+      </w:hyperlink>
+      <w:r>
+        <w:rPr>
+          <w:lang w:val="zh_TW" w:bidi="zh_TW"/>
+        </w:rPr>
+        <w:t>）和承擔責任（</w:t>
+      </w:r>
+      <w:hyperlink r:id="rId37">
+        <w:r>
+          <w:rPr>
+            <w:lang w:val="zh_TW" w:bidi="zh_TW"/>
+          </w:rPr>
+          <w:rPr>
+            <w:color w:val="0000EE"/>
+            <w:u w:val="single"/>
+          </w:rPr>
+          <w:t>路9:62</w:t>
+        </w:r>
+      </w:hyperlink>
+      <w:r>
+        <w:rPr>
+          <w:lang w:val="zh_TW" w:bidi="zh_TW"/>
+        </w:rPr>
+        <w:t>）。體力勞動是人類尊嚴和責任的表現（</w:t>
+      </w:r>
+      <w:hyperlink r:id="rId38">
+        <w:r>
+          <w:rPr>
+            <w:lang w:val="zh_TW" w:bidi="zh_TW"/>
+          </w:rPr>
+          <w:rPr>
+            <w:color w:val="0000EE"/>
+            <w:u w:val="single"/>
+          </w:rPr>
+          <w:t>弗4:28</w:t>
+        </w:r>
+      </w:hyperlink>
+      <w:r>
+        <w:rPr>
+          <w:lang w:val="zh_TW" w:bidi="zh_TW"/>
+        </w:rPr>
+        <w:t>；</w:t>
+      </w:r>
+      <w:hyperlink r:id="rId39">
+        <w:r>
+          <w:rPr>
+            <w:lang w:val="zh_TW" w:bidi="zh_TW"/>
+          </w:rPr>
+          <w:rPr>
+            <w:color w:val="0000EE"/>
+            <w:u w:val="single"/>
+          </w:rPr>
+          <w:t>帖前4:11</w:t>
+        </w:r>
+      </w:hyperlink>
+      <w:r>
+        <w:rPr>
+          <w:lang w:val="zh_TW" w:bidi="zh_TW"/>
+        </w:rPr>
+        <w:t>），保羅並不以此標誌為恥，並明白的展示出來（</w:t>
+      </w:r>
+      <w:hyperlink r:id="rId40">
+        <w:r>
+          <w:rPr>
+            <w:lang w:val="zh_TW" w:bidi="zh_TW"/>
+          </w:rPr>
+          <w:rPr>
+            <w:color w:val="0000EE"/>
+            <w:u w:val="single"/>
+          </w:rPr>
+          <w:t>徒20:34</w:t>
+        </w:r>
+      </w:hyperlink>
+      <w:r>
+        <w:rPr>
+          <w:lang w:val="zh_TW" w:bidi="zh_TW"/>
+        </w:rPr>
+        <w:t>；</w:t>
+      </w:r>
+      <w:hyperlink r:id="rId41">
+        <w:r>
+          <w:rPr>
+            <w:lang w:val="zh_TW" w:bidi="zh_TW"/>
+          </w:rPr>
+          <w:rPr>
+            <w:color w:val="0000EE"/>
+            <w:u w:val="single"/>
+          </w:rPr>
+          <w:t>林前4:12</w:t>
+        </w:r>
+      </w:hyperlink>
+      <w:r>
+        <w:rPr>
+          <w:lang w:val="zh_TW" w:bidi="zh_TW"/>
+        </w:rPr>
+        <w:t>）。儀式、禮儀上的洗手是祭司在履行職責前的必要行為（</w:t>
+      </w:r>
+      <w:hyperlink r:id="rId42">
+        <w:r>
+          <w:rPr>
+            <w:lang w:val="zh_TW" w:bidi="zh_TW"/>
+          </w:rPr>
+          <w:rPr>
+            <w:color w:val="0000EE"/>
+            <w:u w:val="single"/>
+          </w:rPr>
+          <w:t>出30:19–21</w:t>
+        </w:r>
+      </w:hyperlink>
+      <w:r>
+        <w:rPr>
+          <w:lang w:val="zh_TW" w:bidi="zh_TW"/>
+        </w:rPr>
+        <w:t>；</w:t>
+      </w:r>
+      <w:hyperlink r:id="rId43">
+        <w:r>
+          <w:rPr>
+            <w:lang w:val="zh_TW" w:bidi="zh_TW"/>
+          </w:rPr>
+          <w:rPr>
+            <w:color w:val="0000EE"/>
+            <w:u w:val="single"/>
+          </w:rPr>
+          <w:t>40:30–32</w:t>
+        </w:r>
+      </w:hyperlink>
+      <w:r>
+        <w:rPr>
+          <w:lang w:val="zh_TW" w:bidi="zh_TW"/>
+        </w:rPr>
+        <w:t>）。文士和法利賽人誤用了這一點，以至於耶穌責罵只著重儀式性的洗手（</w:t>
+      </w:r>
+      <w:hyperlink r:id="rId44">
+        <w:r>
+          <w:rPr>
+            <w:lang w:val="zh_TW" w:bidi="zh_TW"/>
+          </w:rPr>
+          <w:rPr>
+            <w:color w:val="0000EE"/>
+            <w:u w:val="single"/>
+          </w:rPr>
+          <w:t>太15:1–20</w:t>
+        </w:r>
+      </w:hyperlink>
+      <w:r>
+        <w:rPr>
+          <w:lang w:val="zh_TW" w:bidi="zh_TW"/>
+        </w:rPr>
+        <w:t>；</w:t>
+      </w:r>
+      <w:hyperlink r:id="rId45">
+        <w:r>
+          <w:rPr>
+            <w:lang w:val="zh_TW" w:bidi="zh_TW"/>
+          </w:rPr>
+          <w:rPr>
+            <w:color w:val="0000EE"/>
+            <w:u w:val="single"/>
+          </w:rPr>
+          <w:t>路11:38</w:t>
+        </w:r>
+      </w:hyperlink>
+      <w:r>
+        <w:rPr>
+          <w:lang w:val="zh_TW" w:bidi="zh_TW"/>
+        </w:rPr>
+        <w:t>）。彼拉多的洗手（</w:t>
+      </w:r>
+      <w:hyperlink r:id="rId46">
+        <w:r>
+          <w:rPr>
+            <w:lang w:val="zh_TW" w:bidi="zh_TW"/>
+          </w:rPr>
+          <w:rPr>
+            <w:color w:val="0000EE"/>
+            <w:u w:val="single"/>
+          </w:rPr>
+          <w:t>太27:24</w:t>
+        </w:r>
+      </w:hyperlink>
+      <w:r>
+        <w:rPr>
+          <w:lang w:val="zh_TW" w:bidi="zh_TW"/>
+        </w:rPr>
+        <w:t>）是宣告祂對此判決的清白，因為他不想承擔責任，但沒有他的同意，這個錯誤的判決是無法完成的。</w:t>
       </w:r>
     </w:p>
     <w:p>
@@ -363,90 +897,156 @@
         <w:rPr>
           <w:lang w:val="zh_TW" w:bidi="zh_TW"/>
         </w:rPr>
-        <w:t>一個人是否為神的兒女，其標誌之一是持續遵守神的誡命（</w:t>
-      </w:r>
-      <w:hyperlink r:id="rId18">
-        <w:r>
-          <w:rPr>
-            <w:lang w:val="zh_TW" w:bidi="zh_TW"/>
-          </w:rPr>
-          <w:rPr>
-            <w:color w:val="0000EE"/>
-            <w:u w:val="single"/>
-          </w:rPr>
-          <w:t>約一2:3–5</w:t>
-        </w:r>
-      </w:hyperlink>
-      <w:r>
-        <w:rPr>
-          <w:lang w:val="zh_TW" w:bidi="zh_TW"/>
-        </w:rPr>
-        <w:t>）。耶穌說，那些愛祂的人會遵守祂的命令（</w:t>
-      </w:r>
-      <w:hyperlink r:id="rId19">
-        <w:r>
-          <w:rPr>
-            <w:lang w:val="zh_TW" w:bidi="zh_TW"/>
-          </w:rPr>
-          <w:rPr>
-            <w:color w:val="0000EE"/>
-            <w:u w:val="single"/>
-          </w:rPr>
-          <w:t>約14:15</w:t>
-        </w:r>
-      </w:hyperlink>
-      <w:r>
-        <w:rPr>
-          <w:lang w:val="zh_TW" w:bidi="zh_TW"/>
-        </w:rPr>
-        <w:t>）。彼得在談到基督徒時，稱他們為「順命的兒女」（</w:t>
-      </w:r>
-      <w:hyperlink r:id="rId20">
-        <w:r>
-          <w:rPr>
-            <w:lang w:val="zh_TW" w:bidi="zh_TW"/>
-          </w:rPr>
-          <w:rPr>
-            <w:color w:val="0000EE"/>
-            <w:u w:val="single"/>
-          </w:rPr>
-          <w:t>彼前1:14</w:t>
-        </w:r>
-      </w:hyperlink>
-      <w:r>
-        <w:rPr>
-          <w:lang w:val="zh_TW" w:bidi="zh_TW"/>
-        </w:rPr>
-        <w:t>；見</w:t>
-      </w:r>
-      <w:hyperlink r:id="rId21">
-        <w:r>
-          <w:rPr>
-            <w:lang w:val="zh_TW" w:bidi="zh_TW"/>
-          </w:rPr>
-          <w:rPr>
-            <w:color w:val="0000EE"/>
-            <w:u w:val="single"/>
-          </w:rPr>
-          <w:t>來5:9</w:t>
-        </w:r>
-      </w:hyperlink>
-      <w:r>
-        <w:rPr>
-          <w:lang w:val="zh_TW" w:bidi="zh_TW"/>
-        </w:rPr>
-        <w:t>，</w:t>
-      </w:r>
-      <w:hyperlink r:id="rId22">
-        <w:r>
-          <w:rPr>
-            <w:lang w:val="zh_TW" w:bidi="zh_TW"/>
-          </w:rPr>
-          <w:rPr>
-            <w:color w:val="0000EE"/>
-            <w:u w:val="single"/>
-          </w:rPr>
-          <w:t>11:8</w:t>
+        <w:t>當以色列「</w:t>
+      </w:r>
+      <w:r>
+        <w:rPr>
+          <w:lang w:val="zh_TW" w:bidi="zh_TW"/>
+        </w:rPr>
+        <w:t>昂然無懼地（有些譯本譯為：高舉</w:t>
+      </w:r>
+      <w:r>
+        <w:rPr>
+          <w:lang w:val="zh_TW" w:bidi="zh_TW"/>
+        </w:rPr>
+        <w:t>著手）」出埃及（</w:t>
+      </w:r>
+      <w:hyperlink r:id="rId47">
+        <w:r>
+          <w:rPr>
+            <w:lang w:val="zh_TW" w:bidi="zh_TW"/>
+          </w:rPr>
+          <w:rPr>
+            <w:color w:val="0000EE"/>
+            <w:u w:val="single"/>
+          </w:rPr>
+          <w:t>出14:8</w:t>
+        </w:r>
+      </w:hyperlink>
+      <w:r>
+        <w:rPr>
+          <w:lang w:val="zh_TW" w:bidi="zh_TW"/>
+        </w:rPr>
+        <w:t>）時，這是指耶和華的手或耶和華的幫助。耶和華的手代表神不可抗拒的力量（</w:t>
+      </w:r>
+      <w:hyperlink r:id="rId13">
+        <w:r>
+          <w:rPr>
+            <w:lang w:val="zh_TW" w:bidi="zh_TW"/>
+          </w:rPr>
+          <w:rPr>
+            <w:color w:val="0000EE"/>
+            <w:u w:val="single"/>
+          </w:rPr>
+          <w:t>申2:15</w:t>
+        </w:r>
+      </w:hyperlink>
+      <w:r>
+        <w:rPr>
+          <w:lang w:val="zh_TW" w:bidi="zh_TW"/>
+        </w:rPr>
+        <w:t>）、審判（</w:t>
+      </w:r>
+      <w:hyperlink r:id="rId48">
+        <w:r>
+          <w:rPr>
+            <w:lang w:val="zh_TW" w:bidi="zh_TW"/>
+          </w:rPr>
+          <w:rPr>
+            <w:color w:val="0000EE"/>
+            <w:u w:val="single"/>
+          </w:rPr>
+          <w:t>徒13:11</w:t>
+        </w:r>
+      </w:hyperlink>
+      <w:r>
+        <w:rPr>
+          <w:lang w:val="zh_TW" w:bidi="zh_TW"/>
+        </w:rPr>
+        <w:t>；</w:t>
+      </w:r>
+      <w:hyperlink r:id="rId49">
+        <w:r>
+          <w:rPr>
+            <w:lang w:val="zh_TW" w:bidi="zh_TW"/>
+          </w:rPr>
+          <w:rPr>
+            <w:color w:val="0000EE"/>
+            <w:u w:val="single"/>
+          </w:rPr>
+          <w:t>來10:31</w:t>
+        </w:r>
+      </w:hyperlink>
+      <w:r>
+        <w:rPr>
+          <w:lang w:val="zh_TW" w:bidi="zh_TW"/>
+        </w:rPr>
+        <w:t>）、神聖的啟示（</w:t>
+      </w:r>
+      <w:hyperlink r:id="rId50">
+        <w:r>
+          <w:rPr>
+            <w:lang w:val="zh_TW" w:bidi="zh_TW"/>
+          </w:rPr>
+          <w:rPr>
+            <w:color w:val="0000EE"/>
+            <w:u w:val="single"/>
+          </w:rPr>
+          <w:t>結8:1</w:t>
+        </w:r>
+      </w:hyperlink>
+      <w:r>
+        <w:rPr>
+          <w:lang w:val="zh_TW" w:bidi="zh_TW"/>
+        </w:rPr>
+        <w:t>；</w:t>
+      </w:r>
+      <w:hyperlink r:id="rId51">
+        <w:r>
+          <w:rPr>
+            <w:lang w:val="zh_TW" w:bidi="zh_TW"/>
+          </w:rPr>
+          <w:rPr>
+            <w:color w:val="0000EE"/>
+            <w:u w:val="single"/>
+          </w:rPr>
+          <w:t>37:1</w:t>
+        </w:r>
+      </w:hyperlink>
+      <w:r>
+        <w:rPr>
+          <w:lang w:val="zh_TW" w:bidi="zh_TW"/>
+        </w:rPr>
+        <w:t>），以及神的眷顧（</w:t>
+      </w:r>
+      <w:hyperlink r:id="rId52">
+        <w:r>
+          <w:rPr>
+            <w:lang w:val="zh_TW" w:bidi="zh_TW"/>
+          </w:rPr>
+          <w:rPr>
+            <w:color w:val="0000EE"/>
+            <w:u w:val="single"/>
+          </w:rPr>
+          <w:t>拉7:6</w:t>
+        </w:r>
+      </w:hyperlink>
+      <w:r>
+        <w:rPr>
+          <w:lang w:val="zh_TW" w:bidi="zh_TW"/>
+        </w:rPr>
+        <w:t>；</w:t>
+      </w:r>
+      <w:hyperlink r:id="rId53">
+        <w:r>
+          <w:rPr>
+            <w:lang w:val="zh_TW" w:bidi="zh_TW"/>
+          </w:rPr>
+          <w:rPr>
+            <w:color w:val="0000EE"/>
+            <w:u w:val="single"/>
+          </w:rPr>
+          <w:t>約10:28–29</w:t>
         </w:r>
       </w:hyperlink>
       <w:r>
@@ -467,7 +1067,882 @@
         <w:rPr>
           <w:lang w:val="zh_TW" w:bidi="zh_TW"/>
         </w:rPr>
-        <w:t>基督徒應該順服多種人：</w:t>
+        <w:t>按手具有深遠的意義，在聖經中經常出現。在獻祭之前，獻祭的人，而不是祭司，會按手在祭物上。這個行為表示將罪過轉移到祭物上，將自己的罪連接在祭物上（</w:t>
+      </w:r>
+      <w:hyperlink r:id="rId54">
+        <w:r>
+          <w:rPr>
+            <w:lang w:val="zh_TW" w:bidi="zh_TW"/>
+          </w:rPr>
+          <w:rPr>
+            <w:color w:val="0000EE"/>
+            <w:u w:val="single"/>
+          </w:rPr>
+          <w:t>利1:4</w:t>
+        </w:r>
+      </w:hyperlink>
+      <w:r>
+        <w:rPr>
+          <w:lang w:val="zh_TW" w:bidi="zh_TW"/>
+        </w:rPr>
+        <w:t>）。按手表示任命他人擔任要職，例如當摩西委任約書亞（</w:t>
+      </w:r>
+      <w:hyperlink r:id="rId55">
+        <w:r>
+          <w:rPr>
+            <w:lang w:val="zh_TW" w:bidi="zh_TW"/>
+          </w:rPr>
+          <w:rPr>
+            <w:color w:val="0000EE"/>
+            <w:u w:val="single"/>
+          </w:rPr>
+          <w:t>民27:12–23</w:t>
+        </w:r>
+      </w:hyperlink>
+      <w:r>
+        <w:rPr>
+          <w:lang w:val="zh_TW" w:bidi="zh_TW"/>
+        </w:rPr>
+        <w:t>），使徒讓七位門徒成為他們在事工中的同工或副手（</w:t>
+      </w:r>
+      <w:hyperlink r:id="rId56">
+        <w:r>
+          <w:rPr>
+            <w:lang w:val="zh_TW" w:bidi="zh_TW"/>
+          </w:rPr>
+          <w:rPr>
+            <w:color w:val="0000EE"/>
+            <w:u w:val="single"/>
+          </w:rPr>
+          <w:t>徒6:5–6</w:t>
+        </w:r>
+      </w:hyperlink>
+      <w:r>
+        <w:rPr>
+          <w:lang w:val="zh_TW" w:bidi="zh_TW"/>
+        </w:rPr>
+        <w:t>），以及保羅和巴拿巴被任命為安提阿教會的宣教士和代表（</w:t>
+      </w:r>
+      <w:hyperlink r:id="rId57">
+        <w:r>
+          <w:rPr>
+            <w:lang w:val="zh_TW" w:bidi="zh_TW"/>
+          </w:rPr>
+          <w:rPr>
+            <w:color w:val="0000EE"/>
+            <w:u w:val="single"/>
+          </w:rPr>
+          <w:t>13:3</w:t>
+        </w:r>
+      </w:hyperlink>
+      <w:r>
+        <w:rPr>
+          <w:lang w:val="zh_TW" w:bidi="zh_TW"/>
+        </w:rPr>
+        <w:t>）。通過按手，人被賦予事奉的職份，並獲得該職份成員的地位（</w:t>
+      </w:r>
+      <w:hyperlink r:id="rId58">
+        <w:r>
+          <w:rPr>
+            <w:lang w:val="zh_TW" w:bidi="zh_TW"/>
+          </w:rPr>
+          <w:rPr>
+            <w:color w:val="0000EE"/>
+            <w:u w:val="single"/>
+          </w:rPr>
+          <w:t>提前4:14</w:t>
+        </w:r>
+      </w:hyperlink>
+      <w:r>
+        <w:rPr>
+          <w:lang w:val="zh_TW" w:bidi="zh_TW"/>
+        </w:rPr>
+        <w:t>；</w:t>
+      </w:r>
+      <w:hyperlink r:id="rId59">
+        <w:r>
+          <w:rPr>
+            <w:lang w:val="zh_TW" w:bidi="zh_TW"/>
+          </w:rPr>
+          <w:rPr>
+            <w:color w:val="0000EE"/>
+            <w:u w:val="single"/>
+          </w:rPr>
+          <w:t>提後1:6</w:t>
+        </w:r>
+      </w:hyperlink>
+      <w:r>
+        <w:rPr>
+          <w:lang w:val="zh_TW" w:bidi="zh_TW"/>
+        </w:rPr>
+        <w:t>）。按手也伴隨著禱告，又或者說，按手本身就是一種禱告。正如奧古斯丁所言：「按手不就是一種禱告嗎？」</w:t>
+      </w:r>
+    </w:p>
+    <w:p>
+      <w:pPr/>
+      <w:r>
+        <w:rPr>
+          <w:lang w:val="zh_TW" w:bidi="zh_TW"/>
+        </w:rPr>
+      </w:r>
+      <w:r>
+        <w:rPr>
+          <w:lang w:val="zh_TW" w:bidi="zh_TW"/>
+        </w:rPr>
+        <w:t>按手伴隨著耶穌事工中的醫治（</w:t>
+      </w:r>
+      <w:hyperlink r:id="rId60">
+        <w:r>
+          <w:rPr>
+            <w:lang w:val="zh_TW" w:bidi="zh_TW"/>
+          </w:rPr>
+          <w:rPr>
+            <w:color w:val="0000EE"/>
+            <w:u w:val="single"/>
+          </w:rPr>
+          <w:t>可6:5</w:t>
+        </w:r>
+      </w:hyperlink>
+      <w:r>
+        <w:rPr>
+          <w:lang w:val="zh_TW" w:bidi="zh_TW"/>
+        </w:rPr>
+        <w:t>；</w:t>
+      </w:r>
+      <w:hyperlink r:id="rId61">
+        <w:r>
+          <w:rPr>
+            <w:lang w:val="zh_TW" w:bidi="zh_TW"/>
+          </w:rPr>
+          <w:rPr>
+            <w:color w:val="0000EE"/>
+            <w:u w:val="single"/>
+          </w:rPr>
+          <w:t>路4:40</w:t>
+        </w:r>
+      </w:hyperlink>
+      <w:r>
+        <w:rPr>
+          <w:lang w:val="zh_TW" w:bidi="zh_TW"/>
+        </w:rPr>
+        <w:t>；</w:t>
+      </w:r>
+      <w:hyperlink r:id="rId62">
+        <w:r>
+          <w:rPr>
+            <w:lang w:val="zh_TW" w:bidi="zh_TW"/>
+          </w:rPr>
+          <w:rPr>
+            <w:color w:val="0000EE"/>
+            <w:u w:val="single"/>
+          </w:rPr>
+          <w:t>13:11–13</w:t>
+        </w:r>
+      </w:hyperlink>
+      <w:r>
+        <w:rPr>
+          <w:lang w:val="zh_TW" w:bidi="zh_TW"/>
+        </w:rPr>
+        <w:t>）和門徒的事工（</w:t>
+      </w:r>
+      <w:hyperlink r:id="rId63">
+        <w:r>
+          <w:rPr>
+            <w:lang w:val="zh_TW" w:bidi="zh_TW"/>
+          </w:rPr>
+          <w:rPr>
+            <w:color w:val="0000EE"/>
+            <w:u w:val="single"/>
+          </w:rPr>
+          <w:t>可16:18</w:t>
+        </w:r>
+      </w:hyperlink>
+      <w:r>
+        <w:rPr>
+          <w:lang w:val="zh_TW" w:bidi="zh_TW"/>
+        </w:rPr>
+        <w:t>；</w:t>
+      </w:r>
+      <w:hyperlink r:id="rId64">
+        <w:r>
+          <w:rPr>
+            <w:lang w:val="zh_TW" w:bidi="zh_TW"/>
+          </w:rPr>
+          <w:rPr>
+            <w:color w:val="0000EE"/>
+            <w:u w:val="single"/>
+          </w:rPr>
+          <w:t>徒9:12、17</w:t>
+        </w:r>
+      </w:hyperlink>
+      <w:r>
+        <w:rPr>
+          <w:lang w:val="zh_TW" w:bidi="zh_TW"/>
+        </w:rPr>
+        <w:t>，</w:t>
+      </w:r>
+      <w:hyperlink r:id="rId65">
+        <w:r>
+          <w:rPr>
+            <w:lang w:val="zh_TW" w:bidi="zh_TW"/>
+          </w:rPr>
+          <w:rPr>
+            <w:color w:val="0000EE"/>
+            <w:u w:val="single"/>
+          </w:rPr>
+          <w:t>28:8</w:t>
+        </w:r>
+      </w:hyperlink>
+      <w:r>
+        <w:rPr>
+          <w:lang w:val="zh_TW" w:bidi="zh_TW"/>
+        </w:rPr>
+        <w:t>），表達了醫治者對被醫治者的同情和緊密關係，被醫治者不單得到從神而來的醫治，更加強了他的信心。</w:t>
+      </w:r>
+    </w:p>
+    <w:p>
+      <w:pPr/>
+      <w:r>
+        <w:rPr>
+          <w:lang w:val="zh_TW" w:bidi="zh_TW"/>
+        </w:rPr>
+      </w:r>
+      <w:r>
+        <w:rPr>
+          <w:i/>
+          <w:lang w:val="zh_TW" w:bidi="zh_TW"/>
+        </w:rPr>
+        <w:t>另見</w:t>
+      </w:r>
+      <w:r>
+        <w:rPr>
+          <w:lang w:val="zh_TW" w:bidi="zh_TW"/>
+        </w:rPr>
+        <w:t xml:space="preserve"> </w:t>
+      </w:r>
+      <w:r>
+        <w:rPr>
+          <w:lang w:val="zh_TW" w:bidi="zh_TW"/>
+        </w:rPr>
+        <w:t>右手</w:t>
+      </w:r>
+      <w:r>
+        <w:rPr>
+          <w:lang w:val="zh_TW" w:bidi="zh_TW"/>
+        </w:rPr>
+        <w:t>。</w:t>
+      </w:r>
+      <w:r>
+        <w:rPr>
+          <w:lang w:val="zh_TW" w:bidi="zh_TW"/>
+        </w:rPr>
+      </w:r>
+      <w:r>
+        <w:rPr>
+          <w:lang w:val="zh_TW" w:bidi="zh_TW"/>
+        </w:rPr>
+      </w:r>
+    </w:p>
+    <w:p>
+      <w:pPr/>
+      <w:r>
+        <w:rPr>
+          <w:lang w:val="zh_TW" w:bidi="zh_TW"/>
+        </w:rPr>
+      </w:r>
+    </w:p>
+    <w:p>
+      <w:pPr>
+        <w:pStyle w:val="Heading2"/>
+      </w:pPr>
+      <w:r>
+        <w:rPr>
+          <w:lang w:val="zh_TW" w:bidi="zh_TW"/>
+        </w:rPr>
+        <w:t>手鼓</w:t>
+      </w:r>
+      <w:r>
+        <w:rPr>
+          <w:lang w:val="zh_TW" w:bidi="zh_TW"/>
+        </w:rPr>
+      </w:r>
+    </w:p>
+    <w:p>
+      <w:pPr/>
+      <w:r>
+        <w:rPr>
+          <w:lang w:val="zh_TW" w:bidi="zh_TW"/>
+        </w:rPr>
+      </w:r>
+      <w:r>
+        <w:rPr>
+          <w:lang w:val="zh_TW" w:bidi="zh_TW"/>
+        </w:rPr>
+        <w:t>有英文譯本在</w:t>
+      </w:r>
+      <w:hyperlink r:id="rId66">
+        <w:r>
+          <w:rPr>
+            <w:lang w:val="zh_TW" w:bidi="zh_TW"/>
+          </w:rPr>
+          <w:rPr>
+            <w:color w:val="0000EE"/>
+            <w:u w:val="single"/>
+          </w:rPr>
+          <w:t>創世記三十一章27節</w:t>
+        </w:r>
+      </w:hyperlink>
+      <w:r>
+        <w:rPr>
+          <w:lang w:val="zh_TW" w:bidi="zh_TW"/>
+        </w:rPr>
+        <w:t>和</w:t>
+      </w:r>
+      <w:hyperlink r:id="rId67">
+        <w:r>
+          <w:rPr>
+            <w:lang w:val="zh_TW" w:bidi="zh_TW"/>
+          </w:rPr>
+          <w:rPr>
+            <w:color w:val="0000EE"/>
+            <w:u w:val="single"/>
+          </w:rPr>
+          <w:t>撒母耳記上十章5節</w:t>
+        </w:r>
+      </w:hyperlink>
+      <w:r>
+        <w:rPr>
+          <w:lang w:val="zh_TW" w:bidi="zh_TW"/>
+        </w:rPr>
+        <w:t>將鈴鼓（tambourine）翻譯為手鼓（tabret），在</w:t>
+      </w:r>
+      <w:hyperlink r:id="rId68">
+        <w:r>
+          <w:rPr>
+            <w:lang w:val="zh_TW" w:bidi="zh_TW"/>
+          </w:rPr>
+          <w:rPr>
+            <w:color w:val="0000EE"/>
+            <w:u w:val="single"/>
+          </w:rPr>
+          <w:t>撒母耳記上十八章6六節</w:t>
+        </w:r>
+      </w:hyperlink>
+      <w:r>
+        <w:rPr>
+          <w:lang w:val="zh_TW" w:bidi="zh_TW"/>
+        </w:rPr>
+        <w:t>；</w:t>
+      </w:r>
+      <w:hyperlink r:id="rId69">
+        <w:r>
+          <w:rPr>
+            <w:lang w:val="zh_TW" w:bidi="zh_TW"/>
+          </w:rPr>
+          <w:rPr>
+            <w:color w:val="0000EE"/>
+            <w:u w:val="single"/>
+          </w:rPr>
+          <w:t>約伯記十七章6節</w:t>
+        </w:r>
+      </w:hyperlink>
+      <w:r>
+        <w:rPr>
+          <w:lang w:val="zh_TW" w:bidi="zh_TW"/>
+        </w:rPr>
+        <w:t>；</w:t>
+      </w:r>
+      <w:hyperlink r:id="rId70">
+        <w:r>
+          <w:rPr>
+            <w:lang w:val="zh_TW" w:bidi="zh_TW"/>
+          </w:rPr>
+          <w:rPr>
+            <w:color w:val="0000EE"/>
+            <w:u w:val="single"/>
+          </w:rPr>
+          <w:t>以賽亞書五章12節</w:t>
+        </w:r>
+      </w:hyperlink>
+      <w:r>
+        <w:rPr>
+          <w:lang w:val="zh_TW" w:bidi="zh_TW"/>
+        </w:rPr>
+        <w:t>，</w:t>
+      </w:r>
+      <w:hyperlink r:id="rId71">
+        <w:r>
+          <w:rPr>
+            <w:lang w:val="zh_TW" w:bidi="zh_TW"/>
+          </w:rPr>
+          <w:rPr>
+            <w:color w:val="0000EE"/>
+            <w:u w:val="single"/>
+          </w:rPr>
+          <w:t>二十四章8節</w:t>
+        </w:r>
+      </w:hyperlink>
+      <w:r>
+        <w:rPr>
+          <w:lang w:val="zh_TW" w:bidi="zh_TW"/>
+        </w:rPr>
+        <w:t>，</w:t>
+      </w:r>
+      <w:hyperlink r:id="rId72">
+        <w:r>
+          <w:rPr>
+            <w:lang w:val="zh_TW" w:bidi="zh_TW"/>
+          </w:rPr>
+          <w:rPr>
+            <w:color w:val="0000EE"/>
+            <w:u w:val="single"/>
+          </w:rPr>
+          <w:t>三十章32節</w:t>
+        </w:r>
+      </w:hyperlink>
+      <w:r>
+        <w:rPr>
+          <w:lang w:val="zh_TW" w:bidi="zh_TW"/>
+        </w:rPr>
+        <w:t>和</w:t>
+      </w:r>
+      <w:hyperlink r:id="rId73">
+        <w:r>
+          <w:rPr>
+            <w:lang w:val="zh_TW" w:bidi="zh_TW"/>
+          </w:rPr>
+          <w:rPr>
+            <w:color w:val="0000EE"/>
+            <w:u w:val="single"/>
+          </w:rPr>
+          <w:t>耶利米書三十一章4節</w:t>
+        </w:r>
+      </w:hyperlink>
+      <w:r>
+        <w:rPr>
+          <w:lang w:val="zh_TW" w:bidi="zh_TW"/>
+        </w:rPr>
+        <w:t>中則將小鼓（timbrel）譯作手鼓（tabret）。</w:t>
+      </w:r>
+      <w:r>
+        <w:rPr>
+          <w:i/>
+          <w:lang w:val="zh_TW" w:bidi="zh_TW"/>
+        </w:rPr>
+        <w:t xml:space="preserve">見 </w:t>
+      </w:r>
+      <w:r>
+        <w:rPr>
+          <w:lang w:val="zh_TW" w:bidi="zh_TW"/>
+        </w:rPr>
+        <w:t>樂器（手鼓）</w:t>
+      </w:r>
+      <w:r>
+        <w:rPr>
+          <w:lang w:val="zh_TW" w:bidi="zh_TW"/>
+        </w:rPr>
+        <w:t>。</w:t>
+      </w:r>
+      <w:r>
+        <w:rPr>
+          <w:lang w:val="zh_TW" w:bidi="zh_TW"/>
+        </w:rPr>
+      </w:r>
+      <w:r>
+        <w:rPr>
+          <w:lang w:val="zh_TW" w:bidi="zh_TW"/>
+        </w:rPr>
+      </w:r>
+    </w:p>
+    <w:p>
+      <w:pPr/>
+      <w:r>
+        <w:rPr>
+          <w:lang w:val="zh_TW" w:bidi="zh_TW"/>
+        </w:rPr>
+      </w:r>
+    </w:p>
+    <w:p>
+      <w:pPr>
+        <w:pStyle w:val="Heading2"/>
+      </w:pPr>
+      <w:r>
+        <w:rPr>
+          <w:lang w:val="zh_TW" w:bidi="zh_TW"/>
+        </w:rPr>
+        <w:t>守望台</w:t>
+      </w:r>
+      <w:r>
+        <w:rPr>
+          <w:lang w:val="zh_TW" w:bidi="zh_TW"/>
+        </w:rPr>
+      </w:r>
+    </w:p>
+    <w:p>
+      <w:pPr/>
+      <w:r>
+        <w:rPr>
+          <w:lang w:val="zh_TW" w:bidi="zh_TW"/>
+        </w:rPr>
+      </w:r>
+      <w:r>
+        <w:rPr>
+          <w:lang w:val="zh_TW" w:bidi="zh_TW"/>
+        </w:rPr>
+        <w:t>農民用高台來監視土地和動物。士兵也使用類似的塔樓或平台來監視他們的城市。巴勒斯坦的葡萄園中也建有瞭望樓。</w:t>
+      </w:r>
+    </w:p>
+    <w:p>
+      <w:pPr/>
+      <w:r>
+        <w:rPr>
+          <w:lang w:val="zh_TW" w:bidi="zh_TW"/>
+        </w:rPr>
+      </w:r>
+      <w:r>
+        <w:rPr>
+          <w:lang w:val="zh_TW" w:bidi="zh_TW"/>
+        </w:rPr>
+        <w:t>被指派到瞭望樓的守望者監督葡萄園，保護它們免受野生動物和小偷的侵害（</w:t>
+      </w:r>
+      <w:hyperlink r:id="rId74">
+        <w:r>
+          <w:rPr>
+            <w:lang w:val="zh_TW" w:bidi="zh_TW"/>
+          </w:rPr>
+          <w:rPr>
+            <w:color w:val="0000EE"/>
+            <w:u w:val="single"/>
+          </w:rPr>
+          <w:t>賽5:2</w:t>
+        </w:r>
+      </w:hyperlink>
+      <w:r>
+        <w:rPr>
+          <w:lang w:val="zh_TW" w:bidi="zh_TW"/>
+        </w:rPr>
+        <w:t>；</w:t>
+      </w:r>
+      <w:hyperlink r:id="rId75">
+        <w:r>
+          <w:rPr>
+            <w:lang w:val="zh_TW" w:bidi="zh_TW"/>
+          </w:rPr>
+          <w:rPr>
+            <w:color w:val="0000EE"/>
+            <w:u w:val="single"/>
+          </w:rPr>
+          <w:t>太21:33</w:t>
+        </w:r>
+      </w:hyperlink>
+      <w:r>
+        <w:rPr>
+          <w:lang w:val="zh_TW" w:bidi="zh_TW"/>
+        </w:rPr>
+        <w:t>；</w:t>
+      </w:r>
+      <w:hyperlink r:id="rId76">
+        <w:r>
+          <w:rPr>
+            <w:lang w:val="zh_TW" w:bidi="zh_TW"/>
+          </w:rPr>
+          <w:rPr>
+            <w:color w:val="0000EE"/>
+            <w:u w:val="single"/>
+          </w:rPr>
+          <w:t>可12:1</w:t>
+        </w:r>
+      </w:hyperlink>
+      <w:r>
+        <w:rPr>
+          <w:lang w:val="zh_TW" w:bidi="zh_TW"/>
+        </w:rPr>
+        <w:t>）。在巴勒斯坦，瞭望樓的建築仍然被使用。一些瞭望樓的建築也作為葡萄園工人的住所。</w:t>
+      </w:r>
+    </w:p>
+    <w:p>
+      <w:pPr/>
+      <w:r>
+        <w:rPr>
+          <w:lang w:val="zh_TW" w:bidi="zh_TW"/>
+        </w:rPr>
+      </w:r>
+      <w:r>
+        <w:rPr>
+          <w:lang w:val="zh_TW" w:bidi="zh_TW"/>
+        </w:rPr>
+        <w:t>一些瞭望樓，如在</w:t>
+      </w:r>
+      <w:hyperlink r:id="rId77">
+        <w:r>
+          <w:rPr>
+            <w:lang w:val="zh_TW" w:bidi="zh_TW"/>
+          </w:rPr>
+          <w:rPr>
+            <w:color w:val="0000EE"/>
+            <w:u w:val="single"/>
+          </w:rPr>
+          <w:t>創世記三十五章21節</w:t>
+        </w:r>
+      </w:hyperlink>
+      <w:r>
+        <w:rPr>
+          <w:lang w:val="zh_TW" w:bidi="zh_TW"/>
+        </w:rPr>
+        <w:t>中的以得臺，是在曠野地區建造的。它們為牧羊人提供了一個受保護的庇護所，以便觀察羊群。一些塔樓是加固了的前哨站，守望者用來保護城市，防止小偷侵擾貿易和交通（</w:t>
+      </w:r>
+      <w:hyperlink r:id="rId78">
+        <w:r>
+          <w:rPr>
+            <w:lang w:val="zh_TW" w:bidi="zh_TW"/>
+          </w:rPr>
+          <w:rPr>
+            <w:color w:val="0000EE"/>
+            <w:u w:val="single"/>
+          </w:rPr>
+          <w:t>王下18:8</w:t>
+        </w:r>
+      </w:hyperlink>
+      <w:r>
+        <w:rPr>
+          <w:lang w:val="zh_TW" w:bidi="zh_TW"/>
+        </w:rPr>
+        <w:t>；</w:t>
+      </w:r>
+      <w:hyperlink r:id="rId79">
+        <w:r>
+          <w:rPr>
+            <w:lang w:val="zh_TW" w:bidi="zh_TW"/>
+          </w:rPr>
+          <w:rPr>
+            <w:color w:val="0000EE"/>
+            <w:u w:val="single"/>
+          </w:rPr>
+          <w:t>代下20:24</w:t>
+        </w:r>
+      </w:hyperlink>
+      <w:r>
+        <w:rPr>
+          <w:lang w:val="zh_TW" w:bidi="zh_TW"/>
+        </w:rPr>
+        <w:t>；</w:t>
+      </w:r>
+      <w:hyperlink r:id="rId80">
+        <w:r>
+          <w:rPr>
+            <w:lang w:val="zh_TW" w:bidi="zh_TW"/>
+          </w:rPr>
+          <w:rPr>
+            <w:color w:val="0000EE"/>
+            <w:u w:val="single"/>
+          </w:rPr>
+          <w:t>賽32:14</w:t>
+        </w:r>
+      </w:hyperlink>
+      <w:r>
+        <w:rPr>
+          <w:lang w:val="zh_TW" w:bidi="zh_TW"/>
+        </w:rPr>
+        <w:t>）。</w:t>
+      </w:r>
+      <w:r>
+        <w:rPr>
+          <w:lang w:val="zh_TW" w:bidi="zh_TW"/>
+        </w:rPr>
+      </w:r>
+      <w:r>
+        <w:rPr>
+          <w:lang w:val="zh_TW" w:bidi="zh_TW"/>
+        </w:rPr>
+      </w:r>
+    </w:p>
+    <w:p>
+      <w:pPr/>
+      <w:r>
+        <w:rPr>
+          <w:lang w:val="zh_TW" w:bidi="zh_TW"/>
+        </w:rPr>
+      </w:r>
+    </w:p>
+    <w:p>
+      <w:pPr>
+        <w:pStyle w:val="Heading2"/>
+      </w:pPr>
+      <w:r>
+        <w:rPr>
+          <w:lang w:val="zh_TW" w:bidi="zh_TW"/>
+        </w:rPr>
+        <w:t>首飾，寶石</w:t>
+      </w:r>
+      <w:r>
+        <w:rPr>
+          <w:lang w:val="zh_TW" w:bidi="zh_TW"/>
+        </w:rPr>
+      </w:r>
+    </w:p>
+    <w:p>
+      <w:pPr/>
+      <w:r>
+        <w:rPr>
+          <w:lang w:val="zh_TW" w:bidi="zh_TW"/>
+        </w:rPr>
+      </w:r>
+      <w:r>
+        <w:rPr>
+          <w:lang w:val="zh_TW" w:bidi="zh_TW"/>
+        </w:rPr>
+        <w:t>裝飾性的配件。在聖經中，男女都會佩戴首飾（</w:t>
+      </w:r>
+      <w:hyperlink r:id="rId81">
+        <w:r>
+          <w:rPr>
+            <w:lang w:val="zh_TW" w:bidi="zh_TW"/>
+          </w:rPr>
+          <w:rPr>
+            <w:color w:val="0000EE"/>
+            <w:u w:val="single"/>
+          </w:rPr>
+          <w:t>出11:2</w:t>
+        </w:r>
+      </w:hyperlink>
+      <w:r>
+        <w:rPr>
+          <w:lang w:val="zh_TW" w:bidi="zh_TW"/>
+        </w:rPr>
+        <w:t>；</w:t>
+      </w:r>
+      <w:hyperlink r:id="rId82">
+        <w:r>
+          <w:rPr>
+            <w:lang w:val="zh_TW" w:bidi="zh_TW"/>
+          </w:rPr>
+          <w:rPr>
+            <w:color w:val="0000EE"/>
+            <w:u w:val="single"/>
+          </w:rPr>
+          <w:t>賽3:18</w:t>
+        </w:r>
+      </w:hyperlink>
+      <w:r>
+        <w:rPr>
+          <w:lang w:val="zh_TW" w:bidi="zh_TW"/>
+        </w:rPr>
+        <w:t>–</w:t>
+      </w:r>
+      <w:hyperlink r:id="rId82">
+        <w:r>
+          <w:rPr>
+            <w:lang w:val="zh_TW" w:bidi="zh_TW"/>
+          </w:rPr>
+          <w:rPr>
+            <w:color w:val="0000EE"/>
+            <w:u w:val="single"/>
+          </w:rPr>
+          <w:t>21</w:t>
+        </w:r>
+      </w:hyperlink>
+      <w:r>
+        <w:rPr>
+          <w:lang w:val="zh_TW" w:bidi="zh_TW"/>
+        </w:rPr>
+        <w:t>）。人們也會將首飾作為禮物贈送（</w:t>
+      </w:r>
+      <w:hyperlink r:id="rId83">
+        <w:r>
+          <w:rPr>
+            <w:lang w:val="zh_TW" w:bidi="zh_TW"/>
+          </w:rPr>
+          <w:rPr>
+            <w:color w:val="0000EE"/>
+            <w:u w:val="single"/>
+          </w:rPr>
+          <w:t>創24:22</w:t>
+        </w:r>
+      </w:hyperlink>
+      <w:r>
+        <w:rPr>
+          <w:lang w:val="zh_TW" w:bidi="zh_TW"/>
+        </w:rPr>
+        <w:t>、</w:t>
+      </w:r>
+      <w:hyperlink r:id="rId83">
+        <w:r>
+          <w:rPr>
+            <w:lang w:val="zh_TW" w:bidi="zh_TW"/>
+          </w:rPr>
+          <w:rPr>
+            <w:color w:val="0000EE"/>
+            <w:u w:val="single"/>
+          </w:rPr>
+          <w:t>53</w:t>
+        </w:r>
+      </w:hyperlink>
+      <w:r>
+        <w:rPr>
+          <w:lang w:val="zh_TW" w:bidi="zh_TW"/>
+        </w:rPr>
+        <w:t>）。在戰爭中，人們常掠奪首飾（</w:t>
+      </w:r>
+      <w:hyperlink r:id="rId84">
+        <w:r>
+          <w:rPr>
+            <w:lang w:val="zh_TW" w:bidi="zh_TW"/>
+          </w:rPr>
+          <w:rPr>
+            <w:color w:val="0000EE"/>
+            <w:u w:val="single"/>
+          </w:rPr>
+          <w:t>代下20:25</w:t>
+        </w:r>
+      </w:hyperlink>
+      <w:r>
+        <w:rPr>
+          <w:lang w:val="zh_TW" w:bidi="zh_TW"/>
+        </w:rPr>
+        <w:t>）。在貨幣尚未出現之前，金製首飾是財富的象徵（</w:t>
+      </w:r>
+      <w:hyperlink r:id="rId85">
+        <w:r>
+          <w:rPr>
+            <w:lang w:val="zh_TW" w:bidi="zh_TW"/>
+          </w:rPr>
+          <w:rPr>
+            <w:color w:val="0000EE"/>
+            <w:u w:val="single"/>
+          </w:rPr>
+          <w:t>代下21:3</w:t>
+        </w:r>
+      </w:hyperlink>
+      <w:r>
+        <w:rPr>
+          <w:lang w:val="zh_TW" w:bidi="zh_TW"/>
+        </w:rPr>
+        <w:t>）。</w:t>
+      </w:r>
+    </w:p>
+    <w:p>
+      <w:pPr>
+        <w:pStyle w:val="Heading3"/>
+      </w:pPr>
+      <w:r>
+        <w:rPr>
+          <w:lang w:val="zh_TW" w:bidi="zh_TW"/>
+        </w:rPr>
+        <w:t>舊約聖經中的首飾類型</w:t>
+      </w:r>
+    </w:p>
+    <w:p>
+      <w:pPr/>
+      <w:r>
+        <w:rPr>
+          <w:lang w:val="zh_TW" w:bidi="zh_TW"/>
+        </w:rPr>
+      </w:r>
+      <w:r>
+        <w:rPr>
+          <w:lang w:val="zh_TW" w:bidi="zh_TW"/>
+        </w:rPr>
+        <w:t>舊約聖經提到多種不同的首飾，包括：</w:t>
       </w:r>
     </w:p>
     <w:p>
@@ -485,43 +1960,79 @@
         <w:rPr>
           <w:lang w:val="zh_TW" w:bidi="zh_TW"/>
         </w:rPr>
-        <w:t>信徒應該順服主（</w:t>
-      </w:r>
-      <w:hyperlink r:id="rId23">
-        <w:r>
-          <w:rPr>
-            <w:lang w:val="zh_TW" w:bidi="zh_TW"/>
-          </w:rPr>
-          <w:rPr>
-            <w:color w:val="0000EE"/>
-            <w:u w:val="single"/>
-          </w:rPr>
-          <w:t>約14:21–24</w:t>
-        </w:r>
-      </w:hyperlink>
-      <w:r>
-        <w:rPr>
-          <w:lang w:val="zh_TW" w:bidi="zh_TW"/>
-        </w:rPr>
-        <w:t>，</w:t>
-      </w:r>
-      <w:hyperlink r:id="rId24">
-        <w:r>
-          <w:rPr>
-            <w:lang w:val="zh_TW" w:bidi="zh_TW"/>
-          </w:rPr>
-          <w:rPr>
-            <w:color w:val="0000EE"/>
-            <w:u w:val="single"/>
-          </w:rPr>
-          <w:t>15:10</w:t>
-        </w:r>
-      </w:hyperlink>
-      <w:r>
-        <w:rPr>
-          <w:lang w:val="zh_TW" w:bidi="zh_TW"/>
-        </w:rPr>
-        <w:t>）。</w:t>
+        <w:t>手臂鐲子（</w:t>
+      </w:r>
+      <w:hyperlink r:id="rId86">
+        <w:r>
+          <w:rPr>
+            <w:lang w:val="zh_TW" w:bidi="zh_TW"/>
+          </w:rPr>
+          <w:rPr>
+            <w:color w:val="0000EE"/>
+            <w:u w:val="single"/>
+          </w:rPr>
+          <w:t>創24:22</w:t>
+        </w:r>
+      </w:hyperlink>
+      <w:r>
+        <w:rPr>
+          <w:lang w:val="zh_TW" w:bidi="zh_TW"/>
+        </w:rPr>
+        <w:t>、</w:t>
+      </w:r>
+      <w:hyperlink r:id="rId86">
+        <w:r>
+          <w:rPr>
+            <w:lang w:val="zh_TW" w:bidi="zh_TW"/>
+          </w:rPr>
+          <w:rPr>
+            <w:color w:val="0000EE"/>
+            <w:u w:val="single"/>
+          </w:rPr>
+          <w:t>30</w:t>
+        </w:r>
+      </w:hyperlink>
+      <w:r>
+        <w:rPr>
+          <w:lang w:val="zh_TW" w:bidi="zh_TW"/>
+        </w:rPr>
+        <w:t>、</w:t>
+      </w:r>
+      <w:hyperlink r:id="rId86">
+        <w:r>
+          <w:rPr>
+            <w:lang w:val="zh_TW" w:bidi="zh_TW"/>
+          </w:rPr>
+          <w:rPr>
+            <w:color w:val="0000EE"/>
+            <w:u w:val="single"/>
+          </w:rPr>
+          <w:t>47</w:t>
+        </w:r>
+      </w:hyperlink>
+      <w:r>
+        <w:rPr>
+          <w:lang w:val="zh_TW" w:bidi="zh_TW"/>
+        </w:rPr>
+        <w:t>；</w:t>
+      </w:r>
+      <w:hyperlink r:id="rId87">
+        <w:r>
+          <w:rPr>
+            <w:lang w:val="zh_TW" w:bidi="zh_TW"/>
+          </w:rPr>
+          <w:rPr>
+            <w:color w:val="0000EE"/>
+            <w:u w:val="single"/>
+          </w:rPr>
+          <w:t>結16:11</w:t>
+        </w:r>
+      </w:hyperlink>
+      <w:r>
+        <w:rPr>
+          <w:lang w:val="zh_TW" w:bidi="zh_TW"/>
+        </w:rPr>
+        <w:t>）</w:t>
       </w:r>
     </w:p>
     <w:p>
@@ -539,79 +2050,25 @@
         <w:rPr>
           <w:lang w:val="zh_TW" w:bidi="zh_TW"/>
         </w:rPr>
-        <w:t>妻子應該順服丈夫（</w:t>
-      </w:r>
-      <w:hyperlink r:id="rId25">
-        <w:r>
-          <w:rPr>
-            <w:lang w:val="zh_TW" w:bidi="zh_TW"/>
-          </w:rPr>
-          <w:rPr>
-            <w:color w:val="0000EE"/>
-            <w:u w:val="single"/>
-          </w:rPr>
-          <w:t>弗5:22–24</w:t>
-        </w:r>
-      </w:hyperlink>
-      <w:r>
-        <w:rPr>
-          <w:lang w:val="zh_TW" w:bidi="zh_TW"/>
-        </w:rPr>
-        <w:t>；</w:t>
-      </w:r>
-      <w:hyperlink r:id="rId26">
-        <w:r>
-          <w:rPr>
-            <w:lang w:val="zh_TW" w:bidi="zh_TW"/>
-          </w:rPr>
-          <w:rPr>
-            <w:color w:val="0000EE"/>
-            <w:u w:val="single"/>
-          </w:rPr>
-          <w:t>西3:18</w:t>
-        </w:r>
-      </w:hyperlink>
-      <w:r>
-        <w:rPr>
-          <w:lang w:val="zh_TW" w:bidi="zh_TW"/>
-        </w:rPr>
-        <w:t>；</w:t>
-      </w:r>
-      <w:hyperlink r:id="rId27">
-        <w:r>
-          <w:rPr>
-            <w:lang w:val="zh_TW" w:bidi="zh_TW"/>
-          </w:rPr>
-          <w:rPr>
-            <w:color w:val="0000EE"/>
-            <w:u w:val="single"/>
-          </w:rPr>
-          <w:t>多2:5</w:t>
-        </w:r>
-      </w:hyperlink>
-      <w:r>
-        <w:rPr>
-          <w:lang w:val="zh_TW" w:bidi="zh_TW"/>
-        </w:rPr>
-        <w:t>；</w:t>
-      </w:r>
-      <w:hyperlink r:id="rId28">
-        <w:r>
-          <w:rPr>
-            <w:lang w:val="zh_TW" w:bidi="zh_TW"/>
-          </w:rPr>
-          <w:rPr>
-            <w:color w:val="0000EE"/>
-            <w:u w:val="single"/>
-          </w:rPr>
-          <w:t>彼前3:1、5</w:t>
-        </w:r>
-      </w:hyperlink>
-      <w:r>
-        <w:rPr>
-          <w:lang w:val="zh_TW" w:bidi="zh_TW"/>
-        </w:rPr>
-        <w:t>）。</w:t>
+        <w:t>足鍊（</w:t>
+      </w:r>
+      <w:hyperlink r:id="rId88">
+        <w:r>
+          <w:rPr>
+            <w:lang w:val="zh_TW" w:bidi="zh_TW"/>
+          </w:rPr>
+          <w:rPr>
+            <w:color w:val="0000EE"/>
+            <w:u w:val="single"/>
+          </w:rPr>
+          <w:t>賽3:18–20</w:t>
+        </w:r>
+      </w:hyperlink>
+      <w:r>
+        <w:rPr>
+          <w:lang w:val="zh_TW" w:bidi="zh_TW"/>
+        </w:rPr>
+        <w:t>）</w:t>
       </w:r>
     </w:p>
     <w:p>
@@ -629,43 +2086,25 @@
         <w:rPr>
           <w:lang w:val="zh_TW" w:bidi="zh_TW"/>
         </w:rPr>
-        <w:t>兒女要聽從父母（</w:t>
-      </w:r>
-      <w:hyperlink r:id="rId29">
-        <w:r>
-          <w:rPr>
-            <w:lang w:val="zh_TW" w:bidi="zh_TW"/>
-          </w:rPr>
-          <w:rPr>
-            <w:color w:val="0000EE"/>
-            <w:u w:val="single"/>
-          </w:rPr>
-          <w:t>弗6:1</w:t>
-        </w:r>
-      </w:hyperlink>
-      <w:r>
-        <w:rPr>
-          <w:lang w:val="zh_TW" w:bidi="zh_TW"/>
-        </w:rPr>
-        <w:t>；</w:t>
-      </w:r>
-      <w:hyperlink r:id="rId30">
-        <w:r>
-          <w:rPr>
-            <w:lang w:val="zh_TW" w:bidi="zh_TW"/>
-          </w:rPr>
-          <w:rPr>
-            <w:color w:val="0000EE"/>
-            <w:u w:val="single"/>
-          </w:rPr>
-          <w:t>西3:20</w:t>
-        </w:r>
-      </w:hyperlink>
-      <w:r>
-        <w:rPr>
-          <w:lang w:val="zh_TW" w:bidi="zh_TW"/>
-        </w:rPr>
-        <w:t>）。</w:t>
+        <w:t>項鍊（</w:t>
+      </w:r>
+      <w:hyperlink r:id="rId89">
+        <w:r>
+          <w:rPr>
+            <w:lang w:val="zh_TW" w:bidi="zh_TW"/>
+          </w:rPr>
+          <w:rPr>
+            <w:color w:val="0000EE"/>
+            <w:u w:val="single"/>
+          </w:rPr>
+          <w:t>創41:42</w:t>
+        </w:r>
+      </w:hyperlink>
+      <w:r>
+        <w:rPr>
+          <w:lang w:val="zh_TW" w:bidi="zh_TW"/>
+        </w:rPr>
+        <w:t>）</w:t>
       </w:r>
     </w:p>
     <w:p>
@@ -683,61 +2122,25 @@
         <w:rPr>
           <w:lang w:val="zh_TW" w:bidi="zh_TW"/>
         </w:rPr>
-        <w:t>公民應該順服政府官員（</w:t>
-      </w:r>
-      <w:hyperlink r:id="rId31">
-        <w:r>
-          <w:rPr>
-            <w:lang w:val="zh_TW" w:bidi="zh_TW"/>
-          </w:rPr>
-          <w:rPr>
-            <w:color w:val="0000EE"/>
-            <w:u w:val="single"/>
-          </w:rPr>
-          <w:t>羅13:1–7</w:t>
-        </w:r>
-      </w:hyperlink>
-      <w:r>
-        <w:rPr>
-          <w:lang w:val="zh_TW" w:bidi="zh_TW"/>
-        </w:rPr>
-        <w:t>；</w:t>
-      </w:r>
-      <w:hyperlink r:id="rId32">
-        <w:r>
-          <w:rPr>
-            <w:lang w:val="zh_TW" w:bidi="zh_TW"/>
-          </w:rPr>
-          <w:rPr>
-            <w:color w:val="0000EE"/>
-            <w:u w:val="single"/>
-          </w:rPr>
-          <w:t>多3:1</w:t>
-        </w:r>
-      </w:hyperlink>
-      <w:r>
-        <w:rPr>
-          <w:lang w:val="zh_TW" w:bidi="zh_TW"/>
-        </w:rPr>
-        <w:t>；</w:t>
-      </w:r>
-      <w:hyperlink r:id="rId33">
-        <w:r>
-          <w:rPr>
-            <w:lang w:val="zh_TW" w:bidi="zh_TW"/>
-          </w:rPr>
-          <w:rPr>
-            <w:color w:val="0000EE"/>
-            <w:u w:val="single"/>
-          </w:rPr>
-          <w:t>彼前2:13–14</w:t>
-        </w:r>
-      </w:hyperlink>
-      <w:r>
-        <w:rPr>
-          <w:lang w:val="zh_TW" w:bidi="zh_TW"/>
-        </w:rPr>
-        <w:t>）。</w:t>
+        <w:t>冠冕（</w:t>
+      </w:r>
+      <w:hyperlink r:id="rId90">
+        <w:r>
+          <w:rPr>
+            <w:lang w:val="zh_TW" w:bidi="zh_TW"/>
+          </w:rPr>
+          <w:rPr>
+            <w:color w:val="0000EE"/>
+            <w:u w:val="single"/>
+          </w:rPr>
+          <w:t>亞9:16</w:t>
+        </w:r>
+      </w:hyperlink>
+      <w:r>
+        <w:rPr>
+          <w:lang w:val="zh_TW" w:bidi="zh_TW"/>
+        </w:rPr>
+        <w:t>）</w:t>
       </w:r>
     </w:p>
     <w:p>
@@ -755,18 +2158,90 @@
         <w:rPr>
           <w:lang w:val="zh_TW" w:bidi="zh_TW"/>
         </w:rPr>
-        <w:t>僕人應該順服主人（</w:t>
-      </w:r>
-      <w:hyperlink r:id="rId34">
-        <w:r>
-          <w:rPr>
-            <w:lang w:val="zh_TW" w:bidi="zh_TW"/>
-          </w:rPr>
-          <w:rPr>
-            <w:color w:val="0000EE"/>
-            <w:u w:val="single"/>
-          </w:rPr>
-          <w:t>弗6:5</w:t>
+        <w:t>耳環（</w:t>
+      </w:r>
+      <w:hyperlink r:id="rId91">
+        <w:r>
+          <w:rPr>
+            <w:lang w:val="zh_TW" w:bidi="zh_TW"/>
+          </w:rPr>
+          <w:rPr>
+            <w:color w:val="0000EE"/>
+            <w:u w:val="single"/>
+          </w:rPr>
+          <w:t>創24:22</w:t>
+        </w:r>
+      </w:hyperlink>
+      <w:r>
+        <w:rPr>
+          <w:lang w:val="zh_TW" w:bidi="zh_TW"/>
+        </w:rPr>
+        <w:t>）</w:t>
+      </w:r>
+    </w:p>
+    <w:p>
+      <w:pPr>
+        <w:pStyle w:val="ListBullet"/>
+        <w:spacing w:line="240" w:lineRule="auto"/>
+        <w:ind w:left="720"/>
+      </w:pPr>
+      <w:r>
+        <w:rPr>
+          <w:lang w:val="zh_TW" w:bidi="zh_TW"/>
+        </w:rPr>
+      </w:r>
+      <w:r>
+        <w:rPr>
+          <w:lang w:val="zh_TW" w:bidi="zh_TW"/>
+        </w:rPr>
+        <w:t>鼻環（</w:t>
+      </w:r>
+      <w:hyperlink r:id="rId92">
+        <w:r>
+          <w:rPr>
+            <w:lang w:val="zh_TW" w:bidi="zh_TW"/>
+          </w:rPr>
+          <w:rPr>
+            <w:color w:val="0000EE"/>
+            <w:u w:val="single"/>
+          </w:rPr>
+          <w:t>賽3:21</w:t>
+        </w:r>
+      </w:hyperlink>
+      <w:r>
+        <w:rPr>
+          <w:lang w:val="zh_TW" w:bidi="zh_TW"/>
+        </w:rPr>
+        <w:t>）</w:t>
+      </w:r>
+    </w:p>
+    <w:p>
+      <w:pPr>
+        <w:pStyle w:val="ListBullet"/>
+        <w:spacing w:line="240" w:lineRule="auto"/>
+        <w:ind w:left="720"/>
+      </w:pPr>
+      <w:r>
+        <w:rPr>
+          <w:lang w:val="zh_TW" w:bidi="zh_TW"/>
+        </w:rPr>
+      </w:r>
+      <w:r>
+        <w:rPr>
+          <w:lang w:val="zh_TW" w:bidi="zh_TW"/>
+        </w:rPr>
+        <w:t>戒指（</w:t>
+      </w:r>
+      <w:hyperlink r:id="rId89">
+        <w:r>
+          <w:rPr>
+            <w:lang w:val="zh_TW" w:bidi="zh_TW"/>
+          </w:rPr>
+          <w:rPr>
+            <w:color w:val="0000EE"/>
+            <w:u w:val="single"/>
+          </w:rPr>
+          <w:t>創41:42</w:t>
         </w:r>
       </w:hyperlink>
       <w:r>
@@ -775,59 +2250,23 @@
         </w:rPr>
         <w:t>；</w:t>
       </w:r>
-      <w:hyperlink r:id="rId35">
-        <w:r>
-          <w:rPr>
-            <w:lang w:val="zh_TW" w:bidi="zh_TW"/>
-          </w:rPr>
-          <w:rPr>
-            <w:color w:val="0000EE"/>
-            <w:u w:val="single"/>
-          </w:rPr>
-          <w:t>西3:22</w:t>
-        </w:r>
-      </w:hyperlink>
-      <w:r>
-        <w:rPr>
-          <w:lang w:val="zh_TW" w:bidi="zh_TW"/>
-        </w:rPr>
-        <w:t>；</w:t>
-      </w:r>
-      <w:hyperlink r:id="rId36">
-        <w:r>
-          <w:rPr>
-            <w:lang w:val="zh_TW" w:bidi="zh_TW"/>
-          </w:rPr>
-          <w:rPr>
-            <w:color w:val="0000EE"/>
-            <w:u w:val="single"/>
-          </w:rPr>
-          <w:t>多2:9</w:t>
-        </w:r>
-      </w:hyperlink>
-      <w:r>
-        <w:rPr>
-          <w:lang w:val="zh_TW" w:bidi="zh_TW"/>
-        </w:rPr>
-        <w:t>；</w:t>
-      </w:r>
-      <w:hyperlink r:id="rId37">
-        <w:r>
-          <w:rPr>
-            <w:lang w:val="zh_TW" w:bidi="zh_TW"/>
-          </w:rPr>
-          <w:rPr>
-            <w:color w:val="0000EE"/>
-            <w:u w:val="single"/>
-          </w:rPr>
-          <w:t>彼前2:18</w:t>
-        </w:r>
-      </w:hyperlink>
-      <w:r>
-        <w:rPr>
-          <w:lang w:val="zh_TW" w:bidi="zh_TW"/>
-        </w:rPr>
-        <w:t>）。</w:t>
+      <w:hyperlink r:id="rId93">
+        <w:r>
+          <w:rPr>
+            <w:lang w:val="zh_TW" w:bidi="zh_TW"/>
+          </w:rPr>
+          <w:rPr>
+            <w:color w:val="0000EE"/>
+            <w:u w:val="single"/>
+          </w:rPr>
+          <w:t>斯3:10</w:t>
+        </w:r>
+      </w:hyperlink>
+      <w:r>
+        <w:rPr>
+          <w:lang w:val="zh_TW" w:bidi="zh_TW"/>
+        </w:rPr>
+        <w:t>）</w:t>
       </w:r>
     </w:p>
     <w:p>
@@ -841,43 +2280,7 @@
         <w:rPr>
           <w:lang w:val="zh_TW" w:bidi="zh_TW"/>
         </w:rPr>
-        <w:t>然而，儘管聖經非常強調順服，但這種順服從未成為在神面前稱義的基礎。保羅宣稱救恩是神的恩賜，會產生善行（</w:t>
-      </w:r>
-      <w:hyperlink r:id="rId38">
-        <w:r>
-          <w:rPr>
-            <w:lang w:val="zh_TW" w:bidi="zh_TW"/>
-          </w:rPr>
-          <w:rPr>
-            <w:color w:val="0000EE"/>
-            <w:u w:val="single"/>
-          </w:rPr>
-          <w:t>弗2:8–10</w:t>
-        </w:r>
-      </w:hyperlink>
-      <w:r>
-        <w:rPr>
-          <w:lang w:val="zh_TW" w:bidi="zh_TW"/>
-        </w:rPr>
-        <w:t>）。同樣，雅各也談到順服的行為是出於信心（</w:t>
-      </w:r>
-      <w:hyperlink r:id="rId39">
-        <w:r>
-          <w:rPr>
-            <w:lang w:val="zh_TW" w:bidi="zh_TW"/>
-          </w:rPr>
-          <w:rPr>
-            <w:color w:val="0000EE"/>
-            <w:u w:val="single"/>
-          </w:rPr>
-          <w:t>雅2:14–26</w:t>
-        </w:r>
-      </w:hyperlink>
-      <w:r>
-        <w:rPr>
-          <w:lang w:val="zh_TW" w:bidi="zh_TW"/>
-        </w:rPr>
-        <w:t>）。</w:t>
+        <w:t>這些首飾常用金或銀作為底座，用來鑲嵌寶石。人們把寶石磨成圓形並加以拋光，有時還會在其上雕刻（以鑿刻、蝕刻或刻寫的方式刻入材料）。許多在當時被視為寶貴的寶石，今天並不會被看作珍貴寶石，而是被歸類為半寶石（比珍貴寶石較不稀有、價值較低的石頭）。</w:t>
       </w:r>
     </w:p>
     <w:p>
@@ -891,18 +2294,273 @@
         <w:rPr>
           <w:lang w:val="zh_TW" w:bidi="zh_TW"/>
         </w:rPr>
-        <w:t>耶穌自己在被出賣的那夜，重複強調對祂的愛是以遵守祂的誡命來衡量的（</w:t>
-      </w:r>
-      <w:hyperlink r:id="rId19">
-        <w:r>
-          <w:rPr>
-            <w:lang w:val="zh_TW" w:bidi="zh_TW"/>
-          </w:rPr>
-          <w:rPr>
-            <w:color w:val="0000EE"/>
-            <w:u w:val="single"/>
-          </w:rPr>
-          <w:t>約14:15、21、23–24</w:t>
+        <w:t>人們把半寶石加在項鍊和其它首飾上。從吾珥墓葬中出土的古代王室頭飾，顯示出當時首飾匠的高超技藝。人們常用髮帶和髮針來裝飾頭髮，考古中也發現了不少這類器物。鑲有雕刻寶石的戒指極受歡迎，鼻環也是如此（見</w:t>
+      </w:r>
+      <w:hyperlink r:id="rId94">
+        <w:r>
+          <w:rPr>
+            <w:lang w:val="zh_TW" w:bidi="zh_TW"/>
+          </w:rPr>
+          <w:rPr>
+            <w:color w:val="0000EE"/>
+            <w:u w:val="single"/>
+          </w:rPr>
+          <w:t>創24:47</w:t>
+        </w:r>
+      </w:hyperlink>
+      <w:r>
+        <w:rPr>
+          <w:lang w:val="zh_TW" w:bidi="zh_TW"/>
+        </w:rPr>
+        <w:t>）。人們常佩戴精緻的金鍊。印戒和粗重的金鍊象徵官職與權柄（</w:t>
+      </w:r>
+      <w:hyperlink r:id="rId89">
+        <w:r>
+          <w:rPr>
+            <w:lang w:val="zh_TW" w:bidi="zh_TW"/>
+          </w:rPr>
+          <w:rPr>
+            <w:color w:val="0000EE"/>
+            <w:u w:val="single"/>
+          </w:rPr>
+          <w:t>創41:42</w:t>
+        </w:r>
+      </w:hyperlink>
+      <w:r>
+        <w:rPr>
+          <w:lang w:val="zh_TW" w:bidi="zh_TW"/>
+        </w:rPr>
+        <w:t>）。人們把手鐲和護符戴在手腕、上臂和頸項上。裝飾性的別針，類似現代的安全別針，常用來固定衣物。</w:t>
+      </w:r>
+    </w:p>
+    <w:p>
+      <w:pPr/>
+      <w:r>
+        <w:rPr>
+          <w:lang w:val="zh_TW" w:bidi="zh_TW"/>
+        </w:rPr>
+      </w:r>
+      <w:hyperlink r:id="rId95">
+        <w:r>
+          <w:rPr>
+            <w:lang w:val="zh_TW" w:bidi="zh_TW"/>
+          </w:rPr>
+          <w:rPr>
+            <w:color w:val="0000EE"/>
+            <w:u w:val="single"/>
+          </w:rPr>
+          <w:t>以賽亞書三章18至23節</w:t>
+        </w:r>
+      </w:hyperlink>
+      <w:r>
+        <w:rPr>
+          <w:lang w:val="zh_TW" w:bidi="zh_TW"/>
+        </w:rPr>
+        <w:t>詳細描述婦女所佩戴的首飾與所穿的衣著。先知警告說：「到那日，主必除掉她們華美的腳釧、髮網、月牙圈、耳環、手鐲、蒙臉的帕子、華冠、足鍊、華帶、香盒、符囊、戒指、鼻環、吉服、外套、雲肩、荷包、手鏡、細麻衣、裹頭巾、蒙身的帕子。」</w:t>
+      </w:r>
+    </w:p>
+    <w:p>
+      <w:pPr/>
+      <w:r>
+        <w:rPr>
+          <w:lang w:val="zh_TW" w:bidi="zh_TW"/>
+        </w:rPr>
+      </w:r>
+      <w:r>
+        <w:rPr>
+          <w:i/>
+          <w:lang w:val="zh_TW" w:bidi="zh_TW"/>
+        </w:rPr>
+        <w:t xml:space="preserve">見 </w:t>
+      </w:r>
+      <w:r>
+        <w:rPr>
+          <w:lang w:val="zh_TW" w:bidi="zh_TW"/>
+        </w:rPr>
+        <w:t>礦物和金屬；</w:t>
+      </w:r>
+      <w:r>
+        <w:rPr>
+          <w:lang w:val="zh_TW" w:bidi="zh_TW"/>
+        </w:rPr>
+        <w:t>珍貴的寶石</w:t>
+      </w:r>
+      <w:r>
+        <w:rPr>
+          <w:lang w:val="zh_TW" w:bidi="zh_TW"/>
+        </w:rPr>
+        <w:t>。</w:t>
+      </w:r>
+      <w:r>
+        <w:rPr>
+          <w:lang w:val="zh_TW" w:bidi="zh_TW"/>
+        </w:rPr>
+      </w:r>
+      <w:r>
+        <w:rPr>
+          <w:lang w:val="zh_TW" w:bidi="zh_TW"/>
+        </w:rPr>
+      </w:r>
+    </w:p>
+    <w:p>
+      <w:pPr/>
+      <w:r>
+        <w:rPr>
+          <w:lang w:val="zh_TW" w:bidi="zh_TW"/>
+        </w:rPr>
+      </w:r>
+    </w:p>
+    <w:p>
+      <w:pPr>
+        <w:pStyle w:val="Heading2"/>
+      </w:pPr>
+      <w:r>
+        <w:rPr>
+          <w:lang w:val="zh_TW" w:bidi="zh_TW"/>
+        </w:rPr>
+        <w:t>獸</w:t>
+      </w:r>
+      <w:r>
+        <w:rPr>
+          <w:lang w:val="zh_TW" w:bidi="zh_TW"/>
+        </w:rPr>
+      </w:r>
+    </w:p>
+    <w:p>
+      <w:pPr/>
+      <w:r>
+        <w:rPr>
+          <w:lang w:val="zh_TW" w:bidi="zh_TW"/>
+        </w:rPr>
+      </w:r>
+      <w:r>
+        <w:rPr>
+          <w:lang w:val="zh_TW" w:bidi="zh_TW"/>
+        </w:rPr>
+        <w:t>「獸」是舊約與新約中的動物，有時則作為比喻。在舊約中，「獸」一詞多義。由於有幾個希伯來文的詞彙都可譯為「活物」和「獸」，因此在翻譯時有時被統一譯作「獸」。因此，在舊約中，「獸」可以指：</w:t>
+      </w:r>
+    </w:p>
+    <w:p>
+      <w:pPr>
+        <w:pStyle w:val="ListNumber"/>
+        <w:numPr>
+          <w:ilvl w:val="0"/>
+          <w:numId w:val="14"/>
+        </w:numPr>
+        <w:spacing w:line="240" w:lineRule="auto"/>
+        <w:ind w:left="720"/>
+      </w:pPr>
+      <w:r>
+        <w:rPr>
+          <w:lang w:val="zh_TW" w:bidi="zh_TW"/>
+        </w:rPr>
+      </w:r>
+      <w:r>
+        <w:rPr>
+          <w:lang w:val="zh_TW" w:bidi="zh_TW"/>
+        </w:rPr>
+        <w:t>一般的動物（例：</w:t>
+      </w:r>
+      <w:hyperlink r:id="rId96">
+        <w:r>
+          <w:rPr>
+            <w:lang w:val="zh_TW" w:bidi="zh_TW"/>
+          </w:rPr>
+          <w:rPr>
+            <w:color w:val="0000EE"/>
+            <w:u w:val="single"/>
+          </w:rPr>
+          <w:t>創1:24</w:t>
+        </w:r>
+      </w:hyperlink>
+      <w:r>
+        <w:rPr>
+          <w:lang w:val="zh_TW" w:bidi="zh_TW"/>
+        </w:rPr>
+        <w:t>；</w:t>
+      </w:r>
+      <w:hyperlink r:id="rId97">
+        <w:r>
+          <w:rPr>
+            <w:lang w:val="zh_TW" w:bidi="zh_TW"/>
+          </w:rPr>
+          <w:rPr>
+            <w:color w:val="0000EE"/>
+            <w:u w:val="single"/>
+          </w:rPr>
+          <w:t>詩36:6</w:t>
+        </w:r>
+      </w:hyperlink>
+      <w:r>
+        <w:rPr>
+          <w:lang w:val="zh_TW" w:bidi="zh_TW"/>
+        </w:rPr>
+        <w:t>），但不包括魚、鳥和昆蟲（例：</w:t>
+      </w:r>
+      <w:hyperlink r:id="rId98">
+        <w:r>
+          <w:rPr>
+            <w:lang w:val="zh_TW" w:bidi="zh_TW"/>
+          </w:rPr>
+          <w:rPr>
+            <w:color w:val="0000EE"/>
+            <w:u w:val="single"/>
+          </w:rPr>
+          <w:t>創6:7</w:t>
+        </w:r>
+      </w:hyperlink>
+      <w:r>
+        <w:rPr>
+          <w:lang w:val="zh_TW" w:bidi="zh_TW"/>
+        </w:rPr>
+        <w:t>；</w:t>
+      </w:r>
+      <w:hyperlink r:id="rId99">
+        <w:r>
+          <w:rPr>
+            <w:lang w:val="zh_TW" w:bidi="zh_TW"/>
+          </w:rPr>
+          <w:rPr>
+            <w:color w:val="0000EE"/>
+            <w:u w:val="single"/>
+          </w:rPr>
+          <w:t>利11:2</w:t>
+        </w:r>
+      </w:hyperlink>
+      <w:r>
+        <w:rPr>
+          <w:lang w:val="zh_TW" w:bidi="zh_TW"/>
+        </w:rPr>
+        <w:t>；</w:t>
+      </w:r>
+      <w:hyperlink r:id="rId100">
+        <w:r>
+          <w:rPr>
+            <w:lang w:val="zh_TW" w:bidi="zh_TW"/>
+          </w:rPr>
+          <w:rPr>
+            <w:color w:val="0000EE"/>
+            <w:u w:val="single"/>
+          </w:rPr>
+          <w:t>申4:17</w:t>
+        </w:r>
+      </w:hyperlink>
+      <w:r>
+        <w:rPr>
+          <w:lang w:val="zh_TW" w:bidi="zh_TW"/>
+        </w:rPr>
+        <w:t>；</w:t>
+      </w:r>
+      <w:hyperlink r:id="rId101">
+        <w:r>
+          <w:rPr>
+            <w:lang w:val="zh_TW" w:bidi="zh_TW"/>
+          </w:rPr>
+          <w:rPr>
+            <w:color w:val="0000EE"/>
+            <w:u w:val="single"/>
+          </w:rPr>
+          <w:t>伯12:7</w:t>
         </w:r>
       </w:hyperlink>
       <w:r>
@@ -911,142 +2569,34 @@
         </w:rPr>
         <w:t>，</w:t>
       </w:r>
-      <w:hyperlink r:id="rId24">
-        <w:r>
-          <w:rPr>
-            <w:lang w:val="zh_TW" w:bidi="zh_TW"/>
-          </w:rPr>
-          <w:rPr>
-            <w:color w:val="0000EE"/>
-            <w:u w:val="single"/>
-          </w:rPr>
-          <w:t>15:10</w:t>
-        </w:r>
-      </w:hyperlink>
-      <w:r>
-        <w:rPr>
-          <w:lang w:val="zh_TW" w:bidi="zh_TW"/>
-        </w:rPr>
-        <w:t>）。祂也強調，祂對神父的愛是通過遵守父神的命令來表現的（</w:t>
-      </w:r>
-      <w:hyperlink r:id="rId40">
-        <w:r>
-          <w:rPr>
-            <w:lang w:val="zh_TW" w:bidi="zh_TW"/>
-          </w:rPr>
-          <w:rPr>
-            <w:color w:val="0000EE"/>
-            <w:u w:val="single"/>
-          </w:rPr>
-          <w:t>14:31</w:t>
-        </w:r>
-      </w:hyperlink>
-      <w:r>
-        <w:rPr>
-          <w:lang w:val="zh_TW" w:bidi="zh_TW"/>
-        </w:rPr>
-        <w:t>）。聖經提到許多人的順服是出於他們對神的信心和愛（</w:t>
-      </w:r>
-      <w:hyperlink r:id="rId41">
-        <w:r>
-          <w:rPr>
-            <w:lang w:val="zh_TW" w:bidi="zh_TW"/>
-          </w:rPr>
-          <w:rPr>
-            <w:color w:val="0000EE"/>
-            <w:u w:val="single"/>
-          </w:rPr>
-          <w:t>來11章</w:t>
-        </w:r>
-      </w:hyperlink>
-      <w:r>
-        <w:rPr>
-          <w:lang w:val="zh_TW" w:bidi="zh_TW"/>
-        </w:rPr>
-        <w:t>）。例如，亞伯相信神並獻上更美的祭物（</w:t>
-      </w:r>
-      <w:hyperlink r:id="rId42">
-        <w:r>
-          <w:rPr>
-            <w:lang w:val="zh_TW" w:bidi="zh_TW"/>
-          </w:rPr>
-          <w:rPr>
-            <w:color w:val="0000EE"/>
-            <w:u w:val="single"/>
-          </w:rPr>
-          <w:t>4</w:t>
-        </w:r>
-      </w:hyperlink>
-      <w:r>
-        <w:rPr>
-          <w:lang w:val="zh_TW" w:bidi="zh_TW"/>
-        </w:rPr>
-        <w:t>節）。挪亞相信神的話而建造了一艘大船（或方舟；見</w:t>
-      </w:r>
-      <w:hyperlink r:id="rId43">
-        <w:r>
-          <w:rPr>
-            <w:lang w:val="zh_TW" w:bidi="zh_TW"/>
-          </w:rPr>
-          <w:rPr>
-            <w:color w:val="0000EE"/>
-            <w:u w:val="single"/>
-          </w:rPr>
-          <w:t>7</w:t>
-        </w:r>
-      </w:hyperlink>
-      <w:r>
-        <w:rPr>
-          <w:lang w:val="zh_TW" w:bidi="zh_TW"/>
-        </w:rPr>
-        <w:t>節）。亞伯拉罕憑著信心在神的指示下離開吾珥的家，那時他並不知道自己的目的地（</w:t>
-      </w:r>
-      <w:hyperlink r:id="rId22">
-        <w:r>
-          <w:rPr>
-            <w:lang w:val="zh_TW" w:bidi="zh_TW"/>
-          </w:rPr>
-          <w:rPr>
-            <w:color w:val="0000EE"/>
-            <w:u w:val="single"/>
-          </w:rPr>
-          <w:t>8</w:t>
-        </w:r>
-      </w:hyperlink>
-      <w:r>
-        <w:rPr>
-          <w:lang w:val="zh_TW" w:bidi="zh_TW"/>
-        </w:rPr>
-        <w:t>節）。摩西因信神而拒絕了被稱為法老兒子的特權，寧願選擇與神的百姓以色列人同在（</w:t>
-      </w:r>
-      <w:hyperlink r:id="rId44">
-        <w:r>
-          <w:rPr>
-            <w:lang w:val="zh_TW" w:bidi="zh_TW"/>
-          </w:rPr>
-          <w:rPr>
-            <w:color w:val="0000EE"/>
-            <w:u w:val="single"/>
-          </w:rPr>
-          <w:t>24–25</w:t>
-        </w:r>
-      </w:hyperlink>
-      <w:r>
-        <w:rPr>
-          <w:lang w:val="zh_TW" w:bidi="zh_TW"/>
-        </w:rPr>
-        <w:t>節）。信而順服神的最大例子是耶穌基督自己。祂虛己，取了奴僕的形象，謙卑自己，順服至死，甚至死在十字架上（</w:t>
-      </w:r>
-      <w:hyperlink r:id="rId45">
-        <w:r>
-          <w:rPr>
-            <w:lang w:val="zh_TW" w:bidi="zh_TW"/>
-          </w:rPr>
-          <w:rPr>
-            <w:color w:val="0000EE"/>
-            <w:u w:val="single"/>
-          </w:rPr>
-          <w:t>腓2:7–8</w:t>
+      <w:hyperlink r:id="rId102">
+        <w:r>
+          <w:rPr>
+            <w:lang w:val="zh_TW" w:bidi="zh_TW"/>
+          </w:rPr>
+          <w:rPr>
+            <w:color w:val="0000EE"/>
+            <w:u w:val="single"/>
+          </w:rPr>
+          <w:t>35:11</w:t>
+        </w:r>
+      </w:hyperlink>
+      <w:r>
+        <w:rPr>
+          <w:lang w:val="zh_TW" w:bidi="zh_TW"/>
+        </w:rPr>
+        <w:t>；</w:t>
+      </w:r>
+      <w:hyperlink r:id="rId103">
+        <w:r>
+          <w:rPr>
+            <w:lang w:val="zh_TW" w:bidi="zh_TW"/>
+          </w:rPr>
+          <w:rPr>
+            <w:color w:val="0000EE"/>
+            <w:u w:val="single"/>
+          </w:rPr>
+          <w:t>番1:3</w:t>
         </w:r>
       </w:hyperlink>
       <w:r>
@@ -1054,6 +2604,459 @@
           <w:lang w:val="zh_TW" w:bidi="zh_TW"/>
         </w:rPr>
         <w:t>）。</w:t>
+      </w:r>
+    </w:p>
+    <w:p>
+      <w:pPr>
+        <w:pStyle w:val="ListNumber"/>
+        <w:spacing w:line="240" w:lineRule="auto"/>
+        <w:ind w:left="720"/>
+      </w:pPr>
+      <w:r>
+        <w:rPr>
+          <w:lang w:val="zh_TW" w:bidi="zh_TW"/>
+        </w:rPr>
+      </w:r>
+      <w:r>
+        <w:rPr>
+          <w:lang w:val="zh_TW" w:bidi="zh_TW"/>
+        </w:rPr>
+        <w:t>家畜或被馴服的動物（例：</w:t>
+      </w:r>
+      <w:hyperlink r:id="rId104">
+        <w:r>
+          <w:rPr>
+            <w:lang w:val="zh_TW" w:bidi="zh_TW"/>
+          </w:rPr>
+          <w:rPr>
+            <w:color w:val="0000EE"/>
+            <w:u w:val="single"/>
+          </w:rPr>
+          <w:t>出19:13</w:t>
+        </w:r>
+      </w:hyperlink>
+      <w:r>
+        <w:rPr>
+          <w:lang w:val="zh_TW" w:bidi="zh_TW"/>
+        </w:rPr>
+        <w:t>，</w:t>
+      </w:r>
+      <w:hyperlink r:id="rId105">
+        <w:r>
+          <w:rPr>
+            <w:lang w:val="zh_TW" w:bidi="zh_TW"/>
+          </w:rPr>
+          <w:rPr>
+            <w:color w:val="0000EE"/>
+            <w:u w:val="single"/>
+          </w:rPr>
+          <w:t>22:10</w:t>
+        </w:r>
+      </w:hyperlink>
+      <w:r>
+        <w:rPr>
+          <w:lang w:val="zh_TW" w:bidi="zh_TW"/>
+        </w:rPr>
+        <w:t>；</w:t>
+      </w:r>
+      <w:hyperlink r:id="rId106">
+        <w:r>
+          <w:rPr>
+            <w:lang w:val="zh_TW" w:bidi="zh_TW"/>
+          </w:rPr>
+          <w:rPr>
+            <w:color w:val="0000EE"/>
+            <w:u w:val="single"/>
+          </w:rPr>
+          <w:t>民3:13</w:t>
+        </w:r>
+      </w:hyperlink>
+      <w:r>
+        <w:rPr>
+          <w:lang w:val="zh_TW" w:bidi="zh_TW"/>
+        </w:rPr>
+        <w:t>，</w:t>
+      </w:r>
+      <w:hyperlink r:id="rId107">
+        <w:r>
+          <w:rPr>
+            <w:lang w:val="zh_TW" w:bidi="zh_TW"/>
+          </w:rPr>
+          <w:rPr>
+            <w:color w:val="0000EE"/>
+            <w:u w:val="single"/>
+          </w:rPr>
+          <w:t>31:47</w:t>
+        </w:r>
+      </w:hyperlink>
+      <w:r>
+        <w:rPr>
+          <w:lang w:val="zh_TW" w:bidi="zh_TW"/>
+        </w:rPr>
+        <w:t>；</w:t>
+      </w:r>
+      <w:hyperlink r:id="rId108">
+        <w:r>
+          <w:rPr>
+            <w:lang w:val="zh_TW" w:bidi="zh_TW"/>
+          </w:rPr>
+          <w:rPr>
+            <w:color w:val="0000EE"/>
+            <w:u w:val="single"/>
+          </w:rPr>
+          <w:t>士20:48</w:t>
+        </w:r>
+      </w:hyperlink>
+      <w:r>
+        <w:rPr>
+          <w:lang w:val="zh_TW" w:bidi="zh_TW"/>
+        </w:rPr>
+        <w:t>；</w:t>
+      </w:r>
+      <w:hyperlink r:id="rId109">
+        <w:r>
+          <w:rPr>
+            <w:lang w:val="zh_TW" w:bidi="zh_TW"/>
+          </w:rPr>
+          <w:rPr>
+            <w:color w:val="0000EE"/>
+            <w:u w:val="single"/>
+          </w:rPr>
+          <w:t>箴12:10</w:t>
+        </w:r>
+      </w:hyperlink>
+      <w:r>
+        <w:rPr>
+          <w:lang w:val="zh_TW" w:bidi="zh_TW"/>
+        </w:rPr>
+        <w:t>；</w:t>
+      </w:r>
+      <w:hyperlink r:id="rId110">
+        <w:r>
+          <w:rPr>
+            <w:lang w:val="zh_TW" w:bidi="zh_TW"/>
+          </w:rPr>
+          <w:rPr>
+            <w:color w:val="0000EE"/>
+            <w:u w:val="single"/>
+          </w:rPr>
+          <w:t>耶21:6</w:t>
+        </w:r>
+      </w:hyperlink>
+      <w:r>
+        <w:rPr>
+          <w:lang w:val="zh_TW" w:bidi="zh_TW"/>
+        </w:rPr>
+        <w:t>；</w:t>
+      </w:r>
+      <w:hyperlink r:id="rId111">
+        <w:r>
+          <w:rPr>
+            <w:lang w:val="zh_TW" w:bidi="zh_TW"/>
+          </w:rPr>
+          <w:rPr>
+            <w:color w:val="0000EE"/>
+            <w:u w:val="single"/>
+          </w:rPr>
+          <w:t>亞8:10</w:t>
+        </w:r>
+      </w:hyperlink>
+      <w:r>
+        <w:rPr>
+          <w:lang w:val="zh_TW" w:bidi="zh_TW"/>
+        </w:rPr>
+        <w:t>）。</w:t>
+      </w:r>
+    </w:p>
+    <w:p>
+      <w:pPr>
+        <w:pStyle w:val="ListNumber"/>
+        <w:spacing w:line="240" w:lineRule="auto"/>
+        <w:ind w:left="720"/>
+      </w:pPr>
+      <w:r>
+        <w:rPr>
+          <w:lang w:val="zh_TW" w:bidi="zh_TW"/>
+        </w:rPr>
+      </w:r>
+      <w:r>
+        <w:rPr>
+          <w:lang w:val="zh_TW" w:bidi="zh_TW"/>
+        </w:rPr>
+        <w:t>野生或肉食性動物（例：</w:t>
+      </w:r>
+      <w:hyperlink r:id="rId112">
+        <w:r>
+          <w:rPr>
+            <w:lang w:val="zh_TW" w:bidi="zh_TW"/>
+          </w:rPr>
+          <w:rPr>
+            <w:color w:val="0000EE"/>
+            <w:u w:val="single"/>
+          </w:rPr>
+          <w:t>創37:20</w:t>
+        </w:r>
+      </w:hyperlink>
+      <w:r>
+        <w:rPr>
+          <w:lang w:val="zh_TW" w:bidi="zh_TW"/>
+        </w:rPr>
+        <w:t>；</w:t>
+      </w:r>
+      <w:hyperlink r:id="rId113">
+        <w:r>
+          <w:rPr>
+            <w:lang w:val="zh_TW" w:bidi="zh_TW"/>
+          </w:rPr>
+          <w:rPr>
+            <w:color w:val="0000EE"/>
+            <w:u w:val="single"/>
+          </w:rPr>
+          <w:t>出23:11</w:t>
+        </w:r>
+      </w:hyperlink>
+      <w:r>
+        <w:rPr>
+          <w:lang w:val="zh_TW" w:bidi="zh_TW"/>
+        </w:rPr>
+        <w:t>；</w:t>
+      </w:r>
+      <w:hyperlink r:id="rId114">
+        <w:r>
+          <w:rPr>
+            <w:lang w:val="zh_TW" w:bidi="zh_TW"/>
+          </w:rPr>
+          <w:rPr>
+            <w:color w:val="0000EE"/>
+            <w:u w:val="single"/>
+          </w:rPr>
+          <w:t>申28:26</w:t>
+        </w:r>
+      </w:hyperlink>
+      <w:r>
+        <w:rPr>
+          <w:lang w:val="zh_TW" w:bidi="zh_TW"/>
+        </w:rPr>
+        <w:t>；</w:t>
+      </w:r>
+      <w:hyperlink r:id="rId115">
+        <w:r>
+          <w:rPr>
+            <w:lang w:val="zh_TW" w:bidi="zh_TW"/>
+          </w:rPr>
+          <w:rPr>
+            <w:color w:val="0000EE"/>
+            <w:u w:val="single"/>
+          </w:rPr>
+          <w:t>撒上17:44</w:t>
+        </w:r>
+      </w:hyperlink>
+      <w:r>
+        <w:rPr>
+          <w:lang w:val="zh_TW" w:bidi="zh_TW"/>
+        </w:rPr>
+        <w:t>；</w:t>
+      </w:r>
+      <w:hyperlink r:id="rId116">
+        <w:r>
+          <w:rPr>
+            <w:lang w:val="zh_TW" w:bidi="zh_TW"/>
+          </w:rPr>
+          <w:rPr>
+            <w:color w:val="0000EE"/>
+            <w:u w:val="single"/>
+          </w:rPr>
+          <w:t>結14:15</w:t>
+        </w:r>
+      </w:hyperlink>
+      <w:r>
+        <w:rPr>
+          <w:lang w:val="zh_TW" w:bidi="zh_TW"/>
+        </w:rPr>
+        <w:t>）。</w:t>
+      </w:r>
+    </w:p>
+    <w:p>
+      <w:pPr>
+        <w:pStyle w:val="ListNumber"/>
+        <w:spacing w:line="240" w:lineRule="auto"/>
+        <w:ind w:left="720"/>
+      </w:pPr>
+      <w:r>
+        <w:rPr>
+          <w:lang w:val="zh_TW" w:bidi="zh_TW"/>
+        </w:rPr>
+      </w:r>
+      <w:r>
+        <w:rPr>
+          <w:lang w:val="zh_TW" w:bidi="zh_TW"/>
+        </w:rPr>
+        <w:t>當「獸」以比喻的情況出現時，主要出現在但以理書和啟示錄。在但以理書（特別是</w:t>
+      </w:r>
+      <w:hyperlink r:id="rId117">
+        <w:r>
+          <w:rPr>
+            <w:lang w:val="zh_TW" w:bidi="zh_TW"/>
+          </w:rPr>
+          <w:rPr>
+            <w:color w:val="0000EE"/>
+            <w:u w:val="single"/>
+          </w:rPr>
+          <w:t>第7章</w:t>
+        </w:r>
+      </w:hyperlink>
+      <w:r>
+        <w:rPr>
+          <w:lang w:val="zh_TW" w:bidi="zh_TW"/>
+        </w:rPr>
+        <w:t>），「獸」象徵一位迫害並壓迫神子民的世界君王。在啟示錄中，使徒約翰將這個概念延伸，用來描述歷史終末時期對神子民的最終逼迫。約翰所說的「獸」，與他在較早期的書信中提到的「敵基督」（</w:t>
+      </w:r>
+      <w:hyperlink r:id="rId118">
+        <w:r>
+          <w:rPr>
+            <w:lang w:val="zh_TW" w:bidi="zh_TW"/>
+          </w:rPr>
+          <w:rPr>
+            <w:color w:val="0000EE"/>
+            <w:u w:val="single"/>
+          </w:rPr>
+          <w:t>約一2:18、22</w:t>
+        </w:r>
+      </w:hyperlink>
+      <w:r>
+        <w:rPr>
+          <w:lang w:val="zh_TW" w:bidi="zh_TW"/>
+        </w:rPr>
+        <w:t>；</w:t>
+      </w:r>
+      <w:hyperlink r:id="rId119">
+        <w:r>
+          <w:rPr>
+            <w:lang w:val="zh_TW" w:bidi="zh_TW"/>
+          </w:rPr>
+          <w:rPr>
+            <w:color w:val="0000EE"/>
+            <w:u w:val="single"/>
+          </w:rPr>
+          <w:t>4:3</w:t>
+        </w:r>
+      </w:hyperlink>
+      <w:r>
+        <w:rPr>
+          <w:lang w:val="zh_TW" w:bidi="zh_TW"/>
+        </w:rPr>
+        <w:t>；</w:t>
+      </w:r>
+      <w:hyperlink r:id="rId120">
+        <w:r>
+          <w:rPr>
+            <w:lang w:val="zh_TW" w:bidi="zh_TW"/>
+          </w:rPr>
+          <w:rPr>
+            <w:color w:val="0000EE"/>
+            <w:u w:val="single"/>
+          </w:rPr>
+          <w:t>約二1:7</w:t>
+        </w:r>
+      </w:hyperlink>
+      <w:r>
+        <w:rPr>
+          <w:lang w:val="zh_TW" w:bidi="zh_TW"/>
+        </w:rPr>
+        <w:t>）以及保羅所說的「</w:t>
+      </w:r>
+      <w:r>
+        <w:rPr>
+          <w:lang w:val="zh_TW" w:bidi="zh_TW"/>
+        </w:rPr>
+        <w:t>那大罪人</w:t>
+      </w:r>
+      <w:r>
+        <w:rPr>
+          <w:lang w:val="zh_TW" w:bidi="zh_TW"/>
+        </w:rPr>
+        <w:t>」（</w:t>
+      </w:r>
+      <w:hyperlink r:id="rId121">
+        <w:r>
+          <w:rPr>
+            <w:lang w:val="zh_TW" w:bidi="zh_TW"/>
+          </w:rPr>
+          <w:rPr>
+            <w:color w:val="0000EE"/>
+            <w:u w:val="single"/>
+          </w:rPr>
+          <w:t>帖後2:3</w:t>
+        </w:r>
+      </w:hyperlink>
+      <w:r>
+        <w:rPr>
+          <w:lang w:val="zh_TW" w:bidi="zh_TW"/>
+        </w:rPr>
+        <w:t>）。許多解經家都認為，這三個稱呼是指向同一個人物。</w:t>
+      </w:r>
+    </w:p>
+    <w:p>
+      <w:pPr/>
+      <w:r>
+        <w:rPr>
+          <w:lang w:val="zh_TW" w:bidi="zh_TW"/>
+        </w:rPr>
+      </w:r>
+      <w:r>
+        <w:rPr>
+          <w:i/>
+          <w:lang w:val="zh_TW" w:bidi="zh_TW"/>
+        </w:rPr>
+        <w:t>見</w:t>
+      </w:r>
+      <w:r>
+        <w:rPr>
+          <w:lang w:val="zh_TW" w:bidi="zh_TW"/>
+        </w:rPr>
+        <w:t>敵基督</w:t>
+      </w:r>
+      <w:r>
+        <w:rPr>
+          <w:lang w:val="zh_TW" w:bidi="zh_TW"/>
+        </w:rPr>
+        <w:t>、</w:t>
+      </w:r>
+      <w:r>
+        <w:rPr>
+          <w:lang w:val="zh_TW" w:bidi="zh_TW"/>
+        </w:rPr>
+        <w:t>哈米吉多頓</w:t>
+      </w:r>
+      <w:r>
+        <w:rPr>
+          <w:lang w:val="zh_TW" w:bidi="zh_TW"/>
+        </w:rPr>
+        <w:t>、</w:t>
+      </w:r>
+      <w:r>
+        <w:rPr>
+          <w:lang w:val="zh_TW" w:bidi="zh_TW"/>
+        </w:rPr>
+        <w:t>獸印</w:t>
+      </w:r>
+      <w:r>
+        <w:rPr>
+          <w:lang w:val="zh_TW" w:bidi="zh_TW"/>
+        </w:rPr>
+        <w:t>及</w:t>
+      </w:r>
+      <w:r>
+        <w:rPr>
+          <w:lang w:val="zh_TW" w:bidi="zh_TW"/>
+        </w:rPr>
+        <w:t>啟示錄</w:t>
+      </w:r>
+      <w:r>
+        <w:rPr>
+          <w:lang w:val="zh_TW" w:bidi="zh_TW"/>
+        </w:rPr>
+        <w:t>。</w:t>
       </w:r>
       <w:r>
         <w:rPr>
@@ -2955,6 +4958,12 @@
   </w:num>
   <w:num w:numId="13" w16cid:durableId="592781308">
     <w:abstractNumId w:val="11"/>
+  </w:num>
+  <w:num w:numId="14">
+    <w:abstractNumId w:val="3"/>
+    <w:lvlOverride w:ilvl="0">
+      <w:startOverride w:val="1"/>
+    </w:lvlOverride>
   </w:num>
   <w:numIdMacAtCleanup w:val="10"/>
 </w:numbering>

--- a/zht/docx/156.content.docx
+++ b/zht/docx/156.content.docx
@@ -247,354 +247,234 @@
         </w:rPr>
         <w:t>比喻上，手意味著權力（</w:t>
       </w:r>
-      <w:hyperlink r:id="rId13">
-        <w:r>
-          <w:rPr>
-            <w:lang w:val="zh_TW" w:bidi="zh_TW"/>
-          </w:rPr>
-          <w:rPr>
-            <w:color w:val="0000EE"/>
-            <w:u w:val="single"/>
-          </w:rPr>
-          <w:t>申2:15</w:t>
-        </w:r>
-      </w:hyperlink>
+      <w:r>
+        <w:rPr>
+          <w:lang w:val="zh_TW" w:bidi="zh_TW"/>
+        </w:rPr>
+        <w:t>申2:15</w:t>
+      </w:r>
       <w:r>
         <w:rPr>
           <w:lang w:val="zh_TW" w:bidi="zh_TW"/>
         </w:rPr>
         <w:t>；</w:t>
       </w:r>
-      <w:hyperlink r:id="rId14">
-        <w:r>
-          <w:rPr>
-            <w:lang w:val="zh_TW" w:bidi="zh_TW"/>
-          </w:rPr>
-          <w:rPr>
-            <w:color w:val="0000EE"/>
-            <w:u w:val="single"/>
-          </w:rPr>
-          <w:t>詩31:5</w:t>
-        </w:r>
-      </w:hyperlink>
+      <w:r>
+        <w:rPr>
+          <w:lang w:val="zh_TW" w:bidi="zh_TW"/>
+        </w:rPr>
+        <w:t>詩31:5</w:t>
+      </w:r>
       <w:r>
         <w:rPr>
           <w:lang w:val="zh_TW" w:bidi="zh_TW"/>
         </w:rPr>
         <w:t>；</w:t>
       </w:r>
-      <w:hyperlink r:id="rId15">
-        <w:r>
-          <w:rPr>
-            <w:lang w:val="zh_TW" w:bidi="zh_TW"/>
-          </w:rPr>
-          <w:rPr>
-            <w:color w:val="0000EE"/>
-            <w:u w:val="single"/>
-          </w:rPr>
-          <w:t>可14:62</w:t>
-        </w:r>
-      </w:hyperlink>
+      <w:r>
+        <w:rPr>
+          <w:lang w:val="zh_TW" w:bidi="zh_TW"/>
+        </w:rPr>
+        <w:t>可14:62</w:t>
+      </w:r>
       <w:r>
         <w:rPr>
           <w:lang w:val="zh_TW" w:bidi="zh_TW"/>
         </w:rPr>
         <w:t>）。在</w:t>
       </w:r>
-      <w:hyperlink r:id="rId16">
-        <w:r>
-          <w:rPr>
-            <w:lang w:val="zh_TW" w:bidi="zh_TW"/>
-          </w:rPr>
-          <w:rPr>
-            <w:color w:val="0000EE"/>
-            <w:u w:val="single"/>
-          </w:rPr>
-          <w:t>約書亞記8:20</w:t>
-        </w:r>
-      </w:hyperlink>
+      <w:r>
+        <w:rPr>
+          <w:lang w:val="zh_TW" w:bidi="zh_TW"/>
+        </w:rPr>
+        <w:t>約書亞記8:20</w:t>
+      </w:r>
       <w:r>
         <w:rPr>
           <w:lang w:val="zh_TW" w:bidi="zh_TW"/>
         </w:rPr>
         <w:t>中「手的力量（原文）」被翻譯為「逃跑」（見</w:t>
       </w:r>
-      <w:hyperlink r:id="rId17">
-        <w:r>
-          <w:rPr>
-            <w:lang w:val="zh_TW" w:bidi="zh_TW"/>
-          </w:rPr>
-          <w:rPr>
-            <w:color w:val="0000EE"/>
-            <w:u w:val="single"/>
-          </w:rPr>
-          <w:t>詩76:5</w:t>
-        </w:r>
-      </w:hyperlink>
+      <w:r>
+        <w:rPr>
+          <w:lang w:val="zh_TW" w:bidi="zh_TW"/>
+        </w:rPr>
+        <w:t>詩76:5</w:t>
+      </w:r>
       <w:r>
         <w:rPr>
           <w:lang w:val="zh_TW" w:bidi="zh_TW"/>
         </w:rPr>
         <w:t>）。相反，無力的手象徵著優柔寡斷和軟弱（</w:t>
       </w:r>
-      <w:hyperlink r:id="rId18">
-        <w:r>
-          <w:rPr>
-            <w:lang w:val="zh_TW" w:bidi="zh_TW"/>
-          </w:rPr>
-          <w:rPr>
-            <w:color w:val="0000EE"/>
-            <w:u w:val="single"/>
-          </w:rPr>
-          <w:t>賽35:3</w:t>
-        </w:r>
-      </w:hyperlink>
+      <w:r>
+        <w:rPr>
+          <w:lang w:val="zh_TW" w:bidi="zh_TW"/>
+        </w:rPr>
+        <w:t>賽35:3</w:t>
+      </w:r>
       <w:r>
         <w:rPr>
           <w:lang w:val="zh_TW" w:bidi="zh_TW"/>
         </w:rPr>
         <w:t>）。握手表示友誼（</w:t>
       </w:r>
-      <w:hyperlink r:id="rId19">
-        <w:r>
-          <w:rPr>
-            <w:lang w:val="zh_TW" w:bidi="zh_TW"/>
-          </w:rPr>
-          <w:rPr>
-            <w:color w:val="0000EE"/>
-            <w:u w:val="single"/>
-          </w:rPr>
-          <w:t>王下10:15</w:t>
-        </w:r>
-      </w:hyperlink>
+      <w:r>
+        <w:rPr>
+          <w:lang w:val="zh_TW" w:bidi="zh_TW"/>
+        </w:rPr>
+        <w:t>王下10:15</w:t>
+      </w:r>
       <w:r>
         <w:rPr>
           <w:lang w:val="zh_TW" w:bidi="zh_TW"/>
         </w:rPr>
         <w:t>）。讓某人坐在右手邊，表示對他的偏愛（</w:t>
       </w:r>
-      <w:hyperlink r:id="rId20">
-        <w:r>
-          <w:rPr>
-            <w:lang w:val="zh_TW" w:bidi="zh_TW"/>
-          </w:rPr>
-          <w:rPr>
-            <w:color w:val="0000EE"/>
-            <w:u w:val="single"/>
-          </w:rPr>
-          <w:t>詩16:11</w:t>
-        </w:r>
-      </w:hyperlink>
+      <w:r>
+        <w:rPr>
+          <w:lang w:val="zh_TW" w:bidi="zh_TW"/>
+        </w:rPr>
+        <w:t>詩16:11</w:t>
+      </w:r>
       <w:r>
         <w:rPr>
           <w:lang w:val="zh_TW" w:bidi="zh_TW"/>
         </w:rPr>
         <w:t>，</w:t>
       </w:r>
-      <w:hyperlink r:id="rId20">
-        <w:r>
-          <w:rPr>
-            <w:lang w:val="zh_TW" w:bidi="zh_TW"/>
-          </w:rPr>
-          <w:rPr>
-            <w:color w:val="0000EE"/>
-            <w:u w:val="single"/>
-          </w:rPr>
-          <w:t xml:space="preserve"> </w:t>
-        </w:r>
-      </w:hyperlink>
-      <w:hyperlink r:id="rId21">
-        <w:r>
-          <w:rPr>
-            <w:lang w:val="zh_TW" w:bidi="zh_TW"/>
-          </w:rPr>
-          <w:rPr>
-            <w:color w:val="0000EE"/>
-            <w:u w:val="single"/>
-          </w:rPr>
-          <w:t>77:10</w:t>
-        </w:r>
-      </w:hyperlink>
+      <w:r>
+        <w:rPr>
+          <w:lang w:val="zh_TW" w:bidi="zh_TW"/>
+        </w:rPr>
+        <w:t xml:space="preserve"> </w:t>
+      </w:r>
+      <w:r>
+        <w:rPr>
+          <w:lang w:val="zh_TW" w:bidi="zh_TW"/>
+        </w:rPr>
+        <w:t>77:10</w:t>
+      </w:r>
       <w:r>
         <w:rPr>
           <w:lang w:val="zh_TW" w:bidi="zh_TW"/>
         </w:rPr>
         <w:t>，</w:t>
       </w:r>
-      <w:hyperlink r:id="rId22">
-        <w:r>
-          <w:rPr>
-            <w:lang w:val="zh_TW" w:bidi="zh_TW"/>
-          </w:rPr>
-          <w:rPr>
-            <w:color w:val="0000EE"/>
-            <w:u w:val="single"/>
-          </w:rPr>
-          <w:t>110:1</w:t>
-        </w:r>
-      </w:hyperlink>
+      <w:r>
+        <w:rPr>
+          <w:lang w:val="zh_TW" w:bidi="zh_TW"/>
+        </w:rPr>
+        <w:t>110:1</w:t>
+      </w:r>
       <w:r>
         <w:rPr>
           <w:lang w:val="zh_TW" w:bidi="zh_TW"/>
         </w:rPr>
         <w:t>）。潔淨的手象徵著清白無罪（</w:t>
       </w:r>
-      <w:hyperlink r:id="rId23">
-        <w:r>
-          <w:rPr>
-            <w:lang w:val="zh_TW" w:bidi="zh_TW"/>
-          </w:rPr>
-          <w:rPr>
-            <w:color w:val="0000EE"/>
-            <w:u w:val="single"/>
-          </w:rPr>
-          <w:t>詩26:6</w:t>
-        </w:r>
-      </w:hyperlink>
+      <w:r>
+        <w:rPr>
+          <w:lang w:val="zh_TW" w:bidi="zh_TW"/>
+        </w:rPr>
+        <w:t>詩26:6</w:t>
+      </w:r>
       <w:r>
         <w:rPr>
           <w:lang w:val="zh_TW" w:bidi="zh_TW"/>
         </w:rPr>
         <w:t>），而擊掌則表示達成協議（</w:t>
       </w:r>
-      <w:hyperlink r:id="rId24">
-        <w:r>
-          <w:rPr>
-            <w:lang w:val="zh_TW" w:bidi="zh_TW"/>
-          </w:rPr>
-          <w:rPr>
-            <w:color w:val="0000EE"/>
-            <w:u w:val="single"/>
-          </w:rPr>
-          <w:t>箴6:1</w:t>
-        </w:r>
-      </w:hyperlink>
+      <w:r>
+        <w:rPr>
+          <w:lang w:val="zh_TW" w:bidi="zh_TW"/>
+        </w:rPr>
+        <w:t>箴6:1</w:t>
+      </w:r>
       <w:r>
         <w:rPr>
           <w:lang w:val="zh_TW" w:bidi="zh_TW"/>
         </w:rPr>
         <w:t>）。舉手象徵暴力（</w:t>
       </w:r>
-      <w:hyperlink r:id="rId25">
-        <w:r>
-          <w:rPr>
-            <w:lang w:val="zh_TW" w:bidi="zh_TW"/>
-          </w:rPr>
-          <w:rPr>
-            <w:color w:val="0000EE"/>
-            <w:u w:val="single"/>
-          </w:rPr>
-          <w:t>王上11:26</w:t>
-        </w:r>
-      </w:hyperlink>
+      <w:r>
+        <w:rPr>
+          <w:lang w:val="zh_TW" w:bidi="zh_TW"/>
+        </w:rPr>
+        <w:t>王上11:26</w:t>
+      </w:r>
       <w:r>
         <w:rPr>
           <w:lang w:val="zh_TW" w:bidi="zh_TW"/>
         </w:rPr>
         <w:t>）。舉手又可用於懇求的禱告（</w:t>
       </w:r>
-      <w:hyperlink r:id="rId26">
-        <w:r>
-          <w:rPr>
-            <w:lang w:val="zh_TW" w:bidi="zh_TW"/>
-          </w:rPr>
-          <w:rPr>
-            <w:color w:val="0000EE"/>
-            <w:u w:val="single"/>
-          </w:rPr>
-          <w:t>出17:11</w:t>
-        </w:r>
-      </w:hyperlink>
+      <w:r>
+        <w:rPr>
+          <w:lang w:val="zh_TW" w:bidi="zh_TW"/>
+        </w:rPr>
+        <w:t>出17:11</w:t>
+      </w:r>
       <w:r>
         <w:rPr>
           <w:lang w:val="zh_TW" w:bidi="zh_TW"/>
         </w:rPr>
         <w:t>；</w:t>
       </w:r>
-      <w:hyperlink r:id="rId27">
-        <w:r>
-          <w:rPr>
-            <w:lang w:val="zh_TW" w:bidi="zh_TW"/>
-          </w:rPr>
-          <w:rPr>
-            <w:color w:val="0000EE"/>
-            <w:u w:val="single"/>
-          </w:rPr>
-          <w:t>利9:22</w:t>
-        </w:r>
-      </w:hyperlink>
+      <w:r>
+        <w:rPr>
+          <w:lang w:val="zh_TW" w:bidi="zh_TW"/>
+        </w:rPr>
+        <w:t>利9:22</w:t>
+      </w:r>
       <w:r>
         <w:rPr>
           <w:lang w:val="zh_TW" w:bidi="zh_TW"/>
         </w:rPr>
         <w:t>；</w:t>
       </w:r>
-      <w:hyperlink r:id="rId28">
-        <w:r>
-          <w:rPr>
-            <w:lang w:val="zh_TW" w:bidi="zh_TW"/>
-          </w:rPr>
-          <w:rPr>
-            <w:color w:val="0000EE"/>
-            <w:u w:val="single"/>
-          </w:rPr>
-          <w:t>賽1:15</w:t>
-        </w:r>
-      </w:hyperlink>
+      <w:r>
+        <w:rPr>
+          <w:lang w:val="zh_TW" w:bidi="zh_TW"/>
+        </w:rPr>
+        <w:t>賽1:15</w:t>
+      </w:r>
       <w:r>
         <w:rPr>
           <w:lang w:val="zh_TW" w:bidi="zh_TW"/>
         </w:rPr>
         <w:t>；</w:t>
       </w:r>
-      <w:hyperlink r:id="rId29">
-        <w:r>
-          <w:rPr>
-            <w:lang w:val="zh_TW" w:bidi="zh_TW"/>
-          </w:rPr>
-          <w:rPr>
-            <w:color w:val="0000EE"/>
-            <w:u w:val="single"/>
-          </w:rPr>
-          <w:t>提前2:8</w:t>
-        </w:r>
-      </w:hyperlink>
+      <w:r>
+        <w:rPr>
+          <w:lang w:val="zh_TW" w:bidi="zh_TW"/>
+        </w:rPr>
+        <w:t>提前2:8</w:t>
+      </w:r>
       <w:r>
         <w:rPr>
           <w:lang w:val="zh_TW" w:bidi="zh_TW"/>
         </w:rPr>
         <w:t>）和發誓（</w:t>
       </w:r>
-      <w:hyperlink r:id="rId30">
-        <w:r>
-          <w:rPr>
-            <w:lang w:val="zh_TW" w:bidi="zh_TW"/>
-          </w:rPr>
-          <w:rPr>
-            <w:color w:val="0000EE"/>
-            <w:u w:val="single"/>
-          </w:rPr>
-          <w:t>創14:22</w:t>
-        </w:r>
-      </w:hyperlink>
+      <w:r>
+        <w:rPr>
+          <w:lang w:val="zh_TW" w:bidi="zh_TW"/>
+        </w:rPr>
+        <w:t>創14:22</w:t>
+      </w:r>
       <w:r>
         <w:rPr>
           <w:lang w:val="zh_TW" w:bidi="zh_TW"/>
         </w:rPr>
         <w:t>；</w:t>
       </w:r>
-      <w:hyperlink r:id="rId31">
-        <w:r>
-          <w:rPr>
-            <w:lang w:val="zh_TW" w:bidi="zh_TW"/>
-          </w:rPr>
-          <w:rPr>
-            <w:color w:val="0000EE"/>
-            <w:u w:val="single"/>
-          </w:rPr>
-          <w:t>24:2</w:t>
-        </w:r>
-      </w:hyperlink>
+      <w:r>
+        <w:rPr>
+          <w:lang w:val="zh_TW" w:bidi="zh_TW"/>
+        </w:rPr>
+        <w:t>24:2</w:t>
+      </w:r>
       <w:r>
         <w:rPr>
           <w:lang w:val="zh_TW" w:bidi="zh_TW"/>
@@ -615,270 +495,180 @@
         </w:rPr>
         <w:t>其它與手相關的片語表達了危及生命（</w:t>
       </w:r>
-      <w:hyperlink r:id="rId32">
-        <w:r>
-          <w:rPr>
-            <w:lang w:val="zh_TW" w:bidi="zh_TW"/>
-          </w:rPr>
-          <w:rPr>
-            <w:color w:val="0000EE"/>
-            <w:u w:val="single"/>
-          </w:rPr>
-          <w:t>士12:3</w:t>
-        </w:r>
-      </w:hyperlink>
+      <w:r>
+        <w:rPr>
+          <w:lang w:val="zh_TW" w:bidi="zh_TW"/>
+        </w:rPr>
+        <w:t>士12:3</w:t>
+      </w:r>
       <w:r>
         <w:rPr>
           <w:lang w:val="zh_TW" w:bidi="zh_TW"/>
         </w:rPr>
         <w:t>）、喜悅（</w:t>
       </w:r>
-      <w:hyperlink r:id="rId33">
-        <w:r>
-          <w:rPr>
-            <w:lang w:val="zh_TW" w:bidi="zh_TW"/>
-          </w:rPr>
-          <w:rPr>
-            <w:color w:val="0000EE"/>
-            <w:u w:val="single"/>
-          </w:rPr>
-          <w:t>王下11:12</w:t>
-        </w:r>
-      </w:hyperlink>
+      <w:r>
+        <w:rPr>
+          <w:lang w:val="zh_TW" w:bidi="zh_TW"/>
+        </w:rPr>
+        <w:t>王下11:12</w:t>
+      </w:r>
       <w:r>
         <w:rPr>
           <w:lang w:val="zh_TW" w:bidi="zh_TW"/>
         </w:rPr>
         <w:t>）、慷慨（</w:t>
       </w:r>
-      <w:hyperlink r:id="rId34">
-        <w:r>
-          <w:rPr>
-            <w:lang w:val="zh_TW" w:bidi="zh_TW"/>
-          </w:rPr>
-          <w:rPr>
-            <w:color w:val="0000EE"/>
-            <w:u w:val="single"/>
-          </w:rPr>
-          <w:t>申15:11</w:t>
-        </w:r>
-      </w:hyperlink>
+      <w:r>
+        <w:rPr>
+          <w:lang w:val="zh_TW" w:bidi="zh_TW"/>
+        </w:rPr>
+        <w:t>申15:11</w:t>
+      </w:r>
       <w:r>
         <w:rPr>
           <w:lang w:val="zh_TW" w:bidi="zh_TW"/>
         </w:rPr>
         <w:t>）、悲傷（</w:t>
       </w:r>
-      <w:hyperlink r:id="rId35">
-        <w:r>
-          <w:rPr>
-            <w:lang w:val="zh_TW" w:bidi="zh_TW"/>
-          </w:rPr>
-          <w:rPr>
-            <w:color w:val="0000EE"/>
-            <w:u w:val="single"/>
-          </w:rPr>
-          <w:t>撒下13:19</w:t>
-        </w:r>
-      </w:hyperlink>
+      <w:r>
+        <w:rPr>
+          <w:lang w:val="zh_TW" w:bidi="zh_TW"/>
+        </w:rPr>
+        <w:t>撒下13:19</w:t>
+      </w:r>
       <w:r>
         <w:rPr>
           <w:lang w:val="zh_TW" w:bidi="zh_TW"/>
         </w:rPr>
         <w:t>）、謙卑（</w:t>
       </w:r>
-      <w:hyperlink r:id="rId36">
-        <w:r>
-          <w:rPr>
-            <w:lang w:val="zh_TW" w:bidi="zh_TW"/>
-          </w:rPr>
-          <w:rPr>
-            <w:color w:val="0000EE"/>
-            <w:u w:val="single"/>
-          </w:rPr>
-          <w:t>箴30:32</w:t>
-        </w:r>
-      </w:hyperlink>
+      <w:r>
+        <w:rPr>
+          <w:lang w:val="zh_TW" w:bidi="zh_TW"/>
+        </w:rPr>
+        <w:t>箴30:32</w:t>
+      </w:r>
       <w:r>
         <w:rPr>
           <w:lang w:val="zh_TW" w:bidi="zh_TW"/>
         </w:rPr>
         <w:t>）和承擔責任（</w:t>
       </w:r>
-      <w:hyperlink r:id="rId37">
-        <w:r>
-          <w:rPr>
-            <w:lang w:val="zh_TW" w:bidi="zh_TW"/>
-          </w:rPr>
-          <w:rPr>
-            <w:color w:val="0000EE"/>
-            <w:u w:val="single"/>
-          </w:rPr>
-          <w:t>路9:62</w:t>
-        </w:r>
-      </w:hyperlink>
+      <w:r>
+        <w:rPr>
+          <w:lang w:val="zh_TW" w:bidi="zh_TW"/>
+        </w:rPr>
+        <w:t>路9:62</w:t>
+      </w:r>
       <w:r>
         <w:rPr>
           <w:lang w:val="zh_TW" w:bidi="zh_TW"/>
         </w:rPr>
         <w:t>）。體力勞動是人類尊嚴和責任的表現（</w:t>
       </w:r>
-      <w:hyperlink r:id="rId38">
-        <w:r>
-          <w:rPr>
-            <w:lang w:val="zh_TW" w:bidi="zh_TW"/>
-          </w:rPr>
-          <w:rPr>
-            <w:color w:val="0000EE"/>
-            <w:u w:val="single"/>
-          </w:rPr>
-          <w:t>弗4:28</w:t>
-        </w:r>
-      </w:hyperlink>
+      <w:r>
+        <w:rPr>
+          <w:lang w:val="zh_TW" w:bidi="zh_TW"/>
+        </w:rPr>
+        <w:t>弗4:28</w:t>
+      </w:r>
       <w:r>
         <w:rPr>
           <w:lang w:val="zh_TW" w:bidi="zh_TW"/>
         </w:rPr>
         <w:t>；</w:t>
       </w:r>
-      <w:hyperlink r:id="rId39">
-        <w:r>
-          <w:rPr>
-            <w:lang w:val="zh_TW" w:bidi="zh_TW"/>
-          </w:rPr>
-          <w:rPr>
-            <w:color w:val="0000EE"/>
-            <w:u w:val="single"/>
-          </w:rPr>
-          <w:t>帖前4:11</w:t>
-        </w:r>
-      </w:hyperlink>
+      <w:r>
+        <w:rPr>
+          <w:lang w:val="zh_TW" w:bidi="zh_TW"/>
+        </w:rPr>
+        <w:t>帖前4:11</w:t>
+      </w:r>
       <w:r>
         <w:rPr>
           <w:lang w:val="zh_TW" w:bidi="zh_TW"/>
         </w:rPr>
         <w:t>），保羅並不以此標誌為恥，並明白的展示出來（</w:t>
       </w:r>
-      <w:hyperlink r:id="rId40">
-        <w:r>
-          <w:rPr>
-            <w:lang w:val="zh_TW" w:bidi="zh_TW"/>
-          </w:rPr>
-          <w:rPr>
-            <w:color w:val="0000EE"/>
-            <w:u w:val="single"/>
-          </w:rPr>
-          <w:t>徒20:34</w:t>
-        </w:r>
-      </w:hyperlink>
+      <w:r>
+        <w:rPr>
+          <w:lang w:val="zh_TW" w:bidi="zh_TW"/>
+        </w:rPr>
+        <w:t>徒20:34</w:t>
+      </w:r>
       <w:r>
         <w:rPr>
           <w:lang w:val="zh_TW" w:bidi="zh_TW"/>
         </w:rPr>
         <w:t>；</w:t>
       </w:r>
-      <w:hyperlink r:id="rId41">
-        <w:r>
-          <w:rPr>
-            <w:lang w:val="zh_TW" w:bidi="zh_TW"/>
-          </w:rPr>
-          <w:rPr>
-            <w:color w:val="0000EE"/>
-            <w:u w:val="single"/>
-          </w:rPr>
-          <w:t>林前4:12</w:t>
-        </w:r>
-      </w:hyperlink>
+      <w:r>
+        <w:rPr>
+          <w:lang w:val="zh_TW" w:bidi="zh_TW"/>
+        </w:rPr>
+        <w:t>林前4:12</w:t>
+      </w:r>
       <w:r>
         <w:rPr>
           <w:lang w:val="zh_TW" w:bidi="zh_TW"/>
         </w:rPr>
         <w:t>）。儀式、禮儀上的洗手是祭司在履行職責前的必要行為（</w:t>
       </w:r>
-      <w:hyperlink r:id="rId42">
-        <w:r>
-          <w:rPr>
-            <w:lang w:val="zh_TW" w:bidi="zh_TW"/>
-          </w:rPr>
-          <w:rPr>
-            <w:color w:val="0000EE"/>
-            <w:u w:val="single"/>
-          </w:rPr>
-          <w:t>出30:19–21</w:t>
-        </w:r>
-      </w:hyperlink>
+      <w:r>
+        <w:rPr>
+          <w:lang w:val="zh_TW" w:bidi="zh_TW"/>
+        </w:rPr>
+        <w:t>出30:19–21</w:t>
+      </w:r>
       <w:r>
         <w:rPr>
           <w:lang w:val="zh_TW" w:bidi="zh_TW"/>
         </w:rPr>
         <w:t>；</w:t>
       </w:r>
-      <w:hyperlink r:id="rId43">
-        <w:r>
-          <w:rPr>
-            <w:lang w:val="zh_TW" w:bidi="zh_TW"/>
-          </w:rPr>
-          <w:rPr>
-            <w:color w:val="0000EE"/>
-            <w:u w:val="single"/>
-          </w:rPr>
-          <w:t>40:30–32</w:t>
-        </w:r>
-      </w:hyperlink>
+      <w:r>
+        <w:rPr>
+          <w:lang w:val="zh_TW" w:bidi="zh_TW"/>
+        </w:rPr>
+        <w:t>40:30–32</w:t>
+      </w:r>
       <w:r>
         <w:rPr>
           <w:lang w:val="zh_TW" w:bidi="zh_TW"/>
         </w:rPr>
         <w:t>）。文士和法利賽人誤用了這一點，以至於耶穌責罵只著重儀式性的洗手（</w:t>
       </w:r>
-      <w:hyperlink r:id="rId44">
-        <w:r>
-          <w:rPr>
-            <w:lang w:val="zh_TW" w:bidi="zh_TW"/>
-          </w:rPr>
-          <w:rPr>
-            <w:color w:val="0000EE"/>
-            <w:u w:val="single"/>
-          </w:rPr>
-          <w:t>太15:1–20</w:t>
-        </w:r>
-      </w:hyperlink>
+      <w:r>
+        <w:rPr>
+          <w:lang w:val="zh_TW" w:bidi="zh_TW"/>
+        </w:rPr>
+        <w:t>太15:1–20</w:t>
+      </w:r>
       <w:r>
         <w:rPr>
           <w:lang w:val="zh_TW" w:bidi="zh_TW"/>
         </w:rPr>
         <w:t>；</w:t>
       </w:r>
-      <w:hyperlink r:id="rId45">
-        <w:r>
-          <w:rPr>
-            <w:lang w:val="zh_TW" w:bidi="zh_TW"/>
-          </w:rPr>
-          <w:rPr>
-            <w:color w:val="0000EE"/>
-            <w:u w:val="single"/>
-          </w:rPr>
-          <w:t>路11:38</w:t>
-        </w:r>
-      </w:hyperlink>
+      <w:r>
+        <w:rPr>
+          <w:lang w:val="zh_TW" w:bidi="zh_TW"/>
+        </w:rPr>
+        <w:t>路11:38</w:t>
+      </w:r>
       <w:r>
         <w:rPr>
           <w:lang w:val="zh_TW" w:bidi="zh_TW"/>
         </w:rPr>
         <w:t>）。彼拉多的洗手（</w:t>
       </w:r>
-      <w:hyperlink r:id="rId46">
-        <w:r>
-          <w:rPr>
-            <w:lang w:val="zh_TW" w:bidi="zh_TW"/>
-          </w:rPr>
-          <w:rPr>
-            <w:color w:val="0000EE"/>
-            <w:u w:val="single"/>
-          </w:rPr>
-          <w:t>太27:24</w:t>
-        </w:r>
-      </w:hyperlink>
+      <w:r>
+        <w:rPr>
+          <w:lang w:val="zh_TW" w:bidi="zh_TW"/>
+        </w:rPr>
+        <w:t>太27:24</w:t>
+      </w:r>
       <w:r>
         <w:rPr>
           <w:lang w:val="zh_TW" w:bidi="zh_TW"/>
@@ -911,144 +701,96 @@
         </w:rPr>
         <w:t>著手）」出埃及（</w:t>
       </w:r>
-      <w:hyperlink r:id="rId47">
-        <w:r>
-          <w:rPr>
-            <w:lang w:val="zh_TW" w:bidi="zh_TW"/>
-          </w:rPr>
-          <w:rPr>
-            <w:color w:val="0000EE"/>
-            <w:u w:val="single"/>
-          </w:rPr>
-          <w:t>出14:8</w:t>
-        </w:r>
-      </w:hyperlink>
+      <w:r>
+        <w:rPr>
+          <w:lang w:val="zh_TW" w:bidi="zh_TW"/>
+        </w:rPr>
+        <w:t>出14:8</w:t>
+      </w:r>
       <w:r>
         <w:rPr>
           <w:lang w:val="zh_TW" w:bidi="zh_TW"/>
         </w:rPr>
         <w:t>）時，這是指耶和華的手或耶和華的幫助。耶和華的手代表神不可抗拒的力量（</w:t>
       </w:r>
-      <w:hyperlink r:id="rId13">
-        <w:r>
-          <w:rPr>
-            <w:lang w:val="zh_TW" w:bidi="zh_TW"/>
-          </w:rPr>
-          <w:rPr>
-            <w:color w:val="0000EE"/>
-            <w:u w:val="single"/>
-          </w:rPr>
-          <w:t>申2:15</w:t>
-        </w:r>
-      </w:hyperlink>
+      <w:r>
+        <w:rPr>
+          <w:lang w:val="zh_TW" w:bidi="zh_TW"/>
+        </w:rPr>
+        <w:t>申2:15</w:t>
+      </w:r>
       <w:r>
         <w:rPr>
           <w:lang w:val="zh_TW" w:bidi="zh_TW"/>
         </w:rPr>
         <w:t>）、審判（</w:t>
       </w:r>
-      <w:hyperlink r:id="rId48">
-        <w:r>
-          <w:rPr>
-            <w:lang w:val="zh_TW" w:bidi="zh_TW"/>
-          </w:rPr>
-          <w:rPr>
-            <w:color w:val="0000EE"/>
-            <w:u w:val="single"/>
-          </w:rPr>
-          <w:t>徒13:11</w:t>
-        </w:r>
-      </w:hyperlink>
+      <w:r>
+        <w:rPr>
+          <w:lang w:val="zh_TW" w:bidi="zh_TW"/>
+        </w:rPr>
+        <w:t>徒13:11</w:t>
+      </w:r>
       <w:r>
         <w:rPr>
           <w:lang w:val="zh_TW" w:bidi="zh_TW"/>
         </w:rPr>
         <w:t>；</w:t>
       </w:r>
-      <w:hyperlink r:id="rId49">
-        <w:r>
-          <w:rPr>
-            <w:lang w:val="zh_TW" w:bidi="zh_TW"/>
-          </w:rPr>
-          <w:rPr>
-            <w:color w:val="0000EE"/>
-            <w:u w:val="single"/>
-          </w:rPr>
-          <w:t>來10:31</w:t>
-        </w:r>
-      </w:hyperlink>
+      <w:r>
+        <w:rPr>
+          <w:lang w:val="zh_TW" w:bidi="zh_TW"/>
+        </w:rPr>
+        <w:t>來10:31</w:t>
+      </w:r>
       <w:r>
         <w:rPr>
           <w:lang w:val="zh_TW" w:bidi="zh_TW"/>
         </w:rPr>
         <w:t>）、神聖的啟示（</w:t>
       </w:r>
-      <w:hyperlink r:id="rId50">
-        <w:r>
-          <w:rPr>
-            <w:lang w:val="zh_TW" w:bidi="zh_TW"/>
-          </w:rPr>
-          <w:rPr>
-            <w:color w:val="0000EE"/>
-            <w:u w:val="single"/>
-          </w:rPr>
-          <w:t>結8:1</w:t>
-        </w:r>
-      </w:hyperlink>
+      <w:r>
+        <w:rPr>
+          <w:lang w:val="zh_TW" w:bidi="zh_TW"/>
+        </w:rPr>
+        <w:t>結8:1</w:t>
+      </w:r>
       <w:r>
         <w:rPr>
           <w:lang w:val="zh_TW" w:bidi="zh_TW"/>
         </w:rPr>
         <w:t>；</w:t>
       </w:r>
-      <w:hyperlink r:id="rId51">
-        <w:r>
-          <w:rPr>
-            <w:lang w:val="zh_TW" w:bidi="zh_TW"/>
-          </w:rPr>
-          <w:rPr>
-            <w:color w:val="0000EE"/>
-            <w:u w:val="single"/>
-          </w:rPr>
-          <w:t>37:1</w:t>
-        </w:r>
-      </w:hyperlink>
+      <w:r>
+        <w:rPr>
+          <w:lang w:val="zh_TW" w:bidi="zh_TW"/>
+        </w:rPr>
+        <w:t>37:1</w:t>
+      </w:r>
       <w:r>
         <w:rPr>
           <w:lang w:val="zh_TW" w:bidi="zh_TW"/>
         </w:rPr>
         <w:t>），以及神的眷顧（</w:t>
       </w:r>
-      <w:hyperlink r:id="rId52">
-        <w:r>
-          <w:rPr>
-            <w:lang w:val="zh_TW" w:bidi="zh_TW"/>
-          </w:rPr>
-          <w:rPr>
-            <w:color w:val="0000EE"/>
-            <w:u w:val="single"/>
-          </w:rPr>
-          <w:t>拉7:6</w:t>
-        </w:r>
-      </w:hyperlink>
+      <w:r>
+        <w:rPr>
+          <w:lang w:val="zh_TW" w:bidi="zh_TW"/>
+        </w:rPr>
+        <w:t>拉7:6</w:t>
+      </w:r>
       <w:r>
         <w:rPr>
           <w:lang w:val="zh_TW" w:bidi="zh_TW"/>
         </w:rPr>
         <w:t>；</w:t>
       </w:r>
-      <w:hyperlink r:id="rId53">
-        <w:r>
-          <w:rPr>
-            <w:lang w:val="zh_TW" w:bidi="zh_TW"/>
-          </w:rPr>
-          <w:rPr>
-            <w:color w:val="0000EE"/>
-            <w:u w:val="single"/>
-          </w:rPr>
-          <w:t>約10:28–29</w:t>
-        </w:r>
-      </w:hyperlink>
+      <w:r>
+        <w:rPr>
+          <w:lang w:val="zh_TW" w:bidi="zh_TW"/>
+        </w:rPr>
+        <w:t>約10:28–29</w:t>
+      </w:r>
       <w:r>
         <w:rPr>
           <w:lang w:val="zh_TW" w:bidi="zh_TW"/>
@@ -1069,108 +811,72 @@
         </w:rPr>
         <w:t>按手具有深遠的意義，在聖經中經常出現。在獻祭之前，獻祭的人，而不是祭司，會按手在祭物上。這個行為表示將罪過轉移到祭物上，將自己的罪連接在祭物上（</w:t>
       </w:r>
-      <w:hyperlink r:id="rId54">
-        <w:r>
-          <w:rPr>
-            <w:lang w:val="zh_TW" w:bidi="zh_TW"/>
-          </w:rPr>
-          <w:rPr>
-            <w:color w:val="0000EE"/>
-            <w:u w:val="single"/>
-          </w:rPr>
-          <w:t>利1:4</w:t>
-        </w:r>
-      </w:hyperlink>
+      <w:r>
+        <w:rPr>
+          <w:lang w:val="zh_TW" w:bidi="zh_TW"/>
+        </w:rPr>
+        <w:t>利1:4</w:t>
+      </w:r>
       <w:r>
         <w:rPr>
           <w:lang w:val="zh_TW" w:bidi="zh_TW"/>
         </w:rPr>
         <w:t>）。按手表示任命他人擔任要職，例如當摩西委任約書亞（</w:t>
       </w:r>
-      <w:hyperlink r:id="rId55">
-        <w:r>
-          <w:rPr>
-            <w:lang w:val="zh_TW" w:bidi="zh_TW"/>
-          </w:rPr>
-          <w:rPr>
-            <w:color w:val="0000EE"/>
-            <w:u w:val="single"/>
-          </w:rPr>
-          <w:t>民27:12–23</w:t>
-        </w:r>
-      </w:hyperlink>
+      <w:r>
+        <w:rPr>
+          <w:lang w:val="zh_TW" w:bidi="zh_TW"/>
+        </w:rPr>
+        <w:t>民27:12–23</w:t>
+      </w:r>
       <w:r>
         <w:rPr>
           <w:lang w:val="zh_TW" w:bidi="zh_TW"/>
         </w:rPr>
         <w:t>），使徒讓七位門徒成為他們在事工中的同工或副手（</w:t>
       </w:r>
-      <w:hyperlink r:id="rId56">
-        <w:r>
-          <w:rPr>
-            <w:lang w:val="zh_TW" w:bidi="zh_TW"/>
-          </w:rPr>
-          <w:rPr>
-            <w:color w:val="0000EE"/>
-            <w:u w:val="single"/>
-          </w:rPr>
-          <w:t>徒6:5–6</w:t>
-        </w:r>
-      </w:hyperlink>
+      <w:r>
+        <w:rPr>
+          <w:lang w:val="zh_TW" w:bidi="zh_TW"/>
+        </w:rPr>
+        <w:t>徒6:5–6</w:t>
+      </w:r>
       <w:r>
         <w:rPr>
           <w:lang w:val="zh_TW" w:bidi="zh_TW"/>
         </w:rPr>
         <w:t>），以及保羅和巴拿巴被任命為安提阿教會的宣教士和代表（</w:t>
       </w:r>
-      <w:hyperlink r:id="rId57">
-        <w:r>
-          <w:rPr>
-            <w:lang w:val="zh_TW" w:bidi="zh_TW"/>
-          </w:rPr>
-          <w:rPr>
-            <w:color w:val="0000EE"/>
-            <w:u w:val="single"/>
-          </w:rPr>
-          <w:t>13:3</w:t>
-        </w:r>
-      </w:hyperlink>
+      <w:r>
+        <w:rPr>
+          <w:lang w:val="zh_TW" w:bidi="zh_TW"/>
+        </w:rPr>
+        <w:t>13:3</w:t>
+      </w:r>
       <w:r>
         <w:rPr>
           <w:lang w:val="zh_TW" w:bidi="zh_TW"/>
         </w:rPr>
         <w:t>）。通過按手，人被賦予事奉的職份，並獲得該職份成員的地位（</w:t>
       </w:r>
-      <w:hyperlink r:id="rId58">
-        <w:r>
-          <w:rPr>
-            <w:lang w:val="zh_TW" w:bidi="zh_TW"/>
-          </w:rPr>
-          <w:rPr>
-            <w:color w:val="0000EE"/>
-            <w:u w:val="single"/>
-          </w:rPr>
-          <w:t>提前4:14</w:t>
-        </w:r>
-      </w:hyperlink>
+      <w:r>
+        <w:rPr>
+          <w:lang w:val="zh_TW" w:bidi="zh_TW"/>
+        </w:rPr>
+        <w:t>提前4:14</w:t>
+      </w:r>
       <w:r>
         <w:rPr>
           <w:lang w:val="zh_TW" w:bidi="zh_TW"/>
         </w:rPr>
         <w:t>；</w:t>
       </w:r>
-      <w:hyperlink r:id="rId59">
-        <w:r>
-          <w:rPr>
-            <w:lang w:val="zh_TW" w:bidi="zh_TW"/>
-          </w:rPr>
-          <w:rPr>
-            <w:color w:val="0000EE"/>
-            <w:u w:val="single"/>
-          </w:rPr>
-          <w:t>提後1:6</w:t>
-        </w:r>
-      </w:hyperlink>
+      <w:r>
+        <w:rPr>
+          <w:lang w:val="zh_TW" w:bidi="zh_TW"/>
+        </w:rPr>
+        <w:t>提後1:6</w:t>
+      </w:r>
       <w:r>
         <w:rPr>
           <w:lang w:val="zh_TW" w:bidi="zh_TW"/>
@@ -1191,108 +897,72 @@
         </w:rPr>
         <w:t>按手伴隨著耶穌事工中的醫治（</w:t>
       </w:r>
-      <w:hyperlink r:id="rId60">
-        <w:r>
-          <w:rPr>
-            <w:lang w:val="zh_TW" w:bidi="zh_TW"/>
-          </w:rPr>
-          <w:rPr>
-            <w:color w:val="0000EE"/>
-            <w:u w:val="single"/>
-          </w:rPr>
-          <w:t>可6:5</w:t>
-        </w:r>
-      </w:hyperlink>
+      <w:r>
+        <w:rPr>
+          <w:lang w:val="zh_TW" w:bidi="zh_TW"/>
+        </w:rPr>
+        <w:t>可6:5</w:t>
+      </w:r>
       <w:r>
         <w:rPr>
           <w:lang w:val="zh_TW" w:bidi="zh_TW"/>
         </w:rPr>
         <w:t>；</w:t>
       </w:r>
-      <w:hyperlink r:id="rId61">
-        <w:r>
-          <w:rPr>
-            <w:lang w:val="zh_TW" w:bidi="zh_TW"/>
-          </w:rPr>
-          <w:rPr>
-            <w:color w:val="0000EE"/>
-            <w:u w:val="single"/>
-          </w:rPr>
-          <w:t>路4:40</w:t>
-        </w:r>
-      </w:hyperlink>
+      <w:r>
+        <w:rPr>
+          <w:lang w:val="zh_TW" w:bidi="zh_TW"/>
+        </w:rPr>
+        <w:t>路4:40</w:t>
+      </w:r>
       <w:r>
         <w:rPr>
           <w:lang w:val="zh_TW" w:bidi="zh_TW"/>
         </w:rPr>
         <w:t>；</w:t>
       </w:r>
-      <w:hyperlink r:id="rId62">
-        <w:r>
-          <w:rPr>
-            <w:lang w:val="zh_TW" w:bidi="zh_TW"/>
-          </w:rPr>
-          <w:rPr>
-            <w:color w:val="0000EE"/>
-            <w:u w:val="single"/>
-          </w:rPr>
-          <w:t>13:11–13</w:t>
-        </w:r>
-      </w:hyperlink>
+      <w:r>
+        <w:rPr>
+          <w:lang w:val="zh_TW" w:bidi="zh_TW"/>
+        </w:rPr>
+        <w:t>13:11–13</w:t>
+      </w:r>
       <w:r>
         <w:rPr>
           <w:lang w:val="zh_TW" w:bidi="zh_TW"/>
         </w:rPr>
         <w:t>）和門徒的事工（</w:t>
       </w:r>
-      <w:hyperlink r:id="rId63">
-        <w:r>
-          <w:rPr>
-            <w:lang w:val="zh_TW" w:bidi="zh_TW"/>
-          </w:rPr>
-          <w:rPr>
-            <w:color w:val="0000EE"/>
-            <w:u w:val="single"/>
-          </w:rPr>
-          <w:t>可16:18</w:t>
-        </w:r>
-      </w:hyperlink>
+      <w:r>
+        <w:rPr>
+          <w:lang w:val="zh_TW" w:bidi="zh_TW"/>
+        </w:rPr>
+        <w:t>可16:18</w:t>
+      </w:r>
       <w:r>
         <w:rPr>
           <w:lang w:val="zh_TW" w:bidi="zh_TW"/>
         </w:rPr>
         <w:t>；</w:t>
       </w:r>
-      <w:hyperlink r:id="rId64">
-        <w:r>
-          <w:rPr>
-            <w:lang w:val="zh_TW" w:bidi="zh_TW"/>
-          </w:rPr>
-          <w:rPr>
-            <w:color w:val="0000EE"/>
-            <w:u w:val="single"/>
-          </w:rPr>
-          <w:t>徒9:12、17</w:t>
-        </w:r>
-      </w:hyperlink>
+      <w:r>
+        <w:rPr>
+          <w:lang w:val="zh_TW" w:bidi="zh_TW"/>
+        </w:rPr>
+        <w:t>徒9:12、17</w:t>
+      </w:r>
       <w:r>
         <w:rPr>
           <w:lang w:val="zh_TW" w:bidi="zh_TW"/>
         </w:rPr>
         <w:t>，</w:t>
       </w:r>
-      <w:hyperlink r:id="rId65">
-        <w:r>
-          <w:rPr>
-            <w:lang w:val="zh_TW" w:bidi="zh_TW"/>
-          </w:rPr>
-          <w:rPr>
-            <w:color w:val="0000EE"/>
-            <w:u w:val="single"/>
-          </w:rPr>
-          <w:t>28:8</w:t>
-        </w:r>
-      </w:hyperlink>
+      <w:r>
+        <w:rPr>
+          <w:lang w:val="zh_TW" w:bidi="zh_TW"/>
+        </w:rPr>
+        <w:t>28:8</w:t>
+      </w:r>
       <w:r>
         <w:rPr>
           <w:lang w:val="zh_TW" w:bidi="zh_TW"/>
@@ -1380,144 +1050,96 @@
         </w:rPr>
         <w:t>有英文譯本在</w:t>
       </w:r>
-      <w:hyperlink r:id="rId66">
-        <w:r>
-          <w:rPr>
-            <w:lang w:val="zh_TW" w:bidi="zh_TW"/>
-          </w:rPr>
-          <w:rPr>
-            <w:color w:val="0000EE"/>
-            <w:u w:val="single"/>
-          </w:rPr>
-          <w:t>創世記三十一章27節</w:t>
-        </w:r>
-      </w:hyperlink>
+      <w:r>
+        <w:rPr>
+          <w:lang w:val="zh_TW" w:bidi="zh_TW"/>
+        </w:rPr>
+        <w:t>創世記三十一章27節</w:t>
+      </w:r>
       <w:r>
         <w:rPr>
           <w:lang w:val="zh_TW" w:bidi="zh_TW"/>
         </w:rPr>
         <w:t>和</w:t>
       </w:r>
-      <w:hyperlink r:id="rId67">
-        <w:r>
-          <w:rPr>
-            <w:lang w:val="zh_TW" w:bidi="zh_TW"/>
-          </w:rPr>
-          <w:rPr>
-            <w:color w:val="0000EE"/>
-            <w:u w:val="single"/>
-          </w:rPr>
-          <w:t>撒母耳記上十章5節</w:t>
-        </w:r>
-      </w:hyperlink>
+      <w:r>
+        <w:rPr>
+          <w:lang w:val="zh_TW" w:bidi="zh_TW"/>
+        </w:rPr>
+        <w:t>撒母耳記上十章5節</w:t>
+      </w:r>
       <w:r>
         <w:rPr>
           <w:lang w:val="zh_TW" w:bidi="zh_TW"/>
         </w:rPr>
         <w:t>將鈴鼓（tambourine）翻譯為手鼓（tabret），在</w:t>
       </w:r>
-      <w:hyperlink r:id="rId68">
-        <w:r>
-          <w:rPr>
-            <w:lang w:val="zh_TW" w:bidi="zh_TW"/>
-          </w:rPr>
-          <w:rPr>
-            <w:color w:val="0000EE"/>
-            <w:u w:val="single"/>
-          </w:rPr>
-          <w:t>撒母耳記上十八章6六節</w:t>
-        </w:r>
-      </w:hyperlink>
+      <w:r>
+        <w:rPr>
+          <w:lang w:val="zh_TW" w:bidi="zh_TW"/>
+        </w:rPr>
+        <w:t>撒母耳記上十八章6六節</w:t>
+      </w:r>
       <w:r>
         <w:rPr>
           <w:lang w:val="zh_TW" w:bidi="zh_TW"/>
         </w:rPr>
         <w:t>；</w:t>
       </w:r>
-      <w:hyperlink r:id="rId69">
-        <w:r>
-          <w:rPr>
-            <w:lang w:val="zh_TW" w:bidi="zh_TW"/>
-          </w:rPr>
-          <w:rPr>
-            <w:color w:val="0000EE"/>
-            <w:u w:val="single"/>
-          </w:rPr>
-          <w:t>約伯記十七章6節</w:t>
-        </w:r>
-      </w:hyperlink>
+      <w:r>
+        <w:rPr>
+          <w:lang w:val="zh_TW" w:bidi="zh_TW"/>
+        </w:rPr>
+        <w:t>約伯記十七章6節</w:t>
+      </w:r>
       <w:r>
         <w:rPr>
           <w:lang w:val="zh_TW" w:bidi="zh_TW"/>
         </w:rPr>
         <w:t>；</w:t>
       </w:r>
-      <w:hyperlink r:id="rId70">
-        <w:r>
-          <w:rPr>
-            <w:lang w:val="zh_TW" w:bidi="zh_TW"/>
-          </w:rPr>
-          <w:rPr>
-            <w:color w:val="0000EE"/>
-            <w:u w:val="single"/>
-          </w:rPr>
-          <w:t>以賽亞書五章12節</w:t>
-        </w:r>
-      </w:hyperlink>
+      <w:r>
+        <w:rPr>
+          <w:lang w:val="zh_TW" w:bidi="zh_TW"/>
+        </w:rPr>
+        <w:t>以賽亞書五章12節</w:t>
+      </w:r>
       <w:r>
         <w:rPr>
           <w:lang w:val="zh_TW" w:bidi="zh_TW"/>
         </w:rPr>
         <w:t>，</w:t>
       </w:r>
-      <w:hyperlink r:id="rId71">
-        <w:r>
-          <w:rPr>
-            <w:lang w:val="zh_TW" w:bidi="zh_TW"/>
-          </w:rPr>
-          <w:rPr>
-            <w:color w:val="0000EE"/>
-            <w:u w:val="single"/>
-          </w:rPr>
-          <w:t>二十四章8節</w:t>
-        </w:r>
-      </w:hyperlink>
+      <w:r>
+        <w:rPr>
+          <w:lang w:val="zh_TW" w:bidi="zh_TW"/>
+        </w:rPr>
+        <w:t>二十四章8節</w:t>
+      </w:r>
       <w:r>
         <w:rPr>
           <w:lang w:val="zh_TW" w:bidi="zh_TW"/>
         </w:rPr>
         <w:t>，</w:t>
       </w:r>
-      <w:hyperlink r:id="rId72">
-        <w:r>
-          <w:rPr>
-            <w:lang w:val="zh_TW" w:bidi="zh_TW"/>
-          </w:rPr>
-          <w:rPr>
-            <w:color w:val="0000EE"/>
-            <w:u w:val="single"/>
-          </w:rPr>
-          <w:t>三十章32節</w:t>
-        </w:r>
-      </w:hyperlink>
+      <w:r>
+        <w:rPr>
+          <w:lang w:val="zh_TW" w:bidi="zh_TW"/>
+        </w:rPr>
+        <w:t>三十章32節</w:t>
+      </w:r>
       <w:r>
         <w:rPr>
           <w:lang w:val="zh_TW" w:bidi="zh_TW"/>
         </w:rPr>
         <w:t>和</w:t>
       </w:r>
-      <w:hyperlink r:id="rId73">
-        <w:r>
-          <w:rPr>
-            <w:lang w:val="zh_TW" w:bidi="zh_TW"/>
-          </w:rPr>
-          <w:rPr>
-            <w:color w:val="0000EE"/>
-            <w:u w:val="single"/>
-          </w:rPr>
-          <w:t>耶利米書三十一章4節</w:t>
-        </w:r>
-      </w:hyperlink>
+      <w:r>
+        <w:rPr>
+          <w:lang w:val="zh_TW" w:bidi="zh_TW"/>
+        </w:rPr>
+        <w:t>耶利米書三十一章4節</w:t>
+      </w:r>
       <w:r>
         <w:rPr>
           <w:lang w:val="zh_TW" w:bidi="zh_TW"/>
@@ -1605,54 +1227,36 @@
         </w:rPr>
         <w:t>被指派到瞭望樓的守望者監督葡萄園，保護它們免受野生動物和小偷的侵害（</w:t>
       </w:r>
-      <w:hyperlink r:id="rId74">
-        <w:r>
-          <w:rPr>
-            <w:lang w:val="zh_TW" w:bidi="zh_TW"/>
-          </w:rPr>
-          <w:rPr>
-            <w:color w:val="0000EE"/>
-            <w:u w:val="single"/>
-          </w:rPr>
-          <w:t>賽5:2</w:t>
-        </w:r>
-      </w:hyperlink>
+      <w:r>
+        <w:rPr>
+          <w:lang w:val="zh_TW" w:bidi="zh_TW"/>
+        </w:rPr>
+        <w:t>賽5:2</w:t>
+      </w:r>
       <w:r>
         <w:rPr>
           <w:lang w:val="zh_TW" w:bidi="zh_TW"/>
         </w:rPr>
         <w:t>；</w:t>
       </w:r>
-      <w:hyperlink r:id="rId75">
-        <w:r>
-          <w:rPr>
-            <w:lang w:val="zh_TW" w:bidi="zh_TW"/>
-          </w:rPr>
-          <w:rPr>
-            <w:color w:val="0000EE"/>
-            <w:u w:val="single"/>
-          </w:rPr>
-          <w:t>太21:33</w:t>
-        </w:r>
-      </w:hyperlink>
+      <w:r>
+        <w:rPr>
+          <w:lang w:val="zh_TW" w:bidi="zh_TW"/>
+        </w:rPr>
+        <w:t>太21:33</w:t>
+      </w:r>
       <w:r>
         <w:rPr>
           <w:lang w:val="zh_TW" w:bidi="zh_TW"/>
         </w:rPr>
         <w:t>；</w:t>
       </w:r>
-      <w:hyperlink r:id="rId76">
-        <w:r>
-          <w:rPr>
-            <w:lang w:val="zh_TW" w:bidi="zh_TW"/>
-          </w:rPr>
-          <w:rPr>
-            <w:color w:val="0000EE"/>
-            <w:u w:val="single"/>
-          </w:rPr>
-          <w:t>可12:1</w:t>
-        </w:r>
-      </w:hyperlink>
+      <w:r>
+        <w:rPr>
+          <w:lang w:val="zh_TW" w:bidi="zh_TW"/>
+        </w:rPr>
+        <w:t>可12:1</w:t>
+      </w:r>
       <w:r>
         <w:rPr>
           <w:lang w:val="zh_TW" w:bidi="zh_TW"/>
@@ -1673,72 +1277,48 @@
         </w:rPr>
         <w:t>一些瞭望樓，如在</w:t>
       </w:r>
-      <w:hyperlink r:id="rId77">
-        <w:r>
-          <w:rPr>
-            <w:lang w:val="zh_TW" w:bidi="zh_TW"/>
-          </w:rPr>
-          <w:rPr>
-            <w:color w:val="0000EE"/>
-            <w:u w:val="single"/>
-          </w:rPr>
-          <w:t>創世記三十五章21節</w:t>
-        </w:r>
-      </w:hyperlink>
+      <w:r>
+        <w:rPr>
+          <w:lang w:val="zh_TW" w:bidi="zh_TW"/>
+        </w:rPr>
+        <w:t>創世記三十五章21節</w:t>
+      </w:r>
       <w:r>
         <w:rPr>
           <w:lang w:val="zh_TW" w:bidi="zh_TW"/>
         </w:rPr>
         <w:t>中的以得臺，是在曠野地區建造的。它們為牧羊人提供了一個受保護的庇護所，以便觀察羊群。一些塔樓是加固了的前哨站，守望者用來保護城市，防止小偷侵擾貿易和交通（</w:t>
       </w:r>
-      <w:hyperlink r:id="rId78">
-        <w:r>
-          <w:rPr>
-            <w:lang w:val="zh_TW" w:bidi="zh_TW"/>
-          </w:rPr>
-          <w:rPr>
-            <w:color w:val="0000EE"/>
-            <w:u w:val="single"/>
-          </w:rPr>
-          <w:t>王下18:8</w:t>
-        </w:r>
-      </w:hyperlink>
+      <w:r>
+        <w:rPr>
+          <w:lang w:val="zh_TW" w:bidi="zh_TW"/>
+        </w:rPr>
+        <w:t>王下18:8</w:t>
+      </w:r>
       <w:r>
         <w:rPr>
           <w:lang w:val="zh_TW" w:bidi="zh_TW"/>
         </w:rPr>
         <w:t>；</w:t>
       </w:r>
-      <w:hyperlink r:id="rId79">
-        <w:r>
-          <w:rPr>
-            <w:lang w:val="zh_TW" w:bidi="zh_TW"/>
-          </w:rPr>
-          <w:rPr>
-            <w:color w:val="0000EE"/>
-            <w:u w:val="single"/>
-          </w:rPr>
-          <w:t>代下20:24</w:t>
-        </w:r>
-      </w:hyperlink>
+      <w:r>
+        <w:rPr>
+          <w:lang w:val="zh_TW" w:bidi="zh_TW"/>
+        </w:rPr>
+        <w:t>代下20:24</w:t>
+      </w:r>
       <w:r>
         <w:rPr>
           <w:lang w:val="zh_TW" w:bidi="zh_TW"/>
         </w:rPr>
         <w:t>；</w:t>
       </w:r>
-      <w:hyperlink r:id="rId80">
-        <w:r>
-          <w:rPr>
-            <w:lang w:val="zh_TW" w:bidi="zh_TW"/>
-          </w:rPr>
-          <w:rPr>
-            <w:color w:val="0000EE"/>
-            <w:u w:val="single"/>
-          </w:rPr>
-          <w:t>賽32:14</w:t>
-        </w:r>
-      </w:hyperlink>
+      <w:r>
+        <w:rPr>
+          <w:lang w:val="zh_TW" w:bidi="zh_TW"/>
+        </w:rPr>
+        <w:t>賽32:14</w:t>
+      </w:r>
       <w:r>
         <w:rPr>
           <w:lang w:val="zh_TW" w:bidi="zh_TW"/>
@@ -1793,126 +1373,84 @@
         </w:rPr>
         <w:t>裝飾性的配件。在聖經中，男女都會佩戴首飾（</w:t>
       </w:r>
-      <w:hyperlink r:id="rId81">
-        <w:r>
-          <w:rPr>
-            <w:lang w:val="zh_TW" w:bidi="zh_TW"/>
-          </w:rPr>
-          <w:rPr>
-            <w:color w:val="0000EE"/>
-            <w:u w:val="single"/>
-          </w:rPr>
-          <w:t>出11:2</w:t>
-        </w:r>
-      </w:hyperlink>
+      <w:r>
+        <w:rPr>
+          <w:lang w:val="zh_TW" w:bidi="zh_TW"/>
+        </w:rPr>
+        <w:t>出11:2</w:t>
+      </w:r>
       <w:r>
         <w:rPr>
           <w:lang w:val="zh_TW" w:bidi="zh_TW"/>
         </w:rPr>
         <w:t>；</w:t>
       </w:r>
-      <w:hyperlink r:id="rId82">
-        <w:r>
-          <w:rPr>
-            <w:lang w:val="zh_TW" w:bidi="zh_TW"/>
-          </w:rPr>
-          <w:rPr>
-            <w:color w:val="0000EE"/>
-            <w:u w:val="single"/>
-          </w:rPr>
-          <w:t>賽3:18</w:t>
-        </w:r>
-      </w:hyperlink>
+      <w:r>
+        <w:rPr>
+          <w:lang w:val="zh_TW" w:bidi="zh_TW"/>
+        </w:rPr>
+        <w:t>賽3:18</w:t>
+      </w:r>
       <w:r>
         <w:rPr>
           <w:lang w:val="zh_TW" w:bidi="zh_TW"/>
         </w:rPr>
         <w:t>–</w:t>
       </w:r>
-      <w:hyperlink r:id="rId82">
-        <w:r>
-          <w:rPr>
-            <w:lang w:val="zh_TW" w:bidi="zh_TW"/>
-          </w:rPr>
-          <w:rPr>
-            <w:color w:val="0000EE"/>
-            <w:u w:val="single"/>
-          </w:rPr>
-          <w:t>21</w:t>
-        </w:r>
-      </w:hyperlink>
+      <w:r>
+        <w:rPr>
+          <w:lang w:val="zh_TW" w:bidi="zh_TW"/>
+        </w:rPr>
+        <w:t>21</w:t>
+      </w:r>
       <w:r>
         <w:rPr>
           <w:lang w:val="zh_TW" w:bidi="zh_TW"/>
         </w:rPr>
         <w:t>）。人們也會將首飾作為禮物贈送（</w:t>
       </w:r>
-      <w:hyperlink r:id="rId83">
-        <w:r>
-          <w:rPr>
-            <w:lang w:val="zh_TW" w:bidi="zh_TW"/>
-          </w:rPr>
-          <w:rPr>
-            <w:color w:val="0000EE"/>
-            <w:u w:val="single"/>
-          </w:rPr>
-          <w:t>創24:22</w:t>
-        </w:r>
-      </w:hyperlink>
+      <w:r>
+        <w:rPr>
+          <w:lang w:val="zh_TW" w:bidi="zh_TW"/>
+        </w:rPr>
+        <w:t>創24:22</w:t>
+      </w:r>
       <w:r>
         <w:rPr>
           <w:lang w:val="zh_TW" w:bidi="zh_TW"/>
         </w:rPr>
         <w:t>、</w:t>
       </w:r>
-      <w:hyperlink r:id="rId83">
-        <w:r>
-          <w:rPr>
-            <w:lang w:val="zh_TW" w:bidi="zh_TW"/>
-          </w:rPr>
-          <w:rPr>
-            <w:color w:val="0000EE"/>
-            <w:u w:val="single"/>
-          </w:rPr>
-          <w:t>53</w:t>
-        </w:r>
-      </w:hyperlink>
+      <w:r>
+        <w:rPr>
+          <w:lang w:val="zh_TW" w:bidi="zh_TW"/>
+        </w:rPr>
+        <w:t>53</w:t>
+      </w:r>
       <w:r>
         <w:rPr>
           <w:lang w:val="zh_TW" w:bidi="zh_TW"/>
         </w:rPr>
         <w:t>）。在戰爭中，人們常掠奪首飾（</w:t>
       </w:r>
-      <w:hyperlink r:id="rId84">
-        <w:r>
-          <w:rPr>
-            <w:lang w:val="zh_TW" w:bidi="zh_TW"/>
-          </w:rPr>
-          <w:rPr>
-            <w:color w:val="0000EE"/>
-            <w:u w:val="single"/>
-          </w:rPr>
-          <w:t>代下20:25</w:t>
-        </w:r>
-      </w:hyperlink>
+      <w:r>
+        <w:rPr>
+          <w:lang w:val="zh_TW" w:bidi="zh_TW"/>
+        </w:rPr>
+        <w:t>代下20:25</w:t>
+      </w:r>
       <w:r>
         <w:rPr>
           <w:lang w:val="zh_TW" w:bidi="zh_TW"/>
         </w:rPr>
         <w:t>）。在貨幣尚未出現之前，金製首飾是財富的象徵（</w:t>
       </w:r>
-      <w:hyperlink r:id="rId85">
-        <w:r>
-          <w:rPr>
-            <w:lang w:val="zh_TW" w:bidi="zh_TW"/>
-          </w:rPr>
-          <w:rPr>
-            <w:color w:val="0000EE"/>
-            <w:u w:val="single"/>
-          </w:rPr>
-          <w:t>代下21:3</w:t>
-        </w:r>
-      </w:hyperlink>
+      <w:r>
+        <w:rPr>
+          <w:lang w:val="zh_TW" w:bidi="zh_TW"/>
+        </w:rPr>
+        <w:t>代下21:3</w:t>
+      </w:r>
       <w:r>
         <w:rPr>
           <w:lang w:val="zh_TW" w:bidi="zh_TW"/>
@@ -1962,72 +1500,48 @@
         </w:rPr>
         <w:t>手臂鐲子（</w:t>
       </w:r>
-      <w:hyperlink r:id="rId86">
-        <w:r>
-          <w:rPr>
-            <w:lang w:val="zh_TW" w:bidi="zh_TW"/>
-          </w:rPr>
-          <w:rPr>
-            <w:color w:val="0000EE"/>
-            <w:u w:val="single"/>
-          </w:rPr>
-          <w:t>創24:22</w:t>
-        </w:r>
-      </w:hyperlink>
+      <w:r>
+        <w:rPr>
+          <w:lang w:val="zh_TW" w:bidi="zh_TW"/>
+        </w:rPr>
+        <w:t>創24:22</w:t>
+      </w:r>
       <w:r>
         <w:rPr>
           <w:lang w:val="zh_TW" w:bidi="zh_TW"/>
         </w:rPr>
         <w:t>、</w:t>
       </w:r>
-      <w:hyperlink r:id="rId86">
-        <w:r>
-          <w:rPr>
-            <w:lang w:val="zh_TW" w:bidi="zh_TW"/>
-          </w:rPr>
-          <w:rPr>
-            <w:color w:val="0000EE"/>
-            <w:u w:val="single"/>
-          </w:rPr>
-          <w:t>30</w:t>
-        </w:r>
-      </w:hyperlink>
+      <w:r>
+        <w:rPr>
+          <w:lang w:val="zh_TW" w:bidi="zh_TW"/>
+        </w:rPr>
+        <w:t>30</w:t>
+      </w:r>
       <w:r>
         <w:rPr>
           <w:lang w:val="zh_TW" w:bidi="zh_TW"/>
         </w:rPr>
         <w:t>、</w:t>
       </w:r>
-      <w:hyperlink r:id="rId86">
-        <w:r>
-          <w:rPr>
-            <w:lang w:val="zh_TW" w:bidi="zh_TW"/>
-          </w:rPr>
-          <w:rPr>
-            <w:color w:val="0000EE"/>
-            <w:u w:val="single"/>
-          </w:rPr>
-          <w:t>47</w:t>
-        </w:r>
-      </w:hyperlink>
+      <w:r>
+        <w:rPr>
+          <w:lang w:val="zh_TW" w:bidi="zh_TW"/>
+        </w:rPr>
+        <w:t>47</w:t>
+      </w:r>
       <w:r>
         <w:rPr>
           <w:lang w:val="zh_TW" w:bidi="zh_TW"/>
         </w:rPr>
         <w:t>；</w:t>
       </w:r>
-      <w:hyperlink r:id="rId87">
-        <w:r>
-          <w:rPr>
-            <w:lang w:val="zh_TW" w:bidi="zh_TW"/>
-          </w:rPr>
-          <w:rPr>
-            <w:color w:val="0000EE"/>
-            <w:u w:val="single"/>
-          </w:rPr>
-          <w:t>結16:11</w:t>
-        </w:r>
-      </w:hyperlink>
+      <w:r>
+        <w:rPr>
+          <w:lang w:val="zh_TW" w:bidi="zh_TW"/>
+        </w:rPr>
+        <w:t>結16:11</w:t>
+      </w:r>
       <w:r>
         <w:rPr>
           <w:lang w:val="zh_TW" w:bidi="zh_TW"/>
@@ -2052,18 +1566,12 @@
         </w:rPr>
         <w:t>足鍊（</w:t>
       </w:r>
-      <w:hyperlink r:id="rId88">
-        <w:r>
-          <w:rPr>
-            <w:lang w:val="zh_TW" w:bidi="zh_TW"/>
-          </w:rPr>
-          <w:rPr>
-            <w:color w:val="0000EE"/>
-            <w:u w:val="single"/>
-          </w:rPr>
-          <w:t>賽3:18–20</w:t>
-        </w:r>
-      </w:hyperlink>
+      <w:r>
+        <w:rPr>
+          <w:lang w:val="zh_TW" w:bidi="zh_TW"/>
+        </w:rPr>
+        <w:t>賽3:18–20</w:t>
+      </w:r>
       <w:r>
         <w:rPr>
           <w:lang w:val="zh_TW" w:bidi="zh_TW"/>
@@ -2088,18 +1596,12 @@
         </w:rPr>
         <w:t>項鍊（</w:t>
       </w:r>
-      <w:hyperlink r:id="rId89">
-        <w:r>
-          <w:rPr>
-            <w:lang w:val="zh_TW" w:bidi="zh_TW"/>
-          </w:rPr>
-          <w:rPr>
-            <w:color w:val="0000EE"/>
-            <w:u w:val="single"/>
-          </w:rPr>
-          <w:t>創41:42</w:t>
-        </w:r>
-      </w:hyperlink>
+      <w:r>
+        <w:rPr>
+          <w:lang w:val="zh_TW" w:bidi="zh_TW"/>
+        </w:rPr>
+        <w:t>創41:42</w:t>
+      </w:r>
       <w:r>
         <w:rPr>
           <w:lang w:val="zh_TW" w:bidi="zh_TW"/>
@@ -2124,18 +1626,12 @@
         </w:rPr>
         <w:t>冠冕（</w:t>
       </w:r>
-      <w:hyperlink r:id="rId90">
-        <w:r>
-          <w:rPr>
-            <w:lang w:val="zh_TW" w:bidi="zh_TW"/>
-          </w:rPr>
-          <w:rPr>
-            <w:color w:val="0000EE"/>
-            <w:u w:val="single"/>
-          </w:rPr>
-          <w:t>亞9:16</w:t>
-        </w:r>
-      </w:hyperlink>
+      <w:r>
+        <w:rPr>
+          <w:lang w:val="zh_TW" w:bidi="zh_TW"/>
+        </w:rPr>
+        <w:t>亞9:16</w:t>
+      </w:r>
       <w:r>
         <w:rPr>
           <w:lang w:val="zh_TW" w:bidi="zh_TW"/>
@@ -2160,18 +1656,12 @@
         </w:rPr>
         <w:t>耳環（</w:t>
       </w:r>
-      <w:hyperlink r:id="rId91">
-        <w:r>
-          <w:rPr>
-            <w:lang w:val="zh_TW" w:bidi="zh_TW"/>
-          </w:rPr>
-          <w:rPr>
-            <w:color w:val="0000EE"/>
-            <w:u w:val="single"/>
-          </w:rPr>
-          <w:t>創24:22</w:t>
-        </w:r>
-      </w:hyperlink>
+      <w:r>
+        <w:rPr>
+          <w:lang w:val="zh_TW" w:bidi="zh_TW"/>
+        </w:rPr>
+        <w:t>創24:22</w:t>
+      </w:r>
       <w:r>
         <w:rPr>
           <w:lang w:val="zh_TW" w:bidi="zh_TW"/>
@@ -2196,18 +1686,12 @@
         </w:rPr>
         <w:t>鼻環（</w:t>
       </w:r>
-      <w:hyperlink r:id="rId92">
-        <w:r>
-          <w:rPr>
-            <w:lang w:val="zh_TW" w:bidi="zh_TW"/>
-          </w:rPr>
-          <w:rPr>
-            <w:color w:val="0000EE"/>
-            <w:u w:val="single"/>
-          </w:rPr>
-          <w:t>賽3:21</w:t>
-        </w:r>
-      </w:hyperlink>
+      <w:r>
+        <w:rPr>
+          <w:lang w:val="zh_TW" w:bidi="zh_TW"/>
+        </w:rPr>
+        <w:t>賽3:21</w:t>
+      </w:r>
       <w:r>
         <w:rPr>
           <w:lang w:val="zh_TW" w:bidi="zh_TW"/>
@@ -2232,36 +1716,24 @@
         </w:rPr>
         <w:t>戒指（</w:t>
       </w:r>
-      <w:hyperlink r:id="rId89">
-        <w:r>
-          <w:rPr>
-            <w:lang w:val="zh_TW" w:bidi="zh_TW"/>
-          </w:rPr>
-          <w:rPr>
-            <w:color w:val="0000EE"/>
-            <w:u w:val="single"/>
-          </w:rPr>
-          <w:t>創41:42</w:t>
-        </w:r>
-      </w:hyperlink>
+      <w:r>
+        <w:rPr>
+          <w:lang w:val="zh_TW" w:bidi="zh_TW"/>
+        </w:rPr>
+        <w:t>創41:42</w:t>
+      </w:r>
       <w:r>
         <w:rPr>
           <w:lang w:val="zh_TW" w:bidi="zh_TW"/>
         </w:rPr>
         <w:t>；</w:t>
       </w:r>
-      <w:hyperlink r:id="rId93">
-        <w:r>
-          <w:rPr>
-            <w:lang w:val="zh_TW" w:bidi="zh_TW"/>
-          </w:rPr>
-          <w:rPr>
-            <w:color w:val="0000EE"/>
-            <w:u w:val="single"/>
-          </w:rPr>
-          <w:t>斯3:10</w:t>
-        </w:r>
-      </w:hyperlink>
+      <w:r>
+        <w:rPr>
+          <w:lang w:val="zh_TW" w:bidi="zh_TW"/>
+        </w:rPr>
+        <w:t>斯3:10</w:t>
+      </w:r>
       <w:r>
         <w:rPr>
           <w:lang w:val="zh_TW" w:bidi="zh_TW"/>
@@ -2296,36 +1768,24 @@
         </w:rPr>
         <w:t>人們把半寶石加在項鍊和其它首飾上。從吾珥墓葬中出土的古代王室頭飾，顯示出當時首飾匠的高超技藝。人們常用髮帶和髮針來裝飾頭髮，考古中也發現了不少這類器物。鑲有雕刻寶石的戒指極受歡迎，鼻環也是如此（見</w:t>
       </w:r>
-      <w:hyperlink r:id="rId94">
-        <w:r>
-          <w:rPr>
-            <w:lang w:val="zh_TW" w:bidi="zh_TW"/>
-          </w:rPr>
-          <w:rPr>
-            <w:color w:val="0000EE"/>
-            <w:u w:val="single"/>
-          </w:rPr>
-          <w:t>創24:47</w:t>
-        </w:r>
-      </w:hyperlink>
+      <w:r>
+        <w:rPr>
+          <w:lang w:val="zh_TW" w:bidi="zh_TW"/>
+        </w:rPr>
+        <w:t>創24:47</w:t>
+      </w:r>
       <w:r>
         <w:rPr>
           <w:lang w:val="zh_TW" w:bidi="zh_TW"/>
         </w:rPr>
         <w:t>）。人們常佩戴精緻的金鍊。印戒和粗重的金鍊象徵官職與權柄（</w:t>
       </w:r>
-      <w:hyperlink r:id="rId89">
-        <w:r>
-          <w:rPr>
-            <w:lang w:val="zh_TW" w:bidi="zh_TW"/>
-          </w:rPr>
-          <w:rPr>
-            <w:color w:val="0000EE"/>
-            <w:u w:val="single"/>
-          </w:rPr>
-          <w:t>創41:42</w:t>
-        </w:r>
-      </w:hyperlink>
+      <w:r>
+        <w:rPr>
+          <w:lang w:val="zh_TW" w:bidi="zh_TW"/>
+        </w:rPr>
+        <w:t>創41:42</w:t>
+      </w:r>
       <w:r>
         <w:rPr>
           <w:lang w:val="zh_TW" w:bidi="zh_TW"/>
@@ -2340,18 +1800,12 @@
           <w:lang w:val="zh_TW" w:bidi="zh_TW"/>
         </w:rPr>
       </w:r>
-      <w:hyperlink r:id="rId95">
-        <w:r>
-          <w:rPr>
-            <w:lang w:val="zh_TW" w:bidi="zh_TW"/>
-          </w:rPr>
-          <w:rPr>
-            <w:color w:val="0000EE"/>
-            <w:u w:val="single"/>
-          </w:rPr>
-          <w:t>以賽亞書三章18至23節</w:t>
-        </w:r>
-      </w:hyperlink>
+      <w:r>
+        <w:rPr>
+          <w:lang w:val="zh_TW" w:bidi="zh_TW"/>
+        </w:rPr>
+        <w:t>以賽亞書三章18至23節</w:t>
+      </w:r>
       <w:r>
         <w:rPr>
           <w:lang w:val="zh_TW" w:bidi="zh_TW"/>
@@ -2461,144 +1915,96 @@
         </w:rPr>
         <w:t>一般的動物（例：</w:t>
       </w:r>
-      <w:hyperlink r:id="rId96">
-        <w:r>
-          <w:rPr>
-            <w:lang w:val="zh_TW" w:bidi="zh_TW"/>
-          </w:rPr>
-          <w:rPr>
-            <w:color w:val="0000EE"/>
-            <w:u w:val="single"/>
-          </w:rPr>
-          <w:t>創1:24</w:t>
-        </w:r>
-      </w:hyperlink>
+      <w:r>
+        <w:rPr>
+          <w:lang w:val="zh_TW" w:bidi="zh_TW"/>
+        </w:rPr>
+        <w:t>創1:24</w:t>
+      </w:r>
       <w:r>
         <w:rPr>
           <w:lang w:val="zh_TW" w:bidi="zh_TW"/>
         </w:rPr>
         <w:t>；</w:t>
       </w:r>
-      <w:hyperlink r:id="rId97">
-        <w:r>
-          <w:rPr>
-            <w:lang w:val="zh_TW" w:bidi="zh_TW"/>
-          </w:rPr>
-          <w:rPr>
-            <w:color w:val="0000EE"/>
-            <w:u w:val="single"/>
-          </w:rPr>
-          <w:t>詩36:6</w:t>
-        </w:r>
-      </w:hyperlink>
+      <w:r>
+        <w:rPr>
+          <w:lang w:val="zh_TW" w:bidi="zh_TW"/>
+        </w:rPr>
+        <w:t>詩36:6</w:t>
+      </w:r>
       <w:r>
         <w:rPr>
           <w:lang w:val="zh_TW" w:bidi="zh_TW"/>
         </w:rPr>
         <w:t>），但不包括魚、鳥和昆蟲（例：</w:t>
       </w:r>
-      <w:hyperlink r:id="rId98">
-        <w:r>
-          <w:rPr>
-            <w:lang w:val="zh_TW" w:bidi="zh_TW"/>
-          </w:rPr>
-          <w:rPr>
-            <w:color w:val="0000EE"/>
-            <w:u w:val="single"/>
-          </w:rPr>
-          <w:t>創6:7</w:t>
-        </w:r>
-      </w:hyperlink>
+      <w:r>
+        <w:rPr>
+          <w:lang w:val="zh_TW" w:bidi="zh_TW"/>
+        </w:rPr>
+        <w:t>創6:7</w:t>
+      </w:r>
       <w:r>
         <w:rPr>
           <w:lang w:val="zh_TW" w:bidi="zh_TW"/>
         </w:rPr>
         <w:t>；</w:t>
       </w:r>
-      <w:hyperlink r:id="rId99">
-        <w:r>
-          <w:rPr>
-            <w:lang w:val="zh_TW" w:bidi="zh_TW"/>
-          </w:rPr>
-          <w:rPr>
-            <w:color w:val="0000EE"/>
-            <w:u w:val="single"/>
-          </w:rPr>
-          <w:t>利11:2</w:t>
-        </w:r>
-      </w:hyperlink>
+      <w:r>
+        <w:rPr>
+          <w:lang w:val="zh_TW" w:bidi="zh_TW"/>
+        </w:rPr>
+        <w:t>利11:2</w:t>
+      </w:r>
       <w:r>
         <w:rPr>
           <w:lang w:val="zh_TW" w:bidi="zh_TW"/>
         </w:rPr>
         <w:t>；</w:t>
       </w:r>
-      <w:hyperlink r:id="rId100">
-        <w:r>
-          <w:rPr>
-            <w:lang w:val="zh_TW" w:bidi="zh_TW"/>
-          </w:rPr>
-          <w:rPr>
-            <w:color w:val="0000EE"/>
-            <w:u w:val="single"/>
-          </w:rPr>
-          <w:t>申4:17</w:t>
-        </w:r>
-      </w:hyperlink>
+      <w:r>
+        <w:rPr>
+          <w:lang w:val="zh_TW" w:bidi="zh_TW"/>
+        </w:rPr>
+        <w:t>申4:17</w:t>
+      </w:r>
       <w:r>
         <w:rPr>
           <w:lang w:val="zh_TW" w:bidi="zh_TW"/>
         </w:rPr>
         <w:t>；</w:t>
       </w:r>
-      <w:hyperlink r:id="rId101">
-        <w:r>
-          <w:rPr>
-            <w:lang w:val="zh_TW" w:bidi="zh_TW"/>
-          </w:rPr>
-          <w:rPr>
-            <w:color w:val="0000EE"/>
-            <w:u w:val="single"/>
-          </w:rPr>
-          <w:t>伯12:7</w:t>
-        </w:r>
-      </w:hyperlink>
+      <w:r>
+        <w:rPr>
+          <w:lang w:val="zh_TW" w:bidi="zh_TW"/>
+        </w:rPr>
+        <w:t>伯12:7</w:t>
+      </w:r>
       <w:r>
         <w:rPr>
           <w:lang w:val="zh_TW" w:bidi="zh_TW"/>
         </w:rPr>
         <w:t>，</w:t>
       </w:r>
-      <w:hyperlink r:id="rId102">
-        <w:r>
-          <w:rPr>
-            <w:lang w:val="zh_TW" w:bidi="zh_TW"/>
-          </w:rPr>
-          <w:rPr>
-            <w:color w:val="0000EE"/>
-            <w:u w:val="single"/>
-          </w:rPr>
-          <w:t>35:11</w:t>
-        </w:r>
-      </w:hyperlink>
+      <w:r>
+        <w:rPr>
+          <w:lang w:val="zh_TW" w:bidi="zh_TW"/>
+        </w:rPr>
+        <w:t>35:11</w:t>
+      </w:r>
       <w:r>
         <w:rPr>
           <w:lang w:val="zh_TW" w:bidi="zh_TW"/>
         </w:rPr>
         <w:t>；</w:t>
       </w:r>
-      <w:hyperlink r:id="rId103">
-        <w:r>
-          <w:rPr>
-            <w:lang w:val="zh_TW" w:bidi="zh_TW"/>
-          </w:rPr>
-          <w:rPr>
-            <w:color w:val="0000EE"/>
-            <w:u w:val="single"/>
-          </w:rPr>
-          <w:t>番1:3</w:t>
-        </w:r>
-      </w:hyperlink>
+      <w:r>
+        <w:rPr>
+          <w:lang w:val="zh_TW" w:bidi="zh_TW"/>
+        </w:rPr>
+        <w:t>番1:3</w:t>
+      </w:r>
       <w:r>
         <w:rPr>
           <w:lang w:val="zh_TW" w:bidi="zh_TW"/>
@@ -2623,144 +2029,96 @@
         </w:rPr>
         <w:t>家畜或被馴服的動物（例：</w:t>
       </w:r>
-      <w:hyperlink r:id="rId104">
-        <w:r>
-          <w:rPr>
-            <w:lang w:val="zh_TW" w:bidi="zh_TW"/>
-          </w:rPr>
-          <w:rPr>
-            <w:color w:val="0000EE"/>
-            <w:u w:val="single"/>
-          </w:rPr>
-          <w:t>出19:13</w:t>
-        </w:r>
-      </w:hyperlink>
+      <w:r>
+        <w:rPr>
+          <w:lang w:val="zh_TW" w:bidi="zh_TW"/>
+        </w:rPr>
+        <w:t>出19:13</w:t>
+      </w:r>
       <w:r>
         <w:rPr>
           <w:lang w:val="zh_TW" w:bidi="zh_TW"/>
         </w:rPr>
         <w:t>，</w:t>
       </w:r>
-      <w:hyperlink r:id="rId105">
-        <w:r>
-          <w:rPr>
-            <w:lang w:val="zh_TW" w:bidi="zh_TW"/>
-          </w:rPr>
-          <w:rPr>
-            <w:color w:val="0000EE"/>
-            <w:u w:val="single"/>
-          </w:rPr>
-          <w:t>22:10</w:t>
-        </w:r>
-      </w:hyperlink>
+      <w:r>
+        <w:rPr>
+          <w:lang w:val="zh_TW" w:bidi="zh_TW"/>
+        </w:rPr>
+        <w:t>22:10</w:t>
+      </w:r>
       <w:r>
         <w:rPr>
           <w:lang w:val="zh_TW" w:bidi="zh_TW"/>
         </w:rPr>
         <w:t>；</w:t>
       </w:r>
-      <w:hyperlink r:id="rId106">
-        <w:r>
-          <w:rPr>
-            <w:lang w:val="zh_TW" w:bidi="zh_TW"/>
-          </w:rPr>
-          <w:rPr>
-            <w:color w:val="0000EE"/>
-            <w:u w:val="single"/>
-          </w:rPr>
-          <w:t>民3:13</w:t>
-        </w:r>
-      </w:hyperlink>
+      <w:r>
+        <w:rPr>
+          <w:lang w:val="zh_TW" w:bidi="zh_TW"/>
+        </w:rPr>
+        <w:t>民3:13</w:t>
+      </w:r>
       <w:r>
         <w:rPr>
           <w:lang w:val="zh_TW" w:bidi="zh_TW"/>
         </w:rPr>
         <w:t>，</w:t>
       </w:r>
-      <w:hyperlink r:id="rId107">
-        <w:r>
-          <w:rPr>
-            <w:lang w:val="zh_TW" w:bidi="zh_TW"/>
-          </w:rPr>
-          <w:rPr>
-            <w:color w:val="0000EE"/>
-            <w:u w:val="single"/>
-          </w:rPr>
-          <w:t>31:47</w:t>
-        </w:r>
-      </w:hyperlink>
+      <w:r>
+        <w:rPr>
+          <w:lang w:val="zh_TW" w:bidi="zh_TW"/>
+        </w:rPr>
+        <w:t>31:47</w:t>
+      </w:r>
       <w:r>
         <w:rPr>
           <w:lang w:val="zh_TW" w:bidi="zh_TW"/>
         </w:rPr>
         <w:t>；</w:t>
       </w:r>
-      <w:hyperlink r:id="rId108">
-        <w:r>
-          <w:rPr>
-            <w:lang w:val="zh_TW" w:bidi="zh_TW"/>
-          </w:rPr>
-          <w:rPr>
-            <w:color w:val="0000EE"/>
-            <w:u w:val="single"/>
-          </w:rPr>
-          <w:t>士20:48</w:t>
-        </w:r>
-      </w:hyperlink>
+      <w:r>
+        <w:rPr>
+          <w:lang w:val="zh_TW" w:bidi="zh_TW"/>
+        </w:rPr>
+        <w:t>士20:48</w:t>
+      </w:r>
       <w:r>
         <w:rPr>
           <w:lang w:val="zh_TW" w:bidi="zh_TW"/>
         </w:rPr>
         <w:t>；</w:t>
       </w:r>
-      <w:hyperlink r:id="rId109">
-        <w:r>
-          <w:rPr>
-            <w:lang w:val="zh_TW" w:bidi="zh_TW"/>
-          </w:rPr>
-          <w:rPr>
-            <w:color w:val="0000EE"/>
-            <w:u w:val="single"/>
-          </w:rPr>
-          <w:t>箴12:10</w:t>
-        </w:r>
-      </w:hyperlink>
+      <w:r>
+        <w:rPr>
+          <w:lang w:val="zh_TW" w:bidi="zh_TW"/>
+        </w:rPr>
+        <w:t>箴12:10</w:t>
+      </w:r>
       <w:r>
         <w:rPr>
           <w:lang w:val="zh_TW" w:bidi="zh_TW"/>
         </w:rPr>
         <w:t>；</w:t>
       </w:r>
-      <w:hyperlink r:id="rId110">
-        <w:r>
-          <w:rPr>
-            <w:lang w:val="zh_TW" w:bidi="zh_TW"/>
-          </w:rPr>
-          <w:rPr>
-            <w:color w:val="0000EE"/>
-            <w:u w:val="single"/>
-          </w:rPr>
-          <w:t>耶21:6</w:t>
-        </w:r>
-      </w:hyperlink>
+      <w:r>
+        <w:rPr>
+          <w:lang w:val="zh_TW" w:bidi="zh_TW"/>
+        </w:rPr>
+        <w:t>耶21:6</w:t>
+      </w:r>
       <w:r>
         <w:rPr>
           <w:lang w:val="zh_TW" w:bidi="zh_TW"/>
         </w:rPr>
         <w:t>；</w:t>
       </w:r>
-      <w:hyperlink r:id="rId111">
-        <w:r>
-          <w:rPr>
-            <w:lang w:val="zh_TW" w:bidi="zh_TW"/>
-          </w:rPr>
-          <w:rPr>
-            <w:color w:val="0000EE"/>
-            <w:u w:val="single"/>
-          </w:rPr>
-          <w:t>亞8:10</w:t>
-        </w:r>
-      </w:hyperlink>
+      <w:r>
+        <w:rPr>
+          <w:lang w:val="zh_TW" w:bidi="zh_TW"/>
+        </w:rPr>
+        <w:t>亞8:10</w:t>
+      </w:r>
       <w:r>
         <w:rPr>
           <w:lang w:val="zh_TW" w:bidi="zh_TW"/>
@@ -2785,90 +2143,60 @@
         </w:rPr>
         <w:t>野生或肉食性動物（例：</w:t>
       </w:r>
-      <w:hyperlink r:id="rId112">
-        <w:r>
-          <w:rPr>
-            <w:lang w:val="zh_TW" w:bidi="zh_TW"/>
-          </w:rPr>
-          <w:rPr>
-            <w:color w:val="0000EE"/>
-            <w:u w:val="single"/>
-          </w:rPr>
-          <w:t>創37:20</w:t>
-        </w:r>
-      </w:hyperlink>
+      <w:r>
+        <w:rPr>
+          <w:lang w:val="zh_TW" w:bidi="zh_TW"/>
+        </w:rPr>
+        <w:t>創37:20</w:t>
+      </w:r>
       <w:r>
         <w:rPr>
           <w:lang w:val="zh_TW" w:bidi="zh_TW"/>
         </w:rPr>
         <w:t>；</w:t>
       </w:r>
-      <w:hyperlink r:id="rId113">
-        <w:r>
-          <w:rPr>
-            <w:lang w:val="zh_TW" w:bidi="zh_TW"/>
-          </w:rPr>
-          <w:rPr>
-            <w:color w:val="0000EE"/>
-            <w:u w:val="single"/>
-          </w:rPr>
-          <w:t>出23:11</w:t>
-        </w:r>
-      </w:hyperlink>
+      <w:r>
+        <w:rPr>
+          <w:lang w:val="zh_TW" w:bidi="zh_TW"/>
+        </w:rPr>
+        <w:t>出23:11</w:t>
+      </w:r>
       <w:r>
         <w:rPr>
           <w:lang w:val="zh_TW" w:bidi="zh_TW"/>
         </w:rPr>
         <w:t>；</w:t>
       </w:r>
-      <w:hyperlink r:id="rId114">
-        <w:r>
-          <w:rPr>
-            <w:lang w:val="zh_TW" w:bidi="zh_TW"/>
-          </w:rPr>
-          <w:rPr>
-            <w:color w:val="0000EE"/>
-            <w:u w:val="single"/>
-          </w:rPr>
-          <w:t>申28:26</w:t>
-        </w:r>
-      </w:hyperlink>
+      <w:r>
+        <w:rPr>
+          <w:lang w:val="zh_TW" w:bidi="zh_TW"/>
+        </w:rPr>
+        <w:t>申28:26</w:t>
+      </w:r>
       <w:r>
         <w:rPr>
           <w:lang w:val="zh_TW" w:bidi="zh_TW"/>
         </w:rPr>
         <w:t>；</w:t>
       </w:r>
-      <w:hyperlink r:id="rId115">
-        <w:r>
-          <w:rPr>
-            <w:lang w:val="zh_TW" w:bidi="zh_TW"/>
-          </w:rPr>
-          <w:rPr>
-            <w:color w:val="0000EE"/>
-            <w:u w:val="single"/>
-          </w:rPr>
-          <w:t>撒上17:44</w:t>
-        </w:r>
-      </w:hyperlink>
+      <w:r>
+        <w:rPr>
+          <w:lang w:val="zh_TW" w:bidi="zh_TW"/>
+        </w:rPr>
+        <w:t>撒上17:44</w:t>
+      </w:r>
       <w:r>
         <w:rPr>
           <w:lang w:val="zh_TW" w:bidi="zh_TW"/>
         </w:rPr>
         <w:t>；</w:t>
       </w:r>
-      <w:hyperlink r:id="rId116">
-        <w:r>
-          <w:rPr>
-            <w:lang w:val="zh_TW" w:bidi="zh_TW"/>
-          </w:rPr>
-          <w:rPr>
-            <w:color w:val="0000EE"/>
-            <w:u w:val="single"/>
-          </w:rPr>
-          <w:t>結14:15</w:t>
-        </w:r>
-      </w:hyperlink>
+      <w:r>
+        <w:rPr>
+          <w:lang w:val="zh_TW" w:bidi="zh_TW"/>
+        </w:rPr>
+        <w:t>結14:15</w:t>
+      </w:r>
       <w:r>
         <w:rPr>
           <w:lang w:val="zh_TW" w:bidi="zh_TW"/>
@@ -2893,72 +2221,48 @@
         </w:rPr>
         <w:t>當「獸」以比喻的情況出現時，主要出現在但以理書和啟示錄。在但以理書（特別是</w:t>
       </w:r>
-      <w:hyperlink r:id="rId117">
-        <w:r>
-          <w:rPr>
-            <w:lang w:val="zh_TW" w:bidi="zh_TW"/>
-          </w:rPr>
-          <w:rPr>
-            <w:color w:val="0000EE"/>
-            <w:u w:val="single"/>
-          </w:rPr>
-          <w:t>第7章</w:t>
-        </w:r>
-      </w:hyperlink>
+      <w:r>
+        <w:rPr>
+          <w:lang w:val="zh_TW" w:bidi="zh_TW"/>
+        </w:rPr>
+        <w:t>第7章</w:t>
+      </w:r>
       <w:r>
         <w:rPr>
           <w:lang w:val="zh_TW" w:bidi="zh_TW"/>
         </w:rPr>
         <w:t>），「獸」象徵一位迫害並壓迫神子民的世界君王。在啟示錄中，使徒約翰將這個概念延伸，用來描述歷史終末時期對神子民的最終逼迫。約翰所說的「獸」，與他在較早期的書信中提到的「敵基督」（</w:t>
       </w:r>
-      <w:hyperlink r:id="rId118">
-        <w:r>
-          <w:rPr>
-            <w:lang w:val="zh_TW" w:bidi="zh_TW"/>
-          </w:rPr>
-          <w:rPr>
-            <w:color w:val="0000EE"/>
-            <w:u w:val="single"/>
-          </w:rPr>
-          <w:t>約一2:18、22</w:t>
-        </w:r>
-      </w:hyperlink>
+      <w:r>
+        <w:rPr>
+          <w:lang w:val="zh_TW" w:bidi="zh_TW"/>
+        </w:rPr>
+        <w:t>約一2:18、22</w:t>
+      </w:r>
       <w:r>
         <w:rPr>
           <w:lang w:val="zh_TW" w:bidi="zh_TW"/>
         </w:rPr>
         <w:t>；</w:t>
       </w:r>
-      <w:hyperlink r:id="rId119">
-        <w:r>
-          <w:rPr>
-            <w:lang w:val="zh_TW" w:bidi="zh_TW"/>
-          </w:rPr>
-          <w:rPr>
-            <w:color w:val="0000EE"/>
-            <w:u w:val="single"/>
-          </w:rPr>
-          <w:t>4:3</w:t>
-        </w:r>
-      </w:hyperlink>
+      <w:r>
+        <w:rPr>
+          <w:lang w:val="zh_TW" w:bidi="zh_TW"/>
+        </w:rPr>
+        <w:t>4:3</w:t>
+      </w:r>
       <w:r>
         <w:rPr>
           <w:lang w:val="zh_TW" w:bidi="zh_TW"/>
         </w:rPr>
         <w:t>；</w:t>
       </w:r>
-      <w:hyperlink r:id="rId120">
-        <w:r>
-          <w:rPr>
-            <w:lang w:val="zh_TW" w:bidi="zh_TW"/>
-          </w:rPr>
-          <w:rPr>
-            <w:color w:val="0000EE"/>
-            <w:u w:val="single"/>
-          </w:rPr>
-          <w:t>約二1:7</w:t>
-        </w:r>
-      </w:hyperlink>
+      <w:r>
+        <w:rPr>
+          <w:lang w:val="zh_TW" w:bidi="zh_TW"/>
+        </w:rPr>
+        <w:t>約二1:7</w:t>
+      </w:r>
       <w:r>
         <w:rPr>
           <w:lang w:val="zh_TW" w:bidi="zh_TW"/>
@@ -2977,18 +2281,12 @@
         </w:rPr>
         <w:t>」（</w:t>
       </w:r>
-      <w:hyperlink r:id="rId121">
-        <w:r>
-          <w:rPr>
-            <w:lang w:val="zh_TW" w:bidi="zh_TW"/>
-          </w:rPr>
-          <w:rPr>
-            <w:color w:val="0000EE"/>
-            <w:u w:val="single"/>
-          </w:rPr>
-          <w:t>帖後2:3</w:t>
-        </w:r>
-      </w:hyperlink>
+      <w:r>
+        <w:rPr>
+          <w:lang w:val="zh_TW" w:bidi="zh_TW"/>
+        </w:rPr>
+        <w:t>帖後2:3</w:t>
+      </w:r>
       <w:r>
         <w:rPr>
           <w:lang w:val="zh_TW" w:bidi="zh_TW"/>
